--- a/报告/实验报告.docx
+++ b/报告/实验报告.docx
@@ -1,6 +1,6 @@
 
 <file path=word/document.xml><?xml version="1.0" encoding="utf-8"?>
-<w:document xmlns:wpc="http://schemas.microsoft.com/office/word/2010/wordprocessingCanvas" xmlns:cx="http://schemas.microsoft.com/office/drawing/2014/chartex" xmlns:cx1="http://schemas.microsoft.com/office/drawing/2015/9/8/chartex" xmlns:cx2="http://schemas.microsoft.com/office/drawing/2015/10/21/chartex" xmlns:cx3="http://schemas.microsoft.com/office/drawing/2016/5/9/chartex" xmlns:cx4="http://schemas.microsoft.com/office/drawing/2016/5/10/chartex" xmlns:cx5="http://schemas.microsoft.com/office/drawing/2016/5/11/chartex" xmlns:cx6="http://schemas.microsoft.com/office/drawing/2016/5/12/chartex" xmlns:cx7="http://schemas.microsoft.com/office/drawing/2016/5/13/chartex" xmlns:cx8="http://schemas.microsoft.com/office/drawing/2016/5/14/chartex" xmlns:mc="http://schemas.openxmlformats.org/markup-compatibility/2006" xmlns:aink="http://schemas.microsoft.com/office/drawing/2016/ink" xmlns:am3d="http://schemas.microsoft.com/office/drawing/2017/model3d" xmlns:o="urn:schemas-microsoft-com:office:office" xmlns:r="http://schemas.openxmlformats.org/officeDocument/2006/relationships" xmlns:m="http://schemas.openxmlformats.org/officeDocument/2006/math" xmlns:v="urn:schemas-microsoft-com:vml" xmlns:wp14="http://schemas.microsoft.com/office/word/2010/wordprocessingDrawing" xmlns:wp="http://schemas.openxmlformats.org/drawingml/2006/wordprocessingDrawing" xmlns:w10="urn:schemas-microsoft-com:office:word" xmlns:w="http://schemas.openxmlformats.org/wordprocessingml/2006/main" xmlns:w14="http://schemas.microsoft.com/office/word/2010/wordml" xmlns:w15="http://schemas.microsoft.com/office/word/2012/wordml" xmlns:w16cex="http://schemas.microsoft.com/office/word/2018/wordml/cex" xmlns:w16cid="http://schemas.microsoft.com/office/word/2016/wordml/cid" xmlns:w16="http://schemas.microsoft.com/office/word/2018/wordml" xmlns:w16sdtdh="http://schemas.microsoft.com/office/word/2020/wordml/sdtdatahash" xmlns:w16se="http://schemas.microsoft.com/office/word/2015/wordml/symex" xmlns:wpg="http://schemas.microsoft.com/office/word/2010/wordprocessingGroup" xmlns:wpi="http://schemas.microsoft.com/office/word/2010/wordprocessingInk" xmlns:wne="http://schemas.microsoft.com/office/word/2006/wordml" xmlns:wps="http://schemas.microsoft.com/office/word/2010/wordprocessingShape" mc:Ignorable="w14 w15 w16se w16cid w16 w16cex w16sdtdh wp14">
+<w:document xmlns:wpc="http://schemas.microsoft.com/office/word/2010/wordprocessingCanvas" xmlns:cx="http://schemas.microsoft.com/office/drawing/2014/chartex" xmlns:cx1="http://schemas.microsoft.com/office/drawing/2015/9/8/chartex" xmlns:cx2="http://schemas.microsoft.com/office/drawing/2015/10/21/chartex" xmlns:cx3="http://schemas.microsoft.com/office/drawing/2016/5/9/chartex" xmlns:cx4="http://schemas.microsoft.com/office/drawing/2016/5/10/chartex" xmlns:cx5="http://schemas.microsoft.com/office/drawing/2016/5/11/chartex" xmlns:cx6="http://schemas.microsoft.com/office/drawing/2016/5/12/chartex" xmlns:cx7="http://schemas.microsoft.com/office/drawing/2016/5/13/chartex" xmlns:cx8="http://schemas.microsoft.com/office/drawing/2016/5/14/chartex" xmlns:mc="http://schemas.openxmlformats.org/markup-compatibility/2006" xmlns:aink="http://schemas.microsoft.com/office/drawing/2016/ink" xmlns:am3d="http://schemas.microsoft.com/office/drawing/2017/model3d" xmlns:o="urn:schemas-microsoft-com:office:office" xmlns:oel="http://schemas.microsoft.com/office/2019/extlst" xmlns:r="http://schemas.openxmlformats.org/officeDocument/2006/relationships" xmlns:m="http://schemas.openxmlformats.org/officeDocument/2006/math" xmlns:v="urn:schemas-microsoft-com:vml" xmlns:wp14="http://schemas.microsoft.com/office/word/2010/wordprocessingDrawing" xmlns:wp="http://schemas.openxmlformats.org/drawingml/2006/wordprocessingDrawing" xmlns:w10="urn:schemas-microsoft-com:office:word" xmlns:w="http://schemas.openxmlformats.org/wordprocessingml/2006/main" xmlns:w14="http://schemas.microsoft.com/office/word/2010/wordml" xmlns:w15="http://schemas.microsoft.com/office/word/2012/wordml" xmlns:w16cex="http://schemas.microsoft.com/office/word/2018/wordml/cex" xmlns:w16cid="http://schemas.microsoft.com/office/word/2016/wordml/cid" xmlns:w16="http://schemas.microsoft.com/office/word/2018/wordml" xmlns:w16du="http://schemas.microsoft.com/office/word/2023/wordml/word16du" xmlns:w16sdtdh="http://schemas.microsoft.com/office/word/2020/wordml/sdtdatahash" xmlns:w16sdtfl="http://schemas.microsoft.com/office/word/2024/wordml/sdtformatlock" xmlns:w16se="http://schemas.microsoft.com/office/word/2015/wordml/symex" xmlns:wpg="http://schemas.microsoft.com/office/word/2010/wordprocessingGroup" xmlns:wpi="http://schemas.microsoft.com/office/word/2010/wordprocessingInk" xmlns:wne="http://schemas.microsoft.com/office/word/2006/wordml" xmlns:wps="http://schemas.microsoft.com/office/word/2010/wordprocessingShape" mc:Ignorable="w14 w15 w16se w16cid w16 w16cex w16sdtdh w16sdtfl w16du wp14">
   <w:body>
     <w:p>
       <w:pPr>
@@ -1134,57 +1134,58 @@
         </w:rPr>
         <w:t>评价</w:t>
       </w:r>
-    </w:p>
-    <w:p>
-      <w:pPr>
-        <w:ind w:firstLine="420"/>
-        <w:rPr>
-          <w:rFonts w:ascii="Times New Roman" w:hAnsi="Times New Roman"/>
+      <w:r>
+        <w:rPr>
+          <w:rFonts w:ascii="Times New Roman" w:hAnsi="Times New Roman" w:hint="eastAsia"/>
           <w:sz w:val="24"/>
           <w:szCs w:val="24"/>
         </w:rPr>
-      </w:pPr>
-      <w:r>
-        <w:rPr>
-          <w:rFonts w:ascii="Times New Roman" w:hAnsi="Times New Roman"/>
+        <w:t>；</w:t>
+      </w:r>
+    </w:p>
+    <w:p>
+      <w:pPr>
+        <w:ind w:firstLine="420"/>
+        <w:rPr>
+          <w:rFonts w:ascii="Times New Roman" w:hAnsi="Times New Roman" w:hint="eastAsia"/>
           <w:sz w:val="24"/>
           <w:szCs w:val="24"/>
         </w:rPr>
-        <w:t>着法预排序：</w:t>
-      </w:r>
-    </w:p>
-    <w:p>
-      <w:pPr>
-        <w:ind w:firstLine="420"/>
+      </w:pPr>
+      <w:r>
         <w:rPr>
           <w:rFonts w:ascii="Times New Roman" w:hAnsi="Times New Roman"/>
           <w:sz w:val="24"/>
           <w:szCs w:val="24"/>
         </w:rPr>
-      </w:pPr>
-      <w:r>
-        <w:rPr>
-          <w:rFonts w:ascii="Times New Roman" w:hAnsi="Times New Roman"/>
+        <w:t>着法预排序</w:t>
+      </w:r>
+      <w:r>
+        <w:rPr>
+          <w:rFonts w:ascii="Times New Roman" w:hAnsi="Times New Roman" w:hint="eastAsia"/>
           <w:sz w:val="24"/>
           <w:szCs w:val="24"/>
         </w:rPr>
-        <w:t>Quiescence Search(</w:t>
-      </w:r>
-      <w:r>
+        <w:t>；</w:t>
+      </w:r>
+    </w:p>
+    <w:p>
+      <w:pPr>
+        <w:ind w:firstLine="420"/>
         <w:rPr>
           <w:rFonts w:ascii="Times New Roman" w:hAnsi="Times New Roman"/>
           <w:sz w:val="24"/>
           <w:szCs w:val="24"/>
         </w:rPr>
-        <w:t>静态搜素</w:t>
-      </w:r>
+      </w:pPr>
       <w:r>
         <w:rPr>
           <w:rFonts w:ascii="Times New Roman" w:hAnsi="Times New Roman"/>
           <w:sz w:val="24"/>
           <w:szCs w:val="24"/>
         </w:rPr>
-        <w:t>)</w:t>
+        <w:lastRenderedPageBreak/>
+        <w:t>Quiescence Search(</w:t>
       </w:r>
       <w:r>
         <w:rPr>
@@ -1192,61 +1193,57 @@
           <w:sz w:val="24"/>
           <w:szCs w:val="24"/>
         </w:rPr>
-        <w:t>算法</w:t>
-      </w:r>
-    </w:p>
-    <w:p>
-      <w:pPr>
-        <w:ind w:firstLine="420"/>
+        <w:t>静态搜素</w:t>
+      </w:r>
+      <w:r>
         <w:rPr>
           <w:rFonts w:ascii="Times New Roman" w:hAnsi="Times New Roman"/>
           <w:sz w:val="24"/>
           <w:szCs w:val="24"/>
         </w:rPr>
-      </w:pPr>
+        <w:t>)</w:t>
+      </w:r>
       <w:r>
         <w:rPr>
           <w:rFonts w:ascii="Times New Roman" w:hAnsi="Times New Roman"/>
           <w:sz w:val="24"/>
           <w:szCs w:val="24"/>
         </w:rPr>
-        <w:t>搜素时间控制与状态保护</w:t>
-      </w:r>
-    </w:p>
-    <w:p>
-      <w:pPr>
-        <w:ind w:firstLine="420"/>
-        <w:rPr>
-          <w:rFonts w:ascii="Times New Roman" w:hAnsi="Times New Roman"/>
+        <w:t>算法</w:t>
+      </w:r>
+      <w:r>
+        <w:rPr>
+          <w:rFonts w:ascii="Times New Roman" w:hAnsi="Times New Roman" w:hint="eastAsia"/>
           <w:sz w:val="24"/>
           <w:szCs w:val="24"/>
         </w:rPr>
-      </w:pPr>
-      <w:r>
+        <w:t>；</w:t>
+      </w:r>
+    </w:p>
+    <w:p>
+      <w:pPr>
+        <w:ind w:firstLine="420"/>
         <w:rPr>
           <w:rFonts w:ascii="Times New Roman" w:hAnsi="Times New Roman"/>
           <w:sz w:val="24"/>
           <w:szCs w:val="24"/>
         </w:rPr>
-        <w:t>延迟选择排序</w:t>
-      </w:r>
-    </w:p>
-    <w:p>
-      <w:pPr>
-        <w:ind w:firstLine="420"/>
+      </w:pPr>
+      <w:r>
         <w:rPr>
           <w:rFonts w:ascii="Times New Roman" w:hAnsi="Times New Roman"/>
           <w:sz w:val="24"/>
           <w:szCs w:val="24"/>
         </w:rPr>
-      </w:pPr>
-      <w:r>
-        <w:rPr>
-          <w:rFonts w:ascii="Times New Roman" w:hAnsi="Times New Roman"/>
+        <w:t>搜素时间控制与状态保护</w:t>
+      </w:r>
+      <w:r>
+        <w:rPr>
+          <w:rFonts w:ascii="Times New Roman" w:hAnsi="Times New Roman" w:hint="eastAsia"/>
           <w:sz w:val="24"/>
           <w:szCs w:val="24"/>
         </w:rPr>
-        <w:t>不良吃子剪枝</w:t>
+        <w:t>；</w:t>
       </w:r>
     </w:p>
     <w:p>
@@ -1264,15 +1261,67 @@
           <w:sz w:val="24"/>
           <w:szCs w:val="24"/>
         </w:rPr>
-        <w:t>将军状态的特殊</w:t>
-      </w:r>
-      <w:r>
-        <w:rPr>
-          <w:rFonts w:ascii="Times New Roman" w:hAnsi="Times New Roman"/>
+        <w:t>延迟选择排序</w:t>
+      </w:r>
+      <w:r>
+        <w:rPr>
+          <w:rFonts w:ascii="Times New Roman" w:hAnsi="Times New Roman" w:hint="eastAsia"/>
           <w:sz w:val="24"/>
           <w:szCs w:val="24"/>
         </w:rPr>
-        <w:t>处理</w:t>
+        <w:t>；</w:t>
+      </w:r>
+    </w:p>
+    <w:p>
+      <w:pPr>
+        <w:ind w:firstLine="420"/>
+        <w:rPr>
+          <w:rFonts w:ascii="Times New Roman" w:hAnsi="Times New Roman"/>
+          <w:sz w:val="24"/>
+          <w:szCs w:val="24"/>
+        </w:rPr>
+      </w:pPr>
+      <w:r>
+        <w:rPr>
+          <w:rFonts w:ascii="Times New Roman" w:hAnsi="Times New Roman"/>
+          <w:sz w:val="24"/>
+          <w:szCs w:val="24"/>
+        </w:rPr>
+        <w:t>不良吃子剪枝</w:t>
+      </w:r>
+      <w:r>
+        <w:rPr>
+          <w:rFonts w:ascii="Times New Roman" w:hAnsi="Times New Roman" w:hint="eastAsia"/>
+          <w:sz w:val="24"/>
+          <w:szCs w:val="24"/>
+        </w:rPr>
+        <w:t>；</w:t>
+      </w:r>
+    </w:p>
+    <w:p>
+      <w:pPr>
+        <w:ind w:firstLine="420"/>
+        <w:rPr>
+          <w:rFonts w:ascii="Times New Roman" w:hAnsi="Times New Roman"/>
+          <w:sz w:val="24"/>
+          <w:szCs w:val="24"/>
+        </w:rPr>
+      </w:pPr>
+      <w:r>
+        <w:rPr>
+          <w:rFonts w:ascii="Times New Roman" w:hAnsi="Times New Roman"/>
+          <w:sz w:val="24"/>
+          <w:szCs w:val="24"/>
+        </w:rPr>
+        <w:t>将军状态的特殊处理</w:t>
+      </w:r>
+      <w:r>
+        <w:rPr>
+          <w:rFonts w:ascii="Times New Roman" w:hAnsi="Times New Roman" w:hint="eastAsia"/>
+          <w:sz w:val="24"/>
+          <w:szCs w:val="24"/>
+        </w:rPr>
+        <w:t>；</w:t>
       </w:r>
     </w:p>
     <w:p>
@@ -1537,7 +1586,16 @@
           <w:sz w:val="28"/>
           <w:szCs w:val="28"/>
         </w:rPr>
-        <w:t>有限的时间内尽可能向更深层搜索，同时通过排序、缓存和剪枝减少无效分支，使程序更快找到较优着法。</w:t>
+        <w:t>有限的时间内尽可能向更深层搜索，同时通过排序、缓存和</w:t>
+      </w:r>
+      <w:r>
+        <w:rPr>
+          <w:rFonts w:ascii="Times New Roman" w:hAnsi="Times New Roman"/>
+          <w:sz w:val="28"/>
+          <w:szCs w:val="28"/>
+        </w:rPr>
+        <w:lastRenderedPageBreak/>
+        <w:t>剪枝减少无效分支，使程序更快找到较优着法。</w:t>
       </w:r>
     </w:p>
     <w:p>
@@ -1949,6 +2007,7 @@
           <w:sz w:val="28"/>
           <w:szCs w:val="28"/>
         </w:rPr>
+        <w:lastRenderedPageBreak/>
         <w:t>0</w:t>
       </w:r>
       <w:r>
@@ -2637,7 +2696,16 @@
           <w:sz w:val="28"/>
           <w:szCs w:val="28"/>
         </w:rPr>
-        <w:t>裁剪和空步裁剪的执行。</w:t>
+        <w:t>裁剪和空步</w:t>
+      </w:r>
+      <w:r>
+        <w:rPr>
+          <w:rFonts w:ascii="Times New Roman" w:hAnsi="Times New Roman"/>
+          <w:sz w:val="28"/>
+          <w:szCs w:val="28"/>
+        </w:rPr>
+        <w:lastRenderedPageBreak/>
+        <w:t>裁剪的执行。</w:t>
       </w:r>
     </w:p>
     <w:p>
@@ -3943,7 +4011,15 @@
           <w:sz w:val="28"/>
           <w:szCs w:val="28"/>
         </w:rPr>
-        <w:t xml:space="preserve"> isMoveValidWithForbidden </w:t>
+        <w:t xml:space="preserve"> </w:t>
+      </w:r>
+      <w:r>
+        <w:rPr>
+          <w:sz w:val="28"/>
+          <w:szCs w:val="28"/>
+        </w:rPr>
+        <w:lastRenderedPageBreak/>
+        <w:t xml:space="preserve">isMoveValidWithForbidden </w:t>
       </w:r>
       <w:r>
         <w:rPr>
@@ -5296,6 +5372,7 @@
           <w:sz w:val="28"/>
           <w:szCs w:val="28"/>
         </w:rPr>
+        <w:lastRenderedPageBreak/>
         <w:t xml:space="preserve"> </w:t>
       </w:r>
     </w:p>
@@ -5891,7 +5968,16 @@
           <w:sz w:val="28"/>
           <w:szCs w:val="28"/>
         </w:rPr>
-        <w:t>。这确保了在解将时，吃掉对方将军的子的优先级远远高于单纯</w:t>
+        <w:t>。</w:t>
+      </w:r>
+      <w:r>
+        <w:rPr>
+          <w:rFonts w:ascii="Times New Roman" w:hAnsi="Times New Roman"/>
+          <w:sz w:val="28"/>
+          <w:szCs w:val="28"/>
+        </w:rPr>
+        <w:lastRenderedPageBreak/>
+        <w:t>这确保了在解将时，吃掉对方将军的子的优先级远远高于单纯</w:t>
       </w:r>
       <w:r>
         <w:rPr>
@@ -6777,7 +6863,16 @@
           <w:sz w:val="28"/>
           <w:szCs w:val="28"/>
         </w:rPr>
-        <w:t>，说明当前局面对己方优势足够大，即使让一手也不会跌出</w:t>
+        <w:t>，说明当前局面对己方优势</w:t>
+      </w:r>
+      <w:r>
+        <w:rPr>
+          <w:rFonts w:ascii="Times New Roman" w:hAnsi="Times New Roman"/>
+          <w:sz w:val="28"/>
+          <w:szCs w:val="28"/>
+        </w:rPr>
+        <w:lastRenderedPageBreak/>
+        <w:t>足够大，即使让一手也不会跌出</w:t>
       </w:r>
       <w:r>
         <w:rPr>
@@ -7283,7 +7378,16 @@
           <w:sz w:val="28"/>
           <w:szCs w:val="28"/>
         </w:rPr>
-        <w:t>，说明该着法可能被低估，再恢复完整深度并使用全窗口重新搜索。</w:t>
+        <w:t>，说明该着法可能被</w:t>
+      </w:r>
+      <w:r>
+        <w:rPr>
+          <w:rFonts w:ascii="Times New Roman" w:hAnsi="Times New Roman"/>
+          <w:sz w:val="28"/>
+          <w:szCs w:val="28"/>
+        </w:rPr>
+        <w:lastRenderedPageBreak/>
+        <w:t>低估，再恢复完整深度并使用全窗口重新搜索。</w:t>
       </w:r>
       <w:r>
         <w:rPr>
@@ -8321,6 +8425,7 @@
           <w:sz w:val="28"/>
           <w:szCs w:val="28"/>
         </w:rPr>
+        <w:lastRenderedPageBreak/>
         <w:drawing>
           <wp:anchor distT="0" distB="0" distL="114300" distR="114300" simplePos="0" relativeHeight="251660288" behindDoc="1" locked="0" layoutInCell="1" allowOverlap="1" wp14:anchorId="618E5C20" wp14:editId="2D7122A0">
             <wp:simplePos x="0" y="0"/>
@@ -8870,6 +8975,7 @@
           <w:sz w:val="28"/>
           <w:szCs w:val="28"/>
         </w:rPr>
+        <w:lastRenderedPageBreak/>
         <w:drawing>
           <wp:anchor distT="0" distB="0" distL="114300" distR="114300" simplePos="0" relativeHeight="251663360" behindDoc="1" locked="0" layoutInCell="1" allowOverlap="1" wp14:anchorId="513B3DB1" wp14:editId="68BA99FF">
             <wp:simplePos x="0" y="0"/>
@@ -9668,6 +9774,7 @@
           <w:sz w:val="28"/>
           <w:szCs w:val="28"/>
         </w:rPr>
+        <w:lastRenderedPageBreak/>
         <w:t>总空间复杂度约</w:t>
       </w:r>
       <w:r>
@@ -10132,11 +10239,11 @@
       </w:r>
       <w:r>
         <w:rPr>
-          <w:rFonts w:ascii="Times New Roman" w:hAnsi="Times New Roman"/>
+          <w:rFonts w:ascii="Times New Roman" w:hAnsi="Times New Roman" w:hint="eastAsia"/>
           <w:sz w:val="28"/>
           <w:rPrChange w:id="36" w:author="阳 万" w:date="2026-05-03T12:15:00Z">
             <w:rPr>
-              <w:rFonts w:ascii="Times New Roman" w:hAnsi="Times New Roman"/>
+              <w:rFonts w:ascii="Times New Roman" w:hAnsi="Times New Roman" w:hint="eastAsia"/>
               <w:color w:val="0000FF"/>
             </w:rPr>
           </w:rPrChange>
@@ -10194,11 +10301,11 @@
       </w:pPr>
       <w:r>
         <w:rPr>
-          <w:rFonts w:ascii="Times New Roman" w:hAnsi="Times New Roman"/>
+          <w:rFonts w:ascii="Times New Roman" w:hAnsi="Times New Roman" w:hint="eastAsia"/>
           <w:sz w:val="28"/>
           <w:rPrChange w:id="38" w:author="阳 万" w:date="2026-05-03T12:15:00Z">
             <w:rPr>
-              <w:rFonts w:ascii="Times New Roman" w:hAnsi="Times New Roman"/>
+              <w:rFonts w:ascii="Times New Roman" w:hAnsi="Times New Roman" w:hint="eastAsia"/>
               <w:color w:val="0000FF"/>
             </w:rPr>
           </w:rPrChange>
@@ -10316,11 +10423,11 @@
       </w:r>
       <w:r>
         <w:rPr>
-          <w:rFonts w:ascii="Times New Roman" w:hAnsi="Times New Roman"/>
+          <w:rFonts w:ascii="Times New Roman" w:hAnsi="Times New Roman" w:hint="eastAsia"/>
           <w:sz w:val="28"/>
           <w:rPrChange w:id="41" w:author="阳 万" w:date="2026-05-03T12:15:00Z">
             <w:rPr>
-              <w:rFonts w:ascii="Times New Roman" w:hAnsi="Times New Roman"/>
+              <w:rFonts w:ascii="Times New Roman" w:hAnsi="Times New Roman" w:hint="eastAsia"/>
               <w:color w:val="0000FF"/>
             </w:rPr>
           </w:rPrChange>
@@ -10448,6 +10555,7 @@
           <w:sz w:val="28"/>
           <w:szCs w:val="28"/>
         </w:rPr>
+        <w:lastRenderedPageBreak/>
         <w:t>使用</w:t>
       </w:r>
       <w:r>
@@ -10714,6 +10822,273 @@
           <w:szCs w:val="28"/>
         </w:rPr>
         <w:t>中调试内容。</w:t>
+      </w:r>
+    </w:p>
+    <w:p>
+      <w:pPr>
+        <w:rPr>
+          <w:rFonts w:ascii="Times New Roman" w:hAnsi="Times New Roman"/>
+          <w:sz w:val="28"/>
+          <w:szCs w:val="28"/>
+        </w:rPr>
+      </w:pPr>
+      <w:r>
+        <w:rPr>
+          <w:rFonts w:ascii="Times New Roman" w:hAnsi="Times New Roman" w:hint="eastAsia"/>
+          <w:sz w:val="28"/>
+          <w:szCs w:val="28"/>
+        </w:rPr>
+        <w:t>5.4 AI</w:t>
+      </w:r>
+      <w:r>
+        <w:rPr>
+          <w:rFonts w:ascii="Times New Roman" w:hAnsi="Times New Roman" w:hint="eastAsia"/>
+          <w:sz w:val="28"/>
+          <w:szCs w:val="28"/>
+        </w:rPr>
+        <w:t>辅助代码审查</w:t>
+      </w:r>
+    </w:p>
+    <w:p>
+      <w:pPr>
+        <w:ind w:firstLineChars="200" w:firstLine="560"/>
+        <w:rPr>
+          <w:rFonts w:ascii="Times New Roman" w:hAnsi="Times New Roman"/>
+          <w:sz w:val="28"/>
+          <w:szCs w:val="28"/>
+        </w:rPr>
+      </w:pPr>
+      <w:r>
+        <w:rPr>
+          <w:rFonts w:ascii="Times New Roman" w:hAnsi="Times New Roman" w:hint="eastAsia"/>
+          <w:sz w:val="28"/>
+          <w:szCs w:val="28"/>
+        </w:rPr>
+        <w:t>本程序在程序采用</w:t>
+      </w:r>
+      <w:r>
+        <w:rPr>
+          <w:rFonts w:ascii="Times New Roman" w:hAnsi="Times New Roman" w:hint="eastAsia"/>
+          <w:sz w:val="28"/>
+          <w:szCs w:val="28"/>
+        </w:rPr>
+        <w:t>AI</w:t>
+      </w:r>
+      <w:r>
+        <w:rPr>
+          <w:rFonts w:ascii="Times New Roman" w:hAnsi="Times New Roman" w:hint="eastAsia"/>
+          <w:sz w:val="28"/>
+          <w:szCs w:val="28"/>
+        </w:rPr>
+        <w:t>辅助</w:t>
+      </w:r>
+      <w:r>
+        <w:rPr>
+          <w:rFonts w:ascii="Times New Roman" w:hAnsi="Times New Roman" w:hint="eastAsia"/>
+          <w:sz w:val="28"/>
+          <w:szCs w:val="28"/>
+        </w:rPr>
+        <w:t>纠错审查</w:t>
+      </w:r>
+      <w:r>
+        <w:rPr>
+          <w:rFonts w:ascii="Times New Roman" w:hAnsi="Times New Roman" w:hint="eastAsia"/>
+          <w:sz w:val="28"/>
+          <w:szCs w:val="28"/>
+        </w:rPr>
+        <w:t>。</w:t>
+      </w:r>
+    </w:p>
+    <w:p>
+      <w:pPr>
+        <w:rPr>
+          <w:rFonts w:ascii="Times New Roman" w:hAnsi="Times New Roman" w:hint="eastAsia"/>
+          <w:sz w:val="28"/>
+          <w:szCs w:val="28"/>
+        </w:rPr>
+      </w:pPr>
+      <w:r>
+        <w:rPr>
+          <w:rFonts w:ascii="Times New Roman" w:hAnsi="Times New Roman" w:hint="eastAsia"/>
+          <w:sz w:val="28"/>
+          <w:szCs w:val="28"/>
+        </w:rPr>
+        <w:t>具体表现为：</w:t>
+      </w:r>
+    </w:p>
+    <w:p>
+      <w:pPr>
+        <w:rPr>
+          <w:rFonts w:ascii="Times New Roman" w:hAnsi="Times New Roman"/>
+          <w:sz w:val="28"/>
+          <w:szCs w:val="28"/>
+        </w:rPr>
+      </w:pPr>
+      <w:r>
+        <w:rPr>
+          <w:rFonts w:ascii="Times New Roman" w:hAnsi="Times New Roman"/>
+          <w:sz w:val="28"/>
+          <w:szCs w:val="28"/>
+        </w:rPr>
+        <w:tab/>
+      </w:r>
+      <w:r>
+        <w:rPr>
+          <w:rFonts w:ascii="Times New Roman" w:hAnsi="Times New Roman" w:hint="eastAsia"/>
+          <w:sz w:val="28"/>
+          <w:szCs w:val="28"/>
+        </w:rPr>
+        <w:t>在程序运行遇到较为隐蔽问题（如搜索排序异常）且未被人工识别导致程序未能正确将搜索结果排序，在使用</w:t>
+      </w:r>
+      <w:r>
+        <w:rPr>
+          <w:rFonts w:ascii="Times New Roman" w:hAnsi="Times New Roman" w:hint="eastAsia"/>
+          <w:sz w:val="28"/>
+          <w:szCs w:val="28"/>
+        </w:rPr>
+        <w:t>AI</w:t>
+      </w:r>
+      <w:r>
+        <w:rPr>
+          <w:rFonts w:ascii="Times New Roman" w:hAnsi="Times New Roman" w:hint="eastAsia"/>
+          <w:sz w:val="28"/>
+          <w:szCs w:val="28"/>
+        </w:rPr>
+        <w:t>审查代码找出致命问题并辅助修正，解决错误使程序正确运行。</w:t>
+      </w:r>
+    </w:p>
+    <w:p>
+      <w:pPr>
+        <w:rPr>
+          <w:rFonts w:ascii="Times New Roman" w:hAnsi="Times New Roman" w:hint="eastAsia"/>
+          <w:sz w:val="28"/>
+          <w:szCs w:val="28"/>
+        </w:rPr>
+      </w:pPr>
+    </w:p>
+    <w:p>
+      <w:pPr>
+        <w:rPr>
+          <w:rFonts w:ascii="Times New Roman" w:hAnsi="Times New Roman"/>
+          <w:sz w:val="28"/>
+          <w:szCs w:val="28"/>
+        </w:rPr>
+      </w:pPr>
+      <w:r>
+        <w:rPr>
+          <w:rFonts w:ascii="Times New Roman" w:hAnsi="Times New Roman" w:hint="eastAsia"/>
+          <w:sz w:val="28"/>
+          <w:szCs w:val="28"/>
+        </w:rPr>
+        <w:t>5.5 AI</w:t>
+      </w:r>
+      <w:r>
+        <w:rPr>
+          <w:rFonts w:ascii="Times New Roman" w:hAnsi="Times New Roman" w:hint="eastAsia"/>
+          <w:sz w:val="28"/>
+          <w:szCs w:val="28"/>
+        </w:rPr>
+        <w:t>辅助资料查阅与解析</w:t>
+      </w:r>
+    </w:p>
+    <w:p>
+      <w:pPr>
+        <w:rPr>
+          <w:rFonts w:ascii="Times New Roman" w:hAnsi="Times New Roman"/>
+          <w:sz w:val="28"/>
+          <w:szCs w:val="28"/>
+        </w:rPr>
+      </w:pPr>
+      <w:r>
+        <w:rPr>
+          <w:rFonts w:ascii="Times New Roman" w:hAnsi="Times New Roman"/>
+          <w:sz w:val="28"/>
+          <w:szCs w:val="28"/>
+        </w:rPr>
+        <w:tab/>
+      </w:r>
+      <w:r>
+        <w:rPr>
+          <w:rFonts w:ascii="Times New Roman" w:hAnsi="Times New Roman" w:hint="eastAsia"/>
+          <w:sz w:val="28"/>
+          <w:szCs w:val="28"/>
+        </w:rPr>
+        <w:t>本程序在早期资料查询与思路构建期间提供辅助搜索与解析</w:t>
+      </w:r>
+    </w:p>
+    <w:p>
+      <w:pPr>
+        <w:rPr>
+          <w:rFonts w:ascii="Times New Roman" w:hAnsi="Times New Roman"/>
+          <w:sz w:val="28"/>
+          <w:szCs w:val="28"/>
+        </w:rPr>
+      </w:pPr>
+      <w:r>
+        <w:rPr>
+          <w:rFonts w:ascii="Times New Roman" w:hAnsi="Times New Roman" w:hint="eastAsia"/>
+          <w:sz w:val="28"/>
+          <w:szCs w:val="28"/>
+        </w:rPr>
+        <w:t>具体表现为：</w:t>
+      </w:r>
+    </w:p>
+    <w:p>
+      <w:pPr>
+        <w:rPr>
+          <w:rFonts w:ascii="Times New Roman" w:hAnsi="Times New Roman" w:hint="eastAsia"/>
+          <w:sz w:val="28"/>
+          <w:szCs w:val="28"/>
+        </w:rPr>
+      </w:pPr>
+      <w:r>
+        <w:rPr>
+          <w:rFonts w:ascii="Times New Roman" w:hAnsi="Times New Roman"/>
+          <w:sz w:val="28"/>
+          <w:szCs w:val="28"/>
+        </w:rPr>
+        <w:lastRenderedPageBreak/>
+        <w:tab/>
+      </w:r>
+      <w:r>
+        <w:rPr>
+          <w:rFonts w:ascii="Times New Roman" w:hAnsi="Times New Roman" w:hint="eastAsia"/>
+          <w:sz w:val="28"/>
+          <w:szCs w:val="28"/>
+        </w:rPr>
+        <w:t>部分文献与算法思路由</w:t>
+      </w:r>
+      <w:r>
+        <w:rPr>
+          <w:rFonts w:ascii="Times New Roman" w:hAnsi="Times New Roman" w:hint="eastAsia"/>
+          <w:sz w:val="28"/>
+          <w:szCs w:val="28"/>
+        </w:rPr>
+        <w:t>AI</w:t>
+      </w:r>
+      <w:r>
+        <w:rPr>
+          <w:rFonts w:ascii="Times New Roman" w:hAnsi="Times New Roman" w:hint="eastAsia"/>
+          <w:sz w:val="28"/>
+          <w:szCs w:val="28"/>
+        </w:rPr>
+        <w:t>辅助整理并提出构建意见（如在静态搜索中的不良剪枝相关资料），在</w:t>
+      </w:r>
+      <w:r>
+        <w:rPr>
+          <w:rFonts w:ascii="Times New Roman" w:hAnsi="Times New Roman" w:hint="eastAsia"/>
+          <w:sz w:val="28"/>
+          <w:szCs w:val="28"/>
+        </w:rPr>
+        <w:t>AI</w:t>
+      </w:r>
+      <w:r>
+        <w:rPr>
+          <w:rFonts w:ascii="Times New Roman" w:hAnsi="Times New Roman" w:hint="eastAsia"/>
+          <w:sz w:val="28"/>
+          <w:szCs w:val="28"/>
+        </w:rPr>
+        <w:t>辅助下综合了多种思路并选取优解</w:t>
       </w:r>
     </w:p>
     <w:p>
@@ -10801,7 +11176,7 @@
 </file>
 
 <file path=word/endnotes.xml><?xml version="1.0" encoding="utf-8"?>
-<w:endnotes xmlns:wpc="http://schemas.microsoft.com/office/word/2010/wordprocessingCanvas" xmlns:cx="http://schemas.microsoft.com/office/drawing/2014/chartex" xmlns:cx1="http://schemas.microsoft.com/office/drawing/2015/9/8/chartex" xmlns:cx2="http://schemas.microsoft.com/office/drawing/2015/10/21/chartex" xmlns:cx3="http://schemas.microsoft.com/office/drawing/2016/5/9/chartex" xmlns:cx4="http://schemas.microsoft.com/office/drawing/2016/5/10/chartex" xmlns:cx5="http://schemas.microsoft.com/office/drawing/2016/5/11/chartex" xmlns:cx6="http://schemas.microsoft.com/office/drawing/2016/5/12/chartex" xmlns:cx7="http://schemas.microsoft.com/office/drawing/2016/5/13/chartex" xmlns:cx8="http://schemas.microsoft.com/office/drawing/2016/5/14/chartex" xmlns:mc="http://schemas.openxmlformats.org/markup-compatibility/2006" xmlns:aink="http://schemas.microsoft.com/office/drawing/2016/ink" xmlns:am3d="http://schemas.microsoft.com/office/drawing/2017/model3d" xmlns:o="urn:schemas-microsoft-com:office:office" xmlns:r="http://schemas.openxmlformats.org/officeDocument/2006/relationships" xmlns:m="http://schemas.openxmlformats.org/officeDocument/2006/math" xmlns:v="urn:schemas-microsoft-com:vml" xmlns:wp14="http://schemas.microsoft.com/office/word/2010/wordprocessingDrawing" xmlns:wp="http://schemas.openxmlformats.org/drawingml/2006/wordprocessingDrawing" xmlns:w10="urn:schemas-microsoft-com:office:word" xmlns:w="http://schemas.openxmlformats.org/wordprocessingml/2006/main" xmlns:w14="http://schemas.microsoft.com/office/word/2010/wordml" xmlns:w15="http://schemas.microsoft.com/office/word/2012/wordml" xmlns:w16cex="http://schemas.microsoft.com/office/word/2018/wordml/cex" xmlns:w16cid="http://schemas.microsoft.com/office/word/2016/wordml/cid" xmlns:w16="http://schemas.microsoft.com/office/word/2018/wordml" xmlns:w16sdtdh="http://schemas.microsoft.com/office/word/2020/wordml/sdtdatahash" xmlns:w16se="http://schemas.microsoft.com/office/word/2015/wordml/symex" xmlns:wpg="http://schemas.microsoft.com/office/word/2010/wordprocessingGroup" xmlns:wpi="http://schemas.microsoft.com/office/word/2010/wordprocessingInk" xmlns:wne="http://schemas.microsoft.com/office/word/2006/wordml" xmlns:wps="http://schemas.microsoft.com/office/word/2010/wordprocessingShape" mc:Ignorable="w14 w15 w16se w16cid w16 w16cex w16sdtdh wp14">
+<w:endnotes xmlns:wpc="http://schemas.microsoft.com/office/word/2010/wordprocessingCanvas" xmlns:cx="http://schemas.microsoft.com/office/drawing/2014/chartex" xmlns:cx1="http://schemas.microsoft.com/office/drawing/2015/9/8/chartex" xmlns:cx2="http://schemas.microsoft.com/office/drawing/2015/10/21/chartex" xmlns:cx3="http://schemas.microsoft.com/office/drawing/2016/5/9/chartex" xmlns:cx4="http://schemas.microsoft.com/office/drawing/2016/5/10/chartex" xmlns:cx5="http://schemas.microsoft.com/office/drawing/2016/5/11/chartex" xmlns:cx6="http://schemas.microsoft.com/office/drawing/2016/5/12/chartex" xmlns:cx7="http://schemas.microsoft.com/office/drawing/2016/5/13/chartex" xmlns:cx8="http://schemas.microsoft.com/office/drawing/2016/5/14/chartex" xmlns:mc="http://schemas.openxmlformats.org/markup-compatibility/2006" xmlns:aink="http://schemas.microsoft.com/office/drawing/2016/ink" xmlns:am3d="http://schemas.microsoft.com/office/drawing/2017/model3d" xmlns:o="urn:schemas-microsoft-com:office:office" xmlns:oel="http://schemas.microsoft.com/office/2019/extlst" xmlns:r="http://schemas.openxmlformats.org/officeDocument/2006/relationships" xmlns:m="http://schemas.openxmlformats.org/officeDocument/2006/math" xmlns:v="urn:schemas-microsoft-com:vml" xmlns:wp14="http://schemas.microsoft.com/office/word/2010/wordprocessingDrawing" xmlns:wp="http://schemas.openxmlformats.org/drawingml/2006/wordprocessingDrawing" xmlns:w10="urn:schemas-microsoft-com:office:word" xmlns:w="http://schemas.openxmlformats.org/wordprocessingml/2006/main" xmlns:w14="http://schemas.microsoft.com/office/word/2010/wordml" xmlns:w15="http://schemas.microsoft.com/office/word/2012/wordml" xmlns:w16cex="http://schemas.microsoft.com/office/word/2018/wordml/cex" xmlns:w16cid="http://schemas.microsoft.com/office/word/2016/wordml/cid" xmlns:w16="http://schemas.microsoft.com/office/word/2018/wordml" xmlns:w16du="http://schemas.microsoft.com/office/word/2023/wordml/word16du" xmlns:w16sdtdh="http://schemas.microsoft.com/office/word/2020/wordml/sdtdatahash" xmlns:w16sdtfl="http://schemas.microsoft.com/office/word/2024/wordml/sdtformatlock" xmlns:w16se="http://schemas.microsoft.com/office/word/2015/wordml/symex" xmlns:wpg="http://schemas.microsoft.com/office/word/2010/wordprocessingGroup" xmlns:wpi="http://schemas.microsoft.com/office/word/2010/wordprocessingInk" xmlns:wne="http://schemas.microsoft.com/office/word/2006/wordml" xmlns:wps="http://schemas.microsoft.com/office/word/2010/wordprocessingShape" mc:Ignorable="w14 w15 w16se w16cid w16 w16cex w16sdtdh w16sdtfl w16du wp14">
   <w:endnote w:type="separator" w:id="-1">
     <w:p>
       <w:r>
@@ -10823,7 +11198,7 @@
 </file>
 
 <file path=word/footer1.xml><?xml version="1.0" encoding="utf-8"?>
-<w:ftr xmlns:wpc="http://schemas.microsoft.com/office/word/2010/wordprocessingCanvas" xmlns:cx="http://schemas.microsoft.com/office/drawing/2014/chartex" xmlns:cx1="http://schemas.microsoft.com/office/drawing/2015/9/8/chartex" xmlns:cx2="http://schemas.microsoft.com/office/drawing/2015/10/21/chartex" xmlns:cx3="http://schemas.microsoft.com/office/drawing/2016/5/9/chartex" xmlns:cx4="http://schemas.microsoft.com/office/drawing/2016/5/10/chartex" xmlns:cx5="http://schemas.microsoft.com/office/drawing/2016/5/11/chartex" xmlns:cx6="http://schemas.microsoft.com/office/drawing/2016/5/12/chartex" xmlns:cx7="http://schemas.microsoft.com/office/drawing/2016/5/13/chartex" xmlns:cx8="http://schemas.microsoft.com/office/drawing/2016/5/14/chartex" xmlns:mc="http://schemas.openxmlformats.org/markup-compatibility/2006" xmlns:aink="http://schemas.microsoft.com/office/drawing/2016/ink" xmlns:am3d="http://schemas.microsoft.com/office/drawing/2017/model3d" xmlns:o="urn:schemas-microsoft-com:office:office" xmlns:r="http://schemas.openxmlformats.org/officeDocument/2006/relationships" xmlns:m="http://schemas.openxmlformats.org/officeDocument/2006/math" xmlns:v="urn:schemas-microsoft-com:vml" xmlns:wp14="http://schemas.microsoft.com/office/word/2010/wordprocessingDrawing" xmlns:wp="http://schemas.openxmlformats.org/drawingml/2006/wordprocessingDrawing" xmlns:w10="urn:schemas-microsoft-com:office:word" xmlns:w="http://schemas.openxmlformats.org/wordprocessingml/2006/main" xmlns:w14="http://schemas.microsoft.com/office/word/2010/wordml" xmlns:w15="http://schemas.microsoft.com/office/word/2012/wordml" xmlns:w16cex="http://schemas.microsoft.com/office/word/2018/wordml/cex" xmlns:w16cid="http://schemas.microsoft.com/office/word/2016/wordml/cid" xmlns:w16="http://schemas.microsoft.com/office/word/2018/wordml" xmlns:w16sdtdh="http://schemas.microsoft.com/office/word/2020/wordml/sdtdatahash" xmlns:w16se="http://schemas.microsoft.com/office/word/2015/wordml/symex" xmlns:wpg="http://schemas.microsoft.com/office/word/2010/wordprocessingGroup" xmlns:wpi="http://schemas.microsoft.com/office/word/2010/wordprocessingInk" xmlns:wne="http://schemas.microsoft.com/office/word/2006/wordml" xmlns:wps="http://schemas.microsoft.com/office/word/2010/wordprocessingShape" mc:Ignorable="w14 w15 w16se w16cid w16 w16cex w16sdtdh wp14">
+<w:ftr xmlns:wpc="http://schemas.microsoft.com/office/word/2010/wordprocessingCanvas" xmlns:cx="http://schemas.microsoft.com/office/drawing/2014/chartex" xmlns:cx1="http://schemas.microsoft.com/office/drawing/2015/9/8/chartex" xmlns:cx2="http://schemas.microsoft.com/office/drawing/2015/10/21/chartex" xmlns:cx3="http://schemas.microsoft.com/office/drawing/2016/5/9/chartex" xmlns:cx4="http://schemas.microsoft.com/office/drawing/2016/5/10/chartex" xmlns:cx5="http://schemas.microsoft.com/office/drawing/2016/5/11/chartex" xmlns:cx6="http://schemas.microsoft.com/office/drawing/2016/5/12/chartex" xmlns:cx7="http://schemas.microsoft.com/office/drawing/2016/5/13/chartex" xmlns:cx8="http://schemas.microsoft.com/office/drawing/2016/5/14/chartex" xmlns:mc="http://schemas.openxmlformats.org/markup-compatibility/2006" xmlns:aink="http://schemas.microsoft.com/office/drawing/2016/ink" xmlns:am3d="http://schemas.microsoft.com/office/drawing/2017/model3d" xmlns:o="urn:schemas-microsoft-com:office:office" xmlns:oel="http://schemas.microsoft.com/office/2019/extlst" xmlns:r="http://schemas.openxmlformats.org/officeDocument/2006/relationships" xmlns:m="http://schemas.openxmlformats.org/officeDocument/2006/math" xmlns:v="urn:schemas-microsoft-com:vml" xmlns:wp14="http://schemas.microsoft.com/office/word/2010/wordprocessingDrawing" xmlns:wp="http://schemas.openxmlformats.org/drawingml/2006/wordprocessingDrawing" xmlns:w10="urn:schemas-microsoft-com:office:word" xmlns:w="http://schemas.openxmlformats.org/wordprocessingml/2006/main" xmlns:w14="http://schemas.microsoft.com/office/word/2010/wordml" xmlns:w15="http://schemas.microsoft.com/office/word/2012/wordml" xmlns:w16cex="http://schemas.microsoft.com/office/word/2018/wordml/cex" xmlns:w16cid="http://schemas.microsoft.com/office/word/2016/wordml/cid" xmlns:w16="http://schemas.microsoft.com/office/word/2018/wordml" xmlns:w16du="http://schemas.microsoft.com/office/word/2023/wordml/word16du" xmlns:w16sdtdh="http://schemas.microsoft.com/office/word/2020/wordml/sdtdatahash" xmlns:w16sdtfl="http://schemas.microsoft.com/office/word/2024/wordml/sdtformatlock" xmlns:w16se="http://schemas.microsoft.com/office/word/2015/wordml/symex" xmlns:wpg="http://schemas.microsoft.com/office/word/2010/wordprocessingGroup" xmlns:wpi="http://schemas.microsoft.com/office/word/2010/wordprocessingInk" xmlns:wne="http://schemas.microsoft.com/office/word/2006/wordml" xmlns:wps="http://schemas.microsoft.com/office/word/2010/wordprocessingShape" mc:Ignorable="w14 w15 w16se w16cid w16 w16cex w16sdtdh w16sdtfl w16du wp14">
   <w:p>
     <w:pPr>
       <w:pStyle w:val="a3"/>
@@ -10935,7 +11310,7 @@
 </file>
 
 <file path=word/footnotes.xml><?xml version="1.0" encoding="utf-8"?>
-<w:footnotes xmlns:wpc="http://schemas.microsoft.com/office/word/2010/wordprocessingCanvas" xmlns:cx="http://schemas.microsoft.com/office/drawing/2014/chartex" xmlns:cx1="http://schemas.microsoft.com/office/drawing/2015/9/8/chartex" xmlns:cx2="http://schemas.microsoft.com/office/drawing/2015/10/21/chartex" xmlns:cx3="http://schemas.microsoft.com/office/drawing/2016/5/9/chartex" xmlns:cx4="http://schemas.microsoft.com/office/drawing/2016/5/10/chartex" xmlns:cx5="http://schemas.microsoft.com/office/drawing/2016/5/11/chartex" xmlns:cx6="http://schemas.microsoft.com/office/drawing/2016/5/12/chartex" xmlns:cx7="http://schemas.microsoft.com/office/drawing/2016/5/13/chartex" xmlns:cx8="http://schemas.microsoft.com/office/drawing/2016/5/14/chartex" xmlns:mc="http://schemas.openxmlformats.org/markup-compatibility/2006" xmlns:aink="http://schemas.microsoft.com/office/drawing/2016/ink" xmlns:am3d="http://schemas.microsoft.com/office/drawing/2017/model3d" xmlns:o="urn:schemas-microsoft-com:office:office" xmlns:r="http://schemas.openxmlformats.org/officeDocument/2006/relationships" xmlns:m="http://schemas.openxmlformats.org/officeDocument/2006/math" xmlns:v="urn:schemas-microsoft-com:vml" xmlns:wp14="http://schemas.microsoft.com/office/word/2010/wordprocessingDrawing" xmlns:wp="http://schemas.openxmlformats.org/drawingml/2006/wordprocessingDrawing" xmlns:w10="urn:schemas-microsoft-com:office:word" xmlns:w="http://schemas.openxmlformats.org/wordprocessingml/2006/main" xmlns:w14="http://schemas.microsoft.com/office/word/2010/wordml" xmlns:w15="http://schemas.microsoft.com/office/word/2012/wordml" xmlns:w16cex="http://schemas.microsoft.com/office/word/2018/wordml/cex" xmlns:w16cid="http://schemas.microsoft.com/office/word/2016/wordml/cid" xmlns:w16="http://schemas.microsoft.com/office/word/2018/wordml" xmlns:w16sdtdh="http://schemas.microsoft.com/office/word/2020/wordml/sdtdatahash" xmlns:w16se="http://schemas.microsoft.com/office/word/2015/wordml/symex" xmlns:wpg="http://schemas.microsoft.com/office/word/2010/wordprocessingGroup" xmlns:wpi="http://schemas.microsoft.com/office/word/2010/wordprocessingInk" xmlns:wne="http://schemas.microsoft.com/office/word/2006/wordml" xmlns:wps="http://schemas.microsoft.com/office/word/2010/wordprocessingShape" mc:Ignorable="w14 w15 w16se w16cid w16 w16cex w16sdtdh wp14">
+<w:footnotes xmlns:wpc="http://schemas.microsoft.com/office/word/2010/wordprocessingCanvas" xmlns:cx="http://schemas.microsoft.com/office/drawing/2014/chartex" xmlns:cx1="http://schemas.microsoft.com/office/drawing/2015/9/8/chartex" xmlns:cx2="http://schemas.microsoft.com/office/drawing/2015/10/21/chartex" xmlns:cx3="http://schemas.microsoft.com/office/drawing/2016/5/9/chartex" xmlns:cx4="http://schemas.microsoft.com/office/drawing/2016/5/10/chartex" xmlns:cx5="http://schemas.microsoft.com/office/drawing/2016/5/11/chartex" xmlns:cx6="http://schemas.microsoft.com/office/drawing/2016/5/12/chartex" xmlns:cx7="http://schemas.microsoft.com/office/drawing/2016/5/13/chartex" xmlns:cx8="http://schemas.microsoft.com/office/drawing/2016/5/14/chartex" xmlns:mc="http://schemas.openxmlformats.org/markup-compatibility/2006" xmlns:aink="http://schemas.microsoft.com/office/drawing/2016/ink" xmlns:am3d="http://schemas.microsoft.com/office/drawing/2017/model3d" xmlns:o="urn:schemas-microsoft-com:office:office" xmlns:oel="http://schemas.microsoft.com/office/2019/extlst" xmlns:r="http://schemas.openxmlformats.org/officeDocument/2006/relationships" xmlns:m="http://schemas.openxmlformats.org/officeDocument/2006/math" xmlns:v="urn:schemas-microsoft-com:vml" xmlns:wp14="http://schemas.microsoft.com/office/word/2010/wordprocessingDrawing" xmlns:wp="http://schemas.openxmlformats.org/drawingml/2006/wordprocessingDrawing" xmlns:w10="urn:schemas-microsoft-com:office:word" xmlns:w="http://schemas.openxmlformats.org/wordprocessingml/2006/main" xmlns:w14="http://schemas.microsoft.com/office/word/2010/wordml" xmlns:w15="http://schemas.microsoft.com/office/word/2012/wordml" xmlns:w16cex="http://schemas.microsoft.com/office/word/2018/wordml/cex" xmlns:w16cid="http://schemas.microsoft.com/office/word/2016/wordml/cid" xmlns:w16="http://schemas.microsoft.com/office/word/2018/wordml" xmlns:w16du="http://schemas.microsoft.com/office/word/2023/wordml/word16du" xmlns:w16sdtdh="http://schemas.microsoft.com/office/word/2020/wordml/sdtdatahash" xmlns:w16sdtfl="http://schemas.microsoft.com/office/word/2024/wordml/sdtformatlock" xmlns:w16se="http://schemas.microsoft.com/office/word/2015/wordml/symex" xmlns:wpg="http://schemas.microsoft.com/office/word/2010/wordprocessingGroup" xmlns:wpi="http://schemas.microsoft.com/office/word/2010/wordprocessingInk" xmlns:wne="http://schemas.microsoft.com/office/word/2006/wordml" xmlns:wps="http://schemas.microsoft.com/office/word/2010/wordprocessingShape" mc:Ignorable="w14 w15 w16se w16cid w16 w16cex w16sdtdh w16sdtfl w16du wp14">
   <w:footnote w:type="separator" w:id="-1">
     <w:p>
       <w:r>
@@ -10957,7 +11332,7 @@
 </file>
 
 <file path=word/header1.xml><?xml version="1.0" encoding="utf-8"?>
-<w:hdr xmlns:wpc="http://schemas.microsoft.com/office/word/2010/wordprocessingCanvas" xmlns:cx="http://schemas.microsoft.com/office/drawing/2014/chartex" xmlns:cx1="http://schemas.microsoft.com/office/drawing/2015/9/8/chartex" xmlns:cx2="http://schemas.microsoft.com/office/drawing/2015/10/21/chartex" xmlns:cx3="http://schemas.microsoft.com/office/drawing/2016/5/9/chartex" xmlns:cx4="http://schemas.microsoft.com/office/drawing/2016/5/10/chartex" xmlns:cx5="http://schemas.microsoft.com/office/drawing/2016/5/11/chartex" xmlns:cx6="http://schemas.microsoft.com/office/drawing/2016/5/12/chartex" xmlns:cx7="http://schemas.microsoft.com/office/drawing/2016/5/13/chartex" xmlns:cx8="http://schemas.microsoft.com/office/drawing/2016/5/14/chartex" xmlns:mc="http://schemas.openxmlformats.org/markup-compatibility/2006" xmlns:aink="http://schemas.microsoft.com/office/drawing/2016/ink" xmlns:am3d="http://schemas.microsoft.com/office/drawing/2017/model3d" xmlns:o="urn:schemas-microsoft-com:office:office" xmlns:r="http://schemas.openxmlformats.org/officeDocument/2006/relationships" xmlns:m="http://schemas.openxmlformats.org/officeDocument/2006/math" xmlns:v="urn:schemas-microsoft-com:vml" xmlns:wp14="http://schemas.microsoft.com/office/word/2010/wordprocessingDrawing" xmlns:wp="http://schemas.openxmlformats.org/drawingml/2006/wordprocessingDrawing" xmlns:w10="urn:schemas-microsoft-com:office:word" xmlns:w="http://schemas.openxmlformats.org/wordprocessingml/2006/main" xmlns:w14="http://schemas.microsoft.com/office/word/2010/wordml" xmlns:w15="http://schemas.microsoft.com/office/word/2012/wordml" xmlns:w16cex="http://schemas.microsoft.com/office/word/2018/wordml/cex" xmlns:w16cid="http://schemas.microsoft.com/office/word/2016/wordml/cid" xmlns:w16="http://schemas.microsoft.com/office/word/2018/wordml" xmlns:w16sdtdh="http://schemas.microsoft.com/office/word/2020/wordml/sdtdatahash" xmlns:w16se="http://schemas.microsoft.com/office/word/2015/wordml/symex" xmlns:wpg="http://schemas.microsoft.com/office/word/2010/wordprocessingGroup" xmlns:wpi="http://schemas.microsoft.com/office/word/2010/wordprocessingInk" xmlns:wne="http://schemas.microsoft.com/office/word/2006/wordml" xmlns:wps="http://schemas.microsoft.com/office/word/2010/wordprocessingShape" mc:Ignorable="w14 w15 w16se w16cid w16 w16cex w16sdtdh wp14">
+<w:hdr xmlns:wpc="http://schemas.microsoft.com/office/word/2010/wordprocessingCanvas" xmlns:cx="http://schemas.microsoft.com/office/drawing/2014/chartex" xmlns:cx1="http://schemas.microsoft.com/office/drawing/2015/9/8/chartex" xmlns:cx2="http://schemas.microsoft.com/office/drawing/2015/10/21/chartex" xmlns:cx3="http://schemas.microsoft.com/office/drawing/2016/5/9/chartex" xmlns:cx4="http://schemas.microsoft.com/office/drawing/2016/5/10/chartex" xmlns:cx5="http://schemas.microsoft.com/office/drawing/2016/5/11/chartex" xmlns:cx6="http://schemas.microsoft.com/office/drawing/2016/5/12/chartex" xmlns:cx7="http://schemas.microsoft.com/office/drawing/2016/5/13/chartex" xmlns:cx8="http://schemas.microsoft.com/office/drawing/2016/5/14/chartex" xmlns:mc="http://schemas.openxmlformats.org/markup-compatibility/2006" xmlns:aink="http://schemas.microsoft.com/office/drawing/2016/ink" xmlns:am3d="http://schemas.microsoft.com/office/drawing/2017/model3d" xmlns:o="urn:schemas-microsoft-com:office:office" xmlns:oel="http://schemas.microsoft.com/office/2019/extlst" xmlns:r="http://schemas.openxmlformats.org/officeDocument/2006/relationships" xmlns:m="http://schemas.openxmlformats.org/officeDocument/2006/math" xmlns:v="urn:schemas-microsoft-com:vml" xmlns:wp14="http://schemas.microsoft.com/office/word/2010/wordprocessingDrawing" xmlns:wp="http://schemas.openxmlformats.org/drawingml/2006/wordprocessingDrawing" xmlns:w10="urn:schemas-microsoft-com:office:word" xmlns:w="http://schemas.openxmlformats.org/wordprocessingml/2006/main" xmlns:w14="http://schemas.microsoft.com/office/word/2010/wordml" xmlns:w15="http://schemas.microsoft.com/office/word/2012/wordml" xmlns:w16cex="http://schemas.microsoft.com/office/word/2018/wordml/cex" xmlns:w16cid="http://schemas.microsoft.com/office/word/2016/wordml/cid" xmlns:w16="http://schemas.microsoft.com/office/word/2018/wordml" xmlns:w16du="http://schemas.microsoft.com/office/word/2023/wordml/word16du" xmlns:w16sdtdh="http://schemas.microsoft.com/office/word/2020/wordml/sdtdatahash" xmlns:w16sdtfl="http://schemas.microsoft.com/office/word/2024/wordml/sdtformatlock" xmlns:w16se="http://schemas.microsoft.com/office/word/2015/wordml/symex" xmlns:wpg="http://schemas.microsoft.com/office/word/2010/wordprocessingGroup" xmlns:wpi="http://schemas.microsoft.com/office/word/2010/wordprocessingInk" xmlns:wne="http://schemas.microsoft.com/office/word/2006/wordml" xmlns:wps="http://schemas.microsoft.com/office/word/2010/wordprocessingShape" mc:Ignorable="w14 w15 w16se w16cid w16 w16cex w16sdtdh w16sdtfl w16du wp14">
   <w:p>
     <w:pPr>
       <w:pStyle w:val="a5"/>
@@ -10976,7 +11351,7 @@
 </file>
 
 <file path=word/numbering.xml><?xml version="1.0" encoding="utf-8"?>
-<w:numbering xmlns:wpc="http://schemas.microsoft.com/office/word/2010/wordprocessingCanvas" xmlns:cx="http://schemas.microsoft.com/office/drawing/2014/chartex" xmlns:cx1="http://schemas.microsoft.com/office/drawing/2015/9/8/chartex" xmlns:cx2="http://schemas.microsoft.com/office/drawing/2015/10/21/chartex" xmlns:cx3="http://schemas.microsoft.com/office/drawing/2016/5/9/chartex" xmlns:cx4="http://schemas.microsoft.com/office/drawing/2016/5/10/chartex" xmlns:cx5="http://schemas.microsoft.com/office/drawing/2016/5/11/chartex" xmlns:cx6="http://schemas.microsoft.com/office/drawing/2016/5/12/chartex" xmlns:cx7="http://schemas.microsoft.com/office/drawing/2016/5/13/chartex" xmlns:cx8="http://schemas.microsoft.com/office/drawing/2016/5/14/chartex" xmlns:mc="http://schemas.openxmlformats.org/markup-compatibility/2006" xmlns:aink="http://schemas.microsoft.com/office/drawing/2016/ink" xmlns:am3d="http://schemas.microsoft.com/office/drawing/2017/model3d" xmlns:o="urn:schemas-microsoft-com:office:office" xmlns:r="http://schemas.openxmlformats.org/officeDocument/2006/relationships" xmlns:m="http://schemas.openxmlformats.org/officeDocument/2006/math" xmlns:v="urn:schemas-microsoft-com:vml" xmlns:wp14="http://schemas.microsoft.com/office/word/2010/wordprocessingDrawing" xmlns:wp="http://schemas.openxmlformats.org/drawingml/2006/wordprocessingDrawing" xmlns:w10="urn:schemas-microsoft-com:office:word" xmlns:w="http://schemas.openxmlformats.org/wordprocessingml/2006/main" xmlns:w14="http://schemas.microsoft.com/office/word/2010/wordml" xmlns:w15="http://schemas.microsoft.com/office/word/2012/wordml" xmlns:w16cex="http://schemas.microsoft.com/office/word/2018/wordml/cex" xmlns:w16cid="http://schemas.microsoft.com/office/word/2016/wordml/cid" xmlns:w16="http://schemas.microsoft.com/office/word/2018/wordml" xmlns:w16sdtdh="http://schemas.microsoft.com/office/word/2020/wordml/sdtdatahash" xmlns:w16se="http://schemas.microsoft.com/office/word/2015/wordml/symex" xmlns:wpg="http://schemas.microsoft.com/office/word/2010/wordprocessingGroup" xmlns:wpi="http://schemas.microsoft.com/office/word/2010/wordprocessingInk" xmlns:wne="http://schemas.microsoft.com/office/word/2006/wordml" xmlns:wps="http://schemas.microsoft.com/office/word/2010/wordprocessingShape" mc:Ignorable="w14 w15 w16se w16cid w16 w16cex w16sdtdh wp14">
+<w:numbering xmlns:wpc="http://schemas.microsoft.com/office/word/2010/wordprocessingCanvas" xmlns:cx="http://schemas.microsoft.com/office/drawing/2014/chartex" xmlns:cx1="http://schemas.microsoft.com/office/drawing/2015/9/8/chartex" xmlns:cx2="http://schemas.microsoft.com/office/drawing/2015/10/21/chartex" xmlns:cx3="http://schemas.microsoft.com/office/drawing/2016/5/9/chartex" xmlns:cx4="http://schemas.microsoft.com/office/drawing/2016/5/10/chartex" xmlns:cx5="http://schemas.microsoft.com/office/drawing/2016/5/11/chartex" xmlns:cx6="http://schemas.microsoft.com/office/drawing/2016/5/12/chartex" xmlns:cx7="http://schemas.microsoft.com/office/drawing/2016/5/13/chartex" xmlns:cx8="http://schemas.microsoft.com/office/drawing/2016/5/14/chartex" xmlns:mc="http://schemas.openxmlformats.org/markup-compatibility/2006" xmlns:aink="http://schemas.microsoft.com/office/drawing/2016/ink" xmlns:am3d="http://schemas.microsoft.com/office/drawing/2017/model3d" xmlns:o="urn:schemas-microsoft-com:office:office" xmlns:oel="http://schemas.microsoft.com/office/2019/extlst" xmlns:r="http://schemas.openxmlformats.org/officeDocument/2006/relationships" xmlns:m="http://schemas.openxmlformats.org/officeDocument/2006/math" xmlns:v="urn:schemas-microsoft-com:vml" xmlns:wp14="http://schemas.microsoft.com/office/word/2010/wordprocessingDrawing" xmlns:wp="http://schemas.openxmlformats.org/drawingml/2006/wordprocessingDrawing" xmlns:w10="urn:schemas-microsoft-com:office:word" xmlns:w="http://schemas.openxmlformats.org/wordprocessingml/2006/main" xmlns:w14="http://schemas.microsoft.com/office/word/2010/wordml" xmlns:w15="http://schemas.microsoft.com/office/word/2012/wordml" xmlns:w16cex="http://schemas.microsoft.com/office/word/2018/wordml/cex" xmlns:w16cid="http://schemas.microsoft.com/office/word/2016/wordml/cid" xmlns:w16="http://schemas.microsoft.com/office/word/2018/wordml" xmlns:w16du="http://schemas.microsoft.com/office/word/2023/wordml/word16du" xmlns:w16sdtdh="http://schemas.microsoft.com/office/word/2020/wordml/sdtdatahash" xmlns:w16sdtfl="http://schemas.microsoft.com/office/word/2024/wordml/sdtformatlock" xmlns:w16se="http://schemas.microsoft.com/office/word/2015/wordml/symex" xmlns:wpg="http://schemas.microsoft.com/office/word/2010/wordprocessingGroup" xmlns:wpi="http://schemas.microsoft.com/office/word/2010/wordprocessingInk" xmlns:wne="http://schemas.microsoft.com/office/word/2006/wordml" xmlns:wps="http://schemas.microsoft.com/office/word/2010/wordprocessingShape" mc:Ignorable="w14 w15 w16se w16cid w16 w16cex w16sdtdh w16sdtfl w16du wp14">
   <w:abstractNum w:abstractNumId="0" w15:restartNumberingAfterBreak="0">
     <w:nsid w:val="105A6F4A"/>
     <w:multiLevelType w:val="multilevel"/>
@@ -12048,41 +12423,41 @@
       </w:pPr>
     </w:lvl>
   </w:abstractNum>
-  <w:num w:numId="1">
+  <w:num w:numId="1" w16cid:durableId="1949002623">
     <w:abstractNumId w:val="4"/>
   </w:num>
-  <w:num w:numId="2">
+  <w:num w:numId="2" w16cid:durableId="1613903439">
     <w:abstractNumId w:val="5"/>
   </w:num>
-  <w:num w:numId="3">
+  <w:num w:numId="3" w16cid:durableId="517744737">
     <w:abstractNumId w:val="4"/>
   </w:num>
-  <w:num w:numId="4">
+  <w:num w:numId="4" w16cid:durableId="1312443282">
     <w:abstractNumId w:val="2"/>
   </w:num>
-  <w:num w:numId="5">
+  <w:num w:numId="5" w16cid:durableId="1442531535">
     <w:abstractNumId w:val="0"/>
   </w:num>
-  <w:num w:numId="6">
+  <w:num w:numId="6" w16cid:durableId="513613136">
     <w:abstractNumId w:val="1"/>
   </w:num>
-  <w:num w:numId="7">
+  <w:num w:numId="7" w16cid:durableId="4719454">
     <w:abstractNumId w:val="7"/>
   </w:num>
-  <w:num w:numId="8">
+  <w:num w:numId="8" w16cid:durableId="448863133">
     <w:abstractNumId w:val="6"/>
   </w:num>
-  <w:num w:numId="9">
+  <w:num w:numId="9" w16cid:durableId="1610383058">
     <w:abstractNumId w:val="3"/>
   </w:num>
-  <w:num w:numId="10">
+  <w:num w:numId="10" w16cid:durableId="1048527262">
     <w:abstractNumId w:val="8"/>
   </w:num>
 </w:numbering>
 </file>
 
 <file path=word/people.xml><?xml version="1.0" encoding="utf-8"?>
-<w15:people xmlns:wpc="http://schemas.microsoft.com/office/word/2010/wordprocessingCanvas" xmlns:cx="http://schemas.microsoft.com/office/drawing/2014/chartex" xmlns:cx1="http://schemas.microsoft.com/office/drawing/2015/9/8/chartex" xmlns:cx2="http://schemas.microsoft.com/office/drawing/2015/10/21/chartex" xmlns:cx3="http://schemas.microsoft.com/office/drawing/2016/5/9/chartex" xmlns:cx4="http://schemas.microsoft.com/office/drawing/2016/5/10/chartex" xmlns:cx5="http://schemas.microsoft.com/office/drawing/2016/5/11/chartex" xmlns:cx6="http://schemas.microsoft.com/office/drawing/2016/5/12/chartex" xmlns:cx7="http://schemas.microsoft.com/office/drawing/2016/5/13/chartex" xmlns:cx8="http://schemas.microsoft.com/office/drawing/2016/5/14/chartex" xmlns:mc="http://schemas.openxmlformats.org/markup-compatibility/2006" xmlns:aink="http://schemas.microsoft.com/office/drawing/2016/ink" xmlns:am3d="http://schemas.microsoft.com/office/drawing/2017/model3d" xmlns:o="urn:schemas-microsoft-com:office:office" xmlns:r="http://schemas.openxmlformats.org/officeDocument/2006/relationships" xmlns:m="http://schemas.openxmlformats.org/officeDocument/2006/math" xmlns:v="urn:schemas-microsoft-com:vml" xmlns:wp14="http://schemas.microsoft.com/office/word/2010/wordprocessingDrawing" xmlns:wp="http://schemas.openxmlformats.org/drawingml/2006/wordprocessingDrawing" xmlns:w10="urn:schemas-microsoft-com:office:word" xmlns:w="http://schemas.openxmlformats.org/wordprocessingml/2006/main" xmlns:w14="http://schemas.microsoft.com/office/word/2010/wordml" xmlns:w15="http://schemas.microsoft.com/office/word/2012/wordml" xmlns:w16cex="http://schemas.microsoft.com/office/word/2018/wordml/cex" xmlns:w16cid="http://schemas.microsoft.com/office/word/2016/wordml/cid" xmlns:w16="http://schemas.microsoft.com/office/word/2018/wordml" xmlns:w16sdtdh="http://schemas.microsoft.com/office/word/2020/wordml/sdtdatahash" xmlns:w16se="http://schemas.microsoft.com/office/word/2015/wordml/symex" xmlns:wpg="http://schemas.microsoft.com/office/word/2010/wordprocessingGroup" xmlns:wpi="http://schemas.microsoft.com/office/word/2010/wordprocessingInk" xmlns:wne="http://schemas.microsoft.com/office/word/2006/wordml" xmlns:wps="http://schemas.microsoft.com/office/word/2010/wordprocessingShape" mc:Ignorable="w14 w15 w16se w16cid w16 w16cex w16sdtdh wp14">
+<w15:people xmlns:wpc="http://schemas.microsoft.com/office/word/2010/wordprocessingCanvas" xmlns:cx="http://schemas.microsoft.com/office/drawing/2014/chartex" xmlns:cx1="http://schemas.microsoft.com/office/drawing/2015/9/8/chartex" xmlns:cx2="http://schemas.microsoft.com/office/drawing/2015/10/21/chartex" xmlns:cx3="http://schemas.microsoft.com/office/drawing/2016/5/9/chartex" xmlns:cx4="http://schemas.microsoft.com/office/drawing/2016/5/10/chartex" xmlns:cx5="http://schemas.microsoft.com/office/drawing/2016/5/11/chartex" xmlns:cx6="http://schemas.microsoft.com/office/drawing/2016/5/12/chartex" xmlns:cx7="http://schemas.microsoft.com/office/drawing/2016/5/13/chartex" xmlns:cx8="http://schemas.microsoft.com/office/drawing/2016/5/14/chartex" xmlns:mc="http://schemas.openxmlformats.org/markup-compatibility/2006" xmlns:aink="http://schemas.microsoft.com/office/drawing/2016/ink" xmlns:am3d="http://schemas.microsoft.com/office/drawing/2017/model3d" xmlns:o="urn:schemas-microsoft-com:office:office" xmlns:oel="http://schemas.microsoft.com/office/2019/extlst" xmlns:r="http://schemas.openxmlformats.org/officeDocument/2006/relationships" xmlns:m="http://schemas.openxmlformats.org/officeDocument/2006/math" xmlns:v="urn:schemas-microsoft-com:vml" xmlns:wp14="http://schemas.microsoft.com/office/word/2010/wordprocessingDrawing" xmlns:wp="http://schemas.openxmlformats.org/drawingml/2006/wordprocessingDrawing" xmlns:w10="urn:schemas-microsoft-com:office:word" xmlns:w="http://schemas.openxmlformats.org/wordprocessingml/2006/main" xmlns:w14="http://schemas.microsoft.com/office/word/2010/wordml" xmlns:w15="http://schemas.microsoft.com/office/word/2012/wordml" xmlns:w16cex="http://schemas.microsoft.com/office/word/2018/wordml/cex" xmlns:w16cid="http://schemas.microsoft.com/office/word/2016/wordml/cid" xmlns:w16="http://schemas.microsoft.com/office/word/2018/wordml" xmlns:w16du="http://schemas.microsoft.com/office/word/2023/wordml/word16du" xmlns:w16sdtdh="http://schemas.microsoft.com/office/word/2020/wordml/sdtdatahash" xmlns:w16sdtfl="http://schemas.microsoft.com/office/word/2024/wordml/sdtformatlock" xmlns:w16se="http://schemas.microsoft.com/office/word/2015/wordml/symex" xmlns:wpg="http://schemas.microsoft.com/office/word/2010/wordprocessingGroup" xmlns:wpi="http://schemas.microsoft.com/office/word/2010/wordprocessingInk" xmlns:wne="http://schemas.microsoft.com/office/word/2006/wordml" xmlns:wps="http://schemas.microsoft.com/office/word/2010/wordprocessingShape" mc:Ignorable="w14 w15 w16se w16cid w16 w16cex w16sdtdh w16sdtfl w16du wp14">
   <w15:person w15:author="阳 万">
     <w15:presenceInfo w15:providerId="Windows Live" w15:userId="cf685795c5b8302f"/>
   </w15:person>
@@ -12090,7 +12465,7 @@
 </file>
 
 <file path=word/styles.xml><?xml version="1.0" encoding="utf-8"?>
-<w:styles xmlns:mc="http://schemas.openxmlformats.org/markup-compatibility/2006" xmlns:r="http://schemas.openxmlformats.org/officeDocument/2006/relationships" xmlns:w="http://schemas.openxmlformats.org/wordprocessingml/2006/main" xmlns:w14="http://schemas.microsoft.com/office/word/2010/wordml" xmlns:w15="http://schemas.microsoft.com/office/word/2012/wordml" xmlns:w16cex="http://schemas.microsoft.com/office/word/2018/wordml/cex" xmlns:w16cid="http://schemas.microsoft.com/office/word/2016/wordml/cid" xmlns:w16="http://schemas.microsoft.com/office/word/2018/wordml" xmlns:w16sdtdh="http://schemas.microsoft.com/office/word/2020/wordml/sdtdatahash" xmlns:w16se="http://schemas.microsoft.com/office/word/2015/wordml/symex" mc:Ignorable="w14 w15 w16se w16cid w16 w16cex w16sdtdh">
+<w:styles xmlns:mc="http://schemas.openxmlformats.org/markup-compatibility/2006" xmlns:r="http://schemas.openxmlformats.org/officeDocument/2006/relationships" xmlns:w="http://schemas.openxmlformats.org/wordprocessingml/2006/main" xmlns:w14="http://schemas.microsoft.com/office/word/2010/wordml" xmlns:w15="http://schemas.microsoft.com/office/word/2012/wordml" xmlns:w16cex="http://schemas.microsoft.com/office/word/2018/wordml/cex" xmlns:w16cid="http://schemas.microsoft.com/office/word/2016/wordml/cid" xmlns:w16="http://schemas.microsoft.com/office/word/2018/wordml" xmlns:w16du="http://schemas.microsoft.com/office/word/2023/wordml/word16du" xmlns:w16sdtdh="http://schemas.microsoft.com/office/word/2020/wordml/sdtdatahash" xmlns:w16sdtfl="http://schemas.microsoft.com/office/word/2024/wordml/sdtformatlock" xmlns:w16se="http://schemas.microsoft.com/office/word/2015/wordml/symex" mc:Ignorable="w14 w15 w16se w16cid w16 w16cex w16sdtdh w16sdtfl w16du">
   <w:docDefaults>
     <w:rPrDefault>
       <w:rPr>
@@ -12479,7 +12854,7 @@
   <w:style w:type="paragraph" w:default="1" w:styleId="a">
     <w:name w:val="Normal"/>
     <w:qFormat/>
-    <w:rsid w:val="003A1590"/>
+    <w:rsid w:val="00D61352"/>
     <w:pPr>
       <w:widowControl w:val="0"/>
       <w:jc w:val="both"/>

--- a/报告/实验报告.docx
+++ b/报告/实验报告.docx
@@ -1,6 +1,6 @@
 
 <file path=word/document.xml><?xml version="1.0" encoding="utf-8"?>
-<w:document xmlns:wpc="http://schemas.microsoft.com/office/word/2010/wordprocessingCanvas" xmlns:cx="http://schemas.microsoft.com/office/drawing/2014/chartex" xmlns:cx1="http://schemas.microsoft.com/office/drawing/2015/9/8/chartex" xmlns:cx2="http://schemas.microsoft.com/office/drawing/2015/10/21/chartex" xmlns:cx3="http://schemas.microsoft.com/office/drawing/2016/5/9/chartex" xmlns:cx4="http://schemas.microsoft.com/office/drawing/2016/5/10/chartex" xmlns:cx5="http://schemas.microsoft.com/office/drawing/2016/5/11/chartex" xmlns:cx6="http://schemas.microsoft.com/office/drawing/2016/5/12/chartex" xmlns:cx7="http://schemas.microsoft.com/office/drawing/2016/5/13/chartex" xmlns:cx8="http://schemas.microsoft.com/office/drawing/2016/5/14/chartex" xmlns:mc="http://schemas.openxmlformats.org/markup-compatibility/2006" xmlns:aink="http://schemas.microsoft.com/office/drawing/2016/ink" xmlns:am3d="http://schemas.microsoft.com/office/drawing/2017/model3d" xmlns:o="urn:schemas-microsoft-com:office:office" xmlns:oel="http://schemas.microsoft.com/office/2019/extlst" xmlns:r="http://schemas.openxmlformats.org/officeDocument/2006/relationships" xmlns:m="http://schemas.openxmlformats.org/officeDocument/2006/math" xmlns:v="urn:schemas-microsoft-com:vml" xmlns:wp14="http://schemas.microsoft.com/office/word/2010/wordprocessingDrawing" xmlns:wp="http://schemas.openxmlformats.org/drawingml/2006/wordprocessingDrawing" xmlns:w10="urn:schemas-microsoft-com:office:word" xmlns:w="http://schemas.openxmlformats.org/wordprocessingml/2006/main" xmlns:w14="http://schemas.microsoft.com/office/word/2010/wordml" xmlns:w15="http://schemas.microsoft.com/office/word/2012/wordml" xmlns:w16cex="http://schemas.microsoft.com/office/word/2018/wordml/cex" xmlns:w16cid="http://schemas.microsoft.com/office/word/2016/wordml/cid" xmlns:w16="http://schemas.microsoft.com/office/word/2018/wordml" xmlns:w16du="http://schemas.microsoft.com/office/word/2023/wordml/word16du" xmlns:w16sdtdh="http://schemas.microsoft.com/office/word/2020/wordml/sdtdatahash" xmlns:w16sdtfl="http://schemas.microsoft.com/office/word/2024/wordml/sdtformatlock" xmlns:w16se="http://schemas.microsoft.com/office/word/2015/wordml/symex" xmlns:wpg="http://schemas.microsoft.com/office/word/2010/wordprocessingGroup" xmlns:wpi="http://schemas.microsoft.com/office/word/2010/wordprocessingInk" xmlns:wne="http://schemas.microsoft.com/office/word/2006/wordml" xmlns:wps="http://schemas.microsoft.com/office/word/2010/wordprocessingShape" mc:Ignorable="w14 w15 w16se w16cid w16 w16cex w16sdtdh w16sdtfl w16du wp14">
+<w:document xmlns:wpc="http://schemas.microsoft.com/office/word/2010/wordprocessingCanvas" xmlns:cx="http://schemas.microsoft.com/office/drawing/2014/chartex" xmlns:cx1="http://schemas.microsoft.com/office/drawing/2015/9/8/chartex" xmlns:cx2="http://schemas.microsoft.com/office/drawing/2015/10/21/chartex" xmlns:cx3="http://schemas.microsoft.com/office/drawing/2016/5/9/chartex" xmlns:cx4="http://schemas.microsoft.com/office/drawing/2016/5/10/chartex" xmlns:cx5="http://schemas.microsoft.com/office/drawing/2016/5/11/chartex" xmlns:cx6="http://schemas.microsoft.com/office/drawing/2016/5/12/chartex" xmlns:cx7="http://schemas.microsoft.com/office/drawing/2016/5/13/chartex" xmlns:cx8="http://schemas.microsoft.com/office/drawing/2016/5/14/chartex" xmlns:mc="http://schemas.openxmlformats.org/markup-compatibility/2006" xmlns:aink="http://schemas.microsoft.com/office/drawing/2016/ink" xmlns:am3d="http://schemas.microsoft.com/office/drawing/2017/model3d" xmlns:o="urn:schemas-microsoft-com:office:office" xmlns:r="http://schemas.openxmlformats.org/officeDocument/2006/relationships" xmlns:m="http://schemas.openxmlformats.org/officeDocument/2006/math" xmlns:v="urn:schemas-microsoft-com:vml" xmlns:wp14="http://schemas.microsoft.com/office/word/2010/wordprocessingDrawing" xmlns:wp="http://schemas.openxmlformats.org/drawingml/2006/wordprocessingDrawing" xmlns:w10="urn:schemas-microsoft-com:office:word" xmlns:w="http://schemas.openxmlformats.org/wordprocessingml/2006/main" xmlns:w14="http://schemas.microsoft.com/office/word/2010/wordml" xmlns:w15="http://schemas.microsoft.com/office/word/2012/wordml" xmlns:w16cex="http://schemas.microsoft.com/office/word/2018/wordml/cex" xmlns:w16cid="http://schemas.microsoft.com/office/word/2016/wordml/cid" xmlns:w16="http://schemas.microsoft.com/office/word/2018/wordml" xmlns:w16sdtdh="http://schemas.microsoft.com/office/word/2020/wordml/sdtdatahash" xmlns:w16se="http://schemas.microsoft.com/office/word/2015/wordml/symex" xmlns:wpg="http://schemas.microsoft.com/office/word/2010/wordprocessingGroup" xmlns:wpi="http://schemas.microsoft.com/office/word/2010/wordprocessingInk" xmlns:wne="http://schemas.microsoft.com/office/word/2006/wordml" xmlns:wps="http://schemas.microsoft.com/office/word/2010/wordprocessingShape" mc:Ignorable="w14 w15 w16se w16cid w16 w16cex w16sdtdh wp14">
   <w:body>
     <w:p>
       <w:pPr>
@@ -196,80 +196,6 @@
     </w:p>
     <w:p>
       <w:pPr>
-        <w:jc w:val="center"/>
-        <w:rPr>
-          <w:rFonts w:ascii="Times New Roman" w:hAnsi="Times New Roman"/>
-          <w:sz w:val="24"/>
-          <w:szCs w:val="24"/>
-        </w:rPr>
-      </w:pPr>
-      <w:r>
-        <w:rPr>
-          <w:rFonts w:ascii="Times New Roman" w:hAnsi="Times New Roman" w:hint="eastAsia"/>
-          <w:sz w:val="24"/>
-          <w:szCs w:val="24"/>
-        </w:rPr>
-        <w:t>软件</w:t>
-      </w:r>
-      <w:r>
-        <w:rPr>
-          <w:rFonts w:ascii="Times New Roman" w:hAnsi="Times New Roman"/>
-          <w:sz w:val="24"/>
-          <w:szCs w:val="24"/>
-        </w:rPr>
-        <w:t>学院</w:t>
-      </w:r>
-      <w:r>
-        <w:rPr>
-          <w:rFonts w:ascii="Times New Roman" w:hAnsi="Times New Roman"/>
-          <w:sz w:val="24"/>
-          <w:szCs w:val="24"/>
-        </w:rPr>
-        <w:t>20</w:t>
-      </w:r>
-      <w:r>
-        <w:rPr>
-          <w:rFonts w:ascii="Times New Roman" w:hAnsi="Times New Roman"/>
-          <w:sz w:val="24"/>
-          <w:szCs w:val="24"/>
-        </w:rPr>
-        <w:t>2</w:t>
-      </w:r>
-      <w:r>
-        <w:rPr>
-          <w:rFonts w:ascii="Times New Roman" w:hAnsi="Times New Roman"/>
-          <w:sz w:val="24"/>
-          <w:szCs w:val="24"/>
-        </w:rPr>
-        <w:t>4</w:t>
-      </w:r>
-      <w:r>
-        <w:rPr>
-          <w:rFonts w:ascii="Times New Roman" w:hAnsi="Times New Roman"/>
-          <w:sz w:val="24"/>
-          <w:szCs w:val="24"/>
-        </w:rPr>
-        <w:t>级</w:t>
-      </w:r>
-      <w:r>
-        <w:rPr>
-          <w:rFonts w:ascii="Times New Roman" w:hAnsi="Times New Roman"/>
-          <w:sz w:val="24"/>
-          <w:szCs w:val="24"/>
-        </w:rPr>
-        <w:t>2</w:t>
-      </w:r>
-      <w:r>
-        <w:rPr>
-          <w:rFonts w:ascii="Times New Roman" w:hAnsi="Times New Roman"/>
-          <w:sz w:val="24"/>
-          <w:szCs w:val="24"/>
-        </w:rPr>
-        <w:t>班</w:t>
-      </w:r>
-    </w:p>
-    <w:p>
-      <w:pPr>
         <w:pStyle w:val="1"/>
       </w:pPr>
       <w:r>
@@ -1018,9 +944,8 @@
     </w:p>
     <w:p>
       <w:pPr>
-        <w:ind w:firstLine="420"/>
-        <w:rPr>
-          <w:rFonts w:ascii="Times New Roman" w:hAnsi="Times New Roman"/>
+        <w:rPr>
+          <w:rFonts w:ascii="Times New Roman" w:hAnsi="Times New Roman" w:hint="eastAsia"/>
           <w:sz w:val="24"/>
           <w:szCs w:val="24"/>
         </w:rPr>
@@ -1028,6 +953,47 @@
     </w:p>
     <w:p>
       <w:pPr>
+        <w:rPr>
+          <w:rFonts w:ascii="Times New Roman" w:hAnsi="Times New Roman"/>
+          <w:sz w:val="28"/>
+          <w:szCs w:val="28"/>
+        </w:rPr>
+      </w:pPr>
+      <w:r>
+        <w:rPr>
+          <w:rFonts w:ascii="Times New Roman" w:hAnsi="Times New Roman" w:hint="eastAsia"/>
+          <w:sz w:val="28"/>
+          <w:szCs w:val="28"/>
+        </w:rPr>
+        <w:t>何俊翰</w:t>
+      </w:r>
+      <w:r>
+        <w:rPr>
+          <w:rFonts w:ascii="Times New Roman" w:hAnsi="Times New Roman" w:hint="eastAsia"/>
+          <w:sz w:val="28"/>
+          <w:szCs w:val="28"/>
+        </w:rPr>
+        <w:t>(</w:t>
+      </w:r>
+      <w:r>
+        <w:rPr>
+          <w:rFonts w:ascii="Times New Roman" w:hAnsi="Times New Roman"/>
+          <w:sz w:val="28"/>
+          <w:szCs w:val="28"/>
+        </w:rPr>
+        <w:t>30%)</w:t>
+      </w:r>
+      <w:r>
+        <w:rPr>
+          <w:rFonts w:ascii="Times New Roman" w:hAnsi="Times New Roman" w:hint="eastAsia"/>
+          <w:sz w:val="28"/>
+          <w:szCs w:val="28"/>
+        </w:rPr>
+        <w:t>：</w:t>
+      </w:r>
+    </w:p>
+    <w:p>
+      <w:pPr>
         <w:ind w:firstLine="420"/>
         <w:rPr>
           <w:rFonts w:ascii="Times New Roman" w:hAnsi="Times New Roman"/>
@@ -1035,64 +1001,21 @@
           <w:szCs w:val="24"/>
         </w:rPr>
       </w:pPr>
-    </w:p>
-    <w:p>
-      <w:pPr>
-        <w:rPr>
-          <w:rFonts w:ascii="Times New Roman" w:hAnsi="Times New Roman"/>
-          <w:sz w:val="28"/>
-          <w:szCs w:val="28"/>
-        </w:rPr>
-      </w:pPr>
-      <w:r>
-        <w:rPr>
-          <w:rFonts w:ascii="Times New Roman" w:hAnsi="Times New Roman" w:hint="eastAsia"/>
-          <w:sz w:val="28"/>
-          <w:szCs w:val="28"/>
-        </w:rPr>
-        <w:t>何俊翰</w:t>
-      </w:r>
-      <w:r>
-        <w:rPr>
-          <w:rFonts w:ascii="Times New Roman" w:hAnsi="Times New Roman" w:hint="eastAsia"/>
-          <w:sz w:val="28"/>
-          <w:szCs w:val="28"/>
-        </w:rPr>
-        <w:t>(</w:t>
-      </w:r>
-      <w:r>
-        <w:rPr>
-          <w:rFonts w:ascii="Times New Roman" w:hAnsi="Times New Roman"/>
-          <w:sz w:val="28"/>
-          <w:szCs w:val="28"/>
-        </w:rPr>
-        <w:t>30%)</w:t>
-      </w:r>
-      <w:r>
-        <w:rPr>
-          <w:rFonts w:ascii="Times New Roman" w:hAnsi="Times New Roman" w:hint="eastAsia"/>
-          <w:sz w:val="28"/>
-          <w:szCs w:val="28"/>
-        </w:rPr>
-        <w:t>：</w:t>
-      </w:r>
-    </w:p>
-    <w:p>
-      <w:pPr>
-        <w:ind w:firstLine="420"/>
+      <w:r>
         <w:rPr>
           <w:rFonts w:ascii="Times New Roman" w:hAnsi="Times New Roman"/>
           <w:sz w:val="24"/>
           <w:szCs w:val="24"/>
         </w:rPr>
-      </w:pPr>
+        <w:t>MVV/LVA (</w:t>
+      </w:r>
       <w:r>
         <w:rPr>
           <w:rFonts w:ascii="Times New Roman" w:hAnsi="Times New Roman"/>
           <w:sz w:val="24"/>
           <w:szCs w:val="24"/>
         </w:rPr>
-        <w:t>MVV/LVA (</w:t>
+        <w:t>最大价值受害者</w:t>
       </w:r>
       <w:r>
         <w:rPr>
@@ -1100,7 +1023,7 @@
           <w:sz w:val="24"/>
           <w:szCs w:val="24"/>
         </w:rPr>
-        <w:t>最大价值受害者</w:t>
+        <w:t>/</w:t>
       </w:r>
       <w:r>
         <w:rPr>
@@ -1108,7 +1031,7 @@
           <w:sz w:val="24"/>
           <w:szCs w:val="24"/>
         </w:rPr>
-        <w:t>/</w:t>
+        <w:t>最小价值攻击者</w:t>
       </w:r>
       <w:r>
         <w:rPr>
@@ -1116,7 +1039,7 @@
           <w:sz w:val="24"/>
           <w:szCs w:val="24"/>
         </w:rPr>
-        <w:t>最小价值攻击者</w:t>
+        <w:t>)</w:t>
       </w:r>
       <w:r>
         <w:rPr>
@@ -1124,68 +1047,67 @@
           <w:sz w:val="24"/>
           <w:szCs w:val="24"/>
         </w:rPr>
-        <w:t>)</w:t>
-      </w:r>
-      <w:r>
-        <w:rPr>
-          <w:rFonts w:ascii="Times New Roman" w:hAnsi="Times New Roman"/>
+        <w:t>评价</w:t>
+      </w:r>
+      <w:r>
+        <w:rPr>
+          <w:rFonts w:ascii="Times New Roman" w:hAnsi="Times New Roman" w:hint="eastAsia"/>
           <w:sz w:val="24"/>
           <w:szCs w:val="24"/>
         </w:rPr>
-        <w:t>评价</w:t>
-      </w:r>
-      <w:r>
-        <w:rPr>
-          <w:rFonts w:ascii="Times New Roman" w:hAnsi="Times New Roman" w:hint="eastAsia"/>
+        <w:t>；</w:t>
+      </w:r>
+    </w:p>
+    <w:p>
+      <w:pPr>
+        <w:ind w:firstLine="420"/>
+        <w:rPr>
+          <w:rFonts w:ascii="Times New Roman" w:hAnsi="Times New Roman"/>
           <w:sz w:val="24"/>
           <w:szCs w:val="24"/>
         </w:rPr>
-        <w:t>；</w:t>
-      </w:r>
-    </w:p>
-    <w:p>
-      <w:pPr>
-        <w:ind w:firstLine="420"/>
-        <w:rPr>
-          <w:rFonts w:ascii="Times New Roman" w:hAnsi="Times New Roman" w:hint="eastAsia"/>
+      </w:pPr>
+      <w:r>
+        <w:rPr>
+          <w:rFonts w:ascii="Times New Roman" w:hAnsi="Times New Roman"/>
           <w:sz w:val="24"/>
           <w:szCs w:val="24"/>
         </w:rPr>
-      </w:pPr>
-      <w:r>
-        <w:rPr>
-          <w:rFonts w:ascii="Times New Roman" w:hAnsi="Times New Roman"/>
+        <w:t>着法预排序</w:t>
+      </w:r>
+      <w:r>
+        <w:rPr>
+          <w:rFonts w:ascii="Times New Roman" w:hAnsi="Times New Roman" w:hint="eastAsia"/>
           <w:sz w:val="24"/>
           <w:szCs w:val="24"/>
         </w:rPr>
-        <w:t>着法预排序</w:t>
-      </w:r>
-      <w:r>
-        <w:rPr>
-          <w:rFonts w:ascii="Times New Roman" w:hAnsi="Times New Roman" w:hint="eastAsia"/>
+        <w:t>；</w:t>
+      </w:r>
+    </w:p>
+    <w:p>
+      <w:pPr>
+        <w:ind w:firstLine="420"/>
+        <w:rPr>
+          <w:rFonts w:ascii="Times New Roman" w:hAnsi="Times New Roman"/>
           <w:sz w:val="24"/>
           <w:szCs w:val="24"/>
         </w:rPr>
-        <w:t>；</w:t>
-      </w:r>
-    </w:p>
-    <w:p>
-      <w:pPr>
-        <w:ind w:firstLine="420"/>
+      </w:pPr>
+      <w:r>
         <w:rPr>
           <w:rFonts w:ascii="Times New Roman" w:hAnsi="Times New Roman"/>
           <w:sz w:val="24"/>
           <w:szCs w:val="24"/>
         </w:rPr>
-      </w:pPr>
+        <w:t>Quiescence Search(</w:t>
+      </w:r>
       <w:r>
         <w:rPr>
           <w:rFonts w:ascii="Times New Roman" w:hAnsi="Times New Roman"/>
           <w:sz w:val="24"/>
           <w:szCs w:val="24"/>
         </w:rPr>
-        <w:lastRenderedPageBreak/>
-        <w:t>Quiescence Search(</w:t>
+        <w:t>静态搜素</w:t>
       </w:r>
       <w:r>
         <w:rPr>
@@ -1193,7 +1115,7 @@
           <w:sz w:val="24"/>
           <w:szCs w:val="24"/>
         </w:rPr>
-        <w:t>静态搜素</w:t>
+        <w:t>)</w:t>
       </w:r>
       <w:r>
         <w:rPr>
@@ -1201,126 +1123,119 @@
           <w:sz w:val="24"/>
           <w:szCs w:val="24"/>
         </w:rPr>
-        <w:t>)</w:t>
-      </w:r>
-      <w:r>
-        <w:rPr>
-          <w:rFonts w:ascii="Times New Roman" w:hAnsi="Times New Roman"/>
+        <w:t>算法</w:t>
+      </w:r>
+      <w:r>
+        <w:rPr>
+          <w:rFonts w:ascii="Times New Roman" w:hAnsi="Times New Roman" w:hint="eastAsia"/>
           <w:sz w:val="24"/>
           <w:szCs w:val="24"/>
         </w:rPr>
-        <w:t>算法</w:t>
-      </w:r>
-      <w:r>
-        <w:rPr>
-          <w:rFonts w:ascii="Times New Roman" w:hAnsi="Times New Roman" w:hint="eastAsia"/>
+        <w:t>；</w:t>
+      </w:r>
+    </w:p>
+    <w:p>
+      <w:pPr>
+        <w:ind w:firstLine="420"/>
+        <w:rPr>
+          <w:rFonts w:ascii="Times New Roman" w:hAnsi="Times New Roman"/>
           <w:sz w:val="24"/>
           <w:szCs w:val="24"/>
         </w:rPr>
-        <w:t>；</w:t>
-      </w:r>
-    </w:p>
-    <w:p>
-      <w:pPr>
-        <w:ind w:firstLine="420"/>
+      </w:pPr>
+      <w:r>
         <w:rPr>
           <w:rFonts w:ascii="Times New Roman" w:hAnsi="Times New Roman"/>
           <w:sz w:val="24"/>
           <w:szCs w:val="24"/>
         </w:rPr>
-      </w:pPr>
-      <w:r>
-        <w:rPr>
-          <w:rFonts w:ascii="Times New Roman" w:hAnsi="Times New Roman"/>
+        <w:t>搜素时间控制与状态保护</w:t>
+      </w:r>
+      <w:r>
+        <w:rPr>
+          <w:rFonts w:ascii="Times New Roman" w:hAnsi="Times New Roman" w:hint="eastAsia"/>
           <w:sz w:val="24"/>
           <w:szCs w:val="24"/>
         </w:rPr>
-        <w:t>搜素时间控制与状态保护</w:t>
-      </w:r>
-      <w:r>
-        <w:rPr>
-          <w:rFonts w:ascii="Times New Roman" w:hAnsi="Times New Roman" w:hint="eastAsia"/>
+        <w:t>；</w:t>
+      </w:r>
+    </w:p>
+    <w:p>
+      <w:pPr>
+        <w:ind w:firstLine="420"/>
+        <w:rPr>
+          <w:rFonts w:ascii="Times New Roman" w:hAnsi="Times New Roman"/>
           <w:sz w:val="24"/>
           <w:szCs w:val="24"/>
         </w:rPr>
-        <w:t>；</w:t>
-      </w:r>
-    </w:p>
-    <w:p>
-      <w:pPr>
-        <w:ind w:firstLine="420"/>
+      </w:pPr>
+      <w:r>
         <w:rPr>
           <w:rFonts w:ascii="Times New Roman" w:hAnsi="Times New Roman"/>
           <w:sz w:val="24"/>
           <w:szCs w:val="24"/>
         </w:rPr>
-      </w:pPr>
-      <w:r>
-        <w:rPr>
-          <w:rFonts w:ascii="Times New Roman" w:hAnsi="Times New Roman"/>
+        <w:lastRenderedPageBreak/>
+        <w:t>延迟选择排序</w:t>
+      </w:r>
+      <w:r>
+        <w:rPr>
+          <w:rFonts w:ascii="Times New Roman" w:hAnsi="Times New Roman" w:hint="eastAsia"/>
           <w:sz w:val="24"/>
           <w:szCs w:val="24"/>
         </w:rPr>
-        <w:t>延迟选择排序</w:t>
-      </w:r>
-      <w:r>
-        <w:rPr>
-          <w:rFonts w:ascii="Times New Roman" w:hAnsi="Times New Roman" w:hint="eastAsia"/>
+        <w:t>；</w:t>
+      </w:r>
+    </w:p>
+    <w:p>
+      <w:pPr>
+        <w:ind w:firstLine="420"/>
+        <w:rPr>
+          <w:rFonts w:ascii="Times New Roman" w:hAnsi="Times New Roman"/>
           <w:sz w:val="24"/>
           <w:szCs w:val="24"/>
         </w:rPr>
-        <w:t>；</w:t>
-      </w:r>
-    </w:p>
-    <w:p>
-      <w:pPr>
-        <w:ind w:firstLine="420"/>
+      </w:pPr>
+      <w:r>
         <w:rPr>
           <w:rFonts w:ascii="Times New Roman" w:hAnsi="Times New Roman"/>
           <w:sz w:val="24"/>
           <w:szCs w:val="24"/>
         </w:rPr>
-      </w:pPr>
-      <w:r>
-        <w:rPr>
-          <w:rFonts w:ascii="Times New Roman" w:hAnsi="Times New Roman"/>
+        <w:t>不良吃子剪枝</w:t>
+      </w:r>
+      <w:r>
+        <w:rPr>
+          <w:rFonts w:ascii="Times New Roman" w:hAnsi="Times New Roman" w:hint="eastAsia"/>
           <w:sz w:val="24"/>
           <w:szCs w:val="24"/>
         </w:rPr>
-        <w:t>不良吃子剪枝</w:t>
-      </w:r>
-      <w:r>
-        <w:rPr>
-          <w:rFonts w:ascii="Times New Roman" w:hAnsi="Times New Roman" w:hint="eastAsia"/>
+        <w:t>；</w:t>
+      </w:r>
+    </w:p>
+    <w:p>
+      <w:pPr>
+        <w:ind w:firstLine="420"/>
+        <w:rPr>
+          <w:rFonts w:ascii="Times New Roman" w:hAnsi="Times New Roman"/>
           <w:sz w:val="24"/>
           <w:szCs w:val="24"/>
         </w:rPr>
-        <w:t>；</w:t>
-      </w:r>
-    </w:p>
-    <w:p>
-      <w:pPr>
-        <w:ind w:firstLine="420"/>
+      </w:pPr>
+      <w:r>
         <w:rPr>
           <w:rFonts w:ascii="Times New Roman" w:hAnsi="Times New Roman"/>
           <w:sz w:val="24"/>
           <w:szCs w:val="24"/>
         </w:rPr>
-      </w:pPr>
-      <w:r>
-        <w:rPr>
-          <w:rFonts w:ascii="Times New Roman" w:hAnsi="Times New Roman"/>
+        <w:t>将军状态的特殊处理</w:t>
+      </w:r>
+      <w:r>
+        <w:rPr>
+          <w:rFonts w:ascii="Times New Roman" w:hAnsi="Times New Roman" w:hint="eastAsia"/>
           <w:sz w:val="24"/>
           <w:szCs w:val="24"/>
         </w:rPr>
-        <w:t>将军状态的特殊处理</w:t>
-      </w:r>
-      <w:r>
-        <w:rPr>
-          <w:rFonts w:ascii="Times New Roman" w:hAnsi="Times New Roman" w:hint="eastAsia"/>
-          <w:sz w:val="24"/>
-          <w:szCs w:val="24"/>
-        </w:rPr>
         <w:t>；</w:t>
       </w:r>
     </w:p>
@@ -1339,6 +1254,9 @@
     <w:p>
       <w:pPr>
         <w:pStyle w:val="2"/>
+        <w:rPr>
+          <w:rFonts w:hint="eastAsia"/>
+        </w:rPr>
       </w:pPr>
       <w:bookmarkStart w:id="4" w:name="_Toc69548506"/>
       <w:r>
@@ -1374,12 +1292,238 @@
         </w:rPr>
         <w:t>的总体思想是将中国象棋的自动着棋的评测问题，转化为“合法着法生成——局面价值评估——博弈树搜素——最优着法筛选”的决策过程。</w:t>
       </w:r>
-      <w:r>
-        <w:rPr>
-          <w:rFonts w:ascii="Times New Roman" w:hAnsi="Times New Roman"/>
-          <w:sz w:val="28"/>
-          <w:szCs w:val="28"/>
-        </w:rPr>
+    </w:p>
+    <w:p>
+      <w:pPr>
+        <w:ind w:firstLine="420"/>
+        <w:rPr>
+          <w:rFonts w:ascii="Times New Roman" w:hAnsi="Times New Roman"/>
+          <w:sz w:val="28"/>
+          <w:szCs w:val="28"/>
+        </w:rPr>
+      </w:pPr>
+      <w:r>
+        <w:rPr>
+          <w:rFonts w:ascii="Times New Roman" w:hAnsi="Times New Roman" w:hint="eastAsia"/>
+          <w:sz w:val="28"/>
+          <w:szCs w:val="28"/>
+        </w:rPr>
+        <w:t>程序整体的流程图如图所示：</w:t>
+      </w:r>
+    </w:p>
+    <w:p>
+      <w:pPr>
+        <w:ind w:firstLine="420"/>
+        <w:rPr>
+          <w:rFonts w:ascii="Times New Roman" w:hAnsi="Times New Roman"/>
+          <w:sz w:val="28"/>
+          <w:szCs w:val="28"/>
+        </w:rPr>
+      </w:pPr>
+      <w:r>
+        <w:rPr>
+          <w:noProof/>
+        </w:rPr>
+        <w:drawing>
+          <wp:anchor distT="0" distB="0" distL="114300" distR="114300" simplePos="0" relativeHeight="251672576" behindDoc="1" locked="0" layoutInCell="1" allowOverlap="1" wp14:anchorId="4A06D4C1" wp14:editId="5F808F0D">
+            <wp:simplePos x="0" y="0"/>
+            <wp:positionH relativeFrom="margin">
+              <wp:align>center</wp:align>
+            </wp:positionH>
+            <wp:positionV relativeFrom="paragraph">
+              <wp:posOffset>271145</wp:posOffset>
+            </wp:positionV>
+            <wp:extent cx="7127029" cy="4752975"/>
+            <wp:effectExtent l="0" t="0" r="0" b="0"/>
+            <wp:wrapNone/>
+            <wp:docPr id="15" name="图片 15"/>
+            <wp:cNvGraphicFramePr>
+              <a:graphicFrameLocks xmlns:a="http://schemas.openxmlformats.org/drawingml/2006/main" noChangeAspect="1"/>
+            </wp:cNvGraphicFramePr>
+            <a:graphic xmlns:a="http://schemas.openxmlformats.org/drawingml/2006/main">
+              <a:graphicData uri="http://schemas.openxmlformats.org/drawingml/2006/picture">
+                <pic:pic xmlns:pic="http://schemas.openxmlformats.org/drawingml/2006/picture">
+                  <pic:nvPicPr>
+                    <pic:cNvPr id="0" name="Picture 10"/>
+                    <pic:cNvPicPr>
+                      <a:picLocks noChangeAspect="1" noChangeArrowheads="1"/>
+                    </pic:cNvPicPr>
+                  </pic:nvPicPr>
+                  <pic:blipFill>
+                    <a:blip r:embed="rId8">
+                      <a:extLst>
+                        <a:ext uri="{28A0092B-C50C-407E-A947-70E740481C1C}">
+                          <a14:useLocalDpi xmlns:a14="http://schemas.microsoft.com/office/drawing/2010/main" val="0"/>
+                        </a:ext>
+                      </a:extLst>
+                    </a:blip>
+                    <a:srcRect/>
+                    <a:stretch>
+                      <a:fillRect/>
+                    </a:stretch>
+                  </pic:blipFill>
+                  <pic:spPr bwMode="auto">
+                    <a:xfrm>
+                      <a:off x="0" y="0"/>
+                      <a:ext cx="7127029" cy="4752975"/>
+                    </a:xfrm>
+                    <a:prstGeom prst="rect">
+                      <a:avLst/>
+                    </a:prstGeom>
+                    <a:noFill/>
+                    <a:ln>
+                      <a:noFill/>
+                    </a:ln>
+                  </pic:spPr>
+                </pic:pic>
+              </a:graphicData>
+            </a:graphic>
+            <wp14:sizeRelH relativeFrom="margin">
+              <wp14:pctWidth>0</wp14:pctWidth>
+            </wp14:sizeRelH>
+            <wp14:sizeRelV relativeFrom="margin">
+              <wp14:pctHeight>0</wp14:pctHeight>
+            </wp14:sizeRelV>
+          </wp:anchor>
+        </w:drawing>
+      </w:r>
+    </w:p>
+    <w:p>
+      <w:pPr>
+        <w:ind w:firstLine="420"/>
+        <w:rPr>
+          <w:rFonts w:ascii="Times New Roman" w:hAnsi="Times New Roman"/>
+          <w:sz w:val="28"/>
+          <w:szCs w:val="28"/>
+        </w:rPr>
+      </w:pPr>
+    </w:p>
+    <w:p>
+      <w:pPr>
+        <w:ind w:firstLine="420"/>
+        <w:rPr>
+          <w:rFonts w:ascii="Times New Roman" w:hAnsi="Times New Roman"/>
+          <w:sz w:val="28"/>
+          <w:szCs w:val="28"/>
+        </w:rPr>
+      </w:pPr>
+    </w:p>
+    <w:p>
+      <w:pPr>
+        <w:ind w:firstLine="420"/>
+        <w:rPr>
+          <w:rFonts w:ascii="Times New Roman" w:hAnsi="Times New Roman" w:hint="eastAsia"/>
+          <w:sz w:val="28"/>
+          <w:szCs w:val="28"/>
+        </w:rPr>
+      </w:pPr>
+    </w:p>
+    <w:p>
+      <w:pPr>
+        <w:ind w:firstLine="420"/>
+        <w:rPr>
+          <w:rFonts w:ascii="Times New Roman" w:hAnsi="Times New Roman"/>
+          <w:sz w:val="28"/>
+          <w:szCs w:val="28"/>
+        </w:rPr>
+      </w:pPr>
+    </w:p>
+    <w:p>
+      <w:pPr>
+        <w:ind w:firstLine="420"/>
+        <w:rPr>
+          <w:rFonts w:ascii="Times New Roman" w:hAnsi="Times New Roman"/>
+          <w:sz w:val="28"/>
+          <w:szCs w:val="28"/>
+        </w:rPr>
+      </w:pPr>
+    </w:p>
+    <w:p>
+      <w:pPr>
+        <w:ind w:firstLine="420"/>
+        <w:rPr>
+          <w:rFonts w:ascii="Times New Roman" w:hAnsi="Times New Roman"/>
+          <w:sz w:val="28"/>
+          <w:szCs w:val="28"/>
+        </w:rPr>
+      </w:pPr>
+    </w:p>
+    <w:p>
+      <w:pPr>
+        <w:ind w:firstLine="420"/>
+        <w:rPr>
+          <w:rFonts w:ascii="Times New Roman" w:hAnsi="Times New Roman"/>
+          <w:sz w:val="28"/>
+          <w:szCs w:val="28"/>
+        </w:rPr>
+      </w:pPr>
+    </w:p>
+    <w:p>
+      <w:pPr>
+        <w:ind w:firstLine="420"/>
+        <w:rPr>
+          <w:rFonts w:ascii="Times New Roman" w:hAnsi="Times New Roman"/>
+          <w:sz w:val="28"/>
+          <w:szCs w:val="28"/>
+        </w:rPr>
+      </w:pPr>
+    </w:p>
+    <w:p>
+      <w:pPr>
+        <w:ind w:firstLine="420"/>
+        <w:rPr>
+          <w:rFonts w:ascii="Times New Roman" w:hAnsi="Times New Roman" w:hint="eastAsia"/>
+          <w:sz w:val="28"/>
+          <w:szCs w:val="28"/>
+        </w:rPr>
+      </w:pPr>
+    </w:p>
+    <w:p>
+      <w:pPr>
+        <w:ind w:firstLine="420"/>
+        <w:rPr>
+          <w:rFonts w:ascii="Times New Roman" w:hAnsi="Times New Roman"/>
+          <w:sz w:val="28"/>
+          <w:szCs w:val="28"/>
+        </w:rPr>
+      </w:pPr>
+    </w:p>
+    <w:p>
+      <w:pPr>
+        <w:ind w:firstLine="420"/>
+        <w:rPr>
+          <w:rFonts w:ascii="Times New Roman" w:hAnsi="Times New Roman"/>
+          <w:sz w:val="28"/>
+          <w:szCs w:val="28"/>
+        </w:rPr>
+      </w:pPr>
+    </w:p>
+    <w:p>
+      <w:pPr>
+        <w:ind w:firstLine="420"/>
+        <w:rPr>
+          <w:rFonts w:ascii="Times New Roman" w:hAnsi="Times New Roman"/>
+          <w:sz w:val="28"/>
+          <w:szCs w:val="28"/>
+        </w:rPr>
+      </w:pPr>
+    </w:p>
+    <w:p>
+      <w:pPr>
+        <w:ind w:firstLine="420"/>
+        <w:rPr>
+          <w:rFonts w:ascii="Times New Roman" w:hAnsi="Times New Roman"/>
+          <w:sz w:val="28"/>
+          <w:szCs w:val="28"/>
+        </w:rPr>
+      </w:pPr>
+      <w:r>
+        <w:rPr>
+          <w:rFonts w:ascii="Times New Roman" w:hAnsi="Times New Roman"/>
+          <w:sz w:val="28"/>
+          <w:szCs w:val="28"/>
+        </w:rPr>
+        <w:lastRenderedPageBreak/>
         <w:t>程序首先根据评测平台输入的历史走法恢复当前棋局状态，然后在当前局面下生成所有满足中国象棋规则的合法着法；在此基础上，对每个候选着法产生的新局面进行评估，并通过搜索算法向后推演若干层博弈树，最终选择在当前搜索深度和时间限制内评估值最高的着法作为输出。</w:t>
       </w:r>
     </w:p>
@@ -1394,6 +1538,203 @@
       </w:pPr>
       <w:r>
         <w:rPr>
+          <w:noProof/>
+        </w:rPr>
+        <w:drawing>
+          <wp:anchor distT="0" distB="0" distL="114300" distR="114300" simplePos="0" relativeHeight="251670528" behindDoc="1" locked="0" layoutInCell="1" allowOverlap="1" wp14:anchorId="5751C039" wp14:editId="2B7E453C">
+            <wp:simplePos x="0" y="0"/>
+            <wp:positionH relativeFrom="column">
+              <wp:posOffset>227330</wp:posOffset>
+            </wp:positionH>
+            <wp:positionV relativeFrom="paragraph">
+              <wp:posOffset>377825</wp:posOffset>
+            </wp:positionV>
+            <wp:extent cx="5274000" cy="3589200"/>
+            <wp:effectExtent l="0" t="0" r="3175" b="0"/>
+            <wp:wrapNone/>
+            <wp:docPr id="12" name="图片 12"/>
+            <wp:cNvGraphicFramePr>
+              <a:graphicFrameLocks xmlns:a="http://schemas.openxmlformats.org/drawingml/2006/main" noChangeAspect="1"/>
+            </wp:cNvGraphicFramePr>
+            <a:graphic xmlns:a="http://schemas.openxmlformats.org/drawingml/2006/main">
+              <a:graphicData uri="http://schemas.openxmlformats.org/drawingml/2006/picture">
+                <pic:pic xmlns:pic="http://schemas.openxmlformats.org/drawingml/2006/picture">
+                  <pic:nvPicPr>
+                    <pic:cNvPr id="0" name="Picture 1"/>
+                    <pic:cNvPicPr>
+                      <a:picLocks noChangeAspect="1" noChangeArrowheads="1"/>
+                    </pic:cNvPicPr>
+                  </pic:nvPicPr>
+                  <pic:blipFill>
+                    <a:blip r:embed="rId9">
+                      <a:extLst>
+                        <a:ext uri="{28A0092B-C50C-407E-A947-70E740481C1C}">
+                          <a14:useLocalDpi xmlns:a14="http://schemas.microsoft.com/office/drawing/2010/main" val="0"/>
+                        </a:ext>
+                      </a:extLst>
+                    </a:blip>
+                    <a:srcRect/>
+                    <a:stretch>
+                      <a:fillRect/>
+                    </a:stretch>
+                  </pic:blipFill>
+                  <pic:spPr bwMode="auto">
+                    <a:xfrm>
+                      <a:off x="0" y="0"/>
+                      <a:ext cx="5274000" cy="3589200"/>
+                    </a:xfrm>
+                    <a:prstGeom prst="rect">
+                      <a:avLst/>
+                    </a:prstGeom>
+                    <a:noFill/>
+                    <a:ln>
+                      <a:noFill/>
+                    </a:ln>
+                  </pic:spPr>
+                </pic:pic>
+              </a:graphicData>
+            </a:graphic>
+            <wp14:sizeRelH relativeFrom="margin">
+              <wp14:pctWidth>0</wp14:pctWidth>
+            </wp14:sizeRelH>
+            <wp14:sizeRelV relativeFrom="margin">
+              <wp14:pctHeight>0</wp14:pctHeight>
+            </wp14:sizeRelV>
+          </wp:anchor>
+        </w:drawing>
+      </w:r>
+      <w:r>
+        <w:rPr>
+          <w:rFonts w:ascii="Times New Roman" w:hAnsi="Times New Roman" w:hint="eastAsia"/>
+          <w:sz w:val="28"/>
+          <w:szCs w:val="28"/>
+        </w:rPr>
+        <w:t>程序第二部分</w:t>
+      </w:r>
+      <w:r>
+        <w:rPr>
+          <w:rFonts w:ascii="Times New Roman" w:hAnsi="Times New Roman" w:hint="eastAsia"/>
+          <w:sz w:val="28"/>
+          <w:szCs w:val="28"/>
+        </w:rPr>
+        <w:t>(</w:t>
+      </w:r>
+      <w:r>
+        <w:rPr>
+          <w:rFonts w:ascii="Times New Roman" w:hAnsi="Times New Roman" w:hint="eastAsia"/>
+          <w:sz w:val="28"/>
+          <w:szCs w:val="28"/>
+        </w:rPr>
+        <w:t>局面价值评估</w:t>
+      </w:r>
+      <w:r>
+        <w:rPr>
+          <w:rFonts w:ascii="Times New Roman" w:hAnsi="Times New Roman"/>
+          <w:sz w:val="28"/>
+          <w:szCs w:val="28"/>
+        </w:rPr>
+        <w:t>)</w:t>
+      </w:r>
+      <w:r>
+        <w:rPr>
+          <w:rFonts w:ascii="Times New Roman" w:hAnsi="Times New Roman" w:hint="eastAsia"/>
+          <w:sz w:val="28"/>
+          <w:szCs w:val="28"/>
+        </w:rPr>
+        <w:t>的流程图如图所示：</w:t>
+      </w:r>
+    </w:p>
+    <w:p>
+      <w:pPr>
+        <w:ind w:firstLine="420"/>
+        <w:rPr>
+          <w:rFonts w:ascii="Times New Roman" w:hAnsi="Times New Roman" w:hint="eastAsia"/>
+          <w:sz w:val="28"/>
+          <w:szCs w:val="28"/>
+        </w:rPr>
+      </w:pPr>
+    </w:p>
+    <w:p>
+      <w:pPr>
+        <w:ind w:firstLine="420"/>
+        <w:rPr>
+          <w:rFonts w:ascii="Times New Roman" w:hAnsi="Times New Roman" w:hint="eastAsia"/>
+          <w:sz w:val="28"/>
+          <w:szCs w:val="28"/>
+        </w:rPr>
+      </w:pPr>
+    </w:p>
+    <w:p>
+      <w:pPr>
+        <w:ind w:firstLine="420"/>
+        <w:rPr>
+          <w:rFonts w:ascii="Times New Roman" w:hAnsi="Times New Roman"/>
+          <w:sz w:val="28"/>
+          <w:szCs w:val="28"/>
+        </w:rPr>
+      </w:pPr>
+    </w:p>
+    <w:p>
+      <w:pPr>
+        <w:ind w:firstLine="420"/>
+        <w:rPr>
+          <w:rFonts w:ascii="Times New Roman" w:hAnsi="Times New Roman"/>
+          <w:sz w:val="28"/>
+          <w:szCs w:val="28"/>
+        </w:rPr>
+      </w:pPr>
+    </w:p>
+    <w:p>
+      <w:pPr>
+        <w:ind w:firstLine="420"/>
+        <w:rPr>
+          <w:rFonts w:ascii="Times New Roman" w:hAnsi="Times New Roman"/>
+          <w:sz w:val="28"/>
+          <w:szCs w:val="28"/>
+        </w:rPr>
+      </w:pPr>
+    </w:p>
+    <w:p>
+      <w:pPr>
+        <w:ind w:firstLine="420"/>
+        <w:rPr>
+          <w:rFonts w:ascii="Times New Roman" w:hAnsi="Times New Roman"/>
+          <w:sz w:val="28"/>
+          <w:szCs w:val="28"/>
+        </w:rPr>
+      </w:pPr>
+    </w:p>
+    <w:p>
+      <w:pPr>
+        <w:ind w:firstLine="420"/>
+        <w:rPr>
+          <w:rFonts w:ascii="Times New Roman" w:hAnsi="Times New Roman"/>
+          <w:sz w:val="28"/>
+          <w:szCs w:val="28"/>
+        </w:rPr>
+      </w:pPr>
+    </w:p>
+    <w:p>
+      <w:pPr>
+        <w:ind w:firstLine="420"/>
+        <w:rPr>
+          <w:rFonts w:ascii="Times New Roman" w:hAnsi="Times New Roman"/>
+          <w:sz w:val="28"/>
+          <w:szCs w:val="28"/>
+        </w:rPr>
+      </w:pPr>
+    </w:p>
+    <w:p>
+      <w:pPr>
+        <w:ind w:firstLine="420"/>
+        <w:rPr>
+          <w:rFonts w:ascii="Times New Roman" w:hAnsi="Times New Roman"/>
+          <w:sz w:val="28"/>
+          <w:szCs w:val="28"/>
+        </w:rPr>
+      </w:pPr>
+      <w:r>
+        <w:rPr>
           <w:rFonts w:ascii="Times New Roman" w:hAnsi="Times New Roman"/>
           <w:sz w:val="28"/>
           <w:szCs w:val="28"/>
@@ -1548,6 +1889,244 @@
           <w:szCs w:val="28"/>
         </w:rPr>
       </w:pPr>
+    </w:p>
+    <w:p>
+      <w:pPr>
+        <w:ind w:firstLine="420"/>
+        <w:rPr>
+          <w:rFonts w:ascii="Times New Roman" w:hAnsi="Times New Roman"/>
+          <w:sz w:val="28"/>
+          <w:szCs w:val="28"/>
+        </w:rPr>
+      </w:pPr>
+      <w:r>
+        <w:rPr>
+          <w:rFonts w:ascii="Times New Roman" w:hAnsi="Times New Roman" w:hint="eastAsia"/>
+          <w:sz w:val="28"/>
+          <w:szCs w:val="28"/>
+        </w:rPr>
+        <w:lastRenderedPageBreak/>
+        <w:t>程序第三部分</w:t>
+      </w:r>
+      <w:r>
+        <w:rPr>
+          <w:rFonts w:ascii="Times New Roman" w:hAnsi="Times New Roman" w:hint="eastAsia"/>
+          <w:sz w:val="28"/>
+          <w:szCs w:val="28"/>
+        </w:rPr>
+        <w:t>(</w:t>
+      </w:r>
+      <w:r>
+        <w:rPr>
+          <w:rFonts w:ascii="Times New Roman" w:hAnsi="Times New Roman" w:hint="eastAsia"/>
+          <w:sz w:val="28"/>
+          <w:szCs w:val="28"/>
+        </w:rPr>
+        <w:t>策略搜素与着法筛选</w:t>
+      </w:r>
+      <w:r>
+        <w:rPr>
+          <w:rFonts w:ascii="Times New Roman" w:hAnsi="Times New Roman"/>
+          <w:sz w:val="28"/>
+          <w:szCs w:val="28"/>
+        </w:rPr>
+        <w:t>)</w:t>
+      </w:r>
+      <w:r>
+        <w:rPr>
+          <w:rFonts w:ascii="Times New Roman" w:hAnsi="Times New Roman" w:hint="eastAsia"/>
+          <w:sz w:val="28"/>
+          <w:szCs w:val="28"/>
+        </w:rPr>
+        <w:t>的流程图如下图所示：</w:t>
+      </w:r>
+    </w:p>
+    <w:p>
+      <w:pPr>
+        <w:ind w:firstLine="420"/>
+        <w:rPr>
+          <w:rFonts w:ascii="Times New Roman" w:hAnsi="Times New Roman" w:hint="eastAsia"/>
+          <w:sz w:val="28"/>
+          <w:szCs w:val="28"/>
+        </w:rPr>
+      </w:pPr>
+      <w:r>
+        <w:rPr>
+          <w:noProof/>
+        </w:rPr>
+        <w:drawing>
+          <wp:anchor distT="0" distB="0" distL="114300" distR="114300" simplePos="0" relativeHeight="251671552" behindDoc="1" locked="0" layoutInCell="1" allowOverlap="1" wp14:anchorId="554216C5" wp14:editId="7B3EE989">
+            <wp:simplePos x="1409700" y="4581525"/>
+            <wp:positionH relativeFrom="column">
+              <wp:align>center</wp:align>
+            </wp:positionH>
+            <wp:positionV relativeFrom="paragraph">
+              <wp:posOffset>100965</wp:posOffset>
+            </wp:positionV>
+            <wp:extent cx="5274000" cy="3956400"/>
+            <wp:effectExtent l="0" t="0" r="3175" b="6350"/>
+            <wp:wrapNone/>
+            <wp:docPr id="13" name="图片 13"/>
+            <wp:cNvGraphicFramePr>
+              <a:graphicFrameLocks xmlns:a="http://schemas.openxmlformats.org/drawingml/2006/main" noChangeAspect="1"/>
+            </wp:cNvGraphicFramePr>
+            <a:graphic xmlns:a="http://schemas.openxmlformats.org/drawingml/2006/main">
+              <a:graphicData uri="http://schemas.openxmlformats.org/drawingml/2006/picture">
+                <pic:pic xmlns:pic="http://schemas.openxmlformats.org/drawingml/2006/picture">
+                  <pic:nvPicPr>
+                    <pic:cNvPr id="0" name="Picture 3"/>
+                    <pic:cNvPicPr>
+                      <a:picLocks noChangeAspect="1" noChangeArrowheads="1"/>
+                    </pic:cNvPicPr>
+                  </pic:nvPicPr>
+                  <pic:blipFill>
+                    <a:blip r:embed="rId10" cstate="print">
+                      <a:extLst>
+                        <a:ext uri="{28A0092B-C50C-407E-A947-70E740481C1C}">
+                          <a14:useLocalDpi xmlns:a14="http://schemas.microsoft.com/office/drawing/2010/main" val="0"/>
+                        </a:ext>
+                      </a:extLst>
+                    </a:blip>
+                    <a:srcRect/>
+                    <a:stretch>
+                      <a:fillRect/>
+                    </a:stretch>
+                  </pic:blipFill>
+                  <pic:spPr bwMode="auto">
+                    <a:xfrm>
+                      <a:off x="0" y="0"/>
+                      <a:ext cx="5274000" cy="3956400"/>
+                    </a:xfrm>
+                    <a:prstGeom prst="rect">
+                      <a:avLst/>
+                    </a:prstGeom>
+                    <a:noFill/>
+                    <a:ln>
+                      <a:noFill/>
+                    </a:ln>
+                  </pic:spPr>
+                </pic:pic>
+              </a:graphicData>
+            </a:graphic>
+            <wp14:sizeRelH relativeFrom="margin">
+              <wp14:pctWidth>0</wp14:pctWidth>
+            </wp14:sizeRelH>
+            <wp14:sizeRelV relativeFrom="margin">
+              <wp14:pctHeight>0</wp14:pctHeight>
+            </wp14:sizeRelV>
+          </wp:anchor>
+        </w:drawing>
+      </w:r>
+    </w:p>
+    <w:p>
+      <w:pPr>
+        <w:ind w:firstLine="420"/>
+        <w:rPr>
+          <w:rFonts w:ascii="Times New Roman" w:hAnsi="Times New Roman"/>
+          <w:sz w:val="28"/>
+          <w:szCs w:val="28"/>
+        </w:rPr>
+      </w:pPr>
+    </w:p>
+    <w:p>
+      <w:pPr>
+        <w:ind w:firstLine="420"/>
+        <w:rPr>
+          <w:rFonts w:ascii="Times New Roman" w:hAnsi="Times New Roman"/>
+          <w:sz w:val="28"/>
+          <w:szCs w:val="28"/>
+        </w:rPr>
+      </w:pPr>
+    </w:p>
+    <w:p>
+      <w:pPr>
+        <w:ind w:firstLine="420"/>
+        <w:rPr>
+          <w:rFonts w:ascii="Times New Roman" w:hAnsi="Times New Roman"/>
+          <w:sz w:val="28"/>
+          <w:szCs w:val="28"/>
+        </w:rPr>
+      </w:pPr>
+    </w:p>
+    <w:p>
+      <w:pPr>
+        <w:ind w:firstLine="420"/>
+        <w:rPr>
+          <w:rFonts w:ascii="Times New Roman" w:hAnsi="Times New Roman"/>
+          <w:sz w:val="28"/>
+          <w:szCs w:val="28"/>
+        </w:rPr>
+      </w:pPr>
+    </w:p>
+    <w:p>
+      <w:pPr>
+        <w:ind w:firstLine="420"/>
+        <w:rPr>
+          <w:rFonts w:ascii="Times New Roman" w:hAnsi="Times New Roman"/>
+          <w:sz w:val="28"/>
+          <w:szCs w:val="28"/>
+        </w:rPr>
+      </w:pPr>
+    </w:p>
+    <w:p>
+      <w:pPr>
+        <w:ind w:firstLine="420"/>
+        <w:rPr>
+          <w:rFonts w:ascii="Times New Roman" w:hAnsi="Times New Roman"/>
+          <w:sz w:val="28"/>
+          <w:szCs w:val="28"/>
+        </w:rPr>
+      </w:pPr>
+    </w:p>
+    <w:p>
+      <w:pPr>
+        <w:ind w:firstLine="420"/>
+        <w:rPr>
+          <w:rFonts w:ascii="Times New Roman" w:hAnsi="Times New Roman"/>
+          <w:sz w:val="28"/>
+          <w:szCs w:val="28"/>
+        </w:rPr>
+      </w:pPr>
+    </w:p>
+    <w:p>
+      <w:pPr>
+        <w:ind w:firstLine="420"/>
+        <w:rPr>
+          <w:rFonts w:ascii="Times New Roman" w:hAnsi="Times New Roman"/>
+          <w:sz w:val="28"/>
+          <w:szCs w:val="28"/>
+        </w:rPr>
+      </w:pPr>
+    </w:p>
+    <w:p>
+      <w:pPr>
+        <w:ind w:firstLine="420"/>
+        <w:rPr>
+          <w:rFonts w:ascii="Times New Roman" w:hAnsi="Times New Roman"/>
+          <w:sz w:val="28"/>
+          <w:szCs w:val="28"/>
+        </w:rPr>
+      </w:pPr>
+    </w:p>
+    <w:p>
+      <w:pPr>
+        <w:ind w:firstLine="420"/>
+        <w:rPr>
+          <w:rFonts w:ascii="Times New Roman" w:hAnsi="Times New Roman"/>
+          <w:sz w:val="28"/>
+          <w:szCs w:val="28"/>
+        </w:rPr>
+      </w:pPr>
+    </w:p>
+    <w:p>
+      <w:pPr>
+        <w:ind w:firstLine="420"/>
+        <w:rPr>
+          <w:rFonts w:ascii="Times New Roman" w:hAnsi="Times New Roman"/>
+          <w:sz w:val="28"/>
+          <w:szCs w:val="28"/>
+        </w:rPr>
+      </w:pPr>
       <w:r>
         <w:rPr>
           <w:rFonts w:ascii="Times New Roman" w:hAnsi="Times New Roman"/>
@@ -1586,7 +2165,213 @@
           <w:sz w:val="28"/>
           <w:szCs w:val="28"/>
         </w:rPr>
-        <w:t>有限的时间内尽可能向更深层搜索，同时通过排序、缓存和</w:t>
+        <w:t>有限的时间内尽可能向更深层搜索，同时通过排序、缓存和剪枝减少无效分支，使程序更快找到较优着法。</w:t>
+      </w:r>
+    </w:p>
+    <w:p>
+      <w:pPr>
+        <w:ind w:firstLine="420"/>
+        <w:rPr>
+          <w:rFonts w:ascii="Times New Roman" w:hAnsi="Times New Roman"/>
+          <w:sz w:val="28"/>
+          <w:szCs w:val="28"/>
+        </w:rPr>
+      </w:pPr>
+      <w:r>
+        <w:rPr>
+          <w:rFonts w:ascii="Times New Roman" w:hAnsi="Times New Roman"/>
+          <w:sz w:val="28"/>
+          <w:szCs w:val="28"/>
+        </w:rPr>
+        <w:t>搜索部分以</w:t>
+      </w:r>
+      <w:r>
+        <w:rPr>
+          <w:rFonts w:ascii="Times New Roman" w:hAnsi="Times New Roman"/>
+          <w:sz w:val="28"/>
+          <w:szCs w:val="28"/>
+        </w:rPr>
+        <w:t xml:space="preserve"> NegaMax </w:t>
+      </w:r>
+      <w:r>
+        <w:rPr>
+          <w:rFonts w:ascii="Times New Roman" w:hAnsi="Times New Roman"/>
+          <w:sz w:val="28"/>
+          <w:szCs w:val="28"/>
+        </w:rPr>
+        <w:t>形式的</w:t>
+      </w:r>
+      <w:r>
+        <w:rPr>
+          <w:rFonts w:ascii="Times New Roman" w:hAnsi="Times New Roman"/>
+          <w:sz w:val="28"/>
+          <w:szCs w:val="28"/>
+        </w:rPr>
+        <w:t xml:space="preserve"> Alpha-Beta </w:t>
+      </w:r>
+      <w:r>
+        <w:rPr>
+          <w:rFonts w:ascii="Times New Roman" w:hAnsi="Times New Roman"/>
+          <w:sz w:val="28"/>
+          <w:szCs w:val="28"/>
+        </w:rPr>
+        <w:t>为基础，并进一步加入</w:t>
+      </w:r>
+      <w:r>
+        <w:rPr>
+          <w:rFonts w:ascii="Times New Roman" w:hAnsi="Times New Roman"/>
+          <w:sz w:val="28"/>
+          <w:szCs w:val="28"/>
+        </w:rPr>
+        <w:t xml:space="preserve"> PVS</w:t>
+      </w:r>
+      <w:r>
+        <w:rPr>
+          <w:rFonts w:ascii="Times New Roman" w:hAnsi="Times New Roman"/>
+          <w:sz w:val="28"/>
+          <w:szCs w:val="28"/>
+        </w:rPr>
+        <w:t>、置换表、静态搜索、空步裁剪、</w:t>
+      </w:r>
+      <w:r>
+        <w:rPr>
+          <w:rFonts w:ascii="Times New Roman" w:hAnsi="Times New Roman"/>
+          <w:sz w:val="28"/>
+          <w:szCs w:val="28"/>
+        </w:rPr>
+        <w:t>LMR</w:t>
+      </w:r>
+      <w:r>
+        <w:rPr>
+          <w:rFonts w:ascii="Times New Roman" w:hAnsi="Times New Roman"/>
+          <w:sz w:val="28"/>
+          <w:szCs w:val="28"/>
+        </w:rPr>
+        <w:t>、杀手着法、迭代加深和时间控制等优化。</w:t>
+      </w:r>
+      <w:r>
+        <w:rPr>
+          <w:rFonts w:ascii="Times New Roman" w:hAnsi="Times New Roman"/>
+          <w:sz w:val="28"/>
+          <w:szCs w:val="28"/>
+        </w:rPr>
+        <w:t xml:space="preserve">ChessAI </w:t>
+      </w:r>
+      <w:r>
+        <w:rPr>
+          <w:rFonts w:ascii="Times New Roman" w:hAnsi="Times New Roman"/>
+          <w:sz w:val="28"/>
+          <w:szCs w:val="28"/>
+        </w:rPr>
+        <w:t>中定义了</w:t>
+      </w:r>
+      <w:r>
+        <w:rPr>
+          <w:rFonts w:ascii="Times New Roman" w:hAnsi="Times New Roman"/>
+          <w:sz w:val="28"/>
+          <w:szCs w:val="28"/>
+        </w:rPr>
+        <w:t xml:space="preserve"> alpha_beta_PVS_select</w:t>
+      </w:r>
+      <w:r>
+        <w:rPr>
+          <w:rFonts w:ascii="Times New Roman" w:hAnsi="Times New Roman"/>
+          <w:sz w:val="28"/>
+          <w:szCs w:val="28"/>
+        </w:rPr>
+        <w:t>、</w:t>
+      </w:r>
+      <w:r>
+        <w:rPr>
+          <w:rFonts w:ascii="Times New Roman" w:hAnsi="Times New Roman"/>
+          <w:sz w:val="28"/>
+          <w:szCs w:val="28"/>
+        </w:rPr>
+        <w:t>alpha_beta_PVS_search</w:t>
+      </w:r>
+      <w:r>
+        <w:rPr>
+          <w:rFonts w:ascii="Times New Roman" w:hAnsi="Times New Roman"/>
+          <w:sz w:val="28"/>
+          <w:szCs w:val="28"/>
+        </w:rPr>
+        <w:t>、</w:t>
+      </w:r>
+      <w:r>
+        <w:rPr>
+          <w:rFonts w:ascii="Times New Roman" w:hAnsi="Times New Roman"/>
+          <w:sz w:val="28"/>
+          <w:szCs w:val="28"/>
+        </w:rPr>
+        <w:t>quiescence_search</w:t>
+      </w:r>
+      <w:r>
+        <w:rPr>
+          <w:rFonts w:ascii="Times New Roman" w:hAnsi="Times New Roman"/>
+          <w:sz w:val="28"/>
+          <w:szCs w:val="28"/>
+        </w:rPr>
+        <w:t>、</w:t>
+      </w:r>
+      <w:r>
+        <w:rPr>
+          <w:rFonts w:ascii="Times New Roman" w:hAnsi="Times New Roman"/>
+          <w:sz w:val="28"/>
+          <w:szCs w:val="28"/>
+        </w:rPr>
+        <w:t>isQuietMove</w:t>
+      </w:r>
+      <w:r>
+        <w:rPr>
+          <w:rFonts w:ascii="Times New Roman" w:hAnsi="Times New Roman"/>
+          <w:sz w:val="28"/>
+          <w:szCs w:val="28"/>
+        </w:rPr>
+        <w:t>、</w:t>
+      </w:r>
+      <w:r>
+        <w:rPr>
+          <w:rFonts w:ascii="Times New Roman" w:hAnsi="Times New Roman"/>
+          <w:sz w:val="28"/>
+          <w:szCs w:val="28"/>
+        </w:rPr>
+        <w:t xml:space="preserve">killerMoves </w:t>
+      </w:r>
+      <w:r>
+        <w:rPr>
+          <w:rFonts w:ascii="Times New Roman" w:hAnsi="Times New Roman"/>
+          <w:sz w:val="28"/>
+          <w:szCs w:val="28"/>
+        </w:rPr>
+        <w:t>等搜索相关结构和函数。</w:t>
+      </w:r>
+    </w:p>
+    <w:p>
+      <w:pPr>
+        <w:ind w:firstLine="420"/>
+        <w:rPr>
+          <w:rFonts w:ascii="Times New Roman" w:hAnsi="Times New Roman"/>
+          <w:sz w:val="28"/>
+          <w:szCs w:val="28"/>
+        </w:rPr>
+      </w:pPr>
+    </w:p>
+    <w:p>
+      <w:pPr>
+        <w:ind w:firstLine="420"/>
+        <w:rPr>
+          <w:rFonts w:ascii="Times New Roman" w:hAnsi="Times New Roman"/>
+          <w:sz w:val="28"/>
+          <w:szCs w:val="28"/>
+        </w:rPr>
+      </w:pPr>
+      <w:r>
+        <w:rPr>
+          <w:rFonts w:ascii="Times New Roman" w:hAnsi="Times New Roman"/>
+          <w:sz w:val="28"/>
+          <w:szCs w:val="28"/>
+        </w:rPr>
+        <w:t>本程序的总体框架可以概括为：先由规则层保证着法合法，再由</w:t>
       </w:r>
       <w:r>
         <w:rPr>
@@ -1595,214 +2380,17 @@
           <w:szCs w:val="28"/>
         </w:rPr>
         <w:lastRenderedPageBreak/>
-        <w:t>剪枝减少无效分支，使程序更快找到较优着法。</w:t>
-      </w:r>
-    </w:p>
-    <w:p>
-      <w:pPr>
-        <w:ind w:firstLine="420"/>
-        <w:rPr>
-          <w:rFonts w:ascii="Times New Roman" w:hAnsi="Times New Roman"/>
-          <w:sz w:val="28"/>
-          <w:szCs w:val="28"/>
-        </w:rPr>
-      </w:pPr>
-      <w:r>
-        <w:rPr>
-          <w:rFonts w:ascii="Times New Roman" w:hAnsi="Times New Roman"/>
-          <w:sz w:val="28"/>
-          <w:szCs w:val="28"/>
-        </w:rPr>
-        <w:t>搜索部分以</w:t>
-      </w:r>
-      <w:r>
-        <w:rPr>
-          <w:rFonts w:ascii="Times New Roman" w:hAnsi="Times New Roman"/>
-          <w:sz w:val="28"/>
-          <w:szCs w:val="28"/>
-        </w:rPr>
-        <w:t xml:space="preserve"> NegaMax </w:t>
-      </w:r>
-      <w:r>
-        <w:rPr>
-          <w:rFonts w:ascii="Times New Roman" w:hAnsi="Times New Roman"/>
-          <w:sz w:val="28"/>
-          <w:szCs w:val="28"/>
-        </w:rPr>
-        <w:t>形式的</w:t>
-      </w:r>
-      <w:r>
-        <w:rPr>
-          <w:rFonts w:ascii="Times New Roman" w:hAnsi="Times New Roman"/>
-          <w:sz w:val="28"/>
-          <w:szCs w:val="28"/>
-        </w:rPr>
-        <w:t xml:space="preserve"> Alpha-Beta </w:t>
-      </w:r>
-      <w:r>
-        <w:rPr>
-          <w:rFonts w:ascii="Times New Roman" w:hAnsi="Times New Roman"/>
-          <w:sz w:val="28"/>
-          <w:szCs w:val="28"/>
-        </w:rPr>
-        <w:t>为基础，并进一步加入</w:t>
-      </w:r>
-      <w:r>
-        <w:rPr>
-          <w:rFonts w:ascii="Times New Roman" w:hAnsi="Times New Roman"/>
-          <w:sz w:val="28"/>
-          <w:szCs w:val="28"/>
-        </w:rPr>
-        <w:t xml:space="preserve"> PVS</w:t>
-      </w:r>
-      <w:r>
-        <w:rPr>
-          <w:rFonts w:ascii="Times New Roman" w:hAnsi="Times New Roman"/>
-          <w:sz w:val="28"/>
-          <w:szCs w:val="28"/>
-        </w:rPr>
-        <w:t>、置换表、静态搜索、空步裁剪、</w:t>
-      </w:r>
-      <w:r>
-        <w:rPr>
-          <w:rFonts w:ascii="Times New Roman" w:hAnsi="Times New Roman"/>
-          <w:sz w:val="28"/>
-          <w:szCs w:val="28"/>
-        </w:rPr>
-        <w:t>LMR</w:t>
-      </w:r>
-      <w:r>
-        <w:rPr>
-          <w:rFonts w:ascii="Times New Roman" w:hAnsi="Times New Roman"/>
-          <w:sz w:val="28"/>
-          <w:szCs w:val="28"/>
-        </w:rPr>
-        <w:t>、杀手着法、迭代加深和时间控制等优化。</w:t>
-      </w:r>
-      <w:r>
-        <w:rPr>
-          <w:rFonts w:ascii="Times New Roman" w:hAnsi="Times New Roman"/>
-          <w:sz w:val="28"/>
-          <w:szCs w:val="28"/>
-        </w:rPr>
-        <w:t xml:space="preserve">ChessAI </w:t>
-      </w:r>
-      <w:r>
-        <w:rPr>
-          <w:rFonts w:ascii="Times New Roman" w:hAnsi="Times New Roman"/>
-          <w:sz w:val="28"/>
-          <w:szCs w:val="28"/>
-        </w:rPr>
-        <w:t>中定义了</w:t>
-      </w:r>
-      <w:r>
-        <w:rPr>
-          <w:rFonts w:ascii="Times New Roman" w:hAnsi="Times New Roman"/>
-          <w:sz w:val="28"/>
-          <w:szCs w:val="28"/>
-        </w:rPr>
-        <w:t xml:space="preserve"> alpha_beta_PVS_select</w:t>
-      </w:r>
-      <w:r>
-        <w:rPr>
-          <w:rFonts w:ascii="Times New Roman" w:hAnsi="Times New Roman"/>
-          <w:sz w:val="28"/>
-          <w:szCs w:val="28"/>
-        </w:rPr>
-        <w:t>、</w:t>
-      </w:r>
-      <w:r>
-        <w:rPr>
-          <w:rFonts w:ascii="Times New Roman" w:hAnsi="Times New Roman"/>
-          <w:sz w:val="28"/>
-          <w:szCs w:val="28"/>
-        </w:rPr>
-        <w:t>alpha_beta_PVS_search</w:t>
-      </w:r>
-      <w:r>
-        <w:rPr>
-          <w:rFonts w:ascii="Times New Roman" w:hAnsi="Times New Roman"/>
-          <w:sz w:val="28"/>
-          <w:szCs w:val="28"/>
-        </w:rPr>
-        <w:t>、</w:t>
-      </w:r>
-      <w:r>
-        <w:rPr>
-          <w:rFonts w:ascii="Times New Roman" w:hAnsi="Times New Roman"/>
-          <w:sz w:val="28"/>
-          <w:szCs w:val="28"/>
-        </w:rPr>
-        <w:t>quiescence_search</w:t>
-      </w:r>
-      <w:r>
-        <w:rPr>
-          <w:rFonts w:ascii="Times New Roman" w:hAnsi="Times New Roman"/>
-          <w:sz w:val="28"/>
-          <w:szCs w:val="28"/>
-        </w:rPr>
-        <w:t>、</w:t>
-      </w:r>
-      <w:r>
-        <w:rPr>
-          <w:rFonts w:ascii="Times New Roman" w:hAnsi="Times New Roman"/>
-          <w:sz w:val="28"/>
-          <w:szCs w:val="28"/>
-        </w:rPr>
-        <w:t>isQuietMove</w:t>
-      </w:r>
-      <w:r>
-        <w:rPr>
-          <w:rFonts w:ascii="Times New Roman" w:hAnsi="Times New Roman"/>
-          <w:sz w:val="28"/>
-          <w:szCs w:val="28"/>
-        </w:rPr>
-        <w:t>、</w:t>
-      </w:r>
-      <w:r>
-        <w:rPr>
-          <w:rFonts w:ascii="Times New Roman" w:hAnsi="Times New Roman"/>
-          <w:sz w:val="28"/>
-          <w:szCs w:val="28"/>
-        </w:rPr>
-        <w:t xml:space="preserve">killerMoves </w:t>
-      </w:r>
-      <w:r>
-        <w:rPr>
-          <w:rFonts w:ascii="Times New Roman" w:hAnsi="Times New Roman"/>
-          <w:sz w:val="28"/>
-          <w:szCs w:val="28"/>
-        </w:rPr>
-        <w:t>等搜索相关结构和函数。</w:t>
-      </w:r>
-    </w:p>
-    <w:p>
-      <w:pPr>
-        <w:ind w:firstLine="420"/>
-        <w:rPr>
-          <w:rFonts w:ascii="Times New Roman" w:hAnsi="Times New Roman"/>
-          <w:sz w:val="28"/>
-          <w:szCs w:val="28"/>
-        </w:rPr>
-      </w:pPr>
-    </w:p>
-    <w:p>
-      <w:pPr>
-        <w:ind w:firstLine="420"/>
-        <w:rPr>
-          <w:rFonts w:ascii="Times New Roman" w:hAnsi="Times New Roman"/>
-          <w:sz w:val="28"/>
-          <w:szCs w:val="28"/>
-        </w:rPr>
-      </w:pPr>
-      <w:r>
-        <w:rPr>
-          <w:rFonts w:ascii="Times New Roman" w:hAnsi="Times New Roman"/>
-          <w:sz w:val="28"/>
-          <w:szCs w:val="28"/>
-        </w:rPr>
-        <w:t>本程序的总体框架可以概括为：先由规则层保证着法合法，再由评价层估计局面优劣，最后由搜索层在候选着法中选择收益最大的方案。开局阶段尽量利用开局库快速落子；中后盘阶段则依赖局面评估函数和多种剪枝优化后的博弈树搜索，在搜索质量与运行时间之间取得平衡。</w:t>
-      </w:r>
+        <w:t>评价层估计局面优劣，最后由搜索层在候选着法中选择收益最大的方案。开局阶段尽量利用开局库快速落子；中后盘阶段则依赖局面评估函数和多种剪枝优化后的博弈树搜索，在搜索质量与运行时间之间取得平衡。</w:t>
+      </w:r>
+    </w:p>
+    <w:p>
+      <w:pPr>
+        <w:rPr>
+          <w:rFonts w:ascii="Times New Roman" w:hAnsi="Times New Roman" w:hint="eastAsia"/>
+          <w:sz w:val="28"/>
+          <w:szCs w:val="28"/>
+        </w:rPr>
+      </w:pPr>
     </w:p>
     <w:p>
       <w:pPr>
@@ -1888,6 +2476,46 @@
           <w:szCs w:val="28"/>
         </w:rPr>
         <w:t>着法生成与合法性检查</w:t>
+      </w:r>
+      <w:r>
+        <w:rPr>
+          <w:rFonts w:ascii="Times New Roman" w:hAnsi="Times New Roman" w:hint="eastAsia"/>
+          <w:sz w:val="28"/>
+          <w:szCs w:val="28"/>
+        </w:rPr>
+        <w:t>(</w:t>
+      </w:r>
+      <w:r>
+        <w:rPr>
+          <w:rFonts w:ascii="Times New Roman" w:hAnsi="Times New Roman" w:hint="eastAsia"/>
+          <w:sz w:val="28"/>
+          <w:szCs w:val="28"/>
+        </w:rPr>
+        <w:t>大部分内容由</w:t>
+      </w:r>
+      <w:r>
+        <w:rPr>
+          <w:rFonts w:ascii="Times New Roman" w:hAnsi="Times New Roman" w:hint="eastAsia"/>
+          <w:sz w:val="28"/>
+          <w:szCs w:val="28"/>
+        </w:rPr>
+        <w:t>Botzone</w:t>
+      </w:r>
+      <w:r>
+        <w:rPr>
+          <w:rFonts w:ascii="Times New Roman" w:hAnsi="Times New Roman" w:hint="eastAsia"/>
+          <w:sz w:val="28"/>
+          <w:szCs w:val="28"/>
+        </w:rPr>
+        <w:t>示例评测程序给出</w:t>
+      </w:r>
+      <w:r>
+        <w:rPr>
+          <w:rFonts w:ascii="Times New Roman" w:hAnsi="Times New Roman"/>
+          <w:sz w:val="28"/>
+          <w:szCs w:val="28"/>
+        </w:rPr>
+        <w:t>)</w:t>
       </w:r>
     </w:p>
     <w:p>
@@ -2007,7 +2635,6 @@
           <w:sz w:val="28"/>
           <w:szCs w:val="28"/>
         </w:rPr>
-        <w:lastRenderedPageBreak/>
         <w:t>0</w:t>
       </w:r>
       <w:r>
@@ -2263,6 +2890,7 @@
           <w:sz w:val="28"/>
           <w:szCs w:val="28"/>
         </w:rPr>
+        <w:lastRenderedPageBreak/>
         <w:t>PawnMidPtable</w:t>
       </w:r>
       <w:r>
@@ -2516,6 +3144,19 @@
     </w:p>
     <w:p>
       <w:pPr>
+        <w:widowControl/>
+        <w:spacing w:before="100" w:beforeAutospacing="1" w:after="100" w:afterAutospacing="1"/>
+        <w:ind w:firstLineChars="200" w:firstLine="560"/>
+        <w:jc w:val="left"/>
+        <w:rPr>
+          <w:rFonts w:ascii="Times New Roman" w:hAnsi="Times New Roman" w:hint="eastAsia"/>
+          <w:sz w:val="28"/>
+          <w:szCs w:val="28"/>
+        </w:rPr>
+      </w:pPr>
+    </w:p>
+    <w:p>
+      <w:pPr>
         <w:rPr>
           <w:rFonts w:ascii="Times New Roman" w:hAnsi="Times New Roman"/>
           <w:sz w:val="28"/>
@@ -2549,15 +3190,32 @@
     </w:p>
     <w:p>
       <w:pPr>
+        <w:rPr>
+          <w:rFonts w:ascii="Times New Roman" w:hAnsi="Times New Roman" w:hint="eastAsia"/>
+          <w:sz w:val="28"/>
+          <w:szCs w:val="28"/>
+        </w:rPr>
+      </w:pPr>
+    </w:p>
+    <w:p>
+      <w:pPr>
         <w:ind w:firstLine="420"/>
         <w:rPr>
           <w:rFonts w:ascii="Times New Roman" w:hAnsi="Times New Roman"/>
+          <w:sz w:val="28"/>
+          <w:szCs w:val="28"/>
+        </w:rPr>
+      </w:pPr>
+      <w:r>
+        <w:rPr>
+          <w:rFonts w:ascii="Times New Roman" w:hAnsi="Times New Roman" w:hint="eastAsia"/>
           <w:b/>
           <w:bCs/>
           <w:sz w:val="28"/>
           <w:szCs w:val="28"/>
         </w:rPr>
-      </w:pPr>
+        <w:t>方法描述</w:t>
+      </w:r>
       <w:r>
         <w:rPr>
           <w:rFonts w:ascii="Times New Roman" w:hAnsi="Times New Roman" w:hint="eastAsia"/>
@@ -2566,9 +3224,152 @@
           <w:sz w:val="28"/>
           <w:szCs w:val="28"/>
         </w:rPr>
-        <w:t>方法描述</w:t>
-      </w:r>
-      <w:r>
+        <w:t>：</w:t>
+      </w:r>
+      <w:r>
+        <w:rPr>
+          <w:rFonts w:ascii="Times New Roman" w:hAnsi="Times New Roman"/>
+          <w:sz w:val="28"/>
+          <w:szCs w:val="28"/>
+        </w:rPr>
+        <w:t>在</w:t>
+      </w:r>
+      <w:r>
+        <w:rPr>
+          <w:rFonts w:ascii="Times New Roman" w:hAnsi="Times New Roman"/>
+          <w:sz w:val="28"/>
+          <w:szCs w:val="28"/>
+        </w:rPr>
+        <w:t xml:space="preserve"> EvalRecord::getGridcontrol </w:t>
+      </w:r>
+      <w:r>
+        <w:rPr>
+          <w:rFonts w:ascii="Times New Roman" w:hAnsi="Times New Roman"/>
+          <w:sz w:val="28"/>
+          <w:szCs w:val="28"/>
+        </w:rPr>
+        <w:t>中统计全局格点控制权，并填充</w:t>
+      </w:r>
+      <w:r>
+        <w:rPr>
+          <w:rFonts w:ascii="Times New Roman" w:hAnsi="Times New Roman"/>
+          <w:sz w:val="28"/>
+          <w:szCs w:val="28"/>
+        </w:rPr>
+        <w:t xml:space="preserve"> havecontrol </w:t>
+      </w:r>
+      <w:r>
+        <w:rPr>
+          <w:rFonts w:ascii="Times New Roman" w:hAnsi="Times New Roman"/>
+          <w:sz w:val="28"/>
+          <w:szCs w:val="28"/>
+        </w:rPr>
+        <w:t>数组。在搜索逻辑中，</w:t>
+      </w:r>
+      <w:r>
+        <w:rPr>
+          <w:rFonts w:ascii="Times New Roman" w:hAnsi="Times New Roman"/>
+          <w:sz w:val="28"/>
+          <w:szCs w:val="28"/>
+        </w:rPr>
+        <w:t xml:space="preserve">havethreat_of_valuestone </w:t>
+      </w:r>
+      <w:r>
+        <w:rPr>
+          <w:rFonts w:ascii="Times New Roman" w:hAnsi="Times New Roman"/>
+          <w:sz w:val="28"/>
+          <w:szCs w:val="28"/>
+        </w:rPr>
+        <w:t>函数专门用于检测重要棋子是否受攻，其结果直接影响</w:t>
+      </w:r>
+      <w:r>
+        <w:rPr>
+          <w:rFonts w:ascii="Times New Roman" w:hAnsi="Times New Roman"/>
+          <w:sz w:val="28"/>
+          <w:szCs w:val="28"/>
+        </w:rPr>
+        <w:t xml:space="preserve"> isQuietMove </w:t>
+      </w:r>
+      <w:r>
+        <w:rPr>
+          <w:rFonts w:ascii="Times New Roman" w:hAnsi="Times New Roman"/>
+          <w:sz w:val="28"/>
+          <w:szCs w:val="28"/>
+        </w:rPr>
+        <w:t>的判定（判定该步是否为</w:t>
+      </w:r>
+      <w:r>
+        <w:rPr>
+          <w:rFonts w:ascii="Times New Roman" w:hAnsi="Times New Roman"/>
+          <w:sz w:val="28"/>
+          <w:szCs w:val="28"/>
+        </w:rPr>
+        <w:t>“</w:t>
+      </w:r>
+      <w:r>
+        <w:rPr>
+          <w:rFonts w:ascii="Times New Roman" w:hAnsi="Times New Roman"/>
+          <w:sz w:val="28"/>
+          <w:szCs w:val="28"/>
+        </w:rPr>
+        <w:t>安静着法</w:t>
+      </w:r>
+      <w:r>
+        <w:rPr>
+          <w:rFonts w:ascii="Times New Roman" w:hAnsi="Times New Roman"/>
+          <w:sz w:val="28"/>
+          <w:szCs w:val="28"/>
+        </w:rPr>
+        <w:t>”</w:t>
+      </w:r>
+      <w:r>
+        <w:rPr>
+          <w:rFonts w:ascii="Times New Roman" w:hAnsi="Times New Roman"/>
+          <w:sz w:val="28"/>
+          <w:szCs w:val="28"/>
+        </w:rPr>
+        <w:t>），进而指导</w:t>
+      </w:r>
+      <w:r>
+        <w:rPr>
+          <w:rFonts w:ascii="Times New Roman" w:hAnsi="Times New Roman"/>
+          <w:sz w:val="28"/>
+          <w:szCs w:val="28"/>
+        </w:rPr>
+        <w:t xml:space="preserve"> LMR </w:t>
+      </w:r>
+      <w:r>
+        <w:rPr>
+          <w:rFonts w:ascii="Times New Roman" w:hAnsi="Times New Roman"/>
+          <w:sz w:val="28"/>
+          <w:szCs w:val="28"/>
+        </w:rPr>
+        <w:t>裁剪和空步裁剪的执行。</w:t>
+      </w:r>
+    </w:p>
+    <w:p>
+      <w:pPr>
+        <w:ind w:firstLine="420"/>
+        <w:rPr>
+          <w:rFonts w:ascii="Times New Roman" w:hAnsi="Times New Roman"/>
+          <w:sz w:val="28"/>
+          <w:szCs w:val="28"/>
+        </w:rPr>
+      </w:pPr>
+    </w:p>
+    <w:p>
+      <w:pPr>
+        <w:ind w:firstLine="420"/>
+        <w:rPr>
+          <w:rFonts w:ascii="Times New Roman" w:hAnsi="Times New Roman"/>
+          <w:sz w:val="28"/>
+          <w:szCs w:val="28"/>
+        </w:rPr>
+      </w:pPr>
+    </w:p>
+    <w:p>
+      <w:pPr>
+        <w:ind w:firstLine="420"/>
         <w:rPr>
           <w:rFonts w:ascii="Times New Roman" w:hAnsi="Times New Roman" w:hint="eastAsia"/>
           <w:b/>
@@ -2576,128 +3377,16 @@
           <w:sz w:val="28"/>
           <w:szCs w:val="28"/>
         </w:rPr>
-        <w:t>：</w:t>
-      </w:r>
-      <w:r>
-        <w:rPr>
-          <w:rFonts w:ascii="Times New Roman" w:hAnsi="Times New Roman"/>
-          <w:sz w:val="28"/>
-          <w:szCs w:val="28"/>
-        </w:rPr>
-        <w:t>在</w:t>
-      </w:r>
-      <w:r>
-        <w:rPr>
-          <w:rFonts w:ascii="Times New Roman" w:hAnsi="Times New Roman"/>
-          <w:sz w:val="28"/>
-          <w:szCs w:val="28"/>
-        </w:rPr>
-        <w:t xml:space="preserve"> EvalRecord::getGridcontrol </w:t>
-      </w:r>
-      <w:r>
-        <w:rPr>
-          <w:rFonts w:ascii="Times New Roman" w:hAnsi="Times New Roman"/>
-          <w:sz w:val="28"/>
-          <w:szCs w:val="28"/>
-        </w:rPr>
-        <w:t>中统计全局格点控制权，并填充</w:t>
-      </w:r>
-      <w:r>
-        <w:rPr>
-          <w:rFonts w:ascii="Times New Roman" w:hAnsi="Times New Roman"/>
-          <w:sz w:val="28"/>
-          <w:szCs w:val="28"/>
-        </w:rPr>
-        <w:t xml:space="preserve"> havecontrol </w:t>
-      </w:r>
-      <w:r>
-        <w:rPr>
-          <w:rFonts w:ascii="Times New Roman" w:hAnsi="Times New Roman"/>
-          <w:sz w:val="28"/>
-          <w:szCs w:val="28"/>
-        </w:rPr>
-        <w:t>数组。在搜索逻辑中，</w:t>
-      </w:r>
-      <w:r>
-        <w:rPr>
-          <w:rFonts w:ascii="Times New Roman" w:hAnsi="Times New Roman"/>
-          <w:sz w:val="28"/>
-          <w:szCs w:val="28"/>
-        </w:rPr>
-        <w:t xml:space="preserve">havethreat_of_valuestone </w:t>
-      </w:r>
-      <w:r>
-        <w:rPr>
-          <w:rFonts w:ascii="Times New Roman" w:hAnsi="Times New Roman"/>
-          <w:sz w:val="28"/>
-          <w:szCs w:val="28"/>
-        </w:rPr>
-        <w:t>函数专门用于检测重要棋子是否受攻，其结果直接影响</w:t>
-      </w:r>
-      <w:r>
-        <w:rPr>
-          <w:rFonts w:ascii="Times New Roman" w:hAnsi="Times New Roman"/>
-          <w:sz w:val="28"/>
-          <w:szCs w:val="28"/>
-        </w:rPr>
-        <w:t xml:space="preserve"> isQuietMove </w:t>
-      </w:r>
-      <w:r>
-        <w:rPr>
-          <w:rFonts w:ascii="Times New Roman" w:hAnsi="Times New Roman"/>
-          <w:sz w:val="28"/>
-          <w:szCs w:val="28"/>
-        </w:rPr>
-        <w:t>的判定（判定该步是否为</w:t>
-      </w:r>
-      <w:r>
-        <w:rPr>
-          <w:rFonts w:ascii="Times New Roman" w:hAnsi="Times New Roman"/>
-          <w:sz w:val="28"/>
-          <w:szCs w:val="28"/>
-        </w:rPr>
-        <w:t>“</w:t>
-      </w:r>
-      <w:r>
-        <w:rPr>
-          <w:rFonts w:ascii="Times New Roman" w:hAnsi="Times New Roman"/>
-          <w:sz w:val="28"/>
-          <w:szCs w:val="28"/>
-        </w:rPr>
-        <w:t>安静着法</w:t>
-      </w:r>
-      <w:r>
-        <w:rPr>
-          <w:rFonts w:ascii="Times New Roman" w:hAnsi="Times New Roman"/>
-          <w:sz w:val="28"/>
-          <w:szCs w:val="28"/>
-        </w:rPr>
-        <w:t>”</w:t>
-      </w:r>
-      <w:r>
-        <w:rPr>
-          <w:rFonts w:ascii="Times New Roman" w:hAnsi="Times New Roman"/>
-          <w:sz w:val="28"/>
-          <w:szCs w:val="28"/>
-        </w:rPr>
-        <w:t>），进而指导</w:t>
-      </w:r>
-      <w:r>
-        <w:rPr>
-          <w:rFonts w:ascii="Times New Roman" w:hAnsi="Times New Roman"/>
-          <w:sz w:val="28"/>
-          <w:szCs w:val="28"/>
-        </w:rPr>
-        <w:t xml:space="preserve"> LMR </w:t>
-      </w:r>
-      <w:r>
-        <w:rPr>
-          <w:rFonts w:ascii="Times New Roman" w:hAnsi="Times New Roman"/>
-          <w:sz w:val="28"/>
-          <w:szCs w:val="28"/>
-        </w:rPr>
-        <w:t>裁剪和空步</w:t>
-      </w:r>
+      </w:pPr>
+    </w:p>
+    <w:p>
+      <w:pPr>
+        <w:rPr>
+          <w:rFonts w:ascii="Times New Roman" w:hAnsi="Times New Roman"/>
+          <w:sz w:val="28"/>
+          <w:szCs w:val="28"/>
+        </w:rPr>
+      </w:pPr>
       <w:r>
         <w:rPr>
           <w:rFonts w:ascii="Times New Roman" w:hAnsi="Times New Roman"/>
@@ -2705,23 +3394,6 @@
           <w:szCs w:val="28"/>
         </w:rPr>
         <w:lastRenderedPageBreak/>
-        <w:t>裁剪的执行。</w:t>
-      </w:r>
-    </w:p>
-    <w:p>
-      <w:pPr>
-        <w:rPr>
-          <w:rFonts w:ascii="Times New Roman" w:hAnsi="Times New Roman"/>
-          <w:sz w:val="28"/>
-          <w:szCs w:val="28"/>
-        </w:rPr>
-      </w:pPr>
-      <w:r>
-        <w:rPr>
-          <w:rFonts w:ascii="Times New Roman" w:hAnsi="Times New Roman"/>
-          <w:sz w:val="28"/>
-          <w:szCs w:val="28"/>
-        </w:rPr>
         <w:t xml:space="preserve">2.5 </w:t>
       </w:r>
       <w:r>
@@ -2796,6 +3468,15 @@
         </w:rPr>
         <w:t>评价</w:t>
       </w:r>
+    </w:p>
+    <w:p>
+      <w:pPr>
+        <w:rPr>
+          <w:rFonts w:ascii="Times New Roman" w:hAnsi="Times New Roman" w:hint="eastAsia"/>
+          <w:sz w:val="28"/>
+          <w:szCs w:val="28"/>
+        </w:rPr>
+      </w:pPr>
     </w:p>
     <w:p>
       <w:pPr>
@@ -3128,7 +3809,7 @@
         <w:ind w:firstLineChars="200" w:firstLine="562"/>
         <w:jc w:val="left"/>
         <w:rPr>
-          <w:rFonts w:ascii="Times New Roman" w:hAnsi="Times New Roman"/>
+          <w:rFonts w:ascii="Times New Roman" w:hAnsi="Times New Roman" w:hint="eastAsia"/>
           <w:sz w:val="28"/>
           <w:szCs w:val="28"/>
         </w:rPr>
@@ -3247,21 +3928,13 @@
           <w:szCs w:val="28"/>
         </w:rPr>
       </w:pPr>
-    </w:p>
-    <w:p>
-      <w:pPr>
-        <w:rPr>
-          <w:rFonts w:ascii="Times New Roman" w:hAnsi="Times New Roman"/>
-          <w:sz w:val="28"/>
-          <w:szCs w:val="28"/>
-        </w:rPr>
-      </w:pPr>
-      <w:r>
-        <w:rPr>
-          <w:rFonts w:ascii="Times New Roman" w:hAnsi="Times New Roman" w:hint="eastAsia"/>
-          <w:sz w:val="28"/>
-          <w:szCs w:val="28"/>
-        </w:rPr>
+      <w:r>
+        <w:rPr>
+          <w:rFonts w:ascii="Times New Roman" w:hAnsi="Times New Roman" w:hint="eastAsia"/>
+          <w:sz w:val="28"/>
+          <w:szCs w:val="28"/>
+        </w:rPr>
+        <w:lastRenderedPageBreak/>
         <w:t>2</w:t>
       </w:r>
       <w:r>
@@ -3619,6 +4292,15 @@
     <w:p>
       <w:pPr>
         <w:rPr>
+          <w:rFonts w:ascii="Times New Roman" w:hAnsi="Times New Roman" w:hint="eastAsia"/>
+          <w:sz w:val="28"/>
+          <w:szCs w:val="28"/>
+        </w:rPr>
+      </w:pPr>
+    </w:p>
+    <w:p>
+      <w:pPr>
+        <w:rPr>
           <w:rFonts w:ascii="Times New Roman" w:hAnsi="Times New Roman"/>
           <w:sz w:val="28"/>
           <w:szCs w:val="28"/>
@@ -3705,6 +4387,15 @@
         </w:rPr>
         <w:t>命中算法</w:t>
       </w:r>
+    </w:p>
+    <w:p>
+      <w:pPr>
+        <w:rPr>
+          <w:rFonts w:ascii="Times New Roman" w:hAnsi="Times New Roman" w:hint="eastAsia"/>
+          <w:sz w:val="28"/>
+          <w:szCs w:val="28"/>
+        </w:rPr>
+      </w:pPr>
     </w:p>
     <w:p>
       <w:pPr>
@@ -4004,14 +4695,7 @@
           <w:sz w:val="28"/>
           <w:szCs w:val="28"/>
         </w:rPr>
-        <w:t>，在命中开局库时选取出现次数最高的候选着法；若多个着法出现次数相同，则随机选择其中之一，并在输出前再次调用</w:t>
-      </w:r>
-      <w:r>
-        <w:rPr>
-          <w:sz w:val="28"/>
-          <w:szCs w:val="28"/>
-        </w:rPr>
-        <w:t xml:space="preserve"> </w:t>
+        <w:t>，在命中开局库时选取出现次数最高的候选着法；若多个着法出现次数</w:t>
       </w:r>
       <w:r>
         <w:rPr>
@@ -4019,7 +4703,14 @@
           <w:szCs w:val="28"/>
         </w:rPr>
         <w:lastRenderedPageBreak/>
-        <w:t xml:space="preserve">isMoveValidWithForbidden </w:t>
+        <w:t>相同，则随机选择其中之一，并在输出前再次调用</w:t>
+      </w:r>
+      <w:r>
+        <w:rPr>
+          <w:sz w:val="28"/>
+          <w:szCs w:val="28"/>
+        </w:rPr>
+        <w:t xml:space="preserve"> isMoveValidWithForbidden </w:t>
       </w:r>
       <w:r>
         <w:rPr>
@@ -4033,6 +4724,15 @@
       <w:pPr>
         <w:rPr>
           <w:rFonts w:ascii="Times New Roman" w:hAnsi="Times New Roman"/>
+          <w:sz w:val="28"/>
+          <w:szCs w:val="28"/>
+        </w:rPr>
+      </w:pPr>
+    </w:p>
+    <w:p>
+      <w:pPr>
+        <w:rPr>
+          <w:rFonts w:ascii="Times New Roman" w:hAnsi="Times New Roman" w:hint="eastAsia"/>
           <w:sz w:val="28"/>
           <w:szCs w:val="28"/>
         </w:rPr>
@@ -4358,17 +5058,7 @@
       <w:pPr>
         <w:rPr>
           <w:ins w:id="6" w:author="阳 万" w:date="2026-05-03T12:15:00Z"/>
-          <w:rFonts w:ascii="Times New Roman" w:hAnsi="Times New Roman"/>
-          <w:sz w:val="28"/>
-          <w:szCs w:val="28"/>
-        </w:rPr>
-      </w:pPr>
-    </w:p>
-    <w:p>
-      <w:pPr>
-        <w:rPr>
-          <w:ins w:id="7" w:author="阳 万" w:date="2026-05-03T12:15:00Z"/>
-          <w:rFonts w:ascii="Times New Roman" w:hAnsi="Times New Roman"/>
+          <w:rFonts w:ascii="Times New Roman" w:hAnsi="Times New Roman" w:hint="eastAsia"/>
           <w:sz w:val="28"/>
           <w:szCs w:val="28"/>
         </w:rPr>
@@ -4494,7 +5184,7 @@
         <w:ind w:firstLine="420"/>
         <w:jc w:val="left"/>
         <w:rPr>
-          <w:rFonts w:ascii="Times New Roman" w:hAnsi="Times New Roman"/>
+          <w:rFonts w:ascii="Times New Roman" w:hAnsi="Times New Roman" w:hint="eastAsia"/>
           <w:sz w:val="28"/>
           <w:szCs w:val="28"/>
         </w:rPr>
@@ -4701,21 +5391,13 @@
           <w:szCs w:val="28"/>
         </w:rPr>
       </w:pPr>
-    </w:p>
-    <w:p>
-      <w:pPr>
-        <w:rPr>
-          <w:rFonts w:ascii="Times New Roman" w:hAnsi="Times New Roman"/>
-          <w:sz w:val="28"/>
-          <w:szCs w:val="28"/>
-        </w:rPr>
-      </w:pPr>
-      <w:r>
-        <w:rPr>
-          <w:rFonts w:ascii="Times New Roman" w:hAnsi="Times New Roman" w:hint="eastAsia"/>
-          <w:sz w:val="28"/>
-          <w:szCs w:val="28"/>
-        </w:rPr>
+      <w:r>
+        <w:rPr>
+          <w:rFonts w:ascii="Times New Roman" w:hAnsi="Times New Roman" w:hint="eastAsia"/>
+          <w:sz w:val="28"/>
+          <w:szCs w:val="28"/>
+        </w:rPr>
+        <w:lastRenderedPageBreak/>
         <w:t>3</w:t>
       </w:r>
       <w:r>
@@ -5001,7 +5683,7 @@
     <w:p>
       <w:pPr>
         <w:rPr>
-          <w:rFonts w:ascii="Times New Roman" w:hAnsi="Times New Roman"/>
+          <w:rFonts w:ascii="Times New Roman" w:hAnsi="Times New Roman" w:hint="eastAsia"/>
           <w:sz w:val="28"/>
           <w:szCs w:val="28"/>
         </w:rPr>
@@ -5372,24 +6054,24 @@
           <w:sz w:val="28"/>
           <w:szCs w:val="28"/>
         </w:rPr>
+        <w:t xml:space="preserve"> </w:t>
+      </w:r>
+    </w:p>
+    <w:p>
+      <w:pPr>
+        <w:rPr>
+          <w:rFonts w:ascii="Times New Roman" w:hAnsi="Times New Roman"/>
+          <w:sz w:val="28"/>
+          <w:szCs w:val="28"/>
+        </w:rPr>
+      </w:pPr>
+      <w:r>
+        <w:rPr>
+          <w:rFonts w:ascii="Times New Roman" w:hAnsi="Times New Roman" w:hint="eastAsia"/>
+          <w:sz w:val="28"/>
+          <w:szCs w:val="28"/>
+        </w:rPr>
         <w:lastRenderedPageBreak/>
-        <w:t xml:space="preserve"> </w:t>
-      </w:r>
-    </w:p>
-    <w:p>
-      <w:pPr>
-        <w:rPr>
-          <w:rFonts w:ascii="Times New Roman" w:hAnsi="Times New Roman"/>
-          <w:sz w:val="28"/>
-          <w:szCs w:val="28"/>
-        </w:rPr>
-      </w:pPr>
-      <w:r>
-        <w:rPr>
-          <w:rFonts w:ascii="Times New Roman" w:hAnsi="Times New Roman" w:hint="eastAsia"/>
-          <w:sz w:val="28"/>
-          <w:szCs w:val="28"/>
-        </w:rPr>
         <w:t>3</w:t>
       </w:r>
       <w:r>
@@ -5452,7 +6134,7 @@
     <w:p>
       <w:pPr>
         <w:rPr>
-          <w:ins w:id="8" w:author="阳 万" w:date="2026-05-03T12:15:00Z"/>
+          <w:ins w:id="7" w:author="阳 万" w:date="2026-05-03T12:15:00Z"/>
           <w:rFonts w:ascii="Times New Roman" w:hAnsi="Times New Roman"/>
           <w:sz w:val="28"/>
           <w:szCs w:val="28"/>
@@ -5730,7 +6412,16 @@
     <w:p>
       <w:pPr>
         <w:rPr>
-          <w:del w:id="9" w:author="阳 万" w:date="2026-05-03T12:15:00Z"/>
+          <w:rFonts w:ascii="Times New Roman" w:hAnsi="Times New Roman" w:hint="eastAsia"/>
+          <w:sz w:val="28"/>
+          <w:szCs w:val="28"/>
+        </w:rPr>
+      </w:pPr>
+    </w:p>
+    <w:p>
+      <w:pPr>
+        <w:rPr>
+          <w:del w:id="8" w:author="阳 万" w:date="2026-05-03T12:15:00Z"/>
           <w:rFonts w:ascii="Times New Roman" w:hAnsi="Times New Roman"/>
           <w:sz w:val="28"/>
           <w:szCs w:val="28"/>
@@ -5769,6 +6460,15 @@
         </w:rPr>
         <w:t>将军状态的特殊处理</w:t>
       </w:r>
+    </w:p>
+    <w:p>
+      <w:pPr>
+        <w:rPr>
+          <w:rFonts w:ascii="Times New Roman" w:hAnsi="Times New Roman" w:hint="eastAsia"/>
+          <w:sz w:val="28"/>
+          <w:szCs w:val="28"/>
+        </w:rPr>
+      </w:pPr>
     </w:p>
     <w:p>
       <w:pPr>
@@ -5944,7 +6644,16 @@
           <w:sz w:val="28"/>
           <w:szCs w:val="28"/>
         </w:rPr>
-        <w:t xml:space="preserve"> AttackerValue[attacker] </w:t>
+        <w:t xml:space="preserve"> </w:t>
+      </w:r>
+      <w:r>
+        <w:rPr>
+          <w:rFonts w:ascii="Times New Roman" w:hAnsi="Times New Roman"/>
+          <w:sz w:val="28"/>
+          <w:szCs w:val="28"/>
+        </w:rPr>
+        <w:lastRenderedPageBreak/>
+        <w:t xml:space="preserve">AttackerValue[attacker] </w:t>
       </w:r>
       <w:r>
         <w:rPr>
@@ -5968,38 +6677,38 @@
           <w:sz w:val="28"/>
           <w:szCs w:val="28"/>
         </w:rPr>
+        <w:t>。这确保了在解将时，吃掉对方将军的子的优先级远远高于单纯</w:t>
+      </w:r>
+      <w:r>
+        <w:rPr>
+          <w:rFonts w:ascii="Times New Roman" w:hAnsi="Times New Roman" w:hint="eastAsia"/>
+          <w:sz w:val="28"/>
+          <w:szCs w:val="28"/>
+        </w:rPr>
+        <w:t>解将</w:t>
+      </w:r>
+      <w:r>
+        <w:rPr>
+          <w:rFonts w:ascii="Times New Roman" w:hAnsi="Times New Roman"/>
+          <w:sz w:val="28"/>
+          <w:szCs w:val="28"/>
+        </w:rPr>
         <w:t>。</w:t>
       </w:r>
-      <w:r>
-        <w:rPr>
-          <w:rFonts w:ascii="Times New Roman" w:hAnsi="Times New Roman"/>
-          <w:sz w:val="28"/>
-          <w:szCs w:val="28"/>
-        </w:rPr>
-        <w:lastRenderedPageBreak/>
-        <w:t>这确保了在解将时，吃掉对方将军的子的优先级远远高于单纯</w:t>
-      </w:r>
-      <w:r>
-        <w:rPr>
-          <w:rFonts w:ascii="Times New Roman" w:hAnsi="Times New Roman" w:hint="eastAsia"/>
-          <w:sz w:val="28"/>
-          <w:szCs w:val="28"/>
-        </w:rPr>
-        <w:t>解将</w:t>
-      </w:r>
-      <w:r>
-        <w:rPr>
-          <w:rFonts w:ascii="Times New Roman" w:hAnsi="Times New Roman"/>
-          <w:sz w:val="28"/>
-          <w:szCs w:val="28"/>
-        </w:rPr>
-        <w:t>。</w:t>
-      </w:r>
-    </w:p>
-    <w:p>
-      <w:pPr>
-        <w:rPr>
-          <w:del w:id="10" w:author="阳 万" w:date="2026-05-03T12:15:00Z"/>
+    </w:p>
+    <w:p>
+      <w:pPr>
+        <w:rPr>
+          <w:sz w:val="28"/>
+          <w:szCs w:val="28"/>
+        </w:rPr>
+      </w:pPr>
+    </w:p>
+    <w:p>
+      <w:pPr>
+        <w:rPr>
+          <w:del w:id="9" w:author="阳 万" w:date="2026-05-03T12:15:00Z"/>
+          <w:rFonts w:hint="eastAsia"/>
           <w:sz w:val="28"/>
           <w:szCs w:val="28"/>
         </w:rPr>
@@ -6037,6 +6746,15 @@
         </w:rPr>
         <w:t>不良吃子剪枝</w:t>
       </w:r>
+    </w:p>
+    <w:p>
+      <w:pPr>
+        <w:rPr>
+          <w:rFonts w:ascii="Times New Roman" w:hAnsi="Times New Roman" w:hint="eastAsia"/>
+          <w:sz w:val="28"/>
+          <w:szCs w:val="28"/>
+        </w:rPr>
+      </w:pPr>
     </w:p>
     <w:p>
       <w:pPr>
@@ -6405,7 +7123,16 @@
     <w:p>
       <w:pPr>
         <w:rPr>
-          <w:del w:id="11" w:author="阳 万" w:date="2026-05-03T12:15:00Z"/>
+          <w:sz w:val="28"/>
+          <w:szCs w:val="28"/>
+        </w:rPr>
+      </w:pPr>
+    </w:p>
+    <w:p>
+      <w:pPr>
+        <w:rPr>
+          <w:del w:id="10" w:author="阳 万" w:date="2026-05-03T12:15:00Z"/>
+          <w:rFonts w:hint="eastAsia"/>
           <w:sz w:val="28"/>
           <w:szCs w:val="28"/>
         </w:rPr>
@@ -6455,195 +7182,214 @@
     <w:p>
       <w:pPr>
         <w:rPr>
+          <w:rFonts w:ascii="Times New Roman" w:hAnsi="Times New Roman" w:hint="eastAsia"/>
+          <w:sz w:val="28"/>
+          <w:szCs w:val="28"/>
+        </w:rPr>
+      </w:pPr>
+    </w:p>
+    <w:p>
+      <w:pPr>
+        <w:rPr>
+          <w:rFonts w:ascii="Times New Roman" w:hAnsi="Times New Roman"/>
+          <w:sz w:val="28"/>
+          <w:szCs w:val="28"/>
+        </w:rPr>
+      </w:pPr>
+      <w:r>
+        <w:rPr>
+          <w:rFonts w:ascii="Times New Roman" w:hAnsi="Times New Roman"/>
+          <w:sz w:val="28"/>
+          <w:szCs w:val="28"/>
+        </w:rPr>
+        <w:tab/>
+      </w:r>
+      <w:r>
+        <w:rPr>
+          <w:rFonts w:ascii="Times New Roman" w:hAnsi="Times New Roman" w:hint="eastAsia"/>
           <w:b/>
           <w:bCs/>
           <w:sz w:val="28"/>
           <w:szCs w:val="28"/>
         </w:rPr>
-      </w:pPr>
-      <w:r>
-        <w:rPr>
-          <w:rFonts w:ascii="Times New Roman" w:hAnsi="Times New Roman"/>
-          <w:sz w:val="28"/>
-          <w:szCs w:val="28"/>
-        </w:rPr>
-        <w:tab/>
-      </w:r>
-      <w:r>
-        <w:rPr>
-          <w:rFonts w:ascii="Times New Roman" w:hAnsi="Times New Roman" w:hint="eastAsia"/>
+        <w:t>方法描述：</w:t>
+      </w:r>
+      <w:r>
+        <w:rPr>
+          <w:rFonts w:ascii="Times New Roman" w:hAnsi="Times New Roman" w:hint="eastAsia"/>
+          <w:sz w:val="28"/>
+          <w:szCs w:val="28"/>
+        </w:rPr>
+        <w:t>在</w:t>
+      </w:r>
+      <w:r>
+        <w:rPr>
+          <w:rFonts w:ascii="Times New Roman" w:hAnsi="Times New Roman"/>
+          <w:sz w:val="28"/>
+          <w:szCs w:val="28"/>
+        </w:rPr>
+        <w:t>Quiescence Search</w:t>
+      </w:r>
+      <w:r>
+        <w:rPr>
+          <w:rFonts w:ascii="Times New Roman" w:hAnsi="Times New Roman" w:hint="eastAsia"/>
+          <w:sz w:val="28"/>
+          <w:szCs w:val="28"/>
+        </w:rPr>
+        <w:t>中</w:t>
+      </w:r>
+      <w:r>
+        <w:rPr>
+          <w:rFonts w:ascii="Times New Roman" w:hAnsi="Times New Roman"/>
+          <w:sz w:val="28"/>
+          <w:szCs w:val="28"/>
+        </w:rPr>
+        <w:t>遍历着法数组时，每次外层循环只在剩余未处理的着法中找出一个最高分的，找到后立刻执行搜索</w:t>
+      </w:r>
+      <w:r>
+        <w:rPr>
+          <w:rFonts w:ascii="Times New Roman" w:hAnsi="Times New Roman" w:hint="eastAsia"/>
+          <w:sz w:val="28"/>
+          <w:szCs w:val="28"/>
+        </w:rPr>
+        <w:t>，</w:t>
+      </w:r>
+      <w:r>
+        <w:rPr>
+          <w:rFonts w:ascii="Times New Roman" w:hAnsi="Times New Roman"/>
+          <w:sz w:val="28"/>
+          <w:szCs w:val="28"/>
+        </w:rPr>
+        <w:t>因为</w:t>
+      </w:r>
+      <w:r>
+        <w:rPr>
+          <w:rFonts w:ascii="Times New Roman" w:hAnsi="Times New Roman"/>
+          <w:sz w:val="28"/>
+          <w:szCs w:val="28"/>
+        </w:rPr>
+        <w:t xml:space="preserve"> Alpha-Beta </w:t>
+      </w:r>
+      <w:r>
+        <w:rPr>
+          <w:rFonts w:ascii="Times New Roman" w:hAnsi="Times New Roman"/>
+          <w:sz w:val="28"/>
+          <w:szCs w:val="28"/>
+        </w:rPr>
+        <w:t>搜索通常在测试第</w:t>
+      </w:r>
+      <w:r>
+        <w:rPr>
+          <w:rFonts w:ascii="Times New Roman" w:hAnsi="Times New Roman"/>
+          <w:sz w:val="28"/>
+          <w:szCs w:val="28"/>
+        </w:rPr>
+        <w:t xml:space="preserve"> 1 </w:t>
+      </w:r>
+      <w:r>
+        <w:rPr>
+          <w:rFonts w:ascii="Times New Roman" w:hAnsi="Times New Roman"/>
+          <w:sz w:val="28"/>
+          <w:szCs w:val="28"/>
+        </w:rPr>
+        <w:t>个或第</w:t>
+      </w:r>
+      <w:r>
+        <w:rPr>
+          <w:rFonts w:ascii="Times New Roman" w:hAnsi="Times New Roman"/>
+          <w:sz w:val="28"/>
+          <w:szCs w:val="28"/>
+        </w:rPr>
+        <w:t xml:space="preserve"> 2 </w:t>
+      </w:r>
+      <w:r>
+        <w:rPr>
+          <w:rFonts w:ascii="Times New Roman" w:hAnsi="Times New Roman"/>
+          <w:sz w:val="28"/>
+          <w:szCs w:val="28"/>
+        </w:rPr>
+        <w:t>个好着法时就会触发</w:t>
+      </w:r>
+      <w:r>
+        <w:rPr>
+          <w:rFonts w:ascii="Times New Roman" w:hAnsi="Times New Roman"/>
+          <w:sz w:val="28"/>
+          <w:szCs w:val="28"/>
+        </w:rPr>
+        <w:t xml:space="preserve"> val &gt;= beta </w:t>
+      </w:r>
+      <w:r>
+        <w:rPr>
+          <w:rFonts w:ascii="Times New Roman" w:hAnsi="Times New Roman"/>
+          <w:sz w:val="28"/>
+          <w:szCs w:val="28"/>
+        </w:rPr>
+        <w:t>剪枝并退出函数</w:t>
+      </w:r>
+      <w:r>
+        <w:rPr>
+          <w:rFonts w:ascii="Times New Roman" w:hAnsi="Times New Roman" w:hint="eastAsia"/>
+          <w:sz w:val="28"/>
+          <w:szCs w:val="28"/>
+        </w:rPr>
+        <w:t>，此时</w:t>
+      </w:r>
+      <w:r>
+        <w:rPr>
+          <w:rFonts w:ascii="Times New Roman" w:hAnsi="Times New Roman"/>
+          <w:sz w:val="28"/>
+          <w:szCs w:val="28"/>
+        </w:rPr>
+        <w:t>延迟排序</w:t>
+      </w:r>
+      <w:r>
+        <w:rPr>
+          <w:rFonts w:ascii="Times New Roman" w:hAnsi="Times New Roman" w:hint="eastAsia"/>
+          <w:sz w:val="28"/>
+          <w:szCs w:val="28"/>
+        </w:rPr>
+        <w:t>只有在需要挑出好着法时才进行排序操作，避免使用全局</w:t>
+      </w:r>
+      <w:r>
+        <w:rPr>
+          <w:rFonts w:ascii="Times New Roman" w:hAnsi="Times New Roman" w:hint="eastAsia"/>
+          <w:sz w:val="28"/>
+          <w:szCs w:val="28"/>
+        </w:rPr>
+        <w:t>s</w:t>
+      </w:r>
+      <w:r>
+        <w:rPr>
+          <w:rFonts w:ascii="Times New Roman" w:hAnsi="Times New Roman"/>
+          <w:sz w:val="28"/>
+          <w:szCs w:val="28"/>
+        </w:rPr>
+        <w:t xml:space="preserve">td::sort </w:t>
+      </w:r>
+      <w:r>
+        <w:rPr>
+          <w:rFonts w:ascii="Times New Roman" w:hAnsi="Times New Roman" w:hint="eastAsia"/>
+          <w:sz w:val="28"/>
+          <w:szCs w:val="28"/>
+        </w:rPr>
+        <w:t>全排序在静态搜索中造成性能浪费。</w:t>
+      </w:r>
+    </w:p>
+    <w:p>
+      <w:pPr>
+        <w:rPr>
+          <w:rFonts w:hint="eastAsia"/>
           <w:b/>
           <w:bCs/>
           <w:sz w:val="28"/>
           <w:szCs w:val="28"/>
         </w:rPr>
-        <w:t>方法描述：</w:t>
-      </w:r>
-      <w:r>
-        <w:rPr>
-          <w:rFonts w:ascii="Times New Roman" w:hAnsi="Times New Roman" w:hint="eastAsia"/>
-          <w:sz w:val="28"/>
-          <w:szCs w:val="28"/>
-        </w:rPr>
-        <w:t>在</w:t>
-      </w:r>
-      <w:r>
-        <w:rPr>
-          <w:rFonts w:ascii="Times New Roman" w:hAnsi="Times New Roman"/>
-          <w:sz w:val="28"/>
-          <w:szCs w:val="28"/>
-        </w:rPr>
-        <w:t>Quiescence Search</w:t>
-      </w:r>
-      <w:r>
-        <w:rPr>
-          <w:rFonts w:ascii="Times New Roman" w:hAnsi="Times New Roman" w:hint="eastAsia"/>
-          <w:sz w:val="28"/>
-          <w:szCs w:val="28"/>
-        </w:rPr>
-        <w:t>中</w:t>
-      </w:r>
-      <w:r>
-        <w:rPr>
-          <w:rFonts w:ascii="Times New Roman" w:hAnsi="Times New Roman"/>
-          <w:sz w:val="28"/>
-          <w:szCs w:val="28"/>
-        </w:rPr>
-        <w:t>遍历着法数组时，每次外层循环只在剩余未处理的着法中找出一个最高分的，找到后立刻执行搜索</w:t>
-      </w:r>
-      <w:r>
-        <w:rPr>
-          <w:rFonts w:ascii="Times New Roman" w:hAnsi="Times New Roman" w:hint="eastAsia"/>
-          <w:sz w:val="28"/>
-          <w:szCs w:val="28"/>
-        </w:rPr>
-        <w:t>，</w:t>
-      </w:r>
-      <w:r>
-        <w:rPr>
-          <w:rFonts w:ascii="Times New Roman" w:hAnsi="Times New Roman"/>
-          <w:sz w:val="28"/>
-          <w:szCs w:val="28"/>
-        </w:rPr>
-        <w:t>因为</w:t>
-      </w:r>
-      <w:r>
-        <w:rPr>
-          <w:rFonts w:ascii="Times New Roman" w:hAnsi="Times New Roman"/>
-          <w:sz w:val="28"/>
-          <w:szCs w:val="28"/>
-        </w:rPr>
-        <w:t xml:space="preserve"> Alpha-Beta </w:t>
-      </w:r>
-      <w:r>
-        <w:rPr>
-          <w:rFonts w:ascii="Times New Roman" w:hAnsi="Times New Roman"/>
-          <w:sz w:val="28"/>
-          <w:szCs w:val="28"/>
-        </w:rPr>
-        <w:t>搜索通常在测试第</w:t>
-      </w:r>
-      <w:r>
-        <w:rPr>
-          <w:rFonts w:ascii="Times New Roman" w:hAnsi="Times New Roman"/>
-          <w:sz w:val="28"/>
-          <w:szCs w:val="28"/>
-        </w:rPr>
-        <w:t xml:space="preserve"> 1 </w:t>
-      </w:r>
-      <w:r>
-        <w:rPr>
-          <w:rFonts w:ascii="Times New Roman" w:hAnsi="Times New Roman"/>
-          <w:sz w:val="28"/>
-          <w:szCs w:val="28"/>
-        </w:rPr>
-        <w:t>个或第</w:t>
-      </w:r>
-      <w:r>
-        <w:rPr>
-          <w:rFonts w:ascii="Times New Roman" w:hAnsi="Times New Roman"/>
-          <w:sz w:val="28"/>
-          <w:szCs w:val="28"/>
-        </w:rPr>
-        <w:t xml:space="preserve"> 2 </w:t>
-      </w:r>
-      <w:r>
-        <w:rPr>
-          <w:rFonts w:ascii="Times New Roman" w:hAnsi="Times New Roman"/>
-          <w:sz w:val="28"/>
-          <w:szCs w:val="28"/>
-        </w:rPr>
-        <w:t>个好着法时就会触发</w:t>
-      </w:r>
-      <w:r>
-        <w:rPr>
-          <w:rFonts w:ascii="Times New Roman" w:hAnsi="Times New Roman"/>
-          <w:sz w:val="28"/>
-          <w:szCs w:val="28"/>
-        </w:rPr>
-        <w:t xml:space="preserve"> val &gt;= beta </w:t>
-      </w:r>
-      <w:r>
-        <w:rPr>
-          <w:rFonts w:ascii="Times New Roman" w:hAnsi="Times New Roman"/>
-          <w:sz w:val="28"/>
-          <w:szCs w:val="28"/>
-        </w:rPr>
-        <w:t>剪枝并退出函数</w:t>
-      </w:r>
-      <w:r>
-        <w:rPr>
-          <w:rFonts w:ascii="Times New Roman" w:hAnsi="Times New Roman" w:hint="eastAsia"/>
-          <w:sz w:val="28"/>
-          <w:szCs w:val="28"/>
-        </w:rPr>
-        <w:t>，此时</w:t>
-      </w:r>
-      <w:r>
-        <w:rPr>
-          <w:rFonts w:ascii="Times New Roman" w:hAnsi="Times New Roman"/>
-          <w:sz w:val="28"/>
-          <w:szCs w:val="28"/>
-        </w:rPr>
-        <w:t>延迟排序</w:t>
-      </w:r>
-      <w:r>
-        <w:rPr>
-          <w:rFonts w:ascii="Times New Roman" w:hAnsi="Times New Roman" w:hint="eastAsia"/>
-          <w:sz w:val="28"/>
-          <w:szCs w:val="28"/>
-        </w:rPr>
-        <w:t>只有在需要挑出好着法时才进行排序操作，避免使用全局</w:t>
-      </w:r>
-      <w:r>
-        <w:rPr>
-          <w:rFonts w:ascii="Times New Roman" w:hAnsi="Times New Roman" w:hint="eastAsia"/>
-          <w:sz w:val="28"/>
-          <w:szCs w:val="28"/>
-        </w:rPr>
-        <w:t>s</w:t>
-      </w:r>
-      <w:r>
-        <w:rPr>
-          <w:rFonts w:ascii="Times New Roman" w:hAnsi="Times New Roman"/>
-          <w:sz w:val="28"/>
-          <w:szCs w:val="28"/>
-        </w:rPr>
-        <w:t xml:space="preserve">td::sort </w:t>
-      </w:r>
-      <w:r>
-        <w:rPr>
-          <w:rFonts w:ascii="Times New Roman" w:hAnsi="Times New Roman" w:hint="eastAsia"/>
-          <w:sz w:val="28"/>
-          <w:szCs w:val="28"/>
-        </w:rPr>
-        <w:t>全排序在静态搜索中造成性能浪费。</w:t>
-      </w:r>
-    </w:p>
-    <w:p>
-      <w:pPr>
-        <w:rPr>
-          <w:del w:id="12" w:author="阳 万" w:date="2026-05-03T12:15:00Z"/>
+      </w:pPr>
+    </w:p>
+    <w:p>
+      <w:pPr>
+        <w:rPr>
+          <w:del w:id="11" w:author="阳 万" w:date="2026-05-03T12:15:00Z"/>
           <w:rFonts w:ascii="Times New Roman" w:hAnsi="Times New Roman"/>
           <w:sz w:val="28"/>
           <w:szCs w:val="28"/>
@@ -6722,6 +7468,15 @@
         </w:rPr>
         <w:t>优化</w:t>
       </w:r>
+    </w:p>
+    <w:p>
+      <w:pPr>
+        <w:rPr>
+          <w:rFonts w:ascii="Times New Roman" w:hAnsi="Times New Roman" w:hint="eastAsia"/>
+          <w:sz w:val="28"/>
+          <w:szCs w:val="28"/>
+        </w:rPr>
+      </w:pPr>
     </w:p>
     <w:p>
       <w:pPr>
@@ -6863,16 +7618,7 @@
           <w:sz w:val="28"/>
           <w:szCs w:val="28"/>
         </w:rPr>
-        <w:t>，说明当前局面对己方优势</w:t>
-      </w:r>
-      <w:r>
-        <w:rPr>
-          <w:rFonts w:ascii="Times New Roman" w:hAnsi="Times New Roman"/>
-          <w:sz w:val="28"/>
-          <w:szCs w:val="28"/>
-        </w:rPr>
-        <w:lastRenderedPageBreak/>
-        <w:t>足够大，即使让一手也不会跌出</w:t>
+        <w:t>，说明当前局面对己方优势足够大，即使让一手也不会跌出</w:t>
       </w:r>
       <w:r>
         <w:rPr>
@@ -7021,19 +7767,19 @@
       </w:r>
       <w:r>
         <w:rPr>
-          <w:rFonts w:ascii="Times New Roman" w:hAnsi="Times New Roman"/>
-          <w:sz w:val="28"/>
-          <w:szCs w:val="28"/>
-        </w:rPr>
-        <w:t>中维护</w:t>
-      </w:r>
-      <w:r>
-        <w:rPr>
-          <w:rFonts w:ascii="Times New Roman" w:hAnsi="Times New Roman"/>
-          <w:sz w:val="28"/>
-          <w:szCs w:val="28"/>
-        </w:rPr>
-        <w:t xml:space="preserve"> killerMoves[max_depth][2]</w:t>
+          <w:rFonts w:ascii="Times New Roman" w:hAnsi="Times New Roman" w:hint="eastAsia"/>
+          <w:sz w:val="28"/>
+          <w:szCs w:val="28"/>
+        </w:rPr>
+        <w:t>维护</w:t>
+      </w:r>
+      <w:r>
+        <w:rPr>
+          <w:rFonts w:ascii="Times New Roman" w:hAnsi="Times New Roman"/>
+          <w:sz w:val="28"/>
+          <w:szCs w:val="28"/>
+        </w:rPr>
+        <w:t>killerMoves[max_depth][2]</w:t>
       </w:r>
       <w:r>
         <w:rPr>
@@ -7226,6 +7972,7 @@
           <w:sz w:val="28"/>
           <w:szCs w:val="28"/>
         </w:rPr>
+        <w:lastRenderedPageBreak/>
         <w:t>方法描述：</w:t>
       </w:r>
       <w:r>
@@ -7378,16 +8125,7 @@
           <w:sz w:val="28"/>
           <w:szCs w:val="28"/>
         </w:rPr>
-        <w:t>，说明该着法可能被</w:t>
-      </w:r>
-      <w:r>
-        <w:rPr>
-          <w:rFonts w:ascii="Times New Roman" w:hAnsi="Times New Roman"/>
-          <w:sz w:val="28"/>
-          <w:szCs w:val="28"/>
-        </w:rPr>
-        <w:lastRenderedPageBreak/>
-        <w:t>低估，再恢复完整深度并使用全窗口重新搜索。</w:t>
+        <w:t>，说明该着法可能被低估，再恢复完整深度并使用全窗口重新搜索。</w:t>
       </w:r>
       <w:r>
         <w:rPr>
@@ -7587,6 +8325,15 @@
     <w:p>
       <w:pPr>
         <w:rPr>
+          <w:rFonts w:ascii="Times New Roman" w:hAnsi="Times New Roman" w:hint="eastAsia"/>
+          <w:sz w:val="28"/>
+          <w:szCs w:val="28"/>
+        </w:rPr>
+      </w:pPr>
+    </w:p>
+    <w:p>
+      <w:pPr>
+        <w:rPr>
           <w:rFonts w:ascii="Times New Roman" w:hAnsi="Times New Roman"/>
           <w:sz w:val="28"/>
           <w:szCs w:val="28"/>
@@ -7648,7 +8395,16 @@
           <w:sz w:val="28"/>
           <w:szCs w:val="28"/>
         </w:rPr>
-        <w:t>博弈树搜索的单步耗时进行控制与阻断，主要防止引擎超时。程序在搜索起步时通过</w:t>
+        <w:t>博弈树搜索的单步</w:t>
+      </w:r>
+      <w:r>
+        <w:rPr>
+          <w:rFonts w:ascii="Times New Roman" w:hAnsi="Times New Roman"/>
+          <w:sz w:val="28"/>
+          <w:szCs w:val="28"/>
+        </w:rPr>
+        <w:lastRenderedPageBreak/>
+        <w:t>耗时进行控制与阻断，主要防止引擎超时。程序在搜索起步时通过</w:t>
       </w:r>
       <w:r>
         <w:rPr>
@@ -8030,8 +8786,34 @@
     </w:p>
     <w:p>
       <w:pPr>
-        <w:rPr>
-          <w:del w:id="13" w:author="阳 万" w:date="2026-05-03T12:15:00Z"/>
+        <w:widowControl/>
+        <w:spacing w:before="100" w:beforeAutospacing="1" w:after="100" w:afterAutospacing="1"/>
+        <w:ind w:firstLineChars="200" w:firstLine="560"/>
+        <w:jc w:val="left"/>
+        <w:rPr>
+          <w:rFonts w:ascii="Times New Roman" w:hAnsi="Times New Roman"/>
+          <w:sz w:val="28"/>
+          <w:szCs w:val="28"/>
+        </w:rPr>
+      </w:pPr>
+    </w:p>
+    <w:p>
+      <w:pPr>
+        <w:widowControl/>
+        <w:spacing w:before="100" w:beforeAutospacing="1" w:after="100" w:afterAutospacing="1"/>
+        <w:ind w:firstLineChars="200" w:firstLine="560"/>
+        <w:jc w:val="left"/>
+        <w:rPr>
+          <w:rFonts w:ascii="Times New Roman" w:hAnsi="Times New Roman" w:hint="eastAsia"/>
+          <w:sz w:val="28"/>
+          <w:szCs w:val="28"/>
+        </w:rPr>
+      </w:pPr>
+    </w:p>
+    <w:p>
+      <w:pPr>
+        <w:rPr>
+          <w:del w:id="12" w:author="阳 万" w:date="2026-05-03T12:15:00Z"/>
           <w:rFonts w:ascii="Times New Roman" w:hAnsi="Times New Roman"/>
           <w:sz w:val="28"/>
           <w:szCs w:val="28"/>
@@ -8077,7 +8859,7 @@
         <w:rPr>
           <w:rFonts w:ascii="Times New Roman" w:hAnsi="Times New Roman" w:hint="eastAsia"/>
           <w:sz w:val="28"/>
-          <w:rPrChange w:id="14" w:author="阳 万" w:date="2026-05-03T12:15:00Z">
+          <w:rPrChange w:id="13" w:author="阳 万" w:date="2026-05-03T12:15:00Z">
             <w:rPr>
               <w:rFonts w:hint="eastAsia"/>
             </w:rPr>
@@ -8178,7 +8960,7 @@
           <w:rFonts w:ascii="Times New Roman" w:hAnsi="Times New Roman"/>
           <w:sz w:val="28"/>
           <w:szCs w:val="28"/>
-          <w:rPrChange w:id="15" w:author="阳 万" w:date="2026-05-03T12:15:00Z">
+          <w:rPrChange w:id="14" w:author="阳 万" w:date="2026-05-03T12:15:00Z">
             <w:rPr/>
           </w:rPrChange>
         </w:rPr>
@@ -8195,7 +8977,7 @@
         <w:rPr>
           <w:rFonts w:ascii="Times New Roman" w:hAnsi="Times New Roman" w:hint="eastAsia"/>
           <w:sz w:val="28"/>
-          <w:rPrChange w:id="16" w:author="阳 万" w:date="2026-05-03T12:15:00Z">
+          <w:rPrChange w:id="15" w:author="阳 万" w:date="2026-05-03T12:15:00Z">
             <w:rPr>
               <w:rFonts w:hint="eastAsia"/>
             </w:rPr>
@@ -8316,7 +9098,7 @@
                     <pic:cNvPicPr/>
                   </pic:nvPicPr>
                   <pic:blipFill>
-                    <a:blip r:embed="rId8">
+                    <a:blip r:embed="rId11">
                       <a:extLst>
                         <a:ext uri="{28A0092B-C50C-407E-A947-70E740481C1C}">
                           <a14:useLocalDpi xmlns:a14="http://schemas.microsoft.com/office/drawing/2010/main" val="0"/>
@@ -8425,7 +9207,6 @@
           <w:sz w:val="28"/>
           <w:szCs w:val="28"/>
         </w:rPr>
-        <w:lastRenderedPageBreak/>
         <w:drawing>
           <wp:anchor distT="0" distB="0" distL="114300" distR="114300" simplePos="0" relativeHeight="251660288" behindDoc="1" locked="0" layoutInCell="1" allowOverlap="1" wp14:anchorId="618E5C20" wp14:editId="2D7122A0">
             <wp:simplePos x="0" y="0"/>
@@ -8450,7 +9231,7 @@
                     <pic:cNvPicPr/>
                   </pic:nvPicPr>
                   <pic:blipFill>
-                    <a:blip r:embed="rId9">
+                    <a:blip r:embed="rId12">
                       <a:extLst>
                         <a:ext uri="{28A0092B-C50C-407E-A947-70E740481C1C}">
                           <a14:useLocalDpi xmlns:a14="http://schemas.microsoft.com/office/drawing/2010/main" val="0"/>
@@ -8553,7 +9334,7 @@
                     <pic:cNvPicPr/>
                   </pic:nvPicPr>
                   <pic:blipFill>
-                    <a:blip r:embed="rId10">
+                    <a:blip r:embed="rId13">
                       <a:extLst>
                         <a:ext uri="{28A0092B-C50C-407E-A947-70E740481C1C}">
                           <a14:useLocalDpi xmlns:a14="http://schemas.microsoft.com/office/drawing/2010/main" val="0"/>
@@ -8653,7 +9434,7 @@
                     <pic:cNvPicPr/>
                   </pic:nvPicPr>
                   <pic:blipFill>
-                    <a:blip r:embed="rId11">
+                    <a:blip r:embed="rId14">
                       <a:extLst>
                         <a:ext uri="{28A0092B-C50C-407E-A947-70E740481C1C}">
                           <a14:useLocalDpi xmlns:a14="http://schemas.microsoft.com/office/drawing/2010/main" val="0"/>
@@ -8713,6 +9494,7 @@
     <w:p>
       <w:pPr>
         <w:rPr>
+          <w:rFonts w:hint="eastAsia"/>
           <w:sz w:val="28"/>
           <w:szCs w:val="28"/>
         </w:rPr>
@@ -8736,36 +9518,13 @@
           <w:szCs w:val="28"/>
         </w:rPr>
       </w:pPr>
-    </w:p>
-    <w:p>
-      <w:pPr>
-        <w:rPr>
-          <w:sz w:val="28"/>
-          <w:szCs w:val="28"/>
-        </w:rPr>
-      </w:pPr>
-    </w:p>
-    <w:p>
-      <w:pPr>
-        <w:rPr>
-          <w:sz w:val="28"/>
-          <w:szCs w:val="28"/>
-        </w:rPr>
-      </w:pPr>
-    </w:p>
-    <w:p>
-      <w:pPr>
-        <w:rPr>
-          <w:sz w:val="28"/>
-          <w:szCs w:val="28"/>
-        </w:rPr>
-      </w:pPr>
       <w:r>
         <w:rPr>
           <w:rFonts w:hint="eastAsia"/>
           <w:sz w:val="28"/>
           <w:szCs w:val="28"/>
         </w:rPr>
+        <w:lastRenderedPageBreak/>
         <w:t>程序空间复杂度与内存开销分析如下：</w:t>
       </w:r>
     </w:p>
@@ -8975,7 +9734,6 @@
           <w:sz w:val="28"/>
           <w:szCs w:val="28"/>
         </w:rPr>
-        <w:lastRenderedPageBreak/>
         <w:drawing>
           <wp:anchor distT="0" distB="0" distL="114300" distR="114300" simplePos="0" relativeHeight="251663360" behindDoc="1" locked="0" layoutInCell="1" allowOverlap="1" wp14:anchorId="513B3DB1" wp14:editId="68BA99FF">
             <wp:simplePos x="0" y="0"/>
@@ -9000,7 +9758,7 @@
                     <pic:cNvPicPr/>
                   </pic:nvPicPr>
                   <pic:blipFill>
-                    <a:blip r:embed="rId12">
+                    <a:blip r:embed="rId15">
                       <a:extLst>
                         <a:ext uri="{28A0092B-C50C-407E-A947-70E740481C1C}">
                           <a14:useLocalDpi xmlns:a14="http://schemas.microsoft.com/office/drawing/2010/main" val="0"/>
@@ -9140,7 +9898,7 @@
                     <pic:cNvPicPr/>
                   </pic:nvPicPr>
                   <pic:blipFill>
-                    <a:blip r:embed="rId13">
+                    <a:blip r:embed="rId16">
                       <a:extLst>
                         <a:ext uri="{28A0092B-C50C-407E-A947-70E740481C1C}">
                           <a14:useLocalDpi xmlns:a14="http://schemas.microsoft.com/office/drawing/2010/main" val="0"/>
@@ -9274,7 +10032,7 @@
                     <pic:cNvPicPr/>
                   </pic:nvPicPr>
                   <pic:blipFill>
-                    <a:blip r:embed="rId14">
+                    <a:blip r:embed="rId17">
                       <a:extLst>
                         <a:ext uri="{28A0092B-C50C-407E-A947-70E740481C1C}">
                           <a14:useLocalDpi xmlns:a14="http://schemas.microsoft.com/office/drawing/2010/main" val="0"/>
@@ -9368,7 +10126,7 @@
                     <pic:cNvPicPr/>
                   </pic:nvPicPr>
                   <pic:blipFill>
-                    <a:blip r:embed="rId15">
+                    <a:blip r:embed="rId18">
                       <a:extLst>
                         <a:ext uri="{28A0092B-C50C-407E-A947-70E740481C1C}">
                           <a14:useLocalDpi xmlns:a14="http://schemas.microsoft.com/office/drawing/2010/main" val="0"/>
@@ -9438,6 +10196,7 @@
           <w:sz w:val="28"/>
           <w:szCs w:val="28"/>
         </w:rPr>
+        <w:lastRenderedPageBreak/>
         <w:t>递归搜素局部向量</w:t>
       </w:r>
     </w:p>
@@ -9478,7 +10237,7 @@
                     <pic:cNvPicPr/>
                   </pic:nvPicPr>
                   <pic:blipFill>
-                    <a:blip r:embed="rId16">
+                    <a:blip r:embed="rId19">
                       <a:extLst>
                         <a:ext uri="{28A0092B-C50C-407E-A947-70E740481C1C}">
                           <a14:useLocalDpi xmlns:a14="http://schemas.microsoft.com/office/drawing/2010/main" val="0"/>
@@ -9603,7 +10362,7 @@
                     <pic:cNvPicPr/>
                   </pic:nvPicPr>
                   <pic:blipFill>
-                    <a:blip r:embed="rId17">
+                    <a:blip r:embed="rId20">
                       <a:extLst>
                         <a:ext uri="{28A0092B-C50C-407E-A947-70E740481C1C}">
                           <a14:useLocalDpi xmlns:a14="http://schemas.microsoft.com/office/drawing/2010/main" val="0"/>
@@ -9712,7 +10471,7 @@
                     <pic:cNvPicPr/>
                   </pic:nvPicPr>
                   <pic:blipFill>
-                    <a:blip r:embed="rId18">
+                    <a:blip r:embed="rId21">
                       <a:extLst>
                         <a:ext uri="{28A0092B-C50C-407E-A947-70E740481C1C}">
                           <a14:useLocalDpi xmlns:a14="http://schemas.microsoft.com/office/drawing/2010/main" val="0"/>
@@ -9774,7 +10533,6 @@
           <w:sz w:val="28"/>
           <w:szCs w:val="28"/>
         </w:rPr>
-        <w:lastRenderedPageBreak/>
         <w:t>总空间复杂度约</w:t>
       </w:r>
       <w:r>
@@ -9853,7 +10611,7 @@
     <w:p>
       <w:pPr>
         <w:rPr>
-          <w:del w:id="17" w:author="阳 万" w:date="2026-05-03T12:15:00Z"/>
+          <w:del w:id="16" w:author="阳 万" w:date="2026-05-03T12:15:00Z"/>
           <w:color w:val="0000FF"/>
         </w:rPr>
       </w:pPr>
@@ -9866,7 +10624,7 @@
       <w:r>
         <w:t>.</w:t>
       </w:r>
-      <w:del w:id="18" w:author="阳 万" w:date="2026-05-03T12:15:00Z">
+      <w:del w:id="17" w:author="阳 万" w:date="2026-05-03T12:15:00Z">
         <w:r>
           <w:rPr>
             <w:rFonts w:hint="eastAsia"/>
@@ -9921,6 +10679,14 @@
     <w:p>
       <w:pPr>
         <w:rPr>
+          <w:del w:id="18" w:author="阳 万" w:date="2026-05-03T12:15:00Z"/>
+          <w:color w:val="0000FF"/>
+        </w:rPr>
+      </w:pPr>
+    </w:p>
+    <w:p>
+      <w:pPr>
+        <w:rPr>
           <w:del w:id="19" w:author="阳 万" w:date="2026-05-03T12:15:00Z"/>
           <w:color w:val="0000FF"/>
         </w:rPr>
@@ -10003,21 +10769,6 @@
         <w:rPr>
           <w:del w:id="29" w:author="阳 万" w:date="2026-05-03T12:15:00Z"/>
           <w:color w:val="0000FF"/>
-        </w:rPr>
-      </w:pPr>
-    </w:p>
-    <w:p>
-      <w:pPr>
-        <w:rPr>
-          <w:del w:id="30" w:author="阳 万" w:date="2026-05-03T12:15:00Z"/>
-          <w:color w:val="0000FF"/>
-        </w:rPr>
-      </w:pPr>
-    </w:p>
-    <w:p>
-      <w:pPr>
-        <w:rPr>
-          <w:del w:id="31" w:author="阳 万" w:date="2026-05-03T12:15:00Z"/>
         </w:rPr>
       </w:pPr>
     </w:p>
@@ -10029,87 +10780,1956 @@
           <w:numId w:val="0"/>
         </w:numPr>
       </w:pPr>
-      <w:bookmarkStart w:id="32" w:name="_Toc69548518"/>
+      <w:bookmarkStart w:id="30" w:name="_Toc69548518"/>
       <w:r>
         <w:rPr>
           <w:rFonts w:hint="eastAsia"/>
         </w:rPr>
+        <w:t>总结</w:t>
+      </w:r>
+      <w:bookmarkEnd w:id="30"/>
+    </w:p>
+    <w:p>
+      <w:pPr>
+        <w:rPr>
+          <w:rFonts w:hint="eastAsia"/>
+        </w:rPr>
+      </w:pPr>
+      <w:r>
+        <w:rPr>
+          <w:rFonts w:ascii="Times New Roman" w:hAnsi="Times New Roman" w:hint="eastAsia"/>
+          <w:sz w:val="28"/>
+          <w:szCs w:val="28"/>
+        </w:rPr>
         <w:t>4</w:t>
       </w:r>
       <w:r>
+        <w:rPr>
+          <w:rFonts w:ascii="Times New Roman" w:hAnsi="Times New Roman"/>
+          <w:sz w:val="28"/>
+          <w:szCs w:val="28"/>
+        </w:rPr>
+        <w:t xml:space="preserve">.1 </w:t>
+      </w:r>
+      <w:r>
+        <w:rPr>
+          <w:rFonts w:ascii="Times New Roman" w:hAnsi="Times New Roman" w:hint="eastAsia"/>
+          <w:sz w:val="28"/>
+          <w:szCs w:val="28"/>
+        </w:rPr>
+        <w:t>问题解决与解决过程</w:t>
+      </w:r>
+    </w:p>
+    <w:p>
+      <w:pPr>
+        <w:ind w:firstLineChars="200" w:firstLine="560"/>
+        <w:rPr>
+          <w:rFonts w:ascii="Times New Roman" w:hAnsi="Times New Roman"/>
+          <w:sz w:val="28"/>
+          <w:szCs w:val="28"/>
+        </w:rPr>
+      </w:pPr>
+      <w:r>
+        <w:rPr>
+          <w:rFonts w:ascii="Times New Roman" w:hAnsi="Times New Roman" w:hint="eastAsia"/>
+          <w:sz w:val="28"/>
+          <w:szCs w:val="28"/>
+        </w:rPr>
+        <w:t>遭遇问题、分析与思考问题、直至解决问题的过程贯穿算法与程序的设计、编写过程的始终。回顾本项目从零到完备的构建过程，大致，出现大大小小许多问题，大致可以分为算法问题与程序问题，</w:t>
+      </w:r>
+      <w:r>
+        <w:rPr>
+          <w:rFonts w:ascii="Times New Roman" w:hAnsi="Times New Roman" w:hint="eastAsia"/>
+          <w:sz w:val="28"/>
+          <w:szCs w:val="28"/>
+        </w:rPr>
+        <w:t>总结为</w:t>
+      </w:r>
+      <w:r>
+        <w:rPr>
+          <w:rFonts w:ascii="Times New Roman" w:hAnsi="Times New Roman" w:hint="eastAsia"/>
+          <w:sz w:val="28"/>
+          <w:szCs w:val="28"/>
+        </w:rPr>
+        <w:t>以下几点：</w:t>
+      </w:r>
+    </w:p>
+    <w:p>
+      <w:pPr>
+        <w:rPr>
+          <w:rFonts w:ascii="Times New Roman" w:hAnsi="Times New Roman"/>
+          <w:sz w:val="28"/>
+          <w:szCs w:val="28"/>
+        </w:rPr>
+      </w:pPr>
+      <w:r>
+        <w:rPr>
+          <w:rFonts w:ascii="Times New Roman" w:hAnsi="Times New Roman" w:hint="eastAsia"/>
+          <w:sz w:val="28"/>
+          <w:szCs w:val="28"/>
+        </w:rPr>
+        <w:t>1</w:t>
+      </w:r>
+      <w:r>
+        <w:rPr>
+          <w:rFonts w:ascii="Times New Roman" w:hAnsi="Times New Roman"/>
+          <w:sz w:val="28"/>
+          <w:szCs w:val="28"/>
+        </w:rPr>
         <w:t>.</w:t>
       </w:r>
       <w:r>
         <w:rPr>
-          <w:rFonts w:hint="eastAsia"/>
-        </w:rPr>
-        <w:t>总结</w:t>
-      </w:r>
-      <w:bookmarkEnd w:id="32"/>
-    </w:p>
-    <w:p>
-      <w:r>
-        <w:rPr>
-          <w:color w:val="0000FF"/>
-        </w:rPr>
-        <w:t>总结</w:t>
-      </w:r>
-      <w:r>
-        <w:rPr>
-          <w:rFonts w:hint="eastAsia"/>
-          <w:color w:val="0000FF"/>
-        </w:rPr>
-        <w:t>完成</w:t>
-      </w:r>
-      <w:r>
-        <w:rPr>
-          <w:color w:val="0000FF"/>
-        </w:rPr>
-        <w:t>过程中</w:t>
-      </w:r>
-      <w:r>
-        <w:rPr>
-          <w:rFonts w:hint="eastAsia"/>
-          <w:color w:val="0000FF"/>
-        </w:rPr>
-        <w:t>遇到的问题，排除问题的主要过程、使用的方法和技巧</w:t>
-      </w:r>
-      <w:r>
-        <w:rPr>
-          <w:rFonts w:hint="eastAsia"/>
-          <w:color w:val="0000FF"/>
-        </w:rPr>
-        <w:t>。以及完成过程中</w:t>
-      </w:r>
-      <w:r>
-        <w:rPr>
-          <w:color w:val="0000FF"/>
+          <w:rFonts w:ascii="Times New Roman" w:hAnsi="Times New Roman" w:hint="eastAsia"/>
+          <w:sz w:val="28"/>
+          <w:szCs w:val="28"/>
+        </w:rPr>
+        <w:t>算法设计问题</w:t>
+      </w:r>
+    </w:p>
+    <w:p>
+      <w:pPr>
+        <w:ind w:firstLineChars="200" w:firstLine="560"/>
+        <w:rPr>
+          <w:rFonts w:ascii="Times New Roman" w:hAnsi="Times New Roman"/>
+          <w:sz w:val="28"/>
+          <w:szCs w:val="28"/>
+        </w:rPr>
+      </w:pPr>
+      <w:r>
+        <w:rPr>
+          <w:rFonts w:ascii="Times New Roman" w:hAnsi="Times New Roman" w:hint="eastAsia"/>
+          <w:sz w:val="28"/>
+          <w:szCs w:val="28"/>
+        </w:rPr>
+        <w:t>如何选择应用的算法？</w:t>
+      </w:r>
+      <w:r>
+        <w:rPr>
+          <w:rFonts w:ascii="Times New Roman" w:hAnsi="Times New Roman" w:hint="eastAsia"/>
+          <w:sz w:val="28"/>
+          <w:szCs w:val="28"/>
+        </w:rPr>
+        <w:t>本程序应该使用哪种算法最符合实际情况？针对算法选择的问题，我们查阅了相关的论文，并结合自身实际情况，以及综合考虑时间和课设实际目标要求，最终确定了使用最为经典也是最为可靠的博弈树搜素算法</w:t>
+      </w:r>
+      <w:r>
+        <w:rPr>
+          <w:rFonts w:ascii="Times New Roman" w:hAnsi="Times New Roman" w:hint="eastAsia"/>
+          <w:sz w:val="28"/>
+          <w:szCs w:val="28"/>
+        </w:rPr>
+        <w:t xml:space="preserve"> </w:t>
+      </w:r>
+      <w:r>
+        <w:rPr>
+          <w:rFonts w:ascii="Times New Roman" w:hAnsi="Times New Roman" w:hint="eastAsia"/>
+          <w:sz w:val="28"/>
+          <w:szCs w:val="28"/>
+        </w:rPr>
+        <w:t>——</w:t>
+      </w:r>
+      <w:r>
+        <w:rPr>
+          <w:rFonts w:ascii="Times New Roman" w:hAnsi="Times New Roman" w:hint="eastAsia"/>
+          <w:sz w:val="28"/>
+          <w:szCs w:val="28"/>
+        </w:rPr>
+        <w:t xml:space="preserve"> alpha</w:t>
+      </w:r>
+      <w:r>
+        <w:rPr>
+          <w:rFonts w:ascii="Times New Roman" w:hAnsi="Times New Roman"/>
+          <w:sz w:val="28"/>
+          <w:szCs w:val="28"/>
+        </w:rPr>
+        <w:t xml:space="preserve"> – </w:t>
+      </w:r>
+      <w:r>
+        <w:rPr>
+          <w:rFonts w:ascii="Times New Roman" w:hAnsi="Times New Roman" w:hint="eastAsia"/>
+          <w:sz w:val="28"/>
+          <w:szCs w:val="28"/>
+        </w:rPr>
+        <w:t>beta</w:t>
+      </w:r>
+      <w:r>
+        <w:rPr>
+          <w:rFonts w:ascii="Times New Roman" w:hAnsi="Times New Roman" w:hint="eastAsia"/>
+          <w:sz w:val="28"/>
+          <w:szCs w:val="28"/>
+        </w:rPr>
+        <w:t>搜素算法。</w:t>
+      </w:r>
+    </w:p>
+    <w:p>
+      <w:pPr>
+        <w:ind w:firstLineChars="200" w:firstLine="560"/>
+        <w:rPr>
+          <w:rFonts w:ascii="Times New Roman" w:hAnsi="Times New Roman" w:hint="eastAsia"/>
+          <w:sz w:val="28"/>
+          <w:szCs w:val="28"/>
+        </w:rPr>
+      </w:pPr>
+      <w:r>
+        <w:rPr>
+          <w:rFonts w:ascii="Times New Roman" w:hAnsi="Times New Roman" w:hint="eastAsia"/>
+          <w:sz w:val="28"/>
+          <w:szCs w:val="28"/>
+        </w:rPr>
+        <w:lastRenderedPageBreak/>
+        <w:t>针对以上思路，我们以</w:t>
+      </w:r>
+      <w:r>
+        <w:rPr>
+          <w:rFonts w:ascii="Times New Roman" w:hAnsi="Times New Roman"/>
+          <w:sz w:val="28"/>
+          <w:szCs w:val="28"/>
+        </w:rPr>
+        <w:t xml:space="preserve"> </w:t>
+      </w:r>
+      <w:r>
+        <w:rPr>
+          <w:rFonts w:ascii="Times New Roman" w:hAnsi="Times New Roman" w:hint="eastAsia"/>
+          <w:sz w:val="28"/>
+          <w:szCs w:val="28"/>
+        </w:rPr>
+        <w:t>alpha</w:t>
+      </w:r>
+      <w:r>
+        <w:rPr>
+          <w:rFonts w:ascii="Times New Roman" w:hAnsi="Times New Roman"/>
+          <w:sz w:val="28"/>
+          <w:szCs w:val="28"/>
+        </w:rPr>
+        <w:t xml:space="preserve">-beta </w:t>
+      </w:r>
+      <w:r>
+        <w:rPr>
+          <w:rFonts w:ascii="Times New Roman" w:hAnsi="Times New Roman" w:hint="eastAsia"/>
+          <w:sz w:val="28"/>
+          <w:szCs w:val="28"/>
+        </w:rPr>
+        <w:t>算法为核心，并根据相关论文的各种算法加以补充本程序的主要算法。事实上，我们曾考虑过使用高深的深度学习</w:t>
+      </w:r>
+      <w:r>
+        <w:rPr>
+          <w:rFonts w:ascii="Times New Roman" w:hAnsi="Times New Roman" w:hint="eastAsia"/>
+          <w:sz w:val="28"/>
+          <w:szCs w:val="28"/>
+        </w:rPr>
+        <w:t>/</w:t>
+      </w:r>
+      <w:r>
+        <w:rPr>
+          <w:rFonts w:ascii="Times New Roman" w:hAnsi="Times New Roman" w:hint="eastAsia"/>
+          <w:sz w:val="28"/>
+          <w:szCs w:val="28"/>
+        </w:rPr>
+        <w:t>强化学习</w:t>
+      </w:r>
+      <w:r>
+        <w:rPr>
+          <w:rFonts w:ascii="Times New Roman" w:hAnsi="Times New Roman" w:hint="eastAsia"/>
+          <w:sz w:val="28"/>
+          <w:szCs w:val="28"/>
+        </w:rPr>
+        <w:t>/</w:t>
+      </w:r>
+      <w:r>
+        <w:rPr>
+          <w:rFonts w:ascii="Times New Roman" w:hAnsi="Times New Roman" w:hint="eastAsia"/>
+          <w:sz w:val="28"/>
+          <w:szCs w:val="28"/>
+        </w:rPr>
+        <w:t>神经网络等算法。但是，考虑到我们仅仅是大二学生，对于上述机器学习类算法掌握并不全面</w:t>
+      </w:r>
+      <w:r>
+        <w:rPr>
+          <w:rFonts w:ascii="Times New Roman" w:hAnsi="Times New Roman" w:hint="eastAsia"/>
+          <w:sz w:val="28"/>
+          <w:szCs w:val="28"/>
+        </w:rPr>
+        <w:t xml:space="preserve"> </w:t>
+      </w:r>
+      <w:r>
+        <w:rPr>
+          <w:rFonts w:ascii="Times New Roman" w:hAnsi="Times New Roman" w:hint="eastAsia"/>
+          <w:sz w:val="28"/>
+          <w:szCs w:val="28"/>
+        </w:rPr>
+        <w:t>——</w:t>
+      </w:r>
+      <w:r>
+        <w:rPr>
+          <w:rFonts w:ascii="Times New Roman" w:hAnsi="Times New Roman"/>
+          <w:sz w:val="28"/>
+          <w:szCs w:val="28"/>
+        </w:rPr>
+        <w:t xml:space="preserve"> </w:t>
+      </w:r>
+      <w:r>
+        <w:rPr>
+          <w:rFonts w:ascii="Times New Roman" w:hAnsi="Times New Roman" w:hint="eastAsia"/>
+          <w:sz w:val="28"/>
+          <w:szCs w:val="28"/>
+        </w:rPr>
+        <w:t>我们也仅仅是在课下折腾过大模型和数据分析，相应理论和算法能力并不算过硬。就三四周的紧张项目编写过程来说，肯定是不如使用经典搜素算法</w:t>
+      </w:r>
+      <w:r>
+        <w:rPr>
+          <w:rFonts w:ascii="Times New Roman" w:hAnsi="Times New Roman" w:hint="eastAsia"/>
+          <w:sz w:val="28"/>
+          <w:szCs w:val="28"/>
+        </w:rPr>
+        <w:t xml:space="preserve"> </w:t>
+      </w:r>
+      <w:r>
+        <w:rPr>
+          <w:rFonts w:ascii="Times New Roman" w:hAnsi="Times New Roman" w:hint="eastAsia"/>
+          <w:sz w:val="28"/>
+          <w:szCs w:val="28"/>
+        </w:rPr>
+        <w:t>——</w:t>
+      </w:r>
+      <w:r>
+        <w:rPr>
+          <w:rFonts w:ascii="Times New Roman" w:hAnsi="Times New Roman"/>
+          <w:sz w:val="28"/>
+          <w:szCs w:val="28"/>
+        </w:rPr>
+        <w:t xml:space="preserve"> </w:t>
+      </w:r>
+      <w:r>
+        <w:rPr>
+          <w:rFonts w:ascii="Times New Roman" w:hAnsi="Times New Roman" w:hint="eastAsia"/>
+          <w:sz w:val="28"/>
+          <w:szCs w:val="28"/>
+        </w:rPr>
+        <w:t>它内容全面，已经成熟和完善，</w:t>
+      </w:r>
+      <w:r>
+        <w:rPr>
+          <w:rFonts w:ascii="Times New Roman" w:hAnsi="Times New Roman" w:hint="eastAsia"/>
+          <w:sz w:val="28"/>
+          <w:szCs w:val="28"/>
+        </w:rPr>
+        <w:t>足以完成本课程设计的完整任务。</w:t>
+      </w:r>
+    </w:p>
+    <w:p>
+      <w:pPr>
+        <w:rPr>
+          <w:rFonts w:ascii="Times New Roman" w:hAnsi="Times New Roman"/>
+          <w:sz w:val="28"/>
+          <w:szCs w:val="28"/>
+        </w:rPr>
+      </w:pPr>
+      <w:r>
+        <w:rPr>
+          <w:rFonts w:ascii="Times New Roman" w:hAnsi="Times New Roman" w:hint="eastAsia"/>
+          <w:sz w:val="28"/>
+          <w:szCs w:val="28"/>
+        </w:rPr>
+        <w:t>2</w:t>
+      </w:r>
+      <w:r>
+        <w:rPr>
+          <w:rFonts w:ascii="Times New Roman" w:hAnsi="Times New Roman"/>
+          <w:sz w:val="28"/>
+          <w:szCs w:val="28"/>
+        </w:rPr>
+        <w:t>.</w:t>
+      </w:r>
+      <w:r>
+        <w:rPr>
+          <w:rFonts w:ascii="Times New Roman" w:hAnsi="Times New Roman" w:hint="eastAsia"/>
+          <w:sz w:val="28"/>
+          <w:szCs w:val="28"/>
+        </w:rPr>
+        <w:t>算法优化问题</w:t>
+      </w:r>
+    </w:p>
+    <w:p>
+      <w:pPr>
+        <w:ind w:firstLineChars="200" w:firstLine="560"/>
+        <w:rPr>
+          <w:rFonts w:ascii="Times New Roman" w:hAnsi="Times New Roman"/>
+          <w:sz w:val="28"/>
+          <w:szCs w:val="28"/>
+        </w:rPr>
+      </w:pPr>
+      <w:r>
+        <w:rPr>
+          <w:rFonts w:ascii="Times New Roman" w:hAnsi="Times New Roman" w:hint="eastAsia"/>
+          <w:sz w:val="28"/>
+          <w:szCs w:val="28"/>
+        </w:rPr>
+        <w:t>如何优化当前算法？</w:t>
+      </w:r>
+      <w:r>
+        <w:rPr>
+          <w:rFonts w:ascii="Times New Roman" w:hAnsi="Times New Roman" w:hint="eastAsia"/>
+          <w:sz w:val="28"/>
+          <w:szCs w:val="28"/>
+        </w:rPr>
+        <w:t>仅仅使用</w:t>
+      </w:r>
+      <w:r>
+        <w:rPr>
+          <w:rFonts w:ascii="Times New Roman" w:hAnsi="Times New Roman" w:hint="eastAsia"/>
+          <w:sz w:val="28"/>
+          <w:szCs w:val="28"/>
+        </w:rPr>
+        <w:t>alpha</w:t>
+      </w:r>
+      <w:r>
+        <w:rPr>
+          <w:rFonts w:ascii="Times New Roman" w:hAnsi="Times New Roman"/>
+          <w:sz w:val="28"/>
+          <w:szCs w:val="28"/>
+        </w:rPr>
+        <w:t>-</w:t>
+      </w:r>
+      <w:r>
+        <w:rPr>
+          <w:rFonts w:ascii="Times New Roman" w:hAnsi="Times New Roman" w:hint="eastAsia"/>
+          <w:sz w:val="28"/>
+          <w:szCs w:val="28"/>
+        </w:rPr>
+        <w:t>beta</w:t>
+      </w:r>
+      <w:r>
+        <w:rPr>
+          <w:rFonts w:ascii="Times New Roman" w:hAnsi="Times New Roman" w:hint="eastAsia"/>
+          <w:sz w:val="28"/>
+          <w:szCs w:val="28"/>
+        </w:rPr>
+        <w:t>算法当然是不够的。</w:t>
+      </w:r>
+    </w:p>
+    <w:p>
+      <w:pPr>
+        <w:ind w:firstLineChars="200" w:firstLine="560"/>
+        <w:rPr>
+          <w:rFonts w:ascii="Times New Roman" w:hAnsi="Times New Roman" w:hint="eastAsia"/>
+          <w:sz w:val="28"/>
+          <w:szCs w:val="28"/>
+        </w:rPr>
+      </w:pPr>
+      <w:r>
+        <w:rPr>
+          <w:rFonts w:ascii="Times New Roman" w:hAnsi="Times New Roman" w:hint="eastAsia"/>
+          <w:sz w:val="28"/>
+          <w:szCs w:val="28"/>
+        </w:rPr>
+        <w:t>首先，本程序</w:t>
+      </w:r>
+      <w:r>
+        <w:rPr>
+          <w:rFonts w:ascii="Times New Roman" w:hAnsi="Times New Roman"/>
+          <w:sz w:val="28"/>
+          <w:szCs w:val="28"/>
+        </w:rPr>
+        <w:t>使用</w:t>
+      </w:r>
+      <w:r>
+        <w:rPr>
+          <w:rFonts w:ascii="Times New Roman" w:hAnsi="Times New Roman"/>
+          <w:sz w:val="28"/>
+          <w:szCs w:val="28"/>
+        </w:rPr>
+        <w:t xml:space="preserve"> PVS </w:t>
+      </w:r>
+      <w:r>
+        <w:rPr>
+          <w:rFonts w:ascii="Times New Roman" w:hAnsi="Times New Roman"/>
+          <w:sz w:val="28"/>
+          <w:szCs w:val="28"/>
+        </w:rPr>
+        <w:t>主变例搜索。第一个着法使用全窗口搜索，后续着法先用零窗口</w:t>
+      </w:r>
+      <w:r>
+        <w:rPr>
+          <w:rFonts w:ascii="Times New Roman" w:hAnsi="Times New Roman"/>
+          <w:sz w:val="28"/>
+          <w:szCs w:val="28"/>
+        </w:rPr>
+        <w:t xml:space="preserve"> [-alpha-1, -alpha] </w:t>
+      </w:r>
+      <w:r>
+        <w:rPr>
+          <w:rFonts w:ascii="Times New Roman" w:hAnsi="Times New Roman"/>
+          <w:sz w:val="28"/>
+          <w:szCs w:val="28"/>
+        </w:rPr>
+        <w:t>试探，若发现可能超过</w:t>
+      </w:r>
+      <w:r>
+        <w:rPr>
+          <w:rFonts w:ascii="Times New Roman" w:hAnsi="Times New Roman"/>
+          <w:sz w:val="28"/>
+          <w:szCs w:val="28"/>
+        </w:rPr>
+        <w:t xml:space="preserve"> alpha</w:t>
+      </w:r>
+      <w:r>
+        <w:rPr>
+          <w:rFonts w:ascii="Times New Roman" w:hAnsi="Times New Roman"/>
+          <w:sz w:val="28"/>
+          <w:szCs w:val="28"/>
+        </w:rPr>
+        <w:t>，再重新全窗口搜索。这能在着法排序较好时显著减少节点数</w:t>
+      </w:r>
+      <w:r>
+        <w:rPr>
+          <w:rFonts w:ascii="Times New Roman" w:hAnsi="Times New Roman" w:hint="eastAsia"/>
+          <w:sz w:val="28"/>
+          <w:szCs w:val="28"/>
+        </w:rPr>
+        <w:t>，将朴素</w:t>
+      </w:r>
+      <w:r>
+        <w:rPr>
+          <w:rFonts w:ascii="Times New Roman" w:hAnsi="Times New Roman" w:hint="eastAsia"/>
+          <w:sz w:val="28"/>
+          <w:szCs w:val="28"/>
+        </w:rPr>
+        <w:t>alpha</w:t>
+      </w:r>
+      <w:r>
+        <w:rPr>
+          <w:rFonts w:ascii="Times New Roman" w:hAnsi="Times New Roman"/>
+          <w:sz w:val="28"/>
+          <w:szCs w:val="28"/>
+        </w:rPr>
+        <w:t>-</w:t>
+      </w:r>
+      <w:r>
+        <w:rPr>
+          <w:rFonts w:ascii="Times New Roman" w:hAnsi="Times New Roman" w:hint="eastAsia"/>
+          <w:sz w:val="28"/>
+          <w:szCs w:val="28"/>
+        </w:rPr>
+        <w:t>beta</w:t>
+      </w:r>
+      <w:r>
+        <w:rPr>
+          <w:rFonts w:ascii="Times New Roman" w:hAnsi="Times New Roman" w:hint="eastAsia"/>
+          <w:sz w:val="28"/>
+          <w:szCs w:val="28"/>
+        </w:rPr>
+        <w:t>算法的分支因子</w:t>
+      </w:r>
+      <w:r>
+        <w:rPr>
+          <w:rFonts w:ascii="Times New Roman" w:hAnsi="Times New Roman" w:hint="eastAsia"/>
+          <w:sz w:val="28"/>
+          <w:szCs w:val="28"/>
+        </w:rPr>
+        <w:t>d</w:t>
+      </w:r>
+      <w:r>
+        <w:rPr>
+          <w:rFonts w:ascii="Times New Roman" w:hAnsi="Times New Roman" w:hint="eastAsia"/>
+          <w:sz w:val="28"/>
+          <w:szCs w:val="28"/>
+        </w:rPr>
+        <w:t>降低至</w:t>
+      </w:r>
+      <w:r>
+        <w:rPr>
+          <w:rFonts w:ascii="Times New Roman" w:hAnsi="Times New Roman" w:hint="eastAsia"/>
+          <w:sz w:val="28"/>
+          <w:szCs w:val="28"/>
+        </w:rPr>
+        <w:t>d</w:t>
+      </w:r>
+      <w:r>
+        <w:rPr>
+          <w:rFonts w:ascii="Times New Roman" w:hAnsi="Times New Roman"/>
+          <w:sz w:val="28"/>
+          <w:szCs w:val="28"/>
+        </w:rPr>
+        <w:t>/2</w:t>
+      </w:r>
+      <w:r>
+        <w:rPr>
+          <w:rFonts w:ascii="Times New Roman" w:hAnsi="Times New Roman" w:hint="eastAsia"/>
+          <w:sz w:val="28"/>
+          <w:szCs w:val="28"/>
+        </w:rPr>
+        <w:t>。</w:t>
+      </w:r>
+    </w:p>
+    <w:p>
+      <w:pPr>
+        <w:ind w:firstLineChars="200" w:firstLine="560"/>
+        <w:rPr>
+          <w:rFonts w:ascii="Times New Roman" w:hAnsi="Times New Roman"/>
+          <w:sz w:val="28"/>
+          <w:szCs w:val="28"/>
+        </w:rPr>
+      </w:pPr>
+      <w:r>
+        <w:rPr>
+          <w:rFonts w:ascii="Times New Roman" w:hAnsi="Times New Roman" w:hint="eastAsia"/>
+          <w:sz w:val="28"/>
+          <w:szCs w:val="28"/>
+        </w:rPr>
+        <w:t>并且，借鉴算法竞赛中“记忆化搜素”的思路：将已经搜素过的节点对应的估值放入哈希表中，即</w:t>
+      </w:r>
+      <w:r>
+        <w:rPr>
+          <w:rFonts w:ascii="Times New Roman" w:hAnsi="Times New Roman"/>
+          <w:sz w:val="28"/>
+          <w:szCs w:val="28"/>
+        </w:rPr>
+        <w:t>使用置换表。程序通过</w:t>
+      </w:r>
+      <w:r>
+        <w:rPr>
+          <w:rFonts w:ascii="Times New Roman" w:hAnsi="Times New Roman"/>
+          <w:sz w:val="28"/>
+          <w:szCs w:val="28"/>
+        </w:rPr>
+        <w:t xml:space="preserve"> Zobrist Hash </w:t>
+      </w:r>
+      <w:r>
+        <w:rPr>
+          <w:rFonts w:ascii="Times New Roman" w:hAnsi="Times New Roman"/>
+          <w:sz w:val="28"/>
+          <w:szCs w:val="28"/>
+        </w:rPr>
+        <w:t>将局面映射到</w:t>
+      </w:r>
+      <w:r>
+        <w:rPr>
+          <w:rFonts w:ascii="Times New Roman" w:hAnsi="Times New Roman"/>
+          <w:sz w:val="28"/>
+          <w:szCs w:val="28"/>
+        </w:rPr>
+        <w:t xml:space="preserve"> HashTable</w:t>
+      </w:r>
+      <w:r>
+        <w:rPr>
+          <w:rFonts w:ascii="Times New Roman" w:hAnsi="Times New Roman"/>
+          <w:sz w:val="28"/>
+          <w:szCs w:val="28"/>
+        </w:rPr>
+        <w:t>，表项包含</w:t>
+      </w:r>
+      <w:r>
+        <w:rPr>
+          <w:rFonts w:ascii="Times New Roman" w:hAnsi="Times New Roman"/>
+          <w:sz w:val="28"/>
+          <w:szCs w:val="28"/>
+        </w:rPr>
+        <w:t xml:space="preserve"> depth</w:t>
+      </w:r>
+      <w:r>
+        <w:rPr>
+          <w:rFonts w:ascii="Times New Roman" w:hAnsi="Times New Roman"/>
+          <w:sz w:val="28"/>
+          <w:szCs w:val="28"/>
+        </w:rPr>
+        <w:t>、</w:t>
+      </w:r>
+      <w:r>
+        <w:rPr>
+          <w:rFonts w:ascii="Times New Roman" w:hAnsi="Times New Roman"/>
+          <w:sz w:val="28"/>
+          <w:szCs w:val="28"/>
+        </w:rPr>
+        <w:t>score</w:t>
+      </w:r>
+      <w:r>
+        <w:rPr>
+          <w:rFonts w:ascii="Times New Roman" w:hAnsi="Times New Roman"/>
+          <w:sz w:val="28"/>
+          <w:szCs w:val="28"/>
+        </w:rPr>
+        <w:t>、</w:t>
+      </w:r>
+      <w:r>
+        <w:rPr>
+          <w:rFonts w:ascii="Times New Roman" w:hAnsi="Times New Roman"/>
+          <w:sz w:val="28"/>
+          <w:szCs w:val="28"/>
+        </w:rPr>
+        <w:t>flag</w:t>
+      </w:r>
+      <w:r>
+        <w:rPr>
+          <w:rFonts w:ascii="Times New Roman" w:hAnsi="Times New Roman"/>
+          <w:sz w:val="28"/>
+          <w:szCs w:val="28"/>
+        </w:rPr>
+        <w:t>、</w:t>
+      </w:r>
+      <w:r>
+        <w:rPr>
+          <w:rFonts w:ascii="Times New Roman" w:hAnsi="Times New Roman"/>
+          <w:sz w:val="28"/>
+          <w:szCs w:val="28"/>
+        </w:rPr>
+        <w:t>best_move</w:t>
+      </w:r>
+      <w:r>
+        <w:rPr>
+          <w:rFonts w:ascii="Times New Roman" w:hAnsi="Times New Roman"/>
+          <w:sz w:val="28"/>
+          <w:szCs w:val="28"/>
+        </w:rPr>
+        <w:t>，并区分</w:t>
+      </w:r>
+      <w:r>
+        <w:rPr>
+          <w:rFonts w:ascii="Times New Roman" w:hAnsi="Times New Roman"/>
+          <w:sz w:val="28"/>
+          <w:szCs w:val="28"/>
+        </w:rPr>
+        <w:t xml:space="preserve"> EXACT</w:t>
+      </w:r>
+      <w:r>
+        <w:rPr>
+          <w:rFonts w:ascii="Times New Roman" w:hAnsi="Times New Roman"/>
+          <w:sz w:val="28"/>
+          <w:szCs w:val="28"/>
+        </w:rPr>
+        <w:t>、</w:t>
+      </w:r>
+      <w:r>
+        <w:rPr>
+          <w:rFonts w:ascii="Times New Roman" w:hAnsi="Times New Roman"/>
+          <w:sz w:val="28"/>
+          <w:szCs w:val="28"/>
+        </w:rPr>
+        <w:t>ALPHA</w:t>
+      </w:r>
+      <w:r>
+        <w:rPr>
+          <w:rFonts w:ascii="Times New Roman" w:hAnsi="Times New Roman"/>
+          <w:sz w:val="28"/>
+          <w:szCs w:val="28"/>
+        </w:rPr>
+        <w:t>、</w:t>
+      </w:r>
+      <w:r>
+        <w:rPr>
+          <w:rFonts w:ascii="Times New Roman" w:hAnsi="Times New Roman"/>
+          <w:sz w:val="28"/>
+          <w:szCs w:val="28"/>
+        </w:rPr>
+        <w:t xml:space="preserve">BETA </w:t>
+      </w:r>
+      <w:r>
+        <w:rPr>
+          <w:rFonts w:ascii="Times New Roman" w:hAnsi="Times New Roman"/>
+          <w:sz w:val="28"/>
+          <w:szCs w:val="28"/>
+        </w:rPr>
+        <w:t>三种节点类型。命中置换表后，如果搜索深度足够且边界条件满足，可以直接返回，避免重复搜索。</w:t>
+      </w:r>
+    </w:p>
+    <w:p>
+      <w:pPr>
+        <w:ind w:firstLineChars="200" w:firstLine="560"/>
+        <w:rPr>
+          <w:rFonts w:ascii="Times New Roman" w:hAnsi="Times New Roman"/>
+          <w:sz w:val="28"/>
+          <w:szCs w:val="28"/>
+        </w:rPr>
+      </w:pPr>
+      <w:r>
+        <w:rPr>
+          <w:rFonts w:ascii="Times New Roman" w:hAnsi="Times New Roman" w:hint="eastAsia"/>
+          <w:sz w:val="28"/>
+          <w:szCs w:val="28"/>
+        </w:rPr>
+        <w:t>迭代加深则参考学术论文中的方法。</w:t>
+      </w:r>
+      <w:r>
+        <w:rPr>
+          <w:rFonts w:ascii="Times New Roman" w:hAnsi="Times New Roman"/>
+          <w:sz w:val="28"/>
+          <w:szCs w:val="28"/>
+        </w:rPr>
+        <w:t xml:space="preserve">alpha_beta_PVS_select </w:t>
+      </w:r>
+      <w:r>
+        <w:rPr>
+          <w:rFonts w:ascii="Times New Roman" w:hAnsi="Times New Roman"/>
+          <w:sz w:val="28"/>
+          <w:szCs w:val="28"/>
+        </w:rPr>
+        <w:t>从浅层逐步搜索到最大深度，每完成一层就排序根节点着法，并保存上一层完整结果，超时时回退到最后完整深度。这是比较合理的实时对弈</w:t>
+      </w:r>
+      <w:r>
+        <w:rPr>
+          <w:rFonts w:ascii="Times New Roman" w:hAnsi="Times New Roman"/>
+          <w:sz w:val="28"/>
+          <w:szCs w:val="28"/>
+        </w:rPr>
+        <w:lastRenderedPageBreak/>
+        <w:t>设计。</w:t>
+      </w:r>
+    </w:p>
+    <w:p>
+      <w:pPr>
+        <w:widowControl/>
+        <w:spacing w:before="100" w:beforeAutospacing="1" w:after="100" w:afterAutospacing="1"/>
+        <w:ind w:firstLineChars="200" w:firstLine="560"/>
+        <w:jc w:val="left"/>
+        <w:rPr>
+          <w:rFonts w:ascii="Times New Roman" w:hAnsi="Times New Roman"/>
+          <w:sz w:val="28"/>
+          <w:szCs w:val="28"/>
+        </w:rPr>
+      </w:pPr>
+      <w:r>
+        <w:rPr>
+          <w:rFonts w:ascii="Times New Roman" w:hAnsi="Times New Roman" w:hint="eastAsia"/>
+          <w:sz w:val="28"/>
+          <w:szCs w:val="28"/>
+        </w:rPr>
+        <w:t>水平线效应是棋类游戏</w:t>
+      </w:r>
+      <w:r>
+        <w:rPr>
+          <w:rFonts w:ascii="Times New Roman" w:hAnsi="Times New Roman" w:hint="eastAsia"/>
+          <w:sz w:val="28"/>
+          <w:szCs w:val="28"/>
+        </w:rPr>
+        <w:t>AI</w:t>
+      </w:r>
+      <w:r>
+        <w:rPr>
+          <w:rFonts w:ascii="Times New Roman" w:hAnsi="Times New Roman" w:hint="eastAsia"/>
+          <w:sz w:val="28"/>
+          <w:szCs w:val="28"/>
+        </w:rPr>
+        <w:t>引擎中经常出现的问题。为了避免水平线效应，我们使用</w:t>
+      </w:r>
+      <w:r>
+        <w:rPr>
+          <w:rFonts w:ascii="Times New Roman" w:hAnsi="Times New Roman" w:hint="eastAsia"/>
+          <w:sz w:val="28"/>
+          <w:szCs w:val="28"/>
+        </w:rPr>
+        <w:t>quiescence</w:t>
+      </w:r>
+      <w:r>
+        <w:rPr>
+          <w:rFonts w:ascii="Times New Roman" w:hAnsi="Times New Roman"/>
+          <w:sz w:val="28"/>
+          <w:szCs w:val="28"/>
+        </w:rPr>
+        <w:t xml:space="preserve"> </w:t>
+      </w:r>
+      <w:r>
+        <w:rPr>
+          <w:rFonts w:ascii="Times New Roman" w:hAnsi="Times New Roman" w:hint="eastAsia"/>
+          <w:sz w:val="28"/>
+          <w:szCs w:val="28"/>
+        </w:rPr>
+        <w:t>search</w:t>
+      </w:r>
+      <w:r>
+        <w:rPr>
+          <w:rFonts w:ascii="Times New Roman" w:hAnsi="Times New Roman" w:hint="eastAsia"/>
+          <w:sz w:val="28"/>
+          <w:szCs w:val="28"/>
+        </w:rPr>
+        <w:t>：</w:t>
+      </w:r>
+      <w:r>
+        <w:rPr>
+          <w:rFonts w:ascii="Times New Roman" w:hAnsi="Times New Roman"/>
+          <w:sz w:val="28"/>
+          <w:szCs w:val="28"/>
+        </w:rPr>
+        <w:t>当</w:t>
+      </w:r>
+      <w:r>
+        <w:rPr>
+          <w:rFonts w:ascii="Times New Roman" w:hAnsi="Times New Roman"/>
+          <w:sz w:val="28"/>
+          <w:szCs w:val="28"/>
+        </w:rPr>
+        <w:t xml:space="preserve"> depth </w:t>
+      </w:r>
+      <w:r>
+        <w:rPr>
+          <w:rFonts w:ascii="Times New Roman" w:hAnsi="Times New Roman"/>
+          <w:sz w:val="28"/>
+          <w:szCs w:val="28"/>
+        </w:rPr>
+        <w:t>为</w:t>
+      </w:r>
+      <w:r>
+        <w:rPr>
+          <w:rFonts w:ascii="Times New Roman" w:hAnsi="Times New Roman"/>
+          <w:sz w:val="28"/>
+          <w:szCs w:val="28"/>
+        </w:rPr>
+        <w:t xml:space="preserve"> 0 </w:t>
+      </w:r>
+      <w:r>
+        <w:rPr>
+          <w:rFonts w:ascii="Times New Roman" w:hAnsi="Times New Roman"/>
+          <w:sz w:val="28"/>
+          <w:szCs w:val="28"/>
+        </w:rPr>
+        <w:t>时不直接调用静态评估，而进入静态搜索，继续搜索吃子等战术着法，以缓解水平线效应。</w:t>
+      </w:r>
+    </w:p>
+    <w:p>
+      <w:pPr>
+        <w:widowControl/>
+        <w:spacing w:before="100" w:beforeAutospacing="1" w:after="100" w:afterAutospacing="1"/>
+        <w:ind w:firstLineChars="200" w:firstLine="560"/>
+        <w:jc w:val="left"/>
+        <w:rPr>
+          <w:rFonts w:ascii="Times New Roman" w:hAnsi="Times New Roman" w:hint="eastAsia"/>
+          <w:sz w:val="28"/>
+          <w:szCs w:val="28"/>
+        </w:rPr>
+      </w:pPr>
+      <w:r>
+        <w:rPr>
+          <w:rFonts w:ascii="Times New Roman" w:hAnsi="Times New Roman" w:hint="eastAsia"/>
+          <w:sz w:val="28"/>
+          <w:szCs w:val="28"/>
+        </w:rPr>
+        <w:t>根据启发式搜素的思路，博弈树的搜素不应该是盲目的在每个分支中完整搜素，当前的状态必须对搜素行为本身有所反馈。</w:t>
+      </w:r>
+      <w:r>
+        <w:rPr>
+          <w:rFonts w:ascii="Times New Roman" w:hAnsi="Times New Roman" w:hint="eastAsia"/>
+          <w:sz w:val="28"/>
+          <w:szCs w:val="28"/>
+        </w:rPr>
+        <w:t>例如本程序的</w:t>
+      </w:r>
+      <w:r>
+        <w:rPr>
+          <w:rFonts w:ascii="Times New Roman" w:hAnsi="Times New Roman" w:hint="eastAsia"/>
+          <w:sz w:val="28"/>
+          <w:szCs w:val="28"/>
+        </w:rPr>
+        <w:t>LMR</w:t>
+      </w:r>
+      <w:r>
+        <w:rPr>
+          <w:rFonts w:ascii="Times New Roman" w:hAnsi="Times New Roman" w:hint="eastAsia"/>
+          <w:sz w:val="28"/>
+          <w:szCs w:val="28"/>
+        </w:rPr>
+        <w:t>启发搜素</w:t>
+      </w:r>
+      <w:r>
+        <w:rPr>
+          <w:rFonts w:ascii="Times New Roman" w:hAnsi="Times New Roman" w:hint="eastAsia"/>
+          <w:sz w:val="28"/>
+          <w:szCs w:val="28"/>
+        </w:rPr>
+        <w:t>和杀手着法启发</w:t>
+      </w:r>
+      <w:r>
+        <w:rPr>
+          <w:rFonts w:ascii="Times New Roman" w:hAnsi="Times New Roman" w:hint="eastAsia"/>
+          <w:sz w:val="28"/>
+          <w:szCs w:val="28"/>
+        </w:rPr>
+        <w:t>，</w:t>
+      </w:r>
+      <w:r>
+        <w:rPr>
+          <w:rFonts w:ascii="Times New Roman" w:hAnsi="Times New Roman" w:hint="eastAsia"/>
+          <w:sz w:val="28"/>
+          <w:szCs w:val="28"/>
+        </w:rPr>
+        <w:t>被应用于启发式改进当前的主要变例搜素，提高搜素性能。</w:t>
+      </w:r>
+    </w:p>
+    <w:p>
+      <w:pPr>
+        <w:widowControl/>
+        <w:spacing w:before="100" w:beforeAutospacing="1" w:after="100" w:afterAutospacing="1"/>
+        <w:ind w:firstLineChars="200" w:firstLine="560"/>
+        <w:jc w:val="left"/>
+        <w:rPr>
+          <w:rFonts w:ascii="Times New Roman" w:hAnsi="Times New Roman"/>
+          <w:sz w:val="28"/>
+          <w:szCs w:val="28"/>
+        </w:rPr>
+      </w:pPr>
+      <w:r>
+        <w:rPr>
+          <w:rFonts w:ascii="Times New Roman" w:hAnsi="Times New Roman" w:hint="eastAsia"/>
+          <w:sz w:val="28"/>
+          <w:szCs w:val="28"/>
+        </w:rPr>
+        <w:t>最后，</w:t>
+      </w:r>
+      <w:r>
+        <w:rPr>
+          <w:rFonts w:ascii="Times New Roman" w:hAnsi="Times New Roman" w:hint="eastAsia"/>
+          <w:sz w:val="28"/>
+          <w:szCs w:val="28"/>
+        </w:rPr>
+        <w:t>PVS</w:t>
+      </w:r>
+      <w:r>
+        <w:rPr>
+          <w:rFonts w:ascii="Times New Roman" w:hAnsi="Times New Roman" w:hint="eastAsia"/>
+          <w:sz w:val="28"/>
+          <w:szCs w:val="28"/>
+        </w:rPr>
+        <w:t>主要变例搜素极其依赖良好的着法排序</w:t>
+      </w:r>
+      <w:r>
+        <w:rPr>
+          <w:rFonts w:ascii="Times New Roman" w:hAnsi="Times New Roman"/>
+          <w:sz w:val="28"/>
+          <w:szCs w:val="28"/>
+        </w:rPr>
+        <w:t>。</w:t>
+      </w:r>
+      <w:r>
+        <w:rPr>
+          <w:rFonts w:ascii="Times New Roman" w:hAnsi="Times New Roman" w:hint="eastAsia"/>
+          <w:sz w:val="28"/>
+          <w:szCs w:val="28"/>
+        </w:rPr>
+        <w:t>否则</w:t>
+      </w:r>
+      <w:r>
+        <w:rPr>
+          <w:rFonts w:ascii="Times New Roman" w:hAnsi="Times New Roman" w:hint="eastAsia"/>
+          <w:sz w:val="28"/>
+          <w:szCs w:val="28"/>
+        </w:rPr>
+        <w:t>PVS</w:t>
+      </w:r>
+      <w:r>
+        <w:rPr>
+          <w:rFonts w:ascii="Times New Roman" w:hAnsi="Times New Roman" w:hint="eastAsia"/>
+          <w:sz w:val="28"/>
+          <w:szCs w:val="28"/>
+        </w:rPr>
+        <w:t>的搜素效率会大幅退化。本程序采用的</w:t>
+      </w:r>
+      <w:r>
+        <w:rPr>
+          <w:rFonts w:ascii="Times New Roman" w:hAnsi="Times New Roman"/>
+          <w:sz w:val="28"/>
+          <w:szCs w:val="28"/>
+        </w:rPr>
+        <w:t>MVV/LVA</w:t>
+      </w:r>
+      <w:r>
+        <w:rPr>
+          <w:rFonts w:ascii="Times New Roman" w:hAnsi="Times New Roman"/>
+          <w:sz w:val="28"/>
+          <w:szCs w:val="28"/>
+        </w:rPr>
+        <w:t>、置换表最佳着法优先、杀手着法优先、安静着法判定以及</w:t>
+      </w:r>
+      <w:r>
+        <w:rPr>
+          <w:rFonts w:ascii="Times New Roman" w:hAnsi="Times New Roman"/>
+          <w:sz w:val="28"/>
+          <w:szCs w:val="28"/>
+        </w:rPr>
+        <w:t xml:space="preserve"> LMR </w:t>
+      </w:r>
+      <w:r>
+        <w:rPr>
+          <w:rFonts w:ascii="Times New Roman" w:hAnsi="Times New Roman"/>
+          <w:sz w:val="28"/>
+          <w:szCs w:val="28"/>
+        </w:rPr>
+        <w:t>延迟缩减</w:t>
+      </w:r>
+      <w:r>
+        <w:rPr>
+          <w:rFonts w:ascii="Times New Roman" w:hAnsi="Times New Roman" w:hint="eastAsia"/>
+          <w:sz w:val="28"/>
+          <w:szCs w:val="28"/>
+        </w:rPr>
+        <w:t>等算法也同样</w:t>
+      </w:r>
+      <w:r>
+        <w:rPr>
+          <w:rFonts w:ascii="Times New Roman" w:hAnsi="Times New Roman"/>
+          <w:sz w:val="28"/>
+          <w:szCs w:val="28"/>
+        </w:rPr>
+        <w:t>服务于一个目标：让更可能产生</w:t>
+      </w:r>
+      <w:r>
+        <w:rPr>
+          <w:rFonts w:ascii="Times New Roman" w:hAnsi="Times New Roman"/>
+          <w:sz w:val="28"/>
+          <w:szCs w:val="28"/>
+        </w:rPr>
+        <w:t xml:space="preserve"> beta </w:t>
+      </w:r>
+      <w:r>
+        <w:rPr>
+          <w:rFonts w:ascii="Times New Roman" w:hAnsi="Times New Roman"/>
+          <w:sz w:val="28"/>
+          <w:szCs w:val="28"/>
+        </w:rPr>
+        <w:t>截断的着法尽早被搜索。</w:t>
+      </w:r>
+    </w:p>
+    <w:p>
+      <w:pPr>
+        <w:rPr>
+          <w:rFonts w:ascii="Times New Roman" w:hAnsi="Times New Roman"/>
+          <w:sz w:val="28"/>
+          <w:szCs w:val="28"/>
+        </w:rPr>
+      </w:pPr>
+      <w:r>
+        <w:rPr>
+          <w:rFonts w:ascii="Times New Roman" w:hAnsi="Times New Roman"/>
+          <w:sz w:val="28"/>
+          <w:szCs w:val="28"/>
+        </w:rPr>
+        <w:t>3</w:t>
+      </w:r>
+      <w:r>
+        <w:rPr>
+          <w:rFonts w:ascii="Times New Roman" w:hAnsi="Times New Roman"/>
+          <w:sz w:val="28"/>
+          <w:szCs w:val="28"/>
+        </w:rPr>
+        <w:t>.</w:t>
+      </w:r>
+      <w:r>
+        <w:rPr>
+          <w:rFonts w:ascii="Times New Roman" w:hAnsi="Times New Roman" w:hint="eastAsia"/>
+          <w:sz w:val="28"/>
+          <w:szCs w:val="28"/>
+        </w:rPr>
+        <w:t>程序调试问题？</w:t>
+      </w:r>
+    </w:p>
+    <w:p>
+      <w:pPr>
+        <w:ind w:firstLine="570"/>
+        <w:rPr>
+          <w:rFonts w:ascii="Times New Roman" w:hAnsi="Times New Roman"/>
+          <w:sz w:val="28"/>
+          <w:szCs w:val="28"/>
+        </w:rPr>
+      </w:pPr>
+      <w:r>
+        <w:rPr>
+          <w:rFonts w:ascii="Times New Roman" w:hAnsi="Times New Roman" w:hint="eastAsia"/>
+          <w:sz w:val="28"/>
+          <w:szCs w:val="28"/>
+        </w:rPr>
+        <w:t>程序在</w:t>
+      </w:r>
+      <w:r>
+        <w:rPr>
+          <w:rFonts w:ascii="Times New Roman" w:hAnsi="Times New Roman" w:hint="eastAsia"/>
+          <w:sz w:val="28"/>
+          <w:szCs w:val="28"/>
+        </w:rPr>
+        <w:t>botzone</w:t>
+      </w:r>
+      <w:r>
+        <w:rPr>
+          <w:rFonts w:ascii="Times New Roman" w:hAnsi="Times New Roman" w:hint="eastAsia"/>
+          <w:sz w:val="28"/>
+          <w:szCs w:val="28"/>
+        </w:rPr>
+        <w:t>上运行，应该如何调试？与算法</w:t>
+      </w:r>
+      <w:r>
+        <w:rPr>
+          <w:rFonts w:ascii="Times New Roman" w:hAnsi="Times New Roman" w:hint="eastAsia"/>
+          <w:sz w:val="28"/>
+          <w:szCs w:val="28"/>
+        </w:rPr>
+        <w:t>OJ</w:t>
+      </w:r>
+      <w:r>
+        <w:rPr>
+          <w:rFonts w:ascii="Times New Roman" w:hAnsi="Times New Roman" w:hint="eastAsia"/>
+          <w:sz w:val="28"/>
+          <w:szCs w:val="28"/>
+        </w:rPr>
+        <w:t>评测不同，本程序的调试不是只打断点就可以完成的——本程序的代码长度极长</w:t>
+      </w:r>
+      <w:r>
+        <w:rPr>
+          <w:rFonts w:ascii="Times New Roman" w:hAnsi="Times New Roman" w:hint="eastAsia"/>
+          <w:sz w:val="28"/>
+          <w:szCs w:val="28"/>
+        </w:rPr>
+        <w:t>(</w:t>
+      </w:r>
+      <w:r>
+        <w:rPr>
+          <w:rFonts w:ascii="Times New Roman" w:hAnsi="Times New Roman"/>
+          <w:sz w:val="28"/>
+          <w:szCs w:val="28"/>
+        </w:rPr>
+        <w:t xml:space="preserve">4000 </w:t>
+      </w:r>
+      <w:r>
+        <w:rPr>
+          <w:rFonts w:ascii="Times New Roman" w:hAnsi="Times New Roman" w:hint="eastAsia"/>
+          <w:sz w:val="28"/>
+          <w:szCs w:val="28"/>
+        </w:rPr>
+        <w:t>行左右</w:t>
+      </w:r>
+      <w:r>
+        <w:rPr>
+          <w:rFonts w:ascii="Times New Roman" w:hAnsi="Times New Roman"/>
+          <w:sz w:val="28"/>
+          <w:szCs w:val="28"/>
+        </w:rPr>
+        <w:t>)</w:t>
+      </w:r>
+      <w:r>
+        <w:rPr>
+          <w:rFonts w:ascii="Times New Roman" w:hAnsi="Times New Roman" w:hint="eastAsia"/>
+          <w:sz w:val="28"/>
+          <w:szCs w:val="28"/>
+        </w:rPr>
+        <w:t>、逻辑分支数目繁多，对于程序在编译时出现的错误的解决相对容易，然而不易解决的是运行时错误和程序内部逻辑错误。上面的错误分别会导致程序可能在</w:t>
+      </w:r>
+      <w:r>
+        <w:rPr>
+          <w:rFonts w:ascii="Times New Roman" w:hAnsi="Times New Roman" w:hint="eastAsia"/>
+          <w:sz w:val="28"/>
+          <w:szCs w:val="28"/>
+        </w:rPr>
+        <w:t>botzone</w:t>
+      </w:r>
+      <w:r>
+        <w:rPr>
+          <w:rFonts w:ascii="Times New Roman" w:hAnsi="Times New Roman" w:hint="eastAsia"/>
+          <w:sz w:val="28"/>
+          <w:szCs w:val="28"/>
+        </w:rPr>
+        <w:t>中输出非法值、程序能够</w:t>
+      </w:r>
+      <w:r>
+        <w:rPr>
+          <w:rFonts w:ascii="Times New Roman" w:hAnsi="Times New Roman" w:hint="eastAsia"/>
+          <w:sz w:val="28"/>
+          <w:szCs w:val="28"/>
+        </w:rPr>
+        <w:lastRenderedPageBreak/>
+        <w:t>正常运行，但是程序的棋力性能极其差劲，即程序着棋时输出大量极其低劣的棋步。为了解决上面的问题，我们在程序中加入了大量的断言和异常捕获，增强程序的健壮性，并且能够在程序异常时定位程序错误的原因和位置；并在主程序中加入了输出到</w:t>
+      </w:r>
+      <w:r>
+        <w:rPr>
+          <w:rFonts w:ascii="Times New Roman" w:hAnsi="Times New Roman" w:hint="eastAsia"/>
+          <w:sz w:val="28"/>
+          <w:szCs w:val="28"/>
+        </w:rPr>
+        <w:t>botzone</w:t>
+      </w:r>
+      <w:r>
+        <w:rPr>
+          <w:rFonts w:ascii="Times New Roman" w:hAnsi="Times New Roman" w:hint="eastAsia"/>
+          <w:sz w:val="28"/>
+          <w:szCs w:val="28"/>
+        </w:rPr>
+        <w:t>平台上用于调试、展现当前程序所计算出各个棋步详细信息</w:t>
+      </w:r>
+      <w:r>
+        <w:rPr>
+          <w:rFonts w:ascii="Times New Roman" w:hAnsi="Times New Roman" w:hint="eastAsia"/>
+          <w:sz w:val="28"/>
+          <w:szCs w:val="28"/>
+        </w:rPr>
+        <w:t>(</w:t>
+      </w:r>
+      <w:r>
+        <w:rPr>
+          <w:rFonts w:ascii="Times New Roman" w:hAnsi="Times New Roman" w:hint="eastAsia"/>
+          <w:sz w:val="28"/>
+          <w:szCs w:val="28"/>
+        </w:rPr>
+        <w:t>得分、着法数、着法分类</w:t>
+      </w:r>
+      <w:r>
+        <w:rPr>
+          <w:rFonts w:ascii="Times New Roman" w:hAnsi="Times New Roman"/>
+          <w:sz w:val="28"/>
+          <w:szCs w:val="28"/>
+        </w:rPr>
+        <w:t>)</w:t>
+      </w:r>
+      <w:r>
+        <w:rPr>
+          <w:rFonts w:ascii="Times New Roman" w:hAnsi="Times New Roman" w:hint="eastAsia"/>
+          <w:sz w:val="28"/>
+          <w:szCs w:val="28"/>
         </w:rPr>
         <w:t>的</w:t>
       </w:r>
       <w:r>
         <w:rPr>
-          <w:rFonts w:hint="eastAsia"/>
-          <w:color w:val="0000FF"/>
-        </w:rPr>
-        <w:t>经验与教训</w:t>
-      </w:r>
-      <w:r>
-        <w:rPr>
-          <w:color w:val="0000FF"/>
-        </w:rPr>
-        <w:t>，有哪些方面是得意之处，哪些方面可以改进</w:t>
-      </w:r>
-    </w:p>
-    <w:p>
-      <w:pPr>
-        <w:pStyle w:val="1"/>
-        <w:numPr>
-          <w:ilvl w:val="0"/>
-          <w:numId w:val="0"/>
-        </w:numPr>
-      </w:pPr>
-      <w:bookmarkStart w:id="33" w:name="_Toc69548519"/>
+          <w:rFonts w:ascii="Times New Roman" w:hAnsi="Times New Roman" w:hint="eastAsia"/>
+          <w:sz w:val="28"/>
+          <w:szCs w:val="28"/>
+        </w:rPr>
+        <w:t>Json</w:t>
+      </w:r>
+      <w:r>
+        <w:rPr>
+          <w:rFonts w:ascii="Times New Roman" w:hAnsi="Times New Roman" w:hint="eastAsia"/>
+          <w:sz w:val="28"/>
+          <w:szCs w:val="28"/>
+        </w:rPr>
+        <w:t>，以便于我们进行进一步调试。此外，我们在部分调试修改的过程中使用了</w:t>
+      </w:r>
+      <w:r>
+        <w:rPr>
+          <w:rFonts w:ascii="Times New Roman" w:hAnsi="Times New Roman" w:hint="eastAsia"/>
+          <w:sz w:val="28"/>
+          <w:szCs w:val="28"/>
+        </w:rPr>
+        <w:t>AI</w:t>
+      </w:r>
+      <w:r>
+        <w:rPr>
+          <w:rFonts w:ascii="Times New Roman" w:hAnsi="Times New Roman" w:hint="eastAsia"/>
+          <w:sz w:val="28"/>
+          <w:szCs w:val="28"/>
+        </w:rPr>
+        <w:t>辅助，在此基础上进一步纠错审查。</w:t>
+      </w:r>
+    </w:p>
+    <w:p>
+      <w:pPr>
+        <w:rPr>
+          <w:rFonts w:ascii="Times New Roman" w:hAnsi="Times New Roman" w:hint="eastAsia"/>
+          <w:sz w:val="28"/>
+          <w:szCs w:val="28"/>
+        </w:rPr>
+      </w:pPr>
+      <w:r>
+        <w:rPr>
+          <w:rFonts w:ascii="Times New Roman" w:hAnsi="Times New Roman"/>
+          <w:sz w:val="28"/>
+          <w:szCs w:val="28"/>
+        </w:rPr>
+        <w:t>4.</w:t>
+      </w:r>
+      <w:r>
+        <w:rPr>
+          <w:rFonts w:ascii="Times New Roman" w:hAnsi="Times New Roman" w:hint="eastAsia"/>
+          <w:sz w:val="28"/>
+          <w:szCs w:val="28"/>
+        </w:rPr>
+        <w:t>程序设计模式问题</w:t>
+      </w:r>
+      <w:r>
+        <w:rPr>
+          <w:rFonts w:ascii="Times New Roman" w:hAnsi="Times New Roman" w:hint="eastAsia"/>
+          <w:sz w:val="28"/>
+          <w:szCs w:val="28"/>
+        </w:rPr>
+        <w:t>(</w:t>
+      </w:r>
+      <w:r>
+        <w:rPr>
+          <w:rFonts w:ascii="Times New Roman" w:hAnsi="Times New Roman" w:hint="eastAsia"/>
+          <w:sz w:val="28"/>
+          <w:szCs w:val="28"/>
+        </w:rPr>
+        <w:t>待补充</w:t>
+      </w:r>
+      <w:r>
+        <w:rPr>
+          <w:rFonts w:ascii="Times New Roman" w:hAnsi="Times New Roman"/>
+          <w:sz w:val="28"/>
+          <w:szCs w:val="28"/>
+        </w:rPr>
+        <w:t>)</w:t>
+      </w:r>
+    </w:p>
+    <w:p>
+      <w:pPr>
+        <w:rPr>
+          <w:rFonts w:ascii="Times New Roman" w:hAnsi="Times New Roman" w:hint="eastAsia"/>
+          <w:sz w:val="28"/>
+          <w:szCs w:val="28"/>
+        </w:rPr>
+      </w:pPr>
+      <w:r>
+        <w:rPr>
+          <w:rFonts w:ascii="Times New Roman" w:hAnsi="Times New Roman" w:hint="eastAsia"/>
+          <w:sz w:val="28"/>
+          <w:szCs w:val="28"/>
+        </w:rPr>
+        <w:t>5</w:t>
+      </w:r>
+      <w:r>
+        <w:rPr>
+          <w:rFonts w:ascii="Times New Roman" w:hAnsi="Times New Roman"/>
+          <w:sz w:val="28"/>
+          <w:szCs w:val="28"/>
+        </w:rPr>
+        <w:t>.</w:t>
+      </w:r>
+      <w:r>
+        <w:rPr>
+          <w:rFonts w:ascii="Times New Roman" w:hAnsi="Times New Roman" w:hint="eastAsia"/>
+          <w:sz w:val="28"/>
+          <w:szCs w:val="28"/>
+        </w:rPr>
+        <w:t>项目协作构建问题</w:t>
+      </w:r>
+      <w:r>
+        <w:rPr>
+          <w:rFonts w:ascii="Times New Roman" w:hAnsi="Times New Roman" w:hint="eastAsia"/>
+          <w:sz w:val="28"/>
+          <w:szCs w:val="28"/>
+        </w:rPr>
+        <w:t>(</w:t>
+      </w:r>
+      <w:r>
+        <w:rPr>
+          <w:rFonts w:ascii="Times New Roman" w:hAnsi="Times New Roman" w:hint="eastAsia"/>
+          <w:sz w:val="28"/>
+          <w:szCs w:val="28"/>
+        </w:rPr>
+        <w:t>待补充</w:t>
+      </w:r>
+      <w:r>
+        <w:rPr>
+          <w:rFonts w:ascii="Times New Roman" w:hAnsi="Times New Roman"/>
+          <w:sz w:val="28"/>
+          <w:szCs w:val="28"/>
+        </w:rPr>
+        <w:t>)</w:t>
+      </w:r>
+    </w:p>
+    <w:p>
+      <w:pPr>
+        <w:rPr>
+          <w:rFonts w:ascii="Times New Roman" w:hAnsi="Times New Roman" w:hint="eastAsia"/>
+          <w:sz w:val="28"/>
+          <w:szCs w:val="28"/>
+        </w:rPr>
+      </w:pPr>
+      <w:r>
+        <w:rPr>
+          <w:rFonts w:ascii="Times New Roman" w:hAnsi="Times New Roman"/>
+          <w:sz w:val="28"/>
+          <w:szCs w:val="28"/>
+        </w:rPr>
+        <w:t xml:space="preserve">    </w:t>
+      </w:r>
+      <w:r>
+        <w:rPr>
+          <w:rFonts w:ascii="Times New Roman" w:hAnsi="Times New Roman" w:hint="eastAsia"/>
+          <w:sz w:val="28"/>
+          <w:szCs w:val="28"/>
+        </w:rPr>
+        <w:t>在编写项目的过程中，</w:t>
+      </w:r>
+    </w:p>
+    <w:p>
+      <w:pPr>
+        <w:rPr>
+          <w:rFonts w:ascii="Times New Roman" w:hAnsi="Times New Roman"/>
+          <w:sz w:val="28"/>
+          <w:szCs w:val="28"/>
+        </w:rPr>
+      </w:pPr>
+    </w:p>
+    <w:p>
+      <w:pPr>
+        <w:rPr>
+          <w:rFonts w:ascii="Times New Roman" w:hAnsi="Times New Roman" w:hint="eastAsia"/>
+          <w:sz w:val="28"/>
+          <w:szCs w:val="28"/>
+        </w:rPr>
+      </w:pPr>
+    </w:p>
+    <w:p>
+      <w:pPr>
+        <w:rPr>
+          <w:rFonts w:ascii="Times New Roman" w:hAnsi="Times New Roman"/>
+          <w:sz w:val="28"/>
+          <w:szCs w:val="28"/>
+        </w:rPr>
+      </w:pPr>
+      <w:r>
+        <w:rPr>
+          <w:rFonts w:ascii="Times New Roman" w:hAnsi="Times New Roman" w:hint="eastAsia"/>
+          <w:sz w:val="28"/>
+          <w:szCs w:val="28"/>
+        </w:rPr>
+        <w:t>4</w:t>
+      </w:r>
+      <w:r>
+        <w:rPr>
+          <w:rFonts w:ascii="Times New Roman" w:hAnsi="Times New Roman"/>
+          <w:sz w:val="28"/>
+          <w:szCs w:val="28"/>
+        </w:rPr>
+        <w:t xml:space="preserve">.2 </w:t>
+      </w:r>
+      <w:r>
+        <w:rPr>
+          <w:rFonts w:ascii="Times New Roman" w:hAnsi="Times New Roman" w:hint="eastAsia"/>
+          <w:sz w:val="28"/>
+          <w:szCs w:val="28"/>
+        </w:rPr>
+        <w:t>对本程序的评价与反思</w:t>
+      </w:r>
+      <w:r>
+        <w:rPr>
+          <w:rFonts w:ascii="Times New Roman" w:hAnsi="Times New Roman" w:hint="eastAsia"/>
+          <w:sz w:val="28"/>
+          <w:szCs w:val="28"/>
+        </w:rPr>
+        <w:t>(</w:t>
+      </w:r>
+      <w:r>
+        <w:rPr>
+          <w:rFonts w:ascii="Times New Roman" w:hAnsi="Times New Roman" w:hint="eastAsia"/>
+          <w:sz w:val="28"/>
+          <w:szCs w:val="28"/>
+        </w:rPr>
+        <w:t>待修改</w:t>
+      </w:r>
+      <w:r>
+        <w:rPr>
+          <w:rFonts w:ascii="Times New Roman" w:hAnsi="Times New Roman"/>
+          <w:sz w:val="28"/>
+          <w:szCs w:val="28"/>
+        </w:rPr>
+        <w:t>)</w:t>
+      </w:r>
+    </w:p>
+    <w:p>
+      <w:pPr>
+        <w:ind w:firstLineChars="200" w:firstLine="560"/>
+        <w:rPr>
+          <w:rFonts w:ascii="Times New Roman" w:hAnsi="Times New Roman"/>
+          <w:sz w:val="28"/>
+          <w:szCs w:val="28"/>
+        </w:rPr>
+      </w:pPr>
+      <w:r>
+        <w:rPr>
+          <w:rFonts w:ascii="Times New Roman" w:hAnsi="Times New Roman"/>
+          <w:sz w:val="28"/>
+          <w:szCs w:val="28"/>
+        </w:rPr>
+        <w:t>本程序整体上已经形成了较为完整的中国象棋博弈</w:t>
+      </w:r>
+      <w:r>
+        <w:rPr>
+          <w:rFonts w:ascii="Times New Roman" w:hAnsi="Times New Roman"/>
+          <w:sz w:val="28"/>
+          <w:szCs w:val="28"/>
+        </w:rPr>
+        <w:t xml:space="preserve"> AI </w:t>
+      </w:r>
+      <w:r>
+        <w:rPr>
+          <w:rFonts w:ascii="Times New Roman" w:hAnsi="Times New Roman"/>
+          <w:sz w:val="28"/>
+          <w:szCs w:val="28"/>
+        </w:rPr>
+        <w:t>框架，能够将</w:t>
+      </w:r>
+      <w:r>
+        <w:rPr>
+          <w:rFonts w:ascii="Times New Roman" w:hAnsi="Times New Roman"/>
+          <w:sz w:val="28"/>
+          <w:szCs w:val="28"/>
+        </w:rPr>
+        <w:t xml:space="preserve"> Botzone </w:t>
+      </w:r>
+      <w:r>
+        <w:rPr>
+          <w:rFonts w:ascii="Times New Roman" w:hAnsi="Times New Roman"/>
+          <w:sz w:val="28"/>
+          <w:szCs w:val="28"/>
+        </w:rPr>
+        <w:t>平台输入的历史走法恢复为当前棋局，再通过合法着法生成、局面价值评估、博弈树搜索和最优着法筛选完成自动走棋决策。程序的优点在于结构分层比较清晰：</w:t>
+      </w:r>
+      <w:r>
+        <w:rPr>
+          <w:rFonts w:ascii="Times New Roman" w:hAnsi="Times New Roman"/>
+          <w:sz w:val="28"/>
+          <w:szCs w:val="28"/>
+        </w:rPr>
+        <w:t xml:space="preserve">Chess </w:t>
+      </w:r>
+      <w:r>
+        <w:rPr>
+          <w:rFonts w:ascii="Times New Roman" w:hAnsi="Times New Roman"/>
+          <w:sz w:val="28"/>
+          <w:szCs w:val="28"/>
+        </w:rPr>
+        <w:t>类负责棋盘状态、规则判断、合法着法生成和落子回溯；</w:t>
+      </w:r>
+      <w:r>
+        <w:rPr>
+          <w:rFonts w:ascii="Times New Roman" w:hAnsi="Times New Roman"/>
+          <w:sz w:val="28"/>
+          <w:szCs w:val="28"/>
+        </w:rPr>
+        <w:t xml:space="preserve">EvalRecord </w:t>
+      </w:r>
+      <w:r>
+        <w:rPr>
+          <w:rFonts w:ascii="Times New Roman" w:hAnsi="Times New Roman"/>
+          <w:sz w:val="28"/>
+          <w:szCs w:val="28"/>
+        </w:rPr>
+        <w:t>类集中完成中残局阶段权重、静态局面评估、动态控制力评估、特殊棋型惩罚和着法初步评分；</w:t>
+      </w:r>
+      <w:r>
+        <w:rPr>
+          <w:rFonts w:ascii="Times New Roman" w:hAnsi="Times New Roman"/>
+          <w:sz w:val="28"/>
+          <w:szCs w:val="28"/>
+        </w:rPr>
+        <w:t xml:space="preserve">ChessAI </w:t>
+      </w:r>
+      <w:r>
+        <w:rPr>
+          <w:rFonts w:ascii="Times New Roman" w:hAnsi="Times New Roman"/>
+          <w:sz w:val="28"/>
+          <w:szCs w:val="28"/>
+        </w:rPr>
+        <w:t>类则负责</w:t>
+      </w:r>
+      <w:r>
+        <w:rPr>
+          <w:rFonts w:ascii="Times New Roman" w:hAnsi="Times New Roman"/>
+          <w:sz w:val="28"/>
+          <w:szCs w:val="28"/>
+        </w:rPr>
+        <w:t xml:space="preserve"> PVS</w:t>
+      </w:r>
+      <w:r>
+        <w:rPr>
+          <w:rFonts w:ascii="Times New Roman" w:hAnsi="Times New Roman"/>
+          <w:sz w:val="28"/>
+          <w:szCs w:val="28"/>
+        </w:rPr>
+        <w:t>、</w:t>
+      </w:r>
+      <w:r>
+        <w:rPr>
+          <w:rFonts w:ascii="Times New Roman" w:hAnsi="Times New Roman"/>
+          <w:sz w:val="28"/>
+          <w:szCs w:val="28"/>
+        </w:rPr>
+        <w:t>Alpha-Beta</w:t>
+      </w:r>
+      <w:r>
+        <w:rPr>
+          <w:rFonts w:ascii="Times New Roman" w:hAnsi="Times New Roman"/>
+          <w:sz w:val="28"/>
+          <w:szCs w:val="28"/>
+        </w:rPr>
+        <w:t>、置换表、静态搜索、空步裁剪、</w:t>
+      </w:r>
+      <w:r>
+        <w:rPr>
+          <w:rFonts w:ascii="Times New Roman" w:hAnsi="Times New Roman"/>
+          <w:sz w:val="28"/>
+          <w:szCs w:val="28"/>
+        </w:rPr>
+        <w:t>LMR</w:t>
+      </w:r>
+      <w:r>
+        <w:rPr>
+          <w:rFonts w:ascii="Times New Roman" w:hAnsi="Times New Roman"/>
+          <w:sz w:val="28"/>
+          <w:szCs w:val="28"/>
+        </w:rPr>
+        <w:t>、杀手着法、迭代加深和时间控制等搜索优化。这种设计使程序不仅能依靠子力价值判断局面，还能进一步考虑棋子位置、</w:t>
+      </w:r>
+      <w:r>
+        <w:rPr>
+          <w:rFonts w:ascii="Times New Roman" w:hAnsi="Times New Roman"/>
+          <w:sz w:val="28"/>
+          <w:szCs w:val="28"/>
+        </w:rPr>
+        <w:lastRenderedPageBreak/>
+        <w:t>控制力、攻防关系、受威胁状态和特殊危险棋型，因此相比简单的随机走棋或纯子力评估程序，具有更强的实战针对性和更高的搜索效率。尤其是开局库、</w:t>
+      </w:r>
+      <w:r>
+        <w:rPr>
+          <w:rFonts w:ascii="Times New Roman" w:hAnsi="Times New Roman"/>
+          <w:sz w:val="28"/>
+          <w:szCs w:val="28"/>
+        </w:rPr>
+        <w:t>Zobrist Hash</w:t>
+      </w:r>
+      <w:r>
+        <w:rPr>
+          <w:rFonts w:ascii="Times New Roman" w:hAnsi="Times New Roman"/>
+          <w:sz w:val="28"/>
+          <w:szCs w:val="28"/>
+        </w:rPr>
+        <w:t>、</w:t>
+      </w:r>
+      <w:r>
+        <w:rPr>
+          <w:rFonts w:ascii="Times New Roman" w:hAnsi="Times New Roman"/>
+          <w:sz w:val="28"/>
+          <w:szCs w:val="28"/>
+        </w:rPr>
+        <w:t>Transposition Table</w:t>
+      </w:r>
+      <w:r>
+        <w:rPr>
+          <w:rFonts w:ascii="Times New Roman" w:hAnsi="Times New Roman"/>
+          <w:sz w:val="28"/>
+          <w:szCs w:val="28"/>
+        </w:rPr>
+        <w:t>、</w:t>
+      </w:r>
+      <w:r>
+        <w:rPr>
+          <w:rFonts w:ascii="Times New Roman" w:hAnsi="Times New Roman"/>
+          <w:sz w:val="28"/>
+          <w:szCs w:val="28"/>
+        </w:rPr>
+        <w:t>Fail-Soft PVS</w:t>
+      </w:r>
+      <w:r>
+        <w:rPr>
+          <w:rFonts w:ascii="Times New Roman" w:hAnsi="Times New Roman"/>
+          <w:sz w:val="28"/>
+          <w:szCs w:val="28"/>
+        </w:rPr>
+        <w:t>、</w:t>
+      </w:r>
+      <w:r>
+        <w:rPr>
+          <w:rFonts w:ascii="Times New Roman" w:hAnsi="Times New Roman"/>
+          <w:sz w:val="28"/>
+          <w:szCs w:val="28"/>
+        </w:rPr>
+        <w:t xml:space="preserve">Quiescence Search </w:t>
+      </w:r>
+      <w:r>
+        <w:rPr>
+          <w:rFonts w:ascii="Times New Roman" w:hAnsi="Times New Roman"/>
+          <w:sz w:val="28"/>
+          <w:szCs w:val="28"/>
+        </w:rPr>
+        <w:t>等技术的加入，使程序能够在</w:t>
+      </w:r>
+      <w:r>
+        <w:rPr>
+          <w:rFonts w:ascii="Times New Roman" w:hAnsi="Times New Roman"/>
+          <w:sz w:val="28"/>
+          <w:szCs w:val="28"/>
+        </w:rPr>
+        <w:t xml:space="preserve"> Botzone </w:t>
+      </w:r>
+      <w:r>
+        <w:rPr>
+          <w:rFonts w:ascii="Times New Roman" w:hAnsi="Times New Roman"/>
+          <w:sz w:val="28"/>
+          <w:szCs w:val="28"/>
+        </w:rPr>
+        <w:t>有限时间内尽可能减少重复搜索、降低无效分支数量，并提高候选着法排序质量，从而更快找到较优走法。</w:t>
+      </w:r>
+    </w:p>
+    <w:p>
+      <w:pPr>
+        <w:ind w:firstLineChars="200" w:firstLine="560"/>
+        <w:rPr>
+          <w:rFonts w:ascii="Times New Roman" w:hAnsi="Times New Roman"/>
+          <w:sz w:val="28"/>
+          <w:szCs w:val="28"/>
+        </w:rPr>
+      </w:pPr>
+      <w:r>
+        <w:rPr>
+          <w:rFonts w:ascii="Times New Roman" w:hAnsi="Times New Roman"/>
+          <w:sz w:val="28"/>
+          <w:szCs w:val="28"/>
+        </w:rPr>
+        <w:t>与此同时，程序也存在一些不足和可以改进的地方。首先，评价函数虽然已经综合了多种因素，但各项权重、棋子位置表、动态控制力奖励和特殊棋型惩罚仍主要依赖人工经验调参，缺少大量对局数据或自动化调参结果支撑，因此在不同局面下可能出现过度重视某类特征或低估长期战略价值的问题。</w:t>
+      </w:r>
+    </w:p>
+    <w:p>
+      <w:pPr>
+        <w:ind w:firstLineChars="200" w:firstLine="560"/>
+        <w:rPr>
+          <w:rFonts w:ascii="Times New Roman" w:hAnsi="Times New Roman"/>
+          <w:sz w:val="28"/>
+          <w:szCs w:val="28"/>
+        </w:rPr>
+      </w:pPr>
+      <w:r>
+        <w:rPr>
+          <w:rFonts w:ascii="Times New Roman" w:hAnsi="Times New Roman"/>
+          <w:sz w:val="28"/>
+          <w:szCs w:val="28"/>
+        </w:rPr>
+        <w:t>其次，搜索算法虽然加入了多种剪枝优化，但整体复杂度仍然较高，面对分支数较大的中盘复杂局面时，搜索深度和稳定性仍受时间限制影响明显；空步裁剪、</w:t>
+      </w:r>
+      <w:r>
+        <w:rPr>
+          <w:rFonts w:ascii="Times New Roman" w:hAnsi="Times New Roman"/>
+          <w:sz w:val="28"/>
+          <w:szCs w:val="28"/>
+        </w:rPr>
+        <w:t xml:space="preserve">LMR </w:t>
+      </w:r>
+      <w:r>
+        <w:rPr>
+          <w:rFonts w:ascii="Times New Roman" w:hAnsi="Times New Roman"/>
+          <w:sz w:val="28"/>
+          <w:szCs w:val="28"/>
+        </w:rPr>
+        <w:t>等激进剪枝技术如果条件设置不够精细，也可能在战术局面中误剪关键变化。</w:t>
+      </w:r>
+    </w:p>
+    <w:p>
+      <w:pPr>
+        <w:ind w:firstLineChars="200" w:firstLine="560"/>
+        <w:rPr>
+          <w:rFonts w:ascii="Times New Roman" w:hAnsi="Times New Roman"/>
+          <w:sz w:val="28"/>
+          <w:szCs w:val="28"/>
+        </w:rPr>
+      </w:pPr>
+      <w:r>
+        <w:rPr>
+          <w:rFonts w:ascii="Times New Roman" w:hAnsi="Times New Roman" w:hint="eastAsia"/>
+          <w:sz w:val="28"/>
+          <w:szCs w:val="28"/>
+        </w:rPr>
+        <w:t>最后</w:t>
+      </w:r>
+      <w:r>
+        <w:rPr>
+          <w:rFonts w:ascii="Times New Roman" w:hAnsi="Times New Roman"/>
+          <w:sz w:val="28"/>
+          <w:szCs w:val="28"/>
+        </w:rPr>
+        <w:t>，当前程序的开局库和评估体系更多服务于规则型搜索，并未结合机器学习、蒙特卡罗搜索或自对弈优化，因此程序棋力提升仍依赖人工经验和局部调试。</w:t>
+      </w:r>
+    </w:p>
+    <w:p>
+      <w:pPr>
+        <w:ind w:firstLineChars="200" w:firstLine="560"/>
+        <w:rPr>
+          <w:rFonts w:ascii="Times New Roman" w:hAnsi="Times New Roman"/>
+          <w:sz w:val="28"/>
+          <w:szCs w:val="28"/>
+        </w:rPr>
+      </w:pPr>
+    </w:p>
+    <w:p>
+      <w:pPr>
+        <w:ind w:firstLineChars="200" w:firstLine="560"/>
+        <w:rPr>
+          <w:rFonts w:ascii="Times New Roman" w:hAnsi="Times New Roman"/>
+          <w:sz w:val="28"/>
+          <w:szCs w:val="28"/>
+        </w:rPr>
+      </w:pPr>
+    </w:p>
+    <w:p>
+      <w:pPr>
+        <w:ind w:firstLineChars="200" w:firstLine="560"/>
+        <w:rPr>
+          <w:rFonts w:ascii="Times New Roman" w:hAnsi="Times New Roman"/>
+          <w:sz w:val="28"/>
+          <w:szCs w:val="28"/>
+        </w:rPr>
+      </w:pPr>
+    </w:p>
+    <w:p>
+      <w:pPr>
+        <w:ind w:firstLineChars="200" w:firstLine="560"/>
+        <w:rPr>
+          <w:rFonts w:ascii="Times New Roman" w:hAnsi="Times New Roman" w:hint="eastAsia"/>
+          <w:sz w:val="28"/>
+          <w:szCs w:val="28"/>
+        </w:rPr>
+      </w:pPr>
+    </w:p>
+    <w:p>
+      <w:pPr>
+        <w:rPr>
+          <w:rFonts w:ascii="Times New Roman" w:hAnsi="Times New Roman" w:hint="eastAsia"/>
+          <w:sz w:val="28"/>
+          <w:szCs w:val="28"/>
+        </w:rPr>
+      </w:pPr>
+      <w:r>
+        <w:rPr>
+          <w:rFonts w:ascii="Times New Roman" w:hAnsi="Times New Roman" w:hint="eastAsia"/>
+          <w:sz w:val="28"/>
+          <w:szCs w:val="28"/>
+        </w:rPr>
+        <w:lastRenderedPageBreak/>
+        <w:t>4</w:t>
+      </w:r>
+      <w:r>
+        <w:rPr>
+          <w:rFonts w:ascii="Times New Roman" w:hAnsi="Times New Roman"/>
+          <w:sz w:val="28"/>
+          <w:szCs w:val="28"/>
+        </w:rPr>
+        <w:t xml:space="preserve">.3 </w:t>
+      </w:r>
+      <w:r>
+        <w:rPr>
+          <w:rFonts w:ascii="Times New Roman" w:hAnsi="Times New Roman" w:hint="eastAsia"/>
+          <w:sz w:val="28"/>
+          <w:szCs w:val="28"/>
+        </w:rPr>
+        <w:t>项目收获与经验教训</w:t>
+      </w:r>
+      <w:bookmarkStart w:id="31" w:name="_Toc69548519"/>
+      <w:r>
+        <w:rPr>
+          <w:rFonts w:ascii="Times New Roman" w:hAnsi="Times New Roman" w:hint="eastAsia"/>
+          <w:sz w:val="28"/>
+          <w:szCs w:val="28"/>
+        </w:rPr>
+        <w:t>(</w:t>
+      </w:r>
+      <w:r>
+        <w:rPr>
+          <w:rFonts w:ascii="Times New Roman" w:hAnsi="Times New Roman" w:hint="eastAsia"/>
+          <w:sz w:val="28"/>
+          <w:szCs w:val="28"/>
+        </w:rPr>
+        <w:t>待补充</w:t>
+      </w:r>
+      <w:r>
+        <w:rPr>
+          <w:rFonts w:ascii="Times New Roman" w:hAnsi="Times New Roman"/>
+          <w:sz w:val="28"/>
+          <w:szCs w:val="28"/>
+        </w:rPr>
+        <w:t>)</w:t>
+      </w:r>
     </w:p>
     <w:p>
       <w:pPr>
@@ -10199,7 +12819,7 @@
         <w:rPr>
           <w:rFonts w:ascii="Times New Roman" w:hAnsi="Times New Roman" w:hint="eastAsia"/>
           <w:sz w:val="28"/>
-          <w:rPrChange w:id="34" w:author="阳 万" w:date="2026-05-03T12:15:00Z">
+          <w:rPrChange w:id="32" w:author="阳 万" w:date="2026-05-03T12:15:00Z">
             <w:rPr>
               <w:rFonts w:hint="eastAsia"/>
               <w:color w:val="0000FF"/>
@@ -10220,7 +12840,7 @@
         <w:rPr>
           <w:rFonts w:ascii="Times New Roman" w:hAnsi="Times New Roman" w:hint="eastAsia"/>
           <w:sz w:val="28"/>
-          <w:rPrChange w:id="35" w:author="阳 万" w:date="2026-05-03T12:15:00Z">
+          <w:rPrChange w:id="33" w:author="阳 万" w:date="2026-05-03T12:15:00Z">
             <w:rPr>
               <w:rFonts w:hint="eastAsia"/>
               <w:color w:val="0000FF"/>
@@ -10237,6 +12857,68 @@
         </w:rPr>
         <w:t>，</w:t>
       </w:r>
+      <w:r>
+        <w:rPr>
+          <w:rFonts w:ascii="Times New Roman" w:hAnsi="Times New Roman" w:hint="eastAsia"/>
+          <w:sz w:val="28"/>
+          <w:rPrChange w:id="34" w:author="阳 万" w:date="2026-05-03T12:15:00Z">
+            <w:rPr>
+              <w:rFonts w:ascii="Times New Roman" w:hAnsi="Times New Roman" w:hint="eastAsia"/>
+              <w:color w:val="0000FF"/>
+            </w:rPr>
+          </w:rPrChange>
+        </w:rPr>
+        <w:t>使用了</w:t>
+      </w:r>
+      <w:r>
+        <w:rPr>
+          <w:rFonts w:ascii="Times New Roman" w:hAnsi="Times New Roman"/>
+          <w:sz w:val="28"/>
+          <w:rPrChange w:id="35" w:author="阳 万" w:date="2026-05-03T12:15:00Z">
+            <w:rPr>
+              <w:rFonts w:ascii="Times New Roman" w:hAnsi="Times New Roman"/>
+              <w:color w:val="0000FF"/>
+            </w:rPr>
+          </w:rPrChange>
+        </w:rPr>
+        <w:t>AI</w:t>
+      </w:r>
+      <w:r>
+        <w:rPr>
+          <w:rFonts w:ascii="Times New Roman" w:hAnsi="Times New Roman" w:hint="eastAsia"/>
+          <w:sz w:val="28"/>
+          <w:szCs w:val="28"/>
+        </w:rPr>
+        <w:t>分析和生成的内容进行学习，</w:t>
+      </w:r>
+    </w:p>
+    <w:p>
+      <w:pPr>
+        <w:ind w:left="560" w:hangingChars="200" w:hanging="560"/>
+        <w:rPr>
+          <w:rFonts w:ascii="Times New Roman" w:hAnsi="Times New Roman"/>
+          <w:sz w:val="28"/>
+          <w:szCs w:val="28"/>
+        </w:rPr>
+      </w:pPr>
+      <w:r>
+        <w:rPr>
+          <w:rFonts w:ascii="Times New Roman" w:hAnsi="Times New Roman" w:hint="eastAsia"/>
+          <w:sz w:val="28"/>
+          <w:szCs w:val="28"/>
+        </w:rPr>
+        <w:t>具体内容为：</w:t>
+      </w:r>
+    </w:p>
+    <w:p>
+      <w:pPr>
+        <w:ind w:firstLineChars="200" w:firstLine="560"/>
+        <w:rPr>
+          <w:rFonts w:ascii="Times New Roman" w:hAnsi="Times New Roman"/>
+          <w:sz w:val="28"/>
+          <w:szCs w:val="28"/>
+        </w:rPr>
+      </w:pPr>
       <w:r>
         <w:rPr>
           <w:rFonts w:ascii="Times New Roman" w:hAnsi="Times New Roman" w:hint="eastAsia"/>
@@ -10248,7 +12930,7 @@
             </w:rPr>
           </w:rPrChange>
         </w:rPr>
-        <w:t>使用了</w:t>
+        <w:t>使用</w:t>
       </w:r>
       <w:r>
         <w:rPr>
@@ -10269,25 +12951,7 @@
           <w:sz w:val="28"/>
           <w:szCs w:val="28"/>
         </w:rPr>
-        <w:t>分析和生成的内容进行学习，</w:t>
-      </w:r>
-    </w:p>
-    <w:p>
-      <w:pPr>
-        <w:ind w:left="560" w:hangingChars="200" w:hanging="560"/>
-        <w:rPr>
-          <w:rFonts w:ascii="Times New Roman" w:hAnsi="Times New Roman"/>
-          <w:sz w:val="28"/>
-          <w:szCs w:val="28"/>
-        </w:rPr>
-      </w:pPr>
-      <w:r>
-        <w:rPr>
-          <w:rFonts w:ascii="Times New Roman" w:hAnsi="Times New Roman" w:hint="eastAsia"/>
-          <w:sz w:val="28"/>
-          <w:szCs w:val="28"/>
-        </w:rPr>
-        <w:t>具体内容为：</w:t>
+        <w:t>辅助讲解其它中国象棋博弈的论文</w:t>
       </w:r>
     </w:p>
     <w:p>
@@ -10303,26 +12967,55 @@
         <w:rPr>
           <w:rFonts w:ascii="Times New Roman" w:hAnsi="Times New Roman" w:hint="eastAsia"/>
           <w:sz w:val="28"/>
+          <w:szCs w:val="28"/>
+        </w:rPr>
+        <w:t>使用</w:t>
+      </w:r>
+      <w:r>
+        <w:rPr>
+          <w:rFonts w:ascii="Times New Roman" w:hAnsi="Times New Roman" w:hint="eastAsia"/>
+          <w:sz w:val="28"/>
+          <w:szCs w:val="28"/>
+        </w:rPr>
+        <w:t>AI</w:t>
+      </w:r>
+      <w:r>
+        <w:rPr>
+          <w:rFonts w:ascii="Times New Roman" w:hAnsi="Times New Roman" w:hint="eastAsia"/>
+          <w:sz w:val="28"/>
+          <w:szCs w:val="28"/>
+        </w:rPr>
+        <w:t>辅助拆解其它程序的源码和原理，进行学习</w:t>
+      </w:r>
+    </w:p>
+    <w:p>
+      <w:pPr>
+        <w:ind w:firstLineChars="200" w:firstLine="560"/>
+        <w:rPr>
+          <w:rFonts w:ascii="Times New Roman" w:hAnsi="Times New Roman"/>
+          <w:sz w:val="28"/>
           <w:rPrChange w:id="38" w:author="阳 万" w:date="2026-05-03T12:15:00Z">
-            <w:rPr>
-              <w:rFonts w:ascii="Times New Roman" w:hAnsi="Times New Roman" w:hint="eastAsia"/>
-              <w:color w:val="0000FF"/>
-            </w:rPr>
-          </w:rPrChange>
-        </w:rPr>
-        <w:t>使用</w:t>
-      </w:r>
-      <w:r>
-        <w:rPr>
-          <w:rFonts w:ascii="Times New Roman" w:hAnsi="Times New Roman"/>
-          <w:sz w:val="28"/>
-          <w:rPrChange w:id="39" w:author="阳 万" w:date="2026-05-03T12:15:00Z">
             <w:rPr>
               <w:rFonts w:ascii="Times New Roman" w:hAnsi="Times New Roman"/>
               <w:color w:val="0000FF"/>
             </w:rPr>
           </w:rPrChange>
         </w:rPr>
+      </w:pPr>
+      <w:r>
+        <w:rPr>
+          <w:rFonts w:ascii="Times New Roman" w:hAnsi="Times New Roman" w:hint="eastAsia"/>
+          <w:sz w:val="28"/>
+          <w:szCs w:val="28"/>
+        </w:rPr>
+        <w:t>使用</w:t>
+      </w:r>
+      <w:r>
+        <w:rPr>
+          <w:rFonts w:ascii="Times New Roman" w:hAnsi="Times New Roman" w:hint="eastAsia"/>
+          <w:sz w:val="28"/>
+          <w:szCs w:val="28"/>
+        </w:rPr>
         <w:t>AI</w:t>
       </w:r>
       <w:r>
@@ -10331,7 +13024,96 @@
           <w:sz w:val="28"/>
           <w:szCs w:val="28"/>
         </w:rPr>
-        <w:t>辅助讲解其它中国象棋博弈的论文</w:t>
+        <w:t>辅助润色</w:t>
+      </w:r>
+      <w:r>
+        <w:rPr>
+          <w:rFonts w:ascii="Times New Roman" w:hAnsi="Times New Roman"/>
+          <w:sz w:val="28"/>
+        </w:rPr>
+        <w:t>了</w:t>
+      </w:r>
+      <w:r>
+        <w:rPr>
+          <w:rFonts w:ascii="Times New Roman" w:hAnsi="Times New Roman" w:hint="eastAsia"/>
+          <w:sz w:val="28"/>
+          <w:szCs w:val="28"/>
+        </w:rPr>
+        <w:t>本报告的部分内容</w:t>
+      </w:r>
+      <w:r>
+        <w:rPr>
+          <w:rFonts w:ascii="Times New Roman" w:hAnsi="Times New Roman" w:hint="eastAsia"/>
+          <w:sz w:val="28"/>
+        </w:rPr>
+        <w:t>，在本程序的时间复杂度评估和实际性能分析时，使用</w:t>
+      </w:r>
+      <w:r>
+        <w:rPr>
+          <w:rFonts w:ascii="Times New Roman" w:hAnsi="Times New Roman" w:hint="eastAsia"/>
+          <w:sz w:val="28"/>
+        </w:rPr>
+        <w:t>AI</w:t>
+      </w:r>
+      <w:r>
+        <w:rPr>
+          <w:rFonts w:ascii="Times New Roman" w:hAnsi="Times New Roman" w:hint="eastAsia"/>
+          <w:sz w:val="28"/>
+        </w:rPr>
+        <w:t>辅助计算和提示。</w:t>
+      </w:r>
+    </w:p>
+    <w:p>
+      <w:pPr>
+        <w:ind w:left="560" w:hangingChars="200" w:hanging="560"/>
+        <w:rPr>
+          <w:rFonts w:ascii="Times New Roman" w:hAnsi="Times New Roman"/>
+          <w:sz w:val="28"/>
+          <w:szCs w:val="28"/>
+        </w:rPr>
+      </w:pPr>
+    </w:p>
+    <w:p>
+      <w:pPr>
+        <w:rPr>
+          <w:rFonts w:ascii="Times New Roman" w:hAnsi="Times New Roman"/>
+          <w:sz w:val="28"/>
+          <w:szCs w:val="28"/>
+        </w:rPr>
+      </w:pPr>
+    </w:p>
+    <w:p>
+      <w:pPr>
+        <w:ind w:left="560" w:hangingChars="200" w:hanging="560"/>
+        <w:rPr>
+          <w:rFonts w:ascii="Times New Roman" w:hAnsi="Times New Roman"/>
+          <w:sz w:val="28"/>
+          <w:szCs w:val="28"/>
+        </w:rPr>
+      </w:pPr>
+      <w:r>
+        <w:rPr>
+          <w:rFonts w:ascii="Times New Roman" w:hAnsi="Times New Roman"/>
+          <w:sz w:val="28"/>
+          <w:szCs w:val="28"/>
+        </w:rPr>
+        <w:t xml:space="preserve">5.2 </w:t>
+      </w:r>
+      <w:r>
+        <w:rPr>
+          <w:rFonts w:ascii="Times New Roman" w:hAnsi="Times New Roman" w:hint="eastAsia"/>
+          <w:sz w:val="28"/>
+          <w:szCs w:val="28"/>
+        </w:rPr>
+        <w:t>AI</w:t>
+      </w:r>
+      <w:r>
+        <w:rPr>
+          <w:rFonts w:ascii="Times New Roman" w:hAnsi="Times New Roman" w:hint="eastAsia"/>
+          <w:sz w:val="28"/>
+          <w:szCs w:val="28"/>
+        </w:rPr>
+        <w:t>辅助优化</w:t>
       </w:r>
     </w:p>
     <w:p>
@@ -10349,6 +13131,58 @@
           <w:sz w:val="28"/>
           <w:szCs w:val="28"/>
         </w:rPr>
+        <w:t>本项目在算法实现中使用</w:t>
+      </w:r>
+      <w:r>
+        <w:rPr>
+          <w:rFonts w:ascii="Times New Roman" w:hAnsi="Times New Roman" w:hint="eastAsia"/>
+          <w:sz w:val="28"/>
+          <w:szCs w:val="28"/>
+        </w:rPr>
+        <w:t>AI</w:t>
+      </w:r>
+      <w:r>
+        <w:rPr>
+          <w:rFonts w:ascii="Times New Roman" w:hAnsi="Times New Roman" w:hint="eastAsia"/>
+          <w:sz w:val="28"/>
+          <w:szCs w:val="28"/>
+        </w:rPr>
+        <w:t>进行优化。</w:t>
+      </w:r>
+    </w:p>
+    <w:p>
+      <w:pPr>
+        <w:ind w:left="560" w:hangingChars="200" w:hanging="560"/>
+        <w:rPr>
+          <w:rFonts w:ascii="Times New Roman" w:hAnsi="Times New Roman"/>
+          <w:sz w:val="28"/>
+          <w:szCs w:val="28"/>
+        </w:rPr>
+      </w:pPr>
+      <w:r>
+        <w:rPr>
+          <w:rFonts w:ascii="Times New Roman" w:hAnsi="Times New Roman" w:hint="eastAsia"/>
+          <w:sz w:val="28"/>
+          <w:szCs w:val="28"/>
+        </w:rPr>
+        <w:t>具体内容为：</w:t>
+      </w:r>
+    </w:p>
+    <w:p>
+      <w:pPr>
+        <w:ind w:firstLineChars="200" w:firstLine="560"/>
+        <w:rPr>
+          <w:rFonts w:ascii="Times New Roman" w:hAnsi="Times New Roman"/>
+          <w:sz w:val="28"/>
+          <w:szCs w:val="28"/>
+        </w:rPr>
+      </w:pPr>
+      <w:r>
+        <w:rPr>
+          <w:rFonts w:ascii="Times New Roman" w:hAnsi="Times New Roman" w:hint="eastAsia"/>
+          <w:sz w:val="28"/>
+          <w:szCs w:val="28"/>
+        </w:rPr>
         <w:t>使用</w:t>
       </w:r>
       <w:r>
@@ -10365,7 +13199,23 @@
           <w:sz w:val="28"/>
           <w:szCs w:val="28"/>
         </w:rPr>
-        <w:t>辅助拆解其它程序的源码和原理，进行学习</w:t>
+        <w:t>对当前程序的语法错误进行纠错，并使用</w:t>
+      </w:r>
+      <w:r>
+        <w:rPr>
+          <w:rFonts w:ascii="Times New Roman" w:hAnsi="Times New Roman" w:hint="eastAsia"/>
+          <w:sz w:val="28"/>
+          <w:szCs w:val="28"/>
+        </w:rPr>
+        <w:t>AI</w:t>
+      </w:r>
+      <w:r>
+        <w:rPr>
+          <w:rFonts w:ascii="Times New Roman" w:hAnsi="Times New Roman" w:hint="eastAsia"/>
+          <w:sz w:val="28"/>
+          <w:szCs w:val="28"/>
+        </w:rPr>
+        <w:t>的建议作为参考，改正当前程序具有诸如内存安全问题、悬空指针或悬空引用等隐患。</w:t>
       </w:r>
     </w:p>
     <w:p>
@@ -10374,21 +13224,16 @@
         <w:rPr>
           <w:rFonts w:ascii="Times New Roman" w:hAnsi="Times New Roman"/>
           <w:sz w:val="28"/>
-          <w:rPrChange w:id="40" w:author="阳 万" w:date="2026-05-03T12:15:00Z">
-            <w:rPr>
-              <w:rFonts w:ascii="Times New Roman" w:hAnsi="Times New Roman"/>
-              <w:color w:val="0000FF"/>
-            </w:rPr>
-          </w:rPrChange>
-        </w:rPr>
-      </w:pPr>
-      <w:r>
-        <w:rPr>
-          <w:rFonts w:ascii="Times New Roman" w:hAnsi="Times New Roman" w:hint="eastAsia"/>
-          <w:sz w:val="28"/>
-          <w:szCs w:val="28"/>
-        </w:rPr>
-        <w:t>使用</w:t>
+          <w:szCs w:val="28"/>
+        </w:rPr>
+      </w:pPr>
+      <w:r>
+        <w:rPr>
+          <w:rFonts w:ascii="Times New Roman" w:hAnsi="Times New Roman" w:hint="eastAsia"/>
+          <w:sz w:val="28"/>
+          <w:szCs w:val="28"/>
+        </w:rPr>
+        <w:t>在部分算法的实现过程中，采用了</w:t>
       </w:r>
       <w:r>
         <w:rPr>
@@ -10404,692 +13249,565 @@
           <w:sz w:val="28"/>
           <w:szCs w:val="28"/>
         </w:rPr>
-        <w:t>辅助润色</w:t>
-      </w:r>
-      <w:r>
-        <w:rPr>
-          <w:rFonts w:ascii="Times New Roman" w:hAnsi="Times New Roman"/>
-          <w:sz w:val="28"/>
-        </w:rPr>
-        <w:t>了</w:t>
-      </w:r>
-      <w:r>
-        <w:rPr>
-          <w:rFonts w:ascii="Times New Roman" w:hAnsi="Times New Roman" w:hint="eastAsia"/>
-          <w:sz w:val="28"/>
-          <w:szCs w:val="28"/>
-        </w:rPr>
-        <w:t>本报告的部分内容</w:t>
-      </w:r>
-      <w:r>
-        <w:rPr>
-          <w:rFonts w:ascii="Times New Roman" w:hAnsi="Times New Roman" w:hint="eastAsia"/>
-          <w:sz w:val="28"/>
-          <w:rPrChange w:id="41" w:author="阳 万" w:date="2026-05-03T12:15:00Z">
-            <w:rPr>
-              <w:rFonts w:ascii="Times New Roman" w:hAnsi="Times New Roman" w:hint="eastAsia"/>
-              <w:color w:val="0000FF"/>
-            </w:rPr>
-          </w:rPrChange>
+        <w:t>的建议，在已有代码的基础上对算法进行进一步细致优化，例如</w:t>
+      </w:r>
+      <w:r>
+        <w:rPr>
+          <w:rFonts w:ascii="Times New Roman" w:hAnsi="Times New Roman" w:hint="eastAsia"/>
+          <w:sz w:val="28"/>
+          <w:szCs w:val="28"/>
+        </w:rPr>
+        <w:t>PVS</w:t>
+      </w:r>
+      <w:r>
+        <w:rPr>
+          <w:rFonts w:ascii="Times New Roman" w:hAnsi="Times New Roman" w:hint="eastAsia"/>
+          <w:sz w:val="28"/>
+          <w:szCs w:val="28"/>
+        </w:rPr>
+        <w:t>主要遍历搜素中的零窗口搜素简化等等。</w:t>
+      </w:r>
+    </w:p>
+    <w:p>
+      <w:pPr>
+        <w:ind w:left="560" w:hangingChars="200" w:hanging="560"/>
+        <w:rPr>
+          <w:rFonts w:ascii="Times New Roman" w:hAnsi="Times New Roman"/>
+          <w:sz w:val="28"/>
+          <w:szCs w:val="28"/>
+        </w:rPr>
+      </w:pPr>
+      <w:r>
+        <w:rPr>
+          <w:rFonts w:ascii="Times New Roman" w:hAnsi="Times New Roman"/>
+          <w:sz w:val="28"/>
+          <w:szCs w:val="28"/>
+        </w:rPr>
+        <w:lastRenderedPageBreak/>
+        <w:t xml:space="preserve">5.3 </w:t>
+      </w:r>
+      <w:r>
+        <w:rPr>
+          <w:rFonts w:ascii="Times New Roman" w:hAnsi="Times New Roman" w:hint="eastAsia"/>
+          <w:sz w:val="28"/>
+          <w:szCs w:val="28"/>
+        </w:rPr>
+        <w:t>AI</w:t>
+      </w:r>
+      <w:r>
+        <w:rPr>
+          <w:rFonts w:ascii="Times New Roman" w:hAnsi="Times New Roman" w:hint="eastAsia"/>
+          <w:sz w:val="28"/>
+          <w:szCs w:val="28"/>
+        </w:rPr>
+        <w:t>辅助调试</w:t>
+      </w:r>
+    </w:p>
+    <w:p>
+      <w:pPr>
+        <w:ind w:firstLineChars="200" w:firstLine="560"/>
+        <w:rPr>
+          <w:rFonts w:ascii="Times New Roman" w:hAnsi="Times New Roman"/>
+          <w:sz w:val="28"/>
+          <w:szCs w:val="28"/>
+        </w:rPr>
+      </w:pPr>
+      <w:r>
+        <w:rPr>
+          <w:rFonts w:ascii="Times New Roman" w:hAnsi="Times New Roman" w:hint="eastAsia"/>
+          <w:sz w:val="28"/>
+          <w:szCs w:val="28"/>
+        </w:rPr>
+        <w:t>本程序在程序运行与实践中采用</w:t>
+      </w:r>
+      <w:r>
+        <w:rPr>
+          <w:rFonts w:ascii="Times New Roman" w:hAnsi="Times New Roman" w:hint="eastAsia"/>
+          <w:sz w:val="28"/>
+          <w:szCs w:val="28"/>
+        </w:rPr>
+        <w:t>AI</w:t>
+      </w:r>
+      <w:r>
+        <w:rPr>
+          <w:rFonts w:ascii="Times New Roman" w:hAnsi="Times New Roman" w:hint="eastAsia"/>
+          <w:sz w:val="28"/>
+          <w:szCs w:val="28"/>
+        </w:rPr>
+        <w:t>辅助调试。</w:t>
+      </w:r>
+    </w:p>
+    <w:p>
+      <w:pPr>
+        <w:rPr>
+          <w:rFonts w:ascii="Times New Roman" w:hAnsi="Times New Roman"/>
+          <w:sz w:val="28"/>
+          <w:szCs w:val="28"/>
+        </w:rPr>
+      </w:pPr>
+      <w:r>
+        <w:rPr>
+          <w:rFonts w:ascii="Times New Roman" w:hAnsi="Times New Roman" w:hint="eastAsia"/>
+          <w:sz w:val="28"/>
+          <w:szCs w:val="28"/>
+        </w:rPr>
+        <w:t>具体内容为：</w:t>
+      </w:r>
+    </w:p>
+    <w:p>
+      <w:pPr>
+        <w:ind w:firstLineChars="200" w:firstLine="560"/>
+        <w:rPr>
+          <w:rFonts w:ascii="Times New Roman" w:hAnsi="Times New Roman"/>
+          <w:sz w:val="28"/>
+          <w:szCs w:val="28"/>
+        </w:rPr>
+      </w:pPr>
+      <w:r>
+        <w:rPr>
+          <w:rFonts w:ascii="Times New Roman" w:hAnsi="Times New Roman" w:hint="eastAsia"/>
+          <w:sz w:val="28"/>
+          <w:szCs w:val="28"/>
+        </w:rPr>
+        <w:t>在程序的调试环节，参考</w:t>
+      </w:r>
+      <w:r>
+        <w:rPr>
+          <w:rFonts w:ascii="Times New Roman" w:hAnsi="Times New Roman" w:hint="eastAsia"/>
+          <w:sz w:val="28"/>
+          <w:szCs w:val="28"/>
+        </w:rPr>
+        <w:t>AI</w:t>
+      </w:r>
+      <w:r>
+        <w:rPr>
+          <w:rFonts w:ascii="Times New Roman" w:hAnsi="Times New Roman" w:hint="eastAsia"/>
+          <w:sz w:val="28"/>
+          <w:szCs w:val="28"/>
+        </w:rPr>
+        <w:t>提示在当前程序引入多处异常和异常捕获。并参考</w:t>
+      </w:r>
+      <w:r>
+        <w:rPr>
+          <w:rFonts w:ascii="Times New Roman" w:hAnsi="Times New Roman" w:hint="eastAsia"/>
+          <w:sz w:val="28"/>
+          <w:szCs w:val="28"/>
+        </w:rPr>
+        <w:t>AI</w:t>
+      </w:r>
+      <w:r>
+        <w:rPr>
+          <w:rFonts w:ascii="Times New Roman" w:hAnsi="Times New Roman" w:hint="eastAsia"/>
+          <w:sz w:val="28"/>
+          <w:szCs w:val="28"/>
+        </w:rPr>
+        <w:t>思路和部分提示，在</w:t>
+      </w:r>
+      <w:r>
+        <w:rPr>
+          <w:rFonts w:ascii="Times New Roman" w:hAnsi="Times New Roman" w:hint="eastAsia"/>
+          <w:sz w:val="28"/>
+          <w:szCs w:val="28"/>
+        </w:rPr>
+        <w:t>AI</w:t>
+      </w:r>
+      <w:r>
+        <w:rPr>
+          <w:rFonts w:ascii="Times New Roman" w:hAnsi="Times New Roman" w:hint="eastAsia"/>
+          <w:sz w:val="28"/>
+          <w:szCs w:val="28"/>
+        </w:rPr>
+        <w:t>辅助下增加了在</w:t>
+      </w:r>
+      <w:r>
+        <w:rPr>
+          <w:rFonts w:ascii="Times New Roman" w:hAnsi="Times New Roman" w:hint="eastAsia"/>
+          <w:sz w:val="28"/>
+          <w:szCs w:val="28"/>
+        </w:rPr>
+        <w:t>Botzone</w:t>
+      </w:r>
+      <w:r>
+        <w:rPr>
+          <w:rFonts w:ascii="Times New Roman" w:hAnsi="Times New Roman" w:hint="eastAsia"/>
+          <w:sz w:val="28"/>
+          <w:szCs w:val="28"/>
+        </w:rPr>
+        <w:t>上输出调试信息的语句，完善在</w:t>
+      </w:r>
+      <w:r>
+        <w:rPr>
+          <w:rFonts w:ascii="Times New Roman" w:hAnsi="Times New Roman" w:hint="eastAsia"/>
+          <w:sz w:val="28"/>
+          <w:szCs w:val="28"/>
+        </w:rPr>
+        <w:t>Botzone</w:t>
+      </w:r>
+      <w:r>
+        <w:rPr>
+          <w:rFonts w:ascii="Times New Roman" w:hAnsi="Times New Roman" w:hint="eastAsia"/>
+          <w:sz w:val="28"/>
+          <w:szCs w:val="28"/>
+        </w:rPr>
+        <w:t>中调试内容。</w:t>
+      </w:r>
+    </w:p>
+    <w:p>
+      <w:pPr>
+        <w:rPr>
+          <w:rFonts w:ascii="Times New Roman" w:hAnsi="Times New Roman"/>
+          <w:sz w:val="28"/>
+          <w:szCs w:val="28"/>
+        </w:rPr>
+      </w:pPr>
+      <w:r>
+        <w:rPr>
+          <w:rFonts w:ascii="Times New Roman" w:hAnsi="Times New Roman" w:hint="eastAsia"/>
+          <w:sz w:val="28"/>
+          <w:szCs w:val="28"/>
+        </w:rPr>
+        <w:t>5.4 AI</w:t>
+      </w:r>
+      <w:r>
+        <w:rPr>
+          <w:rFonts w:ascii="Times New Roman" w:hAnsi="Times New Roman" w:hint="eastAsia"/>
+          <w:sz w:val="28"/>
+          <w:szCs w:val="28"/>
+        </w:rPr>
+        <w:t>辅助代码审查</w:t>
+      </w:r>
+    </w:p>
+    <w:p>
+      <w:pPr>
+        <w:ind w:firstLineChars="200" w:firstLine="560"/>
+        <w:rPr>
+          <w:rFonts w:ascii="Times New Roman" w:hAnsi="Times New Roman"/>
+          <w:sz w:val="28"/>
+          <w:szCs w:val="28"/>
+        </w:rPr>
+      </w:pPr>
+      <w:r>
+        <w:rPr>
+          <w:rFonts w:ascii="Times New Roman" w:hAnsi="Times New Roman" w:hint="eastAsia"/>
+          <w:sz w:val="28"/>
+          <w:szCs w:val="28"/>
+        </w:rPr>
+        <w:t>本程序在程序采用</w:t>
+      </w:r>
+      <w:r>
+        <w:rPr>
+          <w:rFonts w:ascii="Times New Roman" w:hAnsi="Times New Roman" w:hint="eastAsia"/>
+          <w:sz w:val="28"/>
+          <w:szCs w:val="28"/>
+        </w:rPr>
+        <w:t>AI</w:t>
+      </w:r>
+      <w:r>
+        <w:rPr>
+          <w:rFonts w:ascii="Times New Roman" w:hAnsi="Times New Roman" w:hint="eastAsia"/>
+          <w:sz w:val="28"/>
+          <w:szCs w:val="28"/>
+        </w:rPr>
+        <w:t>辅助纠错审查。</w:t>
+      </w:r>
+    </w:p>
+    <w:p>
+      <w:pPr>
+        <w:rPr>
+          <w:rFonts w:ascii="Times New Roman" w:hAnsi="Times New Roman"/>
+          <w:sz w:val="28"/>
+          <w:szCs w:val="28"/>
+        </w:rPr>
+      </w:pPr>
+      <w:r>
+        <w:rPr>
+          <w:rFonts w:ascii="Times New Roman" w:hAnsi="Times New Roman" w:hint="eastAsia"/>
+          <w:sz w:val="28"/>
+          <w:szCs w:val="28"/>
+        </w:rPr>
+        <w:t>具体表现为：</w:t>
+      </w:r>
+    </w:p>
+    <w:p>
+      <w:pPr>
+        <w:rPr>
+          <w:rFonts w:ascii="Times New Roman" w:hAnsi="Times New Roman"/>
+          <w:sz w:val="28"/>
+          <w:szCs w:val="28"/>
+        </w:rPr>
+      </w:pPr>
+      <w:r>
+        <w:rPr>
+          <w:rFonts w:ascii="Times New Roman" w:hAnsi="Times New Roman"/>
+          <w:sz w:val="28"/>
+          <w:szCs w:val="28"/>
+        </w:rPr>
+        <w:tab/>
+      </w:r>
+      <w:r>
+        <w:rPr>
+          <w:rFonts w:ascii="Times New Roman" w:hAnsi="Times New Roman" w:hint="eastAsia"/>
+          <w:sz w:val="28"/>
+          <w:szCs w:val="28"/>
+        </w:rPr>
+        <w:t>在程序运行遇到较为隐蔽问题（如搜索排序异常）且未被人工识别导致程序未能正确将搜索结果排序，在使用</w:t>
+      </w:r>
+      <w:r>
+        <w:rPr>
+          <w:rFonts w:ascii="Times New Roman" w:hAnsi="Times New Roman" w:hint="eastAsia"/>
+          <w:sz w:val="28"/>
+          <w:szCs w:val="28"/>
+        </w:rPr>
+        <w:t>AI</w:t>
+      </w:r>
+      <w:r>
+        <w:rPr>
+          <w:rFonts w:ascii="Times New Roman" w:hAnsi="Times New Roman" w:hint="eastAsia"/>
+          <w:sz w:val="28"/>
+          <w:szCs w:val="28"/>
+        </w:rPr>
+        <w:t>审查代码找出致命问题并辅助修正，解决错误使程序正确运行。</w:t>
+      </w:r>
+    </w:p>
+    <w:p>
+      <w:pPr>
+        <w:rPr>
+          <w:rFonts w:ascii="Times New Roman" w:hAnsi="Times New Roman"/>
+          <w:sz w:val="28"/>
+          <w:szCs w:val="28"/>
+        </w:rPr>
+      </w:pPr>
+    </w:p>
+    <w:p>
+      <w:pPr>
+        <w:rPr>
+          <w:rFonts w:ascii="Times New Roman" w:hAnsi="Times New Roman"/>
+          <w:sz w:val="28"/>
+          <w:szCs w:val="28"/>
+        </w:rPr>
+      </w:pPr>
+      <w:r>
+        <w:rPr>
+          <w:rFonts w:ascii="Times New Roman" w:hAnsi="Times New Roman" w:hint="eastAsia"/>
+          <w:sz w:val="28"/>
+          <w:szCs w:val="28"/>
+        </w:rPr>
+        <w:t>5.5 AI</w:t>
+      </w:r>
+      <w:r>
+        <w:rPr>
+          <w:rFonts w:ascii="Times New Roman" w:hAnsi="Times New Roman" w:hint="eastAsia"/>
+          <w:sz w:val="28"/>
+          <w:szCs w:val="28"/>
+        </w:rPr>
+        <w:t>辅助资料查阅与解析</w:t>
+      </w:r>
+    </w:p>
+    <w:p>
+      <w:pPr>
+        <w:rPr>
+          <w:rFonts w:ascii="Times New Roman" w:hAnsi="Times New Roman"/>
+          <w:sz w:val="28"/>
+          <w:szCs w:val="28"/>
+        </w:rPr>
+      </w:pPr>
+      <w:r>
+        <w:rPr>
+          <w:rFonts w:ascii="Times New Roman" w:hAnsi="Times New Roman"/>
+          <w:sz w:val="28"/>
+          <w:szCs w:val="28"/>
+        </w:rPr>
+        <w:tab/>
+      </w:r>
+      <w:r>
+        <w:rPr>
+          <w:rFonts w:ascii="Times New Roman" w:hAnsi="Times New Roman" w:hint="eastAsia"/>
+          <w:sz w:val="28"/>
+          <w:szCs w:val="28"/>
+        </w:rPr>
+        <w:t>本程序在早期资料查询与思路构建期间提供辅助搜索与解析</w:t>
+      </w:r>
+    </w:p>
+    <w:p>
+      <w:pPr>
+        <w:rPr>
+          <w:rFonts w:ascii="Times New Roman" w:hAnsi="Times New Roman"/>
+          <w:sz w:val="28"/>
+          <w:szCs w:val="28"/>
+        </w:rPr>
+      </w:pPr>
+      <w:r>
+        <w:rPr>
+          <w:rFonts w:ascii="Times New Roman" w:hAnsi="Times New Roman" w:hint="eastAsia"/>
+          <w:sz w:val="28"/>
+          <w:szCs w:val="28"/>
+        </w:rPr>
+        <w:t>具体表现为：</w:t>
+      </w:r>
+    </w:p>
+    <w:p>
+      <w:pPr>
+        <w:rPr>
+          <w:rFonts w:ascii="Times New Roman" w:hAnsi="Times New Roman"/>
+          <w:sz w:val="28"/>
+          <w:szCs w:val="28"/>
+        </w:rPr>
+      </w:pPr>
+      <w:r>
+        <w:rPr>
+          <w:rFonts w:ascii="Times New Roman" w:hAnsi="Times New Roman"/>
+          <w:sz w:val="28"/>
+          <w:szCs w:val="28"/>
+        </w:rPr>
+        <w:tab/>
+      </w:r>
+      <w:r>
+        <w:rPr>
+          <w:rFonts w:ascii="Times New Roman" w:hAnsi="Times New Roman" w:hint="eastAsia"/>
+          <w:sz w:val="28"/>
+          <w:szCs w:val="28"/>
+        </w:rPr>
+        <w:t>部分文献与算法思路由</w:t>
+      </w:r>
+      <w:r>
+        <w:rPr>
+          <w:rFonts w:ascii="Times New Roman" w:hAnsi="Times New Roman" w:hint="eastAsia"/>
+          <w:sz w:val="28"/>
+          <w:szCs w:val="28"/>
+        </w:rPr>
+        <w:t>AI</w:t>
+      </w:r>
+      <w:r>
+        <w:rPr>
+          <w:rFonts w:ascii="Times New Roman" w:hAnsi="Times New Roman" w:hint="eastAsia"/>
+          <w:sz w:val="28"/>
+          <w:szCs w:val="28"/>
+        </w:rPr>
+        <w:t>辅助整理并提出构建意见（如在静态搜索中的不良剪枝相关资料），在</w:t>
+      </w:r>
+      <w:r>
+        <w:rPr>
+          <w:rFonts w:ascii="Times New Roman" w:hAnsi="Times New Roman" w:hint="eastAsia"/>
+          <w:sz w:val="28"/>
+          <w:szCs w:val="28"/>
+        </w:rPr>
+        <w:t>AI</w:t>
+      </w:r>
+      <w:r>
+        <w:rPr>
+          <w:rFonts w:ascii="Times New Roman" w:hAnsi="Times New Roman" w:hint="eastAsia"/>
+          <w:sz w:val="28"/>
+          <w:szCs w:val="28"/>
+        </w:rPr>
+        <w:t>辅助下综合了多种思路并选取优解</w:t>
+      </w:r>
+      <w:r>
+        <w:rPr>
+          <w:rFonts w:ascii="Times New Roman" w:hAnsi="Times New Roman" w:hint="eastAsia"/>
+          <w:sz w:val="28"/>
+          <w:szCs w:val="28"/>
         </w:rPr>
         <w:t>。</w:t>
       </w:r>
     </w:p>
     <w:p>
       <w:pPr>
-        <w:ind w:left="560" w:hangingChars="200" w:hanging="560"/>
-        <w:rPr>
-          <w:rFonts w:ascii="Times New Roman" w:hAnsi="Times New Roman"/>
-          <w:sz w:val="28"/>
-          <w:szCs w:val="28"/>
-        </w:rPr>
-      </w:pPr>
-    </w:p>
-    <w:p>
-      <w:pPr>
-        <w:rPr>
-          <w:rFonts w:ascii="Times New Roman" w:hAnsi="Times New Roman"/>
-          <w:sz w:val="28"/>
-          <w:szCs w:val="28"/>
-        </w:rPr>
-      </w:pPr>
-    </w:p>
-    <w:p>
-      <w:pPr>
-        <w:ind w:left="560" w:hangingChars="200" w:hanging="560"/>
-        <w:rPr>
-          <w:rFonts w:ascii="Times New Roman" w:hAnsi="Times New Roman"/>
-          <w:sz w:val="28"/>
-          <w:szCs w:val="28"/>
-        </w:rPr>
-      </w:pPr>
-      <w:r>
-        <w:rPr>
-          <w:rFonts w:ascii="Times New Roman" w:hAnsi="Times New Roman"/>
-          <w:sz w:val="28"/>
-          <w:szCs w:val="28"/>
-        </w:rPr>
-        <w:t xml:space="preserve">5.2 </w:t>
-      </w:r>
-      <w:r>
-        <w:rPr>
-          <w:rFonts w:ascii="Times New Roman" w:hAnsi="Times New Roman" w:hint="eastAsia"/>
-          <w:sz w:val="28"/>
-          <w:szCs w:val="28"/>
-        </w:rPr>
-        <w:t>AI</w:t>
-      </w:r>
-      <w:r>
-        <w:rPr>
-          <w:rFonts w:ascii="Times New Roman" w:hAnsi="Times New Roman" w:hint="eastAsia"/>
-          <w:sz w:val="28"/>
-          <w:szCs w:val="28"/>
-        </w:rPr>
-        <w:t>辅助优化</w:t>
-      </w:r>
-    </w:p>
-    <w:p>
-      <w:pPr>
-        <w:ind w:firstLineChars="200" w:firstLine="560"/>
-        <w:rPr>
-          <w:rFonts w:ascii="Times New Roman" w:hAnsi="Times New Roman"/>
-          <w:sz w:val="28"/>
-          <w:szCs w:val="28"/>
-        </w:rPr>
-      </w:pPr>
-      <w:r>
-        <w:rPr>
-          <w:rFonts w:ascii="Times New Roman" w:hAnsi="Times New Roman" w:hint="eastAsia"/>
-          <w:sz w:val="28"/>
-          <w:szCs w:val="28"/>
-        </w:rPr>
-        <w:t>本项目在算法实现中使用</w:t>
-      </w:r>
-      <w:r>
-        <w:rPr>
-          <w:rFonts w:ascii="Times New Roman" w:hAnsi="Times New Roman" w:hint="eastAsia"/>
-          <w:sz w:val="28"/>
-          <w:szCs w:val="28"/>
-        </w:rPr>
-        <w:t>AI</w:t>
-      </w:r>
-      <w:r>
-        <w:rPr>
-          <w:rFonts w:ascii="Times New Roman" w:hAnsi="Times New Roman" w:hint="eastAsia"/>
-          <w:sz w:val="28"/>
-          <w:szCs w:val="28"/>
-        </w:rPr>
-        <w:t>进行优化。</w:t>
-      </w:r>
-    </w:p>
-    <w:p>
-      <w:pPr>
-        <w:ind w:left="560" w:hangingChars="200" w:hanging="560"/>
-        <w:rPr>
-          <w:rFonts w:ascii="Times New Roman" w:hAnsi="Times New Roman"/>
-          <w:sz w:val="28"/>
-          <w:szCs w:val="28"/>
-        </w:rPr>
-      </w:pPr>
-      <w:r>
-        <w:rPr>
-          <w:rFonts w:ascii="Times New Roman" w:hAnsi="Times New Roman" w:hint="eastAsia"/>
-          <w:sz w:val="28"/>
-          <w:szCs w:val="28"/>
-        </w:rPr>
-        <w:t>具体内容为：</w:t>
-      </w:r>
-    </w:p>
-    <w:p>
-      <w:pPr>
-        <w:ind w:firstLineChars="200" w:firstLine="560"/>
-        <w:rPr>
-          <w:rFonts w:ascii="Times New Roman" w:hAnsi="Times New Roman"/>
-          <w:sz w:val="28"/>
-          <w:szCs w:val="28"/>
-        </w:rPr>
-      </w:pPr>
-      <w:r>
-        <w:rPr>
-          <w:rFonts w:ascii="Times New Roman" w:hAnsi="Times New Roman" w:hint="eastAsia"/>
-          <w:sz w:val="28"/>
-          <w:szCs w:val="28"/>
-        </w:rPr>
-        <w:lastRenderedPageBreak/>
-        <w:t>使用</w:t>
-      </w:r>
-      <w:r>
-        <w:rPr>
-          <w:rFonts w:ascii="Times New Roman" w:hAnsi="Times New Roman" w:hint="eastAsia"/>
-          <w:sz w:val="28"/>
-          <w:szCs w:val="28"/>
-        </w:rPr>
-        <w:t>AI</w:t>
-      </w:r>
-      <w:r>
-        <w:rPr>
-          <w:rFonts w:ascii="Times New Roman" w:hAnsi="Times New Roman" w:hint="eastAsia"/>
-          <w:sz w:val="28"/>
-          <w:szCs w:val="28"/>
-        </w:rPr>
-        <w:t>对当前程序的语法错误进行纠错，并使用</w:t>
-      </w:r>
-      <w:r>
-        <w:rPr>
-          <w:rFonts w:ascii="Times New Roman" w:hAnsi="Times New Roman" w:hint="eastAsia"/>
-          <w:sz w:val="28"/>
-          <w:szCs w:val="28"/>
-        </w:rPr>
-        <w:t>AI</w:t>
-      </w:r>
-      <w:r>
-        <w:rPr>
-          <w:rFonts w:ascii="Times New Roman" w:hAnsi="Times New Roman" w:hint="eastAsia"/>
-          <w:sz w:val="28"/>
-          <w:szCs w:val="28"/>
-        </w:rPr>
-        <w:t>的建议作为参考，改正当前程序具有诸如内存安全问题、悬空指针或悬空引用等隐患。</w:t>
-      </w:r>
-    </w:p>
-    <w:p>
-      <w:pPr>
-        <w:ind w:firstLineChars="200" w:firstLine="560"/>
-        <w:rPr>
-          <w:rFonts w:ascii="Times New Roman" w:hAnsi="Times New Roman"/>
-          <w:sz w:val="28"/>
-          <w:szCs w:val="28"/>
-        </w:rPr>
-      </w:pPr>
-      <w:r>
-        <w:rPr>
-          <w:rFonts w:ascii="Times New Roman" w:hAnsi="Times New Roman" w:hint="eastAsia"/>
-          <w:sz w:val="28"/>
-          <w:szCs w:val="28"/>
-        </w:rPr>
-        <w:t>在部分算法的实现过程中，采用了</w:t>
-      </w:r>
-      <w:r>
-        <w:rPr>
-          <w:rFonts w:ascii="Times New Roman" w:hAnsi="Times New Roman" w:hint="eastAsia"/>
-          <w:sz w:val="28"/>
-          <w:szCs w:val="28"/>
-        </w:rPr>
-        <w:t>AI</w:t>
-      </w:r>
-      <w:r>
-        <w:rPr>
-          <w:rFonts w:ascii="Times New Roman" w:hAnsi="Times New Roman" w:hint="eastAsia"/>
-          <w:sz w:val="28"/>
-          <w:szCs w:val="28"/>
-        </w:rPr>
-        <w:t>的建议，在已有代码的基础上对算法进行进一步细致优化，例如</w:t>
-      </w:r>
-      <w:r>
-        <w:rPr>
-          <w:rFonts w:ascii="Times New Roman" w:hAnsi="Times New Roman" w:hint="eastAsia"/>
-          <w:sz w:val="28"/>
-          <w:szCs w:val="28"/>
-        </w:rPr>
-        <w:t>PVS</w:t>
-      </w:r>
-      <w:r>
-        <w:rPr>
-          <w:rFonts w:ascii="Times New Roman" w:hAnsi="Times New Roman" w:hint="eastAsia"/>
-          <w:sz w:val="28"/>
-          <w:szCs w:val="28"/>
-        </w:rPr>
-        <w:t>主要遍历搜素中的零窗口搜素简化等等。</w:t>
-      </w:r>
-    </w:p>
-    <w:p>
-      <w:pPr>
-        <w:ind w:left="560" w:hangingChars="200" w:hanging="560"/>
-        <w:rPr>
-          <w:rFonts w:ascii="Times New Roman" w:hAnsi="Times New Roman"/>
-          <w:sz w:val="28"/>
-          <w:szCs w:val="28"/>
-        </w:rPr>
-      </w:pPr>
-      <w:r>
-        <w:rPr>
-          <w:rFonts w:ascii="Times New Roman" w:hAnsi="Times New Roman"/>
-          <w:sz w:val="28"/>
-          <w:szCs w:val="28"/>
-        </w:rPr>
-        <w:t xml:space="preserve">5.3 </w:t>
-      </w:r>
-      <w:r>
-        <w:rPr>
-          <w:rFonts w:ascii="Times New Roman" w:hAnsi="Times New Roman" w:hint="eastAsia"/>
-          <w:sz w:val="28"/>
-          <w:szCs w:val="28"/>
-        </w:rPr>
-        <w:t>AI</w:t>
-      </w:r>
-      <w:r>
-        <w:rPr>
-          <w:rFonts w:ascii="Times New Roman" w:hAnsi="Times New Roman" w:hint="eastAsia"/>
-          <w:sz w:val="28"/>
-          <w:szCs w:val="28"/>
-        </w:rPr>
-        <w:t>辅助调试</w:t>
-      </w:r>
-    </w:p>
-    <w:p>
-      <w:pPr>
-        <w:ind w:firstLineChars="200" w:firstLine="560"/>
-        <w:rPr>
-          <w:rFonts w:ascii="Times New Roman" w:hAnsi="Times New Roman"/>
-          <w:sz w:val="28"/>
-          <w:szCs w:val="28"/>
-        </w:rPr>
-      </w:pPr>
-      <w:r>
-        <w:rPr>
-          <w:rFonts w:ascii="Times New Roman" w:hAnsi="Times New Roman" w:hint="eastAsia"/>
-          <w:sz w:val="28"/>
-          <w:szCs w:val="28"/>
-        </w:rPr>
-        <w:t>本程序在程序运行与实践中采用</w:t>
-      </w:r>
-      <w:r>
-        <w:rPr>
-          <w:rFonts w:ascii="Times New Roman" w:hAnsi="Times New Roman" w:hint="eastAsia"/>
-          <w:sz w:val="28"/>
-          <w:szCs w:val="28"/>
-        </w:rPr>
-        <w:t>AI</w:t>
-      </w:r>
-      <w:r>
-        <w:rPr>
-          <w:rFonts w:ascii="Times New Roman" w:hAnsi="Times New Roman" w:hint="eastAsia"/>
-          <w:sz w:val="28"/>
-          <w:szCs w:val="28"/>
-        </w:rPr>
-        <w:t>辅助调试。</w:t>
-      </w:r>
-    </w:p>
-    <w:p>
-      <w:pPr>
-        <w:rPr>
-          <w:rFonts w:ascii="Times New Roman" w:hAnsi="Times New Roman"/>
-          <w:sz w:val="28"/>
-          <w:szCs w:val="28"/>
-        </w:rPr>
-      </w:pPr>
-      <w:r>
-        <w:rPr>
-          <w:rFonts w:ascii="Times New Roman" w:hAnsi="Times New Roman" w:hint="eastAsia"/>
-          <w:sz w:val="28"/>
-          <w:szCs w:val="28"/>
-        </w:rPr>
-        <w:t>具体内容为：</w:t>
-      </w:r>
-    </w:p>
-    <w:p>
-      <w:pPr>
-        <w:ind w:firstLineChars="200" w:firstLine="560"/>
-        <w:rPr>
-          <w:rFonts w:ascii="Times New Roman" w:hAnsi="Times New Roman"/>
-          <w:sz w:val="28"/>
-          <w:szCs w:val="28"/>
-        </w:rPr>
-      </w:pPr>
-      <w:r>
-        <w:rPr>
-          <w:rFonts w:ascii="Times New Roman" w:hAnsi="Times New Roman" w:hint="eastAsia"/>
-          <w:sz w:val="28"/>
-          <w:szCs w:val="28"/>
-        </w:rPr>
-        <w:t>在程序的调试环节，参考</w:t>
-      </w:r>
-      <w:r>
-        <w:rPr>
-          <w:rFonts w:ascii="Times New Roman" w:hAnsi="Times New Roman" w:hint="eastAsia"/>
-          <w:sz w:val="28"/>
-          <w:szCs w:val="28"/>
-        </w:rPr>
-        <w:t>AI</w:t>
-      </w:r>
-      <w:r>
-        <w:rPr>
-          <w:rFonts w:ascii="Times New Roman" w:hAnsi="Times New Roman" w:hint="eastAsia"/>
-          <w:sz w:val="28"/>
-          <w:szCs w:val="28"/>
-        </w:rPr>
-        <w:t>提示在当前程序引入多处异常和异常捕获。并参考</w:t>
-      </w:r>
-      <w:r>
-        <w:rPr>
-          <w:rFonts w:ascii="Times New Roman" w:hAnsi="Times New Roman" w:hint="eastAsia"/>
-          <w:sz w:val="28"/>
-          <w:szCs w:val="28"/>
-        </w:rPr>
-        <w:t>AI</w:t>
-      </w:r>
-      <w:r>
-        <w:rPr>
-          <w:rFonts w:ascii="Times New Roman" w:hAnsi="Times New Roman" w:hint="eastAsia"/>
-          <w:sz w:val="28"/>
-          <w:szCs w:val="28"/>
-        </w:rPr>
-        <w:t>思路和部分提示，在</w:t>
-      </w:r>
-      <w:r>
-        <w:rPr>
-          <w:rFonts w:ascii="Times New Roman" w:hAnsi="Times New Roman" w:hint="eastAsia"/>
-          <w:sz w:val="28"/>
-          <w:szCs w:val="28"/>
-        </w:rPr>
-        <w:t>AI</w:t>
-      </w:r>
-      <w:r>
-        <w:rPr>
-          <w:rFonts w:ascii="Times New Roman" w:hAnsi="Times New Roman" w:hint="eastAsia"/>
-          <w:sz w:val="28"/>
-          <w:szCs w:val="28"/>
-        </w:rPr>
-        <w:t>辅助下增加了在</w:t>
-      </w:r>
-      <w:r>
-        <w:rPr>
-          <w:rFonts w:ascii="Times New Roman" w:hAnsi="Times New Roman" w:hint="eastAsia"/>
-          <w:sz w:val="28"/>
-          <w:szCs w:val="28"/>
-        </w:rPr>
-        <w:t>Botzone</w:t>
-      </w:r>
-      <w:r>
-        <w:rPr>
-          <w:rFonts w:ascii="Times New Roman" w:hAnsi="Times New Roman" w:hint="eastAsia"/>
-          <w:sz w:val="28"/>
-          <w:szCs w:val="28"/>
-        </w:rPr>
-        <w:t>上输出调试信息的语句，完善在</w:t>
-      </w:r>
-      <w:r>
-        <w:rPr>
-          <w:rFonts w:ascii="Times New Roman" w:hAnsi="Times New Roman" w:hint="eastAsia"/>
-          <w:sz w:val="28"/>
-          <w:szCs w:val="28"/>
-        </w:rPr>
-        <w:t>Botzone</w:t>
-      </w:r>
-      <w:r>
-        <w:rPr>
-          <w:rFonts w:ascii="Times New Roman" w:hAnsi="Times New Roman" w:hint="eastAsia"/>
-          <w:sz w:val="28"/>
-          <w:szCs w:val="28"/>
-        </w:rPr>
-        <w:t>中调试内容。</w:t>
-      </w:r>
-    </w:p>
-    <w:p>
-      <w:pPr>
-        <w:rPr>
-          <w:rFonts w:ascii="Times New Roman" w:hAnsi="Times New Roman"/>
-          <w:sz w:val="28"/>
-          <w:szCs w:val="28"/>
-        </w:rPr>
-      </w:pPr>
-      <w:r>
-        <w:rPr>
-          <w:rFonts w:ascii="Times New Roman" w:hAnsi="Times New Roman" w:hint="eastAsia"/>
-          <w:sz w:val="28"/>
-          <w:szCs w:val="28"/>
-        </w:rPr>
-        <w:t>5.4 AI</w:t>
-      </w:r>
-      <w:r>
-        <w:rPr>
-          <w:rFonts w:ascii="Times New Roman" w:hAnsi="Times New Roman" w:hint="eastAsia"/>
-          <w:sz w:val="28"/>
-          <w:szCs w:val="28"/>
-        </w:rPr>
-        <w:t>辅助代码审查</w:t>
-      </w:r>
-    </w:p>
-    <w:p>
-      <w:pPr>
-        <w:ind w:firstLineChars="200" w:firstLine="560"/>
-        <w:rPr>
-          <w:rFonts w:ascii="Times New Roman" w:hAnsi="Times New Roman"/>
-          <w:sz w:val="28"/>
-          <w:szCs w:val="28"/>
-        </w:rPr>
-      </w:pPr>
-      <w:r>
-        <w:rPr>
-          <w:rFonts w:ascii="Times New Roman" w:hAnsi="Times New Roman" w:hint="eastAsia"/>
-          <w:sz w:val="28"/>
-          <w:szCs w:val="28"/>
-        </w:rPr>
-        <w:t>本程序在程序采用</w:t>
-      </w:r>
-      <w:r>
-        <w:rPr>
-          <w:rFonts w:ascii="Times New Roman" w:hAnsi="Times New Roman" w:hint="eastAsia"/>
-          <w:sz w:val="28"/>
-          <w:szCs w:val="28"/>
-        </w:rPr>
-        <w:t>AI</w:t>
-      </w:r>
-      <w:r>
-        <w:rPr>
-          <w:rFonts w:ascii="Times New Roman" w:hAnsi="Times New Roman" w:hint="eastAsia"/>
-          <w:sz w:val="28"/>
-          <w:szCs w:val="28"/>
-        </w:rPr>
-        <w:t>辅助</w:t>
-      </w:r>
-      <w:r>
-        <w:rPr>
-          <w:rFonts w:ascii="Times New Roman" w:hAnsi="Times New Roman" w:hint="eastAsia"/>
-          <w:sz w:val="28"/>
-          <w:szCs w:val="28"/>
-        </w:rPr>
-        <w:t>纠错审查</w:t>
-      </w:r>
-      <w:r>
-        <w:rPr>
-          <w:rFonts w:ascii="Times New Roman" w:hAnsi="Times New Roman" w:hint="eastAsia"/>
-          <w:sz w:val="28"/>
-          <w:szCs w:val="28"/>
-        </w:rPr>
-        <w:t>。</w:t>
-      </w:r>
-    </w:p>
-    <w:p>
-      <w:pPr>
-        <w:rPr>
-          <w:rFonts w:ascii="Times New Roman" w:hAnsi="Times New Roman" w:hint="eastAsia"/>
-          <w:sz w:val="28"/>
-          <w:szCs w:val="28"/>
-        </w:rPr>
-      </w:pPr>
-      <w:r>
-        <w:rPr>
-          <w:rFonts w:ascii="Times New Roman" w:hAnsi="Times New Roman" w:hint="eastAsia"/>
-          <w:sz w:val="28"/>
-          <w:szCs w:val="28"/>
-        </w:rPr>
-        <w:t>具体表现为：</w:t>
-      </w:r>
-    </w:p>
-    <w:p>
-      <w:pPr>
-        <w:rPr>
-          <w:rFonts w:ascii="Times New Roman" w:hAnsi="Times New Roman"/>
-          <w:sz w:val="28"/>
-          <w:szCs w:val="28"/>
-        </w:rPr>
-      </w:pPr>
-      <w:r>
-        <w:rPr>
-          <w:rFonts w:ascii="Times New Roman" w:hAnsi="Times New Roman"/>
-          <w:sz w:val="28"/>
-          <w:szCs w:val="28"/>
-        </w:rPr>
-        <w:tab/>
-      </w:r>
-      <w:r>
-        <w:rPr>
-          <w:rFonts w:ascii="Times New Roman" w:hAnsi="Times New Roman" w:hint="eastAsia"/>
-          <w:sz w:val="28"/>
-          <w:szCs w:val="28"/>
-        </w:rPr>
-        <w:t>在程序运行遇到较为隐蔽问题（如搜索排序异常）且未被人工识别导致程序未能正确将搜索结果排序，在使用</w:t>
-      </w:r>
-      <w:r>
-        <w:rPr>
-          <w:rFonts w:ascii="Times New Roman" w:hAnsi="Times New Roman" w:hint="eastAsia"/>
-          <w:sz w:val="28"/>
-          <w:szCs w:val="28"/>
-        </w:rPr>
-        <w:t>AI</w:t>
-      </w:r>
-      <w:r>
-        <w:rPr>
-          <w:rFonts w:ascii="Times New Roman" w:hAnsi="Times New Roman" w:hint="eastAsia"/>
-          <w:sz w:val="28"/>
-          <w:szCs w:val="28"/>
-        </w:rPr>
-        <w:t>审查代码找出致命问题并辅助修正，解决错误使程序正确运行。</w:t>
-      </w:r>
-    </w:p>
-    <w:p>
-      <w:pPr>
-        <w:rPr>
-          <w:rFonts w:ascii="Times New Roman" w:hAnsi="Times New Roman" w:hint="eastAsia"/>
-          <w:sz w:val="28"/>
-          <w:szCs w:val="28"/>
-        </w:rPr>
-      </w:pPr>
-    </w:p>
-    <w:p>
-      <w:pPr>
-        <w:rPr>
-          <w:rFonts w:ascii="Times New Roman" w:hAnsi="Times New Roman"/>
-          <w:sz w:val="28"/>
-          <w:szCs w:val="28"/>
-        </w:rPr>
-      </w:pPr>
-      <w:r>
-        <w:rPr>
-          <w:rFonts w:ascii="Times New Roman" w:hAnsi="Times New Roman" w:hint="eastAsia"/>
-          <w:sz w:val="28"/>
-          <w:szCs w:val="28"/>
-        </w:rPr>
-        <w:t>5.5 AI</w:t>
-      </w:r>
-      <w:r>
-        <w:rPr>
-          <w:rFonts w:ascii="Times New Roman" w:hAnsi="Times New Roman" w:hint="eastAsia"/>
-          <w:sz w:val="28"/>
-          <w:szCs w:val="28"/>
-        </w:rPr>
-        <w:t>辅助资料查阅与解析</w:t>
-      </w:r>
-    </w:p>
-    <w:p>
-      <w:pPr>
-        <w:rPr>
-          <w:rFonts w:ascii="Times New Roman" w:hAnsi="Times New Roman"/>
-          <w:sz w:val="28"/>
-          <w:szCs w:val="28"/>
-        </w:rPr>
-      </w:pPr>
-      <w:r>
-        <w:rPr>
-          <w:rFonts w:ascii="Times New Roman" w:hAnsi="Times New Roman"/>
-          <w:sz w:val="28"/>
-          <w:szCs w:val="28"/>
-        </w:rPr>
-        <w:tab/>
-      </w:r>
-      <w:r>
-        <w:rPr>
-          <w:rFonts w:ascii="Times New Roman" w:hAnsi="Times New Roman" w:hint="eastAsia"/>
-          <w:sz w:val="28"/>
-          <w:szCs w:val="28"/>
-        </w:rPr>
-        <w:t>本程序在早期资料查询与思路构建期间提供辅助搜索与解析</w:t>
-      </w:r>
-    </w:p>
-    <w:p>
-      <w:pPr>
-        <w:rPr>
-          <w:rFonts w:ascii="Times New Roman" w:hAnsi="Times New Roman"/>
-          <w:sz w:val="28"/>
-          <w:szCs w:val="28"/>
-        </w:rPr>
-      </w:pPr>
-      <w:r>
-        <w:rPr>
-          <w:rFonts w:ascii="Times New Roman" w:hAnsi="Times New Roman" w:hint="eastAsia"/>
-          <w:sz w:val="28"/>
-          <w:szCs w:val="28"/>
-        </w:rPr>
-        <w:t>具体表现为：</w:t>
-      </w:r>
-    </w:p>
-    <w:p>
-      <w:pPr>
-        <w:rPr>
-          <w:rFonts w:ascii="Times New Roman" w:hAnsi="Times New Roman" w:hint="eastAsia"/>
-          <w:sz w:val="28"/>
-          <w:szCs w:val="28"/>
-        </w:rPr>
-      </w:pPr>
-      <w:r>
-        <w:rPr>
-          <w:rFonts w:ascii="Times New Roman" w:hAnsi="Times New Roman"/>
-          <w:sz w:val="28"/>
-          <w:szCs w:val="28"/>
-        </w:rPr>
-        <w:lastRenderedPageBreak/>
-        <w:tab/>
-      </w:r>
-      <w:r>
-        <w:rPr>
-          <w:rFonts w:ascii="Times New Roman" w:hAnsi="Times New Roman" w:hint="eastAsia"/>
-          <w:sz w:val="28"/>
-          <w:szCs w:val="28"/>
-        </w:rPr>
-        <w:t>部分文献与算法思路由</w:t>
-      </w:r>
-      <w:r>
-        <w:rPr>
-          <w:rFonts w:ascii="Times New Roman" w:hAnsi="Times New Roman" w:hint="eastAsia"/>
-          <w:sz w:val="28"/>
-          <w:szCs w:val="28"/>
-        </w:rPr>
-        <w:t>AI</w:t>
-      </w:r>
-      <w:r>
-        <w:rPr>
-          <w:rFonts w:ascii="Times New Roman" w:hAnsi="Times New Roman" w:hint="eastAsia"/>
-          <w:sz w:val="28"/>
-          <w:szCs w:val="28"/>
-        </w:rPr>
-        <w:t>辅助整理并提出构建意见（如在静态搜索中的不良剪枝相关资料），在</w:t>
-      </w:r>
-      <w:r>
-        <w:rPr>
-          <w:rFonts w:ascii="Times New Roman" w:hAnsi="Times New Roman" w:hint="eastAsia"/>
-          <w:sz w:val="28"/>
-          <w:szCs w:val="28"/>
-        </w:rPr>
-        <w:t>AI</w:t>
-      </w:r>
-      <w:r>
-        <w:rPr>
-          <w:rFonts w:ascii="Times New Roman" w:hAnsi="Times New Roman" w:hint="eastAsia"/>
-          <w:sz w:val="28"/>
-          <w:szCs w:val="28"/>
-        </w:rPr>
-        <w:t>辅助下综合了多种思路并选取优解</w:t>
-      </w:r>
+        <w:rPr>
+          <w:rFonts w:ascii="Times New Roman" w:hAnsi="Times New Roman"/>
+          <w:sz w:val="28"/>
+          <w:szCs w:val="28"/>
+        </w:rPr>
+      </w:pPr>
+    </w:p>
+    <w:p>
+      <w:pPr>
+        <w:rPr>
+          <w:rFonts w:ascii="Times New Roman" w:hAnsi="Times New Roman"/>
+          <w:sz w:val="28"/>
+          <w:szCs w:val="28"/>
+        </w:rPr>
+      </w:pPr>
+    </w:p>
+    <w:p>
+      <w:pPr>
+        <w:rPr>
+          <w:rFonts w:ascii="Times New Roman" w:hAnsi="Times New Roman"/>
+          <w:sz w:val="28"/>
+          <w:szCs w:val="28"/>
+        </w:rPr>
+      </w:pPr>
+    </w:p>
+    <w:p>
+      <w:pPr>
+        <w:rPr>
+          <w:rFonts w:ascii="Times New Roman" w:hAnsi="Times New Roman"/>
+          <w:sz w:val="28"/>
+          <w:szCs w:val="28"/>
+        </w:rPr>
+      </w:pPr>
+    </w:p>
+    <w:p>
+      <w:pPr>
+        <w:rPr>
+          <w:rFonts w:ascii="Times New Roman" w:hAnsi="Times New Roman"/>
+          <w:sz w:val="28"/>
+          <w:szCs w:val="28"/>
+        </w:rPr>
+      </w:pPr>
+    </w:p>
+    <w:p>
+      <w:pPr>
+        <w:rPr>
+          <w:rFonts w:ascii="Times New Roman" w:hAnsi="Times New Roman"/>
+          <w:sz w:val="28"/>
+          <w:szCs w:val="28"/>
+        </w:rPr>
+      </w:pPr>
+    </w:p>
+    <w:p>
+      <w:pPr>
+        <w:rPr>
+          <w:rFonts w:ascii="Times New Roman" w:hAnsi="Times New Roman"/>
+          <w:sz w:val="28"/>
+          <w:szCs w:val="28"/>
+        </w:rPr>
+      </w:pPr>
+    </w:p>
+    <w:p>
+      <w:pPr>
+        <w:rPr>
+          <w:rFonts w:ascii="Times New Roman" w:hAnsi="Times New Roman"/>
+          <w:sz w:val="28"/>
+          <w:szCs w:val="28"/>
+        </w:rPr>
+      </w:pPr>
+    </w:p>
+    <w:p>
+      <w:pPr>
+        <w:rPr>
+          <w:rFonts w:ascii="Times New Roman" w:hAnsi="Times New Roman"/>
+          <w:sz w:val="28"/>
+          <w:szCs w:val="28"/>
+        </w:rPr>
+      </w:pPr>
+    </w:p>
+    <w:p>
+      <w:pPr>
+        <w:rPr>
+          <w:rFonts w:ascii="Times New Roman" w:hAnsi="Times New Roman"/>
+          <w:sz w:val="28"/>
+          <w:szCs w:val="28"/>
+        </w:rPr>
+      </w:pPr>
+    </w:p>
+    <w:p>
+      <w:pPr>
+        <w:rPr>
+          <w:rFonts w:ascii="Times New Roman" w:hAnsi="Times New Roman" w:hint="eastAsia"/>
+          <w:sz w:val="28"/>
+          <w:szCs w:val="28"/>
+        </w:rPr>
+      </w:pPr>
     </w:p>
     <w:p>
       <w:pPr>
@@ -11111,61 +13829,1631 @@
         </w:rPr>
         <w:t>参考文献</w:t>
       </w:r>
-      <w:bookmarkEnd w:id="33"/>
-    </w:p>
-    <w:p>
-      <w:pPr>
-        <w:rPr>
-          <w:ins w:id="42" w:author="阳 万" w:date="2026-05-03T12:15:00Z"/>
-        </w:rPr>
-      </w:pPr>
-      <w:r>
-        <w:rPr>
-          <w:rFonts w:ascii="Times New Roman" w:hAnsi="Times New Roman"/>
-          <w:color w:val="0000FF"/>
-        </w:rPr>
-        <w:t>列出</w:t>
-      </w:r>
-      <w:r>
-        <w:rPr>
-          <w:rFonts w:ascii="Times New Roman" w:hAnsi="Times New Roman"/>
-          <w:color w:val="0000FF"/>
-        </w:rPr>
-        <w:t>本题完成</w:t>
-      </w:r>
-      <w:r>
-        <w:rPr>
-          <w:rFonts w:ascii="Times New Roman" w:hAnsi="Times New Roman"/>
-          <w:color w:val="0000FF"/>
-        </w:rPr>
-        <w:t>过程中用到的</w:t>
-      </w:r>
-      <w:r>
-        <w:rPr>
-          <w:rFonts w:ascii="Times New Roman" w:hAnsi="Times New Roman"/>
-          <w:color w:val="0000FF"/>
-        </w:rPr>
-        <w:t>文献</w:t>
-      </w:r>
-      <w:r>
-        <w:rPr>
-          <w:rFonts w:ascii="Times New Roman" w:hAnsi="Times New Roman"/>
-          <w:color w:val="0000FF"/>
-        </w:rPr>
-        <w:t>资料、网站链接</w:t>
-      </w:r>
-      <w:r>
-        <w:rPr>
-          <w:rFonts w:hint="eastAsia"/>
-          <w:color w:val="0000FF"/>
-        </w:rPr>
-        <w:t>等</w:t>
-      </w:r>
-    </w:p>
-    <w:p/>
+      <w:bookmarkEnd w:id="31"/>
+    </w:p>
+    <w:p>
+      <w:pPr>
+        <w:rPr>
+          <w:rFonts w:ascii="Times New Roman" w:hAnsi="Times New Roman"/>
+          <w:sz w:val="28"/>
+          <w:szCs w:val="28"/>
+        </w:rPr>
+      </w:pPr>
+      <w:r>
+        <w:rPr>
+          <w:rFonts w:ascii="Times New Roman" w:hAnsi="Times New Roman"/>
+          <w:sz w:val="28"/>
+          <w:szCs w:val="28"/>
+        </w:rPr>
+        <w:t xml:space="preserve">6.1 </w:t>
+      </w:r>
+      <w:r>
+        <w:rPr>
+          <w:rFonts w:ascii="Times New Roman" w:hAnsi="Times New Roman" w:hint="eastAsia"/>
+          <w:sz w:val="28"/>
+          <w:szCs w:val="28"/>
+        </w:rPr>
+        <w:t>参考网站链接</w:t>
+      </w:r>
+      <w:r>
+        <w:rPr>
+          <w:rFonts w:ascii="Times New Roman" w:hAnsi="Times New Roman" w:hint="eastAsia"/>
+          <w:sz w:val="28"/>
+          <w:szCs w:val="28"/>
+        </w:rPr>
+        <w:t>(</w:t>
+      </w:r>
+      <w:r>
+        <w:rPr>
+          <w:rFonts w:ascii="Times New Roman" w:hAnsi="Times New Roman" w:hint="eastAsia"/>
+          <w:sz w:val="28"/>
+          <w:szCs w:val="28"/>
+        </w:rPr>
+        <w:t>为简洁起见，部分多个连载的文章仅粘贴其中一部分的网站域名链接</w:t>
+      </w:r>
+      <w:r>
+        <w:rPr>
+          <w:rFonts w:ascii="Times New Roman" w:hAnsi="Times New Roman"/>
+          <w:sz w:val="28"/>
+          <w:szCs w:val="28"/>
+        </w:rPr>
+        <w:t>)</w:t>
+      </w:r>
+    </w:p>
+    <w:p>
+      <w:pPr>
+        <w:rPr>
+          <w:rFonts w:ascii="Times New Roman" w:hAnsi="Times New Roman"/>
+          <w:sz w:val="28"/>
+          <w:szCs w:val="28"/>
+        </w:rPr>
+      </w:pPr>
+      <w:hyperlink r:id="rId22" w:history="1">
+        <w:r>
+          <w:rPr>
+            <w:rStyle w:val="a8"/>
+            <w:rFonts w:ascii="Times New Roman" w:hAnsi="Times New Roman"/>
+            <w:sz w:val="28"/>
+            <w:szCs w:val="28"/>
+          </w:rPr>
+          <w:t>https://www.xqbase.com/</w:t>
+        </w:r>
+      </w:hyperlink>
+      <w:r>
+        <w:rPr>
+          <w:rFonts w:ascii="Times New Roman" w:hAnsi="Times New Roman"/>
+          <w:sz w:val="28"/>
+          <w:szCs w:val="28"/>
+        </w:rPr>
+        <w:t xml:space="preserve"> </w:t>
+      </w:r>
+      <w:r>
+        <w:rPr>
+          <w:rFonts w:ascii="Times New Roman" w:hAnsi="Times New Roman" w:hint="eastAsia"/>
+          <w:sz w:val="28"/>
+          <w:szCs w:val="28"/>
+        </w:rPr>
+        <w:t>象棋巫师</w:t>
+      </w:r>
+    </w:p>
+    <w:p>
+      <w:pPr>
+        <w:rPr>
+          <w:rFonts w:ascii="Times New Roman" w:hAnsi="Times New Roman"/>
+          <w:sz w:val="28"/>
+          <w:szCs w:val="28"/>
+        </w:rPr>
+      </w:pPr>
+      <w:hyperlink r:id="rId23" w:history="1">
+        <w:r>
+          <w:rPr>
+            <w:rStyle w:val="a8"/>
+            <w:rFonts w:ascii="Times New Roman" w:hAnsi="Times New Roman"/>
+            <w:sz w:val="28"/>
+            <w:szCs w:val="28"/>
+          </w:rPr>
+          <w:t>https://www.xqbase.com/computer/stepbystep1.htm</w:t>
+        </w:r>
+      </w:hyperlink>
+      <w:r>
+        <w:rPr>
+          <w:rFonts w:ascii="Times New Roman" w:hAnsi="Times New Roman"/>
+          <w:sz w:val="28"/>
+          <w:szCs w:val="28"/>
+        </w:rPr>
+        <w:t xml:space="preserve"> </w:t>
+      </w:r>
+    </w:p>
+    <w:p>
+      <w:pPr>
+        <w:rPr>
+          <w:rFonts w:ascii="Times New Roman" w:hAnsi="Times New Roman"/>
+          <w:sz w:val="28"/>
+          <w:szCs w:val="28"/>
+        </w:rPr>
+      </w:pPr>
+      <w:r>
+        <w:rPr>
+          <w:rFonts w:ascii="Times New Roman" w:hAnsi="Times New Roman" w:hint="eastAsia"/>
+          <w:sz w:val="28"/>
+          <w:szCs w:val="28"/>
+        </w:rPr>
+        <w:t>《</w:t>
+      </w:r>
+      <w:r>
+        <w:rPr>
+          <w:rFonts w:ascii="Times New Roman" w:hAnsi="Times New Roman" w:hint="eastAsia"/>
+          <w:sz w:val="28"/>
+          <w:szCs w:val="28"/>
+        </w:rPr>
+        <w:t>电脑象棋循序渐进</w:t>
+      </w:r>
+      <w:r>
+        <w:rPr>
+          <w:rFonts w:ascii="Times New Roman" w:hAnsi="Times New Roman" w:hint="eastAsia"/>
+          <w:sz w:val="28"/>
+          <w:szCs w:val="28"/>
+        </w:rPr>
+        <w:t>》教程</w:t>
+      </w:r>
+    </w:p>
+    <w:p>
+      <w:pPr>
+        <w:rPr>
+          <w:rFonts w:ascii="Times New Roman" w:hAnsi="Times New Roman"/>
+          <w:sz w:val="28"/>
+          <w:szCs w:val="28"/>
+        </w:rPr>
+      </w:pPr>
+      <w:hyperlink r:id="rId24" w:history="1">
+        <w:r>
+          <w:rPr>
+            <w:rStyle w:val="a8"/>
+            <w:rFonts w:ascii="Times New Roman" w:hAnsi="Times New Roman"/>
+            <w:sz w:val="28"/>
+            <w:szCs w:val="28"/>
+          </w:rPr>
+          <w:t>https://www.xqbase.com/computer/outline.htm</w:t>
+        </w:r>
+      </w:hyperlink>
+      <w:r>
+        <w:rPr>
+          <w:rFonts w:ascii="Times New Roman" w:hAnsi="Times New Roman"/>
+          <w:sz w:val="28"/>
+          <w:szCs w:val="28"/>
+        </w:rPr>
+        <w:t xml:space="preserve"> </w:t>
+      </w:r>
+    </w:p>
+    <w:p>
+      <w:pPr>
+        <w:rPr>
+          <w:rFonts w:ascii="Times New Roman" w:hAnsi="Times New Roman"/>
+          <w:sz w:val="28"/>
+          <w:szCs w:val="28"/>
+        </w:rPr>
+      </w:pPr>
+      <w:r>
+        <w:rPr>
+          <w:rFonts w:ascii="Times New Roman" w:hAnsi="Times New Roman" w:hint="eastAsia"/>
+          <w:sz w:val="28"/>
+          <w:szCs w:val="28"/>
+        </w:rPr>
+        <w:t>《对弈程序基本技术》</w:t>
+      </w:r>
+      <w:r>
+        <w:rPr>
+          <w:rFonts w:ascii="Times New Roman" w:hAnsi="Times New Roman" w:hint="eastAsia"/>
+          <w:sz w:val="28"/>
+          <w:szCs w:val="28"/>
+        </w:rPr>
+        <w:t>教程</w:t>
+      </w:r>
+    </w:p>
+    <w:p>
+      <w:pPr>
+        <w:rPr>
+          <w:rFonts w:ascii="Times New Roman" w:hAnsi="Times New Roman"/>
+          <w:sz w:val="28"/>
+          <w:szCs w:val="28"/>
+        </w:rPr>
+      </w:pPr>
+      <w:hyperlink r:id="rId25" w:history="1">
+        <w:r>
+          <w:rPr>
+            <w:rStyle w:val="a8"/>
+            <w:rFonts w:ascii="Times New Roman" w:hAnsi="Times New Roman"/>
+            <w:sz w:val="28"/>
+            <w:szCs w:val="28"/>
+          </w:rPr>
+          <w:t>https://www.xqbase.com/resource.htm#resources</w:t>
+        </w:r>
+      </w:hyperlink>
+      <w:r>
+        <w:rPr>
+          <w:rFonts w:ascii="Times New Roman" w:hAnsi="Times New Roman"/>
+          <w:sz w:val="28"/>
+          <w:szCs w:val="28"/>
+        </w:rPr>
+        <w:t xml:space="preserve"> </w:t>
+      </w:r>
+      <w:r>
+        <w:rPr>
+          <w:rFonts w:ascii="Times New Roman" w:hAnsi="Times New Roman" w:hint="eastAsia"/>
+          <w:sz w:val="28"/>
+          <w:szCs w:val="28"/>
+        </w:rPr>
+        <w:t>中国象棋学术资源</w:t>
+      </w:r>
+    </w:p>
+    <w:p>
+      <w:pPr>
+        <w:rPr>
+          <w:rFonts w:ascii="Times New Roman" w:hAnsi="Times New Roman"/>
+          <w:sz w:val="28"/>
+          <w:szCs w:val="28"/>
+        </w:rPr>
+      </w:pPr>
+      <w:hyperlink r:id="rId26" w:history="1">
+        <w:r>
+          <w:rPr>
+            <w:rStyle w:val="a8"/>
+            <w:rFonts w:ascii="Times New Roman" w:hAnsi="Times New Roman"/>
+            <w:sz w:val="28"/>
+            <w:szCs w:val="28"/>
+          </w:rPr>
+          <w:t>https://gamedev.net/</w:t>
+        </w:r>
+      </w:hyperlink>
+      <w:r>
+        <w:rPr>
+          <w:rFonts w:ascii="Times New Roman" w:hAnsi="Times New Roman"/>
+          <w:sz w:val="28"/>
+          <w:szCs w:val="28"/>
+        </w:rPr>
+        <w:t xml:space="preserve"> </w:t>
+      </w:r>
+      <w:r>
+        <w:rPr>
+          <w:rFonts w:ascii="Times New Roman" w:hAnsi="Times New Roman" w:hint="eastAsia"/>
+          <w:sz w:val="28"/>
+          <w:szCs w:val="28"/>
+        </w:rPr>
+        <w:t>全球游戏开发者论坛</w:t>
+      </w:r>
+    </w:p>
+    <w:p>
+      <w:pPr>
+        <w:rPr>
+          <w:rFonts w:ascii="Times New Roman" w:hAnsi="Times New Roman"/>
+          <w:sz w:val="28"/>
+          <w:szCs w:val="28"/>
+        </w:rPr>
+      </w:pPr>
+      <w:hyperlink r:id="rId27" w:history="1">
+        <w:r>
+          <w:rPr>
+            <w:rStyle w:val="a8"/>
+            <w:rFonts w:ascii="Times New Roman" w:hAnsi="Times New Roman"/>
+            <w:sz w:val="28"/>
+            <w:szCs w:val="28"/>
+          </w:rPr>
+          <w:t>https://gamedev.net/tutorials/programming/artificial-intelligence/chess-programming-part-ii-data-structures-r1046/</w:t>
+        </w:r>
+      </w:hyperlink>
+      <w:r>
+        <w:rPr>
+          <w:rFonts w:ascii="Times New Roman" w:hAnsi="Times New Roman"/>
+          <w:sz w:val="28"/>
+          <w:szCs w:val="28"/>
+        </w:rPr>
+        <w:t xml:space="preserve"> </w:t>
+      </w:r>
+      <w:r>
+        <w:rPr>
+          <w:rFonts w:ascii="Times New Roman" w:hAnsi="Times New Roman" w:hint="eastAsia"/>
+          <w:sz w:val="28"/>
+          <w:szCs w:val="28"/>
+        </w:rPr>
+        <w:t>象棋游戏程序教程</w:t>
+      </w:r>
+    </w:p>
+    <w:p>
+      <w:pPr>
+        <w:rPr>
+          <w:rFonts w:ascii="Times New Roman" w:hAnsi="Times New Roman"/>
+          <w:sz w:val="28"/>
+          <w:szCs w:val="28"/>
+        </w:rPr>
+      </w:pPr>
+    </w:p>
+    <w:p>
+      <w:pPr>
+        <w:rPr>
+          <w:rFonts w:ascii="Times New Roman" w:hAnsi="Times New Roman"/>
+          <w:sz w:val="28"/>
+          <w:szCs w:val="28"/>
+        </w:rPr>
+      </w:pPr>
+      <w:hyperlink r:id="rId28" w:history="1">
+        <w:r>
+          <w:rPr>
+            <w:rStyle w:val="a8"/>
+            <w:rFonts w:ascii="Times New Roman" w:hAnsi="Times New Roman"/>
+            <w:sz w:val="28"/>
+            <w:szCs w:val="28"/>
+          </w:rPr>
+          <w:t>https://www.cnblogs.com/royhoo/p/6426394.html</w:t>
+        </w:r>
+      </w:hyperlink>
+      <w:r>
+        <w:rPr>
+          <w:rFonts w:ascii="Times New Roman" w:hAnsi="Times New Roman" w:hint="eastAsia"/>
+          <w:sz w:val="28"/>
+          <w:szCs w:val="28"/>
+        </w:rPr>
+        <w:t xml:space="preserve"> JavaScript</w:t>
+      </w:r>
+      <w:r>
+        <w:rPr>
+          <w:rFonts w:ascii="Times New Roman" w:hAnsi="Times New Roman"/>
+          <w:sz w:val="28"/>
+          <w:szCs w:val="28"/>
+        </w:rPr>
+        <w:t xml:space="preserve"> </w:t>
+      </w:r>
+      <w:r>
+        <w:rPr>
+          <w:rFonts w:ascii="Times New Roman" w:hAnsi="Times New Roman" w:hint="eastAsia"/>
+          <w:sz w:val="28"/>
+          <w:szCs w:val="28"/>
+        </w:rPr>
+        <w:t>中国象棋程序构建教程</w:t>
+      </w:r>
+    </w:p>
+    <w:p>
+      <w:pPr>
+        <w:rPr>
+          <w:rFonts w:ascii="Times New Roman" w:hAnsi="Times New Roman"/>
+          <w:sz w:val="28"/>
+          <w:szCs w:val="28"/>
+        </w:rPr>
+      </w:pPr>
+      <w:hyperlink r:id="rId29" w:history="1">
+        <w:r>
+          <w:rPr>
+            <w:rStyle w:val="a8"/>
+            <w:rFonts w:ascii="Times New Roman" w:hAnsi="Times New Roman"/>
+            <w:sz w:val="28"/>
+            <w:szCs w:val="28"/>
+          </w:rPr>
+          <w:t>https://www.cnblogs.com/tuanzang/archive/2013/02/27/2935743.html</w:t>
+        </w:r>
+      </w:hyperlink>
+    </w:p>
+    <w:p>
+      <w:pPr>
+        <w:rPr>
+          <w:rFonts w:ascii="Times New Roman" w:hAnsi="Times New Roman"/>
+          <w:sz w:val="28"/>
+          <w:szCs w:val="28"/>
+        </w:rPr>
+      </w:pPr>
+      <w:r>
+        <w:rPr>
+          <w:rFonts w:ascii="Times New Roman" w:hAnsi="Times New Roman" w:hint="eastAsia"/>
+          <w:sz w:val="28"/>
+          <w:szCs w:val="28"/>
+        </w:rPr>
+        <w:t>中国象棋的某些想法</w:t>
+      </w:r>
+    </w:p>
+    <w:p>
+      <w:pPr>
+        <w:rPr>
+          <w:rFonts w:ascii="Times New Roman" w:hAnsi="Times New Roman"/>
+          <w:sz w:val="28"/>
+          <w:szCs w:val="28"/>
+        </w:rPr>
+      </w:pPr>
+    </w:p>
+    <w:p>
+      <w:pPr>
+        <w:rPr>
+          <w:rFonts w:ascii="Times New Roman" w:hAnsi="Times New Roman"/>
+          <w:sz w:val="28"/>
+          <w:szCs w:val="28"/>
+        </w:rPr>
+      </w:pPr>
+      <w:hyperlink r:id="rId30" w:history="1">
+        <w:r>
+          <w:rPr>
+            <w:rStyle w:val="a8"/>
+            <w:rFonts w:ascii="Times New Roman" w:hAnsi="Times New Roman"/>
+            <w:sz w:val="28"/>
+            <w:szCs w:val="28"/>
+          </w:rPr>
+          <w:t>https://www.cnblogs.com/tuanzang/archive/2013/02/27/2935729.html</w:t>
+        </w:r>
+      </w:hyperlink>
+    </w:p>
+    <w:p>
+      <w:pPr>
+        <w:rPr>
+          <w:rFonts w:ascii="Times New Roman" w:hAnsi="Times New Roman" w:hint="eastAsia"/>
+          <w:sz w:val="28"/>
+          <w:szCs w:val="28"/>
+        </w:rPr>
+      </w:pPr>
+      <w:r>
+        <w:rPr>
+          <w:rFonts w:ascii="Times New Roman" w:hAnsi="Times New Roman" w:hint="eastAsia"/>
+          <w:sz w:val="28"/>
+          <w:szCs w:val="28"/>
+        </w:rPr>
+        <w:t>中国象棋的部分实现代码</w:t>
+      </w:r>
+    </w:p>
+    <w:p>
+      <w:pPr>
+        <w:rPr>
+          <w:rFonts w:ascii="Times New Roman" w:hAnsi="Times New Roman"/>
+          <w:sz w:val="28"/>
+          <w:szCs w:val="28"/>
+        </w:rPr>
+      </w:pPr>
+      <w:hyperlink r:id="rId31" w:history="1">
+        <w:r>
+          <w:rPr>
+            <w:rStyle w:val="a8"/>
+            <w:rFonts w:ascii="Times New Roman" w:hAnsi="Times New Roman"/>
+            <w:sz w:val="28"/>
+            <w:szCs w:val="28"/>
+          </w:rPr>
+          <w:t>https://oi.wiki/math/game-theory/zero-sum-game/</w:t>
+        </w:r>
+      </w:hyperlink>
+      <w:r>
+        <w:rPr>
+          <w:rFonts w:ascii="Times New Roman" w:hAnsi="Times New Roman" w:hint="eastAsia"/>
+          <w:sz w:val="28"/>
+          <w:szCs w:val="28"/>
+        </w:rPr>
+        <w:t xml:space="preserve"> </w:t>
+      </w:r>
+    </w:p>
+    <w:p>
+      <w:pPr>
+        <w:rPr>
+          <w:rFonts w:ascii="Times New Roman" w:hAnsi="Times New Roman"/>
+          <w:sz w:val="28"/>
+          <w:szCs w:val="28"/>
+        </w:rPr>
+      </w:pPr>
+      <w:r>
+        <w:rPr>
+          <w:rFonts w:ascii="Times New Roman" w:hAnsi="Times New Roman" w:hint="eastAsia"/>
+          <w:sz w:val="28"/>
+          <w:szCs w:val="28"/>
+        </w:rPr>
+        <w:t>博弈论与游戏基本理论</w:t>
+      </w:r>
+    </w:p>
+    <w:p>
+      <w:pPr>
+        <w:rPr>
+          <w:rFonts w:ascii="Times New Roman" w:hAnsi="Times New Roman"/>
+          <w:sz w:val="28"/>
+          <w:szCs w:val="28"/>
+        </w:rPr>
+      </w:pPr>
+      <w:hyperlink r:id="rId32" w:history="1">
+        <w:r>
+          <w:rPr>
+            <w:rStyle w:val="a8"/>
+            <w:rFonts w:ascii="Times New Roman" w:hAnsi="Times New Roman"/>
+            <w:sz w:val="28"/>
+            <w:szCs w:val="28"/>
+          </w:rPr>
+          <w:t>https://github.com/xqbase/eleeye</w:t>
+        </w:r>
+      </w:hyperlink>
+      <w:r>
+        <w:rPr>
+          <w:rFonts w:ascii="Times New Roman" w:hAnsi="Times New Roman" w:hint="eastAsia"/>
+          <w:sz w:val="28"/>
+          <w:szCs w:val="28"/>
+        </w:rPr>
+        <w:t xml:space="preserve"> </w:t>
+      </w:r>
+      <w:r>
+        <w:rPr>
+          <w:rFonts w:ascii="Times New Roman" w:hAnsi="Times New Roman"/>
+          <w:sz w:val="28"/>
+          <w:szCs w:val="28"/>
+        </w:rPr>
+        <w:t xml:space="preserve"> </w:t>
+      </w:r>
+      <w:r>
+        <w:rPr>
+          <w:rFonts w:ascii="Times New Roman" w:hAnsi="Times New Roman" w:hint="eastAsia"/>
+          <w:sz w:val="28"/>
+          <w:szCs w:val="28"/>
+        </w:rPr>
+        <w:t>象眼中国象棋</w:t>
+      </w:r>
+    </w:p>
+    <w:p>
+      <w:pPr>
+        <w:rPr>
+          <w:rFonts w:ascii="Times New Roman" w:hAnsi="Times New Roman" w:hint="eastAsia"/>
+          <w:sz w:val="28"/>
+          <w:szCs w:val="28"/>
+        </w:rPr>
+      </w:pPr>
+      <w:hyperlink r:id="rId33" w:history="1">
+        <w:r>
+          <w:rPr>
+            <w:rStyle w:val="a8"/>
+            <w:rFonts w:ascii="Times New Roman" w:hAnsi="Times New Roman"/>
+            <w:sz w:val="28"/>
+            <w:szCs w:val="28"/>
+          </w:rPr>
+          <w:t>https://www.xqbase.com/league/mrsd.htm</w:t>
+        </w:r>
+      </w:hyperlink>
+      <w:r>
+        <w:rPr>
+          <w:rFonts w:ascii="Times New Roman" w:hAnsi="Times New Roman" w:hint="eastAsia"/>
+          <w:sz w:val="28"/>
+          <w:szCs w:val="28"/>
+        </w:rPr>
+        <w:t xml:space="preserve"> </w:t>
+      </w:r>
+      <w:r>
+        <w:rPr>
+          <w:rFonts w:ascii="Times New Roman" w:hAnsi="Times New Roman"/>
+          <w:sz w:val="28"/>
+          <w:szCs w:val="28"/>
+        </w:rPr>
+        <w:t xml:space="preserve"> </w:t>
+      </w:r>
+      <w:r>
+        <w:rPr>
+          <w:rFonts w:ascii="Times New Roman" w:hAnsi="Times New Roman" w:hint="eastAsia"/>
+          <w:sz w:val="28"/>
+          <w:szCs w:val="28"/>
+        </w:rPr>
+        <w:t>梦入神蛋中国象棋</w:t>
+      </w:r>
+    </w:p>
+    <w:p>
+      <w:pPr>
+        <w:rPr>
+          <w:rFonts w:ascii="Times New Roman" w:hAnsi="Times New Roman"/>
+          <w:sz w:val="28"/>
+          <w:szCs w:val="28"/>
+        </w:rPr>
+      </w:pPr>
+    </w:p>
+    <w:p>
+      <w:pPr>
+        <w:rPr>
+          <w:rFonts w:ascii="Times New Roman" w:hAnsi="Times New Roman" w:hint="eastAsia"/>
+          <w:sz w:val="28"/>
+          <w:szCs w:val="28"/>
+        </w:rPr>
+      </w:pPr>
+    </w:p>
+    <w:p>
+      <w:pPr>
+        <w:rPr>
+          <w:rFonts w:ascii="Times New Roman" w:hAnsi="Times New Roman" w:hint="eastAsia"/>
+          <w:sz w:val="28"/>
+          <w:szCs w:val="28"/>
+        </w:rPr>
+      </w:pPr>
+      <w:r>
+        <w:rPr>
+          <w:rFonts w:ascii="Times New Roman" w:hAnsi="Times New Roman" w:hint="eastAsia"/>
+          <w:sz w:val="28"/>
+          <w:szCs w:val="28"/>
+        </w:rPr>
+        <w:t>6</w:t>
+      </w:r>
+      <w:r>
+        <w:rPr>
+          <w:rFonts w:ascii="Times New Roman" w:hAnsi="Times New Roman"/>
+          <w:sz w:val="28"/>
+          <w:szCs w:val="28"/>
+        </w:rPr>
+        <w:t xml:space="preserve">.2 </w:t>
+      </w:r>
+      <w:r>
+        <w:rPr>
+          <w:rFonts w:ascii="Times New Roman" w:hAnsi="Times New Roman" w:hint="eastAsia"/>
+          <w:sz w:val="28"/>
+          <w:szCs w:val="28"/>
+        </w:rPr>
+        <w:t>参考文献资料</w:t>
+      </w:r>
+    </w:p>
+    <w:p>
+      <w:pPr>
+        <w:rPr>
+          <w:rFonts w:ascii="Times New Roman" w:hAnsi="Times New Roman"/>
+          <w:sz w:val="28"/>
+          <w:szCs w:val="28"/>
+        </w:rPr>
+      </w:pPr>
+      <w:r>
+        <w:rPr>
+          <w:rFonts w:ascii="Times New Roman" w:hAnsi="Times New Roman" w:hint="eastAsia"/>
+          <w:sz w:val="28"/>
+          <w:szCs w:val="28"/>
+        </w:rPr>
+        <w:t>1</w:t>
+      </w:r>
+      <w:r>
+        <w:rPr>
+          <w:rFonts w:ascii="Times New Roman" w:hAnsi="Times New Roman"/>
+          <w:sz w:val="28"/>
+          <w:szCs w:val="28"/>
+        </w:rPr>
+        <w:t>.</w:t>
+      </w:r>
+      <w:r>
+        <w:rPr>
+          <w:rFonts w:ascii="Times New Roman" w:hAnsi="Times New Roman"/>
+          <w:sz w:val="28"/>
+          <w:szCs w:val="28"/>
+        </w:rPr>
+        <w:t>《</w:t>
+      </w:r>
+      <w:r>
+        <w:rPr>
+          <w:rFonts w:ascii="Times New Roman" w:hAnsi="Times New Roman"/>
+          <w:sz w:val="28"/>
+          <w:szCs w:val="28"/>
+        </w:rPr>
+        <w:t>利用统计数据并行蒙特卡罗树搜索算法的中国象棋博弈</w:t>
+      </w:r>
+      <w:r>
+        <w:rPr>
+          <w:rFonts w:ascii="Times New Roman" w:hAnsi="Times New Roman"/>
+          <w:sz w:val="28"/>
+          <w:szCs w:val="28"/>
+        </w:rPr>
+        <w:t>》</w:t>
+      </w:r>
+      <w:r>
+        <w:rPr>
+          <w:rFonts w:ascii="Times New Roman" w:hAnsi="Times New Roman" w:hint="eastAsia"/>
+          <w:sz w:val="28"/>
+          <w:szCs w:val="28"/>
+        </w:rPr>
+        <w:t>，朱舟、闵华松，</w:t>
+      </w:r>
+      <w:r>
+        <w:rPr>
+          <w:rFonts w:ascii="Times New Roman" w:hAnsi="Times New Roman" w:hint="eastAsia"/>
+          <w:sz w:val="28"/>
+          <w:szCs w:val="28"/>
+        </w:rPr>
+        <w:t>《</w:t>
+      </w:r>
+      <w:r>
+        <w:rPr>
+          <w:rFonts w:ascii="Times New Roman" w:hAnsi="Times New Roman" w:hint="eastAsia"/>
+          <w:sz w:val="28"/>
+          <w:szCs w:val="28"/>
+        </w:rPr>
+        <w:t>Computer</w:t>
+      </w:r>
+      <w:r>
+        <w:rPr>
+          <w:rFonts w:ascii="Times New Roman" w:hAnsi="Times New Roman"/>
+          <w:sz w:val="28"/>
+          <w:szCs w:val="28"/>
+        </w:rPr>
+        <w:t xml:space="preserve"> Engineering and Applications</w:t>
+      </w:r>
+      <w:r>
+        <w:rPr>
+          <w:rFonts w:ascii="Times New Roman" w:hAnsi="Times New Roman" w:hint="eastAsia"/>
+          <w:sz w:val="28"/>
+          <w:szCs w:val="28"/>
+        </w:rPr>
+        <w:t>》，</w:t>
+      </w:r>
+      <w:r>
+        <w:rPr>
+          <w:rFonts w:ascii="Times New Roman" w:hAnsi="Times New Roman" w:hint="eastAsia"/>
+          <w:sz w:val="28"/>
+          <w:szCs w:val="28"/>
+        </w:rPr>
+        <w:t>2</w:t>
+      </w:r>
+      <w:r>
+        <w:rPr>
+          <w:rFonts w:ascii="Times New Roman" w:hAnsi="Times New Roman"/>
+          <w:sz w:val="28"/>
+          <w:szCs w:val="28"/>
+        </w:rPr>
+        <w:t>02</w:t>
+      </w:r>
+      <w:r>
+        <w:rPr>
+          <w:rFonts w:ascii="Times New Roman" w:hAnsi="Times New Roman"/>
+          <w:sz w:val="28"/>
+          <w:szCs w:val="28"/>
+        </w:rPr>
+        <w:t>4</w:t>
+      </w:r>
+      <w:r>
+        <w:rPr>
+          <w:rFonts w:ascii="Times New Roman" w:hAnsi="Times New Roman"/>
+          <w:sz w:val="28"/>
+          <w:szCs w:val="28"/>
+        </w:rPr>
+        <w:t>，</w:t>
+      </w:r>
+      <w:r>
+        <w:rPr>
+          <w:rFonts w:ascii="Times New Roman" w:hAnsi="Times New Roman" w:hint="eastAsia"/>
+          <w:sz w:val="28"/>
+          <w:szCs w:val="28"/>
+        </w:rPr>
+        <w:t>6</w:t>
+      </w:r>
+      <w:r>
+        <w:rPr>
+          <w:rFonts w:ascii="Times New Roman" w:hAnsi="Times New Roman"/>
+          <w:sz w:val="28"/>
+          <w:szCs w:val="28"/>
+        </w:rPr>
+        <w:t>0</w:t>
+      </w:r>
+      <w:r>
+        <w:rPr>
+          <w:rFonts w:ascii="Times New Roman" w:hAnsi="Times New Roman" w:hint="eastAsia"/>
+          <w:sz w:val="28"/>
+          <w:szCs w:val="28"/>
+        </w:rPr>
+        <w:t>(</w:t>
+      </w:r>
+      <w:r>
+        <w:rPr>
+          <w:rFonts w:ascii="Times New Roman" w:hAnsi="Times New Roman"/>
+          <w:sz w:val="28"/>
+          <w:szCs w:val="28"/>
+        </w:rPr>
+        <w:t>23)</w:t>
+      </w:r>
+    </w:p>
+    <w:p>
+      <w:pPr>
+        <w:rPr>
+          <w:rFonts w:ascii="Times New Roman" w:hAnsi="Times New Roman"/>
+          <w:sz w:val="28"/>
+          <w:szCs w:val="28"/>
+        </w:rPr>
+      </w:pPr>
+      <w:r>
+        <w:rPr>
+          <w:rFonts w:ascii="Times New Roman" w:hAnsi="Times New Roman" w:hint="eastAsia"/>
+          <w:sz w:val="28"/>
+          <w:szCs w:val="28"/>
+        </w:rPr>
+        <w:t>p</w:t>
+      </w:r>
+      <w:r>
+        <w:rPr>
+          <w:rFonts w:ascii="Times New Roman" w:hAnsi="Times New Roman"/>
+          <w:sz w:val="28"/>
+          <w:szCs w:val="28"/>
+        </w:rPr>
+        <w:t xml:space="preserve">.s: </w:t>
+      </w:r>
+      <w:r>
+        <w:rPr>
+          <w:rFonts w:ascii="Times New Roman" w:hAnsi="Times New Roman" w:hint="eastAsia"/>
+          <w:sz w:val="28"/>
+          <w:szCs w:val="28"/>
+        </w:rPr>
+        <w:t>事实上，考虑到使用</w:t>
+      </w:r>
+      <w:r>
+        <w:rPr>
+          <w:rFonts w:ascii="Times New Roman" w:hAnsi="Times New Roman" w:hint="eastAsia"/>
+          <w:sz w:val="28"/>
+          <w:szCs w:val="28"/>
+        </w:rPr>
+        <w:t>MCTS</w:t>
+      </w:r>
+      <w:r>
+        <w:rPr>
+          <w:rFonts w:ascii="Times New Roman" w:hAnsi="Times New Roman" w:hint="eastAsia"/>
+          <w:sz w:val="28"/>
+          <w:szCs w:val="28"/>
+        </w:rPr>
+        <w:t>算法，需要构建神经网络设计、进行大量网络训练得到。考虑到自身水平问题、课程设计限制、时间</w:t>
+      </w:r>
+      <w:r>
+        <w:rPr>
+          <w:rFonts w:ascii="Times New Roman" w:hAnsi="Times New Roman" w:hint="eastAsia"/>
+          <w:sz w:val="28"/>
+          <w:szCs w:val="28"/>
+        </w:rPr>
+        <w:t>要求</w:t>
+      </w:r>
+      <w:r>
+        <w:rPr>
+          <w:rFonts w:ascii="Times New Roman" w:hAnsi="Times New Roman" w:hint="eastAsia"/>
+          <w:sz w:val="28"/>
+          <w:szCs w:val="28"/>
+        </w:rPr>
+        <w:t>，本程序避开机器学习及神经网络相关算法，也没有使用</w:t>
+      </w:r>
+      <w:r>
+        <w:rPr>
+          <w:rFonts w:ascii="Times New Roman" w:hAnsi="Times New Roman" w:hint="eastAsia"/>
+          <w:sz w:val="28"/>
+          <w:szCs w:val="28"/>
+        </w:rPr>
+        <w:t>MCTS</w:t>
+      </w:r>
+      <w:r>
+        <w:rPr>
+          <w:rFonts w:ascii="Times New Roman" w:hAnsi="Times New Roman" w:hint="eastAsia"/>
+          <w:sz w:val="28"/>
+          <w:szCs w:val="28"/>
+        </w:rPr>
+        <w:t>。这也是对本次课程设计的一种遗憾</w:t>
+      </w:r>
+      <w:r>
+        <w:rPr>
+          <w:rFonts w:ascii="Times New Roman" w:hAnsi="Times New Roman" w:hint="eastAsia"/>
+          <w:sz w:val="28"/>
+          <w:szCs w:val="28"/>
+        </w:rPr>
+        <w:t>。</w:t>
+      </w:r>
+    </w:p>
+    <w:p>
+      <w:pPr>
+        <w:rPr>
+          <w:rFonts w:ascii="Times New Roman" w:hAnsi="Times New Roman" w:hint="eastAsia"/>
+          <w:sz w:val="28"/>
+          <w:szCs w:val="28"/>
+        </w:rPr>
+      </w:pPr>
+      <w:r>
+        <w:rPr>
+          <w:rFonts w:ascii="Times New Roman" w:hAnsi="Times New Roman"/>
+          <w:sz w:val="28"/>
+          <w:szCs w:val="28"/>
+        </w:rPr>
+        <w:t>2.</w:t>
+      </w:r>
+      <w:r>
+        <w:rPr>
+          <w:rFonts w:ascii="Times New Roman" w:hAnsi="Times New Roman" w:hint="eastAsia"/>
+          <w:sz w:val="28"/>
+          <w:szCs w:val="28"/>
+        </w:rPr>
+        <w:t>《</w:t>
+      </w:r>
+      <w:r>
+        <w:rPr>
+          <w:rFonts w:ascii="Times New Roman" w:hAnsi="Times New Roman" w:hint="eastAsia"/>
+          <w:sz w:val="28"/>
+          <w:szCs w:val="28"/>
+        </w:rPr>
+        <w:t>计算机博弈的研究与发展</w:t>
+      </w:r>
+      <w:r>
+        <w:rPr>
+          <w:rFonts w:ascii="Times New Roman" w:hAnsi="Times New Roman" w:hint="eastAsia"/>
+          <w:sz w:val="28"/>
+          <w:szCs w:val="28"/>
+        </w:rPr>
+        <w:t>》，</w:t>
+      </w:r>
+      <w:r>
+        <w:rPr>
+          <w:rFonts w:ascii="Times New Roman" w:hAnsi="Times New Roman" w:hint="eastAsia"/>
+          <w:sz w:val="28"/>
+          <w:szCs w:val="28"/>
+        </w:rPr>
+        <w:t>沈阳航空航天大学工程训练中心</w:t>
+      </w:r>
+      <w:r>
+        <w:rPr>
+          <w:rFonts w:ascii="Times New Roman" w:hAnsi="Times New Roman" w:hint="eastAsia"/>
+          <w:sz w:val="28"/>
+          <w:szCs w:val="28"/>
+        </w:rPr>
+        <w:t>，</w:t>
+      </w:r>
+      <w:r>
+        <w:rPr>
+          <w:rFonts w:ascii="Times New Roman" w:hAnsi="Times New Roman"/>
+          <w:sz w:val="28"/>
+          <w:szCs w:val="28"/>
+        </w:rPr>
+        <w:t xml:space="preserve"> </w:t>
+      </w:r>
+      <w:hyperlink r:id="rId34" w:tgtFrame="_blank" w:history="1">
+        <w:r>
+          <w:rPr>
+            <w:rFonts w:ascii="Times New Roman" w:hAnsi="Times New Roman" w:hint="eastAsia"/>
+            <w:sz w:val="28"/>
+            <w:szCs w:val="28"/>
+          </w:rPr>
+          <w:t>王亚杰</w:t>
+        </w:r>
+      </w:hyperlink>
+      <w:r>
+        <w:rPr>
+          <w:rFonts w:ascii="Times New Roman" w:hAnsi="Times New Roman" w:hint="eastAsia"/>
+          <w:sz w:val="28"/>
+          <w:szCs w:val="28"/>
+        </w:rPr>
+        <w:t>，</w:t>
+      </w:r>
+      <w:hyperlink r:id="rId35" w:tgtFrame="_blank" w:history="1">
+        <w:r>
+          <w:rPr>
+            <w:rFonts w:ascii="Times New Roman" w:hAnsi="Times New Roman" w:hint="eastAsia"/>
+            <w:sz w:val="28"/>
+            <w:szCs w:val="28"/>
+          </w:rPr>
+          <w:t>邱虹坤</w:t>
+        </w:r>
+      </w:hyperlink>
+      <w:r>
+        <w:rPr>
+          <w:rFonts w:ascii="Times New Roman" w:hAnsi="Times New Roman" w:hint="eastAsia"/>
+          <w:sz w:val="28"/>
+          <w:szCs w:val="28"/>
+        </w:rPr>
+        <w:t>，</w:t>
+      </w:r>
+      <w:hyperlink r:id="rId36" w:tgtFrame="_blank" w:history="1">
+        <w:r>
+          <w:rPr>
+            <w:rFonts w:ascii="Times New Roman" w:hAnsi="Times New Roman" w:hint="eastAsia"/>
+            <w:sz w:val="28"/>
+            <w:szCs w:val="28"/>
+          </w:rPr>
+          <w:t>吴燕燕</w:t>
+        </w:r>
+      </w:hyperlink>
+      <w:r>
+        <w:rPr>
+          <w:rFonts w:ascii="Times New Roman" w:hAnsi="Times New Roman" w:hint="eastAsia"/>
+          <w:sz w:val="28"/>
+          <w:szCs w:val="28"/>
+        </w:rPr>
+        <w:t>，</w:t>
+      </w:r>
+      <w:hyperlink r:id="rId37" w:tgtFrame="_blank" w:history="1">
+        <w:r>
+          <w:rPr>
+            <w:rFonts w:ascii="Times New Roman" w:hAnsi="Times New Roman" w:hint="eastAsia"/>
+            <w:sz w:val="28"/>
+            <w:szCs w:val="28"/>
+          </w:rPr>
+          <w:t>李飞</w:t>
+        </w:r>
+      </w:hyperlink>
+      <w:r>
+        <w:rPr>
+          <w:rFonts w:ascii="Times New Roman" w:hAnsi="Times New Roman" w:hint="eastAsia"/>
+          <w:sz w:val="28"/>
+          <w:szCs w:val="28"/>
+        </w:rPr>
+        <w:t>，</w:t>
+      </w:r>
+      <w:hyperlink r:id="rId38" w:tgtFrame="_blank" w:history="1">
+        <w:r>
+          <w:rPr>
+            <w:rFonts w:ascii="Times New Roman" w:hAnsi="Times New Roman" w:hint="eastAsia"/>
+            <w:sz w:val="28"/>
+            <w:szCs w:val="28"/>
+          </w:rPr>
+          <w:t>杨周凤</w:t>
+        </w:r>
+      </w:hyperlink>
+      <w:r>
+        <w:rPr>
+          <w:rFonts w:ascii="Times New Roman" w:hAnsi="Times New Roman" w:hint="eastAsia"/>
+          <w:sz w:val="28"/>
+          <w:szCs w:val="28"/>
+        </w:rPr>
+        <w:t>，</w:t>
+      </w:r>
+      <w:r>
+        <w:rPr>
+          <w:rFonts w:ascii="Times New Roman" w:hAnsi="Times New Roman" w:hint="eastAsia"/>
+          <w:sz w:val="28"/>
+          <w:szCs w:val="28"/>
+        </w:rPr>
+        <w:t>《</w:t>
+      </w:r>
+      <w:r>
+        <w:rPr>
+          <w:rFonts w:ascii="Times New Roman" w:hAnsi="Times New Roman" w:hint="eastAsia"/>
+          <w:sz w:val="28"/>
+          <w:szCs w:val="28"/>
+        </w:rPr>
+        <w:t>智能系统学报</w:t>
+      </w:r>
+      <w:r>
+        <w:rPr>
+          <w:rFonts w:ascii="Times New Roman" w:hAnsi="Times New Roman" w:hint="eastAsia"/>
+          <w:sz w:val="28"/>
+          <w:szCs w:val="28"/>
+        </w:rPr>
+        <w:t>》</w:t>
+      </w:r>
+      <w:r>
+        <w:rPr>
+          <w:rFonts w:ascii="Times New Roman" w:hAnsi="Times New Roman" w:hint="eastAsia"/>
+          <w:sz w:val="28"/>
+          <w:szCs w:val="28"/>
+        </w:rPr>
+        <w:t>，</w:t>
+      </w:r>
+      <w:r>
+        <w:rPr>
+          <w:rFonts w:ascii="Times New Roman" w:hAnsi="Times New Roman"/>
+          <w:sz w:val="28"/>
+          <w:szCs w:val="28"/>
+        </w:rPr>
+        <w:t>2016</w:t>
+      </w:r>
+    </w:p>
+    <w:p>
+      <w:pPr>
+        <w:rPr>
+          <w:rFonts w:ascii="Times New Roman" w:hAnsi="Times New Roman" w:hint="eastAsia"/>
+          <w:sz w:val="28"/>
+          <w:szCs w:val="28"/>
+        </w:rPr>
+      </w:pPr>
+      <w:r>
+        <w:rPr>
+          <w:rFonts w:ascii="Times New Roman" w:hAnsi="Times New Roman"/>
+          <w:sz w:val="28"/>
+          <w:szCs w:val="28"/>
+        </w:rPr>
+        <w:lastRenderedPageBreak/>
+        <w:t>3</w:t>
+      </w:r>
+      <w:r>
+        <w:rPr>
+          <w:rFonts w:ascii="Times New Roman" w:hAnsi="Times New Roman"/>
+          <w:sz w:val="28"/>
+          <w:szCs w:val="28"/>
+        </w:rPr>
+        <w:t>.</w:t>
+      </w:r>
+      <w:r>
+        <w:rPr>
+          <w:rFonts w:ascii="Times New Roman" w:hAnsi="Times New Roman" w:hint="eastAsia"/>
+          <w:sz w:val="28"/>
+          <w:szCs w:val="28"/>
+        </w:rPr>
+        <w:t>《</w:t>
+      </w:r>
+      <w:r>
+        <w:rPr>
+          <w:rFonts w:ascii="Times New Roman" w:hAnsi="Times New Roman" w:hint="eastAsia"/>
+          <w:sz w:val="28"/>
+          <w:szCs w:val="28"/>
+        </w:rPr>
+        <w:t>人与机器人象棋对弈系统的设计与实现</w:t>
+      </w:r>
+      <w:r>
+        <w:rPr>
+          <w:rFonts w:ascii="Times New Roman" w:hAnsi="Times New Roman" w:hint="eastAsia"/>
+          <w:sz w:val="28"/>
+          <w:szCs w:val="28"/>
+        </w:rPr>
+        <w:t>》，中北大学，</w:t>
+      </w:r>
+      <w:r>
+        <w:rPr>
+          <w:rFonts w:ascii="Times New Roman" w:hAnsi="Times New Roman" w:hint="eastAsia"/>
+          <w:sz w:val="28"/>
+          <w:szCs w:val="28"/>
+        </w:rPr>
+        <w:t>硕士学位论文，</w:t>
+      </w:r>
+      <w:hyperlink r:id="rId39" w:tgtFrame="_blank" w:history="1">
+        <w:r>
+          <w:rPr>
+            <w:rFonts w:ascii="Times New Roman" w:hAnsi="Times New Roman" w:hint="eastAsia"/>
+            <w:sz w:val="28"/>
+            <w:szCs w:val="28"/>
+          </w:rPr>
+          <w:t>韩燮</w:t>
+        </w:r>
+      </w:hyperlink>
+      <w:r>
+        <w:rPr>
+          <w:rFonts w:ascii="Times New Roman" w:hAnsi="Times New Roman" w:hint="eastAsia"/>
+          <w:sz w:val="28"/>
+          <w:szCs w:val="28"/>
+        </w:rPr>
+        <w:t>、</w:t>
+      </w:r>
+      <w:hyperlink r:id="rId40" w:tgtFrame="_blank" w:history="1">
+        <w:r>
+          <w:rPr>
+            <w:rFonts w:ascii="Times New Roman" w:hAnsi="Times New Roman" w:hint="eastAsia"/>
+            <w:sz w:val="28"/>
+            <w:szCs w:val="28"/>
+          </w:rPr>
+          <w:t>田卫萍</w:t>
+        </w:r>
+      </w:hyperlink>
+      <w:r>
+        <w:rPr>
+          <w:rFonts w:ascii="Times New Roman" w:hAnsi="Times New Roman"/>
+          <w:sz w:val="28"/>
+          <w:szCs w:val="28"/>
+        </w:rPr>
+        <w:t>，</w:t>
+      </w:r>
+      <w:r>
+        <w:rPr>
+          <w:rFonts w:ascii="Times New Roman" w:hAnsi="Times New Roman"/>
+          <w:sz w:val="28"/>
+          <w:szCs w:val="28"/>
+        </w:rPr>
+        <w:t>2019</w:t>
+      </w:r>
+    </w:p>
+    <w:p>
+      <w:pPr>
+        <w:rPr>
+          <w:rFonts w:ascii="Times New Roman" w:hAnsi="Times New Roman" w:hint="eastAsia"/>
+          <w:sz w:val="28"/>
+          <w:szCs w:val="28"/>
+        </w:rPr>
+      </w:pPr>
+    </w:p>
+    <w:p>
+      <w:pPr>
+        <w:rPr>
+          <w:rFonts w:ascii="Times New Roman" w:hAnsi="Times New Roman" w:hint="eastAsia"/>
+          <w:sz w:val="28"/>
+          <w:szCs w:val="28"/>
+        </w:rPr>
+      </w:pPr>
+      <w:r>
+        <w:rPr>
+          <w:rFonts w:ascii="Times New Roman" w:hAnsi="Times New Roman"/>
+          <w:sz w:val="28"/>
+          <w:szCs w:val="28"/>
+        </w:rPr>
+        <w:t>4</w:t>
+      </w:r>
+      <w:r>
+        <w:rPr>
+          <w:rFonts w:ascii="Times New Roman" w:hAnsi="Times New Roman"/>
+          <w:sz w:val="28"/>
+          <w:szCs w:val="28"/>
+        </w:rPr>
+        <w:t>.</w:t>
+      </w:r>
+      <w:r>
+        <w:rPr>
+          <w:rFonts w:ascii="Times New Roman" w:hAnsi="Times New Roman" w:hint="eastAsia"/>
+          <w:sz w:val="28"/>
+          <w:szCs w:val="28"/>
+        </w:rPr>
+        <w:t>《中国象棋博弈</w:t>
+      </w:r>
+      <w:r>
+        <w:rPr>
+          <w:rFonts w:ascii="Times New Roman" w:hAnsi="Times New Roman" w:hint="eastAsia"/>
+          <w:sz w:val="28"/>
+          <w:szCs w:val="28"/>
+        </w:rPr>
+        <w:t>搜素算法研究与实现</w:t>
+      </w:r>
+      <w:r>
+        <w:rPr>
+          <w:rFonts w:ascii="Times New Roman" w:hAnsi="Times New Roman" w:hint="eastAsia"/>
+          <w:sz w:val="28"/>
+          <w:szCs w:val="28"/>
+        </w:rPr>
+        <w:t>》，</w:t>
+      </w:r>
+      <w:r>
+        <w:rPr>
+          <w:rFonts w:ascii="Times New Roman" w:hAnsi="Times New Roman" w:hint="eastAsia"/>
+          <w:sz w:val="28"/>
+          <w:szCs w:val="28"/>
+        </w:rPr>
+        <w:t>沈阳工业大学</w:t>
+      </w:r>
+      <w:r>
+        <w:rPr>
+          <w:rFonts w:ascii="Times New Roman" w:hAnsi="Times New Roman" w:hint="eastAsia"/>
+          <w:sz w:val="28"/>
+          <w:szCs w:val="28"/>
+        </w:rPr>
+        <w:t>，硕士学位论文，</w:t>
+      </w:r>
+      <w:r>
+        <w:rPr>
+          <w:rFonts w:ascii="Times New Roman" w:hAnsi="Times New Roman" w:hint="eastAsia"/>
+          <w:sz w:val="28"/>
+          <w:szCs w:val="28"/>
+        </w:rPr>
+        <w:t>宋兴亮</w:t>
+      </w:r>
+      <w:r>
+        <w:rPr>
+          <w:rFonts w:ascii="Times New Roman" w:hAnsi="Times New Roman" w:hint="eastAsia"/>
+          <w:sz w:val="28"/>
+          <w:szCs w:val="28"/>
+        </w:rPr>
+        <w:t>，</w:t>
+      </w:r>
+      <w:r>
+        <w:rPr>
+          <w:rFonts w:ascii="Times New Roman" w:hAnsi="Times New Roman" w:hint="eastAsia"/>
+          <w:sz w:val="28"/>
+          <w:szCs w:val="28"/>
+        </w:rPr>
+        <w:t>2</w:t>
+      </w:r>
+      <w:r>
+        <w:rPr>
+          <w:rFonts w:ascii="Times New Roman" w:hAnsi="Times New Roman"/>
+          <w:sz w:val="28"/>
+          <w:szCs w:val="28"/>
+        </w:rPr>
+        <w:t>0</w:t>
+      </w:r>
+      <w:r>
+        <w:rPr>
+          <w:rFonts w:ascii="Times New Roman" w:hAnsi="Times New Roman"/>
+          <w:sz w:val="28"/>
+          <w:szCs w:val="28"/>
+        </w:rPr>
+        <w:t>12</w:t>
+      </w:r>
+      <w:r>
+        <w:rPr>
+          <w:rFonts w:ascii="Times New Roman" w:hAnsi="Times New Roman"/>
+          <w:sz w:val="28"/>
+          <w:szCs w:val="28"/>
+        </w:rPr>
+        <w:t>.</w:t>
+      </w:r>
+      <w:r>
+        <w:rPr>
+          <w:rFonts w:ascii="Times New Roman" w:hAnsi="Times New Roman"/>
+          <w:sz w:val="28"/>
+          <w:szCs w:val="28"/>
+        </w:rPr>
+        <w:t>02</w:t>
+      </w:r>
+      <w:r>
+        <w:rPr>
+          <w:rFonts w:ascii="Times New Roman" w:hAnsi="Times New Roman"/>
+          <w:sz w:val="28"/>
+          <w:szCs w:val="28"/>
+        </w:rPr>
+        <w:t>.</w:t>
+      </w:r>
+      <w:r>
+        <w:rPr>
+          <w:rFonts w:ascii="Times New Roman" w:hAnsi="Times New Roman"/>
+          <w:sz w:val="28"/>
+          <w:szCs w:val="28"/>
+        </w:rPr>
+        <w:t>23</w:t>
+      </w:r>
+    </w:p>
+    <w:p>
+      <w:pPr>
+        <w:rPr>
+          <w:rFonts w:ascii="Times New Roman" w:hAnsi="Times New Roman"/>
+          <w:sz w:val="28"/>
+          <w:szCs w:val="28"/>
+        </w:rPr>
+      </w:pPr>
+      <w:r>
+        <w:rPr>
+          <w:rFonts w:ascii="Times New Roman" w:hAnsi="Times New Roman"/>
+          <w:sz w:val="28"/>
+          <w:szCs w:val="28"/>
+        </w:rPr>
+        <w:t>5</w:t>
+      </w:r>
+      <w:r>
+        <w:rPr>
+          <w:rFonts w:ascii="Times New Roman" w:hAnsi="Times New Roman"/>
+          <w:sz w:val="28"/>
+          <w:szCs w:val="28"/>
+        </w:rPr>
+        <w:t>.</w:t>
+      </w:r>
+      <w:r>
+        <w:rPr>
+          <w:rFonts w:ascii="Times New Roman" w:hAnsi="Times New Roman" w:hint="eastAsia"/>
+          <w:sz w:val="28"/>
+          <w:szCs w:val="28"/>
+        </w:rPr>
+        <w:t>《中国象棋博弈——局面评估研究》，南昌大学，硕士学位论文，罗涛、白似雪，</w:t>
+      </w:r>
+      <w:r>
+        <w:rPr>
+          <w:rFonts w:ascii="Times New Roman" w:hAnsi="Times New Roman" w:hint="eastAsia"/>
+          <w:sz w:val="28"/>
+          <w:szCs w:val="28"/>
+        </w:rPr>
+        <w:t>2</w:t>
+      </w:r>
+      <w:r>
+        <w:rPr>
+          <w:rFonts w:ascii="Times New Roman" w:hAnsi="Times New Roman"/>
+          <w:sz w:val="28"/>
+          <w:szCs w:val="28"/>
+        </w:rPr>
+        <w:t>009.12.27</w:t>
+      </w:r>
+    </w:p>
+    <w:p>
+      <w:pPr>
+        <w:rPr>
+          <w:rFonts w:ascii="Times New Roman" w:hAnsi="Times New Roman"/>
+          <w:sz w:val="28"/>
+          <w:szCs w:val="28"/>
+        </w:rPr>
+      </w:pPr>
+      <w:r>
+        <w:rPr>
+          <w:rFonts w:ascii="Times New Roman" w:hAnsi="Times New Roman"/>
+          <w:sz w:val="28"/>
+          <w:szCs w:val="28"/>
+        </w:rPr>
+        <w:t>6</w:t>
+      </w:r>
+      <w:r>
+        <w:rPr>
+          <w:rFonts w:ascii="Times New Roman" w:hAnsi="Times New Roman"/>
+          <w:sz w:val="28"/>
+          <w:szCs w:val="28"/>
+        </w:rPr>
+        <w:t>.</w:t>
+      </w:r>
+      <w:r>
+        <w:rPr>
+          <w:rFonts w:ascii="Times New Roman" w:hAnsi="Times New Roman" w:hint="eastAsia"/>
+          <w:sz w:val="28"/>
+          <w:szCs w:val="28"/>
+        </w:rPr>
+        <w:t>《中国象棋博弈系统的研究与实现</w:t>
+      </w:r>
+      <w:r>
+        <w:rPr>
+          <w:rFonts w:ascii="Times New Roman" w:hAnsi="Times New Roman" w:hint="eastAsia"/>
+          <w:sz w:val="28"/>
+          <w:szCs w:val="28"/>
+        </w:rPr>
+        <w:t>_</w:t>
+      </w:r>
+      <w:r>
+        <w:rPr>
+          <w:rFonts w:ascii="Times New Roman" w:hAnsi="Times New Roman" w:hint="eastAsia"/>
+          <w:sz w:val="28"/>
+          <w:szCs w:val="28"/>
+        </w:rPr>
+        <w:t>危春波》，</w:t>
+      </w:r>
+      <w:r>
+        <w:rPr>
+          <w:rFonts w:ascii="Times New Roman" w:hAnsi="Times New Roman" w:hint="eastAsia"/>
+          <w:sz w:val="28"/>
+          <w:szCs w:val="28"/>
+        </w:rPr>
+        <w:t>昆明理工大学</w:t>
+      </w:r>
+      <w:r>
+        <w:rPr>
+          <w:rFonts w:ascii="Times New Roman" w:hAnsi="Times New Roman" w:hint="eastAsia"/>
+          <w:sz w:val="28"/>
+          <w:szCs w:val="28"/>
+        </w:rPr>
+        <w:t>，硕士学位论文，</w:t>
+      </w:r>
+      <w:r>
+        <w:rPr>
+          <w:rFonts w:ascii="Times New Roman" w:hAnsi="Times New Roman" w:hint="eastAsia"/>
+          <w:sz w:val="28"/>
+          <w:szCs w:val="28"/>
+        </w:rPr>
+        <w:t>危春波</w:t>
+      </w:r>
+      <w:r>
+        <w:rPr>
+          <w:rFonts w:ascii="Times New Roman" w:hAnsi="Times New Roman" w:hint="eastAsia"/>
+          <w:sz w:val="28"/>
+          <w:szCs w:val="28"/>
+        </w:rPr>
+        <w:t>、</w:t>
+      </w:r>
+      <w:r>
+        <w:rPr>
+          <w:rFonts w:ascii="Times New Roman" w:hAnsi="Times New Roman" w:hint="eastAsia"/>
+          <w:sz w:val="28"/>
+          <w:szCs w:val="28"/>
+        </w:rPr>
+        <w:t>王海瑞</w:t>
+      </w:r>
+      <w:r>
+        <w:rPr>
+          <w:rFonts w:ascii="Times New Roman" w:hAnsi="Times New Roman" w:hint="eastAsia"/>
+          <w:sz w:val="28"/>
+          <w:szCs w:val="28"/>
+        </w:rPr>
+        <w:t>，</w:t>
+      </w:r>
+      <w:r>
+        <w:rPr>
+          <w:rFonts w:ascii="Times New Roman" w:hAnsi="Times New Roman" w:hint="eastAsia"/>
+          <w:sz w:val="28"/>
+          <w:szCs w:val="28"/>
+        </w:rPr>
+        <w:t>2</w:t>
+      </w:r>
+      <w:r>
+        <w:rPr>
+          <w:rFonts w:ascii="Times New Roman" w:hAnsi="Times New Roman"/>
+          <w:sz w:val="28"/>
+          <w:szCs w:val="28"/>
+        </w:rPr>
+        <w:t>00</w:t>
+      </w:r>
+      <w:r>
+        <w:rPr>
+          <w:rFonts w:ascii="Times New Roman" w:hAnsi="Times New Roman"/>
+          <w:sz w:val="28"/>
+          <w:szCs w:val="28"/>
+        </w:rPr>
+        <w:t>8</w:t>
+      </w:r>
+      <w:r>
+        <w:rPr>
+          <w:rFonts w:ascii="Times New Roman" w:hAnsi="Times New Roman"/>
+          <w:sz w:val="28"/>
+          <w:szCs w:val="28"/>
+        </w:rPr>
+        <w:t>.</w:t>
+      </w:r>
+      <w:r>
+        <w:rPr>
+          <w:rFonts w:ascii="Times New Roman" w:hAnsi="Times New Roman"/>
+          <w:sz w:val="28"/>
+          <w:szCs w:val="28"/>
+        </w:rPr>
+        <w:t>3</w:t>
+      </w:r>
+      <w:r>
+        <w:rPr>
+          <w:rFonts w:ascii="Times New Roman" w:hAnsi="Times New Roman"/>
+          <w:sz w:val="28"/>
+          <w:szCs w:val="28"/>
+        </w:rPr>
+        <w:t>.</w:t>
+      </w:r>
+      <w:r>
+        <w:rPr>
+          <w:rFonts w:ascii="Times New Roman" w:hAnsi="Times New Roman"/>
+          <w:sz w:val="28"/>
+          <w:szCs w:val="28"/>
+        </w:rPr>
+        <w:t>5</w:t>
+      </w:r>
+    </w:p>
+    <w:p>
+      <w:pPr>
+        <w:rPr>
+          <w:rFonts w:ascii="Times New Roman" w:hAnsi="Times New Roman"/>
+          <w:sz w:val="28"/>
+          <w:szCs w:val="28"/>
+        </w:rPr>
+      </w:pPr>
+      <w:r>
+        <w:rPr>
+          <w:rFonts w:ascii="Times New Roman" w:hAnsi="Times New Roman"/>
+          <w:sz w:val="28"/>
+          <w:szCs w:val="28"/>
+        </w:rPr>
+        <w:t>7</w:t>
+      </w:r>
+      <w:r>
+        <w:rPr>
+          <w:rFonts w:ascii="Times New Roman" w:hAnsi="Times New Roman"/>
+          <w:sz w:val="28"/>
+          <w:szCs w:val="28"/>
+        </w:rPr>
+        <w:t>.</w:t>
+      </w:r>
+      <w:r>
+        <w:rPr>
+          <w:rFonts w:ascii="Times New Roman" w:hAnsi="Times New Roman" w:hint="eastAsia"/>
+          <w:sz w:val="28"/>
+          <w:szCs w:val="28"/>
+        </w:rPr>
+        <w:t>《中国象棋计算机博弈数据结构与评估函数的研究和实现》，</w:t>
+      </w:r>
+      <w:r>
+        <w:rPr>
+          <w:rFonts w:ascii="Times New Roman" w:hAnsi="Times New Roman" w:hint="eastAsia"/>
+          <w:sz w:val="28"/>
+          <w:szCs w:val="28"/>
+        </w:rPr>
+        <w:t>西安理工大学</w:t>
+      </w:r>
+      <w:r>
+        <w:rPr>
+          <w:rFonts w:ascii="Times New Roman" w:hAnsi="Times New Roman" w:hint="eastAsia"/>
+          <w:sz w:val="28"/>
+          <w:szCs w:val="28"/>
+        </w:rPr>
+        <w:t>，硕士学位论文，</w:t>
+      </w:r>
+      <w:r>
+        <w:rPr>
+          <w:rFonts w:ascii="Times New Roman" w:hAnsi="Times New Roman" w:hint="eastAsia"/>
+          <w:sz w:val="28"/>
+          <w:szCs w:val="28"/>
+        </w:rPr>
+        <w:t>谢艳茹、钱富才，</w:t>
+      </w:r>
+      <w:r>
+        <w:rPr>
+          <w:rFonts w:ascii="Times New Roman" w:hAnsi="Times New Roman" w:hint="eastAsia"/>
+          <w:sz w:val="28"/>
+          <w:szCs w:val="28"/>
+        </w:rPr>
+        <w:t>2</w:t>
+      </w:r>
+      <w:r>
+        <w:rPr>
+          <w:rFonts w:ascii="Times New Roman" w:hAnsi="Times New Roman"/>
+          <w:sz w:val="28"/>
+          <w:szCs w:val="28"/>
+        </w:rPr>
+        <w:t>00</w:t>
+      </w:r>
+      <w:r>
+        <w:rPr>
+          <w:rFonts w:ascii="Times New Roman" w:hAnsi="Times New Roman"/>
+          <w:sz w:val="28"/>
+          <w:szCs w:val="28"/>
+        </w:rPr>
+        <w:t>8</w:t>
+      </w:r>
+      <w:r>
+        <w:rPr>
+          <w:rFonts w:ascii="Times New Roman" w:hAnsi="Times New Roman"/>
+          <w:sz w:val="28"/>
+          <w:szCs w:val="28"/>
+        </w:rPr>
+        <w:t>.</w:t>
+      </w:r>
+      <w:r>
+        <w:rPr>
+          <w:rFonts w:ascii="Times New Roman" w:hAnsi="Times New Roman"/>
+          <w:sz w:val="28"/>
+          <w:szCs w:val="28"/>
+        </w:rPr>
+        <w:t>3</w:t>
+      </w:r>
+    </w:p>
+    <w:p>
+      <w:pPr>
+        <w:rPr>
+          <w:rFonts w:ascii="Times New Roman" w:hAnsi="Times New Roman"/>
+          <w:sz w:val="28"/>
+          <w:szCs w:val="28"/>
+        </w:rPr>
+      </w:pPr>
+    </w:p>
     <w:sectPr>
-      <w:headerReference w:type="default" r:id="rId19"/>
-      <w:footerReference w:type="default" r:id="rId20"/>
+      <w:headerReference w:type="default" r:id="rId41"/>
+      <w:footerReference w:type="default" r:id="rId42"/>
       <w:pgSz w:w="11906" w:h="16838"/>
       <w:pgMar w:top="1440" w:right="1800" w:bottom="1440" w:left="1800" w:header="851" w:footer="992" w:gutter="0"/>
       <w:cols w:space="425"/>
@@ -11176,7 +15464,7 @@
 </file>
 
 <file path=word/endnotes.xml><?xml version="1.0" encoding="utf-8"?>
-<w:endnotes xmlns:wpc="http://schemas.microsoft.com/office/word/2010/wordprocessingCanvas" xmlns:cx="http://schemas.microsoft.com/office/drawing/2014/chartex" xmlns:cx1="http://schemas.microsoft.com/office/drawing/2015/9/8/chartex" xmlns:cx2="http://schemas.microsoft.com/office/drawing/2015/10/21/chartex" xmlns:cx3="http://schemas.microsoft.com/office/drawing/2016/5/9/chartex" xmlns:cx4="http://schemas.microsoft.com/office/drawing/2016/5/10/chartex" xmlns:cx5="http://schemas.microsoft.com/office/drawing/2016/5/11/chartex" xmlns:cx6="http://schemas.microsoft.com/office/drawing/2016/5/12/chartex" xmlns:cx7="http://schemas.microsoft.com/office/drawing/2016/5/13/chartex" xmlns:cx8="http://schemas.microsoft.com/office/drawing/2016/5/14/chartex" xmlns:mc="http://schemas.openxmlformats.org/markup-compatibility/2006" xmlns:aink="http://schemas.microsoft.com/office/drawing/2016/ink" xmlns:am3d="http://schemas.microsoft.com/office/drawing/2017/model3d" xmlns:o="urn:schemas-microsoft-com:office:office" xmlns:oel="http://schemas.microsoft.com/office/2019/extlst" xmlns:r="http://schemas.openxmlformats.org/officeDocument/2006/relationships" xmlns:m="http://schemas.openxmlformats.org/officeDocument/2006/math" xmlns:v="urn:schemas-microsoft-com:vml" xmlns:wp14="http://schemas.microsoft.com/office/word/2010/wordprocessingDrawing" xmlns:wp="http://schemas.openxmlformats.org/drawingml/2006/wordprocessingDrawing" xmlns:w10="urn:schemas-microsoft-com:office:word" xmlns:w="http://schemas.openxmlformats.org/wordprocessingml/2006/main" xmlns:w14="http://schemas.microsoft.com/office/word/2010/wordml" xmlns:w15="http://schemas.microsoft.com/office/word/2012/wordml" xmlns:w16cex="http://schemas.microsoft.com/office/word/2018/wordml/cex" xmlns:w16cid="http://schemas.microsoft.com/office/word/2016/wordml/cid" xmlns:w16="http://schemas.microsoft.com/office/word/2018/wordml" xmlns:w16du="http://schemas.microsoft.com/office/word/2023/wordml/word16du" xmlns:w16sdtdh="http://schemas.microsoft.com/office/word/2020/wordml/sdtdatahash" xmlns:w16sdtfl="http://schemas.microsoft.com/office/word/2024/wordml/sdtformatlock" xmlns:w16se="http://schemas.microsoft.com/office/word/2015/wordml/symex" xmlns:wpg="http://schemas.microsoft.com/office/word/2010/wordprocessingGroup" xmlns:wpi="http://schemas.microsoft.com/office/word/2010/wordprocessingInk" xmlns:wne="http://schemas.microsoft.com/office/word/2006/wordml" xmlns:wps="http://schemas.microsoft.com/office/word/2010/wordprocessingShape" mc:Ignorable="w14 w15 w16se w16cid w16 w16cex w16sdtdh w16sdtfl w16du wp14">
+<w:endnotes xmlns:wpc="http://schemas.microsoft.com/office/word/2010/wordprocessingCanvas" xmlns:cx="http://schemas.microsoft.com/office/drawing/2014/chartex" xmlns:cx1="http://schemas.microsoft.com/office/drawing/2015/9/8/chartex" xmlns:cx2="http://schemas.microsoft.com/office/drawing/2015/10/21/chartex" xmlns:cx3="http://schemas.microsoft.com/office/drawing/2016/5/9/chartex" xmlns:cx4="http://schemas.microsoft.com/office/drawing/2016/5/10/chartex" xmlns:cx5="http://schemas.microsoft.com/office/drawing/2016/5/11/chartex" xmlns:cx6="http://schemas.microsoft.com/office/drawing/2016/5/12/chartex" xmlns:cx7="http://schemas.microsoft.com/office/drawing/2016/5/13/chartex" xmlns:cx8="http://schemas.microsoft.com/office/drawing/2016/5/14/chartex" xmlns:mc="http://schemas.openxmlformats.org/markup-compatibility/2006" xmlns:aink="http://schemas.microsoft.com/office/drawing/2016/ink" xmlns:am3d="http://schemas.microsoft.com/office/drawing/2017/model3d" xmlns:o="urn:schemas-microsoft-com:office:office" xmlns:r="http://schemas.openxmlformats.org/officeDocument/2006/relationships" xmlns:m="http://schemas.openxmlformats.org/officeDocument/2006/math" xmlns:v="urn:schemas-microsoft-com:vml" xmlns:wp14="http://schemas.microsoft.com/office/word/2010/wordprocessingDrawing" xmlns:wp="http://schemas.openxmlformats.org/drawingml/2006/wordprocessingDrawing" xmlns:w10="urn:schemas-microsoft-com:office:word" xmlns:w="http://schemas.openxmlformats.org/wordprocessingml/2006/main" xmlns:w14="http://schemas.microsoft.com/office/word/2010/wordml" xmlns:w15="http://schemas.microsoft.com/office/word/2012/wordml" xmlns:w16cex="http://schemas.microsoft.com/office/word/2018/wordml/cex" xmlns:w16cid="http://schemas.microsoft.com/office/word/2016/wordml/cid" xmlns:w16="http://schemas.microsoft.com/office/word/2018/wordml" xmlns:w16sdtdh="http://schemas.microsoft.com/office/word/2020/wordml/sdtdatahash" xmlns:w16se="http://schemas.microsoft.com/office/word/2015/wordml/symex" xmlns:wpg="http://schemas.microsoft.com/office/word/2010/wordprocessingGroup" xmlns:wpi="http://schemas.microsoft.com/office/word/2010/wordprocessingInk" xmlns:wne="http://schemas.microsoft.com/office/word/2006/wordml" xmlns:wps="http://schemas.microsoft.com/office/word/2010/wordprocessingShape" mc:Ignorable="w14 w15 w16se w16cid w16 w16cex w16sdtdh wp14">
   <w:endnote w:type="separator" w:id="-1">
     <w:p>
       <w:r>
@@ -11198,7 +15486,7 @@
 </file>
 
 <file path=word/footer1.xml><?xml version="1.0" encoding="utf-8"?>
-<w:ftr xmlns:wpc="http://schemas.microsoft.com/office/word/2010/wordprocessingCanvas" xmlns:cx="http://schemas.microsoft.com/office/drawing/2014/chartex" xmlns:cx1="http://schemas.microsoft.com/office/drawing/2015/9/8/chartex" xmlns:cx2="http://schemas.microsoft.com/office/drawing/2015/10/21/chartex" xmlns:cx3="http://schemas.microsoft.com/office/drawing/2016/5/9/chartex" xmlns:cx4="http://schemas.microsoft.com/office/drawing/2016/5/10/chartex" xmlns:cx5="http://schemas.microsoft.com/office/drawing/2016/5/11/chartex" xmlns:cx6="http://schemas.microsoft.com/office/drawing/2016/5/12/chartex" xmlns:cx7="http://schemas.microsoft.com/office/drawing/2016/5/13/chartex" xmlns:cx8="http://schemas.microsoft.com/office/drawing/2016/5/14/chartex" xmlns:mc="http://schemas.openxmlformats.org/markup-compatibility/2006" xmlns:aink="http://schemas.microsoft.com/office/drawing/2016/ink" xmlns:am3d="http://schemas.microsoft.com/office/drawing/2017/model3d" xmlns:o="urn:schemas-microsoft-com:office:office" xmlns:oel="http://schemas.microsoft.com/office/2019/extlst" xmlns:r="http://schemas.openxmlformats.org/officeDocument/2006/relationships" xmlns:m="http://schemas.openxmlformats.org/officeDocument/2006/math" xmlns:v="urn:schemas-microsoft-com:vml" xmlns:wp14="http://schemas.microsoft.com/office/word/2010/wordprocessingDrawing" xmlns:wp="http://schemas.openxmlformats.org/drawingml/2006/wordprocessingDrawing" xmlns:w10="urn:schemas-microsoft-com:office:word" xmlns:w="http://schemas.openxmlformats.org/wordprocessingml/2006/main" xmlns:w14="http://schemas.microsoft.com/office/word/2010/wordml" xmlns:w15="http://schemas.microsoft.com/office/word/2012/wordml" xmlns:w16cex="http://schemas.microsoft.com/office/word/2018/wordml/cex" xmlns:w16cid="http://schemas.microsoft.com/office/word/2016/wordml/cid" xmlns:w16="http://schemas.microsoft.com/office/word/2018/wordml" xmlns:w16du="http://schemas.microsoft.com/office/word/2023/wordml/word16du" xmlns:w16sdtdh="http://schemas.microsoft.com/office/word/2020/wordml/sdtdatahash" xmlns:w16sdtfl="http://schemas.microsoft.com/office/word/2024/wordml/sdtformatlock" xmlns:w16se="http://schemas.microsoft.com/office/word/2015/wordml/symex" xmlns:wpg="http://schemas.microsoft.com/office/word/2010/wordprocessingGroup" xmlns:wpi="http://schemas.microsoft.com/office/word/2010/wordprocessingInk" xmlns:wne="http://schemas.microsoft.com/office/word/2006/wordml" xmlns:wps="http://schemas.microsoft.com/office/word/2010/wordprocessingShape" mc:Ignorable="w14 w15 w16se w16cid w16 w16cex w16sdtdh w16sdtfl w16du wp14">
+<w:ftr xmlns:wpc="http://schemas.microsoft.com/office/word/2010/wordprocessingCanvas" xmlns:cx="http://schemas.microsoft.com/office/drawing/2014/chartex" xmlns:cx1="http://schemas.microsoft.com/office/drawing/2015/9/8/chartex" xmlns:cx2="http://schemas.microsoft.com/office/drawing/2015/10/21/chartex" xmlns:cx3="http://schemas.microsoft.com/office/drawing/2016/5/9/chartex" xmlns:cx4="http://schemas.microsoft.com/office/drawing/2016/5/10/chartex" xmlns:cx5="http://schemas.microsoft.com/office/drawing/2016/5/11/chartex" xmlns:cx6="http://schemas.microsoft.com/office/drawing/2016/5/12/chartex" xmlns:cx7="http://schemas.microsoft.com/office/drawing/2016/5/13/chartex" xmlns:cx8="http://schemas.microsoft.com/office/drawing/2016/5/14/chartex" xmlns:mc="http://schemas.openxmlformats.org/markup-compatibility/2006" xmlns:aink="http://schemas.microsoft.com/office/drawing/2016/ink" xmlns:am3d="http://schemas.microsoft.com/office/drawing/2017/model3d" xmlns:o="urn:schemas-microsoft-com:office:office" xmlns:r="http://schemas.openxmlformats.org/officeDocument/2006/relationships" xmlns:m="http://schemas.openxmlformats.org/officeDocument/2006/math" xmlns:v="urn:schemas-microsoft-com:vml" xmlns:wp14="http://schemas.microsoft.com/office/word/2010/wordprocessingDrawing" xmlns:wp="http://schemas.openxmlformats.org/drawingml/2006/wordprocessingDrawing" xmlns:w10="urn:schemas-microsoft-com:office:word" xmlns:w="http://schemas.openxmlformats.org/wordprocessingml/2006/main" xmlns:w14="http://schemas.microsoft.com/office/word/2010/wordml" xmlns:w15="http://schemas.microsoft.com/office/word/2012/wordml" xmlns:w16cex="http://schemas.microsoft.com/office/word/2018/wordml/cex" xmlns:w16cid="http://schemas.microsoft.com/office/word/2016/wordml/cid" xmlns:w16="http://schemas.microsoft.com/office/word/2018/wordml" xmlns:w16sdtdh="http://schemas.microsoft.com/office/word/2020/wordml/sdtdatahash" xmlns:w16se="http://schemas.microsoft.com/office/word/2015/wordml/symex" xmlns:wpg="http://schemas.microsoft.com/office/word/2010/wordprocessingGroup" xmlns:wpi="http://schemas.microsoft.com/office/word/2010/wordprocessingInk" xmlns:wne="http://schemas.microsoft.com/office/word/2006/wordml" xmlns:wps="http://schemas.microsoft.com/office/word/2010/wordprocessingShape" mc:Ignorable="w14 w15 w16se w16cid w16 w16cex w16sdtdh wp14">
   <w:p>
     <w:pPr>
       <w:pStyle w:val="a3"/>
@@ -11310,7 +15598,7 @@
 </file>
 
 <file path=word/footnotes.xml><?xml version="1.0" encoding="utf-8"?>
-<w:footnotes xmlns:wpc="http://schemas.microsoft.com/office/word/2010/wordprocessingCanvas" xmlns:cx="http://schemas.microsoft.com/office/drawing/2014/chartex" xmlns:cx1="http://schemas.microsoft.com/office/drawing/2015/9/8/chartex" xmlns:cx2="http://schemas.microsoft.com/office/drawing/2015/10/21/chartex" xmlns:cx3="http://schemas.microsoft.com/office/drawing/2016/5/9/chartex" xmlns:cx4="http://schemas.microsoft.com/office/drawing/2016/5/10/chartex" xmlns:cx5="http://schemas.microsoft.com/office/drawing/2016/5/11/chartex" xmlns:cx6="http://schemas.microsoft.com/office/drawing/2016/5/12/chartex" xmlns:cx7="http://schemas.microsoft.com/office/drawing/2016/5/13/chartex" xmlns:cx8="http://schemas.microsoft.com/office/drawing/2016/5/14/chartex" xmlns:mc="http://schemas.openxmlformats.org/markup-compatibility/2006" xmlns:aink="http://schemas.microsoft.com/office/drawing/2016/ink" xmlns:am3d="http://schemas.microsoft.com/office/drawing/2017/model3d" xmlns:o="urn:schemas-microsoft-com:office:office" xmlns:oel="http://schemas.microsoft.com/office/2019/extlst" xmlns:r="http://schemas.openxmlformats.org/officeDocument/2006/relationships" xmlns:m="http://schemas.openxmlformats.org/officeDocument/2006/math" xmlns:v="urn:schemas-microsoft-com:vml" xmlns:wp14="http://schemas.microsoft.com/office/word/2010/wordprocessingDrawing" xmlns:wp="http://schemas.openxmlformats.org/drawingml/2006/wordprocessingDrawing" xmlns:w10="urn:schemas-microsoft-com:office:word" xmlns:w="http://schemas.openxmlformats.org/wordprocessingml/2006/main" xmlns:w14="http://schemas.microsoft.com/office/word/2010/wordml" xmlns:w15="http://schemas.microsoft.com/office/word/2012/wordml" xmlns:w16cex="http://schemas.microsoft.com/office/word/2018/wordml/cex" xmlns:w16cid="http://schemas.microsoft.com/office/word/2016/wordml/cid" xmlns:w16="http://schemas.microsoft.com/office/word/2018/wordml" xmlns:w16du="http://schemas.microsoft.com/office/word/2023/wordml/word16du" xmlns:w16sdtdh="http://schemas.microsoft.com/office/word/2020/wordml/sdtdatahash" xmlns:w16sdtfl="http://schemas.microsoft.com/office/word/2024/wordml/sdtformatlock" xmlns:w16se="http://schemas.microsoft.com/office/word/2015/wordml/symex" xmlns:wpg="http://schemas.microsoft.com/office/word/2010/wordprocessingGroup" xmlns:wpi="http://schemas.microsoft.com/office/word/2010/wordprocessingInk" xmlns:wne="http://schemas.microsoft.com/office/word/2006/wordml" xmlns:wps="http://schemas.microsoft.com/office/word/2010/wordprocessingShape" mc:Ignorable="w14 w15 w16se w16cid w16 w16cex w16sdtdh w16sdtfl w16du wp14">
+<w:footnotes xmlns:wpc="http://schemas.microsoft.com/office/word/2010/wordprocessingCanvas" xmlns:cx="http://schemas.microsoft.com/office/drawing/2014/chartex" xmlns:cx1="http://schemas.microsoft.com/office/drawing/2015/9/8/chartex" xmlns:cx2="http://schemas.microsoft.com/office/drawing/2015/10/21/chartex" xmlns:cx3="http://schemas.microsoft.com/office/drawing/2016/5/9/chartex" xmlns:cx4="http://schemas.microsoft.com/office/drawing/2016/5/10/chartex" xmlns:cx5="http://schemas.microsoft.com/office/drawing/2016/5/11/chartex" xmlns:cx6="http://schemas.microsoft.com/office/drawing/2016/5/12/chartex" xmlns:cx7="http://schemas.microsoft.com/office/drawing/2016/5/13/chartex" xmlns:cx8="http://schemas.microsoft.com/office/drawing/2016/5/14/chartex" xmlns:mc="http://schemas.openxmlformats.org/markup-compatibility/2006" xmlns:aink="http://schemas.microsoft.com/office/drawing/2016/ink" xmlns:am3d="http://schemas.microsoft.com/office/drawing/2017/model3d" xmlns:o="urn:schemas-microsoft-com:office:office" xmlns:r="http://schemas.openxmlformats.org/officeDocument/2006/relationships" xmlns:m="http://schemas.openxmlformats.org/officeDocument/2006/math" xmlns:v="urn:schemas-microsoft-com:vml" xmlns:wp14="http://schemas.microsoft.com/office/word/2010/wordprocessingDrawing" xmlns:wp="http://schemas.openxmlformats.org/drawingml/2006/wordprocessingDrawing" xmlns:w10="urn:schemas-microsoft-com:office:word" xmlns:w="http://schemas.openxmlformats.org/wordprocessingml/2006/main" xmlns:w14="http://schemas.microsoft.com/office/word/2010/wordml" xmlns:w15="http://schemas.microsoft.com/office/word/2012/wordml" xmlns:w16cex="http://schemas.microsoft.com/office/word/2018/wordml/cex" xmlns:w16cid="http://schemas.microsoft.com/office/word/2016/wordml/cid" xmlns:w16="http://schemas.microsoft.com/office/word/2018/wordml" xmlns:w16sdtdh="http://schemas.microsoft.com/office/word/2020/wordml/sdtdatahash" xmlns:w16se="http://schemas.microsoft.com/office/word/2015/wordml/symex" xmlns:wpg="http://schemas.microsoft.com/office/word/2010/wordprocessingGroup" xmlns:wpi="http://schemas.microsoft.com/office/word/2010/wordprocessingInk" xmlns:wne="http://schemas.microsoft.com/office/word/2006/wordml" xmlns:wps="http://schemas.microsoft.com/office/word/2010/wordprocessingShape" mc:Ignorable="w14 w15 w16se w16cid w16 w16cex w16sdtdh wp14">
   <w:footnote w:type="separator" w:id="-1">
     <w:p>
       <w:r>
@@ -11332,7 +15620,7 @@
 </file>
 
 <file path=word/header1.xml><?xml version="1.0" encoding="utf-8"?>
-<w:hdr xmlns:wpc="http://schemas.microsoft.com/office/word/2010/wordprocessingCanvas" xmlns:cx="http://schemas.microsoft.com/office/drawing/2014/chartex" xmlns:cx1="http://schemas.microsoft.com/office/drawing/2015/9/8/chartex" xmlns:cx2="http://schemas.microsoft.com/office/drawing/2015/10/21/chartex" xmlns:cx3="http://schemas.microsoft.com/office/drawing/2016/5/9/chartex" xmlns:cx4="http://schemas.microsoft.com/office/drawing/2016/5/10/chartex" xmlns:cx5="http://schemas.microsoft.com/office/drawing/2016/5/11/chartex" xmlns:cx6="http://schemas.microsoft.com/office/drawing/2016/5/12/chartex" xmlns:cx7="http://schemas.microsoft.com/office/drawing/2016/5/13/chartex" xmlns:cx8="http://schemas.microsoft.com/office/drawing/2016/5/14/chartex" xmlns:mc="http://schemas.openxmlformats.org/markup-compatibility/2006" xmlns:aink="http://schemas.microsoft.com/office/drawing/2016/ink" xmlns:am3d="http://schemas.microsoft.com/office/drawing/2017/model3d" xmlns:o="urn:schemas-microsoft-com:office:office" xmlns:oel="http://schemas.microsoft.com/office/2019/extlst" xmlns:r="http://schemas.openxmlformats.org/officeDocument/2006/relationships" xmlns:m="http://schemas.openxmlformats.org/officeDocument/2006/math" xmlns:v="urn:schemas-microsoft-com:vml" xmlns:wp14="http://schemas.microsoft.com/office/word/2010/wordprocessingDrawing" xmlns:wp="http://schemas.openxmlformats.org/drawingml/2006/wordprocessingDrawing" xmlns:w10="urn:schemas-microsoft-com:office:word" xmlns:w="http://schemas.openxmlformats.org/wordprocessingml/2006/main" xmlns:w14="http://schemas.microsoft.com/office/word/2010/wordml" xmlns:w15="http://schemas.microsoft.com/office/word/2012/wordml" xmlns:w16cex="http://schemas.microsoft.com/office/word/2018/wordml/cex" xmlns:w16cid="http://schemas.microsoft.com/office/word/2016/wordml/cid" xmlns:w16="http://schemas.microsoft.com/office/word/2018/wordml" xmlns:w16du="http://schemas.microsoft.com/office/word/2023/wordml/word16du" xmlns:w16sdtdh="http://schemas.microsoft.com/office/word/2020/wordml/sdtdatahash" xmlns:w16sdtfl="http://schemas.microsoft.com/office/word/2024/wordml/sdtformatlock" xmlns:w16se="http://schemas.microsoft.com/office/word/2015/wordml/symex" xmlns:wpg="http://schemas.microsoft.com/office/word/2010/wordprocessingGroup" xmlns:wpi="http://schemas.microsoft.com/office/word/2010/wordprocessingInk" xmlns:wne="http://schemas.microsoft.com/office/word/2006/wordml" xmlns:wps="http://schemas.microsoft.com/office/word/2010/wordprocessingShape" mc:Ignorable="w14 w15 w16se w16cid w16 w16cex w16sdtdh w16sdtfl w16du wp14">
+<w:hdr xmlns:wpc="http://schemas.microsoft.com/office/word/2010/wordprocessingCanvas" xmlns:cx="http://schemas.microsoft.com/office/drawing/2014/chartex" xmlns:cx1="http://schemas.microsoft.com/office/drawing/2015/9/8/chartex" xmlns:cx2="http://schemas.microsoft.com/office/drawing/2015/10/21/chartex" xmlns:cx3="http://schemas.microsoft.com/office/drawing/2016/5/9/chartex" xmlns:cx4="http://schemas.microsoft.com/office/drawing/2016/5/10/chartex" xmlns:cx5="http://schemas.microsoft.com/office/drawing/2016/5/11/chartex" xmlns:cx6="http://schemas.microsoft.com/office/drawing/2016/5/12/chartex" xmlns:cx7="http://schemas.microsoft.com/office/drawing/2016/5/13/chartex" xmlns:cx8="http://schemas.microsoft.com/office/drawing/2016/5/14/chartex" xmlns:mc="http://schemas.openxmlformats.org/markup-compatibility/2006" xmlns:aink="http://schemas.microsoft.com/office/drawing/2016/ink" xmlns:am3d="http://schemas.microsoft.com/office/drawing/2017/model3d" xmlns:o="urn:schemas-microsoft-com:office:office" xmlns:r="http://schemas.openxmlformats.org/officeDocument/2006/relationships" xmlns:m="http://schemas.openxmlformats.org/officeDocument/2006/math" xmlns:v="urn:schemas-microsoft-com:vml" xmlns:wp14="http://schemas.microsoft.com/office/word/2010/wordprocessingDrawing" xmlns:wp="http://schemas.openxmlformats.org/drawingml/2006/wordprocessingDrawing" xmlns:w10="urn:schemas-microsoft-com:office:word" xmlns:w="http://schemas.openxmlformats.org/wordprocessingml/2006/main" xmlns:w14="http://schemas.microsoft.com/office/word/2010/wordml" xmlns:w15="http://schemas.microsoft.com/office/word/2012/wordml" xmlns:w16cex="http://schemas.microsoft.com/office/word/2018/wordml/cex" xmlns:w16cid="http://schemas.microsoft.com/office/word/2016/wordml/cid" xmlns:w16="http://schemas.microsoft.com/office/word/2018/wordml" xmlns:w16sdtdh="http://schemas.microsoft.com/office/word/2020/wordml/sdtdatahash" xmlns:w16se="http://schemas.microsoft.com/office/word/2015/wordml/symex" xmlns:wpg="http://schemas.microsoft.com/office/word/2010/wordprocessingGroup" xmlns:wpi="http://schemas.microsoft.com/office/word/2010/wordprocessingInk" xmlns:wne="http://schemas.microsoft.com/office/word/2006/wordml" xmlns:wps="http://schemas.microsoft.com/office/word/2010/wordprocessingShape" mc:Ignorable="w14 w15 w16se w16cid w16 w16cex w16sdtdh wp14">
   <w:p>
     <w:pPr>
       <w:pStyle w:val="a5"/>
@@ -11351,7 +15639,7 @@
 </file>
 
 <file path=word/numbering.xml><?xml version="1.0" encoding="utf-8"?>
-<w:numbering xmlns:wpc="http://schemas.microsoft.com/office/word/2010/wordprocessingCanvas" xmlns:cx="http://schemas.microsoft.com/office/drawing/2014/chartex" xmlns:cx1="http://schemas.microsoft.com/office/drawing/2015/9/8/chartex" xmlns:cx2="http://schemas.microsoft.com/office/drawing/2015/10/21/chartex" xmlns:cx3="http://schemas.microsoft.com/office/drawing/2016/5/9/chartex" xmlns:cx4="http://schemas.microsoft.com/office/drawing/2016/5/10/chartex" xmlns:cx5="http://schemas.microsoft.com/office/drawing/2016/5/11/chartex" xmlns:cx6="http://schemas.microsoft.com/office/drawing/2016/5/12/chartex" xmlns:cx7="http://schemas.microsoft.com/office/drawing/2016/5/13/chartex" xmlns:cx8="http://schemas.microsoft.com/office/drawing/2016/5/14/chartex" xmlns:mc="http://schemas.openxmlformats.org/markup-compatibility/2006" xmlns:aink="http://schemas.microsoft.com/office/drawing/2016/ink" xmlns:am3d="http://schemas.microsoft.com/office/drawing/2017/model3d" xmlns:o="urn:schemas-microsoft-com:office:office" xmlns:oel="http://schemas.microsoft.com/office/2019/extlst" xmlns:r="http://schemas.openxmlformats.org/officeDocument/2006/relationships" xmlns:m="http://schemas.openxmlformats.org/officeDocument/2006/math" xmlns:v="urn:schemas-microsoft-com:vml" xmlns:wp14="http://schemas.microsoft.com/office/word/2010/wordprocessingDrawing" xmlns:wp="http://schemas.openxmlformats.org/drawingml/2006/wordprocessingDrawing" xmlns:w10="urn:schemas-microsoft-com:office:word" xmlns:w="http://schemas.openxmlformats.org/wordprocessingml/2006/main" xmlns:w14="http://schemas.microsoft.com/office/word/2010/wordml" xmlns:w15="http://schemas.microsoft.com/office/word/2012/wordml" xmlns:w16cex="http://schemas.microsoft.com/office/word/2018/wordml/cex" xmlns:w16cid="http://schemas.microsoft.com/office/word/2016/wordml/cid" xmlns:w16="http://schemas.microsoft.com/office/word/2018/wordml" xmlns:w16du="http://schemas.microsoft.com/office/word/2023/wordml/word16du" xmlns:w16sdtdh="http://schemas.microsoft.com/office/word/2020/wordml/sdtdatahash" xmlns:w16sdtfl="http://schemas.microsoft.com/office/word/2024/wordml/sdtformatlock" xmlns:w16se="http://schemas.microsoft.com/office/word/2015/wordml/symex" xmlns:wpg="http://schemas.microsoft.com/office/word/2010/wordprocessingGroup" xmlns:wpi="http://schemas.microsoft.com/office/word/2010/wordprocessingInk" xmlns:wne="http://schemas.microsoft.com/office/word/2006/wordml" xmlns:wps="http://schemas.microsoft.com/office/word/2010/wordprocessingShape" mc:Ignorable="w14 w15 w16se w16cid w16 w16cex w16sdtdh w16sdtfl w16du wp14">
+<w:numbering xmlns:wpc="http://schemas.microsoft.com/office/word/2010/wordprocessingCanvas" xmlns:cx="http://schemas.microsoft.com/office/drawing/2014/chartex" xmlns:cx1="http://schemas.microsoft.com/office/drawing/2015/9/8/chartex" xmlns:cx2="http://schemas.microsoft.com/office/drawing/2015/10/21/chartex" xmlns:cx3="http://schemas.microsoft.com/office/drawing/2016/5/9/chartex" xmlns:cx4="http://schemas.microsoft.com/office/drawing/2016/5/10/chartex" xmlns:cx5="http://schemas.microsoft.com/office/drawing/2016/5/11/chartex" xmlns:cx6="http://schemas.microsoft.com/office/drawing/2016/5/12/chartex" xmlns:cx7="http://schemas.microsoft.com/office/drawing/2016/5/13/chartex" xmlns:cx8="http://schemas.microsoft.com/office/drawing/2016/5/14/chartex" xmlns:mc="http://schemas.openxmlformats.org/markup-compatibility/2006" xmlns:aink="http://schemas.microsoft.com/office/drawing/2016/ink" xmlns:am3d="http://schemas.microsoft.com/office/drawing/2017/model3d" xmlns:o="urn:schemas-microsoft-com:office:office" xmlns:r="http://schemas.openxmlformats.org/officeDocument/2006/relationships" xmlns:m="http://schemas.openxmlformats.org/officeDocument/2006/math" xmlns:v="urn:schemas-microsoft-com:vml" xmlns:wp14="http://schemas.microsoft.com/office/word/2010/wordprocessingDrawing" xmlns:wp="http://schemas.openxmlformats.org/drawingml/2006/wordprocessingDrawing" xmlns:w10="urn:schemas-microsoft-com:office:word" xmlns:w="http://schemas.openxmlformats.org/wordprocessingml/2006/main" xmlns:w14="http://schemas.microsoft.com/office/word/2010/wordml" xmlns:w15="http://schemas.microsoft.com/office/word/2012/wordml" xmlns:w16cex="http://schemas.microsoft.com/office/word/2018/wordml/cex" xmlns:w16cid="http://schemas.microsoft.com/office/word/2016/wordml/cid" xmlns:w16="http://schemas.microsoft.com/office/word/2018/wordml" xmlns:w16sdtdh="http://schemas.microsoft.com/office/word/2020/wordml/sdtdatahash" xmlns:w16se="http://schemas.microsoft.com/office/word/2015/wordml/symex" xmlns:wpg="http://schemas.microsoft.com/office/word/2010/wordprocessingGroup" xmlns:wpi="http://schemas.microsoft.com/office/word/2010/wordprocessingInk" xmlns:wne="http://schemas.microsoft.com/office/word/2006/wordml" xmlns:wps="http://schemas.microsoft.com/office/word/2010/wordprocessingShape" mc:Ignorable="w14 w15 w16se w16cid w16 w16cex w16sdtdh wp14">
   <w:abstractNum w:abstractNumId="0" w15:restartNumberingAfterBreak="0">
     <w:nsid w:val="105A6F4A"/>
     <w:multiLevelType w:val="multilevel"/>
@@ -12423,41 +16711,41 @@
       </w:pPr>
     </w:lvl>
   </w:abstractNum>
-  <w:num w:numId="1" w16cid:durableId="1949002623">
+  <w:num w:numId="1">
     <w:abstractNumId w:val="4"/>
   </w:num>
-  <w:num w:numId="2" w16cid:durableId="1613903439">
+  <w:num w:numId="2">
     <w:abstractNumId w:val="5"/>
   </w:num>
-  <w:num w:numId="3" w16cid:durableId="517744737">
+  <w:num w:numId="3">
     <w:abstractNumId w:val="4"/>
   </w:num>
-  <w:num w:numId="4" w16cid:durableId="1312443282">
+  <w:num w:numId="4">
     <w:abstractNumId w:val="2"/>
   </w:num>
-  <w:num w:numId="5" w16cid:durableId="1442531535">
+  <w:num w:numId="5">
     <w:abstractNumId w:val="0"/>
   </w:num>
-  <w:num w:numId="6" w16cid:durableId="513613136">
+  <w:num w:numId="6">
     <w:abstractNumId w:val="1"/>
   </w:num>
-  <w:num w:numId="7" w16cid:durableId="4719454">
+  <w:num w:numId="7">
     <w:abstractNumId w:val="7"/>
   </w:num>
-  <w:num w:numId="8" w16cid:durableId="448863133">
+  <w:num w:numId="8">
     <w:abstractNumId w:val="6"/>
   </w:num>
-  <w:num w:numId="9" w16cid:durableId="1610383058">
+  <w:num w:numId="9">
     <w:abstractNumId w:val="3"/>
   </w:num>
-  <w:num w:numId="10" w16cid:durableId="1048527262">
+  <w:num w:numId="10">
     <w:abstractNumId w:val="8"/>
   </w:num>
 </w:numbering>
 </file>
 
 <file path=word/people.xml><?xml version="1.0" encoding="utf-8"?>
-<w15:people xmlns:wpc="http://schemas.microsoft.com/office/word/2010/wordprocessingCanvas" xmlns:cx="http://schemas.microsoft.com/office/drawing/2014/chartex" xmlns:cx1="http://schemas.microsoft.com/office/drawing/2015/9/8/chartex" xmlns:cx2="http://schemas.microsoft.com/office/drawing/2015/10/21/chartex" xmlns:cx3="http://schemas.microsoft.com/office/drawing/2016/5/9/chartex" xmlns:cx4="http://schemas.microsoft.com/office/drawing/2016/5/10/chartex" xmlns:cx5="http://schemas.microsoft.com/office/drawing/2016/5/11/chartex" xmlns:cx6="http://schemas.microsoft.com/office/drawing/2016/5/12/chartex" xmlns:cx7="http://schemas.microsoft.com/office/drawing/2016/5/13/chartex" xmlns:cx8="http://schemas.microsoft.com/office/drawing/2016/5/14/chartex" xmlns:mc="http://schemas.openxmlformats.org/markup-compatibility/2006" xmlns:aink="http://schemas.microsoft.com/office/drawing/2016/ink" xmlns:am3d="http://schemas.microsoft.com/office/drawing/2017/model3d" xmlns:o="urn:schemas-microsoft-com:office:office" xmlns:oel="http://schemas.microsoft.com/office/2019/extlst" xmlns:r="http://schemas.openxmlformats.org/officeDocument/2006/relationships" xmlns:m="http://schemas.openxmlformats.org/officeDocument/2006/math" xmlns:v="urn:schemas-microsoft-com:vml" xmlns:wp14="http://schemas.microsoft.com/office/word/2010/wordprocessingDrawing" xmlns:wp="http://schemas.openxmlformats.org/drawingml/2006/wordprocessingDrawing" xmlns:w10="urn:schemas-microsoft-com:office:word" xmlns:w="http://schemas.openxmlformats.org/wordprocessingml/2006/main" xmlns:w14="http://schemas.microsoft.com/office/word/2010/wordml" xmlns:w15="http://schemas.microsoft.com/office/word/2012/wordml" xmlns:w16cex="http://schemas.microsoft.com/office/word/2018/wordml/cex" xmlns:w16cid="http://schemas.microsoft.com/office/word/2016/wordml/cid" xmlns:w16="http://schemas.microsoft.com/office/word/2018/wordml" xmlns:w16du="http://schemas.microsoft.com/office/word/2023/wordml/word16du" xmlns:w16sdtdh="http://schemas.microsoft.com/office/word/2020/wordml/sdtdatahash" xmlns:w16sdtfl="http://schemas.microsoft.com/office/word/2024/wordml/sdtformatlock" xmlns:w16se="http://schemas.microsoft.com/office/word/2015/wordml/symex" xmlns:wpg="http://schemas.microsoft.com/office/word/2010/wordprocessingGroup" xmlns:wpi="http://schemas.microsoft.com/office/word/2010/wordprocessingInk" xmlns:wne="http://schemas.microsoft.com/office/word/2006/wordml" xmlns:wps="http://schemas.microsoft.com/office/word/2010/wordprocessingShape" mc:Ignorable="w14 w15 w16se w16cid w16 w16cex w16sdtdh w16sdtfl w16du wp14">
+<w15:people xmlns:wpc="http://schemas.microsoft.com/office/word/2010/wordprocessingCanvas" xmlns:cx="http://schemas.microsoft.com/office/drawing/2014/chartex" xmlns:cx1="http://schemas.microsoft.com/office/drawing/2015/9/8/chartex" xmlns:cx2="http://schemas.microsoft.com/office/drawing/2015/10/21/chartex" xmlns:cx3="http://schemas.microsoft.com/office/drawing/2016/5/9/chartex" xmlns:cx4="http://schemas.microsoft.com/office/drawing/2016/5/10/chartex" xmlns:cx5="http://schemas.microsoft.com/office/drawing/2016/5/11/chartex" xmlns:cx6="http://schemas.microsoft.com/office/drawing/2016/5/12/chartex" xmlns:cx7="http://schemas.microsoft.com/office/drawing/2016/5/13/chartex" xmlns:cx8="http://schemas.microsoft.com/office/drawing/2016/5/14/chartex" xmlns:mc="http://schemas.openxmlformats.org/markup-compatibility/2006" xmlns:aink="http://schemas.microsoft.com/office/drawing/2016/ink" xmlns:am3d="http://schemas.microsoft.com/office/drawing/2017/model3d" xmlns:o="urn:schemas-microsoft-com:office:office" xmlns:r="http://schemas.openxmlformats.org/officeDocument/2006/relationships" xmlns:m="http://schemas.openxmlformats.org/officeDocument/2006/math" xmlns:v="urn:schemas-microsoft-com:vml" xmlns:wp14="http://schemas.microsoft.com/office/word/2010/wordprocessingDrawing" xmlns:wp="http://schemas.openxmlformats.org/drawingml/2006/wordprocessingDrawing" xmlns:w10="urn:schemas-microsoft-com:office:word" xmlns:w="http://schemas.openxmlformats.org/wordprocessingml/2006/main" xmlns:w14="http://schemas.microsoft.com/office/word/2010/wordml" xmlns:w15="http://schemas.microsoft.com/office/word/2012/wordml" xmlns:w16cex="http://schemas.microsoft.com/office/word/2018/wordml/cex" xmlns:w16cid="http://schemas.microsoft.com/office/word/2016/wordml/cid" xmlns:w16="http://schemas.microsoft.com/office/word/2018/wordml" xmlns:w16sdtdh="http://schemas.microsoft.com/office/word/2020/wordml/sdtdatahash" xmlns:w16se="http://schemas.microsoft.com/office/word/2015/wordml/symex" xmlns:wpg="http://schemas.microsoft.com/office/word/2010/wordprocessingGroup" xmlns:wpi="http://schemas.microsoft.com/office/word/2010/wordprocessingInk" xmlns:wne="http://schemas.microsoft.com/office/word/2006/wordml" xmlns:wps="http://schemas.microsoft.com/office/word/2010/wordprocessingShape" mc:Ignorable="w14 w15 w16se w16cid w16 w16cex w16sdtdh wp14">
   <w15:person w15:author="阳 万">
     <w15:presenceInfo w15:providerId="Windows Live" w15:userId="cf685795c5b8302f"/>
   </w15:person>
@@ -12465,7 +16753,7 @@
 </file>
 
 <file path=word/styles.xml><?xml version="1.0" encoding="utf-8"?>
-<w:styles xmlns:mc="http://schemas.openxmlformats.org/markup-compatibility/2006" xmlns:r="http://schemas.openxmlformats.org/officeDocument/2006/relationships" xmlns:w="http://schemas.openxmlformats.org/wordprocessingml/2006/main" xmlns:w14="http://schemas.microsoft.com/office/word/2010/wordml" xmlns:w15="http://schemas.microsoft.com/office/word/2012/wordml" xmlns:w16cex="http://schemas.microsoft.com/office/word/2018/wordml/cex" xmlns:w16cid="http://schemas.microsoft.com/office/word/2016/wordml/cid" xmlns:w16="http://schemas.microsoft.com/office/word/2018/wordml" xmlns:w16du="http://schemas.microsoft.com/office/word/2023/wordml/word16du" xmlns:w16sdtdh="http://schemas.microsoft.com/office/word/2020/wordml/sdtdatahash" xmlns:w16sdtfl="http://schemas.microsoft.com/office/word/2024/wordml/sdtformatlock" xmlns:w16se="http://schemas.microsoft.com/office/word/2015/wordml/symex" mc:Ignorable="w14 w15 w16se w16cid w16 w16cex w16sdtdh w16sdtfl w16du">
+<w:styles xmlns:mc="http://schemas.openxmlformats.org/markup-compatibility/2006" xmlns:r="http://schemas.openxmlformats.org/officeDocument/2006/relationships" xmlns:w="http://schemas.openxmlformats.org/wordprocessingml/2006/main" xmlns:w14="http://schemas.microsoft.com/office/word/2010/wordml" xmlns:w15="http://schemas.microsoft.com/office/word/2012/wordml" xmlns:w16cex="http://schemas.microsoft.com/office/word/2018/wordml/cex" xmlns:w16cid="http://schemas.microsoft.com/office/word/2016/wordml/cid" xmlns:w16="http://schemas.microsoft.com/office/word/2018/wordml" xmlns:w16sdtdh="http://schemas.microsoft.com/office/word/2020/wordml/sdtdatahash" xmlns:w16se="http://schemas.microsoft.com/office/word/2015/wordml/symex" mc:Ignorable="w14 w15 w16se w16cid w16 w16cex w16sdtdh">
   <w:docDefaults>
     <w:rPrDefault>
       <w:rPr>
@@ -12854,7 +17142,7 @@
   <w:style w:type="paragraph" w:default="1" w:styleId="a">
     <w:name w:val="Normal"/>
     <w:qFormat/>
-    <w:rsid w:val="00D61352"/>
+    <w:rsid w:val="00667752"/>
     <w:pPr>
       <w:widowControl w:val="0"/>
       <w:jc w:val="both"/>
@@ -13533,6 +17821,30 @@
       <w:szCs w:val="22"/>
     </w:rPr>
   </w:style>
+  <w:style w:type="character" w:styleId="ac">
+    <w:name w:val="Unresolved Mention"/>
+    <w:basedOn w:val="a0"/>
+    <w:rsid w:val="00CB4599"/>
+    <w:rPr>
+      <w:color w:val="605E5C"/>
+      <w:shd w:val="clear" w:color="auto" w:fill="E1DFDD"/>
+    </w:rPr>
+  </w:style>
+  <w:style w:type="character" w:customStyle="1" w:styleId="fontstyle01">
+    <w:name w:val="fontstyle01"/>
+    <w:basedOn w:val="a0"/>
+    <w:rsid w:val="001C2EA3"/>
+    <w:rPr>
+      <w:rFonts w:ascii="FZDBSJW--GB1-0" w:hAnsi="FZDBSJW--GB1-0" w:hint="default"/>
+      <w:b w:val="0"/>
+      <w:bCs w:val="0"/>
+      <w:i w:val="0"/>
+      <w:iCs w:val="0"/>
+      <w:color w:val="000000"/>
+      <w:sz w:val="32"/>
+      <w:szCs w:val="32"/>
+    </w:rPr>
+  </w:style>
 </w:styles>
 </file>
 

--- a/报告/实验报告.docx
+++ b/报告/实验报告.docx
@@ -1,6 +1,6 @@
 
 <file path=word/document.xml><?xml version="1.0" encoding="utf-8"?>
-<w:document xmlns:wpc="http://schemas.microsoft.com/office/word/2010/wordprocessingCanvas" xmlns:cx="http://schemas.microsoft.com/office/drawing/2014/chartex" xmlns:cx1="http://schemas.microsoft.com/office/drawing/2015/9/8/chartex" xmlns:cx2="http://schemas.microsoft.com/office/drawing/2015/10/21/chartex" xmlns:cx3="http://schemas.microsoft.com/office/drawing/2016/5/9/chartex" xmlns:cx4="http://schemas.microsoft.com/office/drawing/2016/5/10/chartex" xmlns:cx5="http://schemas.microsoft.com/office/drawing/2016/5/11/chartex" xmlns:cx6="http://schemas.microsoft.com/office/drawing/2016/5/12/chartex" xmlns:cx7="http://schemas.microsoft.com/office/drawing/2016/5/13/chartex" xmlns:cx8="http://schemas.microsoft.com/office/drawing/2016/5/14/chartex" xmlns:mc="http://schemas.openxmlformats.org/markup-compatibility/2006" xmlns:aink="http://schemas.microsoft.com/office/drawing/2016/ink" xmlns:am3d="http://schemas.microsoft.com/office/drawing/2017/model3d" xmlns:o="urn:schemas-microsoft-com:office:office" xmlns:r="http://schemas.openxmlformats.org/officeDocument/2006/relationships" xmlns:m="http://schemas.openxmlformats.org/officeDocument/2006/math" xmlns:v="urn:schemas-microsoft-com:vml" xmlns:wp14="http://schemas.microsoft.com/office/word/2010/wordprocessingDrawing" xmlns:wp="http://schemas.openxmlformats.org/drawingml/2006/wordprocessingDrawing" xmlns:w10="urn:schemas-microsoft-com:office:word" xmlns:w="http://schemas.openxmlformats.org/wordprocessingml/2006/main" xmlns:w14="http://schemas.microsoft.com/office/word/2010/wordml" xmlns:w15="http://schemas.microsoft.com/office/word/2012/wordml" xmlns:w16cex="http://schemas.microsoft.com/office/word/2018/wordml/cex" xmlns:w16cid="http://schemas.microsoft.com/office/word/2016/wordml/cid" xmlns:w16="http://schemas.microsoft.com/office/word/2018/wordml" xmlns:w16sdtdh="http://schemas.microsoft.com/office/word/2020/wordml/sdtdatahash" xmlns:w16se="http://schemas.microsoft.com/office/word/2015/wordml/symex" xmlns:wpg="http://schemas.microsoft.com/office/word/2010/wordprocessingGroup" xmlns:wpi="http://schemas.microsoft.com/office/word/2010/wordprocessingInk" xmlns:wne="http://schemas.microsoft.com/office/word/2006/wordml" xmlns:wps="http://schemas.microsoft.com/office/word/2010/wordprocessingShape" mc:Ignorable="w14 w15 w16se w16cid w16 w16cex w16sdtdh wp14">
+<w:document xmlns:wpc="http://schemas.microsoft.com/office/word/2010/wordprocessingCanvas" xmlns:cx="http://schemas.microsoft.com/office/drawing/2014/chartex" xmlns:cx1="http://schemas.microsoft.com/office/drawing/2015/9/8/chartex" xmlns:cx2="http://schemas.microsoft.com/office/drawing/2015/10/21/chartex" xmlns:cx3="http://schemas.microsoft.com/office/drawing/2016/5/9/chartex" xmlns:cx4="http://schemas.microsoft.com/office/drawing/2016/5/10/chartex" xmlns:cx5="http://schemas.microsoft.com/office/drawing/2016/5/11/chartex" xmlns:cx6="http://schemas.microsoft.com/office/drawing/2016/5/12/chartex" xmlns:cx7="http://schemas.microsoft.com/office/drawing/2016/5/13/chartex" xmlns:cx8="http://schemas.microsoft.com/office/drawing/2016/5/14/chartex" xmlns:mc="http://schemas.openxmlformats.org/markup-compatibility/2006" xmlns:aink="http://schemas.microsoft.com/office/drawing/2016/ink" xmlns:am3d="http://schemas.microsoft.com/office/drawing/2017/model3d" xmlns:o="urn:schemas-microsoft-com:office:office" xmlns:oel="http://schemas.microsoft.com/office/2019/extlst" xmlns:r="http://schemas.openxmlformats.org/officeDocument/2006/relationships" xmlns:m="http://schemas.openxmlformats.org/officeDocument/2006/math" xmlns:v="urn:schemas-microsoft-com:vml" xmlns:wp14="http://schemas.microsoft.com/office/word/2010/wordprocessingDrawing" xmlns:wp="http://schemas.openxmlformats.org/drawingml/2006/wordprocessingDrawing" xmlns:w10="urn:schemas-microsoft-com:office:word" xmlns:w="http://schemas.openxmlformats.org/wordprocessingml/2006/main" xmlns:w14="http://schemas.microsoft.com/office/word/2010/wordml" xmlns:w15="http://schemas.microsoft.com/office/word/2012/wordml" xmlns:w16cex="http://schemas.microsoft.com/office/word/2018/wordml/cex" xmlns:w16cid="http://schemas.microsoft.com/office/word/2016/wordml/cid" xmlns:w16="http://schemas.microsoft.com/office/word/2018/wordml" xmlns:w16du="http://schemas.microsoft.com/office/word/2023/wordml/word16du" xmlns:w16sdtdh="http://schemas.microsoft.com/office/word/2020/wordml/sdtdatahash" xmlns:w16sdtfl="http://schemas.microsoft.com/office/word/2024/wordml/sdtformatlock" xmlns:w16se="http://schemas.microsoft.com/office/word/2015/wordml/symex" xmlns:wpg="http://schemas.microsoft.com/office/word/2010/wordprocessingGroup" xmlns:wpi="http://schemas.microsoft.com/office/word/2010/wordprocessingInk" xmlns:wne="http://schemas.microsoft.com/office/word/2006/wordml" xmlns:wps="http://schemas.microsoft.com/office/word/2010/wordprocessingShape" mc:Ignorable="w14 w15 w16se w16cid w16 w16cex w16sdtdh w16sdtfl w16du wp14">
   <w:body>
     <w:p>
       <w:pPr>
@@ -261,13 +261,23 @@
         </w:rPr>
         <w:t>(</w:t>
       </w:r>
-      <w:r>
-        <w:rPr>
-          <w:rFonts w:ascii="Times New Roman" w:hAnsi="Times New Roman"/>
-          <w:sz w:val="28"/>
-          <w:szCs w:val="28"/>
-        </w:rPr>
-        <w:t>ChineseChess)</w:t>
+      <w:proofErr w:type="spellStart"/>
+      <w:r>
+        <w:rPr>
+          <w:rFonts w:ascii="Times New Roman" w:hAnsi="Times New Roman"/>
+          <w:sz w:val="28"/>
+          <w:szCs w:val="28"/>
+        </w:rPr>
+        <w:t>ChineseChess</w:t>
+      </w:r>
+      <w:proofErr w:type="spellEnd"/>
+      <w:r>
+        <w:rPr>
+          <w:rFonts w:ascii="Times New Roman" w:hAnsi="Times New Roman"/>
+          <w:sz w:val="28"/>
+          <w:szCs w:val="28"/>
+        </w:rPr>
+        <w:t>)</w:t>
       </w:r>
     </w:p>
     <w:p>
@@ -629,57 +639,61 @@
           <w:sz w:val="24"/>
           <w:szCs w:val="24"/>
         </w:rPr>
-        <w:t>) Exact,Alpha,Beta</w:t>
-      </w:r>
+        <w:t xml:space="preserve">) </w:t>
+      </w:r>
+      <w:proofErr w:type="spellStart"/>
       <w:r>
         <w:rPr>
           <w:rFonts w:ascii="Times New Roman" w:hAnsi="Times New Roman"/>
           <w:sz w:val="24"/>
           <w:szCs w:val="24"/>
         </w:rPr>
-        <w:t>节点记录与启发搜素</w:t>
-      </w:r>
-      <w:r>
-        <w:rPr>
-          <w:rFonts w:ascii="Times New Roman" w:hAnsi="Times New Roman" w:hint="eastAsia"/>
+        <w:t>Exact,Alpha,Beta</w:t>
+      </w:r>
+      <w:proofErr w:type="spellEnd"/>
+      <w:r>
+        <w:rPr>
+          <w:rFonts w:ascii="Times New Roman" w:hAnsi="Times New Roman"/>
           <w:sz w:val="24"/>
           <w:szCs w:val="24"/>
         </w:rPr>
-        <w:t>；</w:t>
-      </w:r>
-    </w:p>
-    <w:p>
-      <w:pPr>
-        <w:ind w:firstLine="420"/>
-        <w:rPr>
-          <w:rFonts w:ascii="Times New Roman" w:hAnsi="Times New Roman"/>
+        <w:t>节点记录与启发搜素</w:t>
+      </w:r>
+      <w:r>
+        <w:rPr>
+          <w:rFonts w:ascii="Times New Roman" w:hAnsi="Times New Roman" w:hint="eastAsia"/>
           <w:sz w:val="24"/>
           <w:szCs w:val="24"/>
         </w:rPr>
-      </w:pPr>
-      <w:r>
+        <w:t>；</w:t>
+      </w:r>
+    </w:p>
+    <w:p>
+      <w:pPr>
+        <w:ind w:firstLine="420"/>
         <w:rPr>
           <w:rFonts w:ascii="Times New Roman" w:hAnsi="Times New Roman"/>
           <w:sz w:val="24"/>
           <w:szCs w:val="24"/>
         </w:rPr>
-        <w:t>NegaMax(</w:t>
-      </w:r>
+      </w:pPr>
+      <w:proofErr w:type="spellStart"/>
       <w:r>
         <w:rPr>
           <w:rFonts w:ascii="Times New Roman" w:hAnsi="Times New Roman"/>
           <w:sz w:val="24"/>
           <w:szCs w:val="24"/>
         </w:rPr>
-        <w:t>负极大值</w:t>
-      </w:r>
+        <w:t>NegaMax</w:t>
+      </w:r>
+      <w:proofErr w:type="spellEnd"/>
       <w:r>
         <w:rPr>
           <w:rFonts w:ascii="Times New Roman" w:hAnsi="Times New Roman"/>
           <w:sz w:val="24"/>
           <w:szCs w:val="24"/>
         </w:rPr>
-        <w:t>)</w:t>
+        <w:t>(</w:t>
       </w:r>
       <w:r>
         <w:rPr>
@@ -687,7 +701,7 @@
           <w:sz w:val="24"/>
           <w:szCs w:val="24"/>
         </w:rPr>
-        <w:t>形式</w:t>
+        <w:t>负极大值</w:t>
       </w:r>
       <w:r>
         <w:rPr>
@@ -695,7 +709,7 @@
           <w:sz w:val="24"/>
           <w:szCs w:val="24"/>
         </w:rPr>
-        <w:t xml:space="preserve">alpha-beta </w:t>
+        <w:t>)</w:t>
       </w:r>
       <w:r>
         <w:rPr>
@@ -703,49 +717,49 @@
           <w:sz w:val="24"/>
           <w:szCs w:val="24"/>
         </w:rPr>
-        <w:t>搜素算法</w:t>
-      </w:r>
-      <w:r>
-        <w:rPr>
-          <w:rFonts w:ascii="Times New Roman" w:hAnsi="Times New Roman" w:hint="eastAsia"/>
+        <w:t>形式</w:t>
+      </w:r>
+      <w:r>
+        <w:rPr>
+          <w:rFonts w:ascii="Times New Roman" w:hAnsi="Times New Roman"/>
           <w:sz w:val="24"/>
           <w:szCs w:val="24"/>
         </w:rPr>
-        <w:t>；</w:t>
-      </w:r>
-    </w:p>
-    <w:p>
-      <w:pPr>
-        <w:ind w:firstLine="420"/>
+        <w:t xml:space="preserve">alpha-beta </w:t>
+      </w:r>
+      <w:r>
         <w:rPr>
           <w:rFonts w:ascii="Times New Roman" w:hAnsi="Times New Roman"/>
           <w:sz w:val="24"/>
           <w:szCs w:val="24"/>
         </w:rPr>
-      </w:pPr>
-      <w:r>
-        <w:rPr>
-          <w:rFonts w:ascii="Times New Roman" w:hAnsi="Times New Roman"/>
+        <w:t>搜素算法</w:t>
+      </w:r>
+      <w:r>
+        <w:rPr>
+          <w:rFonts w:ascii="Times New Roman" w:hAnsi="Times New Roman" w:hint="eastAsia"/>
           <w:sz w:val="24"/>
           <w:szCs w:val="24"/>
         </w:rPr>
-        <w:t>Fail-Soft</w:t>
-      </w:r>
-      <w:r>
+        <w:t>；</w:t>
+      </w:r>
+    </w:p>
+    <w:p>
+      <w:pPr>
+        <w:ind w:firstLine="420"/>
         <w:rPr>
           <w:rFonts w:ascii="Times New Roman" w:hAnsi="Times New Roman"/>
           <w:sz w:val="24"/>
           <w:szCs w:val="24"/>
         </w:rPr>
-        <w:t>形式</w:t>
-      </w:r>
+      </w:pPr>
       <w:r>
         <w:rPr>
           <w:rFonts w:ascii="Times New Roman" w:hAnsi="Times New Roman"/>
           <w:sz w:val="24"/>
           <w:szCs w:val="24"/>
         </w:rPr>
-        <w:t xml:space="preserve"> PVS(Principal Variation Search</w:t>
+        <w:t>Fail-Soft</w:t>
       </w:r>
       <w:r>
         <w:rPr>
@@ -753,7 +767,7 @@
           <w:sz w:val="24"/>
           <w:szCs w:val="24"/>
         </w:rPr>
-        <w:t>，主要变例搜素</w:t>
+        <w:t>形式</w:t>
       </w:r>
       <w:r>
         <w:rPr>
@@ -761,7 +775,7 @@
           <w:sz w:val="24"/>
           <w:szCs w:val="24"/>
         </w:rPr>
-        <w:t>)</w:t>
+        <w:t xml:space="preserve"> PVS(Principal Variation Search</w:t>
       </w:r>
       <w:r>
         <w:rPr>
@@ -769,49 +783,49 @@
           <w:sz w:val="24"/>
           <w:szCs w:val="24"/>
         </w:rPr>
-        <w:t>算法</w:t>
-      </w:r>
-      <w:r>
-        <w:rPr>
-          <w:rFonts w:ascii="Times New Roman" w:hAnsi="Times New Roman" w:hint="eastAsia"/>
+        <w:t>，主要变例搜素</w:t>
+      </w:r>
+      <w:r>
+        <w:rPr>
+          <w:rFonts w:ascii="Times New Roman" w:hAnsi="Times New Roman"/>
           <w:sz w:val="24"/>
           <w:szCs w:val="24"/>
         </w:rPr>
-        <w:t>；</w:t>
-      </w:r>
-    </w:p>
-    <w:p>
-      <w:pPr>
-        <w:ind w:firstLine="420"/>
+        <w:t>)</w:t>
+      </w:r>
+      <w:r>
         <w:rPr>
           <w:rFonts w:ascii="Times New Roman" w:hAnsi="Times New Roman"/>
           <w:sz w:val="24"/>
           <w:szCs w:val="24"/>
         </w:rPr>
-      </w:pPr>
-      <w:r>
-        <w:rPr>
-          <w:rFonts w:ascii="Times New Roman" w:hAnsi="Times New Roman"/>
+        <w:t>算法</w:t>
+      </w:r>
+      <w:r>
+        <w:rPr>
+          <w:rFonts w:ascii="Times New Roman" w:hAnsi="Times New Roman" w:hint="eastAsia"/>
           <w:sz w:val="24"/>
           <w:szCs w:val="24"/>
         </w:rPr>
-        <w:t>Null Move Pruning(</w:t>
-      </w:r>
-      <w:r>
+        <w:t>；</w:t>
+      </w:r>
+    </w:p>
+    <w:p>
+      <w:pPr>
+        <w:ind w:firstLine="420"/>
         <w:rPr>
           <w:rFonts w:ascii="Times New Roman" w:hAnsi="Times New Roman"/>
           <w:sz w:val="24"/>
           <w:szCs w:val="24"/>
         </w:rPr>
-        <w:t>空步裁剪</w:t>
-      </w:r>
+      </w:pPr>
       <w:r>
         <w:rPr>
           <w:rFonts w:ascii="Times New Roman" w:hAnsi="Times New Roman"/>
           <w:sz w:val="24"/>
           <w:szCs w:val="24"/>
         </w:rPr>
-        <w:t>)</w:t>
+        <w:t>Null Move Pruning(</w:t>
       </w:r>
       <w:r>
         <w:rPr>
@@ -819,75 +833,75 @@
           <w:sz w:val="24"/>
           <w:szCs w:val="24"/>
         </w:rPr>
-        <w:t>优化</w:t>
-      </w:r>
-      <w:r>
-        <w:rPr>
-          <w:rFonts w:ascii="Times New Roman" w:hAnsi="Times New Roman" w:hint="eastAsia"/>
+        <w:t>空步裁剪</w:t>
+      </w:r>
+      <w:r>
+        <w:rPr>
+          <w:rFonts w:ascii="Times New Roman" w:hAnsi="Times New Roman"/>
           <w:sz w:val="24"/>
           <w:szCs w:val="24"/>
         </w:rPr>
-        <w:t>；</w:t>
-      </w:r>
-    </w:p>
-    <w:p>
-      <w:pPr>
-        <w:ind w:firstLine="420"/>
+        <w:t>)</w:t>
+      </w:r>
+      <w:r>
         <w:rPr>
           <w:rFonts w:ascii="Times New Roman" w:hAnsi="Times New Roman"/>
           <w:sz w:val="24"/>
           <w:szCs w:val="24"/>
         </w:rPr>
-      </w:pPr>
-      <w:r>
-        <w:rPr>
-          <w:rFonts w:ascii="Times New Roman" w:hAnsi="Times New Roman"/>
+        <w:t>优化</w:t>
+      </w:r>
+      <w:r>
+        <w:rPr>
+          <w:rFonts w:ascii="Times New Roman" w:hAnsi="Times New Roman" w:hint="eastAsia"/>
           <w:sz w:val="24"/>
           <w:szCs w:val="24"/>
         </w:rPr>
-        <w:t>杀手着法启发排序优化</w:t>
-      </w:r>
-      <w:r>
-        <w:rPr>
-          <w:rFonts w:ascii="Times New Roman" w:hAnsi="Times New Roman" w:hint="eastAsia"/>
+        <w:t>；</w:t>
+      </w:r>
+    </w:p>
+    <w:p>
+      <w:pPr>
+        <w:ind w:firstLine="420"/>
+        <w:rPr>
+          <w:rFonts w:ascii="Times New Roman" w:hAnsi="Times New Roman"/>
           <w:sz w:val="24"/>
           <w:szCs w:val="24"/>
         </w:rPr>
-        <w:t xml:space="preserve"> </w:t>
-      </w:r>
-    </w:p>
-    <w:p>
-      <w:pPr>
-        <w:ind w:firstLine="420"/>
+      </w:pPr>
+      <w:r>
         <w:rPr>
           <w:rFonts w:ascii="Times New Roman" w:hAnsi="Times New Roman"/>
           <w:sz w:val="24"/>
           <w:szCs w:val="24"/>
         </w:rPr>
-      </w:pPr>
-      <w:r>
-        <w:rPr>
-          <w:rFonts w:ascii="Times New Roman" w:hAnsi="Times New Roman"/>
+        <w:t>杀手着法启发排序优化</w:t>
+      </w:r>
+      <w:r>
+        <w:rPr>
+          <w:rFonts w:ascii="Times New Roman" w:hAnsi="Times New Roman" w:hint="eastAsia"/>
           <w:sz w:val="24"/>
           <w:szCs w:val="24"/>
         </w:rPr>
-        <w:t>LMR(Late Move Reductions</w:t>
-      </w:r>
-      <w:r>
+        <w:t xml:space="preserve"> </w:t>
+      </w:r>
+    </w:p>
+    <w:p>
+      <w:pPr>
+        <w:ind w:firstLine="420"/>
         <w:rPr>
           <w:rFonts w:ascii="Times New Roman" w:hAnsi="Times New Roman"/>
           <w:sz w:val="24"/>
           <w:szCs w:val="24"/>
         </w:rPr>
-        <w:t>，晚期着法裁剪</w:t>
-      </w:r>
+      </w:pPr>
       <w:r>
         <w:rPr>
           <w:rFonts w:ascii="Times New Roman" w:hAnsi="Times New Roman"/>
           <w:sz w:val="24"/>
           <w:szCs w:val="24"/>
         </w:rPr>
-        <w:t>)</w:t>
+        <w:t>LMR(Late Move Reductions</w:t>
       </w:r>
       <w:r>
         <w:rPr>
@@ -895,101 +909,57 @@
           <w:sz w:val="24"/>
           <w:szCs w:val="24"/>
         </w:rPr>
-        <w:t>优化</w:t>
-      </w:r>
-      <w:r>
-        <w:rPr>
-          <w:rFonts w:ascii="Times New Roman" w:hAnsi="Times New Roman" w:hint="eastAsia"/>
+        <w:t>，晚期着法裁剪</w:t>
+      </w:r>
+      <w:r>
+        <w:rPr>
+          <w:rFonts w:ascii="Times New Roman" w:hAnsi="Times New Roman"/>
           <w:sz w:val="24"/>
           <w:szCs w:val="24"/>
         </w:rPr>
-        <w:t>；</w:t>
-      </w:r>
-    </w:p>
-    <w:p>
-      <w:pPr>
-        <w:ind w:firstLine="420"/>
+        <w:t>)</w:t>
+      </w:r>
+      <w:r>
         <w:rPr>
           <w:rFonts w:ascii="Times New Roman" w:hAnsi="Times New Roman"/>
           <w:sz w:val="24"/>
           <w:szCs w:val="24"/>
         </w:rPr>
-      </w:pPr>
-      <w:r>
-        <w:rPr>
-          <w:rFonts w:ascii="Times New Roman" w:hAnsi="Times New Roman"/>
+        <w:t>优化</w:t>
+      </w:r>
+      <w:r>
+        <w:rPr>
+          <w:rFonts w:ascii="Times New Roman" w:hAnsi="Times New Roman" w:hint="eastAsia"/>
           <w:sz w:val="24"/>
           <w:szCs w:val="24"/>
         </w:rPr>
-        <w:t>安静着法</w:t>
-      </w:r>
-      <w:r>
+        <w:t>；</w:t>
+      </w:r>
+    </w:p>
+    <w:p>
+      <w:pPr>
+        <w:ind w:firstLine="420"/>
         <w:rPr>
           <w:rFonts w:ascii="Times New Roman" w:hAnsi="Times New Roman"/>
           <w:sz w:val="24"/>
           <w:szCs w:val="24"/>
         </w:rPr>
-        <w:t>Quiet Moves</w:t>
-      </w:r>
-    </w:p>
-    <w:p>
-      <w:pPr>
-        <w:ind w:firstLine="420"/>
+      </w:pPr>
+      <w:r>
         <w:rPr>
           <w:rFonts w:ascii="Times New Roman" w:hAnsi="Times New Roman"/>
           <w:sz w:val="24"/>
           <w:szCs w:val="24"/>
         </w:rPr>
-      </w:pPr>
-    </w:p>
-    <w:p>
-      <w:pPr>
-        <w:rPr>
-          <w:rFonts w:ascii="Times New Roman" w:hAnsi="Times New Roman" w:hint="eastAsia"/>
+        <w:t>安静着法</w:t>
+      </w:r>
+      <w:r>
+        <w:rPr>
+          <w:rFonts w:ascii="Times New Roman" w:hAnsi="Times New Roman"/>
           <w:sz w:val="24"/>
           <w:szCs w:val="24"/>
         </w:rPr>
-      </w:pPr>
-    </w:p>
-    <w:p>
-      <w:pPr>
-        <w:rPr>
-          <w:rFonts w:ascii="Times New Roman" w:hAnsi="Times New Roman"/>
-          <w:sz w:val="28"/>
-          <w:szCs w:val="28"/>
-        </w:rPr>
-      </w:pPr>
-      <w:r>
-        <w:rPr>
-          <w:rFonts w:ascii="Times New Roman" w:hAnsi="Times New Roman" w:hint="eastAsia"/>
-          <w:sz w:val="28"/>
-          <w:szCs w:val="28"/>
-        </w:rPr>
-        <w:t>何俊翰</w:t>
-      </w:r>
-      <w:r>
-        <w:rPr>
-          <w:rFonts w:ascii="Times New Roman" w:hAnsi="Times New Roman" w:hint="eastAsia"/>
-          <w:sz w:val="28"/>
-          <w:szCs w:val="28"/>
-        </w:rPr>
-        <w:t>(</w:t>
-      </w:r>
-      <w:r>
-        <w:rPr>
-          <w:rFonts w:ascii="Times New Roman" w:hAnsi="Times New Roman"/>
-          <w:sz w:val="28"/>
-          <w:szCs w:val="28"/>
-        </w:rPr>
-        <w:t>30%)</w:t>
-      </w:r>
-      <w:r>
-        <w:rPr>
-          <w:rFonts w:ascii="Times New Roman" w:hAnsi="Times New Roman" w:hint="eastAsia"/>
-          <w:sz w:val="28"/>
-          <w:szCs w:val="28"/>
-        </w:rPr>
-        <w:t>：</w:t>
+        <w:t>Quiet Moves</w:t>
       </w:r>
     </w:p>
     <w:p>
@@ -1001,29 +971,73 @@
           <w:szCs w:val="24"/>
         </w:rPr>
       </w:pPr>
-      <w:r>
+    </w:p>
+    <w:p>
+      <w:pPr>
         <w:rPr>
           <w:rFonts w:ascii="Times New Roman" w:hAnsi="Times New Roman"/>
           <w:sz w:val="24"/>
           <w:szCs w:val="24"/>
         </w:rPr>
-        <w:t>MVV/LVA (</w:t>
-      </w:r>
-      <w:r>
+      </w:pPr>
+    </w:p>
+    <w:p>
+      <w:pPr>
+        <w:rPr>
+          <w:rFonts w:ascii="Times New Roman" w:hAnsi="Times New Roman"/>
+          <w:sz w:val="28"/>
+          <w:szCs w:val="28"/>
+        </w:rPr>
+      </w:pPr>
+      <w:r>
+        <w:rPr>
+          <w:rFonts w:ascii="Times New Roman" w:hAnsi="Times New Roman" w:hint="eastAsia"/>
+          <w:sz w:val="28"/>
+          <w:szCs w:val="28"/>
+        </w:rPr>
+        <w:t>何俊翰</w:t>
+      </w:r>
+      <w:r>
+        <w:rPr>
+          <w:rFonts w:ascii="Times New Roman" w:hAnsi="Times New Roman" w:hint="eastAsia"/>
+          <w:sz w:val="28"/>
+          <w:szCs w:val="28"/>
+        </w:rPr>
+        <w:t>(</w:t>
+      </w:r>
+      <w:r>
+        <w:rPr>
+          <w:rFonts w:ascii="Times New Roman" w:hAnsi="Times New Roman"/>
+          <w:sz w:val="28"/>
+          <w:szCs w:val="28"/>
+        </w:rPr>
+        <w:t>30%)</w:t>
+      </w:r>
+      <w:r>
+        <w:rPr>
+          <w:rFonts w:ascii="Times New Roman" w:hAnsi="Times New Roman" w:hint="eastAsia"/>
+          <w:sz w:val="28"/>
+          <w:szCs w:val="28"/>
+        </w:rPr>
+        <w:t>：</w:t>
+      </w:r>
+    </w:p>
+    <w:p>
+      <w:pPr>
+        <w:ind w:firstLine="420"/>
         <w:rPr>
           <w:rFonts w:ascii="Times New Roman" w:hAnsi="Times New Roman"/>
           <w:sz w:val="24"/>
           <w:szCs w:val="24"/>
         </w:rPr>
-        <w:t>最大价值受害者</w:t>
-      </w:r>
+      </w:pPr>
       <w:r>
         <w:rPr>
           <w:rFonts w:ascii="Times New Roman" w:hAnsi="Times New Roman"/>
           <w:sz w:val="24"/>
           <w:szCs w:val="24"/>
         </w:rPr>
-        <w:t>/</w:t>
+        <w:t>MVV/LVA (</w:t>
       </w:r>
       <w:r>
         <w:rPr>
@@ -1031,7 +1045,7 @@
           <w:sz w:val="24"/>
           <w:szCs w:val="24"/>
         </w:rPr>
-        <w:t>最小价值攻击者</w:t>
+        <w:t>最大价值受害者</w:t>
       </w:r>
       <w:r>
         <w:rPr>
@@ -1039,7 +1053,7 @@
           <w:sz w:val="24"/>
           <w:szCs w:val="24"/>
         </w:rPr>
-        <w:t>)</w:t>
+        <w:t>/</w:t>
       </w:r>
       <w:r>
         <w:rPr>
@@ -1047,75 +1061,75 @@
           <w:sz w:val="24"/>
           <w:szCs w:val="24"/>
         </w:rPr>
-        <w:t>评价</w:t>
-      </w:r>
-      <w:r>
-        <w:rPr>
-          <w:rFonts w:ascii="Times New Roman" w:hAnsi="Times New Roman" w:hint="eastAsia"/>
+        <w:t>最小价值攻击者</w:t>
+      </w:r>
+      <w:r>
+        <w:rPr>
+          <w:rFonts w:ascii="Times New Roman" w:hAnsi="Times New Roman"/>
           <w:sz w:val="24"/>
           <w:szCs w:val="24"/>
         </w:rPr>
-        <w:t>；</w:t>
-      </w:r>
-    </w:p>
-    <w:p>
-      <w:pPr>
-        <w:ind w:firstLine="420"/>
+        <w:t>)</w:t>
+      </w:r>
+      <w:r>
         <w:rPr>
           <w:rFonts w:ascii="Times New Roman" w:hAnsi="Times New Roman"/>
           <w:sz w:val="24"/>
           <w:szCs w:val="24"/>
         </w:rPr>
-      </w:pPr>
-      <w:r>
-        <w:rPr>
-          <w:rFonts w:ascii="Times New Roman" w:hAnsi="Times New Roman"/>
+        <w:t>评价</w:t>
+      </w:r>
+      <w:r>
+        <w:rPr>
+          <w:rFonts w:ascii="Times New Roman" w:hAnsi="Times New Roman" w:hint="eastAsia"/>
           <w:sz w:val="24"/>
           <w:szCs w:val="24"/>
         </w:rPr>
-        <w:t>着法预排序</w:t>
-      </w:r>
-      <w:r>
-        <w:rPr>
-          <w:rFonts w:ascii="Times New Roman" w:hAnsi="Times New Roman" w:hint="eastAsia"/>
+        <w:t>；</w:t>
+      </w:r>
+    </w:p>
+    <w:p>
+      <w:pPr>
+        <w:ind w:firstLine="420"/>
+        <w:rPr>
+          <w:rFonts w:ascii="Times New Roman" w:hAnsi="Times New Roman"/>
           <w:sz w:val="24"/>
           <w:szCs w:val="24"/>
         </w:rPr>
-        <w:t>；</w:t>
-      </w:r>
-    </w:p>
-    <w:p>
-      <w:pPr>
-        <w:ind w:firstLine="420"/>
+      </w:pPr>
+      <w:r>
         <w:rPr>
           <w:rFonts w:ascii="Times New Roman" w:hAnsi="Times New Roman"/>
           <w:sz w:val="24"/>
           <w:szCs w:val="24"/>
         </w:rPr>
-      </w:pPr>
-      <w:r>
-        <w:rPr>
-          <w:rFonts w:ascii="Times New Roman" w:hAnsi="Times New Roman"/>
+        <w:t>着法预排序</w:t>
+      </w:r>
+      <w:r>
+        <w:rPr>
+          <w:rFonts w:ascii="Times New Roman" w:hAnsi="Times New Roman" w:hint="eastAsia"/>
           <w:sz w:val="24"/>
           <w:szCs w:val="24"/>
         </w:rPr>
-        <w:t>Quiescence Search(</w:t>
-      </w:r>
-      <w:r>
+        <w:t>；</w:t>
+      </w:r>
+    </w:p>
+    <w:p>
+      <w:pPr>
+        <w:ind w:firstLine="420"/>
         <w:rPr>
           <w:rFonts w:ascii="Times New Roman" w:hAnsi="Times New Roman"/>
           <w:sz w:val="24"/>
           <w:szCs w:val="24"/>
         </w:rPr>
-        <w:t>静态搜素</w:t>
-      </w:r>
+      </w:pPr>
       <w:r>
         <w:rPr>
           <w:rFonts w:ascii="Times New Roman" w:hAnsi="Times New Roman"/>
           <w:sz w:val="24"/>
           <w:szCs w:val="24"/>
         </w:rPr>
-        <w:t>)</w:t>
+        <w:t>Quiescence Search(</w:t>
       </w:r>
       <w:r>
         <w:rPr>
@@ -1123,58 +1137,74 @@
           <w:sz w:val="24"/>
           <w:szCs w:val="24"/>
         </w:rPr>
-        <w:t>算法</w:t>
-      </w:r>
-      <w:r>
-        <w:rPr>
-          <w:rFonts w:ascii="Times New Roman" w:hAnsi="Times New Roman" w:hint="eastAsia"/>
+        <w:t>静态搜素</w:t>
+      </w:r>
+      <w:r>
+        <w:rPr>
+          <w:rFonts w:ascii="Times New Roman" w:hAnsi="Times New Roman"/>
           <w:sz w:val="24"/>
           <w:szCs w:val="24"/>
         </w:rPr>
-        <w:t>；</w:t>
-      </w:r>
-    </w:p>
-    <w:p>
-      <w:pPr>
-        <w:ind w:firstLine="420"/>
+        <w:t>)</w:t>
+      </w:r>
+      <w:r>
         <w:rPr>
           <w:rFonts w:ascii="Times New Roman" w:hAnsi="Times New Roman"/>
           <w:sz w:val="24"/>
           <w:szCs w:val="24"/>
         </w:rPr>
-      </w:pPr>
-      <w:r>
-        <w:rPr>
-          <w:rFonts w:ascii="Times New Roman" w:hAnsi="Times New Roman"/>
+        <w:t>算法</w:t>
+      </w:r>
+      <w:r>
+        <w:rPr>
+          <w:rFonts w:ascii="Times New Roman" w:hAnsi="Times New Roman" w:hint="eastAsia"/>
           <w:sz w:val="24"/>
           <w:szCs w:val="24"/>
         </w:rPr>
-        <w:t>搜素时间控制与状态保护</w:t>
-      </w:r>
-      <w:r>
-        <w:rPr>
-          <w:rFonts w:ascii="Times New Roman" w:hAnsi="Times New Roman" w:hint="eastAsia"/>
+        <w:t>；</w:t>
+      </w:r>
+    </w:p>
+    <w:p>
+      <w:pPr>
+        <w:ind w:firstLine="420"/>
+        <w:rPr>
+          <w:rFonts w:ascii="Times New Roman" w:hAnsi="Times New Roman"/>
           <w:sz w:val="24"/>
           <w:szCs w:val="24"/>
         </w:rPr>
-        <w:t>；</w:t>
-      </w:r>
-    </w:p>
-    <w:p>
-      <w:pPr>
-        <w:ind w:firstLine="420"/>
+      </w:pPr>
+      <w:r>
         <w:rPr>
           <w:rFonts w:ascii="Times New Roman" w:hAnsi="Times New Roman"/>
           <w:sz w:val="24"/>
           <w:szCs w:val="24"/>
         </w:rPr>
-      </w:pPr>
-      <w:r>
-        <w:rPr>
-          <w:rFonts w:ascii="Times New Roman" w:hAnsi="Times New Roman"/>
+        <w:t>搜素时间控制与状态保护</w:t>
+      </w:r>
+      <w:r>
+        <w:rPr>
+          <w:rFonts w:ascii="Times New Roman" w:hAnsi="Times New Roman" w:hint="eastAsia"/>
           <w:sz w:val="24"/>
           <w:szCs w:val="24"/>
         </w:rPr>
+        <w:t>；</w:t>
+      </w:r>
+    </w:p>
+    <w:p>
+      <w:pPr>
+        <w:ind w:firstLine="420"/>
+        <w:rPr>
+          <w:rFonts w:ascii="Times New Roman" w:hAnsi="Times New Roman"/>
+          <w:sz w:val="24"/>
+          <w:szCs w:val="24"/>
+        </w:rPr>
+      </w:pPr>
+      <w:r>
+        <w:rPr>
+          <w:rFonts w:ascii="Times New Roman" w:hAnsi="Times New Roman"/>
+          <w:sz w:val="24"/>
+          <w:szCs w:val="24"/>
+        </w:rPr>
         <w:lastRenderedPageBreak/>
         <w:t>延迟选择排序</w:t>
       </w:r>
@@ -1254,9 +1284,6 @@
     <w:p>
       <w:pPr>
         <w:pStyle w:val="2"/>
-        <w:rPr>
-          <w:rFonts w:hint="eastAsia"/>
-        </w:rPr>
       </w:pPr>
       <w:bookmarkStart w:id="4" w:name="_Toc69548506"/>
       <w:r>
@@ -1412,7 +1439,7 @@
       <w:pPr>
         <w:ind w:firstLine="420"/>
         <w:rPr>
-          <w:rFonts w:ascii="Times New Roman" w:hAnsi="Times New Roman" w:hint="eastAsia"/>
+          <w:rFonts w:ascii="Times New Roman" w:hAnsi="Times New Roman"/>
           <w:sz w:val="28"/>
           <w:szCs w:val="28"/>
         </w:rPr>
@@ -1472,7 +1499,7 @@
       <w:pPr>
         <w:ind w:firstLine="420"/>
         <w:rPr>
-          <w:rFonts w:ascii="Times New Roman" w:hAnsi="Times New Roman" w:hint="eastAsia"/>
+          <w:rFonts w:ascii="Times New Roman" w:hAnsi="Times New Roman"/>
           <w:sz w:val="28"/>
           <w:szCs w:val="28"/>
         </w:rPr>
@@ -1648,7 +1675,7 @@
       <w:pPr>
         <w:ind w:firstLine="420"/>
         <w:rPr>
-          <w:rFonts w:ascii="Times New Roman" w:hAnsi="Times New Roman" w:hint="eastAsia"/>
+          <w:rFonts w:ascii="Times New Roman" w:hAnsi="Times New Roman"/>
           <w:sz w:val="28"/>
           <w:szCs w:val="28"/>
         </w:rPr>
@@ -1658,7 +1685,7 @@
       <w:pPr>
         <w:ind w:firstLine="420"/>
         <w:rPr>
-          <w:rFonts w:ascii="Times New Roman" w:hAnsi="Times New Roman" w:hint="eastAsia"/>
+          <w:rFonts w:ascii="Times New Roman" w:hAnsi="Times New Roman"/>
           <w:sz w:val="28"/>
           <w:szCs w:val="28"/>
         </w:rPr>
@@ -1747,7 +1774,25 @@
           <w:sz w:val="28"/>
           <w:szCs w:val="28"/>
         </w:rPr>
-        <w:t xml:space="preserve"> EvalRecord </w:t>
+        <w:t xml:space="preserve"> </w:t>
+      </w:r>
+      <w:proofErr w:type="spellStart"/>
+      <w:r>
+        <w:rPr>
+          <w:rFonts w:ascii="Times New Roman" w:hAnsi="Times New Roman"/>
+          <w:sz w:val="28"/>
+          <w:szCs w:val="28"/>
+        </w:rPr>
+        <w:t>EvalRecord</w:t>
+      </w:r>
+      <w:proofErr w:type="spellEnd"/>
+      <w:r>
+        <w:rPr>
+          <w:rFonts w:ascii="Times New Roman" w:hAnsi="Times New Roman"/>
+          <w:sz w:val="28"/>
+          <w:szCs w:val="28"/>
+        </w:rPr>
+        <w:t xml:space="preserve"> </w:t>
       </w:r>
       <w:r>
         <w:rPr>
@@ -1783,13 +1828,23 @@
           <w:szCs w:val="28"/>
         </w:rPr>
       </w:pPr>
-      <w:r>
-        <w:rPr>
-          <w:rFonts w:ascii="Times New Roman" w:hAnsi="Times New Roman"/>
-          <w:sz w:val="28"/>
-          <w:szCs w:val="28"/>
-        </w:rPr>
-        <w:t xml:space="preserve">EvalRecord </w:t>
+      <w:proofErr w:type="spellStart"/>
+      <w:r>
+        <w:rPr>
+          <w:rFonts w:ascii="Times New Roman" w:hAnsi="Times New Roman"/>
+          <w:sz w:val="28"/>
+          <w:szCs w:val="28"/>
+        </w:rPr>
+        <w:t>EvalRecord</w:t>
+      </w:r>
+      <w:proofErr w:type="spellEnd"/>
+      <w:r>
+        <w:rPr>
+          <w:rFonts w:ascii="Times New Roman" w:hAnsi="Times New Roman"/>
+          <w:sz w:val="28"/>
+          <w:szCs w:val="28"/>
+        </w:rPr>
+        <w:t xml:space="preserve"> </w:t>
       </w:r>
       <w:r>
         <w:rPr>
@@ -1805,8 +1860,18 @@
           <w:sz w:val="28"/>
           <w:szCs w:val="28"/>
         </w:rPr>
-        <w:t xml:space="preserve"> getMidgameWeight</w:t>
-      </w:r>
+        <w:t xml:space="preserve"> </w:t>
+      </w:r>
+      <w:proofErr w:type="spellStart"/>
+      <w:r>
+        <w:rPr>
+          <w:rFonts w:ascii="Times New Roman" w:hAnsi="Times New Roman"/>
+          <w:sz w:val="28"/>
+          <w:szCs w:val="28"/>
+        </w:rPr>
+        <w:t>getMidgameWeight</w:t>
+      </w:r>
+      <w:proofErr w:type="spellEnd"/>
       <w:r>
         <w:rPr>
           <w:rFonts w:ascii="Times New Roman" w:hAnsi="Times New Roman"/>
@@ -1815,6 +1880,7 @@
         </w:rPr>
         <w:t>、</w:t>
       </w:r>
+      <w:proofErr w:type="spellStart"/>
       <w:r>
         <w:rPr>
           <w:rFonts w:ascii="Times New Roman" w:hAnsi="Times New Roman"/>
@@ -1823,6 +1889,7 @@
         </w:rPr>
         <w:t>calstaticstate</w:t>
       </w:r>
+      <w:proofErr w:type="spellEnd"/>
       <w:r>
         <w:rPr>
           <w:rFonts w:ascii="Times New Roman" w:hAnsi="Times New Roman"/>
@@ -1831,6 +1898,7 @@
         </w:rPr>
         <w:t>、</w:t>
       </w:r>
+      <w:proofErr w:type="spellStart"/>
       <w:r>
         <w:rPr>
           <w:rFonts w:ascii="Times New Roman" w:hAnsi="Times New Roman"/>
@@ -1839,6 +1907,7 @@
         </w:rPr>
         <w:t>caldynamicstate</w:t>
       </w:r>
+      <w:proofErr w:type="spellEnd"/>
       <w:r>
         <w:rPr>
           <w:rFonts w:ascii="Times New Roman" w:hAnsi="Times New Roman"/>
@@ -1847,6 +1916,7 @@
         </w:rPr>
         <w:t>、</w:t>
       </w:r>
+      <w:proofErr w:type="spellStart"/>
       <w:r>
         <w:rPr>
           <w:rFonts w:ascii="Times New Roman" w:hAnsi="Times New Roman"/>
@@ -1855,6 +1925,7 @@
         </w:rPr>
         <w:t>calShapePenalty</w:t>
       </w:r>
+      <w:proofErr w:type="spellEnd"/>
       <w:r>
         <w:rPr>
           <w:rFonts w:ascii="Times New Roman" w:hAnsi="Times New Roman"/>
@@ -1863,13 +1934,23 @@
         </w:rPr>
         <w:t>、</w:t>
       </w:r>
-      <w:r>
-        <w:rPr>
-          <w:rFonts w:ascii="Times New Roman" w:hAnsi="Times New Roman"/>
-          <w:sz w:val="28"/>
-          <w:szCs w:val="28"/>
-        </w:rPr>
-        <w:t xml:space="preserve">calstate </w:t>
+      <w:proofErr w:type="spellStart"/>
+      <w:r>
+        <w:rPr>
+          <w:rFonts w:ascii="Times New Roman" w:hAnsi="Times New Roman"/>
+          <w:sz w:val="28"/>
+          <w:szCs w:val="28"/>
+        </w:rPr>
+        <w:t>calstate</w:t>
+      </w:r>
+      <w:proofErr w:type="spellEnd"/>
+      <w:r>
+        <w:rPr>
+          <w:rFonts w:ascii="Times New Roman" w:hAnsi="Times New Roman"/>
+          <w:sz w:val="28"/>
+          <w:szCs w:val="28"/>
+        </w:rPr>
+        <w:t xml:space="preserve"> </w:t>
       </w:r>
       <w:r>
         <w:rPr>
@@ -1945,7 +2026,7 @@
       <w:pPr>
         <w:ind w:firstLine="420"/>
         <w:rPr>
-          <w:rFonts w:ascii="Times New Roman" w:hAnsi="Times New Roman" w:hint="eastAsia"/>
+          <w:rFonts w:ascii="Times New Roman" w:hAnsi="Times New Roman"/>
           <w:sz w:val="28"/>
           <w:szCs w:val="28"/>
         </w:rPr>
@@ -2141,7 +2222,25 @@
           <w:sz w:val="28"/>
           <w:szCs w:val="28"/>
         </w:rPr>
-        <w:t xml:space="preserve"> ChessAI </w:t>
+        <w:t xml:space="preserve"> </w:t>
+      </w:r>
+      <w:proofErr w:type="spellStart"/>
+      <w:r>
+        <w:rPr>
+          <w:rFonts w:ascii="Times New Roman" w:hAnsi="Times New Roman"/>
+          <w:sz w:val="28"/>
+          <w:szCs w:val="28"/>
+        </w:rPr>
+        <w:t>ChessAI</w:t>
+      </w:r>
+      <w:proofErr w:type="spellEnd"/>
+      <w:r>
+        <w:rPr>
+          <w:rFonts w:ascii="Times New Roman" w:hAnsi="Times New Roman"/>
+          <w:sz w:val="28"/>
+          <w:szCs w:val="28"/>
+        </w:rPr>
+        <w:t xml:space="preserve"> </w:t>
       </w:r>
       <w:r>
         <w:rPr>
@@ -2157,7 +2256,25 @@
           <w:sz w:val="28"/>
           <w:szCs w:val="28"/>
         </w:rPr>
-        <w:t xml:space="preserve"> Botzone </w:t>
+        <w:t xml:space="preserve"> </w:t>
+      </w:r>
+      <w:proofErr w:type="spellStart"/>
+      <w:r>
+        <w:rPr>
+          <w:rFonts w:ascii="Times New Roman" w:hAnsi="Times New Roman"/>
+          <w:sz w:val="28"/>
+          <w:szCs w:val="28"/>
+        </w:rPr>
+        <w:t>Botzone</w:t>
+      </w:r>
+      <w:proofErr w:type="spellEnd"/>
+      <w:r>
+        <w:rPr>
+          <w:rFonts w:ascii="Times New Roman" w:hAnsi="Times New Roman"/>
+          <w:sz w:val="28"/>
+          <w:szCs w:val="28"/>
+        </w:rPr>
+        <w:t xml:space="preserve"> </w:t>
       </w:r>
       <w:r>
         <w:rPr>
@@ -2191,7 +2308,25 @@
           <w:sz w:val="28"/>
           <w:szCs w:val="28"/>
         </w:rPr>
-        <w:t xml:space="preserve"> NegaMax </w:t>
+        <w:t xml:space="preserve"> </w:t>
+      </w:r>
+      <w:proofErr w:type="spellStart"/>
+      <w:r>
+        <w:rPr>
+          <w:rFonts w:ascii="Times New Roman" w:hAnsi="Times New Roman"/>
+          <w:sz w:val="28"/>
+          <w:szCs w:val="28"/>
+        </w:rPr>
+        <w:t>NegaMax</w:t>
+      </w:r>
+      <w:proofErr w:type="spellEnd"/>
+      <w:r>
+        <w:rPr>
+          <w:rFonts w:ascii="Times New Roman" w:hAnsi="Times New Roman"/>
+          <w:sz w:val="28"/>
+          <w:szCs w:val="28"/>
+        </w:rPr>
+        <w:t xml:space="preserve"> </w:t>
       </w:r>
       <w:r>
         <w:rPr>
@@ -2249,13 +2384,23 @@
         </w:rPr>
         <w:t>、杀手着法、迭代加深和时间控制等优化。</w:t>
       </w:r>
-      <w:r>
-        <w:rPr>
-          <w:rFonts w:ascii="Times New Roman" w:hAnsi="Times New Roman"/>
-          <w:sz w:val="28"/>
-          <w:szCs w:val="28"/>
-        </w:rPr>
-        <w:t xml:space="preserve">ChessAI </w:t>
+      <w:proofErr w:type="spellStart"/>
+      <w:r>
+        <w:rPr>
+          <w:rFonts w:ascii="Times New Roman" w:hAnsi="Times New Roman"/>
+          <w:sz w:val="28"/>
+          <w:szCs w:val="28"/>
+        </w:rPr>
+        <w:t>ChessAI</w:t>
+      </w:r>
+      <w:proofErr w:type="spellEnd"/>
+      <w:r>
+        <w:rPr>
+          <w:rFonts w:ascii="Times New Roman" w:hAnsi="Times New Roman"/>
+          <w:sz w:val="28"/>
+          <w:szCs w:val="28"/>
+        </w:rPr>
+        <w:t xml:space="preserve"> </w:t>
       </w:r>
       <w:r>
         <w:rPr>
@@ -2271,8 +2416,18 @@
           <w:sz w:val="28"/>
           <w:szCs w:val="28"/>
         </w:rPr>
-        <w:t xml:space="preserve"> alpha_beta_PVS_select</w:t>
-      </w:r>
+        <w:t xml:space="preserve"> </w:t>
+      </w:r>
+      <w:proofErr w:type="spellStart"/>
+      <w:r>
+        <w:rPr>
+          <w:rFonts w:ascii="Times New Roman" w:hAnsi="Times New Roman"/>
+          <w:sz w:val="28"/>
+          <w:szCs w:val="28"/>
+        </w:rPr>
+        <w:t>alpha_beta_PVS_select</w:t>
+      </w:r>
+      <w:proofErr w:type="spellEnd"/>
       <w:r>
         <w:rPr>
           <w:rFonts w:ascii="Times New Roman" w:hAnsi="Times New Roman"/>
@@ -2281,6 +2436,7 @@
         </w:rPr>
         <w:t>、</w:t>
       </w:r>
+      <w:proofErr w:type="spellStart"/>
       <w:r>
         <w:rPr>
           <w:rFonts w:ascii="Times New Roman" w:hAnsi="Times New Roman"/>
@@ -2289,6 +2445,7 @@
         </w:rPr>
         <w:t>alpha_beta_PVS_search</w:t>
       </w:r>
+      <w:proofErr w:type="spellEnd"/>
       <w:r>
         <w:rPr>
           <w:rFonts w:ascii="Times New Roman" w:hAnsi="Times New Roman"/>
@@ -2297,6 +2454,7 @@
         </w:rPr>
         <w:t>、</w:t>
       </w:r>
+      <w:proofErr w:type="spellStart"/>
       <w:r>
         <w:rPr>
           <w:rFonts w:ascii="Times New Roman" w:hAnsi="Times New Roman"/>
@@ -2305,6 +2463,7 @@
         </w:rPr>
         <w:t>quiescence_search</w:t>
       </w:r>
+      <w:proofErr w:type="spellEnd"/>
       <w:r>
         <w:rPr>
           <w:rFonts w:ascii="Times New Roman" w:hAnsi="Times New Roman"/>
@@ -2313,6 +2472,7 @@
         </w:rPr>
         <w:t>、</w:t>
       </w:r>
+      <w:proofErr w:type="spellStart"/>
       <w:r>
         <w:rPr>
           <w:rFonts w:ascii="Times New Roman" w:hAnsi="Times New Roman"/>
@@ -2321,6 +2481,7 @@
         </w:rPr>
         <w:t>isQuietMove</w:t>
       </w:r>
+      <w:proofErr w:type="spellEnd"/>
       <w:r>
         <w:rPr>
           <w:rFonts w:ascii="Times New Roman" w:hAnsi="Times New Roman"/>
@@ -2329,13 +2490,23 @@
         </w:rPr>
         <w:t>、</w:t>
       </w:r>
-      <w:r>
-        <w:rPr>
-          <w:rFonts w:ascii="Times New Roman" w:hAnsi="Times New Roman"/>
-          <w:sz w:val="28"/>
-          <w:szCs w:val="28"/>
-        </w:rPr>
-        <w:t xml:space="preserve">killerMoves </w:t>
+      <w:proofErr w:type="spellStart"/>
+      <w:r>
+        <w:rPr>
+          <w:rFonts w:ascii="Times New Roman" w:hAnsi="Times New Roman"/>
+          <w:sz w:val="28"/>
+          <w:szCs w:val="28"/>
+        </w:rPr>
+        <w:t>killerMoves</w:t>
+      </w:r>
+      <w:proofErr w:type="spellEnd"/>
+      <w:r>
+        <w:rPr>
+          <w:rFonts w:ascii="Times New Roman" w:hAnsi="Times New Roman"/>
+          <w:sz w:val="28"/>
+          <w:szCs w:val="28"/>
+        </w:rPr>
+        <w:t xml:space="preserve"> </w:t>
       </w:r>
       <w:r>
         <w:rPr>
@@ -2386,7 +2557,7 @@
     <w:p>
       <w:pPr>
         <w:rPr>
-          <w:rFonts w:ascii="Times New Roman" w:hAnsi="Times New Roman" w:hint="eastAsia"/>
+          <w:rFonts w:ascii="Times New Roman" w:hAnsi="Times New Roman"/>
           <w:sz w:val="28"/>
           <w:szCs w:val="28"/>
         </w:rPr>
@@ -2493,6 +2664,7 @@
         </w:rPr>
         <w:t>大部分内容由</w:t>
       </w:r>
+      <w:proofErr w:type="spellStart"/>
       <w:r>
         <w:rPr>
           <w:rFonts w:ascii="Times New Roman" w:hAnsi="Times New Roman" w:hint="eastAsia"/>
@@ -2501,6 +2673,7 @@
         </w:rPr>
         <w:t>Botzone</w:t>
       </w:r>
+      <w:proofErr w:type="spellEnd"/>
       <w:r>
         <w:rPr>
           <w:rFonts w:ascii="Times New Roman" w:hAnsi="Times New Roman" w:hint="eastAsia"/>
@@ -2611,16 +2784,44 @@
           <w:sz w:val="28"/>
           <w:szCs w:val="28"/>
         </w:rPr>
-        <w:t xml:space="preserve"> Eval</w:t>
-      </w:r>
-      <w:r>
-        <w:rPr>
-          <w:rFonts w:ascii="Times New Roman" w:hAnsi="Times New Roman"/>
-          <w:sz w:val="28"/>
-          <w:szCs w:val="28"/>
-        </w:rPr>
-        <w:t>Record::getMidgameWeight</w:t>
-      </w:r>
+        <w:t xml:space="preserve"> </w:t>
+      </w:r>
+      <w:proofErr w:type="spellStart"/>
+      <w:r>
+        <w:rPr>
+          <w:rFonts w:ascii="Times New Roman" w:hAnsi="Times New Roman" w:hint="eastAsia"/>
+          <w:sz w:val="28"/>
+          <w:szCs w:val="28"/>
+        </w:rPr>
+        <w:t>Eval</w:t>
+      </w:r>
+      <w:r>
+        <w:rPr>
+          <w:rFonts w:ascii="Times New Roman" w:hAnsi="Times New Roman"/>
+          <w:sz w:val="28"/>
+          <w:szCs w:val="28"/>
+        </w:rPr>
+        <w:t>Record</w:t>
+      </w:r>
+      <w:proofErr w:type="spellEnd"/>
+      <w:r>
+        <w:rPr>
+          <w:rFonts w:ascii="Times New Roman" w:hAnsi="Times New Roman"/>
+          <w:sz w:val="28"/>
+          <w:szCs w:val="28"/>
+        </w:rPr>
+        <w:t>::</w:t>
+      </w:r>
+      <w:proofErr w:type="spellStart"/>
+      <w:r>
+        <w:rPr>
+          <w:rFonts w:ascii="Times New Roman" w:hAnsi="Times New Roman"/>
+          <w:sz w:val="28"/>
+          <w:szCs w:val="28"/>
+        </w:rPr>
+        <w:t>getMidgameWeight</w:t>
+      </w:r>
+      <w:proofErr w:type="spellEnd"/>
       <w:r>
         <w:rPr>
           <w:rFonts w:ascii="Times New Roman" w:hAnsi="Times New Roman" w:hint="eastAsia"/>
@@ -2645,6 +2846,7 @@
         </w:rPr>
         <w:t>到</w:t>
       </w:r>
+      <w:proofErr w:type="spellStart"/>
       <w:r>
         <w:rPr>
           <w:rFonts w:ascii="Times New Roman" w:hAnsi="Times New Roman" w:hint="eastAsia"/>
@@ -2661,6 +2863,7 @@
         </w:rPr>
         <w:t>_state</w:t>
       </w:r>
+      <w:proofErr w:type="spellEnd"/>
       <w:r>
         <w:rPr>
           <w:rFonts w:ascii="Times New Roman" w:hAnsi="Times New Roman" w:hint="eastAsia"/>
@@ -2669,6 +2872,7 @@
         </w:rPr>
         <w:t>之间的中局权重，被</w:t>
       </w:r>
+      <w:proofErr w:type="spellStart"/>
       <w:r>
         <w:rPr>
           <w:rFonts w:ascii="Times New Roman" w:hAnsi="Times New Roman" w:hint="eastAsia"/>
@@ -2685,6 +2889,7 @@
         </w:rPr>
         <w:t>alstateicstate</w:t>
       </w:r>
+      <w:proofErr w:type="spellEnd"/>
       <w:r>
         <w:rPr>
           <w:rFonts w:ascii="Times New Roman" w:hAnsi="Times New Roman" w:hint="eastAsia"/>
@@ -2778,8 +2983,18 @@
           <w:sz w:val="28"/>
           <w:szCs w:val="28"/>
         </w:rPr>
-        <w:t>namespace Evalpara</w:t>
-      </w:r>
+        <w:t xml:space="preserve">namespace </w:t>
+      </w:r>
+      <w:proofErr w:type="spellStart"/>
+      <w:r>
+        <w:rPr>
+          <w:rFonts w:ascii="Times New Roman" w:hAnsi="Times New Roman"/>
+          <w:sz w:val="28"/>
+          <w:szCs w:val="28"/>
+        </w:rPr>
+        <w:t>Evalpara</w:t>
+      </w:r>
+      <w:proofErr w:type="spellEnd"/>
       <w:r>
         <w:rPr>
           <w:rFonts w:ascii="Times New Roman" w:hAnsi="Times New Roman" w:hint="eastAsia"/>
@@ -2788,6 +3003,7 @@
         </w:rPr>
         <w:t>中定义各类棋子的基础存活价值</w:t>
       </w:r>
+      <w:proofErr w:type="spellStart"/>
       <w:r>
         <w:rPr>
           <w:rFonts w:ascii="Times New Roman" w:hAnsi="Times New Roman" w:hint="eastAsia"/>
@@ -2796,6 +3012,7 @@
         </w:rPr>
         <w:t>LiveValue</w:t>
       </w:r>
+      <w:proofErr w:type="spellEnd"/>
       <w:r>
         <w:rPr>
           <w:rFonts w:ascii="Times New Roman" w:hAnsi="Times New Roman" w:hint="eastAsia"/>
@@ -2804,6 +3021,7 @@
         </w:rPr>
         <w:t>、将帅安全表</w:t>
       </w:r>
+      <w:proofErr w:type="spellStart"/>
       <w:r>
         <w:rPr>
           <w:rFonts w:ascii="Times New Roman" w:hAnsi="Times New Roman" w:hint="eastAsia"/>
@@ -2820,6 +3038,7 @@
         </w:rPr>
         <w:t>SafeTable</w:t>
       </w:r>
+      <w:proofErr w:type="spellEnd"/>
       <w:r>
         <w:rPr>
           <w:rFonts w:ascii="Times New Roman" w:hAnsi="Times New Roman" w:hint="eastAsia"/>
@@ -2828,6 +3047,7 @@
         </w:rPr>
         <w:t>、士位置表</w:t>
       </w:r>
+      <w:proofErr w:type="spellStart"/>
       <w:r>
         <w:rPr>
           <w:rFonts w:ascii="Times New Roman" w:hAnsi="Times New Roman" w:hint="eastAsia"/>
@@ -2836,6 +3056,7 @@
         </w:rPr>
         <w:t>AdvisorPTable</w:t>
       </w:r>
+      <w:proofErr w:type="spellEnd"/>
       <w:r>
         <w:rPr>
           <w:rFonts w:ascii="Times New Roman" w:hAnsi="Times New Roman" w:hint="eastAsia"/>
@@ -2844,6 +3065,7 @@
         </w:rPr>
         <w:t>、相位置表</w:t>
       </w:r>
+      <w:proofErr w:type="spellStart"/>
       <w:r>
         <w:rPr>
           <w:rFonts w:ascii="Times New Roman" w:hAnsi="Times New Roman" w:hint="eastAsia"/>
@@ -2860,6 +3082,7 @@
         </w:rPr>
         <w:t>ishopPTable</w:t>
       </w:r>
+      <w:proofErr w:type="spellEnd"/>
       <w:r>
         <w:rPr>
           <w:rFonts w:ascii="Times New Roman" w:hAnsi="Times New Roman" w:hint="eastAsia"/>
@@ -2884,6 +3107,7 @@
         </w:rPr>
         <w:t>残局位置表</w:t>
       </w:r>
+      <w:proofErr w:type="spellStart"/>
       <w:r>
         <w:rPr>
           <w:rFonts w:ascii="Times New Roman" w:hAnsi="Times New Roman" w:hint="eastAsia"/>
@@ -2893,6 +3117,7 @@
         <w:lastRenderedPageBreak/>
         <w:t>PawnMidPtable</w:t>
       </w:r>
+      <w:proofErr w:type="spellEnd"/>
       <w:r>
         <w:rPr>
           <w:rFonts w:ascii="Times New Roman" w:hAnsi="Times New Roman"/>
@@ -2901,6 +3126,7 @@
         </w:rPr>
         <w:t>/</w:t>
       </w:r>
+      <w:proofErr w:type="spellStart"/>
       <w:r>
         <w:rPr>
           <w:rFonts w:ascii="Times New Roman" w:hAnsi="Times New Roman" w:hint="eastAsia"/>
@@ -2909,6 +3135,7 @@
         </w:rPr>
         <w:t>PawnEndPTable</w:t>
       </w:r>
+      <w:proofErr w:type="spellEnd"/>
       <w:r>
         <w:rPr>
           <w:rFonts w:ascii="Times New Roman" w:hAnsi="Times New Roman" w:hint="eastAsia"/>
@@ -2917,6 +3144,7 @@
         </w:rPr>
         <w:t>。通过</w:t>
       </w:r>
+      <w:proofErr w:type="spellStart"/>
       <w:r>
         <w:rPr>
           <w:rFonts w:ascii="Times New Roman" w:hAnsi="Times New Roman"/>
@@ -2939,8 +3167,27 @@
           <w:sz w:val="28"/>
           <w:szCs w:val="28"/>
         </w:rPr>
-        <w:t>cord::calstaticstate</w:t>
-      </w:r>
+        <w:t>cord</w:t>
+      </w:r>
+      <w:proofErr w:type="spellEnd"/>
+      <w:r>
+        <w:rPr>
+          <w:rFonts w:ascii="Times New Roman" w:hAnsi="Times New Roman"/>
+          <w:sz w:val="28"/>
+          <w:szCs w:val="28"/>
+        </w:rPr>
+        <w:t>::</w:t>
+      </w:r>
+      <w:proofErr w:type="spellStart"/>
+      <w:r>
+        <w:rPr>
+          <w:rFonts w:ascii="Times New Roman" w:hAnsi="Times New Roman"/>
+          <w:sz w:val="28"/>
+          <w:szCs w:val="28"/>
+        </w:rPr>
+        <w:t>calstaticstate</w:t>
+      </w:r>
+      <w:proofErr w:type="spellEnd"/>
       <w:r>
         <w:rPr>
           <w:rFonts w:ascii="Times New Roman" w:hAnsi="Times New Roman" w:hint="eastAsia"/>
@@ -2949,6 +3196,7 @@
         </w:rPr>
         <w:t>遍历棋盘，并调用</w:t>
       </w:r>
+      <w:proofErr w:type="spellStart"/>
       <w:r>
         <w:rPr>
           <w:rFonts w:ascii="Times New Roman" w:hAnsi="Times New Roman" w:hint="eastAsia"/>
@@ -2965,6 +3213,7 @@
         </w:rPr>
         <w:t>taticPieceValue</w:t>
       </w:r>
+      <w:proofErr w:type="spellEnd"/>
       <w:r>
         <w:rPr>
           <w:rFonts w:ascii="Times New Roman" w:hAnsi="Times New Roman" w:hint="eastAsia"/>
@@ -3083,7 +3332,43 @@
           <w:sz w:val="28"/>
           <w:szCs w:val="28"/>
         </w:rPr>
-        <w:t xml:space="preserve"> EvalRecord::getGridcontrol </w:t>
+        <w:t xml:space="preserve"> </w:t>
+      </w:r>
+      <w:proofErr w:type="spellStart"/>
+      <w:r>
+        <w:rPr>
+          <w:rFonts w:ascii="Times New Roman" w:hAnsi="Times New Roman"/>
+          <w:sz w:val="28"/>
+          <w:szCs w:val="28"/>
+        </w:rPr>
+        <w:t>EvalRecord</w:t>
+      </w:r>
+      <w:proofErr w:type="spellEnd"/>
+      <w:r>
+        <w:rPr>
+          <w:rFonts w:ascii="Times New Roman" w:hAnsi="Times New Roman"/>
+          <w:sz w:val="28"/>
+          <w:szCs w:val="28"/>
+        </w:rPr>
+        <w:t>::</w:t>
+      </w:r>
+      <w:proofErr w:type="spellStart"/>
+      <w:r>
+        <w:rPr>
+          <w:rFonts w:ascii="Times New Roman" w:hAnsi="Times New Roman"/>
+          <w:sz w:val="28"/>
+          <w:szCs w:val="28"/>
+        </w:rPr>
+        <w:t>getGridcontrol</w:t>
+      </w:r>
+      <w:proofErr w:type="spellEnd"/>
+      <w:r>
+        <w:rPr>
+          <w:rFonts w:ascii="Times New Roman" w:hAnsi="Times New Roman"/>
+          <w:sz w:val="28"/>
+          <w:szCs w:val="28"/>
+        </w:rPr>
+        <w:t xml:space="preserve"> </w:t>
       </w:r>
       <w:r>
         <w:rPr>
@@ -3115,7 +3400,25 @@
           <w:sz w:val="28"/>
           <w:szCs w:val="28"/>
         </w:rPr>
-        <w:t xml:space="preserve"> GridControl </w:t>
+        <w:t xml:space="preserve"> </w:t>
+      </w:r>
+      <w:proofErr w:type="spellStart"/>
+      <w:r>
+        <w:rPr>
+          <w:rFonts w:ascii="Times New Roman" w:hAnsi="Times New Roman"/>
+          <w:sz w:val="28"/>
+          <w:szCs w:val="28"/>
+        </w:rPr>
+        <w:t>GridControl</w:t>
+      </w:r>
+      <w:proofErr w:type="spellEnd"/>
+      <w:r>
+        <w:rPr>
+          <w:rFonts w:ascii="Times New Roman" w:hAnsi="Times New Roman"/>
+          <w:sz w:val="28"/>
+          <w:szCs w:val="28"/>
+        </w:rPr>
+        <w:t xml:space="preserve"> </w:t>
       </w:r>
       <w:r>
         <w:rPr>
@@ -3125,13 +3428,41 @@
         </w:rPr>
         <w:t>数组。</w:t>
       </w:r>
-      <w:r>
-        <w:rPr>
-          <w:rFonts w:ascii="Times New Roman" w:hAnsi="Times New Roman"/>
-          <w:sz w:val="28"/>
-          <w:szCs w:val="28"/>
-        </w:rPr>
-        <w:t xml:space="preserve">EvalRecord::caldynamicstate </w:t>
+      <w:proofErr w:type="spellStart"/>
+      <w:r>
+        <w:rPr>
+          <w:rFonts w:ascii="Times New Roman" w:hAnsi="Times New Roman"/>
+          <w:sz w:val="28"/>
+          <w:szCs w:val="28"/>
+        </w:rPr>
+        <w:t>EvalRecord</w:t>
+      </w:r>
+      <w:proofErr w:type="spellEnd"/>
+      <w:r>
+        <w:rPr>
+          <w:rFonts w:ascii="Times New Roman" w:hAnsi="Times New Roman"/>
+          <w:sz w:val="28"/>
+          <w:szCs w:val="28"/>
+        </w:rPr>
+        <w:t>::</w:t>
+      </w:r>
+      <w:proofErr w:type="spellStart"/>
+      <w:r>
+        <w:rPr>
+          <w:rFonts w:ascii="Times New Roman" w:hAnsi="Times New Roman"/>
+          <w:sz w:val="28"/>
+          <w:szCs w:val="28"/>
+        </w:rPr>
+        <w:t>caldynamicstate</w:t>
+      </w:r>
+      <w:proofErr w:type="spellEnd"/>
+      <w:r>
+        <w:rPr>
+          <w:rFonts w:ascii="Times New Roman" w:hAnsi="Times New Roman"/>
+          <w:sz w:val="28"/>
+          <w:szCs w:val="28"/>
+        </w:rPr>
+        <w:t xml:space="preserve"> </w:t>
       </w:r>
       <w:r>
         <w:rPr>
@@ -3149,7 +3480,7 @@
         <w:ind w:firstLineChars="200" w:firstLine="560"/>
         <w:jc w:val="left"/>
         <w:rPr>
-          <w:rFonts w:ascii="Times New Roman" w:hAnsi="Times New Roman" w:hint="eastAsia"/>
+          <w:rFonts w:ascii="Times New Roman" w:hAnsi="Times New Roman"/>
           <w:sz w:val="28"/>
           <w:szCs w:val="28"/>
         </w:rPr>
@@ -3191,7 +3522,7 @@
     <w:p>
       <w:pPr>
         <w:rPr>
-          <w:rFonts w:ascii="Times New Roman" w:hAnsi="Times New Roman" w:hint="eastAsia"/>
+          <w:rFonts w:ascii="Times New Roman" w:hAnsi="Times New Roman"/>
           <w:sz w:val="28"/>
           <w:szCs w:val="28"/>
         </w:rPr>
@@ -3240,7 +3571,43 @@
           <w:sz w:val="28"/>
           <w:szCs w:val="28"/>
         </w:rPr>
-        <w:t xml:space="preserve"> EvalRecord::getGridcontrol </w:t>
+        <w:t xml:space="preserve"> </w:t>
+      </w:r>
+      <w:proofErr w:type="spellStart"/>
+      <w:r>
+        <w:rPr>
+          <w:rFonts w:ascii="Times New Roman" w:hAnsi="Times New Roman"/>
+          <w:sz w:val="28"/>
+          <w:szCs w:val="28"/>
+        </w:rPr>
+        <w:t>EvalRecord</w:t>
+      </w:r>
+      <w:proofErr w:type="spellEnd"/>
+      <w:r>
+        <w:rPr>
+          <w:rFonts w:ascii="Times New Roman" w:hAnsi="Times New Roman"/>
+          <w:sz w:val="28"/>
+          <w:szCs w:val="28"/>
+        </w:rPr>
+        <w:t>::</w:t>
+      </w:r>
+      <w:proofErr w:type="spellStart"/>
+      <w:r>
+        <w:rPr>
+          <w:rFonts w:ascii="Times New Roman" w:hAnsi="Times New Roman"/>
+          <w:sz w:val="28"/>
+          <w:szCs w:val="28"/>
+        </w:rPr>
+        <w:t>getGridcontrol</w:t>
+      </w:r>
+      <w:proofErr w:type="spellEnd"/>
+      <w:r>
+        <w:rPr>
+          <w:rFonts w:ascii="Times New Roman" w:hAnsi="Times New Roman"/>
+          <w:sz w:val="28"/>
+          <w:szCs w:val="28"/>
+        </w:rPr>
+        <w:t xml:space="preserve"> </w:t>
       </w:r>
       <w:r>
         <w:rPr>
@@ -3256,7 +3623,25 @@
           <w:sz w:val="28"/>
           <w:szCs w:val="28"/>
         </w:rPr>
-        <w:t xml:space="preserve"> havecontrol </w:t>
+        <w:t xml:space="preserve"> </w:t>
+      </w:r>
+      <w:proofErr w:type="spellStart"/>
+      <w:r>
+        <w:rPr>
+          <w:rFonts w:ascii="Times New Roman" w:hAnsi="Times New Roman"/>
+          <w:sz w:val="28"/>
+          <w:szCs w:val="28"/>
+        </w:rPr>
+        <w:t>havecontrol</w:t>
+      </w:r>
+      <w:proofErr w:type="spellEnd"/>
+      <w:r>
+        <w:rPr>
+          <w:rFonts w:ascii="Times New Roman" w:hAnsi="Times New Roman"/>
+          <w:sz w:val="28"/>
+          <w:szCs w:val="28"/>
+        </w:rPr>
+        <w:t xml:space="preserve"> </w:t>
       </w:r>
       <w:r>
         <w:rPr>
@@ -3266,13 +3651,23 @@
         </w:rPr>
         <w:t>数组。在搜索逻辑中，</w:t>
       </w:r>
-      <w:r>
-        <w:rPr>
-          <w:rFonts w:ascii="Times New Roman" w:hAnsi="Times New Roman"/>
-          <w:sz w:val="28"/>
-          <w:szCs w:val="28"/>
-        </w:rPr>
-        <w:t xml:space="preserve">havethreat_of_valuestone </w:t>
+      <w:proofErr w:type="spellStart"/>
+      <w:r>
+        <w:rPr>
+          <w:rFonts w:ascii="Times New Roman" w:hAnsi="Times New Roman"/>
+          <w:sz w:val="28"/>
+          <w:szCs w:val="28"/>
+        </w:rPr>
+        <w:t>havethreat_of_valuestone</w:t>
+      </w:r>
+      <w:proofErr w:type="spellEnd"/>
+      <w:r>
+        <w:rPr>
+          <w:rFonts w:ascii="Times New Roman" w:hAnsi="Times New Roman"/>
+          <w:sz w:val="28"/>
+          <w:szCs w:val="28"/>
+        </w:rPr>
+        <w:t xml:space="preserve"> </w:t>
       </w:r>
       <w:r>
         <w:rPr>
@@ -3288,7 +3683,25 @@
           <w:sz w:val="28"/>
           <w:szCs w:val="28"/>
         </w:rPr>
-        <w:t xml:space="preserve"> isQuietMove </w:t>
+        <w:t xml:space="preserve"> </w:t>
+      </w:r>
+      <w:proofErr w:type="spellStart"/>
+      <w:r>
+        <w:rPr>
+          <w:rFonts w:ascii="Times New Roman" w:hAnsi="Times New Roman"/>
+          <w:sz w:val="28"/>
+          <w:szCs w:val="28"/>
+        </w:rPr>
+        <w:t>isQuietMove</w:t>
+      </w:r>
+      <w:proofErr w:type="spellEnd"/>
+      <w:r>
+        <w:rPr>
+          <w:rFonts w:ascii="Times New Roman" w:hAnsi="Times New Roman"/>
+          <w:sz w:val="28"/>
+          <w:szCs w:val="28"/>
+        </w:rPr>
+        <w:t xml:space="preserve"> </w:t>
       </w:r>
       <w:r>
         <w:rPr>
@@ -3371,7 +3784,7 @@
       <w:pPr>
         <w:ind w:firstLine="420"/>
         <w:rPr>
-          <w:rFonts w:ascii="Times New Roman" w:hAnsi="Times New Roman" w:hint="eastAsia"/>
+          <w:rFonts w:ascii="Times New Roman" w:hAnsi="Times New Roman"/>
           <w:b/>
           <w:bCs/>
           <w:sz w:val="28"/>
@@ -3472,7 +3885,7 @@
     <w:p>
       <w:pPr>
         <w:rPr>
-          <w:rFonts w:ascii="Times New Roman" w:hAnsi="Times New Roman" w:hint="eastAsia"/>
+          <w:rFonts w:ascii="Times New Roman" w:hAnsi="Times New Roman"/>
           <w:sz w:val="28"/>
           <w:szCs w:val="28"/>
         </w:rPr>
@@ -3525,7 +3938,25 @@
           <w:sz w:val="28"/>
           <w:szCs w:val="28"/>
         </w:rPr>
-        <w:t xml:space="preserve"> Tuning::getMVVLVAScore </w:t>
+        <w:t xml:space="preserve"> Tuning::</w:t>
+      </w:r>
+      <w:proofErr w:type="spellStart"/>
+      <w:r>
+        <w:rPr>
+          <w:rFonts w:ascii="Times New Roman" w:hAnsi="Times New Roman"/>
+          <w:sz w:val="28"/>
+          <w:szCs w:val="28"/>
+        </w:rPr>
+        <w:t>getMVVLVAScore</w:t>
+      </w:r>
+      <w:proofErr w:type="spellEnd"/>
+      <w:r>
+        <w:rPr>
+          <w:rFonts w:ascii="Times New Roman" w:hAnsi="Times New Roman"/>
+          <w:sz w:val="28"/>
+          <w:szCs w:val="28"/>
+        </w:rPr>
+        <w:t xml:space="preserve"> </w:t>
       </w:r>
       <w:r>
         <w:rPr>
@@ -3631,6 +4062,7 @@
         </w:rPr>
         <w:t>之间的交换收益。程序首先检查着法是否为吃子，若存在被吃子则赋予固定的基础高分（</w:t>
       </w:r>
+      <w:proofErr w:type="spellStart"/>
       <w:r>
         <w:rPr>
           <w:rFonts w:ascii="Times New Roman" w:hAnsi="Times New Roman"/>
@@ -3639,6 +4071,7 @@
         </w:rPr>
         <w:t>CaptureBaseScore</w:t>
       </w:r>
+      <w:proofErr w:type="spellEnd"/>
       <w:r>
         <w:rPr>
           <w:rFonts w:ascii="Times New Roman" w:hAnsi="Times New Roman"/>
@@ -3669,7 +4102,25 @@
           <w:sz w:val="28"/>
           <w:szCs w:val="28"/>
         </w:rPr>
-        <w:t xml:space="preserve"> isProtected </w:t>
+        <w:t xml:space="preserve"> </w:t>
+      </w:r>
+      <w:proofErr w:type="spellStart"/>
+      <w:r>
+        <w:rPr>
+          <w:rFonts w:ascii="Times New Roman" w:hAnsi="Times New Roman"/>
+          <w:sz w:val="28"/>
+          <w:szCs w:val="28"/>
+        </w:rPr>
+        <w:t>isProtected</w:t>
+      </w:r>
+      <w:proofErr w:type="spellEnd"/>
+      <w:r>
+        <w:rPr>
+          <w:rFonts w:ascii="Times New Roman" w:hAnsi="Times New Roman"/>
+          <w:sz w:val="28"/>
+          <w:szCs w:val="28"/>
+        </w:rPr>
+        <w:t xml:space="preserve"> </w:t>
       </w:r>
       <w:r>
         <w:rPr>
@@ -3809,7 +4260,7 @@
         <w:ind w:firstLineChars="200" w:firstLine="562"/>
         <w:jc w:val="left"/>
         <w:rPr>
-          <w:rFonts w:ascii="Times New Roman" w:hAnsi="Times New Roman" w:hint="eastAsia"/>
+          <w:rFonts w:ascii="Times New Roman" w:hAnsi="Times New Roman"/>
           <w:sz w:val="28"/>
           <w:szCs w:val="28"/>
         </w:rPr>
@@ -3837,7 +4288,43 @@
           <w:sz w:val="28"/>
           <w:szCs w:val="28"/>
         </w:rPr>
-        <w:t xml:space="preserve"> EvalRecord::calShapePenalty </w:t>
+        <w:t xml:space="preserve"> </w:t>
+      </w:r>
+      <w:proofErr w:type="spellStart"/>
+      <w:r>
+        <w:rPr>
+          <w:rFonts w:ascii="Times New Roman" w:hAnsi="Times New Roman"/>
+          <w:sz w:val="28"/>
+          <w:szCs w:val="28"/>
+        </w:rPr>
+        <w:t>EvalRecord</w:t>
+      </w:r>
+      <w:proofErr w:type="spellEnd"/>
+      <w:r>
+        <w:rPr>
+          <w:rFonts w:ascii="Times New Roman" w:hAnsi="Times New Roman"/>
+          <w:sz w:val="28"/>
+          <w:szCs w:val="28"/>
+        </w:rPr>
+        <w:t>::</w:t>
+      </w:r>
+      <w:proofErr w:type="spellStart"/>
+      <w:r>
+        <w:rPr>
+          <w:rFonts w:ascii="Times New Roman" w:hAnsi="Times New Roman"/>
+          <w:sz w:val="28"/>
+          <w:szCs w:val="28"/>
+        </w:rPr>
+        <w:t>calShapePenalty</w:t>
+      </w:r>
+      <w:proofErr w:type="spellEnd"/>
+      <w:r>
+        <w:rPr>
+          <w:rFonts w:ascii="Times New Roman" w:hAnsi="Times New Roman"/>
+          <w:sz w:val="28"/>
+          <w:szCs w:val="28"/>
+        </w:rPr>
+        <w:t xml:space="preserve"> </w:t>
       </w:r>
       <w:r>
         <w:rPr>
@@ -3869,7 +4356,25 @@
           <w:sz w:val="28"/>
           <w:szCs w:val="28"/>
         </w:rPr>
-        <w:t xml:space="preserve"> betweenNotEmptyNum </w:t>
+        <w:t xml:space="preserve"> </w:t>
+      </w:r>
+      <w:proofErr w:type="spellStart"/>
+      <w:r>
+        <w:rPr>
+          <w:rFonts w:ascii="Times New Roman" w:hAnsi="Times New Roman"/>
+          <w:sz w:val="28"/>
+          <w:szCs w:val="28"/>
+        </w:rPr>
+        <w:t>betweenNotEmptyNum</w:t>
+      </w:r>
+      <w:proofErr w:type="spellEnd"/>
+      <w:r>
+        <w:rPr>
+          <w:rFonts w:ascii="Times New Roman" w:hAnsi="Times New Roman"/>
+          <w:sz w:val="28"/>
+          <w:szCs w:val="28"/>
+        </w:rPr>
+        <w:t xml:space="preserve"> </w:t>
       </w:r>
       <w:r>
         <w:rPr>
@@ -3885,7 +4390,25 @@
           <w:sz w:val="28"/>
           <w:szCs w:val="28"/>
         </w:rPr>
-        <w:t xml:space="preserve"> calstate </w:t>
+        <w:t xml:space="preserve"> </w:t>
+      </w:r>
+      <w:proofErr w:type="spellStart"/>
+      <w:r>
+        <w:rPr>
+          <w:rFonts w:ascii="Times New Roman" w:hAnsi="Times New Roman"/>
+          <w:sz w:val="28"/>
+          <w:szCs w:val="28"/>
+        </w:rPr>
+        <w:t>calstate</w:t>
+      </w:r>
+      <w:proofErr w:type="spellEnd"/>
+      <w:r>
+        <w:rPr>
+          <w:rFonts w:ascii="Times New Roman" w:hAnsi="Times New Roman"/>
+          <w:sz w:val="28"/>
+          <w:szCs w:val="28"/>
+        </w:rPr>
+        <w:t xml:space="preserve"> </w:t>
       </w:r>
       <w:r>
         <w:rPr>
@@ -3903,6 +4426,7 @@
         </w:rPr>
         <w:t>，修正</w:t>
       </w:r>
+      <w:proofErr w:type="spellStart"/>
       <w:r>
         <w:rPr>
           <w:rFonts w:ascii="Times New Roman" w:hAnsi="Times New Roman" w:hint="eastAsia"/>
@@ -3911,6 +4435,7 @@
         </w:rPr>
         <w:t>calstate</w:t>
       </w:r>
+      <w:proofErr w:type="spellEnd"/>
       <w:r>
         <w:rPr>
           <w:rFonts w:ascii="Times New Roman" w:hAnsi="Times New Roman" w:hint="eastAsia"/>
@@ -4021,7 +4546,43 @@
           <w:sz w:val="28"/>
           <w:szCs w:val="28"/>
         </w:rPr>
-        <w:t xml:space="preserve"> EvalRecord::calcurmove </w:t>
+        <w:t xml:space="preserve"> </w:t>
+      </w:r>
+      <w:proofErr w:type="spellStart"/>
+      <w:r>
+        <w:rPr>
+          <w:rFonts w:ascii="Times New Roman" w:hAnsi="Times New Roman"/>
+          <w:sz w:val="28"/>
+          <w:szCs w:val="28"/>
+        </w:rPr>
+        <w:t>EvalRecord</w:t>
+      </w:r>
+      <w:proofErr w:type="spellEnd"/>
+      <w:r>
+        <w:rPr>
+          <w:rFonts w:ascii="Times New Roman" w:hAnsi="Times New Roman"/>
+          <w:sz w:val="28"/>
+          <w:szCs w:val="28"/>
+        </w:rPr>
+        <w:t>::</w:t>
+      </w:r>
+      <w:proofErr w:type="spellStart"/>
+      <w:r>
+        <w:rPr>
+          <w:rFonts w:ascii="Times New Roman" w:hAnsi="Times New Roman"/>
+          <w:sz w:val="28"/>
+          <w:szCs w:val="28"/>
+        </w:rPr>
+        <w:t>calcurmove</w:t>
+      </w:r>
+      <w:proofErr w:type="spellEnd"/>
+      <w:r>
+        <w:rPr>
+          <w:rFonts w:ascii="Times New Roman" w:hAnsi="Times New Roman"/>
+          <w:sz w:val="28"/>
+          <w:szCs w:val="28"/>
+        </w:rPr>
+        <w:t xml:space="preserve"> </w:t>
       </w:r>
       <w:r>
         <w:rPr>
@@ -4053,7 +4614,25 @@
           <w:sz w:val="28"/>
           <w:szCs w:val="28"/>
         </w:rPr>
-        <w:t xml:space="preserve"> fill_sort_inMoveNodes </w:t>
+        <w:t xml:space="preserve"> </w:t>
+      </w:r>
+      <w:proofErr w:type="spellStart"/>
+      <w:r>
+        <w:rPr>
+          <w:rFonts w:ascii="Times New Roman" w:hAnsi="Times New Roman"/>
+          <w:sz w:val="28"/>
+          <w:szCs w:val="28"/>
+        </w:rPr>
+        <w:t>fill_sort_inMoveNodes</w:t>
+      </w:r>
+      <w:proofErr w:type="spellEnd"/>
+      <w:r>
+        <w:rPr>
+          <w:rFonts w:ascii="Times New Roman" w:hAnsi="Times New Roman"/>
+          <w:sz w:val="28"/>
+          <w:szCs w:val="28"/>
+        </w:rPr>
+        <w:t xml:space="preserve"> </w:t>
       </w:r>
       <w:r>
         <w:rPr>
@@ -4085,7 +4664,25 @@
           <w:sz w:val="28"/>
           <w:szCs w:val="28"/>
         </w:rPr>
-        <w:t xml:space="preserve"> MoveNode </w:t>
+        <w:t xml:space="preserve"> </w:t>
+      </w:r>
+      <w:proofErr w:type="spellStart"/>
+      <w:r>
+        <w:rPr>
+          <w:rFonts w:ascii="Times New Roman" w:hAnsi="Times New Roman"/>
+          <w:sz w:val="28"/>
+          <w:szCs w:val="28"/>
+        </w:rPr>
+        <w:t>MoveNode</w:t>
+      </w:r>
+      <w:proofErr w:type="spellEnd"/>
+      <w:r>
+        <w:rPr>
+          <w:rFonts w:ascii="Times New Roman" w:hAnsi="Times New Roman"/>
+          <w:sz w:val="28"/>
+          <w:szCs w:val="28"/>
+        </w:rPr>
+        <w:t xml:space="preserve"> </w:t>
       </w:r>
       <w:r>
         <w:rPr>
@@ -4101,7 +4698,25 @@
           <w:sz w:val="28"/>
           <w:szCs w:val="28"/>
         </w:rPr>
-        <w:t xml:space="preserve"> MoveNodesort </w:t>
+        <w:t xml:space="preserve"> </w:t>
+      </w:r>
+      <w:proofErr w:type="spellStart"/>
+      <w:r>
+        <w:rPr>
+          <w:rFonts w:ascii="Times New Roman" w:hAnsi="Times New Roman"/>
+          <w:sz w:val="28"/>
+          <w:szCs w:val="28"/>
+        </w:rPr>
+        <w:t>MoveNodesort</w:t>
+      </w:r>
+      <w:proofErr w:type="spellEnd"/>
+      <w:r>
+        <w:rPr>
+          <w:rFonts w:ascii="Times New Roman" w:hAnsi="Times New Roman"/>
+          <w:sz w:val="28"/>
+          <w:szCs w:val="28"/>
+        </w:rPr>
+        <w:t xml:space="preserve"> </w:t>
       </w:r>
       <w:r>
         <w:rPr>
@@ -4173,8 +4788,18 @@
           <w:sz w:val="28"/>
           <w:szCs w:val="28"/>
         </w:rPr>
-        <w:t xml:space="preserve"> best_move</w:t>
-      </w:r>
+        <w:t xml:space="preserve"> </w:t>
+      </w:r>
+      <w:proofErr w:type="spellStart"/>
+      <w:r>
+        <w:rPr>
+          <w:rFonts w:ascii="Times New Roman" w:hAnsi="Times New Roman"/>
+          <w:sz w:val="28"/>
+          <w:szCs w:val="28"/>
+        </w:rPr>
+        <w:t>best_move</w:t>
+      </w:r>
+      <w:proofErr w:type="spellEnd"/>
       <w:r>
         <w:rPr>
           <w:rFonts w:ascii="Times New Roman" w:hAnsi="Times New Roman"/>
@@ -4292,7 +4917,7 @@
     <w:p>
       <w:pPr>
         <w:rPr>
-          <w:rFonts w:ascii="Times New Roman" w:hAnsi="Times New Roman" w:hint="eastAsia"/>
+          <w:rFonts w:ascii="Times New Roman" w:hAnsi="Times New Roman"/>
           <w:sz w:val="28"/>
           <w:szCs w:val="28"/>
         </w:rPr>
@@ -4391,7 +5016,7 @@
     <w:p>
       <w:pPr>
         <w:rPr>
-          <w:rFonts w:ascii="Times New Roman" w:hAnsi="Times New Roman" w:hint="eastAsia"/>
+          <w:rFonts w:ascii="Times New Roman" w:hAnsi="Times New Roman"/>
           <w:sz w:val="28"/>
           <w:szCs w:val="28"/>
         </w:rPr>
@@ -4430,6 +5055,7 @@
         </w:rPr>
         <w:t>程序通过</w:t>
       </w:r>
+      <w:proofErr w:type="spellStart"/>
       <w:r>
         <w:rPr>
           <w:rFonts w:hint="eastAsia"/>
@@ -4445,6 +5071,7 @@
         </w:rPr>
         <w:t>Zobrist</w:t>
       </w:r>
+      <w:proofErr w:type="spellEnd"/>
       <w:r>
         <w:rPr>
           <w:rFonts w:hint="eastAsia"/>
@@ -4453,6 +5080,7 @@
         </w:rPr>
         <w:t>初始化固定随机种子的</w:t>
       </w:r>
+      <w:proofErr w:type="spellStart"/>
       <w:r>
         <w:rPr>
           <w:rFonts w:hint="eastAsia"/>
@@ -4461,6 +5089,7 @@
         </w:rPr>
         <w:t>ZobristTable</w:t>
       </w:r>
+      <w:proofErr w:type="spellEnd"/>
       <w:r>
         <w:rPr>
           <w:rFonts w:hint="eastAsia"/>
@@ -4469,6 +5098,7 @@
         </w:rPr>
         <w:t>和</w:t>
       </w:r>
+      <w:proofErr w:type="spellStart"/>
       <w:r>
         <w:rPr>
           <w:rFonts w:hint="eastAsia"/>
@@ -4477,6 +5107,7 @@
         </w:rPr>
         <w:t>ZobristPlayer</w:t>
       </w:r>
+      <w:proofErr w:type="spellEnd"/>
       <w:r>
         <w:rPr>
           <w:rFonts w:hint="eastAsia"/>
@@ -4497,7 +5128,23 @@
           <w:sz w:val="28"/>
           <w:szCs w:val="28"/>
         </w:rPr>
-        <w:t xml:space="preserve">Chess::getZobristKey </w:t>
+        <w:t>Chess::</w:t>
+      </w:r>
+      <w:proofErr w:type="spellStart"/>
+      <w:r>
+        <w:rPr>
+          <w:sz w:val="28"/>
+          <w:szCs w:val="28"/>
+        </w:rPr>
+        <w:t>getZobristKey</w:t>
+      </w:r>
+      <w:proofErr w:type="spellEnd"/>
+      <w:r>
+        <w:rPr>
+          <w:sz w:val="28"/>
+          <w:szCs w:val="28"/>
+        </w:rPr>
+        <w:t xml:space="preserve"> </w:t>
       </w:r>
       <w:r>
         <w:rPr>
@@ -4646,8 +5293,17 @@
           <w:sz w:val="28"/>
           <w:szCs w:val="28"/>
         </w:rPr>
-        <w:t xml:space="preserve"> ZobristPlayer</w:t>
-      </w:r>
+        <w:t xml:space="preserve"> </w:t>
+      </w:r>
+      <w:proofErr w:type="spellStart"/>
+      <w:r>
+        <w:rPr>
+          <w:sz w:val="28"/>
+          <w:szCs w:val="28"/>
+        </w:rPr>
+        <w:t>ZobristPlayer</w:t>
+      </w:r>
+      <w:proofErr w:type="spellEnd"/>
       <w:r>
         <w:rPr>
           <w:sz w:val="28"/>
@@ -4669,12 +5325,21 @@
         </w:rPr>
         <w:t>位局面键。</w:t>
       </w:r>
-      <w:r>
-        <w:rPr>
-          <w:sz w:val="28"/>
-          <w:szCs w:val="28"/>
-        </w:rPr>
-        <w:t xml:space="preserve">getchessbook </w:t>
+      <w:proofErr w:type="spellStart"/>
+      <w:r>
+        <w:rPr>
+          <w:sz w:val="28"/>
+          <w:szCs w:val="28"/>
+        </w:rPr>
+        <w:t>getchessbook</w:t>
+      </w:r>
+      <w:proofErr w:type="spellEnd"/>
+      <w:r>
+        <w:rPr>
+          <w:sz w:val="28"/>
+          <w:szCs w:val="28"/>
+        </w:rPr>
+        <w:t xml:space="preserve"> </w:t>
       </w:r>
       <w:r>
         <w:rPr>
@@ -4688,8 +5353,17 @@
           <w:sz w:val="28"/>
           <w:szCs w:val="28"/>
         </w:rPr>
-        <w:t xml:space="preserve"> data/opening_book.json</w:t>
-      </w:r>
+        <w:t xml:space="preserve"> data/</w:t>
+      </w:r>
+      <w:proofErr w:type="spellStart"/>
+      <w:r>
+        <w:rPr>
+          <w:sz w:val="28"/>
+          <w:szCs w:val="28"/>
+        </w:rPr>
+        <w:t>opening_book.json</w:t>
+      </w:r>
+      <w:proofErr w:type="spellEnd"/>
       <w:r>
         <w:rPr>
           <w:sz w:val="28"/>
@@ -4710,7 +5384,23 @@
           <w:sz w:val="28"/>
           <w:szCs w:val="28"/>
         </w:rPr>
-        <w:t xml:space="preserve"> isMoveValidWithForbidden </w:t>
+        <w:t xml:space="preserve"> </w:t>
+      </w:r>
+      <w:proofErr w:type="spellStart"/>
+      <w:r>
+        <w:rPr>
+          <w:sz w:val="28"/>
+          <w:szCs w:val="28"/>
+        </w:rPr>
+        <w:t>isMoveValidWithForbidden</w:t>
+      </w:r>
+      <w:proofErr w:type="spellEnd"/>
+      <w:r>
+        <w:rPr>
+          <w:sz w:val="28"/>
+          <w:szCs w:val="28"/>
+        </w:rPr>
+        <w:t xml:space="preserve"> </w:t>
       </w:r>
       <w:r>
         <w:rPr>
@@ -4732,7 +5422,7 @@
     <w:p>
       <w:pPr>
         <w:rPr>
-          <w:rFonts w:ascii="Times New Roman" w:hAnsi="Times New Roman" w:hint="eastAsia"/>
+          <w:rFonts w:ascii="Times New Roman" w:hAnsi="Times New Roman"/>
           <w:sz w:val="28"/>
           <w:szCs w:val="28"/>
         </w:rPr>
@@ -5058,7 +5748,7 @@
       <w:pPr>
         <w:rPr>
           <w:ins w:id="6" w:author="阳 万" w:date="2026-05-03T12:15:00Z"/>
-          <w:rFonts w:ascii="Times New Roman" w:hAnsi="Times New Roman" w:hint="eastAsia"/>
+          <w:rFonts w:ascii="Times New Roman" w:hAnsi="Times New Roman"/>
           <w:sz w:val="28"/>
           <w:szCs w:val="28"/>
         </w:rPr>
@@ -5144,6 +5834,7 @@
         </w:rPr>
         <w:t xml:space="preserve">) </w:t>
       </w:r>
+      <w:proofErr w:type="spellStart"/>
       <w:r>
         <w:rPr>
           <w:rFonts w:ascii="Times New Roman" w:hAnsi="Times New Roman" w:hint="eastAsia"/>
@@ -5168,6 +5859,7 @@
         </w:rPr>
         <w:t>Beta</w:t>
       </w:r>
+      <w:proofErr w:type="spellEnd"/>
       <w:r>
         <w:rPr>
           <w:rFonts w:ascii="Times New Roman" w:hAnsi="Times New Roman" w:hint="eastAsia"/>
@@ -5184,7 +5876,7 @@
         <w:ind w:firstLine="420"/>
         <w:jc w:val="left"/>
         <w:rPr>
-          <w:rFonts w:ascii="Times New Roman" w:hAnsi="Times New Roman" w:hint="eastAsia"/>
+          <w:rFonts w:ascii="Times New Roman" w:hAnsi="Times New Roman"/>
           <w:sz w:val="28"/>
           <w:szCs w:val="28"/>
         </w:rPr>
@@ -5212,7 +5904,25 @@
           <w:sz w:val="28"/>
           <w:szCs w:val="28"/>
         </w:rPr>
-        <w:t xml:space="preserve"> TTStateNode </w:t>
+        <w:t xml:space="preserve"> </w:t>
+      </w:r>
+      <w:proofErr w:type="spellStart"/>
+      <w:r>
+        <w:rPr>
+          <w:rFonts w:ascii="Times New Roman" w:hAnsi="Times New Roman"/>
+          <w:sz w:val="28"/>
+          <w:szCs w:val="28"/>
+        </w:rPr>
+        <w:t>TTStateNode</w:t>
+      </w:r>
+      <w:proofErr w:type="spellEnd"/>
+      <w:r>
+        <w:rPr>
+          <w:rFonts w:ascii="Times New Roman" w:hAnsi="Times New Roman"/>
+          <w:sz w:val="28"/>
+          <w:szCs w:val="28"/>
+        </w:rPr>
+        <w:t xml:space="preserve"> </w:t>
       </w:r>
       <w:r>
         <w:rPr>
@@ -5244,7 +5954,25 @@
           <w:sz w:val="28"/>
           <w:szCs w:val="28"/>
         </w:rPr>
-        <w:t xml:space="preserve"> HashTable </w:t>
+        <w:t xml:space="preserve"> </w:t>
+      </w:r>
+      <w:proofErr w:type="spellStart"/>
+      <w:r>
+        <w:rPr>
+          <w:rFonts w:ascii="Times New Roman" w:hAnsi="Times New Roman"/>
+          <w:sz w:val="28"/>
+          <w:szCs w:val="28"/>
+        </w:rPr>
+        <w:t>HashTable</w:t>
+      </w:r>
+      <w:proofErr w:type="spellEnd"/>
+      <w:r>
+        <w:rPr>
+          <w:rFonts w:ascii="Times New Roman" w:hAnsi="Times New Roman"/>
+          <w:sz w:val="28"/>
+          <w:szCs w:val="28"/>
+        </w:rPr>
+        <w:t xml:space="preserve"> </w:t>
       </w:r>
       <w:r>
         <w:rPr>
@@ -5254,13 +5982,23 @@
         </w:rPr>
         <w:t>存储搜索过的局面。</w:t>
       </w:r>
-      <w:r>
-        <w:rPr>
-          <w:rFonts w:ascii="Times New Roman" w:hAnsi="Times New Roman"/>
-          <w:sz w:val="28"/>
-          <w:szCs w:val="28"/>
-        </w:rPr>
-        <w:t xml:space="preserve">probeHash </w:t>
+      <w:proofErr w:type="spellStart"/>
+      <w:r>
+        <w:rPr>
+          <w:rFonts w:ascii="Times New Roman" w:hAnsi="Times New Roman"/>
+          <w:sz w:val="28"/>
+          <w:szCs w:val="28"/>
+        </w:rPr>
+        <w:t>probeHash</w:t>
+      </w:r>
+      <w:proofErr w:type="spellEnd"/>
+      <w:r>
+        <w:rPr>
+          <w:rFonts w:ascii="Times New Roman" w:hAnsi="Times New Roman"/>
+          <w:sz w:val="28"/>
+          <w:szCs w:val="28"/>
+        </w:rPr>
+        <w:t xml:space="preserve"> </w:t>
       </w:r>
       <w:r>
         <w:rPr>
@@ -5334,13 +6072,23 @@
         </w:rPr>
         <w:t>三种标志决定直接返回精确值或利用上下界进行剪枝。</w:t>
       </w:r>
-      <w:r>
-        <w:rPr>
-          <w:rFonts w:ascii="Times New Roman" w:hAnsi="Times New Roman"/>
-          <w:sz w:val="28"/>
-          <w:szCs w:val="28"/>
-        </w:rPr>
-        <w:t xml:space="preserve">RecordHash </w:t>
+      <w:proofErr w:type="spellStart"/>
+      <w:r>
+        <w:rPr>
+          <w:rFonts w:ascii="Times New Roman" w:hAnsi="Times New Roman"/>
+          <w:sz w:val="28"/>
+          <w:szCs w:val="28"/>
+        </w:rPr>
+        <w:t>RecordHash</w:t>
+      </w:r>
+      <w:proofErr w:type="spellEnd"/>
+      <w:r>
+        <w:rPr>
+          <w:rFonts w:ascii="Times New Roman" w:hAnsi="Times New Roman"/>
+          <w:sz w:val="28"/>
+          <w:szCs w:val="28"/>
+        </w:rPr>
+        <w:t xml:space="preserve"> </w:t>
       </w:r>
       <w:r>
         <w:rPr>
@@ -5372,7 +6120,25 @@
           <w:sz w:val="28"/>
           <w:szCs w:val="28"/>
         </w:rPr>
-        <w:t xml:space="preserve"> best_move </w:t>
+        <w:t xml:space="preserve"> </w:t>
+      </w:r>
+      <w:proofErr w:type="spellStart"/>
+      <w:r>
+        <w:rPr>
+          <w:rFonts w:ascii="Times New Roman" w:hAnsi="Times New Roman"/>
+          <w:sz w:val="28"/>
+          <w:szCs w:val="28"/>
+        </w:rPr>
+        <w:t>best_move</w:t>
+      </w:r>
+      <w:proofErr w:type="spellEnd"/>
+      <w:r>
+        <w:rPr>
+          <w:rFonts w:ascii="Times New Roman" w:hAnsi="Times New Roman"/>
+          <w:sz w:val="28"/>
+          <w:szCs w:val="28"/>
+        </w:rPr>
+        <w:t xml:space="preserve"> </w:t>
       </w:r>
       <w:r>
         <w:rPr>
@@ -5408,6 +6174,7 @@
         </w:rPr>
         <w:t xml:space="preserve">.3 </w:t>
       </w:r>
+      <w:proofErr w:type="spellStart"/>
       <w:r>
         <w:rPr>
           <w:rFonts w:ascii="Times New Roman" w:hAnsi="Times New Roman" w:hint="eastAsia"/>
@@ -5416,6 +6183,7 @@
         </w:rPr>
         <w:t>NegaMax</w:t>
       </w:r>
+      <w:proofErr w:type="spellEnd"/>
       <w:r>
         <w:rPr>
           <w:rFonts w:ascii="Times New Roman" w:hAnsi="Times New Roman"/>
@@ -5500,7 +6268,25 @@
           <w:sz w:val="28"/>
           <w:szCs w:val="28"/>
         </w:rPr>
-        <w:t xml:space="preserve"> alpha_beta_search </w:t>
+        <w:t xml:space="preserve"> </w:t>
+      </w:r>
+      <w:proofErr w:type="spellStart"/>
+      <w:r>
+        <w:rPr>
+          <w:rFonts w:ascii="Times New Roman" w:hAnsi="Times New Roman"/>
+          <w:sz w:val="28"/>
+          <w:szCs w:val="28"/>
+        </w:rPr>
+        <w:t>alpha_beta_search</w:t>
+      </w:r>
+      <w:proofErr w:type="spellEnd"/>
+      <w:r>
+        <w:rPr>
+          <w:rFonts w:ascii="Times New Roman" w:hAnsi="Times New Roman"/>
+          <w:sz w:val="28"/>
+          <w:szCs w:val="28"/>
+        </w:rPr>
+        <w:t xml:space="preserve"> </w:t>
       </w:r>
       <w:r>
         <w:rPr>
@@ -5516,7 +6302,25 @@
           <w:sz w:val="28"/>
           <w:szCs w:val="28"/>
         </w:rPr>
-        <w:t xml:space="preserve"> alpha_beta_PVS_search </w:t>
+        <w:t xml:space="preserve"> </w:t>
+      </w:r>
+      <w:proofErr w:type="spellStart"/>
+      <w:r>
+        <w:rPr>
+          <w:rFonts w:ascii="Times New Roman" w:hAnsi="Times New Roman"/>
+          <w:sz w:val="28"/>
+          <w:szCs w:val="28"/>
+        </w:rPr>
+        <w:t>alpha_beta_PVS_search</w:t>
+      </w:r>
+      <w:proofErr w:type="spellEnd"/>
+      <w:r>
+        <w:rPr>
+          <w:rFonts w:ascii="Times New Roman" w:hAnsi="Times New Roman"/>
+          <w:sz w:val="28"/>
+          <w:szCs w:val="28"/>
+        </w:rPr>
+        <w:t xml:space="preserve"> </w:t>
       </w:r>
       <w:r>
         <w:rPr>
@@ -5532,7 +6336,25 @@
           <w:sz w:val="28"/>
           <w:szCs w:val="28"/>
         </w:rPr>
-        <w:t xml:space="preserve"> NegaMax </w:t>
+        <w:t xml:space="preserve"> </w:t>
+      </w:r>
+      <w:proofErr w:type="spellStart"/>
+      <w:r>
+        <w:rPr>
+          <w:rFonts w:ascii="Times New Roman" w:hAnsi="Times New Roman"/>
+          <w:sz w:val="28"/>
+          <w:szCs w:val="28"/>
+        </w:rPr>
+        <w:t>NegaMax</w:t>
+      </w:r>
+      <w:proofErr w:type="spellEnd"/>
+      <w:r>
+        <w:rPr>
+          <w:rFonts w:ascii="Times New Roman" w:hAnsi="Times New Roman"/>
+          <w:sz w:val="28"/>
+          <w:szCs w:val="28"/>
+        </w:rPr>
+        <w:t xml:space="preserve"> </w:t>
       </w:r>
       <w:r>
         <w:rPr>
@@ -5596,7 +6418,25 @@
           <w:sz w:val="28"/>
           <w:szCs w:val="28"/>
         </w:rPr>
-        <w:t xml:space="preserve"> val &gt;= beta </w:t>
+        <w:t xml:space="preserve"> </w:t>
+      </w:r>
+      <w:proofErr w:type="spellStart"/>
+      <w:r>
+        <w:rPr>
+          <w:rFonts w:ascii="Times New Roman" w:hAnsi="Times New Roman"/>
+          <w:sz w:val="28"/>
+          <w:szCs w:val="28"/>
+        </w:rPr>
+        <w:t>val</w:t>
+      </w:r>
+      <w:proofErr w:type="spellEnd"/>
+      <w:r>
+        <w:rPr>
+          <w:rFonts w:ascii="Times New Roman" w:hAnsi="Times New Roman"/>
+          <w:sz w:val="28"/>
+          <w:szCs w:val="28"/>
+        </w:rPr>
+        <w:t xml:space="preserve"> &gt;= beta </w:t>
       </w:r>
       <w:r>
         <w:rPr>
@@ -5628,7 +6468,25 @@
           <w:sz w:val="28"/>
           <w:szCs w:val="28"/>
         </w:rPr>
-        <w:t xml:space="preserve"> val &gt; alpha </w:t>
+        <w:t xml:space="preserve"> </w:t>
+      </w:r>
+      <w:proofErr w:type="spellStart"/>
+      <w:r>
+        <w:rPr>
+          <w:rFonts w:ascii="Times New Roman" w:hAnsi="Times New Roman"/>
+          <w:sz w:val="28"/>
+          <w:szCs w:val="28"/>
+        </w:rPr>
+        <w:t>val</w:t>
+      </w:r>
+      <w:proofErr w:type="spellEnd"/>
+      <w:r>
+        <w:rPr>
+          <w:rFonts w:ascii="Times New Roman" w:hAnsi="Times New Roman"/>
+          <w:sz w:val="28"/>
+          <w:szCs w:val="28"/>
+        </w:rPr>
+        <w:t xml:space="preserve"> &gt; alpha </w:t>
       </w:r>
       <w:r>
         <w:rPr>
@@ -5683,7 +6541,7 @@
     <w:p>
       <w:pPr>
         <w:rPr>
-          <w:rFonts w:ascii="Times New Roman" w:hAnsi="Times New Roman" w:hint="eastAsia"/>
+          <w:rFonts w:ascii="Times New Roman" w:hAnsi="Times New Roman"/>
           <w:sz w:val="28"/>
           <w:szCs w:val="28"/>
         </w:rPr>
@@ -5853,7 +6711,43 @@
           <w:sz w:val="28"/>
           <w:szCs w:val="28"/>
         </w:rPr>
-        <w:t xml:space="preserve"> ChessAI::alpha_beta_PVS_search </w:t>
+        <w:t xml:space="preserve"> </w:t>
+      </w:r>
+      <w:proofErr w:type="spellStart"/>
+      <w:r>
+        <w:rPr>
+          <w:rFonts w:ascii="Times New Roman" w:hAnsi="Times New Roman"/>
+          <w:sz w:val="28"/>
+          <w:szCs w:val="28"/>
+        </w:rPr>
+        <w:t>ChessAI</w:t>
+      </w:r>
+      <w:proofErr w:type="spellEnd"/>
+      <w:r>
+        <w:rPr>
+          <w:rFonts w:ascii="Times New Roman" w:hAnsi="Times New Roman"/>
+          <w:sz w:val="28"/>
+          <w:szCs w:val="28"/>
+        </w:rPr>
+        <w:t>::</w:t>
+      </w:r>
+      <w:proofErr w:type="spellStart"/>
+      <w:r>
+        <w:rPr>
+          <w:rFonts w:ascii="Times New Roman" w:hAnsi="Times New Roman"/>
+          <w:sz w:val="28"/>
+          <w:szCs w:val="28"/>
+        </w:rPr>
+        <w:t>alpha_beta_PVS_search</w:t>
+      </w:r>
+      <w:proofErr w:type="spellEnd"/>
+      <w:r>
+        <w:rPr>
+          <w:rFonts w:ascii="Times New Roman" w:hAnsi="Times New Roman"/>
+          <w:sz w:val="28"/>
+          <w:szCs w:val="28"/>
+        </w:rPr>
+        <w:t xml:space="preserve"> </w:t>
       </w:r>
       <w:r>
         <w:rPr>
@@ -5917,7 +6811,25 @@
           <w:sz w:val="28"/>
           <w:szCs w:val="28"/>
         </w:rPr>
-        <w:t xml:space="preserve"> best_val </w:t>
+        <w:t xml:space="preserve"> </w:t>
+      </w:r>
+      <w:proofErr w:type="spellStart"/>
+      <w:r>
+        <w:rPr>
+          <w:rFonts w:ascii="Times New Roman" w:hAnsi="Times New Roman"/>
+          <w:sz w:val="28"/>
+          <w:szCs w:val="28"/>
+        </w:rPr>
+        <w:t>best_val</w:t>
+      </w:r>
+      <w:proofErr w:type="spellEnd"/>
+      <w:r>
+        <w:rPr>
+          <w:rFonts w:ascii="Times New Roman" w:hAnsi="Times New Roman"/>
+          <w:sz w:val="28"/>
+          <w:szCs w:val="28"/>
+        </w:rPr>
+        <w:t xml:space="preserve"> </w:t>
       </w:r>
       <w:r>
         <w:rPr>
@@ -5965,7 +6877,25 @@
           <w:sz w:val="28"/>
           <w:szCs w:val="28"/>
         </w:rPr>
-        <w:t xml:space="preserve"> best_val </w:t>
+        <w:t xml:space="preserve"> </w:t>
+      </w:r>
+      <w:proofErr w:type="spellStart"/>
+      <w:r>
+        <w:rPr>
+          <w:rFonts w:ascii="Times New Roman" w:hAnsi="Times New Roman"/>
+          <w:sz w:val="28"/>
+          <w:szCs w:val="28"/>
+        </w:rPr>
+        <w:t>best_val</w:t>
+      </w:r>
+      <w:proofErr w:type="spellEnd"/>
+      <w:r>
+        <w:rPr>
+          <w:rFonts w:ascii="Times New Roman" w:hAnsi="Times New Roman"/>
+          <w:sz w:val="28"/>
+          <w:szCs w:val="28"/>
+        </w:rPr>
+        <w:t xml:space="preserve"> </w:t>
       </w:r>
       <w:r>
         <w:rPr>
@@ -5981,7 +6911,25 @@
           <w:sz w:val="28"/>
           <w:szCs w:val="28"/>
         </w:rPr>
-        <w:t xml:space="preserve"> original_alpha </w:t>
+        <w:t xml:space="preserve"> </w:t>
+      </w:r>
+      <w:proofErr w:type="spellStart"/>
+      <w:r>
+        <w:rPr>
+          <w:rFonts w:ascii="Times New Roman" w:hAnsi="Times New Roman"/>
+          <w:sz w:val="28"/>
+          <w:szCs w:val="28"/>
+        </w:rPr>
+        <w:t>original_alpha</w:t>
+      </w:r>
+      <w:proofErr w:type="spellEnd"/>
+      <w:r>
+        <w:rPr>
+          <w:rFonts w:ascii="Times New Roman" w:hAnsi="Times New Roman"/>
+          <w:sz w:val="28"/>
+          <w:szCs w:val="28"/>
+        </w:rPr>
+        <w:t xml:space="preserve"> </w:t>
       </w:r>
       <w:r>
         <w:rPr>
@@ -6190,7 +7138,43 @@
           <w:sz w:val="28"/>
           <w:szCs w:val="28"/>
         </w:rPr>
-        <w:t xml:space="preserve"> ChessAI::quiescence_search </w:t>
+        <w:t xml:space="preserve"> </w:t>
+      </w:r>
+      <w:proofErr w:type="spellStart"/>
+      <w:r>
+        <w:rPr>
+          <w:rFonts w:ascii="Times New Roman" w:hAnsi="Times New Roman"/>
+          <w:sz w:val="28"/>
+          <w:szCs w:val="28"/>
+        </w:rPr>
+        <w:t>ChessAI</w:t>
+      </w:r>
+      <w:proofErr w:type="spellEnd"/>
+      <w:r>
+        <w:rPr>
+          <w:rFonts w:ascii="Times New Roman" w:hAnsi="Times New Roman"/>
+          <w:sz w:val="28"/>
+          <w:szCs w:val="28"/>
+        </w:rPr>
+        <w:t>::</w:t>
+      </w:r>
+      <w:proofErr w:type="spellStart"/>
+      <w:r>
+        <w:rPr>
+          <w:rFonts w:ascii="Times New Roman" w:hAnsi="Times New Roman"/>
+          <w:sz w:val="28"/>
+          <w:szCs w:val="28"/>
+        </w:rPr>
+        <w:t>quiescence_search</w:t>
+      </w:r>
+      <w:proofErr w:type="spellEnd"/>
+      <w:r>
+        <w:rPr>
+          <w:rFonts w:ascii="Times New Roman" w:hAnsi="Times New Roman"/>
+          <w:sz w:val="28"/>
+          <w:szCs w:val="28"/>
+        </w:rPr>
+        <w:t xml:space="preserve"> </w:t>
       </w:r>
       <w:r>
         <w:rPr>
@@ -6302,7 +7286,25 @@
           <w:sz w:val="28"/>
           <w:szCs w:val="28"/>
         </w:rPr>
-        <w:t xml:space="preserve"> board-&gt;isattacked </w:t>
+        <w:t xml:space="preserve"> board-&gt;</w:t>
+      </w:r>
+      <w:proofErr w:type="spellStart"/>
+      <w:r>
+        <w:rPr>
+          <w:rFonts w:ascii="Times New Roman" w:hAnsi="Times New Roman"/>
+          <w:sz w:val="28"/>
+          <w:szCs w:val="28"/>
+        </w:rPr>
+        <w:t>isattacked</w:t>
+      </w:r>
+      <w:proofErr w:type="spellEnd"/>
+      <w:r>
+        <w:rPr>
+          <w:rFonts w:ascii="Times New Roman" w:hAnsi="Times New Roman"/>
+          <w:sz w:val="28"/>
+          <w:szCs w:val="28"/>
+        </w:rPr>
+        <w:t xml:space="preserve"> </w:t>
       </w:r>
       <w:r>
         <w:rPr>
@@ -6382,7 +7384,25 @@
           <w:sz w:val="28"/>
           <w:szCs w:val="28"/>
         </w:rPr>
-        <w:t xml:space="preserve"> quiescence_search </w:t>
+        <w:t xml:space="preserve"> </w:t>
+      </w:r>
+      <w:proofErr w:type="spellStart"/>
+      <w:r>
+        <w:rPr>
+          <w:rFonts w:ascii="Times New Roman" w:hAnsi="Times New Roman"/>
+          <w:sz w:val="28"/>
+          <w:szCs w:val="28"/>
+        </w:rPr>
+        <w:t>quiescence_search</w:t>
+      </w:r>
+      <w:proofErr w:type="spellEnd"/>
+      <w:r>
+        <w:rPr>
+          <w:rFonts w:ascii="Times New Roman" w:hAnsi="Times New Roman"/>
+          <w:sz w:val="28"/>
+          <w:szCs w:val="28"/>
+        </w:rPr>
+        <w:t xml:space="preserve"> </w:t>
       </w:r>
       <w:r>
         <w:rPr>
@@ -6412,7 +7432,7 @@
     <w:p>
       <w:pPr>
         <w:rPr>
-          <w:rFonts w:ascii="Times New Roman" w:hAnsi="Times New Roman" w:hint="eastAsia"/>
+          <w:rFonts w:ascii="Times New Roman" w:hAnsi="Times New Roman"/>
           <w:sz w:val="28"/>
           <w:szCs w:val="28"/>
         </w:rPr>
@@ -6464,7 +7484,7 @@
     <w:p>
       <w:pPr>
         <w:rPr>
-          <w:rFonts w:ascii="Times New Roman" w:hAnsi="Times New Roman" w:hint="eastAsia"/>
+          <w:rFonts w:ascii="Times New Roman" w:hAnsi="Times New Roman"/>
           <w:sz w:val="28"/>
           <w:szCs w:val="28"/>
         </w:rPr>
@@ -6548,6 +7568,7 @@
         </w:rPr>
         <w:t>扫描九宫格找到己方将帅，并检测是否被将军（</w:t>
       </w:r>
+      <w:proofErr w:type="spellStart"/>
       <w:r>
         <w:rPr>
           <w:rFonts w:ascii="Times New Roman" w:hAnsi="Times New Roman"/>
@@ -6556,6 +7577,7 @@
         </w:rPr>
         <w:t>inCheck</w:t>
       </w:r>
+      <w:proofErr w:type="spellEnd"/>
       <w:r>
         <w:rPr>
           <w:rFonts w:ascii="Times New Roman" w:hAnsi="Times New Roman"/>
@@ -6583,8 +7605,17 @@
           <w:sz w:val="28"/>
           <w:szCs w:val="28"/>
         </w:rPr>
-        <w:t xml:space="preserve"> inCheck</w:t>
-      </w:r>
+        <w:t xml:space="preserve"> </w:t>
+      </w:r>
+      <w:proofErr w:type="spellStart"/>
+      <w:r>
+        <w:rPr>
+          <w:sz w:val="28"/>
+          <w:szCs w:val="28"/>
+        </w:rPr>
+        <w:t>inCheck</w:t>
+      </w:r>
+      <w:proofErr w:type="spellEnd"/>
       <w:r>
         <w:rPr>
           <w:sz w:val="28"/>
@@ -6646,6 +7677,7 @@
         </w:rPr>
         <w:t xml:space="preserve"> </w:t>
       </w:r>
+      <w:proofErr w:type="spellStart"/>
       <w:r>
         <w:rPr>
           <w:rFonts w:ascii="Times New Roman" w:hAnsi="Times New Roman"/>
@@ -6653,7 +7685,16 @@
           <w:szCs w:val="28"/>
         </w:rPr>
         <w:lastRenderedPageBreak/>
-        <w:t xml:space="preserve">AttackerValue[attacker] </w:t>
+        <w:t>AttackerValue</w:t>
+      </w:r>
+      <w:proofErr w:type="spellEnd"/>
+      <w:r>
+        <w:rPr>
+          <w:rFonts w:ascii="Times New Roman" w:hAnsi="Times New Roman"/>
+          <w:sz w:val="28"/>
+          <w:szCs w:val="28"/>
+        </w:rPr>
+        <w:t xml:space="preserve">[attacker] </w:t>
       </w:r>
       <w:r>
         <w:rPr>
@@ -6669,7 +7710,25 @@
           <w:sz w:val="28"/>
           <w:szCs w:val="28"/>
         </w:rPr>
-        <w:t xml:space="preserve"> mvvlva + 10000</w:t>
+        <w:t xml:space="preserve"> </w:t>
+      </w:r>
+      <w:proofErr w:type="spellStart"/>
+      <w:r>
+        <w:rPr>
+          <w:rFonts w:ascii="Times New Roman" w:hAnsi="Times New Roman"/>
+          <w:sz w:val="28"/>
+          <w:szCs w:val="28"/>
+        </w:rPr>
+        <w:t>mvvlva</w:t>
+      </w:r>
+      <w:proofErr w:type="spellEnd"/>
+      <w:r>
+        <w:rPr>
+          <w:rFonts w:ascii="Times New Roman" w:hAnsi="Times New Roman"/>
+          <w:sz w:val="28"/>
+          <w:szCs w:val="28"/>
+        </w:rPr>
+        <w:t xml:space="preserve"> + 10000</w:t>
       </w:r>
       <w:r>
         <w:rPr>
@@ -6708,7 +7767,6 @@
       <w:pPr>
         <w:rPr>
           <w:del w:id="9" w:author="阳 万" w:date="2026-05-03T12:15:00Z"/>
-          <w:rFonts w:hint="eastAsia"/>
           <w:sz w:val="28"/>
           <w:szCs w:val="28"/>
         </w:rPr>
@@ -6750,7 +7808,7 @@
     <w:p>
       <w:pPr>
         <w:rPr>
-          <w:rFonts w:ascii="Times New Roman" w:hAnsi="Times New Roman" w:hint="eastAsia"/>
+          <w:rFonts w:ascii="Times New Roman" w:hAnsi="Times New Roman"/>
           <w:sz w:val="28"/>
           <w:szCs w:val="28"/>
         </w:rPr>
@@ -6885,7 +7943,23 @@
           <w:sz w:val="28"/>
           <w:szCs w:val="28"/>
         </w:rPr>
-        <w:t xml:space="preserve"> (!inCheck)</w:t>
+        <w:t xml:space="preserve"> (!</w:t>
+      </w:r>
+      <w:proofErr w:type="spellStart"/>
+      <w:r>
+        <w:rPr>
+          <w:sz w:val="28"/>
+          <w:szCs w:val="28"/>
+        </w:rPr>
+        <w:t>inCheck</w:t>
+      </w:r>
+      <w:proofErr w:type="spellEnd"/>
+      <w:r>
+        <w:rPr>
+          <w:sz w:val="28"/>
+          <w:szCs w:val="28"/>
+        </w:rPr>
+        <w:t>)</w:t>
       </w:r>
       <w:r>
         <w:rPr>
@@ -6909,7 +7983,25 @@
           <w:sz w:val="28"/>
           <w:szCs w:val="28"/>
         </w:rPr>
-        <w:t xml:space="preserve"> (isProtected)</w:t>
+        <w:t xml:space="preserve"> (</w:t>
+      </w:r>
+      <w:proofErr w:type="spellStart"/>
+      <w:r>
+        <w:rPr>
+          <w:rFonts w:ascii="Times New Roman" w:hAnsi="Times New Roman"/>
+          <w:sz w:val="28"/>
+          <w:szCs w:val="28"/>
+        </w:rPr>
+        <w:t>isProtected</w:t>
+      </w:r>
+      <w:proofErr w:type="spellEnd"/>
+      <w:r>
+        <w:rPr>
+          <w:rFonts w:ascii="Times New Roman" w:hAnsi="Times New Roman"/>
+          <w:sz w:val="28"/>
+          <w:szCs w:val="28"/>
+        </w:rPr>
+        <w:t>)</w:t>
       </w:r>
       <w:r>
         <w:rPr>
@@ -6933,7 +8025,43 @@
           <w:sz w:val="28"/>
           <w:szCs w:val="28"/>
         </w:rPr>
-        <w:t xml:space="preserve"> (VictimValue &lt; AttackerValue)</w:t>
+        <w:t xml:space="preserve"> (</w:t>
+      </w:r>
+      <w:proofErr w:type="spellStart"/>
+      <w:r>
+        <w:rPr>
+          <w:rFonts w:ascii="Times New Roman" w:hAnsi="Times New Roman"/>
+          <w:sz w:val="28"/>
+          <w:szCs w:val="28"/>
+        </w:rPr>
+        <w:t>VictimValue</w:t>
+      </w:r>
+      <w:proofErr w:type="spellEnd"/>
+      <w:r>
+        <w:rPr>
+          <w:rFonts w:ascii="Times New Roman" w:hAnsi="Times New Roman"/>
+          <w:sz w:val="28"/>
+          <w:szCs w:val="28"/>
+        </w:rPr>
+        <w:t xml:space="preserve"> &lt; </w:t>
+      </w:r>
+      <w:proofErr w:type="spellStart"/>
+      <w:r>
+        <w:rPr>
+          <w:rFonts w:ascii="Times New Roman" w:hAnsi="Times New Roman"/>
+          <w:sz w:val="28"/>
+          <w:szCs w:val="28"/>
+        </w:rPr>
+        <w:t>AttackerValue</w:t>
+      </w:r>
+      <w:proofErr w:type="spellEnd"/>
+      <w:r>
+        <w:rPr>
+          <w:rFonts w:ascii="Times New Roman" w:hAnsi="Times New Roman"/>
+          <w:sz w:val="28"/>
+          <w:szCs w:val="28"/>
+        </w:rPr>
+        <w:t>)</w:t>
       </w:r>
       <w:r>
         <w:rPr>
@@ -6987,7 +8115,23 @@
           <w:sz w:val="28"/>
           <w:szCs w:val="28"/>
         </w:rPr>
-        <w:t>if(Tuning::VictimValue[victim] &lt; 3)</w:t>
+        <w:t>if(Tuning::</w:t>
+      </w:r>
+      <w:proofErr w:type="spellStart"/>
+      <w:r>
+        <w:rPr>
+          <w:sz w:val="28"/>
+          <w:szCs w:val="28"/>
+        </w:rPr>
+        <w:t>VictimValue</w:t>
+      </w:r>
+      <w:proofErr w:type="spellEnd"/>
+      <w:r>
+        <w:rPr>
+          <w:sz w:val="28"/>
+          <w:szCs w:val="28"/>
+        </w:rPr>
+        <w:t>[victim] &lt; 3)</w:t>
       </w:r>
       <w:r>
         <w:rPr>
@@ -7132,7 +8276,6 @@
       <w:pPr>
         <w:rPr>
           <w:del w:id="10" w:author="阳 万" w:date="2026-05-03T12:15:00Z"/>
-          <w:rFonts w:hint="eastAsia"/>
           <w:sz w:val="28"/>
           <w:szCs w:val="28"/>
         </w:rPr>
@@ -7182,7 +8325,7 @@
     <w:p>
       <w:pPr>
         <w:rPr>
-          <w:rFonts w:ascii="Times New Roman" w:hAnsi="Times New Roman" w:hint="eastAsia"/>
+          <w:rFonts w:ascii="Times New Roman" w:hAnsi="Times New Roman"/>
           <w:sz w:val="28"/>
           <w:szCs w:val="28"/>
         </w:rPr>
@@ -7316,7 +8459,25 @@
           <w:sz w:val="28"/>
           <w:szCs w:val="28"/>
         </w:rPr>
-        <w:t xml:space="preserve"> val &gt;= beta </w:t>
+        <w:t xml:space="preserve"> </w:t>
+      </w:r>
+      <w:proofErr w:type="spellStart"/>
+      <w:r>
+        <w:rPr>
+          <w:rFonts w:ascii="Times New Roman" w:hAnsi="Times New Roman"/>
+          <w:sz w:val="28"/>
+          <w:szCs w:val="28"/>
+        </w:rPr>
+        <w:t>val</w:t>
+      </w:r>
+      <w:proofErr w:type="spellEnd"/>
+      <w:r>
+        <w:rPr>
+          <w:rFonts w:ascii="Times New Roman" w:hAnsi="Times New Roman"/>
+          <w:sz w:val="28"/>
+          <w:szCs w:val="28"/>
+        </w:rPr>
+        <w:t xml:space="preserve"> &gt;= beta </w:t>
       </w:r>
       <w:r>
         <w:rPr>
@@ -7378,7 +8539,6 @@
     <w:p>
       <w:pPr>
         <w:rPr>
-          <w:rFonts w:hint="eastAsia"/>
           <w:b/>
           <w:bCs/>
           <w:sz w:val="28"/>
@@ -7472,7 +8632,7 @@
     <w:p>
       <w:pPr>
         <w:rPr>
-          <w:rFonts w:ascii="Times New Roman" w:hAnsi="Times New Roman" w:hint="eastAsia"/>
+          <w:rFonts w:ascii="Times New Roman" w:hAnsi="Times New Roman"/>
           <w:sz w:val="28"/>
           <w:szCs w:val="28"/>
         </w:rPr>
@@ -7530,7 +8690,25 @@
           <w:sz w:val="28"/>
           <w:szCs w:val="28"/>
         </w:rPr>
-        <w:t xml:space="preserve"> alpha_beta_search </w:t>
+        <w:t xml:space="preserve"> </w:t>
+      </w:r>
+      <w:proofErr w:type="spellStart"/>
+      <w:r>
+        <w:rPr>
+          <w:rFonts w:ascii="Times New Roman" w:hAnsi="Times New Roman"/>
+          <w:sz w:val="28"/>
+          <w:szCs w:val="28"/>
+        </w:rPr>
+        <w:t>alpha_beta_search</w:t>
+      </w:r>
+      <w:proofErr w:type="spellEnd"/>
+      <w:r>
+        <w:rPr>
+          <w:rFonts w:ascii="Times New Roman" w:hAnsi="Times New Roman"/>
+          <w:sz w:val="28"/>
+          <w:szCs w:val="28"/>
+        </w:rPr>
+        <w:t xml:space="preserve"> </w:t>
       </w:r>
       <w:r>
         <w:rPr>
@@ -7546,7 +8724,25 @@
           <w:sz w:val="28"/>
           <w:szCs w:val="28"/>
         </w:rPr>
-        <w:t xml:space="preserve"> alpha_beta_PVS_search </w:t>
+        <w:t xml:space="preserve"> </w:t>
+      </w:r>
+      <w:proofErr w:type="spellStart"/>
+      <w:r>
+        <w:rPr>
+          <w:rFonts w:ascii="Times New Roman" w:hAnsi="Times New Roman"/>
+          <w:sz w:val="28"/>
+          <w:szCs w:val="28"/>
+        </w:rPr>
+        <w:t>alpha_beta_PVS_search</w:t>
+      </w:r>
+      <w:proofErr w:type="spellEnd"/>
+      <w:r>
+        <w:rPr>
+          <w:rFonts w:ascii="Times New Roman" w:hAnsi="Times New Roman"/>
+          <w:sz w:val="28"/>
+          <w:szCs w:val="28"/>
+        </w:rPr>
+        <w:t xml:space="preserve"> </w:t>
       </w:r>
       <w:r>
         <w:rPr>
@@ -7578,7 +8774,25 @@
           <w:sz w:val="28"/>
           <w:szCs w:val="28"/>
         </w:rPr>
-        <w:t xml:space="preserve"> makeNullMove </w:t>
+        <w:t xml:space="preserve"> </w:t>
+      </w:r>
+      <w:proofErr w:type="spellStart"/>
+      <w:r>
+        <w:rPr>
+          <w:rFonts w:ascii="Times New Roman" w:hAnsi="Times New Roman"/>
+          <w:sz w:val="28"/>
+          <w:szCs w:val="28"/>
+        </w:rPr>
+        <w:t>makeNullMove</w:t>
+      </w:r>
+      <w:proofErr w:type="spellEnd"/>
+      <w:r>
+        <w:rPr>
+          <w:rFonts w:ascii="Times New Roman" w:hAnsi="Times New Roman"/>
+          <w:sz w:val="28"/>
+          <w:szCs w:val="28"/>
+        </w:rPr>
+        <w:t xml:space="preserve"> </w:t>
       </w:r>
       <w:r>
         <w:rPr>
@@ -7658,7 +8872,25 @@
           <w:sz w:val="28"/>
           <w:szCs w:val="28"/>
         </w:rPr>
-        <w:t xml:space="preserve"> undoNullMove </w:t>
+        <w:t xml:space="preserve"> </w:t>
+      </w:r>
+      <w:proofErr w:type="spellStart"/>
+      <w:r>
+        <w:rPr>
+          <w:rFonts w:ascii="Times New Roman" w:hAnsi="Times New Roman"/>
+          <w:sz w:val="28"/>
+          <w:szCs w:val="28"/>
+        </w:rPr>
+        <w:t>undoNullMove</w:t>
+      </w:r>
+      <w:proofErr w:type="spellEnd"/>
+      <w:r>
+        <w:rPr>
+          <w:rFonts w:ascii="Times New Roman" w:hAnsi="Times New Roman"/>
+          <w:sz w:val="28"/>
+          <w:szCs w:val="28"/>
+        </w:rPr>
+        <w:t xml:space="preserve"> </w:t>
       </w:r>
       <w:r>
         <w:rPr>
@@ -7763,7 +8995,25 @@
           <w:sz w:val="28"/>
           <w:szCs w:val="28"/>
         </w:rPr>
-        <w:t xml:space="preserve"> ChessAI </w:t>
+        <w:t xml:space="preserve"> </w:t>
+      </w:r>
+      <w:proofErr w:type="spellStart"/>
+      <w:r>
+        <w:rPr>
+          <w:rFonts w:ascii="Times New Roman" w:hAnsi="Times New Roman"/>
+          <w:sz w:val="28"/>
+          <w:szCs w:val="28"/>
+        </w:rPr>
+        <w:t>ChessAI</w:t>
+      </w:r>
+      <w:proofErr w:type="spellEnd"/>
+      <w:r>
+        <w:rPr>
+          <w:rFonts w:ascii="Times New Roman" w:hAnsi="Times New Roman"/>
+          <w:sz w:val="28"/>
+          <w:szCs w:val="28"/>
+        </w:rPr>
+        <w:t xml:space="preserve"> </w:t>
       </w:r>
       <w:r>
         <w:rPr>
@@ -7773,13 +9023,41 @@
         </w:rPr>
         <w:t>维护</w:t>
       </w:r>
-      <w:r>
-        <w:rPr>
-          <w:rFonts w:ascii="Times New Roman" w:hAnsi="Times New Roman"/>
-          <w:sz w:val="28"/>
-          <w:szCs w:val="28"/>
-        </w:rPr>
-        <w:t>killerMoves[max_depth][2]</w:t>
+      <w:proofErr w:type="spellStart"/>
+      <w:r>
+        <w:rPr>
+          <w:rFonts w:ascii="Times New Roman" w:hAnsi="Times New Roman"/>
+          <w:sz w:val="28"/>
+          <w:szCs w:val="28"/>
+        </w:rPr>
+        <w:t>killerMoves</w:t>
+      </w:r>
+      <w:proofErr w:type="spellEnd"/>
+      <w:r>
+        <w:rPr>
+          <w:rFonts w:ascii="Times New Roman" w:hAnsi="Times New Roman"/>
+          <w:sz w:val="28"/>
+          <w:szCs w:val="28"/>
+        </w:rPr>
+        <w:t>[</w:t>
+      </w:r>
+      <w:proofErr w:type="spellStart"/>
+      <w:r>
+        <w:rPr>
+          <w:rFonts w:ascii="Times New Roman" w:hAnsi="Times New Roman"/>
+          <w:sz w:val="28"/>
+          <w:szCs w:val="28"/>
+        </w:rPr>
+        <w:t>max_depth</w:t>
+      </w:r>
+      <w:proofErr w:type="spellEnd"/>
+      <w:r>
+        <w:rPr>
+          <w:rFonts w:ascii="Times New Roman" w:hAnsi="Times New Roman"/>
+          <w:sz w:val="28"/>
+          <w:szCs w:val="28"/>
+        </w:rPr>
+        <w:t>][2]</w:t>
       </w:r>
       <w:r>
         <w:rPr>
@@ -7843,7 +9121,25 @@
           <w:sz w:val="28"/>
           <w:szCs w:val="28"/>
         </w:rPr>
-        <w:t xml:space="preserve"> val &gt;= beta</w:t>
+        <w:t xml:space="preserve"> </w:t>
+      </w:r>
+      <w:proofErr w:type="spellStart"/>
+      <w:r>
+        <w:rPr>
+          <w:rFonts w:ascii="Times New Roman" w:hAnsi="Times New Roman"/>
+          <w:sz w:val="28"/>
+          <w:szCs w:val="28"/>
+        </w:rPr>
+        <w:t>val</w:t>
+      </w:r>
+      <w:proofErr w:type="spellEnd"/>
+      <w:r>
+        <w:rPr>
+          <w:rFonts w:ascii="Times New Roman" w:hAnsi="Times New Roman"/>
+          <w:sz w:val="28"/>
+          <w:szCs w:val="28"/>
+        </w:rPr>
+        <w:t xml:space="preserve"> &gt;= beta</w:t>
       </w:r>
       <w:r>
         <w:rPr>
@@ -7989,7 +9285,25 @@
           <w:sz w:val="28"/>
           <w:szCs w:val="28"/>
         </w:rPr>
-        <w:t xml:space="preserve"> alpha_beta_PVS_search </w:t>
+        <w:t xml:space="preserve"> </w:t>
+      </w:r>
+      <w:proofErr w:type="spellStart"/>
+      <w:r>
+        <w:rPr>
+          <w:rFonts w:ascii="Times New Roman" w:hAnsi="Times New Roman"/>
+          <w:sz w:val="28"/>
+          <w:szCs w:val="28"/>
+        </w:rPr>
+        <w:t>alpha_beta_PVS_search</w:t>
+      </w:r>
+      <w:proofErr w:type="spellEnd"/>
+      <w:r>
+        <w:rPr>
+          <w:rFonts w:ascii="Times New Roman" w:hAnsi="Times New Roman"/>
+          <w:sz w:val="28"/>
+          <w:szCs w:val="28"/>
+        </w:rPr>
+        <w:t xml:space="preserve"> </w:t>
       </w:r>
       <w:r>
         <w:rPr>
@@ -8021,8 +9335,18 @@
           <w:sz w:val="28"/>
           <w:szCs w:val="28"/>
         </w:rPr>
-        <w:t xml:space="preserve"> foundPV</w:t>
-      </w:r>
+        <w:t xml:space="preserve"> </w:t>
+      </w:r>
+      <w:proofErr w:type="spellStart"/>
+      <w:r>
+        <w:rPr>
+          <w:rFonts w:ascii="Times New Roman" w:hAnsi="Times New Roman"/>
+          <w:sz w:val="28"/>
+          <w:szCs w:val="28"/>
+        </w:rPr>
+        <w:t>foundPV</w:t>
+      </w:r>
+      <w:proofErr w:type="spellEnd"/>
       <w:r>
         <w:rPr>
           <w:rFonts w:ascii="Times New Roman" w:hAnsi="Times New Roman"/>
@@ -8053,7 +9377,25 @@
           <w:sz w:val="28"/>
           <w:szCs w:val="28"/>
         </w:rPr>
-        <w:t xml:space="preserve"> isQuietMove </w:t>
+        <w:t xml:space="preserve"> </w:t>
+      </w:r>
+      <w:proofErr w:type="spellStart"/>
+      <w:r>
+        <w:rPr>
+          <w:rFonts w:ascii="Times New Roman" w:hAnsi="Times New Roman"/>
+          <w:sz w:val="28"/>
+          <w:szCs w:val="28"/>
+        </w:rPr>
+        <w:t>isQuietMove</w:t>
+      </w:r>
+      <w:proofErr w:type="spellEnd"/>
+      <w:r>
+        <w:rPr>
+          <w:rFonts w:ascii="Times New Roman" w:hAnsi="Times New Roman"/>
+          <w:sz w:val="28"/>
+          <w:szCs w:val="28"/>
+        </w:rPr>
+        <w:t xml:space="preserve"> </w:t>
       </w:r>
       <w:r>
         <w:rPr>
@@ -8221,7 +9563,43 @@
           <w:sz w:val="28"/>
           <w:szCs w:val="28"/>
         </w:rPr>
-        <w:t xml:space="preserve"> ChessAI::isQuietMove </w:t>
+        <w:t xml:space="preserve"> </w:t>
+      </w:r>
+      <w:proofErr w:type="spellStart"/>
+      <w:r>
+        <w:rPr>
+          <w:rFonts w:ascii="Times New Roman" w:hAnsi="Times New Roman"/>
+          <w:sz w:val="28"/>
+          <w:szCs w:val="28"/>
+        </w:rPr>
+        <w:t>ChessAI</w:t>
+      </w:r>
+      <w:proofErr w:type="spellEnd"/>
+      <w:r>
+        <w:rPr>
+          <w:rFonts w:ascii="Times New Roman" w:hAnsi="Times New Roman"/>
+          <w:sz w:val="28"/>
+          <w:szCs w:val="28"/>
+        </w:rPr>
+        <w:t>::</w:t>
+      </w:r>
+      <w:proofErr w:type="spellStart"/>
+      <w:r>
+        <w:rPr>
+          <w:rFonts w:ascii="Times New Roman" w:hAnsi="Times New Roman"/>
+          <w:sz w:val="28"/>
+          <w:szCs w:val="28"/>
+        </w:rPr>
+        <w:t>isQuietMove</w:t>
+      </w:r>
+      <w:proofErr w:type="spellEnd"/>
+      <w:r>
+        <w:rPr>
+          <w:rFonts w:ascii="Times New Roman" w:hAnsi="Times New Roman"/>
+          <w:sz w:val="28"/>
+          <w:szCs w:val="28"/>
+        </w:rPr>
+        <w:t xml:space="preserve"> </w:t>
       </w:r>
       <w:r>
         <w:rPr>
@@ -8237,7 +9615,25 @@
           <w:sz w:val="28"/>
           <w:szCs w:val="28"/>
         </w:rPr>
-        <w:t xml:space="preserve"> MoveGuard </w:t>
+        <w:t xml:space="preserve"> </w:t>
+      </w:r>
+      <w:proofErr w:type="spellStart"/>
+      <w:r>
+        <w:rPr>
+          <w:rFonts w:ascii="Times New Roman" w:hAnsi="Times New Roman"/>
+          <w:sz w:val="28"/>
+          <w:szCs w:val="28"/>
+        </w:rPr>
+        <w:t>MoveGuard</w:t>
+      </w:r>
+      <w:proofErr w:type="spellEnd"/>
+      <w:r>
+        <w:rPr>
+          <w:rFonts w:ascii="Times New Roman" w:hAnsi="Times New Roman"/>
+          <w:sz w:val="28"/>
+          <w:szCs w:val="28"/>
+        </w:rPr>
+        <w:t xml:space="preserve"> </w:t>
       </w:r>
       <w:r>
         <w:rPr>
@@ -8325,7 +9721,7 @@
     <w:p>
       <w:pPr>
         <w:rPr>
-          <w:rFonts w:ascii="Times New Roman" w:hAnsi="Times New Roman" w:hint="eastAsia"/>
+          <w:rFonts w:ascii="Times New Roman" w:hAnsi="Times New Roman"/>
           <w:sz w:val="28"/>
           <w:szCs w:val="28"/>
         </w:rPr>
@@ -8371,7 +9767,25 @@
           <w:sz w:val="28"/>
           <w:szCs w:val="28"/>
         </w:rPr>
-        <w:t xml:space="preserve"> SearchTime::check </w:t>
+        <w:t xml:space="preserve"> </w:t>
+      </w:r>
+      <w:proofErr w:type="spellStart"/>
+      <w:r>
+        <w:rPr>
+          <w:rFonts w:ascii="Times New Roman" w:hAnsi="Times New Roman"/>
+          <w:sz w:val="28"/>
+          <w:szCs w:val="28"/>
+        </w:rPr>
+        <w:t>SearchTime</w:t>
+      </w:r>
+      <w:proofErr w:type="spellEnd"/>
+      <w:r>
+        <w:rPr>
+          <w:rFonts w:ascii="Times New Roman" w:hAnsi="Times New Roman"/>
+          <w:sz w:val="28"/>
+          <w:szCs w:val="28"/>
+        </w:rPr>
+        <w:t xml:space="preserve">::check </w:t>
       </w:r>
       <w:r>
         <w:rPr>
@@ -8412,8 +9826,18 @@
           <w:sz w:val="28"/>
           <w:szCs w:val="28"/>
         </w:rPr>
-        <w:t xml:space="preserve"> steady_clock</w:t>
-      </w:r>
+        <w:t xml:space="preserve"> </w:t>
+      </w:r>
+      <w:proofErr w:type="spellStart"/>
+      <w:r>
+        <w:rPr>
+          <w:rFonts w:ascii="Times New Roman" w:hAnsi="Times New Roman"/>
+          <w:sz w:val="28"/>
+          <w:szCs w:val="28"/>
+        </w:rPr>
+        <w:t>steady_clock</w:t>
+      </w:r>
+      <w:proofErr w:type="spellEnd"/>
       <w:r>
         <w:rPr>
           <w:rFonts w:ascii="Times New Roman" w:hAnsi="Times New Roman"/>
@@ -8422,6 +9846,7 @@
         </w:rPr>
         <w:t>设定未来的超时截止点（</w:t>
       </w:r>
+      <w:proofErr w:type="spellStart"/>
       <w:r>
         <w:rPr>
           <w:rFonts w:ascii="Times New Roman" w:hAnsi="Times New Roman"/>
@@ -8430,6 +9855,7 @@
         </w:rPr>
         <w:t>endTime</w:t>
       </w:r>
+      <w:proofErr w:type="spellEnd"/>
       <w:r>
         <w:rPr>
           <w:rFonts w:ascii="Times New Roman" w:hAnsi="Times New Roman"/>
@@ -8454,6 +9880,7 @@
         </w:rPr>
         <w:t>方法；用无符号整型计数器（</w:t>
       </w:r>
+      <w:proofErr w:type="spellStart"/>
       <w:r>
         <w:rPr>
           <w:rFonts w:ascii="Times New Roman" w:hAnsi="Times New Roman"/>
@@ -8462,6 +9889,7 @@
         </w:rPr>
         <w:t>checkerCount</w:t>
       </w:r>
+      <w:proofErr w:type="spellEnd"/>
       <w:r>
         <w:rPr>
           <w:rFonts w:ascii="Times New Roman" w:hAnsi="Times New Roman"/>
@@ -8508,7 +9936,25 @@
           <w:sz w:val="28"/>
           <w:szCs w:val="28"/>
         </w:rPr>
-        <w:t xml:space="preserve"> TimeOutException </w:t>
+        <w:t xml:space="preserve"> </w:t>
+      </w:r>
+      <w:proofErr w:type="spellStart"/>
+      <w:r>
+        <w:rPr>
+          <w:rFonts w:ascii="Times New Roman" w:hAnsi="Times New Roman"/>
+          <w:sz w:val="28"/>
+          <w:szCs w:val="28"/>
+        </w:rPr>
+        <w:t>TimeOutException</w:t>
+      </w:r>
+      <w:proofErr w:type="spellEnd"/>
+      <w:r>
+        <w:rPr>
+          <w:rFonts w:ascii="Times New Roman" w:hAnsi="Times New Roman"/>
+          <w:sz w:val="28"/>
+          <w:szCs w:val="28"/>
+        </w:rPr>
+        <w:t xml:space="preserve"> </w:t>
       </w:r>
       <w:r>
         <w:rPr>
@@ -8637,7 +10083,43 @@
           <w:sz w:val="28"/>
           <w:szCs w:val="28"/>
         </w:rPr>
-        <w:t xml:space="preserve"> ChessAI::alpha_beta_PVS_select </w:t>
+        <w:t xml:space="preserve"> </w:t>
+      </w:r>
+      <w:proofErr w:type="spellStart"/>
+      <w:r>
+        <w:rPr>
+          <w:rFonts w:ascii="Times New Roman" w:hAnsi="Times New Roman"/>
+          <w:sz w:val="28"/>
+          <w:szCs w:val="28"/>
+        </w:rPr>
+        <w:t>ChessAI</w:t>
+      </w:r>
+      <w:proofErr w:type="spellEnd"/>
+      <w:r>
+        <w:rPr>
+          <w:rFonts w:ascii="Times New Roman" w:hAnsi="Times New Roman"/>
+          <w:sz w:val="28"/>
+          <w:szCs w:val="28"/>
+        </w:rPr>
+        <w:t>::</w:t>
+      </w:r>
+      <w:proofErr w:type="spellStart"/>
+      <w:r>
+        <w:rPr>
+          <w:rFonts w:ascii="Times New Roman" w:hAnsi="Times New Roman"/>
+          <w:sz w:val="28"/>
+          <w:szCs w:val="28"/>
+        </w:rPr>
+        <w:t>alpha_beta_PVS_select</w:t>
+      </w:r>
+      <w:proofErr w:type="spellEnd"/>
+      <w:r>
+        <w:rPr>
+          <w:rFonts w:ascii="Times New Roman" w:hAnsi="Times New Roman"/>
+          <w:sz w:val="28"/>
+          <w:szCs w:val="28"/>
+        </w:rPr>
+        <w:t xml:space="preserve"> </w:t>
       </w:r>
       <w:r>
         <w:rPr>
@@ -8669,8 +10151,18 @@
           <w:sz w:val="28"/>
           <w:szCs w:val="28"/>
         </w:rPr>
-        <w:t xml:space="preserve"> max_depth</w:t>
-      </w:r>
+        <w:t xml:space="preserve"> </w:t>
+      </w:r>
+      <w:proofErr w:type="spellStart"/>
+      <w:r>
+        <w:rPr>
+          <w:rFonts w:ascii="Times New Roman" w:hAnsi="Times New Roman"/>
+          <w:sz w:val="28"/>
+          <w:szCs w:val="28"/>
+        </w:rPr>
+        <w:t>max_depth</w:t>
+      </w:r>
+      <w:proofErr w:type="spellEnd"/>
       <w:r>
         <w:rPr>
           <w:rFonts w:ascii="Times New Roman" w:hAnsi="Times New Roman"/>
@@ -8685,7 +10177,25 @@
           <w:sz w:val="28"/>
           <w:szCs w:val="28"/>
         </w:rPr>
-        <w:t xml:space="preserve"> stable_sort </w:t>
+        <w:t xml:space="preserve"> </w:t>
+      </w:r>
+      <w:proofErr w:type="spellStart"/>
+      <w:r>
+        <w:rPr>
+          <w:rFonts w:ascii="Times New Roman" w:hAnsi="Times New Roman"/>
+          <w:sz w:val="28"/>
+          <w:szCs w:val="28"/>
+        </w:rPr>
+        <w:t>stable_sort</w:t>
+      </w:r>
+      <w:proofErr w:type="spellEnd"/>
+      <w:r>
+        <w:rPr>
+          <w:rFonts w:ascii="Times New Roman" w:hAnsi="Times New Roman"/>
+          <w:sz w:val="28"/>
+          <w:szCs w:val="28"/>
+        </w:rPr>
+        <w:t xml:space="preserve"> </w:t>
       </w:r>
       <w:r>
         <w:rPr>
@@ -8701,7 +10211,25 @@
           <w:sz w:val="28"/>
           <w:szCs w:val="28"/>
         </w:rPr>
-        <w:t xml:space="preserve"> last_completed_selected </w:t>
+        <w:t xml:space="preserve"> </w:t>
+      </w:r>
+      <w:proofErr w:type="spellStart"/>
+      <w:r>
+        <w:rPr>
+          <w:rFonts w:ascii="Times New Roman" w:hAnsi="Times New Roman"/>
+          <w:sz w:val="28"/>
+          <w:szCs w:val="28"/>
+        </w:rPr>
+        <w:t>last_completed_selected</w:t>
+      </w:r>
+      <w:proofErr w:type="spellEnd"/>
+      <w:r>
+        <w:rPr>
+          <w:rFonts w:ascii="Times New Roman" w:hAnsi="Times New Roman"/>
+          <w:sz w:val="28"/>
+          <w:szCs w:val="28"/>
+        </w:rPr>
+        <w:t xml:space="preserve"> </w:t>
       </w:r>
       <w:r>
         <w:rPr>
@@ -8733,8 +10261,18 @@
           <w:sz w:val="28"/>
           <w:szCs w:val="28"/>
         </w:rPr>
-        <w:t xml:space="preserve"> TimeOutException</w:t>
-      </w:r>
+        <w:t xml:space="preserve"> </w:t>
+      </w:r>
+      <w:proofErr w:type="spellStart"/>
+      <w:r>
+        <w:rPr>
+          <w:rFonts w:ascii="Times New Roman" w:hAnsi="Times New Roman"/>
+          <w:sz w:val="28"/>
+          <w:szCs w:val="28"/>
+        </w:rPr>
+        <w:t>TimeOutException</w:t>
+      </w:r>
+      <w:proofErr w:type="spellEnd"/>
       <w:r>
         <w:rPr>
           <w:rFonts w:ascii="Times New Roman" w:hAnsi="Times New Roman"/>
@@ -8804,7 +10342,7 @@
         <w:ind w:firstLineChars="200" w:firstLine="560"/>
         <w:jc w:val="left"/>
         <w:rPr>
-          <w:rFonts w:ascii="Times New Roman" w:hAnsi="Times New Roman" w:hint="eastAsia"/>
+          <w:rFonts w:ascii="Times New Roman" w:hAnsi="Times New Roman"/>
           <w:sz w:val="28"/>
           <w:szCs w:val="28"/>
         </w:rPr>
@@ -9494,7 +11032,6 @@
     <w:p>
       <w:pPr>
         <w:rPr>
-          <w:rFonts w:hint="eastAsia"/>
           <w:sz w:val="28"/>
           <w:szCs w:val="28"/>
         </w:rPr>
@@ -9596,6 +11133,7 @@
         </w:rPr>
         <w:t xml:space="preserve"> </w:t>
       </w:r>
+      <w:proofErr w:type="spellStart"/>
       <w:r>
         <w:rPr>
           <w:rStyle w:val="m"/>
@@ -9603,6 +11141,7 @@
         </w:rPr>
         <w:t>TTStateNode</w:t>
       </w:r>
+      <w:proofErr w:type="spellEnd"/>
       <w:r>
         <w:rPr>
           <w:rFonts w:ascii="Consolas" w:hAnsi="Consolas"/>
@@ -9626,7 +11165,21 @@
         <w:rPr>
           <w:rFonts w:ascii="Consolas" w:hAnsi="Consolas"/>
         </w:rPr>
-        <w:t xml:space="preserve"> zobrist_key;</w:t>
+        <w:t xml:space="preserve"> </w:t>
+      </w:r>
+      <w:proofErr w:type="spellStart"/>
+      <w:r>
+        <w:rPr>
+          <w:rFonts w:ascii="Consolas" w:hAnsi="Consolas"/>
+        </w:rPr>
+        <w:t>zobrist_key</w:t>
+      </w:r>
+      <w:proofErr w:type="spellEnd"/>
+      <w:r>
+        <w:rPr>
+          <w:rFonts w:ascii="Consolas" w:hAnsi="Consolas"/>
+        </w:rPr>
+        <w:t>;</w:t>
       </w:r>
       <w:r>
         <w:rPr>
@@ -9672,6 +11225,7 @@
         </w:rPr>
         <w:br/>
       </w:r>
+      <w:proofErr w:type="spellStart"/>
       <w:r>
         <w:rPr>
           <w:rStyle w:val="m"/>
@@ -9679,6 +11233,7 @@
         </w:rPr>
         <w:t>HashFlag</w:t>
       </w:r>
+      <w:proofErr w:type="spellEnd"/>
       <w:r>
         <w:rPr>
           <w:rFonts w:ascii="Consolas" w:hAnsi="Consolas"/>
@@ -9702,7 +11257,21 @@
         <w:rPr>
           <w:rFonts w:ascii="Consolas" w:hAnsi="Consolas"/>
         </w:rPr>
-        <w:t xml:space="preserve"> best_move;</w:t>
+        <w:t xml:space="preserve"> </w:t>
+      </w:r>
+      <w:proofErr w:type="spellStart"/>
+      <w:r>
+        <w:rPr>
+          <w:rFonts w:ascii="Consolas" w:hAnsi="Consolas"/>
+        </w:rPr>
+        <w:t>best_move</w:t>
+      </w:r>
+      <w:proofErr w:type="spellEnd"/>
+      <w:r>
+        <w:rPr>
+          <w:rFonts w:ascii="Consolas" w:hAnsi="Consolas"/>
+        </w:rPr>
+        <w:t>;</w:t>
       </w:r>
     </w:p>
     <w:p>
@@ -9798,6 +11367,7 @@
         </w:rPr>
         <w:t>在</w:t>
       </w:r>
+      <w:proofErr w:type="spellStart"/>
       <w:r>
         <w:rPr>
           <w:rFonts w:hint="eastAsia"/>
@@ -9806,6 +11376,7 @@
         </w:rPr>
         <w:t>Botzone</w:t>
       </w:r>
+      <w:proofErr w:type="spellEnd"/>
       <w:r>
         <w:rPr>
           <w:sz w:val="28"/>
@@ -10575,6 +12146,7 @@
         </w:rPr>
         <w:t>，满足</w:t>
       </w:r>
+      <w:proofErr w:type="spellStart"/>
       <w:r>
         <w:rPr>
           <w:rFonts w:asciiTheme="minorEastAsia" w:eastAsiaTheme="minorEastAsia" w:hAnsiTheme="minorEastAsia" w:hint="eastAsia"/>
@@ -10583,6 +12155,7 @@
         </w:rPr>
         <w:t>Botzone</w:t>
       </w:r>
+      <w:proofErr w:type="spellEnd"/>
       <w:r>
         <w:rPr>
           <w:rFonts w:hint="eastAsia"/>
@@ -10603,10 +12176,523 @@
     <w:p>
       <w:pPr>
         <w:rPr>
-          <w:sz w:val="28"/>
-          <w:szCs w:val="28"/>
-        </w:rPr>
-      </w:pPr>
+          <w:rFonts w:ascii="Times New Roman" w:hAnsi="Times New Roman"/>
+          <w:sz w:val="28"/>
+          <w:szCs w:val="28"/>
+        </w:rPr>
+      </w:pPr>
+      <w:r>
+        <w:rPr>
+          <w:rFonts w:ascii="Times New Roman" w:hAnsi="Times New Roman" w:hint="eastAsia"/>
+          <w:sz w:val="28"/>
+          <w:szCs w:val="28"/>
+        </w:rPr>
+        <w:t>3</w:t>
+      </w:r>
+      <w:r>
+        <w:rPr>
+          <w:rFonts w:ascii="Times New Roman" w:hAnsi="Times New Roman"/>
+          <w:sz w:val="28"/>
+          <w:szCs w:val="28"/>
+        </w:rPr>
+        <w:t>.3.</w:t>
+      </w:r>
+      <w:r>
+        <w:rPr>
+          <w:rFonts w:ascii="Times New Roman" w:hAnsi="Times New Roman" w:hint="eastAsia"/>
+          <w:sz w:val="28"/>
+          <w:szCs w:val="28"/>
+        </w:rPr>
+        <w:t xml:space="preserve">2 </w:t>
+      </w:r>
+      <w:r>
+        <w:rPr>
+          <w:rFonts w:ascii="Times New Roman" w:hAnsi="Times New Roman" w:hint="eastAsia"/>
+          <w:sz w:val="28"/>
+          <w:szCs w:val="28"/>
+        </w:rPr>
+        <w:t>测试结果</w:t>
+      </w:r>
+    </w:p>
+    <w:p>
+      <w:pPr>
+        <w:rPr>
+          <w:rFonts w:ascii="Times New Roman" w:hAnsi="Times New Roman"/>
+          <w:sz w:val="28"/>
+          <w:szCs w:val="28"/>
+        </w:rPr>
+      </w:pPr>
+      <w:r>
+        <w:rPr>
+          <w:rFonts w:ascii="Times New Roman" w:hAnsi="Times New Roman"/>
+          <w:sz w:val="28"/>
+          <w:szCs w:val="28"/>
+        </w:rPr>
+        <w:tab/>
+      </w:r>
+      <w:r>
+        <w:rPr>
+          <w:rFonts w:ascii="Times New Roman" w:hAnsi="Times New Roman"/>
+          <w:noProof/>
+          <w:sz w:val="28"/>
+          <w:szCs w:val="28"/>
+        </w:rPr>
+        <w:drawing>
+          <wp:inline distT="0" distB="0" distL="0" distR="0" wp14:anchorId="0F6A71B0" wp14:editId="5575C1A2">
+            <wp:extent cx="5270500" cy="3371850"/>
+            <wp:effectExtent l="0" t="0" r="6350" b="0"/>
+            <wp:docPr id="2133775799" name="图片 1"/>
+            <wp:cNvGraphicFramePr>
+              <a:graphicFrameLocks xmlns:a="http://schemas.openxmlformats.org/drawingml/2006/main" noChangeAspect="1"/>
+            </wp:cNvGraphicFramePr>
+            <a:graphic xmlns:a="http://schemas.openxmlformats.org/drawingml/2006/main">
+              <a:graphicData uri="http://schemas.openxmlformats.org/drawingml/2006/picture">
+                <pic:pic xmlns:pic="http://schemas.openxmlformats.org/drawingml/2006/picture">
+                  <pic:nvPicPr>
+                    <pic:cNvPr id="0" name="Picture 1"/>
+                    <pic:cNvPicPr>
+                      <a:picLocks noChangeAspect="1" noChangeArrowheads="1"/>
+                    </pic:cNvPicPr>
+                  </pic:nvPicPr>
+                  <pic:blipFill>
+                    <a:blip r:embed="rId22" cstate="print">
+                      <a:extLst>
+                        <a:ext uri="{28A0092B-C50C-407E-A947-70E740481C1C}">
+                          <a14:useLocalDpi xmlns:a14="http://schemas.microsoft.com/office/drawing/2010/main" val="0"/>
+                        </a:ext>
+                      </a:extLst>
+                    </a:blip>
+                    <a:srcRect/>
+                    <a:stretch>
+                      <a:fillRect/>
+                    </a:stretch>
+                  </pic:blipFill>
+                  <pic:spPr bwMode="auto">
+                    <a:xfrm>
+                      <a:off x="0" y="0"/>
+                      <a:ext cx="5270500" cy="3371850"/>
+                    </a:xfrm>
+                    <a:prstGeom prst="rect">
+                      <a:avLst/>
+                    </a:prstGeom>
+                    <a:noFill/>
+                    <a:ln>
+                      <a:noFill/>
+                    </a:ln>
+                  </pic:spPr>
+                </pic:pic>
+              </a:graphicData>
+            </a:graphic>
+          </wp:inline>
+        </w:drawing>
+      </w:r>
+      <w:r>
+        <w:rPr>
+          <w:rFonts w:ascii="Times New Roman" w:hAnsi="Times New Roman"/>
+          <w:noProof/>
+          <w:sz w:val="28"/>
+          <w:szCs w:val="28"/>
+        </w:rPr>
+        <w:lastRenderedPageBreak/>
+        <w:drawing>
+          <wp:inline distT="0" distB="0" distL="0" distR="0" wp14:anchorId="03098B2F" wp14:editId="6B7DD588">
+            <wp:extent cx="5264150" cy="3340100"/>
+            <wp:effectExtent l="0" t="0" r="0" b="0"/>
+            <wp:docPr id="1255453387" name="图片 2"/>
+            <wp:cNvGraphicFramePr>
+              <a:graphicFrameLocks xmlns:a="http://schemas.openxmlformats.org/drawingml/2006/main" noChangeAspect="1"/>
+            </wp:cNvGraphicFramePr>
+            <a:graphic xmlns:a="http://schemas.openxmlformats.org/drawingml/2006/main">
+              <a:graphicData uri="http://schemas.openxmlformats.org/drawingml/2006/picture">
+                <pic:pic xmlns:pic="http://schemas.openxmlformats.org/drawingml/2006/picture">
+                  <pic:nvPicPr>
+                    <pic:cNvPr id="0" name="Picture 2"/>
+                    <pic:cNvPicPr>
+                      <a:picLocks noChangeAspect="1" noChangeArrowheads="1"/>
+                    </pic:cNvPicPr>
+                  </pic:nvPicPr>
+                  <pic:blipFill>
+                    <a:blip r:embed="rId23" cstate="print">
+                      <a:extLst>
+                        <a:ext uri="{28A0092B-C50C-407E-A947-70E740481C1C}">
+                          <a14:useLocalDpi xmlns:a14="http://schemas.microsoft.com/office/drawing/2010/main" val="0"/>
+                        </a:ext>
+                      </a:extLst>
+                    </a:blip>
+                    <a:srcRect/>
+                    <a:stretch>
+                      <a:fillRect/>
+                    </a:stretch>
+                  </pic:blipFill>
+                  <pic:spPr bwMode="auto">
+                    <a:xfrm>
+                      <a:off x="0" y="0"/>
+                      <a:ext cx="5264150" cy="3340100"/>
+                    </a:xfrm>
+                    <a:prstGeom prst="rect">
+                      <a:avLst/>
+                    </a:prstGeom>
+                    <a:noFill/>
+                    <a:ln>
+                      <a:noFill/>
+                    </a:ln>
+                  </pic:spPr>
+                </pic:pic>
+              </a:graphicData>
+            </a:graphic>
+          </wp:inline>
+        </w:drawing>
+      </w:r>
+      <w:r>
+        <w:rPr>
+          <w:rFonts w:ascii="Times New Roman" w:hAnsi="Times New Roman"/>
+          <w:noProof/>
+          <w:sz w:val="28"/>
+          <w:szCs w:val="28"/>
+        </w:rPr>
+        <w:drawing>
+          <wp:inline distT="0" distB="0" distL="0" distR="0" wp14:anchorId="51D0EEFD" wp14:editId="2295E4F8">
+            <wp:extent cx="5264150" cy="3365500"/>
+            <wp:effectExtent l="0" t="0" r="0" b="6350"/>
+            <wp:docPr id="397127126" name="图片 3"/>
+            <wp:cNvGraphicFramePr>
+              <a:graphicFrameLocks xmlns:a="http://schemas.openxmlformats.org/drawingml/2006/main" noChangeAspect="1"/>
+            </wp:cNvGraphicFramePr>
+            <a:graphic xmlns:a="http://schemas.openxmlformats.org/drawingml/2006/main">
+              <a:graphicData uri="http://schemas.openxmlformats.org/drawingml/2006/picture">
+                <pic:pic xmlns:pic="http://schemas.openxmlformats.org/drawingml/2006/picture">
+                  <pic:nvPicPr>
+                    <pic:cNvPr id="0" name="Picture 3"/>
+                    <pic:cNvPicPr>
+                      <a:picLocks noChangeAspect="1" noChangeArrowheads="1"/>
+                    </pic:cNvPicPr>
+                  </pic:nvPicPr>
+                  <pic:blipFill>
+                    <a:blip r:embed="rId24" cstate="print">
+                      <a:extLst>
+                        <a:ext uri="{28A0092B-C50C-407E-A947-70E740481C1C}">
+                          <a14:useLocalDpi xmlns:a14="http://schemas.microsoft.com/office/drawing/2010/main" val="0"/>
+                        </a:ext>
+                      </a:extLst>
+                    </a:blip>
+                    <a:srcRect/>
+                    <a:stretch>
+                      <a:fillRect/>
+                    </a:stretch>
+                  </pic:blipFill>
+                  <pic:spPr bwMode="auto">
+                    <a:xfrm>
+                      <a:off x="0" y="0"/>
+                      <a:ext cx="5264150" cy="3365500"/>
+                    </a:xfrm>
+                    <a:prstGeom prst="rect">
+                      <a:avLst/>
+                    </a:prstGeom>
+                    <a:noFill/>
+                    <a:ln>
+                      <a:noFill/>
+                    </a:ln>
+                  </pic:spPr>
+                </pic:pic>
+              </a:graphicData>
+            </a:graphic>
+          </wp:inline>
+        </w:drawing>
+      </w:r>
+      <w:r>
+        <w:rPr>
+          <w:rFonts w:ascii="Times New Roman" w:hAnsi="Times New Roman"/>
+          <w:noProof/>
+          <w:sz w:val="28"/>
+          <w:szCs w:val="28"/>
+        </w:rPr>
+        <w:lastRenderedPageBreak/>
+        <w:drawing>
+          <wp:inline distT="0" distB="0" distL="0" distR="0" wp14:anchorId="3FB7A739" wp14:editId="13619B77">
+            <wp:extent cx="5270500" cy="3371850"/>
+            <wp:effectExtent l="0" t="0" r="6350" b="0"/>
+            <wp:docPr id="1771214170" name="图片 4"/>
+            <wp:cNvGraphicFramePr>
+              <a:graphicFrameLocks xmlns:a="http://schemas.openxmlformats.org/drawingml/2006/main" noChangeAspect="1"/>
+            </wp:cNvGraphicFramePr>
+            <a:graphic xmlns:a="http://schemas.openxmlformats.org/drawingml/2006/main">
+              <a:graphicData uri="http://schemas.openxmlformats.org/drawingml/2006/picture">
+                <pic:pic xmlns:pic="http://schemas.openxmlformats.org/drawingml/2006/picture">
+                  <pic:nvPicPr>
+                    <pic:cNvPr id="0" name="Picture 4"/>
+                    <pic:cNvPicPr>
+                      <a:picLocks noChangeAspect="1" noChangeArrowheads="1"/>
+                    </pic:cNvPicPr>
+                  </pic:nvPicPr>
+                  <pic:blipFill>
+                    <a:blip r:embed="rId25" cstate="print">
+                      <a:extLst>
+                        <a:ext uri="{28A0092B-C50C-407E-A947-70E740481C1C}">
+                          <a14:useLocalDpi xmlns:a14="http://schemas.microsoft.com/office/drawing/2010/main" val="0"/>
+                        </a:ext>
+                      </a:extLst>
+                    </a:blip>
+                    <a:srcRect/>
+                    <a:stretch>
+                      <a:fillRect/>
+                    </a:stretch>
+                  </pic:blipFill>
+                  <pic:spPr bwMode="auto">
+                    <a:xfrm>
+                      <a:off x="0" y="0"/>
+                      <a:ext cx="5270500" cy="3371850"/>
+                    </a:xfrm>
+                    <a:prstGeom prst="rect">
+                      <a:avLst/>
+                    </a:prstGeom>
+                    <a:noFill/>
+                    <a:ln>
+                      <a:noFill/>
+                    </a:ln>
+                  </pic:spPr>
+                </pic:pic>
+              </a:graphicData>
+            </a:graphic>
+          </wp:inline>
+        </w:drawing>
+      </w:r>
+      <w:r>
+        <w:rPr>
+          <w:rFonts w:ascii="Times New Roman" w:hAnsi="Times New Roman"/>
+          <w:noProof/>
+          <w:sz w:val="28"/>
+          <w:szCs w:val="28"/>
+        </w:rPr>
+        <w:drawing>
+          <wp:inline distT="0" distB="0" distL="0" distR="0" wp14:anchorId="1993B784" wp14:editId="56DDBB27">
+            <wp:extent cx="5264150" cy="3302000"/>
+            <wp:effectExtent l="0" t="0" r="0" b="0"/>
+            <wp:docPr id="1693295245" name="图片 5"/>
+            <wp:cNvGraphicFramePr>
+              <a:graphicFrameLocks xmlns:a="http://schemas.openxmlformats.org/drawingml/2006/main" noChangeAspect="1"/>
+            </wp:cNvGraphicFramePr>
+            <a:graphic xmlns:a="http://schemas.openxmlformats.org/drawingml/2006/main">
+              <a:graphicData uri="http://schemas.openxmlformats.org/drawingml/2006/picture">
+                <pic:pic xmlns:pic="http://schemas.openxmlformats.org/drawingml/2006/picture">
+                  <pic:nvPicPr>
+                    <pic:cNvPr id="0" name="Picture 5"/>
+                    <pic:cNvPicPr>
+                      <a:picLocks noChangeAspect="1" noChangeArrowheads="1"/>
+                    </pic:cNvPicPr>
+                  </pic:nvPicPr>
+                  <pic:blipFill>
+                    <a:blip r:embed="rId26" cstate="print">
+                      <a:extLst>
+                        <a:ext uri="{28A0092B-C50C-407E-A947-70E740481C1C}">
+                          <a14:useLocalDpi xmlns:a14="http://schemas.microsoft.com/office/drawing/2010/main" val="0"/>
+                        </a:ext>
+                      </a:extLst>
+                    </a:blip>
+                    <a:srcRect/>
+                    <a:stretch>
+                      <a:fillRect/>
+                    </a:stretch>
+                  </pic:blipFill>
+                  <pic:spPr bwMode="auto">
+                    <a:xfrm>
+                      <a:off x="0" y="0"/>
+                      <a:ext cx="5264150" cy="3302000"/>
+                    </a:xfrm>
+                    <a:prstGeom prst="rect">
+                      <a:avLst/>
+                    </a:prstGeom>
+                    <a:noFill/>
+                    <a:ln>
+                      <a:noFill/>
+                    </a:ln>
+                  </pic:spPr>
+                </pic:pic>
+              </a:graphicData>
+            </a:graphic>
+          </wp:inline>
+        </w:drawing>
+      </w:r>
+    </w:p>
+    <w:p>
+      <w:pPr>
+        <w:rPr>
+          <w:rFonts w:ascii="Times New Roman" w:hAnsi="Times New Roman"/>
+          <w:sz w:val="28"/>
+          <w:szCs w:val="28"/>
+        </w:rPr>
+      </w:pPr>
+      <w:r>
+        <w:rPr>
+          <w:rFonts w:ascii="Times New Roman" w:hAnsi="Times New Roman" w:hint="eastAsia"/>
+          <w:sz w:val="28"/>
+          <w:szCs w:val="28"/>
+        </w:rPr>
+        <w:tab/>
+      </w:r>
+      <w:r>
+        <w:rPr>
+          <w:rFonts w:ascii="Times New Roman" w:hAnsi="Times New Roman" w:hint="eastAsia"/>
+          <w:sz w:val="28"/>
+          <w:szCs w:val="28"/>
+        </w:rPr>
+        <w:t>与五轮</w:t>
+      </w:r>
+      <w:proofErr w:type="spellStart"/>
+      <w:r>
+        <w:rPr>
+          <w:rFonts w:ascii="Times New Roman" w:hAnsi="Times New Roman" w:hint="eastAsia"/>
+          <w:sz w:val="28"/>
+          <w:szCs w:val="28"/>
+        </w:rPr>
+        <w:t>botzone</w:t>
+      </w:r>
+      <w:proofErr w:type="spellEnd"/>
+      <w:r>
+        <w:rPr>
+          <w:rFonts w:ascii="Times New Roman" w:hAnsi="Times New Roman" w:hint="eastAsia"/>
+          <w:sz w:val="28"/>
+          <w:szCs w:val="28"/>
+        </w:rPr>
+        <w:t>上随机挑选的</w:t>
+      </w:r>
+      <w:r>
+        <w:rPr>
+          <w:rFonts w:ascii="Times New Roman" w:hAnsi="Times New Roman" w:hint="eastAsia"/>
+          <w:sz w:val="28"/>
+          <w:szCs w:val="28"/>
+        </w:rPr>
+        <w:t>5</w:t>
+      </w:r>
+      <w:r>
+        <w:rPr>
+          <w:rFonts w:ascii="Times New Roman" w:hAnsi="Times New Roman" w:hint="eastAsia"/>
+          <w:sz w:val="28"/>
+          <w:szCs w:val="28"/>
+        </w:rPr>
+        <w:t>名对手的对战结果如上，</w:t>
+      </w:r>
+      <w:r>
+        <w:rPr>
+          <w:rFonts w:ascii="Times New Roman" w:hAnsi="Times New Roman" w:hint="eastAsia"/>
+          <w:sz w:val="28"/>
+          <w:szCs w:val="28"/>
+        </w:rPr>
+        <w:t>3</w:t>
+      </w:r>
+      <w:r>
+        <w:rPr>
+          <w:rFonts w:ascii="Times New Roman" w:hAnsi="Times New Roman" w:hint="eastAsia"/>
+          <w:sz w:val="28"/>
+          <w:szCs w:val="28"/>
+        </w:rPr>
+        <w:t>胜</w:t>
+      </w:r>
+      <w:r>
+        <w:rPr>
+          <w:rFonts w:ascii="Times New Roman" w:hAnsi="Times New Roman" w:hint="eastAsia"/>
+          <w:sz w:val="28"/>
+          <w:szCs w:val="28"/>
+        </w:rPr>
+        <w:t>1</w:t>
+      </w:r>
+      <w:r>
+        <w:rPr>
+          <w:rFonts w:ascii="Times New Roman" w:hAnsi="Times New Roman" w:hint="eastAsia"/>
+          <w:sz w:val="28"/>
+          <w:szCs w:val="28"/>
+        </w:rPr>
+        <w:t>负</w:t>
+      </w:r>
+      <w:r>
+        <w:rPr>
+          <w:rFonts w:ascii="Times New Roman" w:hAnsi="Times New Roman" w:hint="eastAsia"/>
+          <w:sz w:val="28"/>
+          <w:szCs w:val="28"/>
+        </w:rPr>
+        <w:t>1</w:t>
+      </w:r>
+      <w:r>
+        <w:rPr>
+          <w:rFonts w:ascii="Times New Roman" w:hAnsi="Times New Roman" w:hint="eastAsia"/>
+          <w:sz w:val="28"/>
+          <w:szCs w:val="28"/>
+        </w:rPr>
+        <w:t>平，可以认为具备一定的对战能力，测试中途没有出现非法棋步、超时等情况，可以在各种走法中找出优势棋步。</w:t>
+      </w:r>
+    </w:p>
+    <w:p>
+      <w:pPr>
+        <w:rPr>
+          <w:rFonts w:ascii="Times New Roman" w:hAnsi="Times New Roman" w:hint="eastAsia"/>
+          <w:sz w:val="28"/>
+          <w:szCs w:val="28"/>
+        </w:rPr>
+      </w:pPr>
+      <w:r>
+        <w:rPr>
+          <w:rFonts w:ascii="Times New Roman" w:hAnsi="Times New Roman"/>
+          <w:sz w:val="28"/>
+          <w:szCs w:val="28"/>
+        </w:rPr>
+        <w:tab/>
+      </w:r>
+      <w:r>
+        <w:rPr>
+          <w:rFonts w:ascii="Times New Roman" w:hAnsi="Times New Roman" w:hint="eastAsia"/>
+          <w:sz w:val="28"/>
+          <w:szCs w:val="28"/>
+        </w:rPr>
+        <w:t>在实际测试运行中发现象棋</w:t>
+      </w:r>
+      <w:r>
+        <w:rPr>
+          <w:rFonts w:ascii="Times New Roman" w:hAnsi="Times New Roman" w:hint="eastAsia"/>
+          <w:sz w:val="28"/>
+          <w:szCs w:val="28"/>
+        </w:rPr>
+        <w:t>AI</w:t>
+      </w:r>
+      <w:r>
+        <w:rPr>
+          <w:rFonts w:ascii="Times New Roman" w:hAnsi="Times New Roman" w:hint="eastAsia"/>
+          <w:sz w:val="28"/>
+          <w:szCs w:val="28"/>
+        </w:rPr>
+        <w:t>具有较为的进攻欲望，擅长于使用少数棋子牵制对方大量棋子，这与我们构建的分数评估体系密切相关，</w:t>
+      </w:r>
+      <w:r>
+        <w:rPr>
+          <w:rFonts w:ascii="Times New Roman" w:hAnsi="Times New Roman" w:hint="eastAsia"/>
+          <w:sz w:val="28"/>
+          <w:szCs w:val="28"/>
+        </w:rPr>
+        <w:lastRenderedPageBreak/>
+        <w:t>另外</w:t>
+      </w:r>
+      <w:r>
+        <w:rPr>
+          <w:rFonts w:ascii="Times New Roman" w:hAnsi="Times New Roman" w:hint="eastAsia"/>
+          <w:sz w:val="28"/>
+          <w:szCs w:val="28"/>
+        </w:rPr>
+        <w:t>AI</w:t>
+      </w:r>
+      <w:r>
+        <w:rPr>
+          <w:rFonts w:ascii="Times New Roman" w:hAnsi="Times New Roman" w:hint="eastAsia"/>
+          <w:sz w:val="28"/>
+          <w:szCs w:val="28"/>
+        </w:rPr>
+        <w:t>在一些情况下有“换子”倾向，用同等价值的棋子与对方交换只为多获得较少的位置评分，这在残局我方占据劣势的情况下是不明智的。经过分析应该是由于在主搜索时间耗尽需要其他快速算法寻找优势棋步时未能高效评估局面，需要引入更加完善复杂的机制判断局面</w:t>
+      </w:r>
+      <w:r>
+        <w:rPr>
+          <w:rFonts w:ascii="Times New Roman" w:hAnsi="Times New Roman" w:hint="eastAsia"/>
+          <w:sz w:val="28"/>
+          <w:szCs w:val="28"/>
+        </w:rPr>
+        <w:t>决定是否“换子”</w:t>
+      </w:r>
     </w:p>
     <w:p>
       <w:pPr>
@@ -10790,11 +12876,6 @@
       <w:bookmarkEnd w:id="30"/>
     </w:p>
     <w:p>
-      <w:pPr>
-        <w:rPr>
-          <w:rFonts w:hint="eastAsia"/>
-        </w:rPr>
-      </w:pPr>
       <w:r>
         <w:rPr>
           <w:rFonts w:ascii="Times New Roman" w:hAnsi="Times New Roman" w:hint="eastAsia"/>
@@ -10965,11 +13046,115 @@
       <w:pPr>
         <w:ind w:firstLineChars="200" w:firstLine="560"/>
         <w:rPr>
-          <w:rFonts w:ascii="Times New Roman" w:hAnsi="Times New Roman" w:hint="eastAsia"/>
-          <w:sz w:val="28"/>
-          <w:szCs w:val="28"/>
-        </w:rPr>
-      </w:pPr>
+          <w:rFonts w:ascii="Times New Roman" w:hAnsi="Times New Roman"/>
+          <w:sz w:val="28"/>
+          <w:szCs w:val="28"/>
+        </w:rPr>
+      </w:pPr>
+      <w:r>
+        <w:rPr>
+          <w:rFonts w:ascii="Times New Roman" w:hAnsi="Times New Roman" w:hint="eastAsia"/>
+          <w:sz w:val="28"/>
+          <w:szCs w:val="28"/>
+        </w:rPr>
+        <w:t>针对以上思路，我们以</w:t>
+      </w:r>
+      <w:r>
+        <w:rPr>
+          <w:rFonts w:ascii="Times New Roman" w:hAnsi="Times New Roman"/>
+          <w:sz w:val="28"/>
+          <w:szCs w:val="28"/>
+        </w:rPr>
+        <w:t xml:space="preserve"> </w:t>
+      </w:r>
+      <w:r>
+        <w:rPr>
+          <w:rFonts w:ascii="Times New Roman" w:hAnsi="Times New Roman" w:hint="eastAsia"/>
+          <w:sz w:val="28"/>
+          <w:szCs w:val="28"/>
+        </w:rPr>
+        <w:t>alpha</w:t>
+      </w:r>
+      <w:r>
+        <w:rPr>
+          <w:rFonts w:ascii="Times New Roman" w:hAnsi="Times New Roman"/>
+          <w:sz w:val="28"/>
+          <w:szCs w:val="28"/>
+        </w:rPr>
+        <w:t xml:space="preserve">-beta </w:t>
+      </w:r>
+      <w:r>
+        <w:rPr>
+          <w:rFonts w:ascii="Times New Roman" w:hAnsi="Times New Roman" w:hint="eastAsia"/>
+          <w:sz w:val="28"/>
+          <w:szCs w:val="28"/>
+        </w:rPr>
+        <w:t>算法为核心，并根据相关论文的各种算法加以补充本程序的主要算法。事实上，我们曾考虑过使用高深的深度学习</w:t>
+      </w:r>
+      <w:r>
+        <w:rPr>
+          <w:rFonts w:ascii="Times New Roman" w:hAnsi="Times New Roman" w:hint="eastAsia"/>
+          <w:sz w:val="28"/>
+          <w:szCs w:val="28"/>
+        </w:rPr>
+        <w:t>/</w:t>
+      </w:r>
+      <w:r>
+        <w:rPr>
+          <w:rFonts w:ascii="Times New Roman" w:hAnsi="Times New Roman" w:hint="eastAsia"/>
+          <w:sz w:val="28"/>
+          <w:szCs w:val="28"/>
+        </w:rPr>
+        <w:t>强化学习</w:t>
+      </w:r>
+      <w:r>
+        <w:rPr>
+          <w:rFonts w:ascii="Times New Roman" w:hAnsi="Times New Roman" w:hint="eastAsia"/>
+          <w:sz w:val="28"/>
+          <w:szCs w:val="28"/>
+        </w:rPr>
+        <w:t>/</w:t>
+      </w:r>
+      <w:r>
+        <w:rPr>
+          <w:rFonts w:ascii="Times New Roman" w:hAnsi="Times New Roman" w:hint="eastAsia"/>
+          <w:sz w:val="28"/>
+          <w:szCs w:val="28"/>
+        </w:rPr>
+        <w:t>神经网络等算法。但是，考虑到我们仅仅是大二学生，对于上述机器学习类算法掌握并不全面</w:t>
+      </w:r>
+      <w:r>
+        <w:rPr>
+          <w:rFonts w:ascii="Times New Roman" w:hAnsi="Times New Roman" w:hint="eastAsia"/>
+          <w:sz w:val="28"/>
+          <w:szCs w:val="28"/>
+        </w:rPr>
+        <w:t xml:space="preserve"> </w:t>
+      </w:r>
+      <w:r>
+        <w:rPr>
+          <w:rFonts w:ascii="Times New Roman" w:hAnsi="Times New Roman" w:hint="eastAsia"/>
+          <w:sz w:val="28"/>
+          <w:szCs w:val="28"/>
+        </w:rPr>
+        <w:t>——</w:t>
+      </w:r>
+      <w:r>
+        <w:rPr>
+          <w:rFonts w:ascii="Times New Roman" w:hAnsi="Times New Roman"/>
+          <w:sz w:val="28"/>
+          <w:szCs w:val="28"/>
+        </w:rPr>
+        <w:t xml:space="preserve"> </w:t>
+      </w:r>
+      <w:r>
+        <w:rPr>
+          <w:rFonts w:ascii="Times New Roman" w:hAnsi="Times New Roman" w:hint="eastAsia"/>
+          <w:sz w:val="28"/>
+          <w:szCs w:val="28"/>
+        </w:rPr>
+        <w:t>我们也仅仅是在课下折腾过大模型和数据分析，相应理论和算法能力并不算过</w:t>
+      </w:r>
       <w:r>
         <w:rPr>
           <w:rFonts w:ascii="Times New Roman" w:hAnsi="Times New Roman" w:hint="eastAsia"/>
@@ -10977,11 +13162,11 @@
           <w:szCs w:val="28"/>
         </w:rPr>
         <w:lastRenderedPageBreak/>
-        <w:t>针对以上思路，我们以</w:t>
-      </w:r>
-      <w:r>
-        <w:rPr>
-          <w:rFonts w:ascii="Times New Roman" w:hAnsi="Times New Roman"/>
+        <w:t>硬。就三四周的紧张项目编写过程来说，肯定是不如使用经典搜素算法</w:t>
+      </w:r>
+      <w:r>
+        <w:rPr>
+          <w:rFonts w:ascii="Times New Roman" w:hAnsi="Times New Roman" w:hint="eastAsia"/>
           <w:sz w:val="28"/>
           <w:szCs w:val="28"/>
         </w:rPr>
@@ -10993,6 +13178,97 @@
           <w:sz w:val="28"/>
           <w:szCs w:val="28"/>
         </w:rPr>
+        <w:t>——</w:t>
+      </w:r>
+      <w:r>
+        <w:rPr>
+          <w:rFonts w:ascii="Times New Roman" w:hAnsi="Times New Roman"/>
+          <w:sz w:val="28"/>
+          <w:szCs w:val="28"/>
+        </w:rPr>
+        <w:t xml:space="preserve"> </w:t>
+      </w:r>
+      <w:r>
+        <w:rPr>
+          <w:rFonts w:ascii="Times New Roman" w:hAnsi="Times New Roman" w:hint="eastAsia"/>
+          <w:sz w:val="28"/>
+          <w:szCs w:val="28"/>
+        </w:rPr>
+        <w:t>它内容全面，已经成熟和完善，</w:t>
+      </w:r>
+      <w:r>
+        <w:rPr>
+          <w:rFonts w:ascii="Times New Roman" w:hAnsi="Times New Roman" w:hint="eastAsia"/>
+          <w:sz w:val="28"/>
+          <w:szCs w:val="28"/>
+        </w:rPr>
+        <w:t>足以完成本课程设计的完整任务。</w:t>
+      </w:r>
+    </w:p>
+    <w:p>
+      <w:pPr>
+        <w:rPr>
+          <w:rFonts w:ascii="Times New Roman" w:hAnsi="Times New Roman"/>
+          <w:sz w:val="28"/>
+          <w:szCs w:val="28"/>
+        </w:rPr>
+      </w:pPr>
+      <w:r>
+        <w:rPr>
+          <w:rFonts w:ascii="Times New Roman" w:hAnsi="Times New Roman" w:hint="eastAsia"/>
+          <w:sz w:val="28"/>
+          <w:szCs w:val="28"/>
+        </w:rPr>
+        <w:t>2</w:t>
+      </w:r>
+      <w:r>
+        <w:rPr>
+          <w:rFonts w:ascii="Times New Roman" w:hAnsi="Times New Roman"/>
+          <w:sz w:val="28"/>
+          <w:szCs w:val="28"/>
+        </w:rPr>
+        <w:t>.</w:t>
+      </w:r>
+      <w:r>
+        <w:rPr>
+          <w:rFonts w:ascii="Times New Roman" w:hAnsi="Times New Roman" w:hint="eastAsia"/>
+          <w:sz w:val="28"/>
+          <w:szCs w:val="28"/>
+        </w:rPr>
+        <w:t>算法优化问题</w:t>
+      </w:r>
+    </w:p>
+    <w:p>
+      <w:pPr>
+        <w:ind w:firstLineChars="200" w:firstLine="560"/>
+        <w:rPr>
+          <w:rFonts w:ascii="Times New Roman" w:hAnsi="Times New Roman"/>
+          <w:sz w:val="28"/>
+          <w:szCs w:val="28"/>
+        </w:rPr>
+      </w:pPr>
+      <w:r>
+        <w:rPr>
+          <w:rFonts w:ascii="Times New Roman" w:hAnsi="Times New Roman" w:hint="eastAsia"/>
+          <w:sz w:val="28"/>
+          <w:szCs w:val="28"/>
+        </w:rPr>
+        <w:t>如何优化当前算法？</w:t>
+      </w:r>
+      <w:r>
+        <w:rPr>
+          <w:rFonts w:ascii="Times New Roman" w:hAnsi="Times New Roman" w:hint="eastAsia"/>
+          <w:sz w:val="28"/>
+          <w:szCs w:val="28"/>
+        </w:rPr>
+        <w:t>仅仅使用</w:t>
+      </w:r>
+      <w:r>
+        <w:rPr>
+          <w:rFonts w:ascii="Times New Roman" w:hAnsi="Times New Roman" w:hint="eastAsia"/>
+          <w:sz w:val="28"/>
+          <w:szCs w:val="28"/>
+        </w:rPr>
         <w:t>alpha</w:t>
       </w:r>
       <w:r>
@@ -11001,64 +13277,388 @@
           <w:sz w:val="28"/>
           <w:szCs w:val="28"/>
         </w:rPr>
-        <w:t xml:space="preserve">-beta </w:t>
-      </w:r>
-      <w:r>
-        <w:rPr>
-          <w:rFonts w:ascii="Times New Roman" w:hAnsi="Times New Roman" w:hint="eastAsia"/>
-          <w:sz w:val="28"/>
-          <w:szCs w:val="28"/>
-        </w:rPr>
-        <w:t>算法为核心，并根据相关论文的各种算法加以补充本程序的主要算法。事实上，我们曾考虑过使用高深的深度学习</w:t>
-      </w:r>
-      <w:r>
-        <w:rPr>
-          <w:rFonts w:ascii="Times New Roman" w:hAnsi="Times New Roman" w:hint="eastAsia"/>
-          <w:sz w:val="28"/>
-          <w:szCs w:val="28"/>
-        </w:rPr>
-        <w:t>/</w:t>
-      </w:r>
-      <w:r>
-        <w:rPr>
-          <w:rFonts w:ascii="Times New Roman" w:hAnsi="Times New Roman" w:hint="eastAsia"/>
-          <w:sz w:val="28"/>
-          <w:szCs w:val="28"/>
-        </w:rPr>
-        <w:t>强化学习</w:t>
-      </w:r>
-      <w:r>
-        <w:rPr>
-          <w:rFonts w:ascii="Times New Roman" w:hAnsi="Times New Roman" w:hint="eastAsia"/>
-          <w:sz w:val="28"/>
-          <w:szCs w:val="28"/>
-        </w:rPr>
-        <w:t>/</w:t>
-      </w:r>
-      <w:r>
-        <w:rPr>
-          <w:rFonts w:ascii="Times New Roman" w:hAnsi="Times New Roman" w:hint="eastAsia"/>
-          <w:sz w:val="28"/>
-          <w:szCs w:val="28"/>
-        </w:rPr>
-        <w:t>神经网络等算法。但是，考虑到我们仅仅是大二学生，对于上述机器学习类算法掌握并不全面</w:t>
-      </w:r>
-      <w:r>
-        <w:rPr>
-          <w:rFonts w:ascii="Times New Roman" w:hAnsi="Times New Roman" w:hint="eastAsia"/>
+        <w:t>-</w:t>
+      </w:r>
+      <w:r>
+        <w:rPr>
+          <w:rFonts w:ascii="Times New Roman" w:hAnsi="Times New Roman" w:hint="eastAsia"/>
+          <w:sz w:val="28"/>
+          <w:szCs w:val="28"/>
+        </w:rPr>
+        <w:t>beta</w:t>
+      </w:r>
+      <w:r>
+        <w:rPr>
+          <w:rFonts w:ascii="Times New Roman" w:hAnsi="Times New Roman" w:hint="eastAsia"/>
+          <w:sz w:val="28"/>
+          <w:szCs w:val="28"/>
+        </w:rPr>
+        <w:t>算法当然是不够的。</w:t>
+      </w:r>
+    </w:p>
+    <w:p>
+      <w:pPr>
+        <w:ind w:firstLineChars="200" w:firstLine="560"/>
+        <w:rPr>
+          <w:rFonts w:ascii="Times New Roman" w:hAnsi="Times New Roman"/>
+          <w:sz w:val="28"/>
+          <w:szCs w:val="28"/>
+        </w:rPr>
+      </w:pPr>
+      <w:r>
+        <w:rPr>
+          <w:rFonts w:ascii="Times New Roman" w:hAnsi="Times New Roman" w:hint="eastAsia"/>
+          <w:sz w:val="28"/>
+          <w:szCs w:val="28"/>
+        </w:rPr>
+        <w:t>首先，本程序</w:t>
+      </w:r>
+      <w:r>
+        <w:rPr>
+          <w:rFonts w:ascii="Times New Roman" w:hAnsi="Times New Roman"/>
+          <w:sz w:val="28"/>
+          <w:szCs w:val="28"/>
+        </w:rPr>
+        <w:t>使用</w:t>
+      </w:r>
+      <w:r>
+        <w:rPr>
+          <w:rFonts w:ascii="Times New Roman" w:hAnsi="Times New Roman"/>
+          <w:sz w:val="28"/>
+          <w:szCs w:val="28"/>
+        </w:rPr>
+        <w:t xml:space="preserve"> PVS </w:t>
+      </w:r>
+      <w:r>
+        <w:rPr>
+          <w:rFonts w:ascii="Times New Roman" w:hAnsi="Times New Roman"/>
+          <w:sz w:val="28"/>
+          <w:szCs w:val="28"/>
+        </w:rPr>
+        <w:t>主变例搜索。第一个着法使用全窗口搜索，后续着法先用零窗口</w:t>
+      </w:r>
+      <w:r>
+        <w:rPr>
+          <w:rFonts w:ascii="Times New Roman" w:hAnsi="Times New Roman"/>
+          <w:sz w:val="28"/>
+          <w:szCs w:val="28"/>
+        </w:rPr>
+        <w:t xml:space="preserve"> [-alpha-1, -alpha] </w:t>
+      </w:r>
+      <w:r>
+        <w:rPr>
+          <w:rFonts w:ascii="Times New Roman" w:hAnsi="Times New Roman"/>
+          <w:sz w:val="28"/>
+          <w:szCs w:val="28"/>
+        </w:rPr>
+        <w:t>试探，若发现可能超过</w:t>
+      </w:r>
+      <w:r>
+        <w:rPr>
+          <w:rFonts w:ascii="Times New Roman" w:hAnsi="Times New Roman"/>
+          <w:sz w:val="28"/>
+          <w:szCs w:val="28"/>
+        </w:rPr>
+        <w:t xml:space="preserve"> alpha</w:t>
+      </w:r>
+      <w:r>
+        <w:rPr>
+          <w:rFonts w:ascii="Times New Roman" w:hAnsi="Times New Roman"/>
+          <w:sz w:val="28"/>
+          <w:szCs w:val="28"/>
+        </w:rPr>
+        <w:t>，再重新全窗口搜索。这能在着法排序较好时显著减少节点数</w:t>
+      </w:r>
+      <w:r>
+        <w:rPr>
+          <w:rFonts w:ascii="Times New Roman" w:hAnsi="Times New Roman" w:hint="eastAsia"/>
+          <w:sz w:val="28"/>
+          <w:szCs w:val="28"/>
+        </w:rPr>
+        <w:t>，将朴素</w:t>
+      </w:r>
+      <w:r>
+        <w:rPr>
+          <w:rFonts w:ascii="Times New Roman" w:hAnsi="Times New Roman" w:hint="eastAsia"/>
+          <w:sz w:val="28"/>
+          <w:szCs w:val="28"/>
+        </w:rPr>
+        <w:t>alpha</w:t>
+      </w:r>
+      <w:r>
+        <w:rPr>
+          <w:rFonts w:ascii="Times New Roman" w:hAnsi="Times New Roman"/>
+          <w:sz w:val="28"/>
+          <w:szCs w:val="28"/>
+        </w:rPr>
+        <w:t>-</w:t>
+      </w:r>
+      <w:r>
+        <w:rPr>
+          <w:rFonts w:ascii="Times New Roman" w:hAnsi="Times New Roman" w:hint="eastAsia"/>
+          <w:sz w:val="28"/>
+          <w:szCs w:val="28"/>
+        </w:rPr>
+        <w:t>beta</w:t>
+      </w:r>
+      <w:r>
+        <w:rPr>
+          <w:rFonts w:ascii="Times New Roman" w:hAnsi="Times New Roman" w:hint="eastAsia"/>
+          <w:sz w:val="28"/>
+          <w:szCs w:val="28"/>
+        </w:rPr>
+        <w:t>算法的分支因子</w:t>
+      </w:r>
+      <w:r>
+        <w:rPr>
+          <w:rFonts w:ascii="Times New Roman" w:hAnsi="Times New Roman" w:hint="eastAsia"/>
+          <w:sz w:val="28"/>
+          <w:szCs w:val="28"/>
+        </w:rPr>
+        <w:t>d</w:t>
+      </w:r>
+      <w:r>
+        <w:rPr>
+          <w:rFonts w:ascii="Times New Roman" w:hAnsi="Times New Roman" w:hint="eastAsia"/>
+          <w:sz w:val="28"/>
+          <w:szCs w:val="28"/>
+        </w:rPr>
+        <w:t>降低至</w:t>
+      </w:r>
+      <w:r>
+        <w:rPr>
+          <w:rFonts w:ascii="Times New Roman" w:hAnsi="Times New Roman" w:hint="eastAsia"/>
+          <w:sz w:val="28"/>
+          <w:szCs w:val="28"/>
+        </w:rPr>
+        <w:t>d</w:t>
+      </w:r>
+      <w:r>
+        <w:rPr>
+          <w:rFonts w:ascii="Times New Roman" w:hAnsi="Times New Roman"/>
+          <w:sz w:val="28"/>
+          <w:szCs w:val="28"/>
+        </w:rPr>
+        <w:t>/2</w:t>
+      </w:r>
+      <w:r>
+        <w:rPr>
+          <w:rFonts w:ascii="Times New Roman" w:hAnsi="Times New Roman" w:hint="eastAsia"/>
+          <w:sz w:val="28"/>
+          <w:szCs w:val="28"/>
+        </w:rPr>
+        <w:t>。</w:t>
+      </w:r>
+    </w:p>
+    <w:p>
+      <w:pPr>
+        <w:ind w:firstLineChars="200" w:firstLine="560"/>
+        <w:rPr>
+          <w:rFonts w:ascii="Times New Roman" w:hAnsi="Times New Roman"/>
+          <w:sz w:val="28"/>
+          <w:szCs w:val="28"/>
+        </w:rPr>
+      </w:pPr>
+      <w:r>
+        <w:rPr>
+          <w:rFonts w:ascii="Times New Roman" w:hAnsi="Times New Roman" w:hint="eastAsia"/>
+          <w:sz w:val="28"/>
+          <w:szCs w:val="28"/>
+        </w:rPr>
+        <w:t>并且，借鉴算法竞赛中“记忆化搜素”的思路：将已经搜素过的节点对应的估值放入哈希表中，即</w:t>
+      </w:r>
+      <w:r>
+        <w:rPr>
+          <w:rFonts w:ascii="Times New Roman" w:hAnsi="Times New Roman"/>
+          <w:sz w:val="28"/>
+          <w:szCs w:val="28"/>
+        </w:rPr>
+        <w:t>使用置换表。程序通过</w:t>
+      </w:r>
+      <w:r>
+        <w:rPr>
+          <w:rFonts w:ascii="Times New Roman" w:hAnsi="Times New Roman"/>
+          <w:sz w:val="28"/>
+          <w:szCs w:val="28"/>
+        </w:rPr>
+        <w:t xml:space="preserve"> Zobrist Hash </w:t>
+      </w:r>
+      <w:r>
+        <w:rPr>
+          <w:rFonts w:ascii="Times New Roman" w:hAnsi="Times New Roman"/>
+          <w:sz w:val="28"/>
+          <w:szCs w:val="28"/>
+        </w:rPr>
+        <w:t>将局面映射到</w:t>
+      </w:r>
+      <w:r>
+        <w:rPr>
+          <w:rFonts w:ascii="Times New Roman" w:hAnsi="Times New Roman"/>
           <w:sz w:val="28"/>
           <w:szCs w:val="28"/>
         </w:rPr>
         <w:t xml:space="preserve"> </w:t>
       </w:r>
-      <w:r>
-        <w:rPr>
-          <w:rFonts w:ascii="Times New Roman" w:hAnsi="Times New Roman" w:hint="eastAsia"/>
-          <w:sz w:val="28"/>
-          <w:szCs w:val="28"/>
-        </w:rPr>
-        <w:t>——</w:t>
-      </w:r>
+      <w:proofErr w:type="spellStart"/>
+      <w:r>
+        <w:rPr>
+          <w:rFonts w:ascii="Times New Roman" w:hAnsi="Times New Roman"/>
+          <w:sz w:val="28"/>
+          <w:szCs w:val="28"/>
+        </w:rPr>
+        <w:t>HashTable</w:t>
+      </w:r>
+      <w:proofErr w:type="spellEnd"/>
+      <w:r>
+        <w:rPr>
+          <w:rFonts w:ascii="Times New Roman" w:hAnsi="Times New Roman"/>
+          <w:sz w:val="28"/>
+          <w:szCs w:val="28"/>
+        </w:rPr>
+        <w:t>，表项包含</w:t>
+      </w:r>
+      <w:r>
+        <w:rPr>
+          <w:rFonts w:ascii="Times New Roman" w:hAnsi="Times New Roman"/>
+          <w:sz w:val="28"/>
+          <w:szCs w:val="28"/>
+        </w:rPr>
+        <w:t xml:space="preserve"> depth</w:t>
+      </w:r>
+      <w:r>
+        <w:rPr>
+          <w:rFonts w:ascii="Times New Roman" w:hAnsi="Times New Roman"/>
+          <w:sz w:val="28"/>
+          <w:szCs w:val="28"/>
+        </w:rPr>
+        <w:t>、</w:t>
+      </w:r>
+      <w:r>
+        <w:rPr>
+          <w:rFonts w:ascii="Times New Roman" w:hAnsi="Times New Roman"/>
+          <w:sz w:val="28"/>
+          <w:szCs w:val="28"/>
+        </w:rPr>
+        <w:t>score</w:t>
+      </w:r>
+      <w:r>
+        <w:rPr>
+          <w:rFonts w:ascii="Times New Roman" w:hAnsi="Times New Roman"/>
+          <w:sz w:val="28"/>
+          <w:szCs w:val="28"/>
+        </w:rPr>
+        <w:t>、</w:t>
+      </w:r>
+      <w:r>
+        <w:rPr>
+          <w:rFonts w:ascii="Times New Roman" w:hAnsi="Times New Roman"/>
+          <w:sz w:val="28"/>
+          <w:szCs w:val="28"/>
+        </w:rPr>
+        <w:t>flag</w:t>
+      </w:r>
+      <w:r>
+        <w:rPr>
+          <w:rFonts w:ascii="Times New Roman" w:hAnsi="Times New Roman"/>
+          <w:sz w:val="28"/>
+          <w:szCs w:val="28"/>
+        </w:rPr>
+        <w:t>、</w:t>
+      </w:r>
+      <w:proofErr w:type="spellStart"/>
+      <w:r>
+        <w:rPr>
+          <w:rFonts w:ascii="Times New Roman" w:hAnsi="Times New Roman"/>
+          <w:sz w:val="28"/>
+          <w:szCs w:val="28"/>
+        </w:rPr>
+        <w:t>best_move</w:t>
+      </w:r>
+      <w:proofErr w:type="spellEnd"/>
+      <w:r>
+        <w:rPr>
+          <w:rFonts w:ascii="Times New Roman" w:hAnsi="Times New Roman"/>
+          <w:sz w:val="28"/>
+          <w:szCs w:val="28"/>
+        </w:rPr>
+        <w:t>，并区分</w:t>
+      </w:r>
+      <w:r>
+        <w:rPr>
+          <w:rFonts w:ascii="Times New Roman" w:hAnsi="Times New Roman"/>
+          <w:sz w:val="28"/>
+          <w:szCs w:val="28"/>
+        </w:rPr>
+        <w:t xml:space="preserve"> EXACT</w:t>
+      </w:r>
+      <w:r>
+        <w:rPr>
+          <w:rFonts w:ascii="Times New Roman" w:hAnsi="Times New Roman"/>
+          <w:sz w:val="28"/>
+          <w:szCs w:val="28"/>
+        </w:rPr>
+        <w:t>、</w:t>
+      </w:r>
+      <w:r>
+        <w:rPr>
+          <w:rFonts w:ascii="Times New Roman" w:hAnsi="Times New Roman"/>
+          <w:sz w:val="28"/>
+          <w:szCs w:val="28"/>
+        </w:rPr>
+        <w:t>ALPHA</w:t>
+      </w:r>
+      <w:r>
+        <w:rPr>
+          <w:rFonts w:ascii="Times New Roman" w:hAnsi="Times New Roman"/>
+          <w:sz w:val="28"/>
+          <w:szCs w:val="28"/>
+        </w:rPr>
+        <w:t>、</w:t>
+      </w:r>
+      <w:r>
+        <w:rPr>
+          <w:rFonts w:ascii="Times New Roman" w:hAnsi="Times New Roman"/>
+          <w:sz w:val="28"/>
+          <w:szCs w:val="28"/>
+        </w:rPr>
+        <w:t xml:space="preserve">BETA </w:t>
+      </w:r>
+      <w:r>
+        <w:rPr>
+          <w:rFonts w:ascii="Times New Roman" w:hAnsi="Times New Roman"/>
+          <w:sz w:val="28"/>
+          <w:szCs w:val="28"/>
+        </w:rPr>
+        <w:t>三种节点类型。命中置换表后，如果搜索深度足够且边界条件满足，可以直接返回，避免重复搜索。</w:t>
+      </w:r>
+    </w:p>
+    <w:p>
+      <w:pPr>
+        <w:ind w:firstLineChars="200" w:firstLine="560"/>
+        <w:rPr>
+          <w:rFonts w:ascii="Times New Roman" w:hAnsi="Times New Roman"/>
+          <w:sz w:val="28"/>
+          <w:szCs w:val="28"/>
+        </w:rPr>
+      </w:pPr>
+      <w:r>
+        <w:rPr>
+          <w:rFonts w:ascii="Times New Roman" w:hAnsi="Times New Roman" w:hint="eastAsia"/>
+          <w:sz w:val="28"/>
+          <w:szCs w:val="28"/>
+        </w:rPr>
+        <w:t>迭代加深则参考学术论文中的方法。</w:t>
+      </w:r>
+      <w:proofErr w:type="spellStart"/>
+      <w:r>
+        <w:rPr>
+          <w:rFonts w:ascii="Times New Roman" w:hAnsi="Times New Roman"/>
+          <w:sz w:val="28"/>
+          <w:szCs w:val="28"/>
+        </w:rPr>
+        <w:t>alpha_beta_PVS_select</w:t>
+      </w:r>
+      <w:proofErr w:type="spellEnd"/>
       <w:r>
         <w:rPr>
           <w:rFonts w:ascii="Times New Roman" w:hAnsi="Times New Roman"/>
@@ -11069,509 +13669,11 @@
       </w:r>
       <w:r>
         <w:rPr>
-          <w:rFonts w:ascii="Times New Roman" w:hAnsi="Times New Roman" w:hint="eastAsia"/>
-          <w:sz w:val="28"/>
-          <w:szCs w:val="28"/>
-        </w:rPr>
-        <w:t>我们也仅仅是在课下折腾过大模型和数据分析，相应理论和算法能力并不算过硬。就三四周的紧张项目编写过程来说，肯定是不如使用经典搜素算法</w:t>
-      </w:r>
-      <w:r>
-        <w:rPr>
-          <w:rFonts w:ascii="Times New Roman" w:hAnsi="Times New Roman" w:hint="eastAsia"/>
-          <w:sz w:val="28"/>
-          <w:szCs w:val="28"/>
-        </w:rPr>
-        <w:t xml:space="preserve"> </w:t>
-      </w:r>
-      <w:r>
-        <w:rPr>
-          <w:rFonts w:ascii="Times New Roman" w:hAnsi="Times New Roman" w:hint="eastAsia"/>
-          <w:sz w:val="28"/>
-          <w:szCs w:val="28"/>
-        </w:rPr>
-        <w:t>——</w:t>
-      </w:r>
-      <w:r>
-        <w:rPr>
-          <w:rFonts w:ascii="Times New Roman" w:hAnsi="Times New Roman"/>
-          <w:sz w:val="28"/>
-          <w:szCs w:val="28"/>
-        </w:rPr>
-        <w:t xml:space="preserve"> </w:t>
-      </w:r>
-      <w:r>
-        <w:rPr>
-          <w:rFonts w:ascii="Times New Roman" w:hAnsi="Times New Roman" w:hint="eastAsia"/>
-          <w:sz w:val="28"/>
-          <w:szCs w:val="28"/>
-        </w:rPr>
-        <w:t>它内容全面，已经成熟和完善，</w:t>
-      </w:r>
-      <w:r>
-        <w:rPr>
-          <w:rFonts w:ascii="Times New Roman" w:hAnsi="Times New Roman" w:hint="eastAsia"/>
-          <w:sz w:val="28"/>
-          <w:szCs w:val="28"/>
-        </w:rPr>
-        <w:t>足以完成本课程设计的完整任务。</w:t>
-      </w:r>
-    </w:p>
-    <w:p>
-      <w:pPr>
-        <w:rPr>
-          <w:rFonts w:ascii="Times New Roman" w:hAnsi="Times New Roman"/>
-          <w:sz w:val="28"/>
-          <w:szCs w:val="28"/>
-        </w:rPr>
-      </w:pPr>
-      <w:r>
-        <w:rPr>
-          <w:rFonts w:ascii="Times New Roman" w:hAnsi="Times New Roman" w:hint="eastAsia"/>
-          <w:sz w:val="28"/>
-          <w:szCs w:val="28"/>
-        </w:rPr>
-        <w:t>2</w:t>
-      </w:r>
-      <w:r>
-        <w:rPr>
-          <w:rFonts w:ascii="Times New Roman" w:hAnsi="Times New Roman"/>
-          <w:sz w:val="28"/>
-          <w:szCs w:val="28"/>
-        </w:rPr>
-        <w:t>.</w:t>
-      </w:r>
-      <w:r>
-        <w:rPr>
-          <w:rFonts w:ascii="Times New Roman" w:hAnsi="Times New Roman" w:hint="eastAsia"/>
-          <w:sz w:val="28"/>
-          <w:szCs w:val="28"/>
-        </w:rPr>
-        <w:t>算法优化问题</w:t>
-      </w:r>
-    </w:p>
-    <w:p>
-      <w:pPr>
-        <w:ind w:firstLineChars="200" w:firstLine="560"/>
-        <w:rPr>
-          <w:rFonts w:ascii="Times New Roman" w:hAnsi="Times New Roman"/>
-          <w:sz w:val="28"/>
-          <w:szCs w:val="28"/>
-        </w:rPr>
-      </w:pPr>
-      <w:r>
-        <w:rPr>
-          <w:rFonts w:ascii="Times New Roman" w:hAnsi="Times New Roman" w:hint="eastAsia"/>
-          <w:sz w:val="28"/>
-          <w:szCs w:val="28"/>
-        </w:rPr>
-        <w:t>如何优化当前算法？</w:t>
-      </w:r>
-      <w:r>
-        <w:rPr>
-          <w:rFonts w:ascii="Times New Roman" w:hAnsi="Times New Roman" w:hint="eastAsia"/>
-          <w:sz w:val="28"/>
-          <w:szCs w:val="28"/>
-        </w:rPr>
-        <w:t>仅仅使用</w:t>
-      </w:r>
-      <w:r>
-        <w:rPr>
-          <w:rFonts w:ascii="Times New Roman" w:hAnsi="Times New Roman" w:hint="eastAsia"/>
-          <w:sz w:val="28"/>
-          <w:szCs w:val="28"/>
-        </w:rPr>
-        <w:t>alpha</w:t>
-      </w:r>
-      <w:r>
-        <w:rPr>
-          <w:rFonts w:ascii="Times New Roman" w:hAnsi="Times New Roman"/>
-          <w:sz w:val="28"/>
-          <w:szCs w:val="28"/>
-        </w:rPr>
-        <w:t>-</w:t>
-      </w:r>
-      <w:r>
-        <w:rPr>
-          <w:rFonts w:ascii="Times New Roman" w:hAnsi="Times New Roman" w:hint="eastAsia"/>
-          <w:sz w:val="28"/>
-          <w:szCs w:val="28"/>
-        </w:rPr>
-        <w:t>beta</w:t>
-      </w:r>
-      <w:r>
-        <w:rPr>
-          <w:rFonts w:ascii="Times New Roman" w:hAnsi="Times New Roman" w:hint="eastAsia"/>
-          <w:sz w:val="28"/>
-          <w:szCs w:val="28"/>
-        </w:rPr>
-        <w:t>算法当然是不够的。</w:t>
-      </w:r>
-    </w:p>
-    <w:p>
-      <w:pPr>
-        <w:ind w:firstLineChars="200" w:firstLine="560"/>
-        <w:rPr>
-          <w:rFonts w:ascii="Times New Roman" w:hAnsi="Times New Roman" w:hint="eastAsia"/>
-          <w:sz w:val="28"/>
-          <w:szCs w:val="28"/>
-        </w:rPr>
-      </w:pPr>
-      <w:r>
-        <w:rPr>
-          <w:rFonts w:ascii="Times New Roman" w:hAnsi="Times New Roman" w:hint="eastAsia"/>
-          <w:sz w:val="28"/>
-          <w:szCs w:val="28"/>
-        </w:rPr>
-        <w:t>首先，本程序</w:t>
-      </w:r>
-      <w:r>
-        <w:rPr>
-          <w:rFonts w:ascii="Times New Roman" w:hAnsi="Times New Roman"/>
-          <w:sz w:val="28"/>
-          <w:szCs w:val="28"/>
-        </w:rPr>
-        <w:t>使用</w:t>
-      </w:r>
-      <w:r>
-        <w:rPr>
-          <w:rFonts w:ascii="Times New Roman" w:hAnsi="Times New Roman"/>
-          <w:sz w:val="28"/>
-          <w:szCs w:val="28"/>
-        </w:rPr>
-        <w:t xml:space="preserve"> PVS </w:t>
-      </w:r>
-      <w:r>
-        <w:rPr>
-          <w:rFonts w:ascii="Times New Roman" w:hAnsi="Times New Roman"/>
-          <w:sz w:val="28"/>
-          <w:szCs w:val="28"/>
-        </w:rPr>
-        <w:t>主变例搜索。第一个着法使用全窗口搜索，后续着法先用零窗口</w:t>
-      </w:r>
-      <w:r>
-        <w:rPr>
-          <w:rFonts w:ascii="Times New Roman" w:hAnsi="Times New Roman"/>
-          <w:sz w:val="28"/>
-          <w:szCs w:val="28"/>
-        </w:rPr>
-        <w:t xml:space="preserve"> [-alpha-1, -alpha] </w:t>
-      </w:r>
-      <w:r>
-        <w:rPr>
-          <w:rFonts w:ascii="Times New Roman" w:hAnsi="Times New Roman"/>
-          <w:sz w:val="28"/>
-          <w:szCs w:val="28"/>
-        </w:rPr>
-        <w:t>试探，若发现可能超过</w:t>
-      </w:r>
-      <w:r>
-        <w:rPr>
-          <w:rFonts w:ascii="Times New Roman" w:hAnsi="Times New Roman"/>
-          <w:sz w:val="28"/>
-          <w:szCs w:val="28"/>
-        </w:rPr>
-        <w:t xml:space="preserve"> alpha</w:t>
-      </w:r>
-      <w:r>
-        <w:rPr>
-          <w:rFonts w:ascii="Times New Roman" w:hAnsi="Times New Roman"/>
-          <w:sz w:val="28"/>
-          <w:szCs w:val="28"/>
-        </w:rPr>
-        <w:t>，再重新全窗口搜索。这能在着法排序较好时显著减少节点数</w:t>
-      </w:r>
-      <w:r>
-        <w:rPr>
-          <w:rFonts w:ascii="Times New Roman" w:hAnsi="Times New Roman" w:hint="eastAsia"/>
-          <w:sz w:val="28"/>
-          <w:szCs w:val="28"/>
-        </w:rPr>
-        <w:t>，将朴素</w:t>
-      </w:r>
-      <w:r>
-        <w:rPr>
-          <w:rFonts w:ascii="Times New Roman" w:hAnsi="Times New Roman" w:hint="eastAsia"/>
-          <w:sz w:val="28"/>
-          <w:szCs w:val="28"/>
-        </w:rPr>
-        <w:t>alpha</w:t>
-      </w:r>
-      <w:r>
-        <w:rPr>
-          <w:rFonts w:ascii="Times New Roman" w:hAnsi="Times New Roman"/>
-          <w:sz w:val="28"/>
-          <w:szCs w:val="28"/>
-        </w:rPr>
-        <w:t>-</w:t>
-      </w:r>
-      <w:r>
-        <w:rPr>
-          <w:rFonts w:ascii="Times New Roman" w:hAnsi="Times New Roman" w:hint="eastAsia"/>
-          <w:sz w:val="28"/>
-          <w:szCs w:val="28"/>
-        </w:rPr>
-        <w:t>beta</w:t>
-      </w:r>
-      <w:r>
-        <w:rPr>
-          <w:rFonts w:ascii="Times New Roman" w:hAnsi="Times New Roman" w:hint="eastAsia"/>
-          <w:sz w:val="28"/>
-          <w:szCs w:val="28"/>
-        </w:rPr>
-        <w:t>算法的分支因子</w:t>
-      </w:r>
-      <w:r>
-        <w:rPr>
-          <w:rFonts w:ascii="Times New Roman" w:hAnsi="Times New Roman" w:hint="eastAsia"/>
-          <w:sz w:val="28"/>
-          <w:szCs w:val="28"/>
-        </w:rPr>
-        <w:t>d</w:t>
-      </w:r>
-      <w:r>
-        <w:rPr>
-          <w:rFonts w:ascii="Times New Roman" w:hAnsi="Times New Roman" w:hint="eastAsia"/>
-          <w:sz w:val="28"/>
-          <w:szCs w:val="28"/>
-        </w:rPr>
-        <w:t>降低至</w:t>
-      </w:r>
-      <w:r>
-        <w:rPr>
-          <w:rFonts w:ascii="Times New Roman" w:hAnsi="Times New Roman" w:hint="eastAsia"/>
-          <w:sz w:val="28"/>
-          <w:szCs w:val="28"/>
-        </w:rPr>
-        <w:t>d</w:t>
-      </w:r>
-      <w:r>
-        <w:rPr>
-          <w:rFonts w:ascii="Times New Roman" w:hAnsi="Times New Roman"/>
-          <w:sz w:val="28"/>
-          <w:szCs w:val="28"/>
-        </w:rPr>
-        <w:t>/2</w:t>
-      </w:r>
-      <w:r>
-        <w:rPr>
-          <w:rFonts w:ascii="Times New Roman" w:hAnsi="Times New Roman" w:hint="eastAsia"/>
-          <w:sz w:val="28"/>
-          <w:szCs w:val="28"/>
-        </w:rPr>
-        <w:t>。</w:t>
-      </w:r>
-    </w:p>
-    <w:p>
-      <w:pPr>
-        <w:ind w:firstLineChars="200" w:firstLine="560"/>
-        <w:rPr>
-          <w:rFonts w:ascii="Times New Roman" w:hAnsi="Times New Roman"/>
-          <w:sz w:val="28"/>
-          <w:szCs w:val="28"/>
-        </w:rPr>
-      </w:pPr>
-      <w:r>
-        <w:rPr>
-          <w:rFonts w:ascii="Times New Roman" w:hAnsi="Times New Roman" w:hint="eastAsia"/>
-          <w:sz w:val="28"/>
-          <w:szCs w:val="28"/>
-        </w:rPr>
-        <w:t>并且，借鉴算法竞赛中“记忆化搜素”的思路：将已经搜素过的节点对应的估值放入哈希表中，即</w:t>
-      </w:r>
-      <w:r>
-        <w:rPr>
-          <w:rFonts w:ascii="Times New Roman" w:hAnsi="Times New Roman"/>
-          <w:sz w:val="28"/>
-          <w:szCs w:val="28"/>
-        </w:rPr>
-        <w:t>使用置换表。程序通过</w:t>
-      </w:r>
-      <w:r>
-        <w:rPr>
-          <w:rFonts w:ascii="Times New Roman" w:hAnsi="Times New Roman"/>
-          <w:sz w:val="28"/>
-          <w:szCs w:val="28"/>
-        </w:rPr>
-        <w:t xml:space="preserve"> Zobrist Hash </w:t>
-      </w:r>
-      <w:r>
-        <w:rPr>
-          <w:rFonts w:ascii="Times New Roman" w:hAnsi="Times New Roman"/>
-          <w:sz w:val="28"/>
-          <w:szCs w:val="28"/>
-        </w:rPr>
-        <w:t>将局面映射到</w:t>
-      </w:r>
-      <w:r>
-        <w:rPr>
-          <w:rFonts w:ascii="Times New Roman" w:hAnsi="Times New Roman"/>
-          <w:sz w:val="28"/>
-          <w:szCs w:val="28"/>
-        </w:rPr>
-        <w:t xml:space="preserve"> HashTable</w:t>
-      </w:r>
-      <w:r>
-        <w:rPr>
-          <w:rFonts w:ascii="Times New Roman" w:hAnsi="Times New Roman"/>
-          <w:sz w:val="28"/>
-          <w:szCs w:val="28"/>
-        </w:rPr>
-        <w:t>，表项包含</w:t>
-      </w:r>
-      <w:r>
-        <w:rPr>
-          <w:rFonts w:ascii="Times New Roman" w:hAnsi="Times New Roman"/>
-          <w:sz w:val="28"/>
-          <w:szCs w:val="28"/>
-        </w:rPr>
-        <w:t xml:space="preserve"> depth</w:t>
-      </w:r>
-      <w:r>
-        <w:rPr>
-          <w:rFonts w:ascii="Times New Roman" w:hAnsi="Times New Roman"/>
-          <w:sz w:val="28"/>
-          <w:szCs w:val="28"/>
-        </w:rPr>
-        <w:t>、</w:t>
-      </w:r>
-      <w:r>
-        <w:rPr>
-          <w:rFonts w:ascii="Times New Roman" w:hAnsi="Times New Roman"/>
-          <w:sz w:val="28"/>
-          <w:szCs w:val="28"/>
-        </w:rPr>
-        <w:t>score</w:t>
-      </w:r>
-      <w:r>
-        <w:rPr>
-          <w:rFonts w:ascii="Times New Roman" w:hAnsi="Times New Roman"/>
-          <w:sz w:val="28"/>
-          <w:szCs w:val="28"/>
-        </w:rPr>
-        <w:t>、</w:t>
-      </w:r>
-      <w:r>
-        <w:rPr>
-          <w:rFonts w:ascii="Times New Roman" w:hAnsi="Times New Roman"/>
-          <w:sz w:val="28"/>
-          <w:szCs w:val="28"/>
-        </w:rPr>
-        <w:t>flag</w:t>
-      </w:r>
-      <w:r>
-        <w:rPr>
-          <w:rFonts w:ascii="Times New Roman" w:hAnsi="Times New Roman"/>
-          <w:sz w:val="28"/>
-          <w:szCs w:val="28"/>
-        </w:rPr>
-        <w:t>、</w:t>
-      </w:r>
-      <w:r>
-        <w:rPr>
-          <w:rFonts w:ascii="Times New Roman" w:hAnsi="Times New Roman"/>
-          <w:sz w:val="28"/>
-          <w:szCs w:val="28"/>
-        </w:rPr>
-        <w:t>best_move</w:t>
-      </w:r>
-      <w:r>
-        <w:rPr>
-          <w:rFonts w:ascii="Times New Roman" w:hAnsi="Times New Roman"/>
-          <w:sz w:val="28"/>
-          <w:szCs w:val="28"/>
-        </w:rPr>
-        <w:t>，并区分</w:t>
-      </w:r>
-      <w:r>
-        <w:rPr>
-          <w:rFonts w:ascii="Times New Roman" w:hAnsi="Times New Roman"/>
-          <w:sz w:val="28"/>
-          <w:szCs w:val="28"/>
-        </w:rPr>
-        <w:t xml:space="preserve"> EXACT</w:t>
-      </w:r>
-      <w:r>
-        <w:rPr>
-          <w:rFonts w:ascii="Times New Roman" w:hAnsi="Times New Roman"/>
-          <w:sz w:val="28"/>
-          <w:szCs w:val="28"/>
-        </w:rPr>
-        <w:t>、</w:t>
-      </w:r>
-      <w:r>
-        <w:rPr>
-          <w:rFonts w:ascii="Times New Roman" w:hAnsi="Times New Roman"/>
-          <w:sz w:val="28"/>
-          <w:szCs w:val="28"/>
-        </w:rPr>
-        <w:t>ALPHA</w:t>
-      </w:r>
-      <w:r>
-        <w:rPr>
-          <w:rFonts w:ascii="Times New Roman" w:hAnsi="Times New Roman"/>
-          <w:sz w:val="28"/>
-          <w:szCs w:val="28"/>
-        </w:rPr>
-        <w:t>、</w:t>
-      </w:r>
-      <w:r>
-        <w:rPr>
-          <w:rFonts w:ascii="Times New Roman" w:hAnsi="Times New Roman"/>
-          <w:sz w:val="28"/>
-          <w:szCs w:val="28"/>
-        </w:rPr>
-        <w:t xml:space="preserve">BETA </w:t>
-      </w:r>
-      <w:r>
-        <w:rPr>
-          <w:rFonts w:ascii="Times New Roman" w:hAnsi="Times New Roman"/>
-          <w:sz w:val="28"/>
-          <w:szCs w:val="28"/>
-        </w:rPr>
-        <w:t>三种节点类型。命中置换表后，如果搜索深度足够且边界条件满足，可以直接返回，避免重复搜索。</w:t>
-      </w:r>
-    </w:p>
-    <w:p>
-      <w:pPr>
-        <w:ind w:firstLineChars="200" w:firstLine="560"/>
-        <w:rPr>
-          <w:rFonts w:ascii="Times New Roman" w:hAnsi="Times New Roman"/>
-          <w:sz w:val="28"/>
-          <w:szCs w:val="28"/>
-        </w:rPr>
-      </w:pPr>
-      <w:r>
-        <w:rPr>
-          <w:rFonts w:ascii="Times New Roman" w:hAnsi="Times New Roman" w:hint="eastAsia"/>
-          <w:sz w:val="28"/>
-          <w:szCs w:val="28"/>
-        </w:rPr>
-        <w:t>迭代加深则参考学术论文中的方法。</w:t>
-      </w:r>
-      <w:r>
-        <w:rPr>
-          <w:rFonts w:ascii="Times New Roman" w:hAnsi="Times New Roman"/>
-          <w:sz w:val="28"/>
-          <w:szCs w:val="28"/>
-        </w:rPr>
-        <w:t xml:space="preserve">alpha_beta_PVS_select </w:t>
-      </w:r>
-      <w:r>
-        <w:rPr>
-          <w:rFonts w:ascii="Times New Roman" w:hAnsi="Times New Roman"/>
-          <w:sz w:val="28"/>
-          <w:szCs w:val="28"/>
-        </w:rPr>
-        <w:t>从浅层逐步搜索到最大深度，每完成一层就排序根节点着法，并保存上一层完整结果，超时时回退到最后完整深度。这是比较合理的实时对弈</w:t>
-      </w:r>
-      <w:r>
-        <w:rPr>
-          <w:rFonts w:ascii="Times New Roman" w:hAnsi="Times New Roman"/>
-          <w:sz w:val="28"/>
-          <w:szCs w:val="28"/>
-        </w:rPr>
-        <w:lastRenderedPageBreak/>
-        <w:t>设计。</w:t>
+          <w:rFonts w:ascii="Times New Roman" w:hAnsi="Times New Roman"/>
+          <w:sz w:val="28"/>
+          <w:szCs w:val="28"/>
+        </w:rPr>
+        <w:t>从浅层逐步搜索到最大深度，每完成一层就排序根节点着法，并保存上一层完整结果，超时时回退到最后完整深度。这是比较合理的实时对弈设计。</w:t>
       </w:r>
     </w:p>
     <w:p>
@@ -11690,17 +13792,18 @@
         <w:ind w:firstLineChars="200" w:firstLine="560"/>
         <w:jc w:val="left"/>
         <w:rPr>
-          <w:rFonts w:ascii="Times New Roman" w:hAnsi="Times New Roman" w:hint="eastAsia"/>
-          <w:sz w:val="28"/>
-          <w:szCs w:val="28"/>
-        </w:rPr>
-      </w:pPr>
-      <w:r>
-        <w:rPr>
-          <w:rFonts w:ascii="Times New Roman" w:hAnsi="Times New Roman" w:hint="eastAsia"/>
-          <w:sz w:val="28"/>
-          <w:szCs w:val="28"/>
-        </w:rPr>
+          <w:rFonts w:ascii="Times New Roman" w:hAnsi="Times New Roman"/>
+          <w:sz w:val="28"/>
+          <w:szCs w:val="28"/>
+        </w:rPr>
+      </w:pPr>
+      <w:r>
+        <w:rPr>
+          <w:rFonts w:ascii="Times New Roman" w:hAnsi="Times New Roman" w:hint="eastAsia"/>
+          <w:sz w:val="28"/>
+          <w:szCs w:val="28"/>
+        </w:rPr>
+        <w:lastRenderedPageBreak/>
         <w:t>根据启发式搜素的思路，博弈树的搜素不应该是盲目的在每个分支中完整搜素，当前的状态必须对搜素行为本身有所反馈。</w:t>
       </w:r>
       <w:r>
@@ -11935,6 +14038,7 @@
         </w:rPr>
         <w:t>程序在</w:t>
       </w:r>
+      <w:proofErr w:type="spellStart"/>
       <w:r>
         <w:rPr>
           <w:rFonts w:ascii="Times New Roman" w:hAnsi="Times New Roman" w:hint="eastAsia"/>
@@ -11943,6 +14047,7 @@
         </w:rPr>
         <w:t>botzone</w:t>
       </w:r>
+      <w:proofErr w:type="spellEnd"/>
       <w:r>
         <w:rPr>
           <w:rFonts w:ascii="Times New Roman" w:hAnsi="Times New Roman" w:hint="eastAsia"/>
@@ -12007,6 +14112,7 @@
         </w:rPr>
         <w:t>、逻辑分支数目繁多，对于程序在编译时出现的错误的解决相对容易，然而不易解决的是运行时错误和程序内部逻辑错误。上面的错误分别会导致程序可能在</w:t>
       </w:r>
+      <w:proofErr w:type="spellStart"/>
       <w:r>
         <w:rPr>
           <w:rFonts w:ascii="Times New Roman" w:hAnsi="Times New Roman" w:hint="eastAsia"/>
@@ -12015,13 +14121,80 @@
         </w:rPr>
         <w:t>botzone</w:t>
       </w:r>
-      <w:r>
-        <w:rPr>
-          <w:rFonts w:ascii="Times New Roman" w:hAnsi="Times New Roman" w:hint="eastAsia"/>
-          <w:sz w:val="28"/>
-          <w:szCs w:val="28"/>
-        </w:rPr>
-        <w:t>中输出非法值、程序能够</w:t>
+      <w:proofErr w:type="spellEnd"/>
+      <w:r>
+        <w:rPr>
+          <w:rFonts w:ascii="Times New Roman" w:hAnsi="Times New Roman" w:hint="eastAsia"/>
+          <w:sz w:val="28"/>
+          <w:szCs w:val="28"/>
+        </w:rPr>
+        <w:t>中输出非法值、程序能够正常运行，但是程序的棋力性能极其差劲，即程序着棋时输出大量极其低劣的棋步。为了解决上面的问题，我们在程序中加入了大量的断言和异常捕获，增强程序的健壮性，并且能够在程序异常时定位程序错误的原因和位置；并在主程序中加入了输出到</w:t>
+      </w:r>
+      <w:proofErr w:type="spellStart"/>
+      <w:r>
+        <w:rPr>
+          <w:rFonts w:ascii="Times New Roman" w:hAnsi="Times New Roman" w:hint="eastAsia"/>
+          <w:sz w:val="28"/>
+          <w:szCs w:val="28"/>
+        </w:rPr>
+        <w:t>botzone</w:t>
+      </w:r>
+      <w:proofErr w:type="spellEnd"/>
+      <w:r>
+        <w:rPr>
+          <w:rFonts w:ascii="Times New Roman" w:hAnsi="Times New Roman" w:hint="eastAsia"/>
+          <w:sz w:val="28"/>
+          <w:szCs w:val="28"/>
+        </w:rPr>
+        <w:t>平台上用于调试、展现当前程序所计算出各个棋步详细信息</w:t>
+      </w:r>
+      <w:r>
+        <w:rPr>
+          <w:rFonts w:ascii="Times New Roman" w:hAnsi="Times New Roman" w:hint="eastAsia"/>
+          <w:sz w:val="28"/>
+          <w:szCs w:val="28"/>
+        </w:rPr>
+        <w:t>(</w:t>
+      </w:r>
+      <w:r>
+        <w:rPr>
+          <w:rFonts w:ascii="Times New Roman" w:hAnsi="Times New Roman" w:hint="eastAsia"/>
+          <w:sz w:val="28"/>
+          <w:szCs w:val="28"/>
+        </w:rPr>
+        <w:t>得分、着法数、着法分类</w:t>
+      </w:r>
+      <w:r>
+        <w:rPr>
+          <w:rFonts w:ascii="Times New Roman" w:hAnsi="Times New Roman"/>
+          <w:sz w:val="28"/>
+          <w:szCs w:val="28"/>
+        </w:rPr>
+        <w:t>)</w:t>
+      </w:r>
+      <w:r>
+        <w:rPr>
+          <w:rFonts w:ascii="Times New Roman" w:hAnsi="Times New Roman" w:hint="eastAsia"/>
+          <w:sz w:val="28"/>
+          <w:szCs w:val="28"/>
+        </w:rPr>
+        <w:t>的</w:t>
+      </w:r>
+      <w:r>
+        <w:rPr>
+          <w:rFonts w:ascii="Times New Roman" w:hAnsi="Times New Roman" w:hint="eastAsia"/>
+          <w:sz w:val="28"/>
+          <w:szCs w:val="28"/>
+        </w:rPr>
+        <w:t>Json</w:t>
+      </w:r>
+      <w:r>
+        <w:rPr>
+          <w:rFonts w:ascii="Times New Roman" w:hAnsi="Times New Roman" w:hint="eastAsia"/>
+          <w:sz w:val="28"/>
+          <w:szCs w:val="28"/>
+        </w:rPr>
+        <w:t>，以便于我们进行进一步调试。此外，我们在部分调试修</w:t>
       </w:r>
       <w:r>
         <w:rPr>
@@ -12030,23 +14203,48 @@
           <w:szCs w:val="28"/>
         </w:rPr>
         <w:lastRenderedPageBreak/>
-        <w:t>正常运行，但是程序的棋力性能极其差劲，即程序着棋时输出大量极其低劣的棋步。为了解决上面的问题，我们在程序中加入了大量的断言和异常捕获，增强程序的健壮性，并且能够在程序异常时定位程序错误的原因和位置；并在主程序中加入了输出到</w:t>
-      </w:r>
-      <w:r>
-        <w:rPr>
-          <w:rFonts w:ascii="Times New Roman" w:hAnsi="Times New Roman" w:hint="eastAsia"/>
-          <w:sz w:val="28"/>
-          <w:szCs w:val="28"/>
-        </w:rPr>
-        <w:t>botzone</w:t>
-      </w:r>
-      <w:r>
-        <w:rPr>
-          <w:rFonts w:ascii="Times New Roman" w:hAnsi="Times New Roman" w:hint="eastAsia"/>
-          <w:sz w:val="28"/>
-          <w:szCs w:val="28"/>
-        </w:rPr>
-        <w:t>平台上用于调试、展现当前程序所计算出各个棋步详细信息</w:t>
+        <w:t>改的过程中使用了</w:t>
+      </w:r>
+      <w:r>
+        <w:rPr>
+          <w:rFonts w:ascii="Times New Roman" w:hAnsi="Times New Roman" w:hint="eastAsia"/>
+          <w:sz w:val="28"/>
+          <w:szCs w:val="28"/>
+        </w:rPr>
+        <w:t>AI</w:t>
+      </w:r>
+      <w:r>
+        <w:rPr>
+          <w:rFonts w:ascii="Times New Roman" w:hAnsi="Times New Roman" w:hint="eastAsia"/>
+          <w:sz w:val="28"/>
+          <w:szCs w:val="28"/>
+        </w:rPr>
+        <w:t>辅助，在此基础上进一步纠错审查。</w:t>
+      </w:r>
+    </w:p>
+    <w:p>
+      <w:pPr>
+        <w:rPr>
+          <w:rFonts w:ascii="Times New Roman" w:hAnsi="Times New Roman"/>
+          <w:sz w:val="28"/>
+          <w:szCs w:val="28"/>
+        </w:rPr>
+      </w:pPr>
+      <w:r>
+        <w:rPr>
+          <w:rFonts w:ascii="Times New Roman" w:hAnsi="Times New Roman"/>
+          <w:sz w:val="28"/>
+          <w:szCs w:val="28"/>
+        </w:rPr>
+        <w:t>4.</w:t>
+      </w:r>
+      <w:r>
+        <w:rPr>
+          <w:rFonts w:ascii="Times New Roman" w:hAnsi="Times New Roman" w:hint="eastAsia"/>
+          <w:sz w:val="28"/>
+          <w:szCs w:val="28"/>
+        </w:rPr>
+        <w:t>程序设计模式问题</w:t>
       </w:r>
       <w:r>
         <w:rPr>
@@ -12062,7 +14260,7 @@
           <w:sz w:val="28"/>
           <w:szCs w:val="28"/>
         </w:rPr>
-        <w:t>得分、着法数、着法分类</w:t>
+        <w:t>待补充</w:t>
       </w:r>
       <w:r>
         <w:rPr>
@@ -12072,70 +14270,38 @@
         </w:rPr>
         <w:t>)</w:t>
       </w:r>
-      <w:r>
-        <w:rPr>
-          <w:rFonts w:ascii="Times New Roman" w:hAnsi="Times New Roman" w:hint="eastAsia"/>
-          <w:sz w:val="28"/>
-          <w:szCs w:val="28"/>
-        </w:rPr>
-        <w:t>的</w:t>
-      </w:r>
-      <w:r>
-        <w:rPr>
-          <w:rFonts w:ascii="Times New Roman" w:hAnsi="Times New Roman" w:hint="eastAsia"/>
-          <w:sz w:val="28"/>
-          <w:szCs w:val="28"/>
-        </w:rPr>
-        <w:t>Json</w:t>
-      </w:r>
-      <w:r>
-        <w:rPr>
-          <w:rFonts w:ascii="Times New Roman" w:hAnsi="Times New Roman" w:hint="eastAsia"/>
-          <w:sz w:val="28"/>
-          <w:szCs w:val="28"/>
-        </w:rPr>
-        <w:t>，以便于我们进行进一步调试。此外，我们在部分调试修改的过程中使用了</w:t>
-      </w:r>
-      <w:r>
-        <w:rPr>
-          <w:rFonts w:ascii="Times New Roman" w:hAnsi="Times New Roman" w:hint="eastAsia"/>
-          <w:sz w:val="28"/>
-          <w:szCs w:val="28"/>
-        </w:rPr>
-        <w:t>AI</w:t>
-      </w:r>
-      <w:r>
-        <w:rPr>
-          <w:rFonts w:ascii="Times New Roman" w:hAnsi="Times New Roman" w:hint="eastAsia"/>
-          <w:sz w:val="28"/>
-          <w:szCs w:val="28"/>
-        </w:rPr>
-        <w:t>辅助，在此基础上进一步纠错审查。</w:t>
-      </w:r>
-    </w:p>
-    <w:p>
-      <w:pPr>
-        <w:rPr>
-          <w:rFonts w:ascii="Times New Roman" w:hAnsi="Times New Roman" w:hint="eastAsia"/>
-          <w:sz w:val="28"/>
-          <w:szCs w:val="28"/>
-        </w:rPr>
-      </w:pPr>
-      <w:r>
-        <w:rPr>
-          <w:rFonts w:ascii="Times New Roman" w:hAnsi="Times New Roman"/>
-          <w:sz w:val="28"/>
-          <w:szCs w:val="28"/>
-        </w:rPr>
-        <w:t>4.</w:t>
-      </w:r>
-      <w:r>
-        <w:rPr>
-          <w:rFonts w:ascii="Times New Roman" w:hAnsi="Times New Roman" w:hint="eastAsia"/>
-          <w:sz w:val="28"/>
-          <w:szCs w:val="28"/>
-        </w:rPr>
-        <w:t>程序设计模式问题</w:t>
+    </w:p>
+    <w:p>
+      <w:pPr>
+        <w:rPr>
+          <w:rFonts w:ascii="Times New Roman" w:hAnsi="Times New Roman"/>
+          <w:sz w:val="28"/>
+          <w:szCs w:val="28"/>
+        </w:rPr>
+      </w:pPr>
+      <w:r>
+        <w:rPr>
+          <w:rFonts w:ascii="Times New Roman" w:hAnsi="Times New Roman" w:hint="eastAsia"/>
+          <w:sz w:val="28"/>
+          <w:szCs w:val="28"/>
+        </w:rPr>
+        <w:t>5</w:t>
+      </w:r>
+      <w:r>
+        <w:rPr>
+          <w:rFonts w:ascii="Times New Roman" w:hAnsi="Times New Roman"/>
+          <w:sz w:val="28"/>
+          <w:szCs w:val="28"/>
+        </w:rPr>
+        <w:t>.</w:t>
+      </w:r>
+      <w:r>
+        <w:rPr>
+          <w:rFonts w:ascii="Times New Roman" w:hAnsi="Times New Roman" w:hint="eastAsia"/>
+          <w:sz w:val="28"/>
+          <w:szCs w:val="28"/>
+        </w:rPr>
+        <w:t>项目协作构建问题</w:t>
       </w:r>
       <w:r>
         <w:rPr>
@@ -12165,34 +14331,77 @@
     <w:p>
       <w:pPr>
         <w:rPr>
-          <w:rFonts w:ascii="Times New Roman" w:hAnsi="Times New Roman" w:hint="eastAsia"/>
-          <w:sz w:val="28"/>
-          <w:szCs w:val="28"/>
-        </w:rPr>
-      </w:pPr>
-      <w:r>
-        <w:rPr>
-          <w:rFonts w:ascii="Times New Roman" w:hAnsi="Times New Roman" w:hint="eastAsia"/>
-          <w:sz w:val="28"/>
-          <w:szCs w:val="28"/>
-        </w:rPr>
-        <w:t>5</w:t>
-      </w:r>
-      <w:r>
-        <w:rPr>
-          <w:rFonts w:ascii="Times New Roman" w:hAnsi="Times New Roman"/>
-          <w:sz w:val="28"/>
-          <w:szCs w:val="28"/>
-        </w:rPr>
-        <w:t>.</w:t>
-      </w:r>
-      <w:r>
-        <w:rPr>
-          <w:rFonts w:ascii="Times New Roman" w:hAnsi="Times New Roman" w:hint="eastAsia"/>
-          <w:sz w:val="28"/>
-          <w:szCs w:val="28"/>
-        </w:rPr>
-        <w:t>项目协作构建问题</w:t>
+          <w:rFonts w:ascii="Times New Roman" w:hAnsi="Times New Roman"/>
+          <w:sz w:val="28"/>
+          <w:szCs w:val="28"/>
+        </w:rPr>
+      </w:pPr>
+      <w:r>
+        <w:rPr>
+          <w:rFonts w:ascii="Times New Roman" w:hAnsi="Times New Roman"/>
+          <w:sz w:val="28"/>
+          <w:szCs w:val="28"/>
+        </w:rPr>
+        <w:t xml:space="preserve">    </w:t>
+      </w:r>
+      <w:r>
+        <w:rPr>
+          <w:rFonts w:ascii="Times New Roman" w:hAnsi="Times New Roman" w:hint="eastAsia"/>
+          <w:sz w:val="28"/>
+          <w:szCs w:val="28"/>
+        </w:rPr>
+        <w:t>在编写项目的过程中，</w:t>
+      </w:r>
+    </w:p>
+    <w:p>
+      <w:pPr>
+        <w:rPr>
+          <w:rFonts w:ascii="Times New Roman" w:hAnsi="Times New Roman"/>
+          <w:sz w:val="28"/>
+          <w:szCs w:val="28"/>
+        </w:rPr>
+      </w:pPr>
+    </w:p>
+    <w:p>
+      <w:pPr>
+        <w:rPr>
+          <w:rFonts w:ascii="Times New Roman" w:hAnsi="Times New Roman"/>
+          <w:sz w:val="28"/>
+          <w:szCs w:val="28"/>
+        </w:rPr>
+      </w:pPr>
+    </w:p>
+    <w:p>
+      <w:pPr>
+        <w:rPr>
+          <w:rFonts w:ascii="Times New Roman" w:hAnsi="Times New Roman"/>
+          <w:sz w:val="28"/>
+          <w:szCs w:val="28"/>
+        </w:rPr>
+      </w:pPr>
+      <w:r>
+        <w:rPr>
+          <w:rFonts w:ascii="Times New Roman" w:hAnsi="Times New Roman" w:hint="eastAsia"/>
+          <w:sz w:val="28"/>
+          <w:szCs w:val="28"/>
+        </w:rPr>
+        <w:t>4</w:t>
+      </w:r>
+      <w:r>
+        <w:rPr>
+          <w:rFonts w:ascii="Times New Roman" w:hAnsi="Times New Roman"/>
+          <w:sz w:val="28"/>
+          <w:szCs w:val="28"/>
+        </w:rPr>
+        <w:t xml:space="preserve">.2 </w:t>
+      </w:r>
+      <w:r>
+        <w:rPr>
+          <w:rFonts w:ascii="Times New Roman" w:hAnsi="Times New Roman" w:hint="eastAsia"/>
+          <w:sz w:val="28"/>
+          <w:szCs w:val="28"/>
+        </w:rPr>
+        <w:t>对本程序的评价与反思</w:t>
       </w:r>
       <w:r>
         <w:rPr>
@@ -12208,7 +14417,7 @@
           <w:sz w:val="28"/>
           <w:szCs w:val="28"/>
         </w:rPr>
-        <w:t>待补充</w:t>
+        <w:t>待修改</w:t>
       </w:r>
       <w:r>
         <w:rPr>
@@ -12221,106 +14430,6 @@
     </w:p>
     <w:p>
       <w:pPr>
-        <w:rPr>
-          <w:rFonts w:ascii="Times New Roman" w:hAnsi="Times New Roman" w:hint="eastAsia"/>
-          <w:sz w:val="28"/>
-          <w:szCs w:val="28"/>
-        </w:rPr>
-      </w:pPr>
-      <w:r>
-        <w:rPr>
-          <w:rFonts w:ascii="Times New Roman" w:hAnsi="Times New Roman"/>
-          <w:sz w:val="28"/>
-          <w:szCs w:val="28"/>
-        </w:rPr>
-        <w:t xml:space="preserve">    </w:t>
-      </w:r>
-      <w:r>
-        <w:rPr>
-          <w:rFonts w:ascii="Times New Roman" w:hAnsi="Times New Roman" w:hint="eastAsia"/>
-          <w:sz w:val="28"/>
-          <w:szCs w:val="28"/>
-        </w:rPr>
-        <w:t>在编写项目的过程中，</w:t>
-      </w:r>
-    </w:p>
-    <w:p>
-      <w:pPr>
-        <w:rPr>
-          <w:rFonts w:ascii="Times New Roman" w:hAnsi="Times New Roman"/>
-          <w:sz w:val="28"/>
-          <w:szCs w:val="28"/>
-        </w:rPr>
-      </w:pPr>
-    </w:p>
-    <w:p>
-      <w:pPr>
-        <w:rPr>
-          <w:rFonts w:ascii="Times New Roman" w:hAnsi="Times New Roman" w:hint="eastAsia"/>
-          <w:sz w:val="28"/>
-          <w:szCs w:val="28"/>
-        </w:rPr>
-      </w:pPr>
-    </w:p>
-    <w:p>
-      <w:pPr>
-        <w:rPr>
-          <w:rFonts w:ascii="Times New Roman" w:hAnsi="Times New Roman"/>
-          <w:sz w:val="28"/>
-          <w:szCs w:val="28"/>
-        </w:rPr>
-      </w:pPr>
-      <w:r>
-        <w:rPr>
-          <w:rFonts w:ascii="Times New Roman" w:hAnsi="Times New Roman" w:hint="eastAsia"/>
-          <w:sz w:val="28"/>
-          <w:szCs w:val="28"/>
-        </w:rPr>
-        <w:t>4</w:t>
-      </w:r>
-      <w:r>
-        <w:rPr>
-          <w:rFonts w:ascii="Times New Roman" w:hAnsi="Times New Roman"/>
-          <w:sz w:val="28"/>
-          <w:szCs w:val="28"/>
-        </w:rPr>
-        <w:t xml:space="preserve">.2 </w:t>
-      </w:r>
-      <w:r>
-        <w:rPr>
-          <w:rFonts w:ascii="Times New Roman" w:hAnsi="Times New Roman" w:hint="eastAsia"/>
-          <w:sz w:val="28"/>
-          <w:szCs w:val="28"/>
-        </w:rPr>
-        <w:t>对本程序的评价与反思</w:t>
-      </w:r>
-      <w:r>
-        <w:rPr>
-          <w:rFonts w:ascii="Times New Roman" w:hAnsi="Times New Roman" w:hint="eastAsia"/>
-          <w:sz w:val="28"/>
-          <w:szCs w:val="28"/>
-        </w:rPr>
-        <w:t>(</w:t>
-      </w:r>
-      <w:r>
-        <w:rPr>
-          <w:rFonts w:ascii="Times New Roman" w:hAnsi="Times New Roman" w:hint="eastAsia"/>
-          <w:sz w:val="28"/>
-          <w:szCs w:val="28"/>
-        </w:rPr>
-        <w:t>待修改</w:t>
-      </w:r>
-      <w:r>
-        <w:rPr>
-          <w:rFonts w:ascii="Times New Roman" w:hAnsi="Times New Roman"/>
-          <w:sz w:val="28"/>
-          <w:szCs w:val="28"/>
-        </w:rPr>
-        <w:t>)</w:t>
-      </w:r>
-    </w:p>
-    <w:p>
-      <w:pPr>
         <w:ind w:firstLineChars="200" w:firstLine="560"/>
         <w:rPr>
           <w:rFonts w:ascii="Times New Roman" w:hAnsi="Times New Roman"/>
@@ -12358,7 +14467,25 @@
           <w:sz w:val="28"/>
           <w:szCs w:val="28"/>
         </w:rPr>
-        <w:t xml:space="preserve"> Botzone </w:t>
+        <w:t xml:space="preserve"> </w:t>
+      </w:r>
+      <w:proofErr w:type="spellStart"/>
+      <w:r>
+        <w:rPr>
+          <w:rFonts w:ascii="Times New Roman" w:hAnsi="Times New Roman"/>
+          <w:sz w:val="28"/>
+          <w:szCs w:val="28"/>
+        </w:rPr>
+        <w:t>Botzone</w:t>
+      </w:r>
+      <w:proofErr w:type="spellEnd"/>
+      <w:r>
+        <w:rPr>
+          <w:rFonts w:ascii="Times New Roman" w:hAnsi="Times New Roman"/>
+          <w:sz w:val="28"/>
+          <w:szCs w:val="28"/>
+        </w:rPr>
+        <w:t xml:space="preserve"> </w:t>
       </w:r>
       <w:r>
         <w:rPr>
@@ -12384,13 +14511,23 @@
         </w:rPr>
         <w:t>类负责棋盘状态、规则判断、合法着法生成和落子回溯；</w:t>
       </w:r>
-      <w:r>
-        <w:rPr>
-          <w:rFonts w:ascii="Times New Roman" w:hAnsi="Times New Roman"/>
-          <w:sz w:val="28"/>
-          <w:szCs w:val="28"/>
-        </w:rPr>
-        <w:t xml:space="preserve">EvalRecord </w:t>
+      <w:proofErr w:type="spellStart"/>
+      <w:r>
+        <w:rPr>
+          <w:rFonts w:ascii="Times New Roman" w:hAnsi="Times New Roman"/>
+          <w:sz w:val="28"/>
+          <w:szCs w:val="28"/>
+        </w:rPr>
+        <w:t>EvalRecord</w:t>
+      </w:r>
+      <w:proofErr w:type="spellEnd"/>
+      <w:r>
+        <w:rPr>
+          <w:rFonts w:ascii="Times New Roman" w:hAnsi="Times New Roman"/>
+          <w:sz w:val="28"/>
+          <w:szCs w:val="28"/>
+        </w:rPr>
+        <w:t xml:space="preserve"> </w:t>
       </w:r>
       <w:r>
         <w:rPr>
@@ -12400,13 +14537,23 @@
         </w:rPr>
         <w:t>类集中完成中残局阶段权重、静态局面评估、动态控制力评估、特殊棋型惩罚和着法初步评分；</w:t>
       </w:r>
-      <w:r>
-        <w:rPr>
-          <w:rFonts w:ascii="Times New Roman" w:hAnsi="Times New Roman"/>
-          <w:sz w:val="28"/>
-          <w:szCs w:val="28"/>
-        </w:rPr>
-        <w:t xml:space="preserve">ChessAI </w:t>
+      <w:proofErr w:type="spellStart"/>
+      <w:r>
+        <w:rPr>
+          <w:rFonts w:ascii="Times New Roman" w:hAnsi="Times New Roman"/>
+          <w:sz w:val="28"/>
+          <w:szCs w:val="28"/>
+        </w:rPr>
+        <w:t>ChessAI</w:t>
+      </w:r>
+      <w:proofErr w:type="spellEnd"/>
+      <w:r>
+        <w:rPr>
+          <w:rFonts w:ascii="Times New Roman" w:hAnsi="Times New Roman"/>
+          <w:sz w:val="28"/>
+          <w:szCs w:val="28"/>
+        </w:rPr>
+        <w:t xml:space="preserve"> </w:t>
       </w:r>
       <w:r>
         <w:rPr>
@@ -12462,8 +14609,116 @@
           <w:sz w:val="28"/>
           <w:szCs w:val="28"/>
         </w:rPr>
-        <w:t>、杀手着法、迭代加深和时间控制等搜索优化。这种设计使程序不仅能依靠子力价值判断局面，还能进一步考虑棋子位置、</w:t>
-      </w:r>
+        <w:t>、杀手着法、迭代加深和时间控制等搜索优化。这种设计使程序不仅能依靠子力价值判断局面，还能进一步考虑棋子位置、控制力、攻防关系、受威胁状态和特殊危险棋型，因此相比简单的随机走棋或纯子力评估程序，具有更强的实战针对性和更高的搜索效率。尤其是开局库、</w:t>
+      </w:r>
+      <w:r>
+        <w:rPr>
+          <w:rFonts w:ascii="Times New Roman" w:hAnsi="Times New Roman"/>
+          <w:sz w:val="28"/>
+          <w:szCs w:val="28"/>
+        </w:rPr>
+        <w:t>Zobrist Hash</w:t>
+      </w:r>
+      <w:r>
+        <w:rPr>
+          <w:rFonts w:ascii="Times New Roman" w:hAnsi="Times New Roman"/>
+          <w:sz w:val="28"/>
+          <w:szCs w:val="28"/>
+        </w:rPr>
+        <w:t>、</w:t>
+      </w:r>
+      <w:r>
+        <w:rPr>
+          <w:rFonts w:ascii="Times New Roman" w:hAnsi="Times New Roman"/>
+          <w:sz w:val="28"/>
+          <w:szCs w:val="28"/>
+        </w:rPr>
+        <w:t>Transposition Table</w:t>
+      </w:r>
+      <w:r>
+        <w:rPr>
+          <w:rFonts w:ascii="Times New Roman" w:hAnsi="Times New Roman"/>
+          <w:sz w:val="28"/>
+          <w:szCs w:val="28"/>
+        </w:rPr>
+        <w:t>、</w:t>
+      </w:r>
+      <w:r>
+        <w:rPr>
+          <w:rFonts w:ascii="Times New Roman" w:hAnsi="Times New Roman"/>
+          <w:sz w:val="28"/>
+          <w:szCs w:val="28"/>
+        </w:rPr>
+        <w:t>Fail-Soft PVS</w:t>
+      </w:r>
+      <w:r>
+        <w:rPr>
+          <w:rFonts w:ascii="Times New Roman" w:hAnsi="Times New Roman"/>
+          <w:sz w:val="28"/>
+          <w:szCs w:val="28"/>
+        </w:rPr>
+        <w:t>、</w:t>
+      </w:r>
+      <w:r>
+        <w:rPr>
+          <w:rFonts w:ascii="Times New Roman" w:hAnsi="Times New Roman"/>
+          <w:sz w:val="28"/>
+          <w:szCs w:val="28"/>
+        </w:rPr>
+        <w:t xml:space="preserve">Quiescence Search </w:t>
+      </w:r>
+      <w:r>
+        <w:rPr>
+          <w:rFonts w:ascii="Times New Roman" w:hAnsi="Times New Roman"/>
+          <w:sz w:val="28"/>
+          <w:szCs w:val="28"/>
+        </w:rPr>
+        <w:t>等技术的加入，使程序能够在</w:t>
+      </w:r>
+      <w:r>
+        <w:rPr>
+          <w:rFonts w:ascii="Times New Roman" w:hAnsi="Times New Roman"/>
+          <w:sz w:val="28"/>
+          <w:szCs w:val="28"/>
+        </w:rPr>
+        <w:t xml:space="preserve"> </w:t>
+      </w:r>
+      <w:proofErr w:type="spellStart"/>
+      <w:r>
+        <w:rPr>
+          <w:rFonts w:ascii="Times New Roman" w:hAnsi="Times New Roman"/>
+          <w:sz w:val="28"/>
+          <w:szCs w:val="28"/>
+        </w:rPr>
+        <w:t>Botzone</w:t>
+      </w:r>
+      <w:proofErr w:type="spellEnd"/>
+      <w:r>
+        <w:rPr>
+          <w:rFonts w:ascii="Times New Roman" w:hAnsi="Times New Roman"/>
+          <w:sz w:val="28"/>
+          <w:szCs w:val="28"/>
+        </w:rPr>
+        <w:t xml:space="preserve"> </w:t>
+      </w:r>
+      <w:r>
+        <w:rPr>
+          <w:rFonts w:ascii="Times New Roman" w:hAnsi="Times New Roman"/>
+          <w:sz w:val="28"/>
+          <w:szCs w:val="28"/>
+        </w:rPr>
+        <w:t>有限时间内尽可能减少重复搜索、降低无效分支数量，并提高候选着法排序质量，从而更快找到较优走法。</w:t>
+      </w:r>
+    </w:p>
+    <w:p>
+      <w:pPr>
+        <w:ind w:firstLineChars="200" w:firstLine="560"/>
+        <w:rPr>
+          <w:rFonts w:ascii="Times New Roman" w:hAnsi="Times New Roman"/>
+          <w:sz w:val="28"/>
+          <w:szCs w:val="28"/>
+        </w:rPr>
+      </w:pPr>
       <w:r>
         <w:rPr>
           <w:rFonts w:ascii="Times New Roman" w:hAnsi="Times New Roman"/>
@@ -12471,87 +14726,7 @@
           <w:szCs w:val="28"/>
         </w:rPr>
         <w:lastRenderedPageBreak/>
-        <w:t>控制力、攻防关系、受威胁状态和特殊危险棋型，因此相比简单的随机走棋或纯子力评估程序，具有更强的实战针对性和更高的搜索效率。尤其是开局库、</w:t>
-      </w:r>
-      <w:r>
-        <w:rPr>
-          <w:rFonts w:ascii="Times New Roman" w:hAnsi="Times New Roman"/>
-          <w:sz w:val="28"/>
-          <w:szCs w:val="28"/>
-        </w:rPr>
-        <w:t>Zobrist Hash</w:t>
-      </w:r>
-      <w:r>
-        <w:rPr>
-          <w:rFonts w:ascii="Times New Roman" w:hAnsi="Times New Roman"/>
-          <w:sz w:val="28"/>
-          <w:szCs w:val="28"/>
-        </w:rPr>
-        <w:t>、</w:t>
-      </w:r>
-      <w:r>
-        <w:rPr>
-          <w:rFonts w:ascii="Times New Roman" w:hAnsi="Times New Roman"/>
-          <w:sz w:val="28"/>
-          <w:szCs w:val="28"/>
-        </w:rPr>
-        <w:t>Transposition Table</w:t>
-      </w:r>
-      <w:r>
-        <w:rPr>
-          <w:rFonts w:ascii="Times New Roman" w:hAnsi="Times New Roman"/>
-          <w:sz w:val="28"/>
-          <w:szCs w:val="28"/>
-        </w:rPr>
-        <w:t>、</w:t>
-      </w:r>
-      <w:r>
-        <w:rPr>
-          <w:rFonts w:ascii="Times New Roman" w:hAnsi="Times New Roman"/>
-          <w:sz w:val="28"/>
-          <w:szCs w:val="28"/>
-        </w:rPr>
-        <w:t>Fail-Soft PVS</w:t>
-      </w:r>
-      <w:r>
-        <w:rPr>
-          <w:rFonts w:ascii="Times New Roman" w:hAnsi="Times New Roman"/>
-          <w:sz w:val="28"/>
-          <w:szCs w:val="28"/>
-        </w:rPr>
-        <w:t>、</w:t>
-      </w:r>
-      <w:r>
-        <w:rPr>
-          <w:rFonts w:ascii="Times New Roman" w:hAnsi="Times New Roman"/>
-          <w:sz w:val="28"/>
-          <w:szCs w:val="28"/>
-        </w:rPr>
-        <w:t xml:space="preserve">Quiescence Search </w:t>
-      </w:r>
-      <w:r>
-        <w:rPr>
-          <w:rFonts w:ascii="Times New Roman" w:hAnsi="Times New Roman"/>
-          <w:sz w:val="28"/>
-          <w:szCs w:val="28"/>
-        </w:rPr>
-        <w:t>等技术的加入，使程序能够在</w:t>
-      </w:r>
-      <w:r>
-        <w:rPr>
-          <w:rFonts w:ascii="Times New Roman" w:hAnsi="Times New Roman"/>
-          <w:sz w:val="28"/>
-          <w:szCs w:val="28"/>
-        </w:rPr>
-        <w:t xml:space="preserve"> Botzone </w:t>
-      </w:r>
-      <w:r>
-        <w:rPr>
-          <w:rFonts w:ascii="Times New Roman" w:hAnsi="Times New Roman"/>
-          <w:sz w:val="28"/>
-          <w:szCs w:val="28"/>
-        </w:rPr>
-        <w:t>有限时间内尽可能减少重复搜索、降低无效分支数量，并提高候选着法排序质量，从而更快找到较优走法。</w:t>
+        <w:t>与此同时，程序也存在一些不足和可以改进的地方。首先，评价函数虽然已经综合了多种因素，但各项权重、棋子位置表、动态控制力奖励和特殊棋型惩罚仍主要依赖人工经验调参，缺少大量对局数据或自动化调参结果支撑，因此在不同局面下可能出现过度重视某类特征或低估长期战略价值的问题。</w:t>
       </w:r>
     </w:p>
     <w:p>
@@ -12569,7 +14744,23 @@
           <w:sz w:val="28"/>
           <w:szCs w:val="28"/>
         </w:rPr>
-        <w:t>与此同时，程序也存在一些不足和可以改进的地方。首先，评价函数虽然已经综合了多种因素，但各项权重、棋子位置表、动态控制力奖励和特殊棋型惩罚仍主要依赖人工经验调参，缺少大量对局数据或自动化调参结果支撑，因此在不同局面下可能出现过度重视某类特征或低估长期战略价值的问题。</w:t>
+        <w:t>其次，搜索算法虽然加入了多种剪枝优化，但整体复杂度仍然较高，面对分支数较大的中盘复杂局面时，搜索深度和稳定性仍受时间限制影响明显；空步裁剪、</w:t>
+      </w:r>
+      <w:r>
+        <w:rPr>
+          <w:rFonts w:ascii="Times New Roman" w:hAnsi="Times New Roman"/>
+          <w:sz w:val="28"/>
+          <w:szCs w:val="28"/>
+        </w:rPr>
+        <w:t xml:space="preserve">LMR </w:t>
+      </w:r>
+      <w:r>
+        <w:rPr>
+          <w:rFonts w:ascii="Times New Roman" w:hAnsi="Times New Roman"/>
+          <w:sz w:val="28"/>
+          <w:szCs w:val="28"/>
+        </w:rPr>
+        <w:t>等激进剪枝技术如果条件设置不够精细，也可能在战术局面中误剪关键变化。</w:t>
       </w:r>
     </w:p>
     <w:p>
@@ -12583,27 +14774,19 @@
       </w:pPr>
       <w:r>
         <w:rPr>
-          <w:rFonts w:ascii="Times New Roman" w:hAnsi="Times New Roman"/>
-          <w:sz w:val="28"/>
-          <w:szCs w:val="28"/>
-        </w:rPr>
-        <w:t>其次，搜索算法虽然加入了多种剪枝优化，但整体复杂度仍然较高，面对分支数较大的中盘复杂局面时，搜索深度和稳定性仍受时间限制影响明显；空步裁剪、</w:t>
-      </w:r>
-      <w:r>
-        <w:rPr>
-          <w:rFonts w:ascii="Times New Roman" w:hAnsi="Times New Roman"/>
-          <w:sz w:val="28"/>
-          <w:szCs w:val="28"/>
-        </w:rPr>
-        <w:t xml:space="preserve">LMR </w:t>
-      </w:r>
-      <w:r>
-        <w:rPr>
-          <w:rFonts w:ascii="Times New Roman" w:hAnsi="Times New Roman"/>
-          <w:sz w:val="28"/>
-          <w:szCs w:val="28"/>
-        </w:rPr>
-        <w:t>等激进剪枝技术如果条件设置不够精细，也可能在战术局面中误剪关键变化。</w:t>
+          <w:rFonts w:ascii="Times New Roman" w:hAnsi="Times New Roman" w:hint="eastAsia"/>
+          <w:sz w:val="28"/>
+          <w:szCs w:val="28"/>
+        </w:rPr>
+        <w:t>最后</w:t>
+      </w:r>
+      <w:r>
+        <w:rPr>
+          <w:rFonts w:ascii="Times New Roman" w:hAnsi="Times New Roman"/>
+          <w:sz w:val="28"/>
+          <w:szCs w:val="28"/>
+        </w:rPr>
+        <w:t>，当前程序的开局库和评估体系更多服务于规则型搜索，并未结合机器学习、蒙特卡罗搜索或自对弈优化，因此程序棋力提升仍依赖人工经验和局部调试。</w:t>
       </w:r>
     </w:p>
     <w:p>
@@ -12615,22 +14798,6 @@
           <w:szCs w:val="28"/>
         </w:rPr>
       </w:pPr>
-      <w:r>
-        <w:rPr>
-          <w:rFonts w:ascii="Times New Roman" w:hAnsi="Times New Roman" w:hint="eastAsia"/>
-          <w:sz w:val="28"/>
-          <w:szCs w:val="28"/>
-        </w:rPr>
-        <w:t>最后</w:t>
-      </w:r>
-      <w:r>
-        <w:rPr>
-          <w:rFonts w:ascii="Times New Roman" w:hAnsi="Times New Roman"/>
-          <w:sz w:val="28"/>
-          <w:szCs w:val="28"/>
-        </w:rPr>
-        <w:t>，当前程序的开局库和评估体系更多服务于规则型搜索，并未结合机器学习、蒙特卡罗搜索或自对弈优化，因此程序棋力提升仍依赖人工经验和局部调试。</w:t>
-      </w:r>
     </w:p>
     <w:p>
       <w:pPr>
@@ -12664,29 +14831,18 @@
     </w:p>
     <w:p>
       <w:pPr>
-        <w:ind w:firstLineChars="200" w:firstLine="560"/>
-        <w:rPr>
-          <w:rFonts w:ascii="Times New Roman" w:hAnsi="Times New Roman" w:hint="eastAsia"/>
-          <w:sz w:val="28"/>
-          <w:szCs w:val="28"/>
-        </w:rPr>
-      </w:pPr>
-    </w:p>
-    <w:p>
-      <w:pPr>
-        <w:rPr>
-          <w:rFonts w:ascii="Times New Roman" w:hAnsi="Times New Roman" w:hint="eastAsia"/>
-          <w:sz w:val="28"/>
-          <w:szCs w:val="28"/>
-        </w:rPr>
-      </w:pPr>
-      <w:r>
-        <w:rPr>
-          <w:rFonts w:ascii="Times New Roman" w:hAnsi="Times New Roman" w:hint="eastAsia"/>
-          <w:sz w:val="28"/>
-          <w:szCs w:val="28"/>
-        </w:rPr>
-        <w:lastRenderedPageBreak/>
+        <w:rPr>
+          <w:rFonts w:ascii="Times New Roman" w:hAnsi="Times New Roman"/>
+          <w:sz w:val="28"/>
+          <w:szCs w:val="28"/>
+        </w:rPr>
+      </w:pPr>
+      <w:r>
+        <w:rPr>
+          <w:rFonts w:ascii="Times New Roman" w:hAnsi="Times New Roman" w:hint="eastAsia"/>
+          <w:sz w:val="28"/>
+          <w:szCs w:val="28"/>
+        </w:rPr>
         <w:t>4</w:t>
       </w:r>
       <w:r>
@@ -12907,6 +15063,7 @@
           <w:sz w:val="28"/>
           <w:szCs w:val="28"/>
         </w:rPr>
+        <w:lastRenderedPageBreak/>
         <w:t>具体内容为：</w:t>
       </w:r>
     </w:p>
@@ -13283,8 +15440,220 @@
           <w:sz w:val="28"/>
           <w:szCs w:val="28"/>
         </w:rPr>
+        <w:t xml:space="preserve">5.3 </w:t>
+      </w:r>
+      <w:r>
+        <w:rPr>
+          <w:rFonts w:ascii="Times New Roman" w:hAnsi="Times New Roman" w:hint="eastAsia"/>
+          <w:sz w:val="28"/>
+          <w:szCs w:val="28"/>
+        </w:rPr>
+        <w:t>AI</w:t>
+      </w:r>
+      <w:r>
+        <w:rPr>
+          <w:rFonts w:ascii="Times New Roman" w:hAnsi="Times New Roman" w:hint="eastAsia"/>
+          <w:sz w:val="28"/>
+          <w:szCs w:val="28"/>
+        </w:rPr>
+        <w:t>辅助调试</w:t>
+      </w:r>
+    </w:p>
+    <w:p>
+      <w:pPr>
+        <w:ind w:firstLineChars="200" w:firstLine="560"/>
+        <w:rPr>
+          <w:rFonts w:ascii="Times New Roman" w:hAnsi="Times New Roman"/>
+          <w:sz w:val="28"/>
+          <w:szCs w:val="28"/>
+        </w:rPr>
+      </w:pPr>
+      <w:r>
+        <w:rPr>
+          <w:rFonts w:ascii="Times New Roman" w:hAnsi="Times New Roman" w:hint="eastAsia"/>
+          <w:sz w:val="28"/>
+          <w:szCs w:val="28"/>
+        </w:rPr>
+        <w:t>本程序在程序运行与实践中采用</w:t>
+      </w:r>
+      <w:r>
+        <w:rPr>
+          <w:rFonts w:ascii="Times New Roman" w:hAnsi="Times New Roman" w:hint="eastAsia"/>
+          <w:sz w:val="28"/>
+          <w:szCs w:val="28"/>
+        </w:rPr>
+        <w:t>AI</w:t>
+      </w:r>
+      <w:r>
+        <w:rPr>
+          <w:rFonts w:ascii="Times New Roman" w:hAnsi="Times New Roman" w:hint="eastAsia"/>
+          <w:sz w:val="28"/>
+          <w:szCs w:val="28"/>
+        </w:rPr>
+        <w:t>辅助调试。</w:t>
+      </w:r>
+    </w:p>
+    <w:p>
+      <w:pPr>
+        <w:rPr>
+          <w:rFonts w:ascii="Times New Roman" w:hAnsi="Times New Roman"/>
+          <w:sz w:val="28"/>
+          <w:szCs w:val="28"/>
+        </w:rPr>
+      </w:pPr>
+      <w:r>
+        <w:rPr>
+          <w:rFonts w:ascii="Times New Roman" w:hAnsi="Times New Roman" w:hint="eastAsia"/>
+          <w:sz w:val="28"/>
+          <w:szCs w:val="28"/>
+        </w:rPr>
+        <w:t>具体内容为：</w:t>
+      </w:r>
+    </w:p>
+    <w:p>
+      <w:pPr>
+        <w:ind w:firstLineChars="200" w:firstLine="560"/>
+        <w:rPr>
+          <w:rFonts w:ascii="Times New Roman" w:hAnsi="Times New Roman"/>
+          <w:sz w:val="28"/>
+          <w:szCs w:val="28"/>
+        </w:rPr>
+      </w:pPr>
+      <w:r>
+        <w:rPr>
+          <w:rFonts w:ascii="Times New Roman" w:hAnsi="Times New Roman" w:hint="eastAsia"/>
+          <w:sz w:val="28"/>
+          <w:szCs w:val="28"/>
+        </w:rPr>
+        <w:t>在程序的调试环节，参考</w:t>
+      </w:r>
+      <w:r>
+        <w:rPr>
+          <w:rFonts w:ascii="Times New Roman" w:hAnsi="Times New Roman" w:hint="eastAsia"/>
+          <w:sz w:val="28"/>
+          <w:szCs w:val="28"/>
+        </w:rPr>
+        <w:t>AI</w:t>
+      </w:r>
+      <w:r>
+        <w:rPr>
+          <w:rFonts w:ascii="Times New Roman" w:hAnsi="Times New Roman" w:hint="eastAsia"/>
+          <w:sz w:val="28"/>
+          <w:szCs w:val="28"/>
+        </w:rPr>
+        <w:t>提示在当前程序引入多处异常和异常捕获。并参考</w:t>
+      </w:r>
+      <w:r>
+        <w:rPr>
+          <w:rFonts w:ascii="Times New Roman" w:hAnsi="Times New Roman" w:hint="eastAsia"/>
+          <w:sz w:val="28"/>
+          <w:szCs w:val="28"/>
+        </w:rPr>
+        <w:t>AI</w:t>
+      </w:r>
+      <w:r>
+        <w:rPr>
+          <w:rFonts w:ascii="Times New Roman" w:hAnsi="Times New Roman" w:hint="eastAsia"/>
+          <w:sz w:val="28"/>
+          <w:szCs w:val="28"/>
+        </w:rPr>
+        <w:t>思路和部分提示，在</w:t>
+      </w:r>
+      <w:r>
+        <w:rPr>
+          <w:rFonts w:ascii="Times New Roman" w:hAnsi="Times New Roman" w:hint="eastAsia"/>
+          <w:sz w:val="28"/>
+          <w:szCs w:val="28"/>
+        </w:rPr>
+        <w:t>AI</w:t>
+      </w:r>
+      <w:r>
+        <w:rPr>
+          <w:rFonts w:ascii="Times New Roman" w:hAnsi="Times New Roman" w:hint="eastAsia"/>
+          <w:sz w:val="28"/>
+          <w:szCs w:val="28"/>
+        </w:rPr>
+        <w:t>辅助下增加了在</w:t>
+      </w:r>
+      <w:proofErr w:type="spellStart"/>
+      <w:r>
+        <w:rPr>
+          <w:rFonts w:ascii="Times New Roman" w:hAnsi="Times New Roman" w:hint="eastAsia"/>
+          <w:sz w:val="28"/>
+          <w:szCs w:val="28"/>
+        </w:rPr>
+        <w:t>Botzone</w:t>
+      </w:r>
+      <w:proofErr w:type="spellEnd"/>
+      <w:r>
+        <w:rPr>
+          <w:rFonts w:ascii="Times New Roman" w:hAnsi="Times New Roman" w:hint="eastAsia"/>
+          <w:sz w:val="28"/>
+          <w:szCs w:val="28"/>
+        </w:rPr>
+        <w:t>上输出调试信息的语句，完善在</w:t>
+      </w:r>
+      <w:proofErr w:type="spellStart"/>
+      <w:r>
+        <w:rPr>
+          <w:rFonts w:ascii="Times New Roman" w:hAnsi="Times New Roman" w:hint="eastAsia"/>
+          <w:sz w:val="28"/>
+          <w:szCs w:val="28"/>
+        </w:rPr>
+        <w:t>Botzone</w:t>
+      </w:r>
+      <w:proofErr w:type="spellEnd"/>
+      <w:r>
+        <w:rPr>
+          <w:rFonts w:ascii="Times New Roman" w:hAnsi="Times New Roman" w:hint="eastAsia"/>
+          <w:sz w:val="28"/>
+          <w:szCs w:val="28"/>
+        </w:rPr>
+        <w:t>中调试内容。</w:t>
+      </w:r>
+    </w:p>
+    <w:p>
+      <w:pPr>
+        <w:rPr>
+          <w:rFonts w:ascii="Times New Roman" w:hAnsi="Times New Roman"/>
+          <w:sz w:val="28"/>
+          <w:szCs w:val="28"/>
+        </w:rPr>
+      </w:pPr>
+      <w:r>
+        <w:rPr>
+          <w:rFonts w:ascii="Times New Roman" w:hAnsi="Times New Roman" w:hint="eastAsia"/>
+          <w:sz w:val="28"/>
+          <w:szCs w:val="28"/>
+        </w:rPr>
         <w:lastRenderedPageBreak/>
-        <w:t xml:space="preserve">5.3 </w:t>
+        <w:t>5.4 AI</w:t>
+      </w:r>
+      <w:r>
+        <w:rPr>
+          <w:rFonts w:ascii="Times New Roman" w:hAnsi="Times New Roman" w:hint="eastAsia"/>
+          <w:sz w:val="28"/>
+          <w:szCs w:val="28"/>
+        </w:rPr>
+        <w:t>辅助代码审查</w:t>
+      </w:r>
+    </w:p>
+    <w:p>
+      <w:pPr>
+        <w:ind w:firstLineChars="200" w:firstLine="560"/>
+        <w:rPr>
+          <w:rFonts w:ascii="Times New Roman" w:hAnsi="Times New Roman"/>
+          <w:sz w:val="28"/>
+          <w:szCs w:val="28"/>
+        </w:rPr>
+      </w:pPr>
+      <w:r>
+        <w:rPr>
+          <w:rFonts w:ascii="Times New Roman" w:hAnsi="Times New Roman" w:hint="eastAsia"/>
+          <w:sz w:val="28"/>
+          <w:szCs w:val="28"/>
+        </w:rPr>
+        <w:t>本程序在程序采用</w:t>
       </w:r>
       <w:r>
         <w:rPr>
@@ -13300,25 +15669,49 @@
           <w:sz w:val="28"/>
           <w:szCs w:val="28"/>
         </w:rPr>
-        <w:t>辅助调试</w:t>
-      </w:r>
-    </w:p>
-    <w:p>
-      <w:pPr>
-        <w:ind w:firstLineChars="200" w:firstLine="560"/>
-        <w:rPr>
-          <w:rFonts w:ascii="Times New Roman" w:hAnsi="Times New Roman"/>
-          <w:sz w:val="28"/>
-          <w:szCs w:val="28"/>
-        </w:rPr>
-      </w:pPr>
-      <w:r>
-        <w:rPr>
-          <w:rFonts w:ascii="Times New Roman" w:hAnsi="Times New Roman" w:hint="eastAsia"/>
-          <w:sz w:val="28"/>
-          <w:szCs w:val="28"/>
-        </w:rPr>
-        <w:t>本程序在程序运行与实践中采用</w:t>
+        <w:t>辅助纠错审查。</w:t>
+      </w:r>
+    </w:p>
+    <w:p>
+      <w:pPr>
+        <w:rPr>
+          <w:rFonts w:ascii="Times New Roman" w:hAnsi="Times New Roman"/>
+          <w:sz w:val="28"/>
+          <w:szCs w:val="28"/>
+        </w:rPr>
+      </w:pPr>
+      <w:r>
+        <w:rPr>
+          <w:rFonts w:ascii="Times New Roman" w:hAnsi="Times New Roman" w:hint="eastAsia"/>
+          <w:sz w:val="28"/>
+          <w:szCs w:val="28"/>
+        </w:rPr>
+        <w:t>具体表现为：</w:t>
+      </w:r>
+    </w:p>
+    <w:p>
+      <w:pPr>
+        <w:rPr>
+          <w:rFonts w:ascii="Times New Roman" w:hAnsi="Times New Roman"/>
+          <w:sz w:val="28"/>
+          <w:szCs w:val="28"/>
+        </w:rPr>
+      </w:pPr>
+      <w:r>
+        <w:rPr>
+          <w:rFonts w:ascii="Times New Roman" w:hAnsi="Times New Roman"/>
+          <w:sz w:val="28"/>
+          <w:szCs w:val="28"/>
+        </w:rPr>
+        <w:tab/>
+      </w:r>
+      <w:r>
+        <w:rPr>
+          <w:rFonts w:ascii="Times New Roman" w:hAnsi="Times New Roman" w:hint="eastAsia"/>
+          <w:sz w:val="28"/>
+          <w:szCs w:val="28"/>
+        </w:rPr>
+        <w:t>在程序运行遇到较为隐蔽问题（如搜索排序异常）且未被人工识别导致程序未能正确将搜索结果排序，在使用</w:t>
       </w:r>
       <w:r>
         <w:rPr>
@@ -13334,42 +15727,108 @@
           <w:sz w:val="28"/>
           <w:szCs w:val="28"/>
         </w:rPr>
-        <w:t>辅助调试。</w:t>
-      </w:r>
-    </w:p>
-    <w:p>
-      <w:pPr>
-        <w:rPr>
-          <w:rFonts w:ascii="Times New Roman" w:hAnsi="Times New Roman"/>
-          <w:sz w:val="28"/>
-          <w:szCs w:val="28"/>
-        </w:rPr>
-      </w:pPr>
-      <w:r>
-        <w:rPr>
-          <w:rFonts w:ascii="Times New Roman" w:hAnsi="Times New Roman" w:hint="eastAsia"/>
-          <w:sz w:val="28"/>
-          <w:szCs w:val="28"/>
-        </w:rPr>
-        <w:t>具体内容为：</w:t>
-      </w:r>
-    </w:p>
-    <w:p>
-      <w:pPr>
-        <w:ind w:firstLineChars="200" w:firstLine="560"/>
-        <w:rPr>
-          <w:rFonts w:ascii="Times New Roman" w:hAnsi="Times New Roman"/>
-          <w:sz w:val="28"/>
-          <w:szCs w:val="28"/>
-        </w:rPr>
-      </w:pPr>
-      <w:r>
-        <w:rPr>
-          <w:rFonts w:ascii="Times New Roman" w:hAnsi="Times New Roman" w:hint="eastAsia"/>
-          <w:sz w:val="28"/>
-          <w:szCs w:val="28"/>
-        </w:rPr>
-        <w:t>在程序的调试环节，参考</w:t>
+        <w:t>审查代码找出致命问题并辅助修正，解决错误使程序正确运行。</w:t>
+      </w:r>
+    </w:p>
+    <w:p>
+      <w:pPr>
+        <w:rPr>
+          <w:rFonts w:ascii="Times New Roman" w:hAnsi="Times New Roman"/>
+          <w:sz w:val="28"/>
+          <w:szCs w:val="28"/>
+        </w:rPr>
+      </w:pPr>
+    </w:p>
+    <w:p>
+      <w:pPr>
+        <w:rPr>
+          <w:rFonts w:ascii="Times New Roman" w:hAnsi="Times New Roman"/>
+          <w:sz w:val="28"/>
+          <w:szCs w:val="28"/>
+        </w:rPr>
+      </w:pPr>
+      <w:r>
+        <w:rPr>
+          <w:rFonts w:ascii="Times New Roman" w:hAnsi="Times New Roman" w:hint="eastAsia"/>
+          <w:sz w:val="28"/>
+          <w:szCs w:val="28"/>
+        </w:rPr>
+        <w:t>5.5 AI</w:t>
+      </w:r>
+      <w:r>
+        <w:rPr>
+          <w:rFonts w:ascii="Times New Roman" w:hAnsi="Times New Roman" w:hint="eastAsia"/>
+          <w:sz w:val="28"/>
+          <w:szCs w:val="28"/>
+        </w:rPr>
+        <w:t>辅助资料查阅与解析</w:t>
+      </w:r>
+    </w:p>
+    <w:p>
+      <w:pPr>
+        <w:rPr>
+          <w:rFonts w:ascii="Times New Roman" w:hAnsi="Times New Roman"/>
+          <w:sz w:val="28"/>
+          <w:szCs w:val="28"/>
+        </w:rPr>
+      </w:pPr>
+      <w:r>
+        <w:rPr>
+          <w:rFonts w:ascii="Times New Roman" w:hAnsi="Times New Roman"/>
+          <w:sz w:val="28"/>
+          <w:szCs w:val="28"/>
+        </w:rPr>
+        <w:tab/>
+      </w:r>
+      <w:r>
+        <w:rPr>
+          <w:rFonts w:ascii="Times New Roman" w:hAnsi="Times New Roman" w:hint="eastAsia"/>
+          <w:sz w:val="28"/>
+          <w:szCs w:val="28"/>
+        </w:rPr>
+        <w:t>本程序在早期资料查询与思路构建期间提供辅助搜索与解析</w:t>
+      </w:r>
+    </w:p>
+    <w:p>
+      <w:pPr>
+        <w:rPr>
+          <w:rFonts w:ascii="Times New Roman" w:hAnsi="Times New Roman"/>
+          <w:sz w:val="28"/>
+          <w:szCs w:val="28"/>
+        </w:rPr>
+      </w:pPr>
+      <w:r>
+        <w:rPr>
+          <w:rFonts w:ascii="Times New Roman" w:hAnsi="Times New Roman" w:hint="eastAsia"/>
+          <w:sz w:val="28"/>
+          <w:szCs w:val="28"/>
+        </w:rPr>
+        <w:t>具体表现为：</w:t>
+      </w:r>
+    </w:p>
+    <w:p>
+      <w:pPr>
+        <w:rPr>
+          <w:rFonts w:ascii="Times New Roman" w:hAnsi="Times New Roman"/>
+          <w:sz w:val="28"/>
+          <w:szCs w:val="28"/>
+        </w:rPr>
+      </w:pPr>
+      <w:r>
+        <w:rPr>
+          <w:rFonts w:ascii="Times New Roman" w:hAnsi="Times New Roman"/>
+          <w:sz w:val="28"/>
+          <w:szCs w:val="28"/>
+        </w:rPr>
+        <w:tab/>
+      </w:r>
+      <w:r>
+        <w:rPr>
+          <w:rFonts w:ascii="Times New Roman" w:hAnsi="Times New Roman" w:hint="eastAsia"/>
+          <w:sz w:val="28"/>
+          <w:szCs w:val="28"/>
+        </w:rPr>
+        <w:t>部分文献与算法思路由</w:t>
       </w:r>
       <w:r>
         <w:rPr>
@@ -13385,7 +15844,7 @@
           <w:sz w:val="28"/>
           <w:szCs w:val="28"/>
         </w:rPr>
-        <w:t>提示在当前程序引入多处异常和异常捕获。并参考</w:t>
+        <w:t>辅助整理并提出构建意见（如在静态搜索中的不良剪枝相关资料），在</w:t>
       </w:r>
       <w:r>
         <w:rPr>
@@ -13401,304 +15860,6 @@
           <w:sz w:val="28"/>
           <w:szCs w:val="28"/>
         </w:rPr>
-        <w:t>思路和部分提示，在</w:t>
-      </w:r>
-      <w:r>
-        <w:rPr>
-          <w:rFonts w:ascii="Times New Roman" w:hAnsi="Times New Roman" w:hint="eastAsia"/>
-          <w:sz w:val="28"/>
-          <w:szCs w:val="28"/>
-        </w:rPr>
-        <w:t>AI</w:t>
-      </w:r>
-      <w:r>
-        <w:rPr>
-          <w:rFonts w:ascii="Times New Roman" w:hAnsi="Times New Roman" w:hint="eastAsia"/>
-          <w:sz w:val="28"/>
-          <w:szCs w:val="28"/>
-        </w:rPr>
-        <w:t>辅助下增加了在</w:t>
-      </w:r>
-      <w:r>
-        <w:rPr>
-          <w:rFonts w:ascii="Times New Roman" w:hAnsi="Times New Roman" w:hint="eastAsia"/>
-          <w:sz w:val="28"/>
-          <w:szCs w:val="28"/>
-        </w:rPr>
-        <w:t>Botzone</w:t>
-      </w:r>
-      <w:r>
-        <w:rPr>
-          <w:rFonts w:ascii="Times New Roman" w:hAnsi="Times New Roman" w:hint="eastAsia"/>
-          <w:sz w:val="28"/>
-          <w:szCs w:val="28"/>
-        </w:rPr>
-        <w:t>上输出调试信息的语句，完善在</w:t>
-      </w:r>
-      <w:r>
-        <w:rPr>
-          <w:rFonts w:ascii="Times New Roman" w:hAnsi="Times New Roman" w:hint="eastAsia"/>
-          <w:sz w:val="28"/>
-          <w:szCs w:val="28"/>
-        </w:rPr>
-        <w:t>Botzone</w:t>
-      </w:r>
-      <w:r>
-        <w:rPr>
-          <w:rFonts w:ascii="Times New Roman" w:hAnsi="Times New Roman" w:hint="eastAsia"/>
-          <w:sz w:val="28"/>
-          <w:szCs w:val="28"/>
-        </w:rPr>
-        <w:t>中调试内容。</w:t>
-      </w:r>
-    </w:p>
-    <w:p>
-      <w:pPr>
-        <w:rPr>
-          <w:rFonts w:ascii="Times New Roman" w:hAnsi="Times New Roman"/>
-          <w:sz w:val="28"/>
-          <w:szCs w:val="28"/>
-        </w:rPr>
-      </w:pPr>
-      <w:r>
-        <w:rPr>
-          <w:rFonts w:ascii="Times New Roman" w:hAnsi="Times New Roman" w:hint="eastAsia"/>
-          <w:sz w:val="28"/>
-          <w:szCs w:val="28"/>
-        </w:rPr>
-        <w:t>5.4 AI</w:t>
-      </w:r>
-      <w:r>
-        <w:rPr>
-          <w:rFonts w:ascii="Times New Roman" w:hAnsi="Times New Roman" w:hint="eastAsia"/>
-          <w:sz w:val="28"/>
-          <w:szCs w:val="28"/>
-        </w:rPr>
-        <w:t>辅助代码审查</w:t>
-      </w:r>
-    </w:p>
-    <w:p>
-      <w:pPr>
-        <w:ind w:firstLineChars="200" w:firstLine="560"/>
-        <w:rPr>
-          <w:rFonts w:ascii="Times New Roman" w:hAnsi="Times New Roman"/>
-          <w:sz w:val="28"/>
-          <w:szCs w:val="28"/>
-        </w:rPr>
-      </w:pPr>
-      <w:r>
-        <w:rPr>
-          <w:rFonts w:ascii="Times New Roman" w:hAnsi="Times New Roman" w:hint="eastAsia"/>
-          <w:sz w:val="28"/>
-          <w:szCs w:val="28"/>
-        </w:rPr>
-        <w:t>本程序在程序采用</w:t>
-      </w:r>
-      <w:r>
-        <w:rPr>
-          <w:rFonts w:ascii="Times New Roman" w:hAnsi="Times New Roman" w:hint="eastAsia"/>
-          <w:sz w:val="28"/>
-          <w:szCs w:val="28"/>
-        </w:rPr>
-        <w:t>AI</w:t>
-      </w:r>
-      <w:r>
-        <w:rPr>
-          <w:rFonts w:ascii="Times New Roman" w:hAnsi="Times New Roman" w:hint="eastAsia"/>
-          <w:sz w:val="28"/>
-          <w:szCs w:val="28"/>
-        </w:rPr>
-        <w:t>辅助纠错审查。</w:t>
-      </w:r>
-    </w:p>
-    <w:p>
-      <w:pPr>
-        <w:rPr>
-          <w:rFonts w:ascii="Times New Roman" w:hAnsi="Times New Roman"/>
-          <w:sz w:val="28"/>
-          <w:szCs w:val="28"/>
-        </w:rPr>
-      </w:pPr>
-      <w:r>
-        <w:rPr>
-          <w:rFonts w:ascii="Times New Roman" w:hAnsi="Times New Roman" w:hint="eastAsia"/>
-          <w:sz w:val="28"/>
-          <w:szCs w:val="28"/>
-        </w:rPr>
-        <w:t>具体表现为：</w:t>
-      </w:r>
-    </w:p>
-    <w:p>
-      <w:pPr>
-        <w:rPr>
-          <w:rFonts w:ascii="Times New Roman" w:hAnsi="Times New Roman"/>
-          <w:sz w:val="28"/>
-          <w:szCs w:val="28"/>
-        </w:rPr>
-      </w:pPr>
-      <w:r>
-        <w:rPr>
-          <w:rFonts w:ascii="Times New Roman" w:hAnsi="Times New Roman"/>
-          <w:sz w:val="28"/>
-          <w:szCs w:val="28"/>
-        </w:rPr>
-        <w:tab/>
-      </w:r>
-      <w:r>
-        <w:rPr>
-          <w:rFonts w:ascii="Times New Roman" w:hAnsi="Times New Roman" w:hint="eastAsia"/>
-          <w:sz w:val="28"/>
-          <w:szCs w:val="28"/>
-        </w:rPr>
-        <w:t>在程序运行遇到较为隐蔽问题（如搜索排序异常）且未被人工识别导致程序未能正确将搜索结果排序，在使用</w:t>
-      </w:r>
-      <w:r>
-        <w:rPr>
-          <w:rFonts w:ascii="Times New Roman" w:hAnsi="Times New Roman" w:hint="eastAsia"/>
-          <w:sz w:val="28"/>
-          <w:szCs w:val="28"/>
-        </w:rPr>
-        <w:t>AI</w:t>
-      </w:r>
-      <w:r>
-        <w:rPr>
-          <w:rFonts w:ascii="Times New Roman" w:hAnsi="Times New Roman" w:hint="eastAsia"/>
-          <w:sz w:val="28"/>
-          <w:szCs w:val="28"/>
-        </w:rPr>
-        <w:t>审查代码找出致命问题并辅助修正，解决错误使程序正确运行。</w:t>
-      </w:r>
-    </w:p>
-    <w:p>
-      <w:pPr>
-        <w:rPr>
-          <w:rFonts w:ascii="Times New Roman" w:hAnsi="Times New Roman"/>
-          <w:sz w:val="28"/>
-          <w:szCs w:val="28"/>
-        </w:rPr>
-      </w:pPr>
-    </w:p>
-    <w:p>
-      <w:pPr>
-        <w:rPr>
-          <w:rFonts w:ascii="Times New Roman" w:hAnsi="Times New Roman"/>
-          <w:sz w:val="28"/>
-          <w:szCs w:val="28"/>
-        </w:rPr>
-      </w:pPr>
-      <w:r>
-        <w:rPr>
-          <w:rFonts w:ascii="Times New Roman" w:hAnsi="Times New Roman" w:hint="eastAsia"/>
-          <w:sz w:val="28"/>
-          <w:szCs w:val="28"/>
-        </w:rPr>
-        <w:t>5.5 AI</w:t>
-      </w:r>
-      <w:r>
-        <w:rPr>
-          <w:rFonts w:ascii="Times New Roman" w:hAnsi="Times New Roman" w:hint="eastAsia"/>
-          <w:sz w:val="28"/>
-          <w:szCs w:val="28"/>
-        </w:rPr>
-        <w:t>辅助资料查阅与解析</w:t>
-      </w:r>
-    </w:p>
-    <w:p>
-      <w:pPr>
-        <w:rPr>
-          <w:rFonts w:ascii="Times New Roman" w:hAnsi="Times New Roman"/>
-          <w:sz w:val="28"/>
-          <w:szCs w:val="28"/>
-        </w:rPr>
-      </w:pPr>
-      <w:r>
-        <w:rPr>
-          <w:rFonts w:ascii="Times New Roman" w:hAnsi="Times New Roman"/>
-          <w:sz w:val="28"/>
-          <w:szCs w:val="28"/>
-        </w:rPr>
-        <w:tab/>
-      </w:r>
-      <w:r>
-        <w:rPr>
-          <w:rFonts w:ascii="Times New Roman" w:hAnsi="Times New Roman" w:hint="eastAsia"/>
-          <w:sz w:val="28"/>
-          <w:szCs w:val="28"/>
-        </w:rPr>
-        <w:t>本程序在早期资料查询与思路构建期间提供辅助搜索与解析</w:t>
-      </w:r>
-    </w:p>
-    <w:p>
-      <w:pPr>
-        <w:rPr>
-          <w:rFonts w:ascii="Times New Roman" w:hAnsi="Times New Roman"/>
-          <w:sz w:val="28"/>
-          <w:szCs w:val="28"/>
-        </w:rPr>
-      </w:pPr>
-      <w:r>
-        <w:rPr>
-          <w:rFonts w:ascii="Times New Roman" w:hAnsi="Times New Roman" w:hint="eastAsia"/>
-          <w:sz w:val="28"/>
-          <w:szCs w:val="28"/>
-        </w:rPr>
-        <w:t>具体表现为：</w:t>
-      </w:r>
-    </w:p>
-    <w:p>
-      <w:pPr>
-        <w:rPr>
-          <w:rFonts w:ascii="Times New Roman" w:hAnsi="Times New Roman"/>
-          <w:sz w:val="28"/>
-          <w:szCs w:val="28"/>
-        </w:rPr>
-      </w:pPr>
-      <w:r>
-        <w:rPr>
-          <w:rFonts w:ascii="Times New Roman" w:hAnsi="Times New Roman"/>
-          <w:sz w:val="28"/>
-          <w:szCs w:val="28"/>
-        </w:rPr>
-        <w:tab/>
-      </w:r>
-      <w:r>
-        <w:rPr>
-          <w:rFonts w:ascii="Times New Roman" w:hAnsi="Times New Roman" w:hint="eastAsia"/>
-          <w:sz w:val="28"/>
-          <w:szCs w:val="28"/>
-        </w:rPr>
-        <w:t>部分文献与算法思路由</w:t>
-      </w:r>
-      <w:r>
-        <w:rPr>
-          <w:rFonts w:ascii="Times New Roman" w:hAnsi="Times New Roman" w:hint="eastAsia"/>
-          <w:sz w:val="28"/>
-          <w:szCs w:val="28"/>
-        </w:rPr>
-        <w:t>AI</w:t>
-      </w:r>
-      <w:r>
-        <w:rPr>
-          <w:rFonts w:ascii="Times New Roman" w:hAnsi="Times New Roman" w:hint="eastAsia"/>
-          <w:sz w:val="28"/>
-          <w:szCs w:val="28"/>
-        </w:rPr>
-        <w:t>辅助整理并提出构建意见（如在静态搜索中的不良剪枝相关资料），在</w:t>
-      </w:r>
-      <w:r>
-        <w:rPr>
-          <w:rFonts w:ascii="Times New Roman" w:hAnsi="Times New Roman" w:hint="eastAsia"/>
-          <w:sz w:val="28"/>
-          <w:szCs w:val="28"/>
-        </w:rPr>
-        <w:t>AI</w:t>
-      </w:r>
-      <w:r>
-        <w:rPr>
-          <w:rFonts w:ascii="Times New Roman" w:hAnsi="Times New Roman" w:hint="eastAsia"/>
-          <w:sz w:val="28"/>
-          <w:szCs w:val="28"/>
-        </w:rPr>
         <w:t>辅助下综合了多种思路并选取优解</w:t>
       </w:r>
       <w:r>
@@ -13803,7 +15964,7 @@
     <w:p>
       <w:pPr>
         <w:rPr>
-          <w:rFonts w:ascii="Times New Roman" w:hAnsi="Times New Roman" w:hint="eastAsia"/>
+          <w:rFonts w:ascii="Times New Roman" w:hAnsi="Times New Roman"/>
           <w:sz w:val="28"/>
           <w:szCs w:val="28"/>
         </w:rPr>
@@ -13888,7 +16049,7 @@
           <w:szCs w:val="28"/>
         </w:rPr>
       </w:pPr>
-      <w:hyperlink r:id="rId22" w:history="1">
+      <w:hyperlink r:id="rId27" w:history="1">
         <w:r>
           <w:rPr>
             <w:rStyle w:val="a8"/>
@@ -13924,7 +16085,7 @@
           <w:szCs w:val="28"/>
         </w:rPr>
       </w:pPr>
-      <w:hyperlink r:id="rId23" w:history="1">
+      <w:hyperlink r:id="rId28" w:history="1">
         <w:r>
           <w:rPr>
             <w:rStyle w:val="a8"/>
@@ -13985,7 +16146,7 @@
           <w:szCs w:val="28"/>
         </w:rPr>
       </w:pPr>
-      <w:hyperlink r:id="rId24" w:history="1">
+      <w:hyperlink r:id="rId29" w:history="1">
         <w:r>
           <w:rPr>
             <w:rStyle w:val="a8"/>
@@ -14038,7 +16199,7 @@
           <w:szCs w:val="28"/>
         </w:rPr>
       </w:pPr>
-      <w:hyperlink r:id="rId25" w:history="1">
+      <w:hyperlink r:id="rId30" w:anchor="resources" w:history="1">
         <w:r>
           <w:rPr>
             <w:rStyle w:val="a8"/>
@@ -14074,7 +16235,7 @@
           <w:szCs w:val="28"/>
         </w:rPr>
       </w:pPr>
-      <w:hyperlink r:id="rId26" w:history="1">
+      <w:hyperlink r:id="rId31" w:history="1">
         <w:r>
           <w:rPr>
             <w:rStyle w:val="a8"/>
@@ -14110,7 +16271,7 @@
           <w:szCs w:val="28"/>
         </w:rPr>
       </w:pPr>
-      <w:hyperlink r:id="rId27" w:history="1">
+      <w:hyperlink r:id="rId32" w:history="1">
         <w:r>
           <w:rPr>
             <w:rStyle w:val="a8"/>
@@ -14155,7 +16316,7 @@
           <w:szCs w:val="28"/>
         </w:rPr>
       </w:pPr>
-      <w:hyperlink r:id="rId28" w:history="1">
+      <w:hyperlink r:id="rId33" w:history="1">
         <w:r>
           <w:rPr>
             <w:rStyle w:val="a8"/>
@@ -14199,7 +16360,7 @@
           <w:szCs w:val="28"/>
         </w:rPr>
       </w:pPr>
-      <w:hyperlink r:id="rId29" w:history="1">
+      <w:hyperlink r:id="rId34" w:history="1">
         <w:r>
           <w:rPr>
             <w:rStyle w:val="a8"/>
@@ -14245,7 +16406,7 @@
           <w:szCs w:val="28"/>
         </w:rPr>
       </w:pPr>
-      <w:hyperlink r:id="rId30" w:history="1">
+      <w:hyperlink r:id="rId35" w:history="1">
         <w:r>
           <w:rPr>
             <w:rStyle w:val="a8"/>
@@ -14260,17 +16421,18 @@
     <w:p>
       <w:pPr>
         <w:rPr>
-          <w:rFonts w:ascii="Times New Roman" w:hAnsi="Times New Roman" w:hint="eastAsia"/>
-          <w:sz w:val="28"/>
-          <w:szCs w:val="28"/>
-        </w:rPr>
-      </w:pPr>
-      <w:r>
-        <w:rPr>
-          <w:rFonts w:ascii="Times New Roman" w:hAnsi="Times New Roman" w:hint="eastAsia"/>
-          <w:sz w:val="28"/>
-          <w:szCs w:val="28"/>
-        </w:rPr>
+          <w:rFonts w:ascii="Times New Roman" w:hAnsi="Times New Roman"/>
+          <w:sz w:val="28"/>
+          <w:szCs w:val="28"/>
+        </w:rPr>
+      </w:pPr>
+      <w:r>
+        <w:rPr>
+          <w:rFonts w:ascii="Times New Roman" w:hAnsi="Times New Roman" w:hint="eastAsia"/>
+          <w:sz w:val="28"/>
+          <w:szCs w:val="28"/>
+        </w:rPr>
+        <w:lastRenderedPageBreak/>
         <w:t>中国象棋的部分实现代码</w:t>
       </w:r>
     </w:p>
@@ -14282,7 +16444,7 @@
           <w:szCs w:val="28"/>
         </w:rPr>
       </w:pPr>
-      <w:hyperlink r:id="rId31" w:history="1">
+      <w:hyperlink r:id="rId36" w:history="1">
         <w:r>
           <w:rPr>
             <w:rStyle w:val="a8"/>
@@ -14327,7 +16489,7 @@
           <w:szCs w:val="28"/>
         </w:rPr>
       </w:pPr>
-      <w:hyperlink r:id="rId32" w:history="1">
+      <w:hyperlink r:id="rId37" w:history="1">
         <w:r>
           <w:rPr>
             <w:rStyle w:val="a8"/>
@@ -14366,12 +16528,12 @@
     <w:p>
       <w:pPr>
         <w:rPr>
-          <w:rFonts w:ascii="Times New Roman" w:hAnsi="Times New Roman" w:hint="eastAsia"/>
-          <w:sz w:val="28"/>
-          <w:szCs w:val="28"/>
-        </w:rPr>
-      </w:pPr>
-      <w:hyperlink r:id="rId33" w:history="1">
+          <w:rFonts w:ascii="Times New Roman" w:hAnsi="Times New Roman"/>
+          <w:sz w:val="28"/>
+          <w:szCs w:val="28"/>
+        </w:rPr>
+      </w:pPr>
+      <w:hyperlink r:id="rId38" w:history="1">
         <w:r>
           <w:rPr>
             <w:rStyle w:val="a8"/>
@@ -14419,16 +16581,16 @@
     <w:p>
       <w:pPr>
         <w:rPr>
-          <w:rFonts w:ascii="Times New Roman" w:hAnsi="Times New Roman" w:hint="eastAsia"/>
-          <w:sz w:val="28"/>
-          <w:szCs w:val="28"/>
-        </w:rPr>
-      </w:pPr>
-    </w:p>
-    <w:p>
-      <w:pPr>
-        <w:rPr>
-          <w:rFonts w:ascii="Times New Roman" w:hAnsi="Times New Roman" w:hint="eastAsia"/>
+          <w:rFonts w:ascii="Times New Roman" w:hAnsi="Times New Roman"/>
+          <w:sz w:val="28"/>
+          <w:szCs w:val="28"/>
+        </w:rPr>
+      </w:pPr>
+    </w:p>
+    <w:p>
+      <w:pPr>
+        <w:rPr>
+          <w:rFonts w:ascii="Times New Roman" w:hAnsi="Times New Roman"/>
           <w:sz w:val="28"/>
           <w:szCs w:val="28"/>
         </w:rPr>
@@ -14488,42 +16650,26 @@
           <w:sz w:val="28"/>
           <w:szCs w:val="28"/>
         </w:rPr>
+        <w:t>《利用统计数据并行蒙特卡罗树搜索算法的中国象棋博弈》</w:t>
+      </w:r>
+      <w:r>
+        <w:rPr>
+          <w:rFonts w:ascii="Times New Roman" w:hAnsi="Times New Roman" w:hint="eastAsia"/>
+          <w:sz w:val="28"/>
+          <w:szCs w:val="28"/>
+        </w:rPr>
+        <w:t>，朱舟、闵华松，</w:t>
+      </w:r>
+      <w:r>
+        <w:rPr>
+          <w:rFonts w:ascii="Times New Roman" w:hAnsi="Times New Roman" w:hint="eastAsia"/>
+          <w:sz w:val="28"/>
+          <w:szCs w:val="28"/>
+        </w:rPr>
         <w:t>《</w:t>
       </w:r>
       <w:r>
         <w:rPr>
-          <w:rFonts w:ascii="Times New Roman" w:hAnsi="Times New Roman"/>
-          <w:sz w:val="28"/>
-          <w:szCs w:val="28"/>
-        </w:rPr>
-        <w:t>利用统计数据并行蒙特卡罗树搜索算法的中国象棋博弈</w:t>
-      </w:r>
-      <w:r>
-        <w:rPr>
-          <w:rFonts w:ascii="Times New Roman" w:hAnsi="Times New Roman"/>
-          <w:sz w:val="28"/>
-          <w:szCs w:val="28"/>
-        </w:rPr>
-        <w:t>》</w:t>
-      </w:r>
-      <w:r>
-        <w:rPr>
-          <w:rFonts w:ascii="Times New Roman" w:hAnsi="Times New Roman" w:hint="eastAsia"/>
-          <w:sz w:val="28"/>
-          <w:szCs w:val="28"/>
-        </w:rPr>
-        <w:t>，朱舟、闵华松，</w:t>
-      </w:r>
-      <w:r>
-        <w:rPr>
-          <w:rFonts w:ascii="Times New Roman" w:hAnsi="Times New Roman" w:hint="eastAsia"/>
-          <w:sz w:val="28"/>
-          <w:szCs w:val="28"/>
-        </w:rPr>
-        <w:t>《</w:t>
-      </w:r>
-      <w:r>
-        <w:rPr>
           <w:rFonts w:ascii="Times New Roman" w:hAnsi="Times New Roman" w:hint="eastAsia"/>
           <w:sz w:val="28"/>
           <w:szCs w:val="28"/>
@@ -14619,6 +16765,7 @@
           <w:szCs w:val="28"/>
         </w:rPr>
       </w:pPr>
+      <w:proofErr w:type="spellStart"/>
       <w:r>
         <w:rPr>
           <w:rFonts w:ascii="Times New Roman" w:hAnsi="Times New Roman" w:hint="eastAsia"/>
@@ -14633,7 +16780,16 @@
           <w:sz w:val="28"/>
           <w:szCs w:val="28"/>
         </w:rPr>
-        <w:t xml:space="preserve">.s: </w:t>
+        <w:t>.s</w:t>
+      </w:r>
+      <w:proofErr w:type="spellEnd"/>
+      <w:r>
+        <w:rPr>
+          <w:rFonts w:ascii="Times New Roman" w:hAnsi="Times New Roman"/>
+          <w:sz w:val="28"/>
+          <w:szCs w:val="28"/>
+        </w:rPr>
+        <w:t xml:space="preserve">: </w:t>
       </w:r>
       <w:r>
         <w:rPr>
@@ -14703,7 +16859,7 @@
     <w:p>
       <w:pPr>
         <w:rPr>
-          <w:rFonts w:ascii="Times New Roman" w:hAnsi="Times New Roman" w:hint="eastAsia"/>
+          <w:rFonts w:ascii="Times New Roman" w:hAnsi="Times New Roman"/>
           <w:sz w:val="28"/>
           <w:szCs w:val="28"/>
         </w:rPr>
@@ -14722,23 +16878,7 @@
           <w:sz w:val="28"/>
           <w:szCs w:val="28"/>
         </w:rPr>
-        <w:t>《</w:t>
-      </w:r>
-      <w:r>
-        <w:rPr>
-          <w:rFonts w:ascii="Times New Roman" w:hAnsi="Times New Roman" w:hint="eastAsia"/>
-          <w:sz w:val="28"/>
-          <w:szCs w:val="28"/>
-        </w:rPr>
-        <w:t>计算机博弈的研究与发展</w:t>
-      </w:r>
-      <w:r>
-        <w:rPr>
-          <w:rFonts w:ascii="Times New Roman" w:hAnsi="Times New Roman" w:hint="eastAsia"/>
-          <w:sz w:val="28"/>
-          <w:szCs w:val="28"/>
-        </w:rPr>
-        <w:t>》，</w:t>
+        <w:t>《计算机博弈的研究与发展》，</w:t>
       </w:r>
       <w:r>
         <w:rPr>
@@ -14764,7 +16904,7 @@
         </w:rPr>
         <w:t xml:space="preserve"> </w:t>
       </w:r>
-      <w:hyperlink r:id="rId34" w:tgtFrame="_blank" w:history="1">
+      <w:hyperlink r:id="rId39" w:tgtFrame="_blank" w:history="1">
         <w:r>
           <w:rPr>
             <w:rFonts w:ascii="Times New Roman" w:hAnsi="Times New Roman" w:hint="eastAsia"/>
@@ -14782,7 +16922,7 @@
         </w:rPr>
         <w:t>，</w:t>
       </w:r>
-      <w:hyperlink r:id="rId35" w:tgtFrame="_blank" w:history="1">
+      <w:hyperlink r:id="rId40" w:tgtFrame="_blank" w:history="1">
         <w:r>
           <w:rPr>
             <w:rFonts w:ascii="Times New Roman" w:hAnsi="Times New Roman" w:hint="eastAsia"/>
@@ -14800,7 +16940,7 @@
         </w:rPr>
         <w:t>，</w:t>
       </w:r>
-      <w:hyperlink r:id="rId36" w:tgtFrame="_blank" w:history="1">
+      <w:hyperlink r:id="rId41" w:tgtFrame="_blank" w:history="1">
         <w:r>
           <w:rPr>
             <w:rFonts w:ascii="Times New Roman" w:hAnsi="Times New Roman" w:hint="eastAsia"/>
@@ -14818,7 +16958,7 @@
         </w:rPr>
         <w:t>，</w:t>
       </w:r>
-      <w:hyperlink r:id="rId37" w:tgtFrame="_blank" w:history="1">
+      <w:hyperlink r:id="rId42" w:tgtFrame="_blank" w:history="1">
         <w:r>
           <w:rPr>
             <w:rFonts w:ascii="Times New Roman" w:hAnsi="Times New Roman" w:hint="eastAsia"/>
@@ -14836,7 +16976,7 @@
         </w:rPr>
         <w:t>，</w:t>
       </w:r>
-      <w:hyperlink r:id="rId38" w:tgtFrame="_blank" w:history="1">
+      <w:hyperlink r:id="rId43" w:tgtFrame="_blank" w:history="1">
         <w:r>
           <w:rPr>
             <w:rFonts w:ascii="Times New Roman" w:hAnsi="Times New Roman" w:hint="eastAsia"/>
@@ -14860,31 +17000,7 @@
           <w:sz w:val="28"/>
           <w:szCs w:val="28"/>
         </w:rPr>
-        <w:t>《</w:t>
-      </w:r>
-      <w:r>
-        <w:rPr>
-          <w:rFonts w:ascii="Times New Roman" w:hAnsi="Times New Roman" w:hint="eastAsia"/>
-          <w:sz w:val="28"/>
-          <w:szCs w:val="28"/>
-        </w:rPr>
-        <w:t>智能系统学报</w:t>
-      </w:r>
-      <w:r>
-        <w:rPr>
-          <w:rFonts w:ascii="Times New Roman" w:hAnsi="Times New Roman" w:hint="eastAsia"/>
-          <w:sz w:val="28"/>
-          <w:szCs w:val="28"/>
-        </w:rPr>
-        <w:t>》</w:t>
-      </w:r>
-      <w:r>
-        <w:rPr>
-          <w:rFonts w:ascii="Times New Roman" w:hAnsi="Times New Roman" w:hint="eastAsia"/>
-          <w:sz w:val="28"/>
-          <w:szCs w:val="28"/>
-        </w:rPr>
-        <w:t>，</w:t>
+        <w:t>《智能系统学报》，</w:t>
       </w:r>
       <w:r>
         <w:rPr>
@@ -14898,61 +17014,28 @@
     <w:p>
       <w:pPr>
         <w:rPr>
-          <w:rFonts w:ascii="Times New Roman" w:hAnsi="Times New Roman" w:hint="eastAsia"/>
-          <w:sz w:val="28"/>
-          <w:szCs w:val="28"/>
-        </w:rPr>
-      </w:pPr>
-      <w:r>
-        <w:rPr>
-          <w:rFonts w:ascii="Times New Roman" w:hAnsi="Times New Roman"/>
-          <w:sz w:val="28"/>
-          <w:szCs w:val="28"/>
-        </w:rPr>
-        <w:lastRenderedPageBreak/>
-        <w:t>3</w:t>
-      </w:r>
-      <w:r>
-        <w:rPr>
-          <w:rFonts w:ascii="Times New Roman" w:hAnsi="Times New Roman"/>
-          <w:sz w:val="28"/>
-          <w:szCs w:val="28"/>
-        </w:rPr>
-        <w:t>.</w:t>
-      </w:r>
-      <w:r>
-        <w:rPr>
-          <w:rFonts w:ascii="Times New Roman" w:hAnsi="Times New Roman" w:hint="eastAsia"/>
-          <w:sz w:val="28"/>
-          <w:szCs w:val="28"/>
-        </w:rPr>
-        <w:t>《</w:t>
-      </w:r>
-      <w:r>
-        <w:rPr>
-          <w:rFonts w:ascii="Times New Roman" w:hAnsi="Times New Roman" w:hint="eastAsia"/>
-          <w:sz w:val="28"/>
-          <w:szCs w:val="28"/>
-        </w:rPr>
-        <w:t>人与机器人象棋对弈系统的设计与实现</w:t>
-      </w:r>
-      <w:r>
-        <w:rPr>
-          <w:rFonts w:ascii="Times New Roman" w:hAnsi="Times New Roman" w:hint="eastAsia"/>
-          <w:sz w:val="28"/>
-          <w:szCs w:val="28"/>
-        </w:rPr>
-        <w:t>》，中北大学，</w:t>
-      </w:r>
-      <w:r>
-        <w:rPr>
-          <w:rFonts w:ascii="Times New Roman" w:hAnsi="Times New Roman" w:hint="eastAsia"/>
-          <w:sz w:val="28"/>
-          <w:szCs w:val="28"/>
-        </w:rPr>
-        <w:t>硕士学位论文，</w:t>
-      </w:r>
-      <w:hyperlink r:id="rId39" w:tgtFrame="_blank" w:history="1">
+          <w:rFonts w:ascii="Times New Roman" w:hAnsi="Times New Roman"/>
+          <w:sz w:val="28"/>
+          <w:szCs w:val="28"/>
+        </w:rPr>
+      </w:pPr>
+      <w:r>
+        <w:rPr>
+          <w:rFonts w:ascii="Times New Roman" w:hAnsi="Times New Roman"/>
+          <w:sz w:val="28"/>
+          <w:szCs w:val="28"/>
+        </w:rPr>
+        <w:t>3.</w:t>
+      </w:r>
+      <w:r>
+        <w:rPr>
+          <w:rFonts w:ascii="Times New Roman" w:hAnsi="Times New Roman" w:hint="eastAsia"/>
+          <w:sz w:val="28"/>
+          <w:szCs w:val="28"/>
+        </w:rPr>
+        <w:t>《人与机器人象棋对弈系统的设计与实现》，中北大学，硕士学位论文，</w:t>
+      </w:r>
+      <w:hyperlink r:id="rId44" w:tgtFrame="_blank" w:history="1">
         <w:r>
           <w:rPr>
             <w:rFonts w:ascii="Times New Roman" w:hAnsi="Times New Roman" w:hint="eastAsia"/>
@@ -14970,7 +17053,7 @@
         </w:rPr>
         <w:t>、</w:t>
       </w:r>
-      <w:hyperlink r:id="rId40" w:tgtFrame="_blank" w:history="1">
+      <w:hyperlink r:id="rId45" w:tgtFrame="_blank" w:history="1">
         <w:r>
           <w:rPr>
             <w:rFonts w:ascii="Times New Roman" w:hAnsi="Times New Roman" w:hint="eastAsia"/>
@@ -15000,16 +17083,16 @@
     <w:p>
       <w:pPr>
         <w:rPr>
-          <w:rFonts w:ascii="Times New Roman" w:hAnsi="Times New Roman" w:hint="eastAsia"/>
-          <w:sz w:val="28"/>
-          <w:szCs w:val="28"/>
-        </w:rPr>
-      </w:pPr>
-    </w:p>
-    <w:p>
-      <w:pPr>
-        <w:rPr>
-          <w:rFonts w:ascii="Times New Roman" w:hAnsi="Times New Roman" w:hint="eastAsia"/>
+          <w:rFonts w:ascii="Times New Roman" w:hAnsi="Times New Roman"/>
+          <w:sz w:val="28"/>
+          <w:szCs w:val="28"/>
+        </w:rPr>
+      </w:pPr>
+    </w:p>
+    <w:p>
+      <w:pPr>
+        <w:rPr>
+          <w:rFonts w:ascii="Times New Roman" w:hAnsi="Times New Roman"/>
           <w:sz w:val="28"/>
           <w:szCs w:val="28"/>
         </w:rPr>
@@ -15036,55 +17119,7 @@
           <w:sz w:val="28"/>
           <w:szCs w:val="28"/>
         </w:rPr>
-        <w:t>《中国象棋博弈</w:t>
-      </w:r>
-      <w:r>
-        <w:rPr>
-          <w:rFonts w:ascii="Times New Roman" w:hAnsi="Times New Roman" w:hint="eastAsia"/>
-          <w:sz w:val="28"/>
-          <w:szCs w:val="28"/>
-        </w:rPr>
-        <w:t>搜素算法研究与实现</w:t>
-      </w:r>
-      <w:r>
-        <w:rPr>
-          <w:rFonts w:ascii="Times New Roman" w:hAnsi="Times New Roman" w:hint="eastAsia"/>
-          <w:sz w:val="28"/>
-          <w:szCs w:val="28"/>
-        </w:rPr>
-        <w:t>》，</w:t>
-      </w:r>
-      <w:r>
-        <w:rPr>
-          <w:rFonts w:ascii="Times New Roman" w:hAnsi="Times New Roman" w:hint="eastAsia"/>
-          <w:sz w:val="28"/>
-          <w:szCs w:val="28"/>
-        </w:rPr>
-        <w:t>沈阳工业大学</w:t>
-      </w:r>
-      <w:r>
-        <w:rPr>
-          <w:rFonts w:ascii="Times New Roman" w:hAnsi="Times New Roman" w:hint="eastAsia"/>
-          <w:sz w:val="28"/>
-          <w:szCs w:val="28"/>
-        </w:rPr>
-        <w:t>，硕士学位论文，</w:t>
-      </w:r>
-      <w:r>
-        <w:rPr>
-          <w:rFonts w:ascii="Times New Roman" w:hAnsi="Times New Roman" w:hint="eastAsia"/>
-          <w:sz w:val="28"/>
-          <w:szCs w:val="28"/>
-        </w:rPr>
-        <w:t>宋兴亮</w:t>
-      </w:r>
-      <w:r>
-        <w:rPr>
-          <w:rFonts w:ascii="Times New Roman" w:hAnsi="Times New Roman" w:hint="eastAsia"/>
-          <w:sz w:val="28"/>
-          <w:szCs w:val="28"/>
-        </w:rPr>
-        <w:t>，</w:t>
+        <w:t>《中国象棋博弈搜素算法研究与实现》，沈阳工业大学，硕士学位论文，宋兴亮，</w:t>
       </w:r>
       <w:r>
         <w:rPr>
@@ -15100,15 +17135,24 @@
           <w:sz w:val="28"/>
           <w:szCs w:val="28"/>
         </w:rPr>
-        <w:t>0</w:t>
-      </w:r>
-      <w:r>
-        <w:rPr>
-          <w:rFonts w:ascii="Times New Roman" w:hAnsi="Times New Roman"/>
-          <w:sz w:val="28"/>
-          <w:szCs w:val="28"/>
-        </w:rPr>
-        <w:t>12</w:t>
+        <w:t>012.02.23</w:t>
+      </w:r>
+    </w:p>
+    <w:p>
+      <w:pPr>
+        <w:rPr>
+          <w:rFonts w:ascii="Times New Roman" w:hAnsi="Times New Roman"/>
+          <w:sz w:val="28"/>
+          <w:szCs w:val="28"/>
+        </w:rPr>
+      </w:pPr>
+      <w:r>
+        <w:rPr>
+          <w:rFonts w:ascii="Times New Roman" w:hAnsi="Times New Roman"/>
+          <w:sz w:val="28"/>
+          <w:szCs w:val="28"/>
+        </w:rPr>
+        <w:t>5</w:t>
       </w:r>
       <w:r>
         <w:rPr>
@@ -15120,11 +17164,53 @@
       </w:r>
       <w:r>
         <w:rPr>
-          <w:rFonts w:ascii="Times New Roman" w:hAnsi="Times New Roman"/>
-          <w:sz w:val="28"/>
-          <w:szCs w:val="28"/>
-        </w:rPr>
-        <w:t>02</w:t>
+          <w:rFonts w:ascii="Times New Roman" w:hAnsi="Times New Roman" w:hint="eastAsia"/>
+          <w:sz w:val="28"/>
+          <w:szCs w:val="28"/>
+        </w:rPr>
+        <w:t>《中国象棋博弈——局面评估研究》，南昌大学，硕士学位论文，罗</w:t>
+      </w:r>
+      <w:r>
+        <w:rPr>
+          <w:rFonts w:ascii="Times New Roman" w:hAnsi="Times New Roman" w:hint="eastAsia"/>
+          <w:sz w:val="28"/>
+          <w:szCs w:val="28"/>
+        </w:rPr>
+        <w:lastRenderedPageBreak/>
+        <w:t>涛、白似雪，</w:t>
+      </w:r>
+      <w:r>
+        <w:rPr>
+          <w:rFonts w:ascii="Times New Roman" w:hAnsi="Times New Roman" w:hint="eastAsia"/>
+          <w:sz w:val="28"/>
+          <w:szCs w:val="28"/>
+        </w:rPr>
+        <w:t>2</w:t>
+      </w:r>
+      <w:r>
+        <w:rPr>
+          <w:rFonts w:ascii="Times New Roman" w:hAnsi="Times New Roman"/>
+          <w:sz w:val="28"/>
+          <w:szCs w:val="28"/>
+        </w:rPr>
+        <w:t>009.12.27</w:t>
+      </w:r>
+    </w:p>
+    <w:p>
+      <w:pPr>
+        <w:rPr>
+          <w:rFonts w:ascii="Times New Roman" w:hAnsi="Times New Roman"/>
+          <w:sz w:val="28"/>
+          <w:szCs w:val="28"/>
+        </w:rPr>
+      </w:pPr>
+      <w:r>
+        <w:rPr>
+          <w:rFonts w:ascii="Times New Roman" w:hAnsi="Times New Roman"/>
+          <w:sz w:val="28"/>
+          <w:szCs w:val="28"/>
+        </w:rPr>
+        <w:t>6</w:t>
       </w:r>
       <w:r>
         <w:rPr>
@@ -15136,28 +17222,60 @@
       </w:r>
       <w:r>
         <w:rPr>
-          <w:rFonts w:ascii="Times New Roman" w:hAnsi="Times New Roman"/>
-          <w:sz w:val="28"/>
-          <w:szCs w:val="28"/>
-        </w:rPr>
-        <w:t>23</w:t>
-      </w:r>
-    </w:p>
-    <w:p>
-      <w:pPr>
-        <w:rPr>
-          <w:rFonts w:ascii="Times New Roman" w:hAnsi="Times New Roman"/>
-          <w:sz w:val="28"/>
-          <w:szCs w:val="28"/>
-        </w:rPr>
-      </w:pPr>
-      <w:r>
-        <w:rPr>
-          <w:rFonts w:ascii="Times New Roman" w:hAnsi="Times New Roman"/>
-          <w:sz w:val="28"/>
-          <w:szCs w:val="28"/>
-        </w:rPr>
-        <w:t>5</w:t>
+          <w:rFonts w:ascii="Times New Roman" w:hAnsi="Times New Roman" w:hint="eastAsia"/>
+          <w:sz w:val="28"/>
+          <w:szCs w:val="28"/>
+        </w:rPr>
+        <w:t>《中国象棋博弈系统的研究与实现</w:t>
+      </w:r>
+      <w:r>
+        <w:rPr>
+          <w:rFonts w:ascii="Times New Roman" w:hAnsi="Times New Roman" w:hint="eastAsia"/>
+          <w:sz w:val="28"/>
+          <w:szCs w:val="28"/>
+        </w:rPr>
+        <w:t>_</w:t>
+      </w:r>
+      <w:r>
+        <w:rPr>
+          <w:rFonts w:ascii="Times New Roman" w:hAnsi="Times New Roman" w:hint="eastAsia"/>
+          <w:sz w:val="28"/>
+          <w:szCs w:val="28"/>
+        </w:rPr>
+        <w:t>危春波》，昆明理工大学，硕士学位论文，危春波、王海瑞，</w:t>
+      </w:r>
+      <w:r>
+        <w:rPr>
+          <w:rFonts w:ascii="Times New Roman" w:hAnsi="Times New Roman" w:hint="eastAsia"/>
+          <w:sz w:val="28"/>
+          <w:szCs w:val="28"/>
+        </w:rPr>
+        <w:t>2</w:t>
+      </w:r>
+      <w:r>
+        <w:rPr>
+          <w:rFonts w:ascii="Times New Roman" w:hAnsi="Times New Roman"/>
+          <w:sz w:val="28"/>
+          <w:szCs w:val="28"/>
+        </w:rPr>
+        <w:t>008.3.5</w:t>
+      </w:r>
+    </w:p>
+    <w:p>
+      <w:pPr>
+        <w:rPr>
+          <w:rFonts w:ascii="Times New Roman" w:hAnsi="Times New Roman"/>
+          <w:sz w:val="28"/>
+          <w:szCs w:val="28"/>
+        </w:rPr>
+      </w:pPr>
+      <w:r>
+        <w:rPr>
+          <w:rFonts w:ascii="Times New Roman" w:hAnsi="Times New Roman"/>
+          <w:sz w:val="28"/>
+          <w:szCs w:val="28"/>
+        </w:rPr>
+        <w:t>7</w:t>
       </w:r>
       <w:r>
         <w:rPr>
@@ -15173,7 +17291,7 @@
           <w:sz w:val="28"/>
           <w:szCs w:val="28"/>
         </w:rPr>
-        <w:t>《中国象棋博弈——局面评估研究》，南昌大学，硕士学位论文，罗涛、白似雪，</w:t>
+        <w:t>《中国象棋计算机博弈数据结构与评估函数的研究和实现》，西安理工大学，硕士学位论文，谢艳茹、钱富才，</w:t>
       </w:r>
       <w:r>
         <w:rPr>
@@ -15189,257 +17307,7 @@
           <w:sz w:val="28"/>
           <w:szCs w:val="28"/>
         </w:rPr>
-        <w:t>009.12.27</w:t>
-      </w:r>
-    </w:p>
-    <w:p>
-      <w:pPr>
-        <w:rPr>
-          <w:rFonts w:ascii="Times New Roman" w:hAnsi="Times New Roman"/>
-          <w:sz w:val="28"/>
-          <w:szCs w:val="28"/>
-        </w:rPr>
-      </w:pPr>
-      <w:r>
-        <w:rPr>
-          <w:rFonts w:ascii="Times New Roman" w:hAnsi="Times New Roman"/>
-          <w:sz w:val="28"/>
-          <w:szCs w:val="28"/>
-        </w:rPr>
-        <w:t>6</w:t>
-      </w:r>
-      <w:r>
-        <w:rPr>
-          <w:rFonts w:ascii="Times New Roman" w:hAnsi="Times New Roman"/>
-          <w:sz w:val="28"/>
-          <w:szCs w:val="28"/>
-        </w:rPr>
-        <w:t>.</w:t>
-      </w:r>
-      <w:r>
-        <w:rPr>
-          <w:rFonts w:ascii="Times New Roman" w:hAnsi="Times New Roman" w:hint="eastAsia"/>
-          <w:sz w:val="28"/>
-          <w:szCs w:val="28"/>
-        </w:rPr>
-        <w:t>《中国象棋博弈系统的研究与实现</w:t>
-      </w:r>
-      <w:r>
-        <w:rPr>
-          <w:rFonts w:ascii="Times New Roman" w:hAnsi="Times New Roman" w:hint="eastAsia"/>
-          <w:sz w:val="28"/>
-          <w:szCs w:val="28"/>
-        </w:rPr>
-        <w:t>_</w:t>
-      </w:r>
-      <w:r>
-        <w:rPr>
-          <w:rFonts w:ascii="Times New Roman" w:hAnsi="Times New Roman" w:hint="eastAsia"/>
-          <w:sz w:val="28"/>
-          <w:szCs w:val="28"/>
-        </w:rPr>
-        <w:t>危春波》，</w:t>
-      </w:r>
-      <w:r>
-        <w:rPr>
-          <w:rFonts w:ascii="Times New Roman" w:hAnsi="Times New Roman" w:hint="eastAsia"/>
-          <w:sz w:val="28"/>
-          <w:szCs w:val="28"/>
-        </w:rPr>
-        <w:t>昆明理工大学</w:t>
-      </w:r>
-      <w:r>
-        <w:rPr>
-          <w:rFonts w:ascii="Times New Roman" w:hAnsi="Times New Roman" w:hint="eastAsia"/>
-          <w:sz w:val="28"/>
-          <w:szCs w:val="28"/>
-        </w:rPr>
-        <w:t>，硕士学位论文，</w:t>
-      </w:r>
-      <w:r>
-        <w:rPr>
-          <w:rFonts w:ascii="Times New Roman" w:hAnsi="Times New Roman" w:hint="eastAsia"/>
-          <w:sz w:val="28"/>
-          <w:szCs w:val="28"/>
-        </w:rPr>
-        <w:t>危春波</w:t>
-      </w:r>
-      <w:r>
-        <w:rPr>
-          <w:rFonts w:ascii="Times New Roman" w:hAnsi="Times New Roman" w:hint="eastAsia"/>
-          <w:sz w:val="28"/>
-          <w:szCs w:val="28"/>
-        </w:rPr>
-        <w:t>、</w:t>
-      </w:r>
-      <w:r>
-        <w:rPr>
-          <w:rFonts w:ascii="Times New Roman" w:hAnsi="Times New Roman" w:hint="eastAsia"/>
-          <w:sz w:val="28"/>
-          <w:szCs w:val="28"/>
-        </w:rPr>
-        <w:t>王海瑞</w:t>
-      </w:r>
-      <w:r>
-        <w:rPr>
-          <w:rFonts w:ascii="Times New Roman" w:hAnsi="Times New Roman" w:hint="eastAsia"/>
-          <w:sz w:val="28"/>
-          <w:szCs w:val="28"/>
-        </w:rPr>
-        <w:t>，</w:t>
-      </w:r>
-      <w:r>
-        <w:rPr>
-          <w:rFonts w:ascii="Times New Roman" w:hAnsi="Times New Roman" w:hint="eastAsia"/>
-          <w:sz w:val="28"/>
-          <w:szCs w:val="28"/>
-        </w:rPr>
-        <w:t>2</w:t>
-      </w:r>
-      <w:r>
-        <w:rPr>
-          <w:rFonts w:ascii="Times New Roman" w:hAnsi="Times New Roman"/>
-          <w:sz w:val="28"/>
-          <w:szCs w:val="28"/>
-        </w:rPr>
-        <w:t>00</w:t>
-      </w:r>
-      <w:r>
-        <w:rPr>
-          <w:rFonts w:ascii="Times New Roman" w:hAnsi="Times New Roman"/>
-          <w:sz w:val="28"/>
-          <w:szCs w:val="28"/>
-        </w:rPr>
-        <w:t>8</w:t>
-      </w:r>
-      <w:r>
-        <w:rPr>
-          <w:rFonts w:ascii="Times New Roman" w:hAnsi="Times New Roman"/>
-          <w:sz w:val="28"/>
-          <w:szCs w:val="28"/>
-        </w:rPr>
-        <w:t>.</w:t>
-      </w:r>
-      <w:r>
-        <w:rPr>
-          <w:rFonts w:ascii="Times New Roman" w:hAnsi="Times New Roman"/>
-          <w:sz w:val="28"/>
-          <w:szCs w:val="28"/>
-        </w:rPr>
-        <w:t>3</w:t>
-      </w:r>
-      <w:r>
-        <w:rPr>
-          <w:rFonts w:ascii="Times New Roman" w:hAnsi="Times New Roman"/>
-          <w:sz w:val="28"/>
-          <w:szCs w:val="28"/>
-        </w:rPr>
-        <w:t>.</w:t>
-      </w:r>
-      <w:r>
-        <w:rPr>
-          <w:rFonts w:ascii="Times New Roman" w:hAnsi="Times New Roman"/>
-          <w:sz w:val="28"/>
-          <w:szCs w:val="28"/>
-        </w:rPr>
-        <w:t>5</w:t>
-      </w:r>
-    </w:p>
-    <w:p>
-      <w:pPr>
-        <w:rPr>
-          <w:rFonts w:ascii="Times New Roman" w:hAnsi="Times New Roman"/>
-          <w:sz w:val="28"/>
-          <w:szCs w:val="28"/>
-        </w:rPr>
-      </w:pPr>
-      <w:r>
-        <w:rPr>
-          <w:rFonts w:ascii="Times New Roman" w:hAnsi="Times New Roman"/>
-          <w:sz w:val="28"/>
-          <w:szCs w:val="28"/>
-        </w:rPr>
-        <w:t>7</w:t>
-      </w:r>
-      <w:r>
-        <w:rPr>
-          <w:rFonts w:ascii="Times New Roman" w:hAnsi="Times New Roman"/>
-          <w:sz w:val="28"/>
-          <w:szCs w:val="28"/>
-        </w:rPr>
-        <w:t>.</w:t>
-      </w:r>
-      <w:r>
-        <w:rPr>
-          <w:rFonts w:ascii="Times New Roman" w:hAnsi="Times New Roman" w:hint="eastAsia"/>
-          <w:sz w:val="28"/>
-          <w:szCs w:val="28"/>
-        </w:rPr>
-        <w:t>《中国象棋计算机博弈数据结构与评估函数的研究和实现》，</w:t>
-      </w:r>
-      <w:r>
-        <w:rPr>
-          <w:rFonts w:ascii="Times New Roman" w:hAnsi="Times New Roman" w:hint="eastAsia"/>
-          <w:sz w:val="28"/>
-          <w:szCs w:val="28"/>
-        </w:rPr>
-        <w:t>西安理工大学</w:t>
-      </w:r>
-      <w:r>
-        <w:rPr>
-          <w:rFonts w:ascii="Times New Roman" w:hAnsi="Times New Roman" w:hint="eastAsia"/>
-          <w:sz w:val="28"/>
-          <w:szCs w:val="28"/>
-        </w:rPr>
-        <w:t>，硕士学位论文，</w:t>
-      </w:r>
-      <w:r>
-        <w:rPr>
-          <w:rFonts w:ascii="Times New Roman" w:hAnsi="Times New Roman" w:hint="eastAsia"/>
-          <w:sz w:val="28"/>
-          <w:szCs w:val="28"/>
-        </w:rPr>
-        <w:t>谢艳茹、钱富才，</w:t>
-      </w:r>
-      <w:r>
-        <w:rPr>
-          <w:rFonts w:ascii="Times New Roman" w:hAnsi="Times New Roman" w:hint="eastAsia"/>
-          <w:sz w:val="28"/>
-          <w:szCs w:val="28"/>
-        </w:rPr>
-        <w:t>2</w:t>
-      </w:r>
-      <w:r>
-        <w:rPr>
-          <w:rFonts w:ascii="Times New Roman" w:hAnsi="Times New Roman"/>
-          <w:sz w:val="28"/>
-          <w:szCs w:val="28"/>
-        </w:rPr>
-        <w:t>00</w:t>
-      </w:r>
-      <w:r>
-        <w:rPr>
-          <w:rFonts w:ascii="Times New Roman" w:hAnsi="Times New Roman"/>
-          <w:sz w:val="28"/>
-          <w:szCs w:val="28"/>
-        </w:rPr>
-        <w:t>8</w:t>
-      </w:r>
-      <w:r>
-        <w:rPr>
-          <w:rFonts w:ascii="Times New Roman" w:hAnsi="Times New Roman"/>
-          <w:sz w:val="28"/>
-          <w:szCs w:val="28"/>
-        </w:rPr>
-        <w:t>.</w:t>
-      </w:r>
-      <w:r>
-        <w:rPr>
-          <w:rFonts w:ascii="Times New Roman" w:hAnsi="Times New Roman"/>
-          <w:sz w:val="28"/>
-          <w:szCs w:val="28"/>
-        </w:rPr>
-        <w:t>3</w:t>
+        <w:t>008.3</w:t>
       </w:r>
     </w:p>
     <w:p>
@@ -15452,8 +17320,8 @@
       </w:pPr>
     </w:p>
     <w:sectPr>
-      <w:headerReference w:type="default" r:id="rId41"/>
-      <w:footerReference w:type="default" r:id="rId42"/>
+      <w:headerReference w:type="default" r:id="rId46"/>
+      <w:footerReference w:type="default" r:id="rId47"/>
       <w:pgSz w:w="11906" w:h="16838"/>
       <w:pgMar w:top="1440" w:right="1800" w:bottom="1440" w:left="1800" w:header="851" w:footer="992" w:gutter="0"/>
       <w:cols w:space="425"/>
@@ -15464,7 +17332,7 @@
 </file>
 
 <file path=word/endnotes.xml><?xml version="1.0" encoding="utf-8"?>
-<w:endnotes xmlns:wpc="http://schemas.microsoft.com/office/word/2010/wordprocessingCanvas" xmlns:cx="http://schemas.microsoft.com/office/drawing/2014/chartex" xmlns:cx1="http://schemas.microsoft.com/office/drawing/2015/9/8/chartex" xmlns:cx2="http://schemas.microsoft.com/office/drawing/2015/10/21/chartex" xmlns:cx3="http://schemas.microsoft.com/office/drawing/2016/5/9/chartex" xmlns:cx4="http://schemas.microsoft.com/office/drawing/2016/5/10/chartex" xmlns:cx5="http://schemas.microsoft.com/office/drawing/2016/5/11/chartex" xmlns:cx6="http://schemas.microsoft.com/office/drawing/2016/5/12/chartex" xmlns:cx7="http://schemas.microsoft.com/office/drawing/2016/5/13/chartex" xmlns:cx8="http://schemas.microsoft.com/office/drawing/2016/5/14/chartex" xmlns:mc="http://schemas.openxmlformats.org/markup-compatibility/2006" xmlns:aink="http://schemas.microsoft.com/office/drawing/2016/ink" xmlns:am3d="http://schemas.microsoft.com/office/drawing/2017/model3d" xmlns:o="urn:schemas-microsoft-com:office:office" xmlns:r="http://schemas.openxmlformats.org/officeDocument/2006/relationships" xmlns:m="http://schemas.openxmlformats.org/officeDocument/2006/math" xmlns:v="urn:schemas-microsoft-com:vml" xmlns:wp14="http://schemas.microsoft.com/office/word/2010/wordprocessingDrawing" xmlns:wp="http://schemas.openxmlformats.org/drawingml/2006/wordprocessingDrawing" xmlns:w10="urn:schemas-microsoft-com:office:word" xmlns:w="http://schemas.openxmlformats.org/wordprocessingml/2006/main" xmlns:w14="http://schemas.microsoft.com/office/word/2010/wordml" xmlns:w15="http://schemas.microsoft.com/office/word/2012/wordml" xmlns:w16cex="http://schemas.microsoft.com/office/word/2018/wordml/cex" xmlns:w16cid="http://schemas.microsoft.com/office/word/2016/wordml/cid" xmlns:w16="http://schemas.microsoft.com/office/word/2018/wordml" xmlns:w16sdtdh="http://schemas.microsoft.com/office/word/2020/wordml/sdtdatahash" xmlns:w16se="http://schemas.microsoft.com/office/word/2015/wordml/symex" xmlns:wpg="http://schemas.microsoft.com/office/word/2010/wordprocessingGroup" xmlns:wpi="http://schemas.microsoft.com/office/word/2010/wordprocessingInk" xmlns:wne="http://schemas.microsoft.com/office/word/2006/wordml" xmlns:wps="http://schemas.microsoft.com/office/word/2010/wordprocessingShape" mc:Ignorable="w14 w15 w16se w16cid w16 w16cex w16sdtdh wp14">
+<w:endnotes xmlns:wpc="http://schemas.microsoft.com/office/word/2010/wordprocessingCanvas" xmlns:cx="http://schemas.microsoft.com/office/drawing/2014/chartex" xmlns:cx1="http://schemas.microsoft.com/office/drawing/2015/9/8/chartex" xmlns:cx2="http://schemas.microsoft.com/office/drawing/2015/10/21/chartex" xmlns:cx3="http://schemas.microsoft.com/office/drawing/2016/5/9/chartex" xmlns:cx4="http://schemas.microsoft.com/office/drawing/2016/5/10/chartex" xmlns:cx5="http://schemas.microsoft.com/office/drawing/2016/5/11/chartex" xmlns:cx6="http://schemas.microsoft.com/office/drawing/2016/5/12/chartex" xmlns:cx7="http://schemas.microsoft.com/office/drawing/2016/5/13/chartex" xmlns:cx8="http://schemas.microsoft.com/office/drawing/2016/5/14/chartex" xmlns:mc="http://schemas.openxmlformats.org/markup-compatibility/2006" xmlns:aink="http://schemas.microsoft.com/office/drawing/2016/ink" xmlns:am3d="http://schemas.microsoft.com/office/drawing/2017/model3d" xmlns:o="urn:schemas-microsoft-com:office:office" xmlns:oel="http://schemas.microsoft.com/office/2019/extlst" xmlns:r="http://schemas.openxmlformats.org/officeDocument/2006/relationships" xmlns:m="http://schemas.openxmlformats.org/officeDocument/2006/math" xmlns:v="urn:schemas-microsoft-com:vml" xmlns:wp14="http://schemas.microsoft.com/office/word/2010/wordprocessingDrawing" xmlns:wp="http://schemas.openxmlformats.org/drawingml/2006/wordprocessingDrawing" xmlns:w10="urn:schemas-microsoft-com:office:word" xmlns:w="http://schemas.openxmlformats.org/wordprocessingml/2006/main" xmlns:w14="http://schemas.microsoft.com/office/word/2010/wordml" xmlns:w15="http://schemas.microsoft.com/office/word/2012/wordml" xmlns:w16cex="http://schemas.microsoft.com/office/word/2018/wordml/cex" xmlns:w16cid="http://schemas.microsoft.com/office/word/2016/wordml/cid" xmlns:w16="http://schemas.microsoft.com/office/word/2018/wordml" xmlns:w16du="http://schemas.microsoft.com/office/word/2023/wordml/word16du" xmlns:w16sdtdh="http://schemas.microsoft.com/office/word/2020/wordml/sdtdatahash" xmlns:w16sdtfl="http://schemas.microsoft.com/office/word/2024/wordml/sdtformatlock" xmlns:w16se="http://schemas.microsoft.com/office/word/2015/wordml/symex" xmlns:wpg="http://schemas.microsoft.com/office/word/2010/wordprocessingGroup" xmlns:wpi="http://schemas.microsoft.com/office/word/2010/wordprocessingInk" xmlns:wne="http://schemas.microsoft.com/office/word/2006/wordml" xmlns:wps="http://schemas.microsoft.com/office/word/2010/wordprocessingShape" mc:Ignorable="w14 w15 w16se w16cid w16 w16cex w16sdtdh w16sdtfl w16du wp14">
   <w:endnote w:type="separator" w:id="-1">
     <w:p>
       <w:r>
@@ -15486,7 +17354,7 @@
 </file>
 
 <file path=word/footer1.xml><?xml version="1.0" encoding="utf-8"?>
-<w:ftr xmlns:wpc="http://schemas.microsoft.com/office/word/2010/wordprocessingCanvas" xmlns:cx="http://schemas.microsoft.com/office/drawing/2014/chartex" xmlns:cx1="http://schemas.microsoft.com/office/drawing/2015/9/8/chartex" xmlns:cx2="http://schemas.microsoft.com/office/drawing/2015/10/21/chartex" xmlns:cx3="http://schemas.microsoft.com/office/drawing/2016/5/9/chartex" xmlns:cx4="http://schemas.microsoft.com/office/drawing/2016/5/10/chartex" xmlns:cx5="http://schemas.microsoft.com/office/drawing/2016/5/11/chartex" xmlns:cx6="http://schemas.microsoft.com/office/drawing/2016/5/12/chartex" xmlns:cx7="http://schemas.microsoft.com/office/drawing/2016/5/13/chartex" xmlns:cx8="http://schemas.microsoft.com/office/drawing/2016/5/14/chartex" xmlns:mc="http://schemas.openxmlformats.org/markup-compatibility/2006" xmlns:aink="http://schemas.microsoft.com/office/drawing/2016/ink" xmlns:am3d="http://schemas.microsoft.com/office/drawing/2017/model3d" xmlns:o="urn:schemas-microsoft-com:office:office" xmlns:r="http://schemas.openxmlformats.org/officeDocument/2006/relationships" xmlns:m="http://schemas.openxmlformats.org/officeDocument/2006/math" xmlns:v="urn:schemas-microsoft-com:vml" xmlns:wp14="http://schemas.microsoft.com/office/word/2010/wordprocessingDrawing" xmlns:wp="http://schemas.openxmlformats.org/drawingml/2006/wordprocessingDrawing" xmlns:w10="urn:schemas-microsoft-com:office:word" xmlns:w="http://schemas.openxmlformats.org/wordprocessingml/2006/main" xmlns:w14="http://schemas.microsoft.com/office/word/2010/wordml" xmlns:w15="http://schemas.microsoft.com/office/word/2012/wordml" xmlns:w16cex="http://schemas.microsoft.com/office/word/2018/wordml/cex" xmlns:w16cid="http://schemas.microsoft.com/office/word/2016/wordml/cid" xmlns:w16="http://schemas.microsoft.com/office/word/2018/wordml" xmlns:w16sdtdh="http://schemas.microsoft.com/office/word/2020/wordml/sdtdatahash" xmlns:w16se="http://schemas.microsoft.com/office/word/2015/wordml/symex" xmlns:wpg="http://schemas.microsoft.com/office/word/2010/wordprocessingGroup" xmlns:wpi="http://schemas.microsoft.com/office/word/2010/wordprocessingInk" xmlns:wne="http://schemas.microsoft.com/office/word/2006/wordml" xmlns:wps="http://schemas.microsoft.com/office/word/2010/wordprocessingShape" mc:Ignorable="w14 w15 w16se w16cid w16 w16cex w16sdtdh wp14">
+<w:ftr xmlns:wpc="http://schemas.microsoft.com/office/word/2010/wordprocessingCanvas" xmlns:cx="http://schemas.microsoft.com/office/drawing/2014/chartex" xmlns:cx1="http://schemas.microsoft.com/office/drawing/2015/9/8/chartex" xmlns:cx2="http://schemas.microsoft.com/office/drawing/2015/10/21/chartex" xmlns:cx3="http://schemas.microsoft.com/office/drawing/2016/5/9/chartex" xmlns:cx4="http://schemas.microsoft.com/office/drawing/2016/5/10/chartex" xmlns:cx5="http://schemas.microsoft.com/office/drawing/2016/5/11/chartex" xmlns:cx6="http://schemas.microsoft.com/office/drawing/2016/5/12/chartex" xmlns:cx7="http://schemas.microsoft.com/office/drawing/2016/5/13/chartex" xmlns:cx8="http://schemas.microsoft.com/office/drawing/2016/5/14/chartex" xmlns:mc="http://schemas.openxmlformats.org/markup-compatibility/2006" xmlns:aink="http://schemas.microsoft.com/office/drawing/2016/ink" xmlns:am3d="http://schemas.microsoft.com/office/drawing/2017/model3d" xmlns:o="urn:schemas-microsoft-com:office:office" xmlns:oel="http://schemas.microsoft.com/office/2019/extlst" xmlns:r="http://schemas.openxmlformats.org/officeDocument/2006/relationships" xmlns:m="http://schemas.openxmlformats.org/officeDocument/2006/math" xmlns:v="urn:schemas-microsoft-com:vml" xmlns:wp14="http://schemas.microsoft.com/office/word/2010/wordprocessingDrawing" xmlns:wp="http://schemas.openxmlformats.org/drawingml/2006/wordprocessingDrawing" xmlns:w10="urn:schemas-microsoft-com:office:word" xmlns:w="http://schemas.openxmlformats.org/wordprocessingml/2006/main" xmlns:w14="http://schemas.microsoft.com/office/word/2010/wordml" xmlns:w15="http://schemas.microsoft.com/office/word/2012/wordml" xmlns:w16cex="http://schemas.microsoft.com/office/word/2018/wordml/cex" xmlns:w16cid="http://schemas.microsoft.com/office/word/2016/wordml/cid" xmlns:w16="http://schemas.microsoft.com/office/word/2018/wordml" xmlns:w16du="http://schemas.microsoft.com/office/word/2023/wordml/word16du" xmlns:w16sdtdh="http://schemas.microsoft.com/office/word/2020/wordml/sdtdatahash" xmlns:w16sdtfl="http://schemas.microsoft.com/office/word/2024/wordml/sdtformatlock" xmlns:w16se="http://schemas.microsoft.com/office/word/2015/wordml/symex" xmlns:wpg="http://schemas.microsoft.com/office/word/2010/wordprocessingGroup" xmlns:wpi="http://schemas.microsoft.com/office/word/2010/wordprocessingInk" xmlns:wne="http://schemas.microsoft.com/office/word/2006/wordml" xmlns:wps="http://schemas.microsoft.com/office/word/2010/wordprocessingShape" mc:Ignorable="w14 w15 w16se w16cid w16 w16cex w16sdtdh w16sdtfl w16du wp14">
   <w:p>
     <w:pPr>
       <w:pStyle w:val="a3"/>
@@ -15544,7 +17412,13 @@
       <w:rPr>
         <w:lang w:val="zh-CN"/>
       </w:rPr>
-      <w:t xml:space="preserve"> / </w:t>
+      <w:t xml:space="preserve"> </w:t>
+    </w:r>
+    <w:r>
+      <w:rPr>
+        <w:lang w:val="zh-CN"/>
+      </w:rPr>
+      <w:t xml:space="preserve">/ </w:t>
     </w:r>
     <w:r>
       <w:rPr>
@@ -15598,7 +17472,7 @@
 </file>
 
 <file path=word/footnotes.xml><?xml version="1.0" encoding="utf-8"?>
-<w:footnotes xmlns:wpc="http://schemas.microsoft.com/office/word/2010/wordprocessingCanvas" xmlns:cx="http://schemas.microsoft.com/office/drawing/2014/chartex" xmlns:cx1="http://schemas.microsoft.com/office/drawing/2015/9/8/chartex" xmlns:cx2="http://schemas.microsoft.com/office/drawing/2015/10/21/chartex" xmlns:cx3="http://schemas.microsoft.com/office/drawing/2016/5/9/chartex" xmlns:cx4="http://schemas.microsoft.com/office/drawing/2016/5/10/chartex" xmlns:cx5="http://schemas.microsoft.com/office/drawing/2016/5/11/chartex" xmlns:cx6="http://schemas.microsoft.com/office/drawing/2016/5/12/chartex" xmlns:cx7="http://schemas.microsoft.com/office/drawing/2016/5/13/chartex" xmlns:cx8="http://schemas.microsoft.com/office/drawing/2016/5/14/chartex" xmlns:mc="http://schemas.openxmlformats.org/markup-compatibility/2006" xmlns:aink="http://schemas.microsoft.com/office/drawing/2016/ink" xmlns:am3d="http://schemas.microsoft.com/office/drawing/2017/model3d" xmlns:o="urn:schemas-microsoft-com:office:office" xmlns:r="http://schemas.openxmlformats.org/officeDocument/2006/relationships" xmlns:m="http://schemas.openxmlformats.org/officeDocument/2006/math" xmlns:v="urn:schemas-microsoft-com:vml" xmlns:wp14="http://schemas.microsoft.com/office/word/2010/wordprocessingDrawing" xmlns:wp="http://schemas.openxmlformats.org/drawingml/2006/wordprocessingDrawing" xmlns:w10="urn:schemas-microsoft-com:office:word" xmlns:w="http://schemas.openxmlformats.org/wordprocessingml/2006/main" xmlns:w14="http://schemas.microsoft.com/office/word/2010/wordml" xmlns:w15="http://schemas.microsoft.com/office/word/2012/wordml" xmlns:w16cex="http://schemas.microsoft.com/office/word/2018/wordml/cex" xmlns:w16cid="http://schemas.microsoft.com/office/word/2016/wordml/cid" xmlns:w16="http://schemas.microsoft.com/office/word/2018/wordml" xmlns:w16sdtdh="http://schemas.microsoft.com/office/word/2020/wordml/sdtdatahash" xmlns:w16se="http://schemas.microsoft.com/office/word/2015/wordml/symex" xmlns:wpg="http://schemas.microsoft.com/office/word/2010/wordprocessingGroup" xmlns:wpi="http://schemas.microsoft.com/office/word/2010/wordprocessingInk" xmlns:wne="http://schemas.microsoft.com/office/word/2006/wordml" xmlns:wps="http://schemas.microsoft.com/office/word/2010/wordprocessingShape" mc:Ignorable="w14 w15 w16se w16cid w16 w16cex w16sdtdh wp14">
+<w:footnotes xmlns:wpc="http://schemas.microsoft.com/office/word/2010/wordprocessingCanvas" xmlns:cx="http://schemas.microsoft.com/office/drawing/2014/chartex" xmlns:cx1="http://schemas.microsoft.com/office/drawing/2015/9/8/chartex" xmlns:cx2="http://schemas.microsoft.com/office/drawing/2015/10/21/chartex" xmlns:cx3="http://schemas.microsoft.com/office/drawing/2016/5/9/chartex" xmlns:cx4="http://schemas.microsoft.com/office/drawing/2016/5/10/chartex" xmlns:cx5="http://schemas.microsoft.com/office/drawing/2016/5/11/chartex" xmlns:cx6="http://schemas.microsoft.com/office/drawing/2016/5/12/chartex" xmlns:cx7="http://schemas.microsoft.com/office/drawing/2016/5/13/chartex" xmlns:cx8="http://schemas.microsoft.com/office/drawing/2016/5/14/chartex" xmlns:mc="http://schemas.openxmlformats.org/markup-compatibility/2006" xmlns:aink="http://schemas.microsoft.com/office/drawing/2016/ink" xmlns:am3d="http://schemas.microsoft.com/office/drawing/2017/model3d" xmlns:o="urn:schemas-microsoft-com:office:office" xmlns:oel="http://schemas.microsoft.com/office/2019/extlst" xmlns:r="http://schemas.openxmlformats.org/officeDocument/2006/relationships" xmlns:m="http://schemas.openxmlformats.org/officeDocument/2006/math" xmlns:v="urn:schemas-microsoft-com:vml" xmlns:wp14="http://schemas.microsoft.com/office/word/2010/wordprocessingDrawing" xmlns:wp="http://schemas.openxmlformats.org/drawingml/2006/wordprocessingDrawing" xmlns:w10="urn:schemas-microsoft-com:office:word" xmlns:w="http://schemas.openxmlformats.org/wordprocessingml/2006/main" xmlns:w14="http://schemas.microsoft.com/office/word/2010/wordml" xmlns:w15="http://schemas.microsoft.com/office/word/2012/wordml" xmlns:w16cex="http://schemas.microsoft.com/office/word/2018/wordml/cex" xmlns:w16cid="http://schemas.microsoft.com/office/word/2016/wordml/cid" xmlns:w16="http://schemas.microsoft.com/office/word/2018/wordml" xmlns:w16du="http://schemas.microsoft.com/office/word/2023/wordml/word16du" xmlns:w16sdtdh="http://schemas.microsoft.com/office/word/2020/wordml/sdtdatahash" xmlns:w16sdtfl="http://schemas.microsoft.com/office/word/2024/wordml/sdtformatlock" xmlns:w16se="http://schemas.microsoft.com/office/word/2015/wordml/symex" xmlns:wpg="http://schemas.microsoft.com/office/word/2010/wordprocessingGroup" xmlns:wpi="http://schemas.microsoft.com/office/word/2010/wordprocessingInk" xmlns:wne="http://schemas.microsoft.com/office/word/2006/wordml" xmlns:wps="http://schemas.microsoft.com/office/word/2010/wordprocessingShape" mc:Ignorable="w14 w15 w16se w16cid w16 w16cex w16sdtdh w16sdtfl w16du wp14">
   <w:footnote w:type="separator" w:id="-1">
     <w:p>
       <w:r>
@@ -15620,7 +17494,7 @@
 </file>
 
 <file path=word/header1.xml><?xml version="1.0" encoding="utf-8"?>
-<w:hdr xmlns:wpc="http://schemas.microsoft.com/office/word/2010/wordprocessingCanvas" xmlns:cx="http://schemas.microsoft.com/office/drawing/2014/chartex" xmlns:cx1="http://schemas.microsoft.com/office/drawing/2015/9/8/chartex" xmlns:cx2="http://schemas.microsoft.com/office/drawing/2015/10/21/chartex" xmlns:cx3="http://schemas.microsoft.com/office/drawing/2016/5/9/chartex" xmlns:cx4="http://schemas.microsoft.com/office/drawing/2016/5/10/chartex" xmlns:cx5="http://schemas.microsoft.com/office/drawing/2016/5/11/chartex" xmlns:cx6="http://schemas.microsoft.com/office/drawing/2016/5/12/chartex" xmlns:cx7="http://schemas.microsoft.com/office/drawing/2016/5/13/chartex" xmlns:cx8="http://schemas.microsoft.com/office/drawing/2016/5/14/chartex" xmlns:mc="http://schemas.openxmlformats.org/markup-compatibility/2006" xmlns:aink="http://schemas.microsoft.com/office/drawing/2016/ink" xmlns:am3d="http://schemas.microsoft.com/office/drawing/2017/model3d" xmlns:o="urn:schemas-microsoft-com:office:office" xmlns:r="http://schemas.openxmlformats.org/officeDocument/2006/relationships" xmlns:m="http://schemas.openxmlformats.org/officeDocument/2006/math" xmlns:v="urn:schemas-microsoft-com:vml" xmlns:wp14="http://schemas.microsoft.com/office/word/2010/wordprocessingDrawing" xmlns:wp="http://schemas.openxmlformats.org/drawingml/2006/wordprocessingDrawing" xmlns:w10="urn:schemas-microsoft-com:office:word" xmlns:w="http://schemas.openxmlformats.org/wordprocessingml/2006/main" xmlns:w14="http://schemas.microsoft.com/office/word/2010/wordml" xmlns:w15="http://schemas.microsoft.com/office/word/2012/wordml" xmlns:w16cex="http://schemas.microsoft.com/office/word/2018/wordml/cex" xmlns:w16cid="http://schemas.microsoft.com/office/word/2016/wordml/cid" xmlns:w16="http://schemas.microsoft.com/office/word/2018/wordml" xmlns:w16sdtdh="http://schemas.microsoft.com/office/word/2020/wordml/sdtdatahash" xmlns:w16se="http://schemas.microsoft.com/office/word/2015/wordml/symex" xmlns:wpg="http://schemas.microsoft.com/office/word/2010/wordprocessingGroup" xmlns:wpi="http://schemas.microsoft.com/office/word/2010/wordprocessingInk" xmlns:wne="http://schemas.microsoft.com/office/word/2006/wordml" xmlns:wps="http://schemas.microsoft.com/office/word/2010/wordprocessingShape" mc:Ignorable="w14 w15 w16se w16cid w16 w16cex w16sdtdh wp14">
+<w:hdr xmlns:wpc="http://schemas.microsoft.com/office/word/2010/wordprocessingCanvas" xmlns:cx="http://schemas.microsoft.com/office/drawing/2014/chartex" xmlns:cx1="http://schemas.microsoft.com/office/drawing/2015/9/8/chartex" xmlns:cx2="http://schemas.microsoft.com/office/drawing/2015/10/21/chartex" xmlns:cx3="http://schemas.microsoft.com/office/drawing/2016/5/9/chartex" xmlns:cx4="http://schemas.microsoft.com/office/drawing/2016/5/10/chartex" xmlns:cx5="http://schemas.microsoft.com/office/drawing/2016/5/11/chartex" xmlns:cx6="http://schemas.microsoft.com/office/drawing/2016/5/12/chartex" xmlns:cx7="http://schemas.microsoft.com/office/drawing/2016/5/13/chartex" xmlns:cx8="http://schemas.microsoft.com/office/drawing/2016/5/14/chartex" xmlns:mc="http://schemas.openxmlformats.org/markup-compatibility/2006" xmlns:aink="http://schemas.microsoft.com/office/drawing/2016/ink" xmlns:am3d="http://schemas.microsoft.com/office/drawing/2017/model3d" xmlns:o="urn:schemas-microsoft-com:office:office" xmlns:oel="http://schemas.microsoft.com/office/2019/extlst" xmlns:r="http://schemas.openxmlformats.org/officeDocument/2006/relationships" xmlns:m="http://schemas.openxmlformats.org/officeDocument/2006/math" xmlns:v="urn:schemas-microsoft-com:vml" xmlns:wp14="http://schemas.microsoft.com/office/word/2010/wordprocessingDrawing" xmlns:wp="http://schemas.openxmlformats.org/drawingml/2006/wordprocessingDrawing" xmlns:w10="urn:schemas-microsoft-com:office:word" xmlns:w="http://schemas.openxmlformats.org/wordprocessingml/2006/main" xmlns:w14="http://schemas.microsoft.com/office/word/2010/wordml" xmlns:w15="http://schemas.microsoft.com/office/word/2012/wordml" xmlns:w16cex="http://schemas.microsoft.com/office/word/2018/wordml/cex" xmlns:w16cid="http://schemas.microsoft.com/office/word/2016/wordml/cid" xmlns:w16="http://schemas.microsoft.com/office/word/2018/wordml" xmlns:w16du="http://schemas.microsoft.com/office/word/2023/wordml/word16du" xmlns:w16sdtdh="http://schemas.microsoft.com/office/word/2020/wordml/sdtdatahash" xmlns:w16sdtfl="http://schemas.microsoft.com/office/word/2024/wordml/sdtformatlock" xmlns:w16se="http://schemas.microsoft.com/office/word/2015/wordml/symex" xmlns:wpg="http://schemas.microsoft.com/office/word/2010/wordprocessingGroup" xmlns:wpi="http://schemas.microsoft.com/office/word/2010/wordprocessingInk" xmlns:wne="http://schemas.microsoft.com/office/word/2006/wordml" xmlns:wps="http://schemas.microsoft.com/office/word/2010/wordprocessingShape" mc:Ignorable="w14 w15 w16se w16cid w16 w16cex w16sdtdh w16sdtfl w16du wp14">
   <w:p>
     <w:pPr>
       <w:pStyle w:val="a5"/>
@@ -15639,7 +17513,7 @@
 </file>
 
 <file path=word/numbering.xml><?xml version="1.0" encoding="utf-8"?>
-<w:numbering xmlns:wpc="http://schemas.microsoft.com/office/word/2010/wordprocessingCanvas" xmlns:cx="http://schemas.microsoft.com/office/drawing/2014/chartex" xmlns:cx1="http://schemas.microsoft.com/office/drawing/2015/9/8/chartex" xmlns:cx2="http://schemas.microsoft.com/office/drawing/2015/10/21/chartex" xmlns:cx3="http://schemas.microsoft.com/office/drawing/2016/5/9/chartex" xmlns:cx4="http://schemas.microsoft.com/office/drawing/2016/5/10/chartex" xmlns:cx5="http://schemas.microsoft.com/office/drawing/2016/5/11/chartex" xmlns:cx6="http://schemas.microsoft.com/office/drawing/2016/5/12/chartex" xmlns:cx7="http://schemas.microsoft.com/office/drawing/2016/5/13/chartex" xmlns:cx8="http://schemas.microsoft.com/office/drawing/2016/5/14/chartex" xmlns:mc="http://schemas.openxmlformats.org/markup-compatibility/2006" xmlns:aink="http://schemas.microsoft.com/office/drawing/2016/ink" xmlns:am3d="http://schemas.microsoft.com/office/drawing/2017/model3d" xmlns:o="urn:schemas-microsoft-com:office:office" xmlns:r="http://schemas.openxmlformats.org/officeDocument/2006/relationships" xmlns:m="http://schemas.openxmlformats.org/officeDocument/2006/math" xmlns:v="urn:schemas-microsoft-com:vml" xmlns:wp14="http://schemas.microsoft.com/office/word/2010/wordprocessingDrawing" xmlns:wp="http://schemas.openxmlformats.org/drawingml/2006/wordprocessingDrawing" xmlns:w10="urn:schemas-microsoft-com:office:word" xmlns:w="http://schemas.openxmlformats.org/wordprocessingml/2006/main" xmlns:w14="http://schemas.microsoft.com/office/word/2010/wordml" xmlns:w15="http://schemas.microsoft.com/office/word/2012/wordml" xmlns:w16cex="http://schemas.microsoft.com/office/word/2018/wordml/cex" xmlns:w16cid="http://schemas.microsoft.com/office/word/2016/wordml/cid" xmlns:w16="http://schemas.microsoft.com/office/word/2018/wordml" xmlns:w16sdtdh="http://schemas.microsoft.com/office/word/2020/wordml/sdtdatahash" xmlns:w16se="http://schemas.microsoft.com/office/word/2015/wordml/symex" xmlns:wpg="http://schemas.microsoft.com/office/word/2010/wordprocessingGroup" xmlns:wpi="http://schemas.microsoft.com/office/word/2010/wordprocessingInk" xmlns:wne="http://schemas.microsoft.com/office/word/2006/wordml" xmlns:wps="http://schemas.microsoft.com/office/word/2010/wordprocessingShape" mc:Ignorable="w14 w15 w16se w16cid w16 w16cex w16sdtdh wp14">
+<w:numbering xmlns:wpc="http://schemas.microsoft.com/office/word/2010/wordprocessingCanvas" xmlns:cx="http://schemas.microsoft.com/office/drawing/2014/chartex" xmlns:cx1="http://schemas.microsoft.com/office/drawing/2015/9/8/chartex" xmlns:cx2="http://schemas.microsoft.com/office/drawing/2015/10/21/chartex" xmlns:cx3="http://schemas.microsoft.com/office/drawing/2016/5/9/chartex" xmlns:cx4="http://schemas.microsoft.com/office/drawing/2016/5/10/chartex" xmlns:cx5="http://schemas.microsoft.com/office/drawing/2016/5/11/chartex" xmlns:cx6="http://schemas.microsoft.com/office/drawing/2016/5/12/chartex" xmlns:cx7="http://schemas.microsoft.com/office/drawing/2016/5/13/chartex" xmlns:cx8="http://schemas.microsoft.com/office/drawing/2016/5/14/chartex" xmlns:mc="http://schemas.openxmlformats.org/markup-compatibility/2006" xmlns:aink="http://schemas.microsoft.com/office/drawing/2016/ink" xmlns:am3d="http://schemas.microsoft.com/office/drawing/2017/model3d" xmlns:o="urn:schemas-microsoft-com:office:office" xmlns:oel="http://schemas.microsoft.com/office/2019/extlst" xmlns:r="http://schemas.openxmlformats.org/officeDocument/2006/relationships" xmlns:m="http://schemas.openxmlformats.org/officeDocument/2006/math" xmlns:v="urn:schemas-microsoft-com:vml" xmlns:wp14="http://schemas.microsoft.com/office/word/2010/wordprocessingDrawing" xmlns:wp="http://schemas.openxmlformats.org/drawingml/2006/wordprocessingDrawing" xmlns:w10="urn:schemas-microsoft-com:office:word" xmlns:w="http://schemas.openxmlformats.org/wordprocessingml/2006/main" xmlns:w14="http://schemas.microsoft.com/office/word/2010/wordml" xmlns:w15="http://schemas.microsoft.com/office/word/2012/wordml" xmlns:w16cex="http://schemas.microsoft.com/office/word/2018/wordml/cex" xmlns:w16cid="http://schemas.microsoft.com/office/word/2016/wordml/cid" xmlns:w16="http://schemas.microsoft.com/office/word/2018/wordml" xmlns:w16du="http://schemas.microsoft.com/office/word/2023/wordml/word16du" xmlns:w16sdtdh="http://schemas.microsoft.com/office/word/2020/wordml/sdtdatahash" xmlns:w16sdtfl="http://schemas.microsoft.com/office/word/2024/wordml/sdtformatlock" xmlns:w16se="http://schemas.microsoft.com/office/word/2015/wordml/symex" xmlns:wpg="http://schemas.microsoft.com/office/word/2010/wordprocessingGroup" xmlns:wpi="http://schemas.microsoft.com/office/word/2010/wordprocessingInk" xmlns:wne="http://schemas.microsoft.com/office/word/2006/wordml" xmlns:wps="http://schemas.microsoft.com/office/word/2010/wordprocessingShape" mc:Ignorable="w14 w15 w16se w16cid w16 w16cex w16sdtdh w16sdtfl w16du wp14">
   <w:abstractNum w:abstractNumId="0" w15:restartNumberingAfterBreak="0">
     <w:nsid w:val="105A6F4A"/>
     <w:multiLevelType w:val="multilevel"/>
@@ -16711,41 +18585,41 @@
       </w:pPr>
     </w:lvl>
   </w:abstractNum>
-  <w:num w:numId="1">
+  <w:num w:numId="1" w16cid:durableId="1510490422">
     <w:abstractNumId w:val="4"/>
   </w:num>
-  <w:num w:numId="2">
+  <w:num w:numId="2" w16cid:durableId="1103644982">
     <w:abstractNumId w:val="5"/>
   </w:num>
-  <w:num w:numId="3">
+  <w:num w:numId="3" w16cid:durableId="1856964115">
     <w:abstractNumId w:val="4"/>
   </w:num>
-  <w:num w:numId="4">
+  <w:num w:numId="4" w16cid:durableId="8530466">
     <w:abstractNumId w:val="2"/>
   </w:num>
-  <w:num w:numId="5">
+  <w:num w:numId="5" w16cid:durableId="1272737775">
     <w:abstractNumId w:val="0"/>
   </w:num>
-  <w:num w:numId="6">
+  <w:num w:numId="6" w16cid:durableId="804350358">
     <w:abstractNumId w:val="1"/>
   </w:num>
-  <w:num w:numId="7">
+  <w:num w:numId="7" w16cid:durableId="729037832">
     <w:abstractNumId w:val="7"/>
   </w:num>
-  <w:num w:numId="8">
+  <w:num w:numId="8" w16cid:durableId="1536695875">
     <w:abstractNumId w:val="6"/>
   </w:num>
-  <w:num w:numId="9">
+  <w:num w:numId="9" w16cid:durableId="759642444">
     <w:abstractNumId w:val="3"/>
   </w:num>
-  <w:num w:numId="10">
+  <w:num w:numId="10" w16cid:durableId="827792195">
     <w:abstractNumId w:val="8"/>
   </w:num>
 </w:numbering>
 </file>
 
 <file path=word/people.xml><?xml version="1.0" encoding="utf-8"?>
-<w15:people xmlns:wpc="http://schemas.microsoft.com/office/word/2010/wordprocessingCanvas" xmlns:cx="http://schemas.microsoft.com/office/drawing/2014/chartex" xmlns:cx1="http://schemas.microsoft.com/office/drawing/2015/9/8/chartex" xmlns:cx2="http://schemas.microsoft.com/office/drawing/2015/10/21/chartex" xmlns:cx3="http://schemas.microsoft.com/office/drawing/2016/5/9/chartex" xmlns:cx4="http://schemas.microsoft.com/office/drawing/2016/5/10/chartex" xmlns:cx5="http://schemas.microsoft.com/office/drawing/2016/5/11/chartex" xmlns:cx6="http://schemas.microsoft.com/office/drawing/2016/5/12/chartex" xmlns:cx7="http://schemas.microsoft.com/office/drawing/2016/5/13/chartex" xmlns:cx8="http://schemas.microsoft.com/office/drawing/2016/5/14/chartex" xmlns:mc="http://schemas.openxmlformats.org/markup-compatibility/2006" xmlns:aink="http://schemas.microsoft.com/office/drawing/2016/ink" xmlns:am3d="http://schemas.microsoft.com/office/drawing/2017/model3d" xmlns:o="urn:schemas-microsoft-com:office:office" xmlns:r="http://schemas.openxmlformats.org/officeDocument/2006/relationships" xmlns:m="http://schemas.openxmlformats.org/officeDocument/2006/math" xmlns:v="urn:schemas-microsoft-com:vml" xmlns:wp14="http://schemas.microsoft.com/office/word/2010/wordprocessingDrawing" xmlns:wp="http://schemas.openxmlformats.org/drawingml/2006/wordprocessingDrawing" xmlns:w10="urn:schemas-microsoft-com:office:word" xmlns:w="http://schemas.openxmlformats.org/wordprocessingml/2006/main" xmlns:w14="http://schemas.microsoft.com/office/word/2010/wordml" xmlns:w15="http://schemas.microsoft.com/office/word/2012/wordml" xmlns:w16cex="http://schemas.microsoft.com/office/word/2018/wordml/cex" xmlns:w16cid="http://schemas.microsoft.com/office/word/2016/wordml/cid" xmlns:w16="http://schemas.microsoft.com/office/word/2018/wordml" xmlns:w16sdtdh="http://schemas.microsoft.com/office/word/2020/wordml/sdtdatahash" xmlns:w16se="http://schemas.microsoft.com/office/word/2015/wordml/symex" xmlns:wpg="http://schemas.microsoft.com/office/word/2010/wordprocessingGroup" xmlns:wpi="http://schemas.microsoft.com/office/word/2010/wordprocessingInk" xmlns:wne="http://schemas.microsoft.com/office/word/2006/wordml" xmlns:wps="http://schemas.microsoft.com/office/word/2010/wordprocessingShape" mc:Ignorable="w14 w15 w16se w16cid w16 w16cex w16sdtdh wp14">
+<w15:people xmlns:wpc="http://schemas.microsoft.com/office/word/2010/wordprocessingCanvas" xmlns:cx="http://schemas.microsoft.com/office/drawing/2014/chartex" xmlns:cx1="http://schemas.microsoft.com/office/drawing/2015/9/8/chartex" xmlns:cx2="http://schemas.microsoft.com/office/drawing/2015/10/21/chartex" xmlns:cx3="http://schemas.microsoft.com/office/drawing/2016/5/9/chartex" xmlns:cx4="http://schemas.microsoft.com/office/drawing/2016/5/10/chartex" xmlns:cx5="http://schemas.microsoft.com/office/drawing/2016/5/11/chartex" xmlns:cx6="http://schemas.microsoft.com/office/drawing/2016/5/12/chartex" xmlns:cx7="http://schemas.microsoft.com/office/drawing/2016/5/13/chartex" xmlns:cx8="http://schemas.microsoft.com/office/drawing/2016/5/14/chartex" xmlns:mc="http://schemas.openxmlformats.org/markup-compatibility/2006" xmlns:aink="http://schemas.microsoft.com/office/drawing/2016/ink" xmlns:am3d="http://schemas.microsoft.com/office/drawing/2017/model3d" xmlns:o="urn:schemas-microsoft-com:office:office" xmlns:oel="http://schemas.microsoft.com/office/2019/extlst" xmlns:r="http://schemas.openxmlformats.org/officeDocument/2006/relationships" xmlns:m="http://schemas.openxmlformats.org/officeDocument/2006/math" xmlns:v="urn:schemas-microsoft-com:vml" xmlns:wp14="http://schemas.microsoft.com/office/word/2010/wordprocessingDrawing" xmlns:wp="http://schemas.openxmlformats.org/drawingml/2006/wordprocessingDrawing" xmlns:w10="urn:schemas-microsoft-com:office:word" xmlns:w="http://schemas.openxmlformats.org/wordprocessingml/2006/main" xmlns:w14="http://schemas.microsoft.com/office/word/2010/wordml" xmlns:w15="http://schemas.microsoft.com/office/word/2012/wordml" xmlns:w16cex="http://schemas.microsoft.com/office/word/2018/wordml/cex" xmlns:w16cid="http://schemas.microsoft.com/office/word/2016/wordml/cid" xmlns:w16="http://schemas.microsoft.com/office/word/2018/wordml" xmlns:w16du="http://schemas.microsoft.com/office/word/2023/wordml/word16du" xmlns:w16sdtdh="http://schemas.microsoft.com/office/word/2020/wordml/sdtdatahash" xmlns:w16sdtfl="http://schemas.microsoft.com/office/word/2024/wordml/sdtformatlock" xmlns:w16se="http://schemas.microsoft.com/office/word/2015/wordml/symex" xmlns:wpg="http://schemas.microsoft.com/office/word/2010/wordprocessingGroup" xmlns:wpi="http://schemas.microsoft.com/office/word/2010/wordprocessingInk" xmlns:wne="http://schemas.microsoft.com/office/word/2006/wordml" xmlns:wps="http://schemas.microsoft.com/office/word/2010/wordprocessingShape" mc:Ignorable="w14 w15 w16se w16cid w16 w16cex w16sdtdh w16sdtfl w16du wp14">
   <w15:person w15:author="阳 万">
     <w15:presenceInfo w15:providerId="Windows Live" w15:userId="cf685795c5b8302f"/>
   </w15:person>
@@ -16753,7 +18627,7 @@
 </file>
 
 <file path=word/styles.xml><?xml version="1.0" encoding="utf-8"?>
-<w:styles xmlns:mc="http://schemas.openxmlformats.org/markup-compatibility/2006" xmlns:r="http://schemas.openxmlformats.org/officeDocument/2006/relationships" xmlns:w="http://schemas.openxmlformats.org/wordprocessingml/2006/main" xmlns:w14="http://schemas.microsoft.com/office/word/2010/wordml" xmlns:w15="http://schemas.microsoft.com/office/word/2012/wordml" xmlns:w16cex="http://schemas.microsoft.com/office/word/2018/wordml/cex" xmlns:w16cid="http://schemas.microsoft.com/office/word/2016/wordml/cid" xmlns:w16="http://schemas.microsoft.com/office/word/2018/wordml" xmlns:w16sdtdh="http://schemas.microsoft.com/office/word/2020/wordml/sdtdatahash" xmlns:w16se="http://schemas.microsoft.com/office/word/2015/wordml/symex" mc:Ignorable="w14 w15 w16se w16cid w16 w16cex w16sdtdh">
+<w:styles xmlns:mc="http://schemas.openxmlformats.org/markup-compatibility/2006" xmlns:r="http://schemas.openxmlformats.org/officeDocument/2006/relationships" xmlns:w="http://schemas.openxmlformats.org/wordprocessingml/2006/main" xmlns:w14="http://schemas.microsoft.com/office/word/2010/wordml" xmlns:w15="http://schemas.microsoft.com/office/word/2012/wordml" xmlns:w16cex="http://schemas.microsoft.com/office/word/2018/wordml/cex" xmlns:w16cid="http://schemas.microsoft.com/office/word/2016/wordml/cid" xmlns:w16="http://schemas.microsoft.com/office/word/2018/wordml" xmlns:w16du="http://schemas.microsoft.com/office/word/2023/wordml/word16du" xmlns:w16sdtdh="http://schemas.microsoft.com/office/word/2020/wordml/sdtdatahash" xmlns:w16sdtfl="http://schemas.microsoft.com/office/word/2024/wordml/sdtformatlock" xmlns:w16se="http://schemas.microsoft.com/office/word/2015/wordml/symex" mc:Ignorable="w14 w15 w16se w16cid w16 w16cex w16sdtdh w16sdtfl w16du">
   <w:docDefaults>
     <w:rPrDefault>
       <w:rPr>
@@ -17845,6 +19719,31 @@
       <w:szCs w:val="32"/>
     </w:rPr>
   </w:style>
+  <w:style w:type="paragraph" w:styleId="ad">
+    <w:name w:val="Date"/>
+    <w:basedOn w:val="a"/>
+    <w:next w:val="a"/>
+    <w:link w:val="ae"/>
+    <w:semiHidden/>
+    <w:unhideWhenUsed/>
+    <w:rsid w:val="00431DB1"/>
+    <w:pPr>
+      <w:ind w:leftChars="2500" w:left="100"/>
+    </w:pPr>
+  </w:style>
+  <w:style w:type="character" w:customStyle="1" w:styleId="ae">
+    <w:name w:val="日期 字符"/>
+    <w:basedOn w:val="a0"/>
+    <w:link w:val="ad"/>
+    <w:semiHidden/>
+    <w:rsid w:val="00431DB1"/>
+    <w:rPr>
+      <w:rFonts w:ascii="Calibri" w:hAnsi="Calibri"/>
+      <w:kern w:val="2"/>
+      <w:sz w:val="21"/>
+      <w:szCs w:val="22"/>
+    </w:rPr>
+  </w:style>
 </w:styles>
 </file>
 

--- a/报告/实验报告.docx
+++ b/报告/实验报告.docx
@@ -1,6 +1,6 @@
 
 <file path=word/document.xml><?xml version="1.0" encoding="utf-8"?>
-<w:document xmlns:wpc="http://schemas.microsoft.com/office/word/2010/wordprocessingCanvas" xmlns:cx="http://schemas.microsoft.com/office/drawing/2014/chartex" xmlns:cx1="http://schemas.microsoft.com/office/drawing/2015/9/8/chartex" xmlns:cx2="http://schemas.microsoft.com/office/drawing/2015/10/21/chartex" xmlns:cx3="http://schemas.microsoft.com/office/drawing/2016/5/9/chartex" xmlns:cx4="http://schemas.microsoft.com/office/drawing/2016/5/10/chartex" xmlns:cx5="http://schemas.microsoft.com/office/drawing/2016/5/11/chartex" xmlns:cx6="http://schemas.microsoft.com/office/drawing/2016/5/12/chartex" xmlns:cx7="http://schemas.microsoft.com/office/drawing/2016/5/13/chartex" xmlns:cx8="http://schemas.microsoft.com/office/drawing/2016/5/14/chartex" xmlns:mc="http://schemas.openxmlformats.org/markup-compatibility/2006" xmlns:aink="http://schemas.microsoft.com/office/drawing/2016/ink" xmlns:am3d="http://schemas.microsoft.com/office/drawing/2017/model3d" xmlns:o="urn:schemas-microsoft-com:office:office" xmlns:oel="http://schemas.microsoft.com/office/2019/extlst" xmlns:r="http://schemas.openxmlformats.org/officeDocument/2006/relationships" xmlns:m="http://schemas.openxmlformats.org/officeDocument/2006/math" xmlns:v="urn:schemas-microsoft-com:vml" xmlns:wp14="http://schemas.microsoft.com/office/word/2010/wordprocessingDrawing" xmlns:wp="http://schemas.openxmlformats.org/drawingml/2006/wordprocessingDrawing" xmlns:w10="urn:schemas-microsoft-com:office:word" xmlns:w="http://schemas.openxmlformats.org/wordprocessingml/2006/main" xmlns:w14="http://schemas.microsoft.com/office/word/2010/wordml" xmlns:w15="http://schemas.microsoft.com/office/word/2012/wordml" xmlns:w16cex="http://schemas.microsoft.com/office/word/2018/wordml/cex" xmlns:w16cid="http://schemas.microsoft.com/office/word/2016/wordml/cid" xmlns:w16="http://schemas.microsoft.com/office/word/2018/wordml" xmlns:w16du="http://schemas.microsoft.com/office/word/2023/wordml/word16du" xmlns:w16sdtdh="http://schemas.microsoft.com/office/word/2020/wordml/sdtdatahash" xmlns:w16sdtfl="http://schemas.microsoft.com/office/word/2024/wordml/sdtformatlock" xmlns:w16se="http://schemas.microsoft.com/office/word/2015/wordml/symex" xmlns:wpg="http://schemas.microsoft.com/office/word/2010/wordprocessingGroup" xmlns:wpi="http://schemas.microsoft.com/office/word/2010/wordprocessingInk" xmlns:wne="http://schemas.microsoft.com/office/word/2006/wordml" xmlns:wps="http://schemas.microsoft.com/office/word/2010/wordprocessingShape" mc:Ignorable="w14 w15 w16se w16cid w16 w16cex w16sdtdh w16sdtfl w16du wp14">
+<w:document xmlns:wpc="http://schemas.microsoft.com/office/word/2010/wordprocessingCanvas" xmlns:cx="http://schemas.microsoft.com/office/drawing/2014/chartex" xmlns:cx1="http://schemas.microsoft.com/office/drawing/2015/9/8/chartex" xmlns:cx2="http://schemas.microsoft.com/office/drawing/2015/10/21/chartex" xmlns:cx3="http://schemas.microsoft.com/office/drawing/2016/5/9/chartex" xmlns:cx4="http://schemas.microsoft.com/office/drawing/2016/5/10/chartex" xmlns:cx5="http://schemas.microsoft.com/office/drawing/2016/5/11/chartex" xmlns:cx6="http://schemas.microsoft.com/office/drawing/2016/5/12/chartex" xmlns:cx7="http://schemas.microsoft.com/office/drawing/2016/5/13/chartex" xmlns:cx8="http://schemas.microsoft.com/office/drawing/2016/5/14/chartex" xmlns:mc="http://schemas.openxmlformats.org/markup-compatibility/2006" xmlns:aink="http://schemas.microsoft.com/office/drawing/2016/ink" xmlns:am3d="http://schemas.microsoft.com/office/drawing/2017/model3d" xmlns:o="urn:schemas-microsoft-com:office:office" xmlns:r="http://schemas.openxmlformats.org/officeDocument/2006/relationships" xmlns:m="http://schemas.openxmlformats.org/officeDocument/2006/math" xmlns:v="urn:schemas-microsoft-com:vml" xmlns:wp14="http://schemas.microsoft.com/office/word/2010/wordprocessingDrawing" xmlns:wp="http://schemas.openxmlformats.org/drawingml/2006/wordprocessingDrawing" xmlns:w10="urn:schemas-microsoft-com:office:word" xmlns:w="http://schemas.openxmlformats.org/wordprocessingml/2006/main" xmlns:w14="http://schemas.microsoft.com/office/word/2010/wordml" xmlns:w15="http://schemas.microsoft.com/office/word/2012/wordml" xmlns:w16cex="http://schemas.microsoft.com/office/word/2018/wordml/cex" xmlns:w16cid="http://schemas.microsoft.com/office/word/2016/wordml/cid" xmlns:w16="http://schemas.microsoft.com/office/word/2018/wordml" xmlns:w16sdtdh="http://schemas.microsoft.com/office/word/2020/wordml/sdtdatahash" xmlns:w16se="http://schemas.microsoft.com/office/word/2015/wordml/symex" xmlns:wpg="http://schemas.microsoft.com/office/word/2010/wordprocessingGroup" xmlns:wpi="http://schemas.microsoft.com/office/word/2010/wordprocessingInk" xmlns:wne="http://schemas.microsoft.com/office/word/2006/wordml" xmlns:wps="http://schemas.microsoft.com/office/word/2010/wordprocessingShape" mc:Ignorable="w14 w15 w16se w16cid w16 w16cex w16sdtdh wp14">
   <w:body>
     <w:p>
       <w:pPr>
@@ -261,23 +261,13 @@
         </w:rPr>
         <w:t>(</w:t>
       </w:r>
-      <w:proofErr w:type="spellStart"/>
-      <w:r>
-        <w:rPr>
-          <w:rFonts w:ascii="Times New Roman" w:hAnsi="Times New Roman"/>
-          <w:sz w:val="28"/>
-          <w:szCs w:val="28"/>
-        </w:rPr>
-        <w:t>ChineseChess</w:t>
-      </w:r>
-      <w:proofErr w:type="spellEnd"/>
-      <w:r>
-        <w:rPr>
-          <w:rFonts w:ascii="Times New Roman" w:hAnsi="Times New Roman"/>
-          <w:sz w:val="28"/>
-          <w:szCs w:val="28"/>
-        </w:rPr>
-        <w:t>)</w:t>
+      <w:r>
+        <w:rPr>
+          <w:rFonts w:ascii="Times New Roman" w:hAnsi="Times New Roman"/>
+          <w:sz w:val="28"/>
+          <w:szCs w:val="28"/>
+        </w:rPr>
+        <w:t>ChineseChess)</w:t>
       </w:r>
     </w:p>
     <w:p>
@@ -639,61 +629,41 @@
           <w:sz w:val="24"/>
           <w:szCs w:val="24"/>
         </w:rPr>
-        <w:t xml:space="preserve">) </w:t>
-      </w:r>
-      <w:proofErr w:type="spellStart"/>
+        <w:t>) Exact,Alpha,Beta</w:t>
+      </w:r>
       <w:r>
         <w:rPr>
           <w:rFonts w:ascii="Times New Roman" w:hAnsi="Times New Roman"/>
           <w:sz w:val="24"/>
           <w:szCs w:val="24"/>
         </w:rPr>
-        <w:t>Exact,Alpha,Beta</w:t>
-      </w:r>
-      <w:proofErr w:type="spellEnd"/>
-      <w:r>
-        <w:rPr>
-          <w:rFonts w:ascii="Times New Roman" w:hAnsi="Times New Roman"/>
+        <w:t>节点记录与启发搜素</w:t>
+      </w:r>
+      <w:r>
+        <w:rPr>
+          <w:rFonts w:ascii="Times New Roman" w:hAnsi="Times New Roman" w:hint="eastAsia"/>
           <w:sz w:val="24"/>
           <w:szCs w:val="24"/>
         </w:rPr>
-        <w:t>节点记录与启发搜素</w:t>
-      </w:r>
-      <w:r>
-        <w:rPr>
-          <w:rFonts w:ascii="Times New Roman" w:hAnsi="Times New Roman" w:hint="eastAsia"/>
+        <w:t>；</w:t>
+      </w:r>
+    </w:p>
+    <w:p>
+      <w:pPr>
+        <w:ind w:firstLine="420"/>
+        <w:rPr>
+          <w:rFonts w:ascii="Times New Roman" w:hAnsi="Times New Roman"/>
           <w:sz w:val="24"/>
           <w:szCs w:val="24"/>
         </w:rPr>
-        <w:t>；</w:t>
-      </w:r>
-    </w:p>
-    <w:p>
-      <w:pPr>
-        <w:ind w:firstLine="420"/>
+      </w:pPr>
+      <w:r>
         <w:rPr>
           <w:rFonts w:ascii="Times New Roman" w:hAnsi="Times New Roman"/>
           <w:sz w:val="24"/>
           <w:szCs w:val="24"/>
         </w:rPr>
-      </w:pPr>
-      <w:proofErr w:type="spellStart"/>
-      <w:r>
-        <w:rPr>
-          <w:rFonts w:ascii="Times New Roman" w:hAnsi="Times New Roman"/>
-          <w:sz w:val="24"/>
-          <w:szCs w:val="24"/>
-        </w:rPr>
-        <w:t>NegaMax</w:t>
-      </w:r>
-      <w:proofErr w:type="spellEnd"/>
-      <w:r>
-        <w:rPr>
-          <w:rFonts w:ascii="Times New Roman" w:hAnsi="Times New Roman"/>
-          <w:sz w:val="24"/>
-          <w:szCs w:val="24"/>
-        </w:rPr>
-        <w:t>(</w:t>
+        <w:t>NegaMax(</w:t>
       </w:r>
       <w:r>
         <w:rPr>
@@ -1774,25 +1744,7 @@
           <w:sz w:val="28"/>
           <w:szCs w:val="28"/>
         </w:rPr>
-        <w:t xml:space="preserve"> </w:t>
-      </w:r>
-      <w:proofErr w:type="spellStart"/>
-      <w:r>
-        <w:rPr>
-          <w:rFonts w:ascii="Times New Roman" w:hAnsi="Times New Roman"/>
-          <w:sz w:val="28"/>
-          <w:szCs w:val="28"/>
-        </w:rPr>
-        <w:t>EvalRecord</w:t>
-      </w:r>
-      <w:proofErr w:type="spellEnd"/>
-      <w:r>
-        <w:rPr>
-          <w:rFonts w:ascii="Times New Roman" w:hAnsi="Times New Roman"/>
-          <w:sz w:val="28"/>
-          <w:szCs w:val="28"/>
-        </w:rPr>
-        <w:t xml:space="preserve"> </w:t>
+        <w:t xml:space="preserve"> EvalRecord </w:t>
       </w:r>
       <w:r>
         <w:rPr>
@@ -1828,23 +1780,13 @@
           <w:szCs w:val="28"/>
         </w:rPr>
       </w:pPr>
-      <w:proofErr w:type="spellStart"/>
-      <w:r>
-        <w:rPr>
-          <w:rFonts w:ascii="Times New Roman" w:hAnsi="Times New Roman"/>
-          <w:sz w:val="28"/>
-          <w:szCs w:val="28"/>
-        </w:rPr>
-        <w:t>EvalRecord</w:t>
-      </w:r>
-      <w:proofErr w:type="spellEnd"/>
-      <w:r>
-        <w:rPr>
-          <w:rFonts w:ascii="Times New Roman" w:hAnsi="Times New Roman"/>
-          <w:sz w:val="28"/>
-          <w:szCs w:val="28"/>
-        </w:rPr>
-        <w:t xml:space="preserve"> </w:t>
+      <w:r>
+        <w:rPr>
+          <w:rFonts w:ascii="Times New Roman" w:hAnsi="Times New Roman"/>
+          <w:sz w:val="28"/>
+          <w:szCs w:val="28"/>
+        </w:rPr>
+        <w:t xml:space="preserve">EvalRecord </w:t>
       </w:r>
       <w:r>
         <w:rPr>
@@ -1860,18 +1802,8 @@
           <w:sz w:val="28"/>
           <w:szCs w:val="28"/>
         </w:rPr>
-        <w:t xml:space="preserve"> </w:t>
-      </w:r>
-      <w:proofErr w:type="spellStart"/>
-      <w:r>
-        <w:rPr>
-          <w:rFonts w:ascii="Times New Roman" w:hAnsi="Times New Roman"/>
-          <w:sz w:val="28"/>
-          <w:szCs w:val="28"/>
-        </w:rPr>
-        <w:t>getMidgameWeight</w:t>
-      </w:r>
-      <w:proofErr w:type="spellEnd"/>
+        <w:t xml:space="preserve"> getMidgameWeight</w:t>
+      </w:r>
       <w:r>
         <w:rPr>
           <w:rFonts w:ascii="Times New Roman" w:hAnsi="Times New Roman"/>
@@ -1880,7 +1812,6 @@
         </w:rPr>
         <w:t>、</w:t>
       </w:r>
-      <w:proofErr w:type="spellStart"/>
       <w:r>
         <w:rPr>
           <w:rFonts w:ascii="Times New Roman" w:hAnsi="Times New Roman"/>
@@ -1889,7 +1820,6 @@
         </w:rPr>
         <w:t>calstaticstate</w:t>
       </w:r>
-      <w:proofErr w:type="spellEnd"/>
       <w:r>
         <w:rPr>
           <w:rFonts w:ascii="Times New Roman" w:hAnsi="Times New Roman"/>
@@ -1898,7 +1828,6 @@
         </w:rPr>
         <w:t>、</w:t>
       </w:r>
-      <w:proofErr w:type="spellStart"/>
       <w:r>
         <w:rPr>
           <w:rFonts w:ascii="Times New Roman" w:hAnsi="Times New Roman"/>
@@ -1907,7 +1836,6 @@
         </w:rPr>
         <w:t>caldynamicstate</w:t>
       </w:r>
-      <w:proofErr w:type="spellEnd"/>
       <w:r>
         <w:rPr>
           <w:rFonts w:ascii="Times New Roman" w:hAnsi="Times New Roman"/>
@@ -1916,7 +1844,6 @@
         </w:rPr>
         <w:t>、</w:t>
       </w:r>
-      <w:proofErr w:type="spellStart"/>
       <w:r>
         <w:rPr>
           <w:rFonts w:ascii="Times New Roman" w:hAnsi="Times New Roman"/>
@@ -1925,7 +1852,6 @@
         </w:rPr>
         <w:t>calShapePenalty</w:t>
       </w:r>
-      <w:proofErr w:type="spellEnd"/>
       <w:r>
         <w:rPr>
           <w:rFonts w:ascii="Times New Roman" w:hAnsi="Times New Roman"/>
@@ -1934,23 +1860,13 @@
         </w:rPr>
         <w:t>、</w:t>
       </w:r>
-      <w:proofErr w:type="spellStart"/>
-      <w:r>
-        <w:rPr>
-          <w:rFonts w:ascii="Times New Roman" w:hAnsi="Times New Roman"/>
-          <w:sz w:val="28"/>
-          <w:szCs w:val="28"/>
-        </w:rPr>
-        <w:t>calstate</w:t>
-      </w:r>
-      <w:proofErr w:type="spellEnd"/>
-      <w:r>
-        <w:rPr>
-          <w:rFonts w:ascii="Times New Roman" w:hAnsi="Times New Roman"/>
-          <w:sz w:val="28"/>
-          <w:szCs w:val="28"/>
-        </w:rPr>
-        <w:t xml:space="preserve"> </w:t>
+      <w:r>
+        <w:rPr>
+          <w:rFonts w:ascii="Times New Roman" w:hAnsi="Times New Roman"/>
+          <w:sz w:val="28"/>
+          <w:szCs w:val="28"/>
+        </w:rPr>
+        <w:t xml:space="preserve">calstate </w:t>
       </w:r>
       <w:r>
         <w:rPr>
@@ -2222,25 +2138,7 @@
           <w:sz w:val="28"/>
           <w:szCs w:val="28"/>
         </w:rPr>
-        <w:t xml:space="preserve"> </w:t>
-      </w:r>
-      <w:proofErr w:type="spellStart"/>
-      <w:r>
-        <w:rPr>
-          <w:rFonts w:ascii="Times New Roman" w:hAnsi="Times New Roman"/>
-          <w:sz w:val="28"/>
-          <w:szCs w:val="28"/>
-        </w:rPr>
-        <w:t>ChessAI</w:t>
-      </w:r>
-      <w:proofErr w:type="spellEnd"/>
-      <w:r>
-        <w:rPr>
-          <w:rFonts w:ascii="Times New Roman" w:hAnsi="Times New Roman"/>
-          <w:sz w:val="28"/>
-          <w:szCs w:val="28"/>
-        </w:rPr>
-        <w:t xml:space="preserve"> </w:t>
+        <w:t xml:space="preserve"> ChessAI </w:t>
       </w:r>
       <w:r>
         <w:rPr>
@@ -2256,25 +2154,7 @@
           <w:sz w:val="28"/>
           <w:szCs w:val="28"/>
         </w:rPr>
-        <w:t xml:space="preserve"> </w:t>
-      </w:r>
-      <w:proofErr w:type="spellStart"/>
-      <w:r>
-        <w:rPr>
-          <w:rFonts w:ascii="Times New Roman" w:hAnsi="Times New Roman"/>
-          <w:sz w:val="28"/>
-          <w:szCs w:val="28"/>
-        </w:rPr>
-        <w:t>Botzone</w:t>
-      </w:r>
-      <w:proofErr w:type="spellEnd"/>
-      <w:r>
-        <w:rPr>
-          <w:rFonts w:ascii="Times New Roman" w:hAnsi="Times New Roman"/>
-          <w:sz w:val="28"/>
-          <w:szCs w:val="28"/>
-        </w:rPr>
-        <w:t xml:space="preserve"> </w:t>
+        <w:t xml:space="preserve"> Botzone </w:t>
       </w:r>
       <w:r>
         <w:rPr>
@@ -2308,25 +2188,7 @@
           <w:sz w:val="28"/>
           <w:szCs w:val="28"/>
         </w:rPr>
-        <w:t xml:space="preserve"> </w:t>
-      </w:r>
-      <w:proofErr w:type="spellStart"/>
-      <w:r>
-        <w:rPr>
-          <w:rFonts w:ascii="Times New Roman" w:hAnsi="Times New Roman"/>
-          <w:sz w:val="28"/>
-          <w:szCs w:val="28"/>
-        </w:rPr>
-        <w:t>NegaMax</w:t>
-      </w:r>
-      <w:proofErr w:type="spellEnd"/>
-      <w:r>
-        <w:rPr>
-          <w:rFonts w:ascii="Times New Roman" w:hAnsi="Times New Roman"/>
-          <w:sz w:val="28"/>
-          <w:szCs w:val="28"/>
-        </w:rPr>
-        <w:t xml:space="preserve"> </w:t>
+        <w:t xml:space="preserve"> NegaMax </w:t>
       </w:r>
       <w:r>
         <w:rPr>
@@ -2384,23 +2246,13 @@
         </w:rPr>
         <w:t>、杀手着法、迭代加深和时间控制等优化。</w:t>
       </w:r>
-      <w:proofErr w:type="spellStart"/>
-      <w:r>
-        <w:rPr>
-          <w:rFonts w:ascii="Times New Roman" w:hAnsi="Times New Roman"/>
-          <w:sz w:val="28"/>
-          <w:szCs w:val="28"/>
-        </w:rPr>
-        <w:t>ChessAI</w:t>
-      </w:r>
-      <w:proofErr w:type="spellEnd"/>
-      <w:r>
-        <w:rPr>
-          <w:rFonts w:ascii="Times New Roman" w:hAnsi="Times New Roman"/>
-          <w:sz w:val="28"/>
-          <w:szCs w:val="28"/>
-        </w:rPr>
-        <w:t xml:space="preserve"> </w:t>
+      <w:r>
+        <w:rPr>
+          <w:rFonts w:ascii="Times New Roman" w:hAnsi="Times New Roman"/>
+          <w:sz w:val="28"/>
+          <w:szCs w:val="28"/>
+        </w:rPr>
+        <w:t xml:space="preserve">ChessAI </w:t>
       </w:r>
       <w:r>
         <w:rPr>
@@ -2416,18 +2268,8 @@
           <w:sz w:val="28"/>
           <w:szCs w:val="28"/>
         </w:rPr>
-        <w:t xml:space="preserve"> </w:t>
-      </w:r>
-      <w:proofErr w:type="spellStart"/>
-      <w:r>
-        <w:rPr>
-          <w:rFonts w:ascii="Times New Roman" w:hAnsi="Times New Roman"/>
-          <w:sz w:val="28"/>
-          <w:szCs w:val="28"/>
-        </w:rPr>
-        <w:t>alpha_beta_PVS_select</w:t>
-      </w:r>
-      <w:proofErr w:type="spellEnd"/>
+        <w:t xml:space="preserve"> alpha_beta_PVS_select</w:t>
+      </w:r>
       <w:r>
         <w:rPr>
           <w:rFonts w:ascii="Times New Roman" w:hAnsi="Times New Roman"/>
@@ -2436,7 +2278,6 @@
         </w:rPr>
         <w:t>、</w:t>
       </w:r>
-      <w:proofErr w:type="spellStart"/>
       <w:r>
         <w:rPr>
           <w:rFonts w:ascii="Times New Roman" w:hAnsi="Times New Roman"/>
@@ -2445,7 +2286,6 @@
         </w:rPr>
         <w:t>alpha_beta_PVS_search</w:t>
       </w:r>
-      <w:proofErr w:type="spellEnd"/>
       <w:r>
         <w:rPr>
           <w:rFonts w:ascii="Times New Roman" w:hAnsi="Times New Roman"/>
@@ -2454,7 +2294,6 @@
         </w:rPr>
         <w:t>、</w:t>
       </w:r>
-      <w:proofErr w:type="spellStart"/>
       <w:r>
         <w:rPr>
           <w:rFonts w:ascii="Times New Roman" w:hAnsi="Times New Roman"/>
@@ -2463,7 +2302,6 @@
         </w:rPr>
         <w:t>quiescence_search</w:t>
       </w:r>
-      <w:proofErr w:type="spellEnd"/>
       <w:r>
         <w:rPr>
           <w:rFonts w:ascii="Times New Roman" w:hAnsi="Times New Roman"/>
@@ -2472,7 +2310,6 @@
         </w:rPr>
         <w:t>、</w:t>
       </w:r>
-      <w:proofErr w:type="spellStart"/>
       <w:r>
         <w:rPr>
           <w:rFonts w:ascii="Times New Roman" w:hAnsi="Times New Roman"/>
@@ -2481,7 +2318,6 @@
         </w:rPr>
         <w:t>isQuietMove</w:t>
       </w:r>
-      <w:proofErr w:type="spellEnd"/>
       <w:r>
         <w:rPr>
           <w:rFonts w:ascii="Times New Roman" w:hAnsi="Times New Roman"/>
@@ -2490,23 +2326,13 @@
         </w:rPr>
         <w:t>、</w:t>
       </w:r>
-      <w:proofErr w:type="spellStart"/>
-      <w:r>
-        <w:rPr>
-          <w:rFonts w:ascii="Times New Roman" w:hAnsi="Times New Roman"/>
-          <w:sz w:val="28"/>
-          <w:szCs w:val="28"/>
-        </w:rPr>
-        <w:t>killerMoves</w:t>
-      </w:r>
-      <w:proofErr w:type="spellEnd"/>
-      <w:r>
-        <w:rPr>
-          <w:rFonts w:ascii="Times New Roman" w:hAnsi="Times New Roman"/>
-          <w:sz w:val="28"/>
-          <w:szCs w:val="28"/>
-        </w:rPr>
-        <w:t xml:space="preserve"> </w:t>
+      <w:r>
+        <w:rPr>
+          <w:rFonts w:ascii="Times New Roman" w:hAnsi="Times New Roman"/>
+          <w:sz w:val="28"/>
+          <w:szCs w:val="28"/>
+        </w:rPr>
+        <w:t xml:space="preserve">killerMoves </w:t>
       </w:r>
       <w:r>
         <w:rPr>
@@ -2664,7 +2490,6 @@
         </w:rPr>
         <w:t>大部分内容由</w:t>
       </w:r>
-      <w:proofErr w:type="spellStart"/>
       <w:r>
         <w:rPr>
           <w:rFonts w:ascii="Times New Roman" w:hAnsi="Times New Roman" w:hint="eastAsia"/>
@@ -2673,7 +2498,6 @@
         </w:rPr>
         <w:t>Botzone</w:t>
       </w:r>
-      <w:proofErr w:type="spellEnd"/>
       <w:r>
         <w:rPr>
           <w:rFonts w:ascii="Times New Roman" w:hAnsi="Times New Roman" w:hint="eastAsia"/>
@@ -2784,44 +2608,16 @@
           <w:sz w:val="28"/>
           <w:szCs w:val="28"/>
         </w:rPr>
-        <w:t xml:space="preserve"> </w:t>
-      </w:r>
-      <w:proofErr w:type="spellStart"/>
-      <w:r>
-        <w:rPr>
-          <w:rFonts w:ascii="Times New Roman" w:hAnsi="Times New Roman" w:hint="eastAsia"/>
-          <w:sz w:val="28"/>
-          <w:szCs w:val="28"/>
-        </w:rPr>
-        <w:t>Eval</w:t>
-      </w:r>
-      <w:r>
-        <w:rPr>
-          <w:rFonts w:ascii="Times New Roman" w:hAnsi="Times New Roman"/>
-          <w:sz w:val="28"/>
-          <w:szCs w:val="28"/>
-        </w:rPr>
-        <w:t>Record</w:t>
-      </w:r>
-      <w:proofErr w:type="spellEnd"/>
-      <w:r>
-        <w:rPr>
-          <w:rFonts w:ascii="Times New Roman" w:hAnsi="Times New Roman"/>
-          <w:sz w:val="28"/>
-          <w:szCs w:val="28"/>
-        </w:rPr>
-        <w:t>::</w:t>
-      </w:r>
-      <w:proofErr w:type="spellStart"/>
-      <w:r>
-        <w:rPr>
-          <w:rFonts w:ascii="Times New Roman" w:hAnsi="Times New Roman"/>
-          <w:sz w:val="28"/>
-          <w:szCs w:val="28"/>
-        </w:rPr>
-        <w:t>getMidgameWeight</w:t>
-      </w:r>
-      <w:proofErr w:type="spellEnd"/>
+        <w:t xml:space="preserve"> Eval</w:t>
+      </w:r>
+      <w:r>
+        <w:rPr>
+          <w:rFonts w:ascii="Times New Roman" w:hAnsi="Times New Roman"/>
+          <w:sz w:val="28"/>
+          <w:szCs w:val="28"/>
+        </w:rPr>
+        <w:t>Record::getMidgameWeight</w:t>
+      </w:r>
       <w:r>
         <w:rPr>
           <w:rFonts w:ascii="Times New Roman" w:hAnsi="Times New Roman" w:hint="eastAsia"/>
@@ -2846,7 +2642,6 @@
         </w:rPr>
         <w:t>到</w:t>
       </w:r>
-      <w:proofErr w:type="spellStart"/>
       <w:r>
         <w:rPr>
           <w:rFonts w:ascii="Times New Roman" w:hAnsi="Times New Roman" w:hint="eastAsia"/>
@@ -2863,7 +2658,6 @@
         </w:rPr>
         <w:t>_state</w:t>
       </w:r>
-      <w:proofErr w:type="spellEnd"/>
       <w:r>
         <w:rPr>
           <w:rFonts w:ascii="Times New Roman" w:hAnsi="Times New Roman" w:hint="eastAsia"/>
@@ -2872,7 +2666,6 @@
         </w:rPr>
         <w:t>之间的中局权重，被</w:t>
       </w:r>
-      <w:proofErr w:type="spellStart"/>
       <w:r>
         <w:rPr>
           <w:rFonts w:ascii="Times New Roman" w:hAnsi="Times New Roman" w:hint="eastAsia"/>
@@ -2889,7 +2682,6 @@
         </w:rPr>
         <w:t>alstateicstate</w:t>
       </w:r>
-      <w:proofErr w:type="spellEnd"/>
       <w:r>
         <w:rPr>
           <w:rFonts w:ascii="Times New Roman" w:hAnsi="Times New Roman" w:hint="eastAsia"/>
@@ -2983,18 +2775,8 @@
           <w:sz w:val="28"/>
           <w:szCs w:val="28"/>
         </w:rPr>
-        <w:t xml:space="preserve">namespace </w:t>
-      </w:r>
-      <w:proofErr w:type="spellStart"/>
-      <w:r>
-        <w:rPr>
-          <w:rFonts w:ascii="Times New Roman" w:hAnsi="Times New Roman"/>
-          <w:sz w:val="28"/>
-          <w:szCs w:val="28"/>
-        </w:rPr>
-        <w:t>Evalpara</w:t>
-      </w:r>
-      <w:proofErr w:type="spellEnd"/>
+        <w:t>namespace Evalpara</w:t>
+      </w:r>
       <w:r>
         <w:rPr>
           <w:rFonts w:ascii="Times New Roman" w:hAnsi="Times New Roman" w:hint="eastAsia"/>
@@ -3003,7 +2785,6 @@
         </w:rPr>
         <w:t>中定义各类棋子的基础存活价值</w:t>
       </w:r>
-      <w:proofErr w:type="spellStart"/>
       <w:r>
         <w:rPr>
           <w:rFonts w:ascii="Times New Roman" w:hAnsi="Times New Roman" w:hint="eastAsia"/>
@@ -3012,7 +2793,6 @@
         </w:rPr>
         <w:t>LiveValue</w:t>
       </w:r>
-      <w:proofErr w:type="spellEnd"/>
       <w:r>
         <w:rPr>
           <w:rFonts w:ascii="Times New Roman" w:hAnsi="Times New Roman" w:hint="eastAsia"/>
@@ -3021,7 +2801,6 @@
         </w:rPr>
         <w:t>、将帅安全表</w:t>
       </w:r>
-      <w:proofErr w:type="spellStart"/>
       <w:r>
         <w:rPr>
           <w:rFonts w:ascii="Times New Roman" w:hAnsi="Times New Roman" w:hint="eastAsia"/>
@@ -3038,7 +2817,6 @@
         </w:rPr>
         <w:t>SafeTable</w:t>
       </w:r>
-      <w:proofErr w:type="spellEnd"/>
       <w:r>
         <w:rPr>
           <w:rFonts w:ascii="Times New Roman" w:hAnsi="Times New Roman" w:hint="eastAsia"/>
@@ -3047,7 +2825,6 @@
         </w:rPr>
         <w:t>、士位置表</w:t>
       </w:r>
-      <w:proofErr w:type="spellStart"/>
       <w:r>
         <w:rPr>
           <w:rFonts w:ascii="Times New Roman" w:hAnsi="Times New Roman" w:hint="eastAsia"/>
@@ -3056,7 +2833,6 @@
         </w:rPr>
         <w:t>AdvisorPTable</w:t>
       </w:r>
-      <w:proofErr w:type="spellEnd"/>
       <w:r>
         <w:rPr>
           <w:rFonts w:ascii="Times New Roman" w:hAnsi="Times New Roman" w:hint="eastAsia"/>
@@ -3065,7 +2841,6 @@
         </w:rPr>
         <w:t>、相位置表</w:t>
       </w:r>
-      <w:proofErr w:type="spellStart"/>
       <w:r>
         <w:rPr>
           <w:rFonts w:ascii="Times New Roman" w:hAnsi="Times New Roman" w:hint="eastAsia"/>
@@ -3082,7 +2857,6 @@
         </w:rPr>
         <w:t>ishopPTable</w:t>
       </w:r>
-      <w:proofErr w:type="spellEnd"/>
       <w:r>
         <w:rPr>
           <w:rFonts w:ascii="Times New Roman" w:hAnsi="Times New Roman" w:hint="eastAsia"/>
@@ -3107,7 +2881,6 @@
         </w:rPr>
         <w:t>残局位置表</w:t>
       </w:r>
-      <w:proofErr w:type="spellStart"/>
       <w:r>
         <w:rPr>
           <w:rFonts w:ascii="Times New Roman" w:hAnsi="Times New Roman" w:hint="eastAsia"/>
@@ -3117,7 +2890,6 @@
         <w:lastRenderedPageBreak/>
         <w:t>PawnMidPtable</w:t>
       </w:r>
-      <w:proofErr w:type="spellEnd"/>
       <w:r>
         <w:rPr>
           <w:rFonts w:ascii="Times New Roman" w:hAnsi="Times New Roman"/>
@@ -3126,7 +2898,6 @@
         </w:rPr>
         <w:t>/</w:t>
       </w:r>
-      <w:proofErr w:type="spellStart"/>
       <w:r>
         <w:rPr>
           <w:rFonts w:ascii="Times New Roman" w:hAnsi="Times New Roman" w:hint="eastAsia"/>
@@ -3135,7 +2906,6 @@
         </w:rPr>
         <w:t>PawnEndPTable</w:t>
       </w:r>
-      <w:proofErr w:type="spellEnd"/>
       <w:r>
         <w:rPr>
           <w:rFonts w:ascii="Times New Roman" w:hAnsi="Times New Roman" w:hint="eastAsia"/>
@@ -3144,7 +2914,6 @@
         </w:rPr>
         <w:t>。通过</w:t>
       </w:r>
-      <w:proofErr w:type="spellStart"/>
       <w:r>
         <w:rPr>
           <w:rFonts w:ascii="Times New Roman" w:hAnsi="Times New Roman"/>
@@ -3167,27 +2936,8 @@
           <w:sz w:val="28"/>
           <w:szCs w:val="28"/>
         </w:rPr>
-        <w:t>cord</w:t>
-      </w:r>
-      <w:proofErr w:type="spellEnd"/>
-      <w:r>
-        <w:rPr>
-          <w:rFonts w:ascii="Times New Roman" w:hAnsi="Times New Roman"/>
-          <w:sz w:val="28"/>
-          <w:szCs w:val="28"/>
-        </w:rPr>
-        <w:t>::</w:t>
-      </w:r>
-      <w:proofErr w:type="spellStart"/>
-      <w:r>
-        <w:rPr>
-          <w:rFonts w:ascii="Times New Roman" w:hAnsi="Times New Roman"/>
-          <w:sz w:val="28"/>
-          <w:szCs w:val="28"/>
-        </w:rPr>
-        <w:t>calstaticstate</w:t>
-      </w:r>
-      <w:proofErr w:type="spellEnd"/>
+        <w:t>cord::calstaticstate</w:t>
+      </w:r>
       <w:r>
         <w:rPr>
           <w:rFonts w:ascii="Times New Roman" w:hAnsi="Times New Roman" w:hint="eastAsia"/>
@@ -3196,7 +2946,6 @@
         </w:rPr>
         <w:t>遍历棋盘，并调用</w:t>
       </w:r>
-      <w:proofErr w:type="spellStart"/>
       <w:r>
         <w:rPr>
           <w:rFonts w:ascii="Times New Roman" w:hAnsi="Times New Roman" w:hint="eastAsia"/>
@@ -3213,7 +2962,6 @@
         </w:rPr>
         <w:t>taticPieceValue</w:t>
       </w:r>
-      <w:proofErr w:type="spellEnd"/>
       <w:r>
         <w:rPr>
           <w:rFonts w:ascii="Times New Roman" w:hAnsi="Times New Roman" w:hint="eastAsia"/>
@@ -3332,43 +3080,7 @@
           <w:sz w:val="28"/>
           <w:szCs w:val="28"/>
         </w:rPr>
-        <w:t xml:space="preserve"> </w:t>
-      </w:r>
-      <w:proofErr w:type="spellStart"/>
-      <w:r>
-        <w:rPr>
-          <w:rFonts w:ascii="Times New Roman" w:hAnsi="Times New Roman"/>
-          <w:sz w:val="28"/>
-          <w:szCs w:val="28"/>
-        </w:rPr>
-        <w:t>EvalRecord</w:t>
-      </w:r>
-      <w:proofErr w:type="spellEnd"/>
-      <w:r>
-        <w:rPr>
-          <w:rFonts w:ascii="Times New Roman" w:hAnsi="Times New Roman"/>
-          <w:sz w:val="28"/>
-          <w:szCs w:val="28"/>
-        </w:rPr>
-        <w:t>::</w:t>
-      </w:r>
-      <w:proofErr w:type="spellStart"/>
-      <w:r>
-        <w:rPr>
-          <w:rFonts w:ascii="Times New Roman" w:hAnsi="Times New Roman"/>
-          <w:sz w:val="28"/>
-          <w:szCs w:val="28"/>
-        </w:rPr>
-        <w:t>getGridcontrol</w:t>
-      </w:r>
-      <w:proofErr w:type="spellEnd"/>
-      <w:r>
-        <w:rPr>
-          <w:rFonts w:ascii="Times New Roman" w:hAnsi="Times New Roman"/>
-          <w:sz w:val="28"/>
-          <w:szCs w:val="28"/>
-        </w:rPr>
-        <w:t xml:space="preserve"> </w:t>
+        <w:t xml:space="preserve"> EvalRecord::getGridcontrol </w:t>
       </w:r>
       <w:r>
         <w:rPr>
@@ -3400,25 +3112,7 @@
           <w:sz w:val="28"/>
           <w:szCs w:val="28"/>
         </w:rPr>
-        <w:t xml:space="preserve"> </w:t>
-      </w:r>
-      <w:proofErr w:type="spellStart"/>
-      <w:r>
-        <w:rPr>
-          <w:rFonts w:ascii="Times New Roman" w:hAnsi="Times New Roman"/>
-          <w:sz w:val="28"/>
-          <w:szCs w:val="28"/>
-        </w:rPr>
-        <w:t>GridControl</w:t>
-      </w:r>
-      <w:proofErr w:type="spellEnd"/>
-      <w:r>
-        <w:rPr>
-          <w:rFonts w:ascii="Times New Roman" w:hAnsi="Times New Roman"/>
-          <w:sz w:val="28"/>
-          <w:szCs w:val="28"/>
-        </w:rPr>
-        <w:t xml:space="preserve"> </w:t>
+        <w:t xml:space="preserve"> GridControl </w:t>
       </w:r>
       <w:r>
         <w:rPr>
@@ -3428,41 +3122,13 @@
         </w:rPr>
         <w:t>数组。</w:t>
       </w:r>
-      <w:proofErr w:type="spellStart"/>
-      <w:r>
-        <w:rPr>
-          <w:rFonts w:ascii="Times New Roman" w:hAnsi="Times New Roman"/>
-          <w:sz w:val="28"/>
-          <w:szCs w:val="28"/>
-        </w:rPr>
-        <w:t>EvalRecord</w:t>
-      </w:r>
-      <w:proofErr w:type="spellEnd"/>
-      <w:r>
-        <w:rPr>
-          <w:rFonts w:ascii="Times New Roman" w:hAnsi="Times New Roman"/>
-          <w:sz w:val="28"/>
-          <w:szCs w:val="28"/>
-        </w:rPr>
-        <w:t>::</w:t>
-      </w:r>
-      <w:proofErr w:type="spellStart"/>
-      <w:r>
-        <w:rPr>
-          <w:rFonts w:ascii="Times New Roman" w:hAnsi="Times New Roman"/>
-          <w:sz w:val="28"/>
-          <w:szCs w:val="28"/>
-        </w:rPr>
-        <w:t>caldynamicstate</w:t>
-      </w:r>
-      <w:proofErr w:type="spellEnd"/>
-      <w:r>
-        <w:rPr>
-          <w:rFonts w:ascii="Times New Roman" w:hAnsi="Times New Roman"/>
-          <w:sz w:val="28"/>
-          <w:szCs w:val="28"/>
-        </w:rPr>
-        <w:t xml:space="preserve"> </w:t>
+      <w:r>
+        <w:rPr>
+          <w:rFonts w:ascii="Times New Roman" w:hAnsi="Times New Roman"/>
+          <w:sz w:val="28"/>
+          <w:szCs w:val="28"/>
+        </w:rPr>
+        <w:t xml:space="preserve">EvalRecord::caldynamicstate </w:t>
       </w:r>
       <w:r>
         <w:rPr>
@@ -3571,43 +3237,7 @@
           <w:sz w:val="28"/>
           <w:szCs w:val="28"/>
         </w:rPr>
-        <w:t xml:space="preserve"> </w:t>
-      </w:r>
-      <w:proofErr w:type="spellStart"/>
-      <w:r>
-        <w:rPr>
-          <w:rFonts w:ascii="Times New Roman" w:hAnsi="Times New Roman"/>
-          <w:sz w:val="28"/>
-          <w:szCs w:val="28"/>
-        </w:rPr>
-        <w:t>EvalRecord</w:t>
-      </w:r>
-      <w:proofErr w:type="spellEnd"/>
-      <w:r>
-        <w:rPr>
-          <w:rFonts w:ascii="Times New Roman" w:hAnsi="Times New Roman"/>
-          <w:sz w:val="28"/>
-          <w:szCs w:val="28"/>
-        </w:rPr>
-        <w:t>::</w:t>
-      </w:r>
-      <w:proofErr w:type="spellStart"/>
-      <w:r>
-        <w:rPr>
-          <w:rFonts w:ascii="Times New Roman" w:hAnsi="Times New Roman"/>
-          <w:sz w:val="28"/>
-          <w:szCs w:val="28"/>
-        </w:rPr>
-        <w:t>getGridcontrol</w:t>
-      </w:r>
-      <w:proofErr w:type="spellEnd"/>
-      <w:r>
-        <w:rPr>
-          <w:rFonts w:ascii="Times New Roman" w:hAnsi="Times New Roman"/>
-          <w:sz w:val="28"/>
-          <w:szCs w:val="28"/>
-        </w:rPr>
-        <w:t xml:space="preserve"> </w:t>
+        <w:t xml:space="preserve"> EvalRecord::getGridcontrol </w:t>
       </w:r>
       <w:r>
         <w:rPr>
@@ -3623,25 +3253,7 @@
           <w:sz w:val="28"/>
           <w:szCs w:val="28"/>
         </w:rPr>
-        <w:t xml:space="preserve"> </w:t>
-      </w:r>
-      <w:proofErr w:type="spellStart"/>
-      <w:r>
-        <w:rPr>
-          <w:rFonts w:ascii="Times New Roman" w:hAnsi="Times New Roman"/>
-          <w:sz w:val="28"/>
-          <w:szCs w:val="28"/>
-        </w:rPr>
-        <w:t>havecontrol</w:t>
-      </w:r>
-      <w:proofErr w:type="spellEnd"/>
-      <w:r>
-        <w:rPr>
-          <w:rFonts w:ascii="Times New Roman" w:hAnsi="Times New Roman"/>
-          <w:sz w:val="28"/>
-          <w:szCs w:val="28"/>
-        </w:rPr>
-        <w:t xml:space="preserve"> </w:t>
+        <w:t xml:space="preserve"> havecontrol </w:t>
       </w:r>
       <w:r>
         <w:rPr>
@@ -3651,23 +3263,13 @@
         </w:rPr>
         <w:t>数组。在搜索逻辑中，</w:t>
       </w:r>
-      <w:proofErr w:type="spellStart"/>
-      <w:r>
-        <w:rPr>
-          <w:rFonts w:ascii="Times New Roman" w:hAnsi="Times New Roman"/>
-          <w:sz w:val="28"/>
-          <w:szCs w:val="28"/>
-        </w:rPr>
-        <w:t>havethreat_of_valuestone</w:t>
-      </w:r>
-      <w:proofErr w:type="spellEnd"/>
-      <w:r>
-        <w:rPr>
-          <w:rFonts w:ascii="Times New Roman" w:hAnsi="Times New Roman"/>
-          <w:sz w:val="28"/>
-          <w:szCs w:val="28"/>
-        </w:rPr>
-        <w:t xml:space="preserve"> </w:t>
+      <w:r>
+        <w:rPr>
+          <w:rFonts w:ascii="Times New Roman" w:hAnsi="Times New Roman"/>
+          <w:sz w:val="28"/>
+          <w:szCs w:val="28"/>
+        </w:rPr>
+        <w:t xml:space="preserve">havethreat_of_valuestone </w:t>
       </w:r>
       <w:r>
         <w:rPr>
@@ -3683,25 +3285,7 @@
           <w:sz w:val="28"/>
           <w:szCs w:val="28"/>
         </w:rPr>
-        <w:t xml:space="preserve"> </w:t>
-      </w:r>
-      <w:proofErr w:type="spellStart"/>
-      <w:r>
-        <w:rPr>
-          <w:rFonts w:ascii="Times New Roman" w:hAnsi="Times New Roman"/>
-          <w:sz w:val="28"/>
-          <w:szCs w:val="28"/>
-        </w:rPr>
-        <w:t>isQuietMove</w:t>
-      </w:r>
-      <w:proofErr w:type="spellEnd"/>
-      <w:r>
-        <w:rPr>
-          <w:rFonts w:ascii="Times New Roman" w:hAnsi="Times New Roman"/>
-          <w:sz w:val="28"/>
-          <w:szCs w:val="28"/>
-        </w:rPr>
-        <w:t xml:space="preserve"> </w:t>
+        <w:t xml:space="preserve"> isQuietMove </w:t>
       </w:r>
       <w:r>
         <w:rPr>
@@ -3938,25 +3522,7 @@
           <w:sz w:val="28"/>
           <w:szCs w:val="28"/>
         </w:rPr>
-        <w:t xml:space="preserve"> Tuning::</w:t>
-      </w:r>
-      <w:proofErr w:type="spellStart"/>
-      <w:r>
-        <w:rPr>
-          <w:rFonts w:ascii="Times New Roman" w:hAnsi="Times New Roman"/>
-          <w:sz w:val="28"/>
-          <w:szCs w:val="28"/>
-        </w:rPr>
-        <w:t>getMVVLVAScore</w:t>
-      </w:r>
-      <w:proofErr w:type="spellEnd"/>
-      <w:r>
-        <w:rPr>
-          <w:rFonts w:ascii="Times New Roman" w:hAnsi="Times New Roman"/>
-          <w:sz w:val="28"/>
-          <w:szCs w:val="28"/>
-        </w:rPr>
-        <w:t xml:space="preserve"> </w:t>
+        <w:t xml:space="preserve"> Tuning::getMVVLVAScore </w:t>
       </w:r>
       <w:r>
         <w:rPr>
@@ -4062,7 +3628,6 @@
         </w:rPr>
         <w:t>之间的交换收益。程序首先检查着法是否为吃子，若存在被吃子则赋予固定的基础高分（</w:t>
       </w:r>
-      <w:proofErr w:type="spellStart"/>
       <w:r>
         <w:rPr>
           <w:rFonts w:ascii="Times New Roman" w:hAnsi="Times New Roman"/>
@@ -4071,7 +3636,6 @@
         </w:rPr>
         <w:t>CaptureBaseScore</w:t>
       </w:r>
-      <w:proofErr w:type="spellEnd"/>
       <w:r>
         <w:rPr>
           <w:rFonts w:ascii="Times New Roman" w:hAnsi="Times New Roman"/>
@@ -4102,25 +3666,7 @@
           <w:sz w:val="28"/>
           <w:szCs w:val="28"/>
         </w:rPr>
-        <w:t xml:space="preserve"> </w:t>
-      </w:r>
-      <w:proofErr w:type="spellStart"/>
-      <w:r>
-        <w:rPr>
-          <w:rFonts w:ascii="Times New Roman" w:hAnsi="Times New Roman"/>
-          <w:sz w:val="28"/>
-          <w:szCs w:val="28"/>
-        </w:rPr>
-        <w:t>isProtected</w:t>
-      </w:r>
-      <w:proofErr w:type="spellEnd"/>
-      <w:r>
-        <w:rPr>
-          <w:rFonts w:ascii="Times New Roman" w:hAnsi="Times New Roman"/>
-          <w:sz w:val="28"/>
-          <w:szCs w:val="28"/>
-        </w:rPr>
-        <w:t xml:space="preserve"> </w:t>
+        <w:t xml:space="preserve"> isProtected </w:t>
       </w:r>
       <w:r>
         <w:rPr>
@@ -4288,43 +3834,7 @@
           <w:sz w:val="28"/>
           <w:szCs w:val="28"/>
         </w:rPr>
-        <w:t xml:space="preserve"> </w:t>
-      </w:r>
-      <w:proofErr w:type="spellStart"/>
-      <w:r>
-        <w:rPr>
-          <w:rFonts w:ascii="Times New Roman" w:hAnsi="Times New Roman"/>
-          <w:sz w:val="28"/>
-          <w:szCs w:val="28"/>
-        </w:rPr>
-        <w:t>EvalRecord</w:t>
-      </w:r>
-      <w:proofErr w:type="spellEnd"/>
-      <w:r>
-        <w:rPr>
-          <w:rFonts w:ascii="Times New Roman" w:hAnsi="Times New Roman"/>
-          <w:sz w:val="28"/>
-          <w:szCs w:val="28"/>
-        </w:rPr>
-        <w:t>::</w:t>
-      </w:r>
-      <w:proofErr w:type="spellStart"/>
-      <w:r>
-        <w:rPr>
-          <w:rFonts w:ascii="Times New Roman" w:hAnsi="Times New Roman"/>
-          <w:sz w:val="28"/>
-          <w:szCs w:val="28"/>
-        </w:rPr>
-        <w:t>calShapePenalty</w:t>
-      </w:r>
-      <w:proofErr w:type="spellEnd"/>
-      <w:r>
-        <w:rPr>
-          <w:rFonts w:ascii="Times New Roman" w:hAnsi="Times New Roman"/>
-          <w:sz w:val="28"/>
-          <w:szCs w:val="28"/>
-        </w:rPr>
-        <w:t xml:space="preserve"> </w:t>
+        <w:t xml:space="preserve"> EvalRecord::calShapePenalty </w:t>
       </w:r>
       <w:r>
         <w:rPr>
@@ -4356,25 +3866,7 @@
           <w:sz w:val="28"/>
           <w:szCs w:val="28"/>
         </w:rPr>
-        <w:t xml:space="preserve"> </w:t>
-      </w:r>
-      <w:proofErr w:type="spellStart"/>
-      <w:r>
-        <w:rPr>
-          <w:rFonts w:ascii="Times New Roman" w:hAnsi="Times New Roman"/>
-          <w:sz w:val="28"/>
-          <w:szCs w:val="28"/>
-        </w:rPr>
-        <w:t>betweenNotEmptyNum</w:t>
-      </w:r>
-      <w:proofErr w:type="spellEnd"/>
-      <w:r>
-        <w:rPr>
-          <w:rFonts w:ascii="Times New Roman" w:hAnsi="Times New Roman"/>
-          <w:sz w:val="28"/>
-          <w:szCs w:val="28"/>
-        </w:rPr>
-        <w:t xml:space="preserve"> </w:t>
+        <w:t xml:space="preserve"> betweenNotEmptyNum </w:t>
       </w:r>
       <w:r>
         <w:rPr>
@@ -4390,52 +3882,32 @@
           <w:sz w:val="28"/>
           <w:szCs w:val="28"/>
         </w:rPr>
-        <w:t xml:space="preserve"> </w:t>
-      </w:r>
-      <w:proofErr w:type="spellStart"/>
-      <w:r>
-        <w:rPr>
-          <w:rFonts w:ascii="Times New Roman" w:hAnsi="Times New Roman"/>
+        <w:t xml:space="preserve"> calstate </w:t>
+      </w:r>
+      <w:r>
+        <w:rPr>
+          <w:rFonts w:ascii="Times New Roman" w:hAnsi="Times New Roman"/>
+          <w:sz w:val="28"/>
+          <w:szCs w:val="28"/>
+        </w:rPr>
+        <w:t>中将己方棋型罚分扣除、对方棋型罚分加回</w:t>
+      </w:r>
+      <w:r>
+        <w:rPr>
+          <w:rFonts w:ascii="Times New Roman" w:hAnsi="Times New Roman" w:hint="eastAsia"/>
+          <w:sz w:val="28"/>
+          <w:szCs w:val="28"/>
+        </w:rPr>
+        <w:t>，修正</w:t>
+      </w:r>
+      <w:r>
+        <w:rPr>
+          <w:rFonts w:ascii="Times New Roman" w:hAnsi="Times New Roman" w:hint="eastAsia"/>
           <w:sz w:val="28"/>
           <w:szCs w:val="28"/>
         </w:rPr>
         <w:t>calstate</w:t>
       </w:r>
-      <w:proofErr w:type="spellEnd"/>
-      <w:r>
-        <w:rPr>
-          <w:rFonts w:ascii="Times New Roman" w:hAnsi="Times New Roman"/>
-          <w:sz w:val="28"/>
-          <w:szCs w:val="28"/>
-        </w:rPr>
-        <w:t xml:space="preserve"> </w:t>
-      </w:r>
-      <w:r>
-        <w:rPr>
-          <w:rFonts w:ascii="Times New Roman" w:hAnsi="Times New Roman"/>
-          <w:sz w:val="28"/>
-          <w:szCs w:val="28"/>
-        </w:rPr>
-        <w:t>中将己方棋型罚分扣除、对方棋型罚分加回</w:t>
-      </w:r>
-      <w:r>
-        <w:rPr>
-          <w:rFonts w:ascii="Times New Roman" w:hAnsi="Times New Roman" w:hint="eastAsia"/>
-          <w:sz w:val="28"/>
-          <w:szCs w:val="28"/>
-        </w:rPr>
-        <w:t>，修正</w:t>
-      </w:r>
-      <w:proofErr w:type="spellStart"/>
-      <w:r>
-        <w:rPr>
-          <w:rFonts w:ascii="Times New Roman" w:hAnsi="Times New Roman" w:hint="eastAsia"/>
-          <w:sz w:val="28"/>
-          <w:szCs w:val="28"/>
-        </w:rPr>
-        <w:t>calstate</w:t>
-      </w:r>
-      <w:proofErr w:type="spellEnd"/>
       <w:r>
         <w:rPr>
           <w:rFonts w:ascii="Times New Roman" w:hAnsi="Times New Roman" w:hint="eastAsia"/>
@@ -4546,43 +4018,7 @@
           <w:sz w:val="28"/>
           <w:szCs w:val="28"/>
         </w:rPr>
-        <w:t xml:space="preserve"> </w:t>
-      </w:r>
-      <w:proofErr w:type="spellStart"/>
-      <w:r>
-        <w:rPr>
-          <w:rFonts w:ascii="Times New Roman" w:hAnsi="Times New Roman"/>
-          <w:sz w:val="28"/>
-          <w:szCs w:val="28"/>
-        </w:rPr>
-        <w:t>EvalRecord</w:t>
-      </w:r>
-      <w:proofErr w:type="spellEnd"/>
-      <w:r>
-        <w:rPr>
-          <w:rFonts w:ascii="Times New Roman" w:hAnsi="Times New Roman"/>
-          <w:sz w:val="28"/>
-          <w:szCs w:val="28"/>
-        </w:rPr>
-        <w:t>::</w:t>
-      </w:r>
-      <w:proofErr w:type="spellStart"/>
-      <w:r>
-        <w:rPr>
-          <w:rFonts w:ascii="Times New Roman" w:hAnsi="Times New Roman"/>
-          <w:sz w:val="28"/>
-          <w:szCs w:val="28"/>
-        </w:rPr>
-        <w:t>calcurmove</w:t>
-      </w:r>
-      <w:proofErr w:type="spellEnd"/>
-      <w:r>
-        <w:rPr>
-          <w:rFonts w:ascii="Times New Roman" w:hAnsi="Times New Roman"/>
-          <w:sz w:val="28"/>
-          <w:szCs w:val="28"/>
-        </w:rPr>
-        <w:t xml:space="preserve"> </w:t>
+        <w:t xml:space="preserve"> EvalRecord::calcurmove </w:t>
       </w:r>
       <w:r>
         <w:rPr>
@@ -4614,25 +4050,7 @@
           <w:sz w:val="28"/>
           <w:szCs w:val="28"/>
         </w:rPr>
-        <w:t xml:space="preserve"> </w:t>
-      </w:r>
-      <w:proofErr w:type="spellStart"/>
-      <w:r>
-        <w:rPr>
-          <w:rFonts w:ascii="Times New Roman" w:hAnsi="Times New Roman"/>
-          <w:sz w:val="28"/>
-          <w:szCs w:val="28"/>
-        </w:rPr>
-        <w:t>fill_sort_inMoveNodes</w:t>
-      </w:r>
-      <w:proofErr w:type="spellEnd"/>
-      <w:r>
-        <w:rPr>
-          <w:rFonts w:ascii="Times New Roman" w:hAnsi="Times New Roman"/>
-          <w:sz w:val="28"/>
-          <w:szCs w:val="28"/>
-        </w:rPr>
-        <w:t xml:space="preserve"> </w:t>
+        <w:t xml:space="preserve"> fill_sort_inMoveNodes </w:t>
       </w:r>
       <w:r>
         <w:rPr>
@@ -4664,25 +4082,7 @@
           <w:sz w:val="28"/>
           <w:szCs w:val="28"/>
         </w:rPr>
-        <w:t xml:space="preserve"> </w:t>
-      </w:r>
-      <w:proofErr w:type="spellStart"/>
-      <w:r>
-        <w:rPr>
-          <w:rFonts w:ascii="Times New Roman" w:hAnsi="Times New Roman"/>
-          <w:sz w:val="28"/>
-          <w:szCs w:val="28"/>
-        </w:rPr>
-        <w:t>MoveNode</w:t>
-      </w:r>
-      <w:proofErr w:type="spellEnd"/>
-      <w:r>
-        <w:rPr>
-          <w:rFonts w:ascii="Times New Roman" w:hAnsi="Times New Roman"/>
-          <w:sz w:val="28"/>
-          <w:szCs w:val="28"/>
-        </w:rPr>
-        <w:t xml:space="preserve"> </w:t>
+        <w:t xml:space="preserve"> MoveNode </w:t>
       </w:r>
       <w:r>
         <w:rPr>
@@ -4698,25 +4098,7 @@
           <w:sz w:val="28"/>
           <w:szCs w:val="28"/>
         </w:rPr>
-        <w:t xml:space="preserve"> </w:t>
-      </w:r>
-      <w:proofErr w:type="spellStart"/>
-      <w:r>
-        <w:rPr>
-          <w:rFonts w:ascii="Times New Roman" w:hAnsi="Times New Roman"/>
-          <w:sz w:val="28"/>
-          <w:szCs w:val="28"/>
-        </w:rPr>
-        <w:t>MoveNodesort</w:t>
-      </w:r>
-      <w:proofErr w:type="spellEnd"/>
-      <w:r>
-        <w:rPr>
-          <w:rFonts w:ascii="Times New Roman" w:hAnsi="Times New Roman"/>
-          <w:sz w:val="28"/>
-          <w:szCs w:val="28"/>
-        </w:rPr>
-        <w:t xml:space="preserve"> </w:t>
+        <w:t xml:space="preserve"> MoveNodesort </w:t>
       </w:r>
       <w:r>
         <w:rPr>
@@ -4788,18 +4170,8 @@
           <w:sz w:val="28"/>
           <w:szCs w:val="28"/>
         </w:rPr>
-        <w:t xml:space="preserve"> </w:t>
-      </w:r>
-      <w:proofErr w:type="spellStart"/>
-      <w:r>
-        <w:rPr>
-          <w:rFonts w:ascii="Times New Roman" w:hAnsi="Times New Roman"/>
-          <w:sz w:val="28"/>
-          <w:szCs w:val="28"/>
-        </w:rPr>
-        <w:t>best_move</w:t>
-      </w:r>
-      <w:proofErr w:type="spellEnd"/>
+        <w:t xml:space="preserve"> best_move</w:t>
+      </w:r>
       <w:r>
         <w:rPr>
           <w:rFonts w:ascii="Times New Roman" w:hAnsi="Times New Roman"/>
@@ -5055,7 +4427,6 @@
         </w:rPr>
         <w:t>程序通过</w:t>
       </w:r>
-      <w:proofErr w:type="spellStart"/>
       <w:r>
         <w:rPr>
           <w:rFonts w:hint="eastAsia"/>
@@ -5071,7 +4442,6 @@
         </w:rPr>
         <w:t>Zobrist</w:t>
       </w:r>
-      <w:proofErr w:type="spellEnd"/>
       <w:r>
         <w:rPr>
           <w:rFonts w:hint="eastAsia"/>
@@ -5080,7 +4450,6 @@
         </w:rPr>
         <w:t>初始化固定随机种子的</w:t>
       </w:r>
-      <w:proofErr w:type="spellStart"/>
       <w:r>
         <w:rPr>
           <w:rFonts w:hint="eastAsia"/>
@@ -5089,7 +4458,6 @@
         </w:rPr>
         <w:t>ZobristTable</w:t>
       </w:r>
-      <w:proofErr w:type="spellEnd"/>
       <w:r>
         <w:rPr>
           <w:rFonts w:hint="eastAsia"/>
@@ -5098,7 +4466,6 @@
         </w:rPr>
         <w:t>和</w:t>
       </w:r>
-      <w:proofErr w:type="spellStart"/>
       <w:r>
         <w:rPr>
           <w:rFonts w:hint="eastAsia"/>
@@ -5107,7 +4474,6 @@
         </w:rPr>
         <w:t>ZobristPlayer</w:t>
       </w:r>
-      <w:proofErr w:type="spellEnd"/>
       <w:r>
         <w:rPr>
           <w:rFonts w:hint="eastAsia"/>
@@ -5128,17 +4494,106 @@
           <w:sz w:val="28"/>
           <w:szCs w:val="28"/>
         </w:rPr>
-        <w:t>Chess::</w:t>
-      </w:r>
-      <w:proofErr w:type="spellStart"/>
-      <w:r>
-        <w:rPr>
-          <w:sz w:val="28"/>
-          <w:szCs w:val="28"/>
-        </w:rPr>
-        <w:t>getZobristKey</w:t>
-      </w:r>
-      <w:proofErr w:type="spellEnd"/>
+        <w:t xml:space="preserve">Chess::getZobristKey </w:t>
+      </w:r>
+      <w:r>
+        <w:rPr>
+          <w:sz w:val="28"/>
+          <w:szCs w:val="28"/>
+        </w:rPr>
+        <w:t>中遍历棋盘，将每个非空棋子的</w:t>
+      </w:r>
+      <w:r>
+        <w:rPr>
+          <w:sz w:val="28"/>
+          <w:szCs w:val="28"/>
+        </w:rPr>
+        <w:t>“</w:t>
+      </w:r>
+      <w:r>
+        <w:rPr>
+          <w:sz w:val="28"/>
+          <w:szCs w:val="28"/>
+        </w:rPr>
+        <w:t>类型、颜色、位置</w:t>
+      </w:r>
+      <w:r>
+        <w:rPr>
+          <w:sz w:val="28"/>
+          <w:szCs w:val="28"/>
+        </w:rPr>
+        <w:t>”</w:t>
+      </w:r>
+      <w:r>
+        <w:rPr>
+          <w:sz w:val="28"/>
+          <w:szCs w:val="28"/>
+        </w:rPr>
+        <w:t>对应</w:t>
+      </w:r>
+      <w:r>
+        <w:rPr>
+          <w:rFonts w:hint="eastAsia"/>
+          <w:sz w:val="28"/>
+          <w:szCs w:val="28"/>
+        </w:rPr>
+        <w:t>特定</w:t>
+      </w:r>
+      <w:r>
+        <w:rPr>
+          <w:rFonts w:hint="eastAsia"/>
+          <w:sz w:val="28"/>
+          <w:szCs w:val="28"/>
+        </w:rPr>
+        <w:t>key</w:t>
+      </w:r>
+      <w:r>
+        <w:rPr>
+          <w:rFonts w:hint="eastAsia"/>
+          <w:sz w:val="28"/>
+          <w:szCs w:val="28"/>
+        </w:rPr>
+        <w:t>值</w:t>
+      </w:r>
+      <w:r>
+        <w:rPr>
+          <w:rFonts w:hint="eastAsia"/>
+          <w:sz w:val="28"/>
+          <w:szCs w:val="28"/>
+        </w:rPr>
+        <w:t>(</w:t>
+      </w:r>
+      <w:r>
+        <w:rPr>
+          <w:rFonts w:hint="eastAsia"/>
+          <w:sz w:val="28"/>
+          <w:szCs w:val="28"/>
+        </w:rPr>
+        <w:t>程序中设为</w:t>
+      </w:r>
+      <w:r>
+        <w:rPr>
+          <w:rFonts w:hint="eastAsia"/>
+          <w:sz w:val="28"/>
+          <w:szCs w:val="28"/>
+        </w:rPr>
+        <w:t>2</w:t>
+      </w:r>
+      <w:r>
+        <w:rPr>
+          <w:sz w:val="28"/>
+          <w:szCs w:val="28"/>
+        </w:rPr>
+        <w:t xml:space="preserve">0262026 </w:t>
+      </w:r>
+      <w:r>
+        <w:rPr>
+          <w:rFonts w:hint="eastAsia"/>
+          <w:sz w:val="28"/>
+          <w:szCs w:val="28"/>
+        </w:rPr>
+        <w:t>Unsigned</w:t>
+      </w:r>
       <w:r>
         <w:rPr>
           <w:sz w:val="28"/>
@@ -5148,46 +4603,18 @@
       </w:r>
       <w:r>
         <w:rPr>
-          <w:sz w:val="28"/>
-          <w:szCs w:val="28"/>
-        </w:rPr>
-        <w:t>中遍历棋盘，将每个非空棋子的</w:t>
-      </w:r>
-      <w:r>
-        <w:rPr>
-          <w:sz w:val="28"/>
-          <w:szCs w:val="28"/>
-        </w:rPr>
-        <w:t>“</w:t>
-      </w:r>
-      <w:r>
-        <w:rPr>
-          <w:sz w:val="28"/>
-          <w:szCs w:val="28"/>
-        </w:rPr>
-        <w:t>类型、颜色、位置</w:t>
-      </w:r>
-      <w:r>
-        <w:rPr>
-          <w:sz w:val="28"/>
-          <w:szCs w:val="28"/>
-        </w:rPr>
-        <w:t>”</w:t>
-      </w:r>
-      <w:r>
-        <w:rPr>
-          <w:sz w:val="28"/>
-          <w:szCs w:val="28"/>
-        </w:rPr>
-        <w:t>对应</w:t>
-      </w:r>
-      <w:r>
-        <w:rPr>
           <w:rFonts w:hint="eastAsia"/>
           <w:sz w:val="28"/>
           <w:szCs w:val="28"/>
         </w:rPr>
-        <w:t>特定</w:t>
+        <w:t>long</w:t>
+      </w:r>
+      <w:r>
+        <w:rPr>
+          <w:sz w:val="28"/>
+          <w:szCs w:val="28"/>
+        </w:rPr>
+        <w:t xml:space="preserve"> </w:t>
       </w:r>
       <w:r>
         <w:rPr>
@@ -5195,68 +4622,6 @@
           <w:sz w:val="28"/>
           <w:szCs w:val="28"/>
         </w:rPr>
-        <w:t>key</w:t>
-      </w:r>
-      <w:r>
-        <w:rPr>
-          <w:rFonts w:hint="eastAsia"/>
-          <w:sz w:val="28"/>
-          <w:szCs w:val="28"/>
-        </w:rPr>
-        <w:t>值</w:t>
-      </w:r>
-      <w:r>
-        <w:rPr>
-          <w:rFonts w:hint="eastAsia"/>
-          <w:sz w:val="28"/>
-          <w:szCs w:val="28"/>
-        </w:rPr>
-        <w:t>(</w:t>
-      </w:r>
-      <w:r>
-        <w:rPr>
-          <w:rFonts w:hint="eastAsia"/>
-          <w:sz w:val="28"/>
-          <w:szCs w:val="28"/>
-        </w:rPr>
-        <w:t>程序中设为</w:t>
-      </w:r>
-      <w:r>
-        <w:rPr>
-          <w:rFonts w:hint="eastAsia"/>
-          <w:sz w:val="28"/>
-          <w:szCs w:val="28"/>
-        </w:rPr>
-        <w:t>2</w:t>
-      </w:r>
-      <w:r>
-        <w:rPr>
-          <w:sz w:val="28"/>
-          <w:szCs w:val="28"/>
-        </w:rPr>
-        <w:t xml:space="preserve">0262026 </w:t>
-      </w:r>
-      <w:r>
-        <w:rPr>
-          <w:rFonts w:hint="eastAsia"/>
-          <w:sz w:val="28"/>
-          <w:szCs w:val="28"/>
-        </w:rPr>
-        <w:t>Unsigned</w:t>
-      </w:r>
-      <w:r>
-        <w:rPr>
-          <w:sz w:val="28"/>
-          <w:szCs w:val="28"/>
-        </w:rPr>
-        <w:t xml:space="preserve"> </w:t>
-      </w:r>
-      <w:r>
-        <w:rPr>
-          <w:rFonts w:hint="eastAsia"/>
-          <w:sz w:val="28"/>
-          <w:szCs w:val="28"/>
-        </w:rPr>
         <w:t>long</w:t>
       </w:r>
       <w:r>
@@ -5264,21 +4629,6 @@
           <w:sz w:val="28"/>
           <w:szCs w:val="28"/>
         </w:rPr>
-        <w:t xml:space="preserve"> </w:t>
-      </w:r>
-      <w:r>
-        <w:rPr>
-          <w:rFonts w:hint="eastAsia"/>
-          <w:sz w:val="28"/>
-          <w:szCs w:val="28"/>
-        </w:rPr>
-        <w:t>long</w:t>
-      </w:r>
-      <w:r>
-        <w:rPr>
-          <w:sz w:val="28"/>
-          <w:szCs w:val="28"/>
-        </w:rPr>
         <w:t>)</w:t>
       </w:r>
       <w:r>
@@ -5293,17 +4643,8 @@
           <w:sz w:val="28"/>
           <w:szCs w:val="28"/>
         </w:rPr>
-        <w:t xml:space="preserve"> </w:t>
-      </w:r>
-      <w:proofErr w:type="spellStart"/>
-      <w:r>
-        <w:rPr>
-          <w:sz w:val="28"/>
-          <w:szCs w:val="28"/>
-        </w:rPr>
-        <w:t>ZobristPlayer</w:t>
-      </w:r>
-      <w:proofErr w:type="spellEnd"/>
+        <w:t xml:space="preserve"> ZobristPlayer</w:t>
+      </w:r>
       <w:r>
         <w:rPr>
           <w:sz w:val="28"/>
@@ -5325,21 +4666,12 @@
         </w:rPr>
         <w:t>位局面键。</w:t>
       </w:r>
-      <w:proofErr w:type="spellStart"/>
-      <w:r>
-        <w:rPr>
-          <w:sz w:val="28"/>
-          <w:szCs w:val="28"/>
-        </w:rPr>
-        <w:t>getchessbook</w:t>
-      </w:r>
-      <w:proofErr w:type="spellEnd"/>
-      <w:r>
-        <w:rPr>
-          <w:sz w:val="28"/>
-          <w:szCs w:val="28"/>
-        </w:rPr>
-        <w:t xml:space="preserve"> </w:t>
+      <w:r>
+        <w:rPr>
+          <w:sz w:val="28"/>
+          <w:szCs w:val="28"/>
+        </w:rPr>
+        <w:t xml:space="preserve">getchessbook </w:t>
       </w:r>
       <w:r>
         <w:rPr>
@@ -5353,17 +4685,8 @@
           <w:sz w:val="28"/>
           <w:szCs w:val="28"/>
         </w:rPr>
-        <w:t xml:space="preserve"> data/</w:t>
-      </w:r>
-      <w:proofErr w:type="spellStart"/>
-      <w:r>
-        <w:rPr>
-          <w:sz w:val="28"/>
-          <w:szCs w:val="28"/>
-        </w:rPr>
-        <w:t>opening_book.json</w:t>
-      </w:r>
-      <w:proofErr w:type="spellEnd"/>
+        <w:t xml:space="preserve"> data/opening_book.json</w:t>
+      </w:r>
       <w:r>
         <w:rPr>
           <w:sz w:val="28"/>
@@ -5384,23 +4707,7 @@
           <w:sz w:val="28"/>
           <w:szCs w:val="28"/>
         </w:rPr>
-        <w:t xml:space="preserve"> </w:t>
-      </w:r>
-      <w:proofErr w:type="spellStart"/>
-      <w:r>
-        <w:rPr>
-          <w:sz w:val="28"/>
-          <w:szCs w:val="28"/>
-        </w:rPr>
-        <w:t>isMoveValidWithForbidden</w:t>
-      </w:r>
-      <w:proofErr w:type="spellEnd"/>
-      <w:r>
-        <w:rPr>
-          <w:sz w:val="28"/>
-          <w:szCs w:val="28"/>
-        </w:rPr>
-        <w:t xml:space="preserve"> </w:t>
+        <w:t xml:space="preserve"> isMoveValidWithForbidden </w:t>
       </w:r>
       <w:r>
         <w:rPr>
@@ -5834,7 +5141,6 @@
         </w:rPr>
         <w:t xml:space="preserve">) </w:t>
       </w:r>
-      <w:proofErr w:type="spellStart"/>
       <w:r>
         <w:rPr>
           <w:rFonts w:ascii="Times New Roman" w:hAnsi="Times New Roman" w:hint="eastAsia"/>
@@ -5859,7 +5165,6 @@
         </w:rPr>
         <w:t>Beta</w:t>
       </w:r>
-      <w:proofErr w:type="spellEnd"/>
       <w:r>
         <w:rPr>
           <w:rFonts w:ascii="Times New Roman" w:hAnsi="Times New Roman" w:hint="eastAsia"/>
@@ -5904,25 +5209,7 @@
           <w:sz w:val="28"/>
           <w:szCs w:val="28"/>
         </w:rPr>
-        <w:t xml:space="preserve"> </w:t>
-      </w:r>
-      <w:proofErr w:type="spellStart"/>
-      <w:r>
-        <w:rPr>
-          <w:rFonts w:ascii="Times New Roman" w:hAnsi="Times New Roman"/>
-          <w:sz w:val="28"/>
-          <w:szCs w:val="28"/>
-        </w:rPr>
-        <w:t>TTStateNode</w:t>
-      </w:r>
-      <w:proofErr w:type="spellEnd"/>
-      <w:r>
-        <w:rPr>
-          <w:rFonts w:ascii="Times New Roman" w:hAnsi="Times New Roman"/>
-          <w:sz w:val="28"/>
-          <w:szCs w:val="28"/>
-        </w:rPr>
-        <w:t xml:space="preserve"> </w:t>
+        <w:t xml:space="preserve"> TTStateNode </w:t>
       </w:r>
       <w:r>
         <w:rPr>
@@ -5954,25 +5241,7 @@
           <w:sz w:val="28"/>
           <w:szCs w:val="28"/>
         </w:rPr>
-        <w:t xml:space="preserve"> </w:t>
-      </w:r>
-      <w:proofErr w:type="spellStart"/>
-      <w:r>
-        <w:rPr>
-          <w:rFonts w:ascii="Times New Roman" w:hAnsi="Times New Roman"/>
-          <w:sz w:val="28"/>
-          <w:szCs w:val="28"/>
-        </w:rPr>
-        <w:t>HashTable</w:t>
-      </w:r>
-      <w:proofErr w:type="spellEnd"/>
-      <w:r>
-        <w:rPr>
-          <w:rFonts w:ascii="Times New Roman" w:hAnsi="Times New Roman"/>
-          <w:sz w:val="28"/>
-          <w:szCs w:val="28"/>
-        </w:rPr>
-        <w:t xml:space="preserve"> </w:t>
+        <w:t xml:space="preserve"> HashTable </w:t>
       </w:r>
       <w:r>
         <w:rPr>
@@ -5982,23 +5251,13 @@
         </w:rPr>
         <w:t>存储搜索过的局面。</w:t>
       </w:r>
-      <w:proofErr w:type="spellStart"/>
-      <w:r>
-        <w:rPr>
-          <w:rFonts w:ascii="Times New Roman" w:hAnsi="Times New Roman"/>
-          <w:sz w:val="28"/>
-          <w:szCs w:val="28"/>
-        </w:rPr>
-        <w:t>probeHash</w:t>
-      </w:r>
-      <w:proofErr w:type="spellEnd"/>
-      <w:r>
-        <w:rPr>
-          <w:rFonts w:ascii="Times New Roman" w:hAnsi="Times New Roman"/>
-          <w:sz w:val="28"/>
-          <w:szCs w:val="28"/>
-        </w:rPr>
-        <w:t xml:space="preserve"> </w:t>
+      <w:r>
+        <w:rPr>
+          <w:rFonts w:ascii="Times New Roman" w:hAnsi="Times New Roman"/>
+          <w:sz w:val="28"/>
+          <w:szCs w:val="28"/>
+        </w:rPr>
+        <w:t xml:space="preserve">probeHash </w:t>
       </w:r>
       <w:r>
         <w:rPr>
@@ -6072,23 +5331,13 @@
         </w:rPr>
         <w:t>三种标志决定直接返回精确值或利用上下界进行剪枝。</w:t>
       </w:r>
-      <w:proofErr w:type="spellStart"/>
-      <w:r>
-        <w:rPr>
-          <w:rFonts w:ascii="Times New Roman" w:hAnsi="Times New Roman"/>
-          <w:sz w:val="28"/>
-          <w:szCs w:val="28"/>
-        </w:rPr>
-        <w:t>RecordHash</w:t>
-      </w:r>
-      <w:proofErr w:type="spellEnd"/>
-      <w:r>
-        <w:rPr>
-          <w:rFonts w:ascii="Times New Roman" w:hAnsi="Times New Roman"/>
-          <w:sz w:val="28"/>
-          <w:szCs w:val="28"/>
-        </w:rPr>
-        <w:t xml:space="preserve"> </w:t>
+      <w:r>
+        <w:rPr>
+          <w:rFonts w:ascii="Times New Roman" w:hAnsi="Times New Roman"/>
+          <w:sz w:val="28"/>
+          <w:szCs w:val="28"/>
+        </w:rPr>
+        <w:t xml:space="preserve">RecordHash </w:t>
       </w:r>
       <w:r>
         <w:rPr>
@@ -6120,25 +5369,7 @@
           <w:sz w:val="28"/>
           <w:szCs w:val="28"/>
         </w:rPr>
-        <w:t xml:space="preserve"> </w:t>
-      </w:r>
-      <w:proofErr w:type="spellStart"/>
-      <w:r>
-        <w:rPr>
-          <w:rFonts w:ascii="Times New Roman" w:hAnsi="Times New Roman"/>
-          <w:sz w:val="28"/>
-          <w:szCs w:val="28"/>
-        </w:rPr>
-        <w:t>best_move</w:t>
-      </w:r>
-      <w:proofErr w:type="spellEnd"/>
-      <w:r>
-        <w:rPr>
-          <w:rFonts w:ascii="Times New Roman" w:hAnsi="Times New Roman"/>
-          <w:sz w:val="28"/>
-          <w:szCs w:val="28"/>
-        </w:rPr>
-        <w:t xml:space="preserve"> </w:t>
+        <w:t xml:space="preserve"> best_move </w:t>
       </w:r>
       <w:r>
         <w:rPr>
@@ -6174,7 +5405,6 @@
         </w:rPr>
         <w:t xml:space="preserve">.3 </w:t>
       </w:r>
-      <w:proofErr w:type="spellStart"/>
       <w:r>
         <w:rPr>
           <w:rFonts w:ascii="Times New Roman" w:hAnsi="Times New Roman" w:hint="eastAsia"/>
@@ -6183,7 +5413,6 @@
         </w:rPr>
         <w:t>NegaMax</w:t>
       </w:r>
-      <w:proofErr w:type="spellEnd"/>
       <w:r>
         <w:rPr>
           <w:rFonts w:ascii="Times New Roman" w:hAnsi="Times New Roman"/>
@@ -6268,25 +5497,7 @@
           <w:sz w:val="28"/>
           <w:szCs w:val="28"/>
         </w:rPr>
-        <w:t xml:space="preserve"> </w:t>
-      </w:r>
-      <w:proofErr w:type="spellStart"/>
-      <w:r>
-        <w:rPr>
-          <w:rFonts w:ascii="Times New Roman" w:hAnsi="Times New Roman"/>
-          <w:sz w:val="28"/>
-          <w:szCs w:val="28"/>
-        </w:rPr>
-        <w:t>alpha_beta_search</w:t>
-      </w:r>
-      <w:proofErr w:type="spellEnd"/>
-      <w:r>
-        <w:rPr>
-          <w:rFonts w:ascii="Times New Roman" w:hAnsi="Times New Roman"/>
-          <w:sz w:val="28"/>
-          <w:szCs w:val="28"/>
-        </w:rPr>
-        <w:t xml:space="preserve"> </w:t>
+        <w:t xml:space="preserve"> alpha_beta_search </w:t>
       </w:r>
       <w:r>
         <w:rPr>
@@ -6302,25 +5513,7 @@
           <w:sz w:val="28"/>
           <w:szCs w:val="28"/>
         </w:rPr>
-        <w:t xml:space="preserve"> </w:t>
-      </w:r>
-      <w:proofErr w:type="spellStart"/>
-      <w:r>
-        <w:rPr>
-          <w:rFonts w:ascii="Times New Roman" w:hAnsi="Times New Roman"/>
-          <w:sz w:val="28"/>
-          <w:szCs w:val="28"/>
-        </w:rPr>
-        <w:t>alpha_beta_PVS_search</w:t>
-      </w:r>
-      <w:proofErr w:type="spellEnd"/>
-      <w:r>
-        <w:rPr>
-          <w:rFonts w:ascii="Times New Roman" w:hAnsi="Times New Roman"/>
-          <w:sz w:val="28"/>
-          <w:szCs w:val="28"/>
-        </w:rPr>
-        <w:t xml:space="preserve"> </w:t>
+        <w:t xml:space="preserve"> alpha_beta_PVS_search </w:t>
       </w:r>
       <w:r>
         <w:rPr>
@@ -6336,25 +5529,7 @@
           <w:sz w:val="28"/>
           <w:szCs w:val="28"/>
         </w:rPr>
-        <w:t xml:space="preserve"> </w:t>
-      </w:r>
-      <w:proofErr w:type="spellStart"/>
-      <w:r>
-        <w:rPr>
-          <w:rFonts w:ascii="Times New Roman" w:hAnsi="Times New Roman"/>
-          <w:sz w:val="28"/>
-          <w:szCs w:val="28"/>
-        </w:rPr>
-        <w:t>NegaMax</w:t>
-      </w:r>
-      <w:proofErr w:type="spellEnd"/>
-      <w:r>
-        <w:rPr>
-          <w:rFonts w:ascii="Times New Roman" w:hAnsi="Times New Roman"/>
-          <w:sz w:val="28"/>
-          <w:szCs w:val="28"/>
-        </w:rPr>
-        <w:t xml:space="preserve"> </w:t>
+        <w:t xml:space="preserve"> NegaMax </w:t>
       </w:r>
       <w:r>
         <w:rPr>
@@ -6418,25 +5593,7 @@
           <w:sz w:val="28"/>
           <w:szCs w:val="28"/>
         </w:rPr>
-        <w:t xml:space="preserve"> </w:t>
-      </w:r>
-      <w:proofErr w:type="spellStart"/>
-      <w:r>
-        <w:rPr>
-          <w:rFonts w:ascii="Times New Roman" w:hAnsi="Times New Roman"/>
-          <w:sz w:val="28"/>
-          <w:szCs w:val="28"/>
-        </w:rPr>
-        <w:t>val</w:t>
-      </w:r>
-      <w:proofErr w:type="spellEnd"/>
-      <w:r>
-        <w:rPr>
-          <w:rFonts w:ascii="Times New Roman" w:hAnsi="Times New Roman"/>
-          <w:sz w:val="28"/>
-          <w:szCs w:val="28"/>
-        </w:rPr>
-        <w:t xml:space="preserve"> &gt;= beta </w:t>
+        <w:t xml:space="preserve"> val &gt;= beta </w:t>
       </w:r>
       <w:r>
         <w:rPr>
@@ -6468,25 +5625,7 @@
           <w:sz w:val="28"/>
           <w:szCs w:val="28"/>
         </w:rPr>
-        <w:t xml:space="preserve"> </w:t>
-      </w:r>
-      <w:proofErr w:type="spellStart"/>
-      <w:r>
-        <w:rPr>
-          <w:rFonts w:ascii="Times New Roman" w:hAnsi="Times New Roman"/>
-          <w:sz w:val="28"/>
-          <w:szCs w:val="28"/>
-        </w:rPr>
-        <w:t>val</w:t>
-      </w:r>
-      <w:proofErr w:type="spellEnd"/>
-      <w:r>
-        <w:rPr>
-          <w:rFonts w:ascii="Times New Roman" w:hAnsi="Times New Roman"/>
-          <w:sz w:val="28"/>
-          <w:szCs w:val="28"/>
-        </w:rPr>
-        <w:t xml:space="preserve"> &gt; alpha </w:t>
+        <w:t xml:space="preserve"> val &gt; alpha </w:t>
       </w:r>
       <w:r>
         <w:rPr>
@@ -6711,43 +5850,7 @@
           <w:sz w:val="28"/>
           <w:szCs w:val="28"/>
         </w:rPr>
-        <w:t xml:space="preserve"> </w:t>
-      </w:r>
-      <w:proofErr w:type="spellStart"/>
-      <w:r>
-        <w:rPr>
-          <w:rFonts w:ascii="Times New Roman" w:hAnsi="Times New Roman"/>
-          <w:sz w:val="28"/>
-          <w:szCs w:val="28"/>
-        </w:rPr>
-        <w:t>ChessAI</w:t>
-      </w:r>
-      <w:proofErr w:type="spellEnd"/>
-      <w:r>
-        <w:rPr>
-          <w:rFonts w:ascii="Times New Roman" w:hAnsi="Times New Roman"/>
-          <w:sz w:val="28"/>
-          <w:szCs w:val="28"/>
-        </w:rPr>
-        <w:t>::</w:t>
-      </w:r>
-      <w:proofErr w:type="spellStart"/>
-      <w:r>
-        <w:rPr>
-          <w:rFonts w:ascii="Times New Roman" w:hAnsi="Times New Roman"/>
-          <w:sz w:val="28"/>
-          <w:szCs w:val="28"/>
-        </w:rPr>
-        <w:t>alpha_beta_PVS_search</w:t>
-      </w:r>
-      <w:proofErr w:type="spellEnd"/>
-      <w:r>
-        <w:rPr>
-          <w:rFonts w:ascii="Times New Roman" w:hAnsi="Times New Roman"/>
-          <w:sz w:val="28"/>
-          <w:szCs w:val="28"/>
-        </w:rPr>
-        <w:t xml:space="preserve"> </w:t>
+        <w:t xml:space="preserve"> ChessAI::alpha_beta_PVS_search </w:t>
       </w:r>
       <w:r>
         <w:rPr>
@@ -6811,25 +5914,7 @@
           <w:sz w:val="28"/>
           <w:szCs w:val="28"/>
         </w:rPr>
-        <w:t xml:space="preserve"> </w:t>
-      </w:r>
-      <w:proofErr w:type="spellStart"/>
-      <w:r>
-        <w:rPr>
-          <w:rFonts w:ascii="Times New Roman" w:hAnsi="Times New Roman"/>
-          <w:sz w:val="28"/>
-          <w:szCs w:val="28"/>
-        </w:rPr>
-        <w:t>best_val</w:t>
-      </w:r>
-      <w:proofErr w:type="spellEnd"/>
-      <w:r>
-        <w:rPr>
-          <w:rFonts w:ascii="Times New Roman" w:hAnsi="Times New Roman"/>
-          <w:sz w:val="28"/>
-          <w:szCs w:val="28"/>
-        </w:rPr>
-        <w:t xml:space="preserve"> </w:t>
+        <w:t xml:space="preserve"> best_val </w:t>
       </w:r>
       <w:r>
         <w:rPr>
@@ -6877,25 +5962,7 @@
           <w:sz w:val="28"/>
           <w:szCs w:val="28"/>
         </w:rPr>
-        <w:t xml:space="preserve"> </w:t>
-      </w:r>
-      <w:proofErr w:type="spellStart"/>
-      <w:r>
-        <w:rPr>
-          <w:rFonts w:ascii="Times New Roman" w:hAnsi="Times New Roman"/>
-          <w:sz w:val="28"/>
-          <w:szCs w:val="28"/>
-        </w:rPr>
-        <w:t>best_val</w:t>
-      </w:r>
-      <w:proofErr w:type="spellEnd"/>
-      <w:r>
-        <w:rPr>
-          <w:rFonts w:ascii="Times New Roman" w:hAnsi="Times New Roman"/>
-          <w:sz w:val="28"/>
-          <w:szCs w:val="28"/>
-        </w:rPr>
-        <w:t xml:space="preserve"> </w:t>
+        <w:t xml:space="preserve"> best_val </w:t>
       </w:r>
       <w:r>
         <w:rPr>
@@ -6911,25 +5978,7 @@
           <w:sz w:val="28"/>
           <w:szCs w:val="28"/>
         </w:rPr>
-        <w:t xml:space="preserve"> </w:t>
-      </w:r>
-      <w:proofErr w:type="spellStart"/>
-      <w:r>
-        <w:rPr>
-          <w:rFonts w:ascii="Times New Roman" w:hAnsi="Times New Roman"/>
-          <w:sz w:val="28"/>
-          <w:szCs w:val="28"/>
-        </w:rPr>
-        <w:t>original_alpha</w:t>
-      </w:r>
-      <w:proofErr w:type="spellEnd"/>
-      <w:r>
-        <w:rPr>
-          <w:rFonts w:ascii="Times New Roman" w:hAnsi="Times New Roman"/>
-          <w:sz w:val="28"/>
-          <w:szCs w:val="28"/>
-        </w:rPr>
-        <w:t xml:space="preserve"> </w:t>
+        <w:t xml:space="preserve"> original_alpha </w:t>
       </w:r>
       <w:r>
         <w:rPr>
@@ -7138,43 +6187,7 @@
           <w:sz w:val="28"/>
           <w:szCs w:val="28"/>
         </w:rPr>
-        <w:t xml:space="preserve"> </w:t>
-      </w:r>
-      <w:proofErr w:type="spellStart"/>
-      <w:r>
-        <w:rPr>
-          <w:rFonts w:ascii="Times New Roman" w:hAnsi="Times New Roman"/>
-          <w:sz w:val="28"/>
-          <w:szCs w:val="28"/>
-        </w:rPr>
-        <w:t>ChessAI</w:t>
-      </w:r>
-      <w:proofErr w:type="spellEnd"/>
-      <w:r>
-        <w:rPr>
-          <w:rFonts w:ascii="Times New Roman" w:hAnsi="Times New Roman"/>
-          <w:sz w:val="28"/>
-          <w:szCs w:val="28"/>
-        </w:rPr>
-        <w:t>::</w:t>
-      </w:r>
-      <w:proofErr w:type="spellStart"/>
-      <w:r>
-        <w:rPr>
-          <w:rFonts w:ascii="Times New Roman" w:hAnsi="Times New Roman"/>
-          <w:sz w:val="28"/>
-          <w:szCs w:val="28"/>
-        </w:rPr>
-        <w:t>quiescence_search</w:t>
-      </w:r>
-      <w:proofErr w:type="spellEnd"/>
-      <w:r>
-        <w:rPr>
-          <w:rFonts w:ascii="Times New Roman" w:hAnsi="Times New Roman"/>
-          <w:sz w:val="28"/>
-          <w:szCs w:val="28"/>
-        </w:rPr>
-        <w:t xml:space="preserve"> </w:t>
+        <w:t xml:space="preserve"> ChessAI::quiescence_search </w:t>
       </w:r>
       <w:r>
         <w:rPr>
@@ -7286,25 +6299,7 @@
           <w:sz w:val="28"/>
           <w:szCs w:val="28"/>
         </w:rPr>
-        <w:t xml:space="preserve"> board-&gt;</w:t>
-      </w:r>
-      <w:proofErr w:type="spellStart"/>
-      <w:r>
-        <w:rPr>
-          <w:rFonts w:ascii="Times New Roman" w:hAnsi="Times New Roman"/>
-          <w:sz w:val="28"/>
-          <w:szCs w:val="28"/>
-        </w:rPr>
-        <w:t>isattacked</w:t>
-      </w:r>
-      <w:proofErr w:type="spellEnd"/>
-      <w:r>
-        <w:rPr>
-          <w:rFonts w:ascii="Times New Roman" w:hAnsi="Times New Roman"/>
-          <w:sz w:val="28"/>
-          <w:szCs w:val="28"/>
-        </w:rPr>
-        <w:t xml:space="preserve"> </w:t>
+        <w:t xml:space="preserve"> board-&gt;isattacked </w:t>
       </w:r>
       <w:r>
         <w:rPr>
@@ -7384,25 +6379,7 @@
           <w:sz w:val="28"/>
           <w:szCs w:val="28"/>
         </w:rPr>
-        <w:t xml:space="preserve"> </w:t>
-      </w:r>
-      <w:proofErr w:type="spellStart"/>
-      <w:r>
-        <w:rPr>
-          <w:rFonts w:ascii="Times New Roman" w:hAnsi="Times New Roman"/>
-          <w:sz w:val="28"/>
-          <w:szCs w:val="28"/>
-        </w:rPr>
-        <w:t>quiescence_search</w:t>
-      </w:r>
-      <w:proofErr w:type="spellEnd"/>
-      <w:r>
-        <w:rPr>
-          <w:rFonts w:ascii="Times New Roman" w:hAnsi="Times New Roman"/>
-          <w:sz w:val="28"/>
-          <w:szCs w:val="28"/>
-        </w:rPr>
-        <w:t xml:space="preserve"> </w:t>
+        <w:t xml:space="preserve"> quiescence_search </w:t>
       </w:r>
       <w:r>
         <w:rPr>
@@ -7568,7 +6545,6 @@
         </w:rPr>
         <w:t>扫描九宫格找到己方将帅，并检测是否被将军（</w:t>
       </w:r>
-      <w:proofErr w:type="spellStart"/>
       <w:r>
         <w:rPr>
           <w:rFonts w:ascii="Times New Roman" w:hAnsi="Times New Roman"/>
@@ -7577,7 +6553,6 @@
         </w:rPr>
         <w:t>inCheck</w:t>
       </w:r>
-      <w:proofErr w:type="spellEnd"/>
       <w:r>
         <w:rPr>
           <w:rFonts w:ascii="Times New Roman" w:hAnsi="Times New Roman"/>
@@ -7605,37 +6580,60 @@
           <w:sz w:val="28"/>
           <w:szCs w:val="28"/>
         </w:rPr>
+        <w:t xml:space="preserve"> inCheck</w:t>
+      </w:r>
+      <w:r>
+        <w:rPr>
+          <w:sz w:val="28"/>
+          <w:szCs w:val="28"/>
+        </w:rPr>
+        <w:t>，禁用</w:t>
+      </w:r>
+      <w:r>
+        <w:rPr>
+          <w:sz w:val="28"/>
+          <w:szCs w:val="28"/>
+        </w:rPr>
+        <w:t xml:space="preserve"> Stand Pat</w:t>
+      </w:r>
+      <w:r>
+        <w:rPr>
+          <w:sz w:val="28"/>
+          <w:szCs w:val="28"/>
+        </w:rPr>
+        <w:t>（。</w:t>
+      </w:r>
+      <w:r>
+        <w:rPr>
+          <w:rFonts w:ascii="Times New Roman" w:hAnsi="Times New Roman"/>
+          <w:sz w:val="28"/>
+          <w:szCs w:val="28"/>
+        </w:rPr>
         <w:t xml:space="preserve"> </w:t>
       </w:r>
-      <w:proofErr w:type="spellStart"/>
-      <w:r>
-        <w:rPr>
-          <w:sz w:val="28"/>
-          <w:szCs w:val="28"/>
-        </w:rPr>
-        <w:t>inCheck</w:t>
-      </w:r>
-      <w:proofErr w:type="spellEnd"/>
-      <w:r>
-        <w:rPr>
-          <w:sz w:val="28"/>
-          <w:szCs w:val="28"/>
-        </w:rPr>
-        <w:t>，禁用</w:t>
-      </w:r>
-      <w:r>
-        <w:rPr>
-          <w:sz w:val="28"/>
-          <w:szCs w:val="28"/>
-        </w:rPr>
-        <w:t xml:space="preserve"> Stand Pat</w:t>
-      </w:r>
-      <w:r>
-        <w:rPr>
-          <w:sz w:val="28"/>
-          <w:szCs w:val="28"/>
-        </w:rPr>
-        <w:t>（。</w:t>
+      <w:r>
+        <w:rPr>
+          <w:rFonts w:ascii="Times New Roman" w:hAnsi="Times New Roman"/>
+          <w:sz w:val="28"/>
+          <w:szCs w:val="28"/>
+        </w:rPr>
+        <w:t>在后续着法生成时，如果不被将军，只搜索吃子着法（</w:t>
+      </w:r>
+      <w:r>
+        <w:rPr>
+          <w:rFonts w:ascii="Times New Roman" w:hAnsi="Times New Roman"/>
+          <w:sz w:val="28"/>
+          <w:szCs w:val="28"/>
+        </w:rPr>
+        <w:t>victim != None</w:t>
+      </w:r>
+      <w:r>
+        <w:rPr>
+          <w:rFonts w:ascii="Times New Roman" w:hAnsi="Times New Roman"/>
+          <w:sz w:val="28"/>
+          <w:szCs w:val="28"/>
+        </w:rPr>
+        <w:t>）；如果被将军，则允许所有合法着法（包括非吃子的逃将着法）进入静态搜索队列。在将军时，逃将着法（非吃子）被赋予</w:t>
       </w:r>
       <w:r>
         <w:rPr>
@@ -7651,50 +6649,8 @@
           <w:sz w:val="28"/>
           <w:szCs w:val="28"/>
         </w:rPr>
-        <w:t>在后续着法生成时，如果不被将军，只搜索吃子着法（</w:t>
-      </w:r>
-      <w:r>
-        <w:rPr>
-          <w:rFonts w:ascii="Times New Roman" w:hAnsi="Times New Roman"/>
-          <w:sz w:val="28"/>
-          <w:szCs w:val="28"/>
-        </w:rPr>
-        <w:t>victim != None</w:t>
-      </w:r>
-      <w:r>
-        <w:rPr>
-          <w:rFonts w:ascii="Times New Roman" w:hAnsi="Times New Roman"/>
-          <w:sz w:val="28"/>
-          <w:szCs w:val="28"/>
-        </w:rPr>
-        <w:t>）；如果被将军，则允许所有合法着法（包括非吃子的逃将着法）进入静态搜索队列。在将军时，逃将着法（非吃子）被赋予</w:t>
-      </w:r>
-      <w:r>
-        <w:rPr>
-          <w:rFonts w:ascii="Times New Roman" w:hAnsi="Times New Roman"/>
-          <w:sz w:val="28"/>
-          <w:szCs w:val="28"/>
-        </w:rPr>
-        <w:t xml:space="preserve"> </w:t>
-      </w:r>
-      <w:proofErr w:type="spellStart"/>
-      <w:r>
-        <w:rPr>
-          <w:rFonts w:ascii="Times New Roman" w:hAnsi="Times New Roman"/>
-          <w:sz w:val="28"/>
-          <w:szCs w:val="28"/>
-        </w:rPr>
         <w:lastRenderedPageBreak/>
-        <w:t>AttackerValue</w:t>
-      </w:r>
-      <w:proofErr w:type="spellEnd"/>
-      <w:r>
-        <w:rPr>
-          <w:rFonts w:ascii="Times New Roman" w:hAnsi="Times New Roman"/>
-          <w:sz w:val="28"/>
-          <w:szCs w:val="28"/>
-        </w:rPr>
-        <w:t xml:space="preserve">[attacker] </w:t>
+        <w:t xml:space="preserve">AttackerValue[attacker] </w:t>
       </w:r>
       <w:r>
         <w:rPr>
@@ -7710,25 +6666,7 @@
           <w:sz w:val="28"/>
           <w:szCs w:val="28"/>
         </w:rPr>
-        <w:t xml:space="preserve"> </w:t>
-      </w:r>
-      <w:proofErr w:type="spellStart"/>
-      <w:r>
-        <w:rPr>
-          <w:rFonts w:ascii="Times New Roman" w:hAnsi="Times New Roman"/>
-          <w:sz w:val="28"/>
-          <w:szCs w:val="28"/>
-        </w:rPr>
-        <w:t>mvvlva</w:t>
-      </w:r>
-      <w:proofErr w:type="spellEnd"/>
-      <w:r>
-        <w:rPr>
-          <w:rFonts w:ascii="Times New Roman" w:hAnsi="Times New Roman"/>
-          <w:sz w:val="28"/>
-          <w:szCs w:val="28"/>
-        </w:rPr>
-        <w:t xml:space="preserve"> + 10000</w:t>
+        <w:t xml:space="preserve"> mvvlva + 10000</w:t>
       </w:r>
       <w:r>
         <w:rPr>
@@ -7943,23 +6881,7 @@
           <w:sz w:val="28"/>
           <w:szCs w:val="28"/>
         </w:rPr>
-        <w:t xml:space="preserve"> (!</w:t>
-      </w:r>
-      <w:proofErr w:type="spellStart"/>
-      <w:r>
-        <w:rPr>
-          <w:sz w:val="28"/>
-          <w:szCs w:val="28"/>
-        </w:rPr>
-        <w:t>inCheck</w:t>
-      </w:r>
-      <w:proofErr w:type="spellEnd"/>
-      <w:r>
-        <w:rPr>
-          <w:sz w:val="28"/>
-          <w:szCs w:val="28"/>
-        </w:rPr>
-        <w:t>)</w:t>
+        <w:t xml:space="preserve"> (!inCheck)</w:t>
       </w:r>
       <w:r>
         <w:rPr>
@@ -7983,25 +6905,7 @@
           <w:sz w:val="28"/>
           <w:szCs w:val="28"/>
         </w:rPr>
-        <w:t xml:space="preserve"> (</w:t>
-      </w:r>
-      <w:proofErr w:type="spellStart"/>
-      <w:r>
-        <w:rPr>
-          <w:rFonts w:ascii="Times New Roman" w:hAnsi="Times New Roman"/>
-          <w:sz w:val="28"/>
-          <w:szCs w:val="28"/>
-        </w:rPr>
-        <w:t>isProtected</w:t>
-      </w:r>
-      <w:proofErr w:type="spellEnd"/>
-      <w:r>
-        <w:rPr>
-          <w:rFonts w:ascii="Times New Roman" w:hAnsi="Times New Roman"/>
-          <w:sz w:val="28"/>
-          <w:szCs w:val="28"/>
-        </w:rPr>
-        <w:t>)</w:t>
+        <w:t xml:space="preserve"> (isProtected)</w:t>
       </w:r>
       <w:r>
         <w:rPr>
@@ -8025,43 +6929,7 @@
           <w:sz w:val="28"/>
           <w:szCs w:val="28"/>
         </w:rPr>
-        <w:t xml:space="preserve"> (</w:t>
-      </w:r>
-      <w:proofErr w:type="spellStart"/>
-      <w:r>
-        <w:rPr>
-          <w:rFonts w:ascii="Times New Roman" w:hAnsi="Times New Roman"/>
-          <w:sz w:val="28"/>
-          <w:szCs w:val="28"/>
-        </w:rPr>
-        <w:t>VictimValue</w:t>
-      </w:r>
-      <w:proofErr w:type="spellEnd"/>
-      <w:r>
-        <w:rPr>
-          <w:rFonts w:ascii="Times New Roman" w:hAnsi="Times New Roman"/>
-          <w:sz w:val="28"/>
-          <w:szCs w:val="28"/>
-        </w:rPr>
-        <w:t xml:space="preserve"> &lt; </w:t>
-      </w:r>
-      <w:proofErr w:type="spellStart"/>
-      <w:r>
-        <w:rPr>
-          <w:rFonts w:ascii="Times New Roman" w:hAnsi="Times New Roman"/>
-          <w:sz w:val="28"/>
-          <w:szCs w:val="28"/>
-        </w:rPr>
-        <w:t>AttackerValue</w:t>
-      </w:r>
-      <w:proofErr w:type="spellEnd"/>
-      <w:r>
-        <w:rPr>
-          <w:rFonts w:ascii="Times New Roman" w:hAnsi="Times New Roman"/>
-          <w:sz w:val="28"/>
-          <w:szCs w:val="28"/>
-        </w:rPr>
-        <w:t>)</w:t>
+        <w:t xml:space="preserve"> (VictimValue &lt; AttackerValue)</w:t>
       </w:r>
       <w:r>
         <w:rPr>
@@ -8115,23 +6983,7 @@
           <w:sz w:val="28"/>
           <w:szCs w:val="28"/>
         </w:rPr>
-        <w:t>if(Tuning::</w:t>
-      </w:r>
-      <w:proofErr w:type="spellStart"/>
-      <w:r>
-        <w:rPr>
-          <w:sz w:val="28"/>
-          <w:szCs w:val="28"/>
-        </w:rPr>
-        <w:t>VictimValue</w:t>
-      </w:r>
-      <w:proofErr w:type="spellEnd"/>
-      <w:r>
-        <w:rPr>
-          <w:sz w:val="28"/>
-          <w:szCs w:val="28"/>
-        </w:rPr>
-        <w:t>[victim] &lt; 3)</w:t>
+        <w:t>if(Tuning::VictimValue[victim] &lt; 3)</w:t>
       </w:r>
       <w:r>
         <w:rPr>
@@ -8459,25 +7311,7 @@
           <w:sz w:val="28"/>
           <w:szCs w:val="28"/>
         </w:rPr>
-        <w:t xml:space="preserve"> </w:t>
-      </w:r>
-      <w:proofErr w:type="spellStart"/>
-      <w:r>
-        <w:rPr>
-          <w:rFonts w:ascii="Times New Roman" w:hAnsi="Times New Roman"/>
-          <w:sz w:val="28"/>
-          <w:szCs w:val="28"/>
-        </w:rPr>
-        <w:t>val</w:t>
-      </w:r>
-      <w:proofErr w:type="spellEnd"/>
-      <w:r>
-        <w:rPr>
-          <w:rFonts w:ascii="Times New Roman" w:hAnsi="Times New Roman"/>
-          <w:sz w:val="28"/>
-          <w:szCs w:val="28"/>
-        </w:rPr>
-        <w:t xml:space="preserve"> &gt;= beta </w:t>
+        <w:t xml:space="preserve"> val &gt;= beta </w:t>
       </w:r>
       <w:r>
         <w:rPr>
@@ -8690,25 +7524,7 @@
           <w:sz w:val="28"/>
           <w:szCs w:val="28"/>
         </w:rPr>
-        <w:t xml:space="preserve"> </w:t>
-      </w:r>
-      <w:proofErr w:type="spellStart"/>
-      <w:r>
-        <w:rPr>
-          <w:rFonts w:ascii="Times New Roman" w:hAnsi="Times New Roman"/>
-          <w:sz w:val="28"/>
-          <w:szCs w:val="28"/>
-        </w:rPr>
-        <w:t>alpha_beta_search</w:t>
-      </w:r>
-      <w:proofErr w:type="spellEnd"/>
-      <w:r>
-        <w:rPr>
-          <w:rFonts w:ascii="Times New Roman" w:hAnsi="Times New Roman"/>
-          <w:sz w:val="28"/>
-          <w:szCs w:val="28"/>
-        </w:rPr>
-        <w:t xml:space="preserve"> </w:t>
+        <w:t xml:space="preserve"> alpha_beta_search </w:t>
       </w:r>
       <w:r>
         <w:rPr>
@@ -8724,25 +7540,7 @@
           <w:sz w:val="28"/>
           <w:szCs w:val="28"/>
         </w:rPr>
-        <w:t xml:space="preserve"> </w:t>
-      </w:r>
-      <w:proofErr w:type="spellStart"/>
-      <w:r>
-        <w:rPr>
-          <w:rFonts w:ascii="Times New Roman" w:hAnsi="Times New Roman"/>
-          <w:sz w:val="28"/>
-          <w:szCs w:val="28"/>
-        </w:rPr>
-        <w:t>alpha_beta_PVS_search</w:t>
-      </w:r>
-      <w:proofErr w:type="spellEnd"/>
-      <w:r>
-        <w:rPr>
-          <w:rFonts w:ascii="Times New Roman" w:hAnsi="Times New Roman"/>
-          <w:sz w:val="28"/>
-          <w:szCs w:val="28"/>
-        </w:rPr>
-        <w:t xml:space="preserve"> </w:t>
+        <w:t xml:space="preserve"> alpha_beta_PVS_search </w:t>
       </w:r>
       <w:r>
         <w:rPr>
@@ -8774,25 +7572,7 @@
           <w:sz w:val="28"/>
           <w:szCs w:val="28"/>
         </w:rPr>
-        <w:t xml:space="preserve"> </w:t>
-      </w:r>
-      <w:proofErr w:type="spellStart"/>
-      <w:r>
-        <w:rPr>
-          <w:rFonts w:ascii="Times New Roman" w:hAnsi="Times New Roman"/>
-          <w:sz w:val="28"/>
-          <w:szCs w:val="28"/>
-        </w:rPr>
-        <w:t>makeNullMove</w:t>
-      </w:r>
-      <w:proofErr w:type="spellEnd"/>
-      <w:r>
-        <w:rPr>
-          <w:rFonts w:ascii="Times New Roman" w:hAnsi="Times New Roman"/>
-          <w:sz w:val="28"/>
-          <w:szCs w:val="28"/>
-        </w:rPr>
-        <w:t xml:space="preserve"> </w:t>
+        <w:t xml:space="preserve"> makeNullMove </w:t>
       </w:r>
       <w:r>
         <w:rPr>
@@ -8872,25 +7652,7 @@
           <w:sz w:val="28"/>
           <w:szCs w:val="28"/>
         </w:rPr>
-        <w:t xml:space="preserve"> </w:t>
-      </w:r>
-      <w:proofErr w:type="spellStart"/>
-      <w:r>
-        <w:rPr>
-          <w:rFonts w:ascii="Times New Roman" w:hAnsi="Times New Roman"/>
-          <w:sz w:val="28"/>
-          <w:szCs w:val="28"/>
-        </w:rPr>
-        <w:t>undoNullMove</w:t>
-      </w:r>
-      <w:proofErr w:type="spellEnd"/>
-      <w:r>
-        <w:rPr>
-          <w:rFonts w:ascii="Times New Roman" w:hAnsi="Times New Roman"/>
-          <w:sz w:val="28"/>
-          <w:szCs w:val="28"/>
-        </w:rPr>
-        <w:t xml:space="preserve"> </w:t>
+        <w:t xml:space="preserve"> undoNullMove </w:t>
       </w:r>
       <w:r>
         <w:rPr>
@@ -8995,25 +7757,7 @@
           <w:sz w:val="28"/>
           <w:szCs w:val="28"/>
         </w:rPr>
-        <w:t xml:space="preserve"> </w:t>
-      </w:r>
-      <w:proofErr w:type="spellStart"/>
-      <w:r>
-        <w:rPr>
-          <w:rFonts w:ascii="Times New Roman" w:hAnsi="Times New Roman"/>
-          <w:sz w:val="28"/>
-          <w:szCs w:val="28"/>
-        </w:rPr>
-        <w:t>ChessAI</w:t>
-      </w:r>
-      <w:proofErr w:type="spellEnd"/>
-      <w:r>
-        <w:rPr>
-          <w:rFonts w:ascii="Times New Roman" w:hAnsi="Times New Roman"/>
-          <w:sz w:val="28"/>
-          <w:szCs w:val="28"/>
-        </w:rPr>
-        <w:t xml:space="preserve"> </w:t>
+        <w:t xml:space="preserve"> ChessAI </w:t>
       </w:r>
       <w:r>
         <w:rPr>
@@ -9023,41 +7767,13 @@
         </w:rPr>
         <w:t>维护</w:t>
       </w:r>
-      <w:proofErr w:type="spellStart"/>
-      <w:r>
-        <w:rPr>
-          <w:rFonts w:ascii="Times New Roman" w:hAnsi="Times New Roman"/>
-          <w:sz w:val="28"/>
-          <w:szCs w:val="28"/>
-        </w:rPr>
-        <w:t>killerMoves</w:t>
-      </w:r>
-      <w:proofErr w:type="spellEnd"/>
-      <w:r>
-        <w:rPr>
-          <w:rFonts w:ascii="Times New Roman" w:hAnsi="Times New Roman"/>
-          <w:sz w:val="28"/>
-          <w:szCs w:val="28"/>
-        </w:rPr>
-        <w:t>[</w:t>
-      </w:r>
-      <w:proofErr w:type="spellStart"/>
-      <w:r>
-        <w:rPr>
-          <w:rFonts w:ascii="Times New Roman" w:hAnsi="Times New Roman"/>
-          <w:sz w:val="28"/>
-          <w:szCs w:val="28"/>
-        </w:rPr>
-        <w:t>max_depth</w:t>
-      </w:r>
-      <w:proofErr w:type="spellEnd"/>
-      <w:r>
-        <w:rPr>
-          <w:rFonts w:ascii="Times New Roman" w:hAnsi="Times New Roman"/>
-          <w:sz w:val="28"/>
-          <w:szCs w:val="28"/>
-        </w:rPr>
-        <w:t>][2]</w:t>
+      <w:r>
+        <w:rPr>
+          <w:rFonts w:ascii="Times New Roman" w:hAnsi="Times New Roman"/>
+          <w:sz w:val="28"/>
+          <w:szCs w:val="28"/>
+        </w:rPr>
+        <w:t>killerMoves[max_depth][2]</w:t>
       </w:r>
       <w:r>
         <w:rPr>
@@ -9121,25 +7837,7 @@
           <w:sz w:val="28"/>
           <w:szCs w:val="28"/>
         </w:rPr>
-        <w:t xml:space="preserve"> </w:t>
-      </w:r>
-      <w:proofErr w:type="spellStart"/>
-      <w:r>
-        <w:rPr>
-          <w:rFonts w:ascii="Times New Roman" w:hAnsi="Times New Roman"/>
-          <w:sz w:val="28"/>
-          <w:szCs w:val="28"/>
-        </w:rPr>
-        <w:t>val</w:t>
-      </w:r>
-      <w:proofErr w:type="spellEnd"/>
-      <w:r>
-        <w:rPr>
-          <w:rFonts w:ascii="Times New Roman" w:hAnsi="Times New Roman"/>
-          <w:sz w:val="28"/>
-          <w:szCs w:val="28"/>
-        </w:rPr>
-        <w:t xml:space="preserve"> &gt;= beta</w:t>
+        <w:t xml:space="preserve"> val &gt;= beta</w:t>
       </w:r>
       <w:r>
         <w:rPr>
@@ -9285,25 +7983,7 @@
           <w:sz w:val="28"/>
           <w:szCs w:val="28"/>
         </w:rPr>
-        <w:t xml:space="preserve"> </w:t>
-      </w:r>
-      <w:proofErr w:type="spellStart"/>
-      <w:r>
-        <w:rPr>
-          <w:rFonts w:ascii="Times New Roman" w:hAnsi="Times New Roman"/>
-          <w:sz w:val="28"/>
-          <w:szCs w:val="28"/>
-        </w:rPr>
-        <w:t>alpha_beta_PVS_search</w:t>
-      </w:r>
-      <w:proofErr w:type="spellEnd"/>
-      <w:r>
-        <w:rPr>
-          <w:rFonts w:ascii="Times New Roman" w:hAnsi="Times New Roman"/>
-          <w:sz w:val="28"/>
-          <w:szCs w:val="28"/>
-        </w:rPr>
-        <w:t xml:space="preserve"> </w:t>
+        <w:t xml:space="preserve"> alpha_beta_PVS_search </w:t>
       </w:r>
       <w:r>
         <w:rPr>
@@ -9335,18 +8015,8 @@
           <w:sz w:val="28"/>
           <w:szCs w:val="28"/>
         </w:rPr>
-        <w:t xml:space="preserve"> </w:t>
-      </w:r>
-      <w:proofErr w:type="spellStart"/>
-      <w:r>
-        <w:rPr>
-          <w:rFonts w:ascii="Times New Roman" w:hAnsi="Times New Roman"/>
-          <w:sz w:val="28"/>
-          <w:szCs w:val="28"/>
-        </w:rPr>
-        <w:t>foundPV</w:t>
-      </w:r>
-      <w:proofErr w:type="spellEnd"/>
+        <w:t xml:space="preserve"> foundPV</w:t>
+      </w:r>
       <w:r>
         <w:rPr>
           <w:rFonts w:ascii="Times New Roman" w:hAnsi="Times New Roman"/>
@@ -9377,25 +8047,7 @@
           <w:sz w:val="28"/>
           <w:szCs w:val="28"/>
         </w:rPr>
-        <w:t xml:space="preserve"> </w:t>
-      </w:r>
-      <w:proofErr w:type="spellStart"/>
-      <w:r>
-        <w:rPr>
-          <w:rFonts w:ascii="Times New Roman" w:hAnsi="Times New Roman"/>
-          <w:sz w:val="28"/>
-          <w:szCs w:val="28"/>
-        </w:rPr>
-        <w:t>isQuietMove</w:t>
-      </w:r>
-      <w:proofErr w:type="spellEnd"/>
-      <w:r>
-        <w:rPr>
-          <w:rFonts w:ascii="Times New Roman" w:hAnsi="Times New Roman"/>
-          <w:sz w:val="28"/>
-          <w:szCs w:val="28"/>
-        </w:rPr>
-        <w:t xml:space="preserve"> </w:t>
+        <w:t xml:space="preserve"> isQuietMove </w:t>
       </w:r>
       <w:r>
         <w:rPr>
@@ -9563,43 +8215,7 @@
           <w:sz w:val="28"/>
           <w:szCs w:val="28"/>
         </w:rPr>
-        <w:t xml:space="preserve"> </w:t>
-      </w:r>
-      <w:proofErr w:type="spellStart"/>
-      <w:r>
-        <w:rPr>
-          <w:rFonts w:ascii="Times New Roman" w:hAnsi="Times New Roman"/>
-          <w:sz w:val="28"/>
-          <w:szCs w:val="28"/>
-        </w:rPr>
-        <w:t>ChessAI</w:t>
-      </w:r>
-      <w:proofErr w:type="spellEnd"/>
-      <w:r>
-        <w:rPr>
-          <w:rFonts w:ascii="Times New Roman" w:hAnsi="Times New Roman"/>
-          <w:sz w:val="28"/>
-          <w:szCs w:val="28"/>
-        </w:rPr>
-        <w:t>::</w:t>
-      </w:r>
-      <w:proofErr w:type="spellStart"/>
-      <w:r>
-        <w:rPr>
-          <w:rFonts w:ascii="Times New Roman" w:hAnsi="Times New Roman"/>
-          <w:sz w:val="28"/>
-          <w:szCs w:val="28"/>
-        </w:rPr>
-        <w:t>isQuietMove</w:t>
-      </w:r>
-      <w:proofErr w:type="spellEnd"/>
-      <w:r>
-        <w:rPr>
-          <w:rFonts w:ascii="Times New Roman" w:hAnsi="Times New Roman"/>
-          <w:sz w:val="28"/>
-          <w:szCs w:val="28"/>
-        </w:rPr>
-        <w:t xml:space="preserve"> </w:t>
+        <w:t xml:space="preserve"> ChessAI::isQuietMove </w:t>
       </w:r>
       <w:r>
         <w:rPr>
@@ -9615,25 +8231,7 @@
           <w:sz w:val="28"/>
           <w:szCs w:val="28"/>
         </w:rPr>
-        <w:t xml:space="preserve"> </w:t>
-      </w:r>
-      <w:proofErr w:type="spellStart"/>
-      <w:r>
-        <w:rPr>
-          <w:rFonts w:ascii="Times New Roman" w:hAnsi="Times New Roman"/>
-          <w:sz w:val="28"/>
-          <w:szCs w:val="28"/>
-        </w:rPr>
-        <w:t>MoveGuard</w:t>
-      </w:r>
-      <w:proofErr w:type="spellEnd"/>
-      <w:r>
-        <w:rPr>
-          <w:rFonts w:ascii="Times New Roman" w:hAnsi="Times New Roman"/>
-          <w:sz w:val="28"/>
-          <w:szCs w:val="28"/>
-        </w:rPr>
-        <w:t xml:space="preserve"> </w:t>
+        <w:t xml:space="preserve"> MoveGuard </w:t>
       </w:r>
       <w:r>
         <w:rPr>
@@ -9767,25 +8365,7 @@
           <w:sz w:val="28"/>
           <w:szCs w:val="28"/>
         </w:rPr>
-        <w:t xml:space="preserve"> </w:t>
-      </w:r>
-      <w:proofErr w:type="spellStart"/>
-      <w:r>
-        <w:rPr>
-          <w:rFonts w:ascii="Times New Roman" w:hAnsi="Times New Roman"/>
-          <w:sz w:val="28"/>
-          <w:szCs w:val="28"/>
-        </w:rPr>
-        <w:t>SearchTime</w:t>
-      </w:r>
-      <w:proofErr w:type="spellEnd"/>
-      <w:r>
-        <w:rPr>
-          <w:rFonts w:ascii="Times New Roman" w:hAnsi="Times New Roman"/>
-          <w:sz w:val="28"/>
-          <w:szCs w:val="28"/>
-        </w:rPr>
-        <w:t xml:space="preserve">::check </w:t>
+        <w:t xml:space="preserve"> SearchTime::check </w:t>
       </w:r>
       <w:r>
         <w:rPr>
@@ -9826,18 +8406,8 @@
           <w:sz w:val="28"/>
           <w:szCs w:val="28"/>
         </w:rPr>
-        <w:t xml:space="preserve"> </w:t>
-      </w:r>
-      <w:proofErr w:type="spellStart"/>
-      <w:r>
-        <w:rPr>
-          <w:rFonts w:ascii="Times New Roman" w:hAnsi="Times New Roman"/>
-          <w:sz w:val="28"/>
-          <w:szCs w:val="28"/>
-        </w:rPr>
-        <w:t>steady_clock</w:t>
-      </w:r>
-      <w:proofErr w:type="spellEnd"/>
+        <w:t xml:space="preserve"> steady_clock</w:t>
+      </w:r>
       <w:r>
         <w:rPr>
           <w:rFonts w:ascii="Times New Roman" w:hAnsi="Times New Roman"/>
@@ -9846,7 +8416,6 @@
         </w:rPr>
         <w:t>设定未来的超时截止点（</w:t>
       </w:r>
-      <w:proofErr w:type="spellStart"/>
       <w:r>
         <w:rPr>
           <w:rFonts w:ascii="Times New Roman" w:hAnsi="Times New Roman"/>
@@ -9855,7 +8424,6 @@
         </w:rPr>
         <w:t>endTime</w:t>
       </w:r>
-      <w:proofErr w:type="spellEnd"/>
       <w:r>
         <w:rPr>
           <w:rFonts w:ascii="Times New Roman" w:hAnsi="Times New Roman"/>
@@ -9880,7 +8448,6 @@
         </w:rPr>
         <w:t>方法；用无符号整型计数器（</w:t>
       </w:r>
-      <w:proofErr w:type="spellStart"/>
       <w:r>
         <w:rPr>
           <w:rFonts w:ascii="Times New Roman" w:hAnsi="Times New Roman"/>
@@ -9889,7 +8456,6 @@
         </w:rPr>
         <w:t>checkerCount</w:t>
       </w:r>
-      <w:proofErr w:type="spellEnd"/>
       <w:r>
         <w:rPr>
           <w:rFonts w:ascii="Times New Roman" w:hAnsi="Times New Roman"/>
@@ -9936,25 +8502,7 @@
           <w:sz w:val="28"/>
           <w:szCs w:val="28"/>
         </w:rPr>
-        <w:t xml:space="preserve"> </w:t>
-      </w:r>
-      <w:proofErr w:type="spellStart"/>
-      <w:r>
-        <w:rPr>
-          <w:rFonts w:ascii="Times New Roman" w:hAnsi="Times New Roman"/>
-          <w:sz w:val="28"/>
-          <w:szCs w:val="28"/>
-        </w:rPr>
-        <w:t>TimeOutException</w:t>
-      </w:r>
-      <w:proofErr w:type="spellEnd"/>
-      <w:r>
-        <w:rPr>
-          <w:rFonts w:ascii="Times New Roman" w:hAnsi="Times New Roman"/>
-          <w:sz w:val="28"/>
-          <w:szCs w:val="28"/>
-        </w:rPr>
-        <w:t xml:space="preserve"> </w:t>
+        <w:t xml:space="preserve"> TimeOutException </w:t>
       </w:r>
       <w:r>
         <w:rPr>
@@ -10083,43 +8631,7 @@
           <w:sz w:val="28"/>
           <w:szCs w:val="28"/>
         </w:rPr>
-        <w:t xml:space="preserve"> </w:t>
-      </w:r>
-      <w:proofErr w:type="spellStart"/>
-      <w:r>
-        <w:rPr>
-          <w:rFonts w:ascii="Times New Roman" w:hAnsi="Times New Roman"/>
-          <w:sz w:val="28"/>
-          <w:szCs w:val="28"/>
-        </w:rPr>
-        <w:t>ChessAI</w:t>
-      </w:r>
-      <w:proofErr w:type="spellEnd"/>
-      <w:r>
-        <w:rPr>
-          <w:rFonts w:ascii="Times New Roman" w:hAnsi="Times New Roman"/>
-          <w:sz w:val="28"/>
-          <w:szCs w:val="28"/>
-        </w:rPr>
-        <w:t>::</w:t>
-      </w:r>
-      <w:proofErr w:type="spellStart"/>
-      <w:r>
-        <w:rPr>
-          <w:rFonts w:ascii="Times New Roman" w:hAnsi="Times New Roman"/>
-          <w:sz w:val="28"/>
-          <w:szCs w:val="28"/>
-        </w:rPr>
-        <w:t>alpha_beta_PVS_select</w:t>
-      </w:r>
-      <w:proofErr w:type="spellEnd"/>
-      <w:r>
-        <w:rPr>
-          <w:rFonts w:ascii="Times New Roman" w:hAnsi="Times New Roman"/>
-          <w:sz w:val="28"/>
-          <w:szCs w:val="28"/>
-        </w:rPr>
-        <w:t xml:space="preserve"> </w:t>
+        <w:t xml:space="preserve"> ChessAI::alpha_beta_PVS_select </w:t>
       </w:r>
       <w:r>
         <w:rPr>
@@ -10151,18 +8663,8 @@
           <w:sz w:val="28"/>
           <w:szCs w:val="28"/>
         </w:rPr>
-        <w:t xml:space="preserve"> </w:t>
-      </w:r>
-      <w:proofErr w:type="spellStart"/>
-      <w:r>
-        <w:rPr>
-          <w:rFonts w:ascii="Times New Roman" w:hAnsi="Times New Roman"/>
-          <w:sz w:val="28"/>
-          <w:szCs w:val="28"/>
-        </w:rPr>
-        <w:t>max_depth</w:t>
-      </w:r>
-      <w:proofErr w:type="spellEnd"/>
+        <w:t xml:space="preserve"> max_depth</w:t>
+      </w:r>
       <w:r>
         <w:rPr>
           <w:rFonts w:ascii="Times New Roman" w:hAnsi="Times New Roman"/>
@@ -10177,25 +8679,7 @@
           <w:sz w:val="28"/>
           <w:szCs w:val="28"/>
         </w:rPr>
-        <w:t xml:space="preserve"> </w:t>
-      </w:r>
-      <w:proofErr w:type="spellStart"/>
-      <w:r>
-        <w:rPr>
-          <w:rFonts w:ascii="Times New Roman" w:hAnsi="Times New Roman"/>
-          <w:sz w:val="28"/>
-          <w:szCs w:val="28"/>
-        </w:rPr>
-        <w:t>stable_sort</w:t>
-      </w:r>
-      <w:proofErr w:type="spellEnd"/>
-      <w:r>
-        <w:rPr>
-          <w:rFonts w:ascii="Times New Roman" w:hAnsi="Times New Roman"/>
-          <w:sz w:val="28"/>
-          <w:szCs w:val="28"/>
-        </w:rPr>
-        <w:t xml:space="preserve"> </w:t>
+        <w:t xml:space="preserve"> stable_sort </w:t>
       </w:r>
       <w:r>
         <w:rPr>
@@ -10211,25 +8695,7 @@
           <w:sz w:val="28"/>
           <w:szCs w:val="28"/>
         </w:rPr>
-        <w:t xml:space="preserve"> </w:t>
-      </w:r>
-      <w:proofErr w:type="spellStart"/>
-      <w:r>
-        <w:rPr>
-          <w:rFonts w:ascii="Times New Roman" w:hAnsi="Times New Roman"/>
-          <w:sz w:val="28"/>
-          <w:szCs w:val="28"/>
-        </w:rPr>
-        <w:t>last_completed_selected</w:t>
-      </w:r>
-      <w:proofErr w:type="spellEnd"/>
-      <w:r>
-        <w:rPr>
-          <w:rFonts w:ascii="Times New Roman" w:hAnsi="Times New Roman"/>
-          <w:sz w:val="28"/>
-          <w:szCs w:val="28"/>
-        </w:rPr>
-        <w:t xml:space="preserve"> </w:t>
+        <w:t xml:space="preserve"> last_completed_selected </w:t>
       </w:r>
       <w:r>
         <w:rPr>
@@ -10261,18 +8727,8 @@
           <w:sz w:val="28"/>
           <w:szCs w:val="28"/>
         </w:rPr>
-        <w:t xml:space="preserve"> </w:t>
-      </w:r>
-      <w:proofErr w:type="spellStart"/>
-      <w:r>
-        <w:rPr>
-          <w:rFonts w:ascii="Times New Roman" w:hAnsi="Times New Roman"/>
-          <w:sz w:val="28"/>
-          <w:szCs w:val="28"/>
-        </w:rPr>
-        <w:t>TimeOutException</w:t>
-      </w:r>
-      <w:proofErr w:type="spellEnd"/>
+        <w:t xml:space="preserve"> TimeOutException</w:t>
+      </w:r>
       <w:r>
         <w:rPr>
           <w:rFonts w:ascii="Times New Roman" w:hAnsi="Times New Roman"/>
@@ -11133,7 +9589,6 @@
         </w:rPr>
         <w:t xml:space="preserve"> </w:t>
       </w:r>
-      <w:proofErr w:type="spellStart"/>
       <w:r>
         <w:rPr>
           <w:rStyle w:val="m"/>
@@ -11141,7 +9596,6 @@
         </w:rPr>
         <w:t>TTStateNode</w:t>
       </w:r>
-      <w:proofErr w:type="spellEnd"/>
       <w:r>
         <w:rPr>
           <w:rFonts w:ascii="Consolas" w:hAnsi="Consolas"/>
@@ -11165,21 +9619,7 @@
         <w:rPr>
           <w:rFonts w:ascii="Consolas" w:hAnsi="Consolas"/>
         </w:rPr>
-        <w:t xml:space="preserve"> </w:t>
-      </w:r>
-      <w:proofErr w:type="spellStart"/>
-      <w:r>
-        <w:rPr>
-          <w:rFonts w:ascii="Consolas" w:hAnsi="Consolas"/>
-        </w:rPr>
-        <w:t>zobrist_key</w:t>
-      </w:r>
-      <w:proofErr w:type="spellEnd"/>
-      <w:r>
-        <w:rPr>
-          <w:rFonts w:ascii="Consolas" w:hAnsi="Consolas"/>
-        </w:rPr>
-        <w:t>;</w:t>
+        <w:t xml:space="preserve"> zobrist_key;</w:t>
       </w:r>
       <w:r>
         <w:rPr>
@@ -11225,7 +9665,6 @@
         </w:rPr>
         <w:br/>
       </w:r>
-      <w:proofErr w:type="spellStart"/>
       <w:r>
         <w:rPr>
           <w:rStyle w:val="m"/>
@@ -11233,7 +9672,6 @@
         </w:rPr>
         <w:t>HashFlag</w:t>
       </w:r>
-      <w:proofErr w:type="spellEnd"/>
       <w:r>
         <w:rPr>
           <w:rFonts w:ascii="Consolas" w:hAnsi="Consolas"/>
@@ -11257,21 +9695,7 @@
         <w:rPr>
           <w:rFonts w:ascii="Consolas" w:hAnsi="Consolas"/>
         </w:rPr>
-        <w:t xml:space="preserve"> </w:t>
-      </w:r>
-      <w:proofErr w:type="spellStart"/>
-      <w:r>
-        <w:rPr>
-          <w:rFonts w:ascii="Consolas" w:hAnsi="Consolas"/>
-        </w:rPr>
-        <w:t>best_move</w:t>
-      </w:r>
-      <w:proofErr w:type="spellEnd"/>
-      <w:r>
-        <w:rPr>
-          <w:rFonts w:ascii="Consolas" w:hAnsi="Consolas"/>
-        </w:rPr>
-        <w:t>;</w:t>
+        <w:t xml:space="preserve"> best_move;</w:t>
       </w:r>
     </w:p>
     <w:p>
@@ -11367,7 +9791,6 @@
         </w:rPr>
         <w:t>在</w:t>
       </w:r>
-      <w:proofErr w:type="spellStart"/>
       <w:r>
         <w:rPr>
           <w:rFonts w:hint="eastAsia"/>
@@ -11376,7 +9799,6 @@
         </w:rPr>
         <w:t>Botzone</w:t>
       </w:r>
-      <w:proofErr w:type="spellEnd"/>
       <w:r>
         <w:rPr>
           <w:sz w:val="28"/>
@@ -12146,7 +10568,6 @@
         </w:rPr>
         <w:t>，满足</w:t>
       </w:r>
-      <w:proofErr w:type="spellStart"/>
       <w:r>
         <w:rPr>
           <w:rFonts w:asciiTheme="minorEastAsia" w:eastAsiaTheme="minorEastAsia" w:hAnsiTheme="minorEastAsia" w:hint="eastAsia"/>
@@ -12155,7 +10576,6 @@
         </w:rPr>
         <w:t>Botzone</w:t>
       </w:r>
-      <w:proofErr w:type="spellEnd"/>
       <w:r>
         <w:rPr>
           <w:rFonts w:hint="eastAsia"/>
@@ -12537,7 +10957,6 @@
         </w:rPr>
         <w:t>与五轮</w:t>
       </w:r>
-      <w:proofErr w:type="spellStart"/>
       <w:r>
         <w:rPr>
           <w:rFonts w:ascii="Times New Roman" w:hAnsi="Times New Roman" w:hint="eastAsia"/>
@@ -12546,14 +10965,21 @@
         </w:rPr>
         <w:t>botzone</w:t>
       </w:r>
-      <w:proofErr w:type="spellEnd"/>
-      <w:r>
-        <w:rPr>
-          <w:rFonts w:ascii="Times New Roman" w:hAnsi="Times New Roman" w:hint="eastAsia"/>
-          <w:sz w:val="28"/>
-          <w:szCs w:val="28"/>
-        </w:rPr>
-        <w:t>上随机挑选的</w:t>
+      <w:r>
+        <w:rPr>
+          <w:rFonts w:ascii="Times New Roman" w:hAnsi="Times New Roman" w:hint="eastAsia"/>
+          <w:sz w:val="28"/>
+          <w:szCs w:val="28"/>
+        </w:rPr>
+        <w:t>上</w:t>
+      </w:r>
+      <w:r>
+        <w:rPr>
+          <w:rFonts w:ascii="Times New Roman" w:hAnsi="Times New Roman" w:hint="eastAsia"/>
+          <w:sz w:val="28"/>
+          <w:szCs w:val="28"/>
+        </w:rPr>
+        <w:t>排行榜较为靠前的</w:t>
       </w:r>
       <w:r>
         <w:rPr>
@@ -12617,13 +11043,29 @@
           <w:sz w:val="28"/>
           <w:szCs w:val="28"/>
         </w:rPr>
-        <w:t>平，可以认为具备一定的对战能力，测试中途没有出现非法棋步、超时等情况，可以在各种走法中找出优势棋步。</w:t>
-      </w:r>
-    </w:p>
-    <w:p>
-      <w:pPr>
-        <w:rPr>
-          <w:rFonts w:ascii="Times New Roman" w:hAnsi="Times New Roman" w:hint="eastAsia"/>
+        <w:t>平，可以认为具备</w:t>
+      </w:r>
+      <w:r>
+        <w:rPr>
+          <w:rFonts w:ascii="Times New Roman" w:hAnsi="Times New Roman" w:hint="eastAsia"/>
+          <w:sz w:val="28"/>
+          <w:szCs w:val="28"/>
+        </w:rPr>
+        <w:t>较为出色</w:t>
+      </w:r>
+      <w:r>
+        <w:rPr>
+          <w:rFonts w:ascii="Times New Roman" w:hAnsi="Times New Roman" w:hint="eastAsia"/>
+          <w:sz w:val="28"/>
+          <w:szCs w:val="28"/>
+        </w:rPr>
+        <w:t>的对战能力，测试中途没有出现非法棋步、超时等情况，可以在各种走法中找出优势棋步。</w:t>
+      </w:r>
+    </w:p>
+    <w:p>
+      <w:pPr>
+        <w:rPr>
+          <w:rFonts w:ascii="Times New Roman" w:hAnsi="Times New Roman"/>
           <w:sz w:val="28"/>
           <w:szCs w:val="28"/>
         </w:rPr>
@@ -12945,6 +11387,14 @@
       </w:pPr>
       <w:r>
         <w:rPr>
+          <w:rFonts w:ascii="Times New Roman" w:hAnsi="Times New Roman"/>
+          <w:sz w:val="28"/>
+          <w:szCs w:val="28"/>
+        </w:rPr>
+        <w:t>4.1.</w:t>
+      </w:r>
+      <w:r>
+        <w:rPr>
           <w:rFonts w:ascii="Times New Roman" w:hAnsi="Times New Roman" w:hint="eastAsia"/>
           <w:sz w:val="28"/>
           <w:szCs w:val="28"/>
@@ -12957,7 +11407,7 @@
           <w:sz w:val="28"/>
           <w:szCs w:val="28"/>
         </w:rPr>
-        <w:t>.</w:t>
+        <w:t xml:space="preserve"> </w:t>
       </w:r>
       <w:r>
         <w:rPr>
@@ -13215,6 +11665,14 @@
       </w:pPr>
       <w:r>
         <w:rPr>
+          <w:rFonts w:ascii="Times New Roman" w:hAnsi="Times New Roman"/>
+          <w:sz w:val="28"/>
+          <w:szCs w:val="28"/>
+        </w:rPr>
+        <w:t>4.1.</w:t>
+      </w:r>
+      <w:r>
+        <w:rPr>
           <w:rFonts w:ascii="Times New Roman" w:hAnsi="Times New Roman" w:hint="eastAsia"/>
           <w:sz w:val="28"/>
           <w:szCs w:val="28"/>
@@ -13227,7 +11685,7 @@
           <w:sz w:val="28"/>
           <w:szCs w:val="28"/>
         </w:rPr>
-        <w:t>.</w:t>
+        <w:t xml:space="preserve"> </w:t>
       </w:r>
       <w:r>
         <w:rPr>
@@ -13497,18 +11955,8 @@
           <w:sz w:val="28"/>
           <w:szCs w:val="28"/>
         </w:rPr>
-        <w:t xml:space="preserve"> </w:t>
-      </w:r>
-      <w:proofErr w:type="spellStart"/>
-      <w:r>
-        <w:rPr>
-          <w:rFonts w:ascii="Times New Roman" w:hAnsi="Times New Roman"/>
-          <w:sz w:val="28"/>
-          <w:szCs w:val="28"/>
-        </w:rPr>
-        <w:t>HashTable</w:t>
-      </w:r>
-      <w:proofErr w:type="spellEnd"/>
+        <w:t xml:space="preserve"> HashTable</w:t>
+      </w:r>
       <w:r>
         <w:rPr>
           <w:rFonts w:ascii="Times New Roman" w:hAnsi="Times New Roman"/>
@@ -13565,7 +12013,6 @@
         </w:rPr>
         <w:t>、</w:t>
       </w:r>
-      <w:proofErr w:type="spellStart"/>
       <w:r>
         <w:rPr>
           <w:rFonts w:ascii="Times New Roman" w:hAnsi="Times New Roman"/>
@@ -13574,7 +12021,6 @@
         </w:rPr>
         <w:t>best_move</w:t>
       </w:r>
-      <w:proofErr w:type="spellEnd"/>
       <w:r>
         <w:rPr>
           <w:rFonts w:ascii="Times New Roman" w:hAnsi="Times New Roman"/>
@@ -13649,23 +12095,13 @@
         </w:rPr>
         <w:t>迭代加深则参考学术论文中的方法。</w:t>
       </w:r>
-      <w:proofErr w:type="spellStart"/>
-      <w:r>
-        <w:rPr>
-          <w:rFonts w:ascii="Times New Roman" w:hAnsi="Times New Roman"/>
-          <w:sz w:val="28"/>
-          <w:szCs w:val="28"/>
-        </w:rPr>
-        <w:t>alpha_beta_PVS_select</w:t>
-      </w:r>
-      <w:proofErr w:type="spellEnd"/>
-      <w:r>
-        <w:rPr>
-          <w:rFonts w:ascii="Times New Roman" w:hAnsi="Times New Roman"/>
-          <w:sz w:val="28"/>
-          <w:szCs w:val="28"/>
-        </w:rPr>
-        <w:t xml:space="preserve"> </w:t>
+      <w:r>
+        <w:rPr>
+          <w:rFonts w:ascii="Times New Roman" w:hAnsi="Times New Roman"/>
+          <w:sz w:val="28"/>
+          <w:szCs w:val="28"/>
+        </w:rPr>
+        <w:t xml:space="preserve">alpha_beta_PVS_select </w:t>
       </w:r>
       <w:r>
         <w:rPr>
@@ -14002,6 +12438,14 @@
           <w:sz w:val="28"/>
           <w:szCs w:val="28"/>
         </w:rPr>
+        <w:t>4.1.</w:t>
+      </w:r>
+      <w:r>
+        <w:rPr>
+          <w:rFonts w:ascii="Times New Roman" w:hAnsi="Times New Roman"/>
+          <w:sz w:val="28"/>
+          <w:szCs w:val="28"/>
+        </w:rPr>
         <w:t>3</w:t>
       </w:r>
       <w:r>
@@ -14010,15 +12454,15 @@
           <w:sz w:val="28"/>
           <w:szCs w:val="28"/>
         </w:rPr>
-        <w:t>.</w:t>
-      </w:r>
-      <w:r>
-        <w:rPr>
-          <w:rFonts w:ascii="Times New Roman" w:hAnsi="Times New Roman" w:hint="eastAsia"/>
-          <w:sz w:val="28"/>
-          <w:szCs w:val="28"/>
-        </w:rPr>
-        <w:t>程序调试问题？</w:t>
+        <w:t xml:space="preserve"> </w:t>
+      </w:r>
+      <w:r>
+        <w:rPr>
+          <w:rFonts w:ascii="Times New Roman" w:hAnsi="Times New Roman" w:hint="eastAsia"/>
+          <w:sz w:val="28"/>
+          <w:szCs w:val="28"/>
+        </w:rPr>
+        <w:t>程序调试问题</w:t>
       </w:r>
     </w:p>
     <w:p>
@@ -14038,7 +12482,6 @@
         </w:rPr>
         <w:t>程序在</w:t>
       </w:r>
-      <w:proofErr w:type="spellStart"/>
       <w:r>
         <w:rPr>
           <w:rFonts w:ascii="Times New Roman" w:hAnsi="Times New Roman" w:hint="eastAsia"/>
@@ -14047,7 +12490,6 @@
         </w:rPr>
         <w:t>botzone</w:t>
       </w:r>
-      <w:proofErr w:type="spellEnd"/>
       <w:r>
         <w:rPr>
           <w:rFonts w:ascii="Times New Roman" w:hAnsi="Times New Roman" w:hint="eastAsia"/>
@@ -14112,7 +12554,6 @@
         </w:rPr>
         <w:t>、逻辑分支数目繁多，对于程序在编译时出现的错误的解决相对容易，然而不易解决的是运行时错误和程序内部逻辑错误。上面的错误分别会导致程序可能在</w:t>
       </w:r>
-      <w:proofErr w:type="spellStart"/>
       <w:r>
         <w:rPr>
           <w:rFonts w:ascii="Times New Roman" w:hAnsi="Times New Roman" w:hint="eastAsia"/>
@@ -14121,7 +12562,6 @@
         </w:rPr>
         <w:t>botzone</w:t>
       </w:r>
-      <w:proofErr w:type="spellEnd"/>
       <w:r>
         <w:rPr>
           <w:rFonts w:ascii="Times New Roman" w:hAnsi="Times New Roman" w:hint="eastAsia"/>
@@ -14130,7 +12570,6 @@
         </w:rPr>
         <w:t>中输出非法值、程序能够正常运行，但是程序的棋力性能极其差劲，即程序着棋时输出大量极其低劣的棋步。为了解决上面的问题，我们在程序中加入了大量的断言和异常捕获，增强程序的健壮性，并且能够在程序异常时定位程序错误的原因和位置；并在主程序中加入了输出到</w:t>
       </w:r>
-      <w:proofErr w:type="spellStart"/>
       <w:r>
         <w:rPr>
           <w:rFonts w:ascii="Times New Roman" w:hAnsi="Times New Roman" w:hint="eastAsia"/>
@@ -14139,7 +12578,6 @@
         </w:rPr>
         <w:t>botzone</w:t>
       </w:r>
-      <w:proofErr w:type="spellEnd"/>
       <w:r>
         <w:rPr>
           <w:rFonts w:ascii="Times New Roman" w:hAnsi="Times New Roman" w:hint="eastAsia"/>
@@ -14236,15 +12674,153 @@
           <w:sz w:val="28"/>
           <w:szCs w:val="28"/>
         </w:rPr>
-        <w:t>4.</w:t>
-      </w:r>
-      <w:r>
-        <w:rPr>
-          <w:rFonts w:ascii="Times New Roman" w:hAnsi="Times New Roman" w:hint="eastAsia"/>
-          <w:sz w:val="28"/>
-          <w:szCs w:val="28"/>
-        </w:rPr>
-        <w:t>程序设计模式问题</w:t>
+        <w:t>4</w:t>
+      </w:r>
+      <w:r>
+        <w:rPr>
+          <w:rFonts w:ascii="Times New Roman" w:hAnsi="Times New Roman" w:hint="eastAsia"/>
+          <w:sz w:val="28"/>
+          <w:szCs w:val="28"/>
+        </w:rPr>
+        <w:t>.1</w:t>
+      </w:r>
+      <w:r>
+        <w:rPr>
+          <w:rFonts w:ascii="Times New Roman" w:hAnsi="Times New Roman"/>
+          <w:sz w:val="28"/>
+          <w:szCs w:val="28"/>
+        </w:rPr>
+        <w:t xml:space="preserve">.4 </w:t>
+      </w:r>
+      <w:r>
+        <w:rPr>
+          <w:rFonts w:ascii="Times New Roman" w:hAnsi="Times New Roman" w:hint="eastAsia"/>
+          <w:sz w:val="28"/>
+          <w:szCs w:val="28"/>
+        </w:rPr>
+        <w:t>数据结构</w:t>
+      </w:r>
+      <w:r>
+        <w:rPr>
+          <w:rFonts w:ascii="Times New Roman" w:hAnsi="Times New Roman" w:hint="eastAsia"/>
+          <w:sz w:val="28"/>
+          <w:szCs w:val="28"/>
+        </w:rPr>
+        <w:t>问题</w:t>
+      </w:r>
+    </w:p>
+    <w:p>
+      <w:pPr>
+        <w:ind w:firstLine="570"/>
+        <w:rPr>
+          <w:rFonts w:ascii="Times New Roman" w:hAnsi="Times New Roman"/>
+          <w:sz w:val="28"/>
+          <w:szCs w:val="28"/>
+        </w:rPr>
+      </w:pPr>
+      <w:r>
+        <w:rPr>
+          <w:rFonts w:ascii="Times New Roman" w:hAnsi="Times New Roman" w:hint="eastAsia"/>
+          <w:sz w:val="28"/>
+          <w:szCs w:val="28"/>
+        </w:rPr>
+        <w:t>“程序</w:t>
+      </w:r>
+      <w:r>
+        <w:rPr>
+          <w:rFonts w:ascii="Times New Roman" w:hAnsi="Times New Roman" w:hint="eastAsia"/>
+          <w:sz w:val="28"/>
+          <w:szCs w:val="28"/>
+        </w:rPr>
+        <w:t xml:space="preserve"> </w:t>
+      </w:r>
+      <w:r>
+        <w:rPr>
+          <w:rFonts w:ascii="Times New Roman" w:hAnsi="Times New Roman"/>
+          <w:sz w:val="28"/>
+          <w:szCs w:val="28"/>
+        </w:rPr>
+        <w:t xml:space="preserve">= </w:t>
+      </w:r>
+      <w:r>
+        <w:rPr>
+          <w:rFonts w:ascii="Times New Roman" w:hAnsi="Times New Roman" w:hint="eastAsia"/>
+          <w:sz w:val="28"/>
+          <w:szCs w:val="28"/>
+        </w:rPr>
+        <w:t>算法</w:t>
+      </w:r>
+      <w:r>
+        <w:rPr>
+          <w:rFonts w:ascii="Times New Roman" w:hAnsi="Times New Roman" w:hint="eastAsia"/>
+          <w:sz w:val="28"/>
+          <w:szCs w:val="28"/>
+        </w:rPr>
+        <w:t xml:space="preserve"> </w:t>
+      </w:r>
+      <w:r>
+        <w:rPr>
+          <w:rFonts w:ascii="Times New Roman" w:hAnsi="Times New Roman"/>
+          <w:sz w:val="28"/>
+          <w:szCs w:val="28"/>
+        </w:rPr>
+        <w:t xml:space="preserve">+ </w:t>
+      </w:r>
+      <w:r>
+        <w:rPr>
+          <w:rFonts w:ascii="Times New Roman" w:hAnsi="Times New Roman" w:hint="eastAsia"/>
+          <w:sz w:val="28"/>
+          <w:szCs w:val="28"/>
+        </w:rPr>
+        <w:t>数据结构”，</w:t>
+      </w:r>
+      <w:r>
+        <w:rPr>
+          <w:rFonts w:ascii="Times New Roman" w:hAnsi="Times New Roman" w:hint="eastAsia"/>
+          <w:sz w:val="28"/>
+          <w:szCs w:val="28"/>
+        </w:rPr>
+        <w:t>Nikilaus</w:t>
+      </w:r>
+      <w:r>
+        <w:rPr>
+          <w:rFonts w:ascii="Times New Roman" w:hAnsi="Times New Roman"/>
+          <w:sz w:val="28"/>
+          <w:szCs w:val="28"/>
+        </w:rPr>
+        <w:t xml:space="preserve"> </w:t>
+      </w:r>
+      <w:r>
+        <w:rPr>
+          <w:rFonts w:ascii="Times New Roman" w:hAnsi="Times New Roman" w:hint="eastAsia"/>
+          <w:sz w:val="28"/>
+          <w:szCs w:val="28"/>
+        </w:rPr>
+        <w:t>Wirth</w:t>
+      </w:r>
+      <w:r>
+        <w:rPr>
+          <w:rFonts w:ascii="Times New Roman" w:hAnsi="Times New Roman" w:hint="eastAsia"/>
+          <w:sz w:val="28"/>
+          <w:szCs w:val="28"/>
+        </w:rPr>
+        <w:t>的名言指明，在程序构建中，数据结构同样起到举足轻重的作用。</w:t>
+      </w:r>
+      <w:r>
+        <w:rPr>
+          <w:rFonts w:ascii="Times New Roman" w:hAnsi="Times New Roman" w:hint="eastAsia"/>
+          <w:sz w:val="28"/>
+          <w:szCs w:val="28"/>
+        </w:rPr>
+        <w:t>那么，应该如何使用合理的数据结构？本程序又是如何使用数据结构的？</w:t>
+      </w:r>
+      <w:r>
+        <w:rPr>
+          <w:rFonts w:ascii="Times New Roman" w:hAnsi="Times New Roman" w:hint="eastAsia"/>
+          <w:sz w:val="28"/>
+          <w:szCs w:val="28"/>
+        </w:rPr>
+        <w:t>本程序使用哈希表、键值对</w:t>
       </w:r>
       <w:r>
         <w:rPr>
@@ -14256,11 +12832,27 @@
       </w:r>
       <w:r>
         <w:rPr>
-          <w:rFonts w:ascii="Times New Roman" w:hAnsi="Times New Roman" w:hint="eastAsia"/>
-          <w:sz w:val="28"/>
-          <w:szCs w:val="28"/>
-        </w:rPr>
-        <w:t>待补充</w:t>
+          <w:rFonts w:ascii="Times New Roman" w:hAnsi="Times New Roman"/>
+          <w:sz w:val="28"/>
+          <w:szCs w:val="28"/>
+        </w:rPr>
+        <w:t>C++ STL map</w:t>
+      </w:r>
+      <w:r>
+        <w:rPr>
+          <w:rFonts w:ascii="Times New Roman" w:hAnsi="Times New Roman"/>
+          <w:sz w:val="28"/>
+          <w:szCs w:val="28"/>
+        </w:rPr>
+        <w:t xml:space="preserve"> </w:t>
+      </w:r>
+      <w:r>
+        <w:rPr>
+          <w:rFonts w:ascii="Times New Roman" w:hAnsi="Times New Roman" w:hint="eastAsia"/>
+          <w:sz w:val="28"/>
+          <w:szCs w:val="28"/>
+        </w:rPr>
+        <w:t>字符到棋子的映射</w:t>
       </w:r>
       <w:r>
         <w:rPr>
@@ -14270,15 +12862,226 @@
         </w:rPr>
         <w:t>)</w:t>
       </w:r>
-    </w:p>
-    <w:p>
-      <w:pPr>
-        <w:rPr>
-          <w:rFonts w:ascii="Times New Roman" w:hAnsi="Times New Roman"/>
-          <w:sz w:val="28"/>
-          <w:szCs w:val="28"/>
-        </w:rPr>
-      </w:pPr>
+      <w:r>
+        <w:rPr>
+          <w:rFonts w:ascii="Times New Roman" w:hAnsi="Times New Roman" w:hint="eastAsia"/>
+          <w:sz w:val="28"/>
+          <w:szCs w:val="28"/>
+        </w:rPr>
+        <w:t>、队列</w:t>
+      </w:r>
+      <w:r>
+        <w:rPr>
+          <w:rFonts w:ascii="Times New Roman" w:hAnsi="Times New Roman"/>
+          <w:sz w:val="28"/>
+          <w:szCs w:val="28"/>
+        </w:rPr>
+        <w:t>(C++ STL vector</w:t>
+      </w:r>
+      <w:r>
+        <w:rPr>
+          <w:rFonts w:ascii="Times New Roman" w:hAnsi="Times New Roman" w:hint="eastAsia"/>
+          <w:sz w:val="28"/>
+          <w:szCs w:val="28"/>
+        </w:rPr>
+        <w:t>模拟</w:t>
+      </w:r>
+      <w:r>
+        <w:rPr>
+          <w:rFonts w:ascii="Times New Roman" w:hAnsi="Times New Roman" w:hint="eastAsia"/>
+          <w:sz w:val="28"/>
+          <w:szCs w:val="28"/>
+        </w:rPr>
+        <w:t>，如程序中着法排序形成的队列</w:t>
+      </w:r>
+      <w:r>
+        <w:rPr>
+          <w:rFonts w:ascii="Times New Roman" w:hAnsi="Times New Roman"/>
+          <w:sz w:val="28"/>
+          <w:szCs w:val="28"/>
+        </w:rPr>
+        <w:t>)</w:t>
+      </w:r>
+      <w:r>
+        <w:rPr>
+          <w:rFonts w:ascii="Times New Roman" w:hAnsi="Times New Roman" w:hint="eastAsia"/>
+          <w:sz w:val="28"/>
+          <w:szCs w:val="28"/>
+        </w:rPr>
+        <w:t>、栈</w:t>
+      </w:r>
+      <w:r>
+        <w:rPr>
+          <w:rFonts w:ascii="Times New Roman" w:hAnsi="Times New Roman" w:hint="eastAsia"/>
+          <w:sz w:val="28"/>
+          <w:szCs w:val="28"/>
+        </w:rPr>
+        <w:t>(</w:t>
+      </w:r>
+      <w:r>
+        <w:rPr>
+          <w:rFonts w:ascii="Times New Roman" w:hAnsi="Times New Roman"/>
+          <w:sz w:val="28"/>
+          <w:szCs w:val="28"/>
+        </w:rPr>
+        <w:t xml:space="preserve">C++ STL vector </w:t>
+      </w:r>
+      <w:r>
+        <w:rPr>
+          <w:rFonts w:ascii="Times New Roman" w:hAnsi="Times New Roman" w:hint="eastAsia"/>
+          <w:sz w:val="28"/>
+          <w:szCs w:val="28"/>
+        </w:rPr>
+        <w:t>模拟</w:t>
+      </w:r>
+      <w:r>
+        <w:rPr>
+          <w:rFonts w:ascii="Times New Roman" w:hAnsi="Times New Roman" w:hint="eastAsia"/>
+          <w:sz w:val="28"/>
+          <w:szCs w:val="28"/>
+        </w:rPr>
+        <w:t>，如程序中</w:t>
+      </w:r>
+      <w:r>
+        <w:rPr>
+          <w:rFonts w:ascii="Times New Roman" w:hAnsi="Times New Roman" w:hint="eastAsia"/>
+          <w:sz w:val="28"/>
+          <w:szCs w:val="28"/>
+        </w:rPr>
+        <w:t>state</w:t>
+      </w:r>
+      <w:r>
+        <w:rPr>
+          <w:rFonts w:ascii="Times New Roman" w:hAnsi="Times New Roman" w:hint="eastAsia"/>
+          <w:sz w:val="28"/>
+          <w:szCs w:val="28"/>
+        </w:rPr>
+        <w:t>模拟状态栈</w:t>
+      </w:r>
+      <w:r>
+        <w:rPr>
+          <w:rFonts w:ascii="Times New Roman" w:hAnsi="Times New Roman"/>
+          <w:sz w:val="28"/>
+          <w:szCs w:val="28"/>
+        </w:rPr>
+        <w:t>)</w:t>
+      </w:r>
+      <w:r>
+        <w:rPr>
+          <w:rFonts w:ascii="Times New Roman" w:hAnsi="Times New Roman" w:hint="eastAsia"/>
+          <w:sz w:val="28"/>
+          <w:szCs w:val="28"/>
+        </w:rPr>
+        <w:t>，这些结构既让算法易于实现，也提高了程序的性能。</w:t>
+      </w:r>
+    </w:p>
+    <w:p>
+      <w:pPr>
+        <w:ind w:firstLine="570"/>
+        <w:rPr>
+          <w:rFonts w:ascii="Times New Roman" w:hAnsi="Times New Roman"/>
+          <w:sz w:val="28"/>
+          <w:szCs w:val="28"/>
+        </w:rPr>
+      </w:pPr>
+      <w:r>
+        <w:rPr>
+          <w:rFonts w:ascii="Times New Roman" w:hAnsi="Times New Roman" w:hint="eastAsia"/>
+          <w:sz w:val="28"/>
+          <w:szCs w:val="28"/>
+        </w:rPr>
+        <w:t>另外，本程序大量使用引用</w:t>
+      </w:r>
+      <w:r>
+        <w:rPr>
+          <w:rFonts w:ascii="Times New Roman" w:hAnsi="Times New Roman" w:hint="eastAsia"/>
+          <w:sz w:val="28"/>
+          <w:szCs w:val="28"/>
+        </w:rPr>
+        <w:t>/</w:t>
+      </w:r>
+      <w:r>
+        <w:rPr>
+          <w:rFonts w:ascii="Times New Roman" w:hAnsi="Times New Roman" w:hint="eastAsia"/>
+          <w:sz w:val="28"/>
+          <w:szCs w:val="28"/>
+        </w:rPr>
+        <w:t>指针传递形参，在数据结构上避免了大量无用的内存拷贝开销。在构建、遍历“搜素树”时，本程序将着法作为向下搜素的边，</w:t>
+      </w:r>
+      <w:r>
+        <w:rPr>
+          <w:rFonts w:ascii="Times New Roman" w:hAnsi="Times New Roman" w:hint="eastAsia"/>
+          <w:sz w:val="28"/>
+          <w:szCs w:val="28"/>
+        </w:rPr>
+        <w:t>(</w:t>
+      </w:r>
+      <w:r>
+        <w:rPr>
+          <w:rFonts w:ascii="Times New Roman" w:hAnsi="Times New Roman" w:hint="eastAsia"/>
+          <w:sz w:val="28"/>
+          <w:szCs w:val="28"/>
+        </w:rPr>
+        <w:t>相应的，每次回溯时</w:t>
+      </w:r>
+      <w:r>
+        <w:rPr>
+          <w:rFonts w:ascii="Times New Roman" w:hAnsi="Times New Roman" w:hint="eastAsia"/>
+          <w:sz w:val="28"/>
+          <w:szCs w:val="28"/>
+        </w:rPr>
+        <w:t>作为向上返回的反向边</w:t>
+      </w:r>
+      <w:r>
+        <w:rPr>
+          <w:rFonts w:ascii="Times New Roman" w:hAnsi="Times New Roman"/>
+          <w:sz w:val="28"/>
+          <w:szCs w:val="28"/>
+        </w:rPr>
+        <w:t>)</w:t>
+      </w:r>
+      <w:r>
+        <w:rPr>
+          <w:rFonts w:ascii="Times New Roman" w:hAnsi="Times New Roman" w:hint="eastAsia"/>
+          <w:sz w:val="28"/>
+          <w:szCs w:val="28"/>
+        </w:rPr>
+        <w:t>，</w:t>
+      </w:r>
+    </w:p>
+    <w:p>
+      <w:pPr>
+        <w:rPr>
+          <w:rFonts w:ascii="Times New Roman" w:hAnsi="Times New Roman" w:hint="eastAsia"/>
+          <w:sz w:val="28"/>
+          <w:szCs w:val="28"/>
+        </w:rPr>
+      </w:pPr>
+      <w:r>
+        <w:rPr>
+          <w:rFonts w:ascii="Times New Roman" w:hAnsi="Times New Roman" w:hint="eastAsia"/>
+          <w:sz w:val="28"/>
+          <w:szCs w:val="28"/>
+        </w:rPr>
+        <w:t>在单例棋盘状态类的状态栈中运行某一着法和撤销某一着法，使得程序开销极低，不需要每次存储当前棋盘状态造成额外开销。</w:t>
+      </w:r>
+    </w:p>
+    <w:p>
+      <w:pPr>
+        <w:rPr>
+          <w:rFonts w:ascii="Times New Roman" w:hAnsi="Times New Roman"/>
+          <w:sz w:val="28"/>
+          <w:szCs w:val="28"/>
+        </w:rPr>
+      </w:pPr>
+      <w:r>
+        <w:rPr>
+          <w:rFonts w:ascii="Times New Roman" w:hAnsi="Times New Roman"/>
+          <w:sz w:val="28"/>
+          <w:szCs w:val="28"/>
+        </w:rPr>
+        <w:t>4.1.</w:t>
+      </w:r>
       <w:r>
         <w:rPr>
           <w:rFonts w:ascii="Times New Roman" w:hAnsi="Times New Roman" w:hint="eastAsia"/>
@@ -14293,7 +13096,7 @@
           <w:sz w:val="28"/>
           <w:szCs w:val="28"/>
         </w:rPr>
-        <w:t>.</w:t>
+        <w:t xml:space="preserve"> </w:t>
       </w:r>
       <w:r>
         <w:rPr>
@@ -14303,6 +13106,133 @@
         </w:rPr>
         <w:t>项目协作构建问题</w:t>
       </w:r>
+    </w:p>
+    <w:p>
+      <w:pPr>
+        <w:ind w:firstLine="570"/>
+        <w:rPr>
+          <w:rFonts w:ascii="Times New Roman" w:hAnsi="Times New Roman"/>
+          <w:sz w:val="28"/>
+          <w:szCs w:val="28"/>
+        </w:rPr>
+      </w:pPr>
+      <w:r>
+        <w:rPr>
+          <w:rFonts w:ascii="Times New Roman" w:hAnsi="Times New Roman" w:hint="eastAsia"/>
+          <w:sz w:val="28"/>
+          <w:szCs w:val="28"/>
+        </w:rPr>
+        <w:t>在编写项目的过程中，</w:t>
+      </w:r>
+      <w:r>
+        <w:rPr>
+          <w:rFonts w:ascii="Times New Roman" w:hAnsi="Times New Roman" w:hint="eastAsia"/>
+          <w:sz w:val="28"/>
+          <w:szCs w:val="28"/>
+        </w:rPr>
+        <w:t>如何协调进度？如何对同一工作区内的相同文件进行修改和版本管理？我们使用了</w:t>
+      </w:r>
+      <w:r>
+        <w:rPr>
+          <w:rFonts w:ascii="Times New Roman" w:hAnsi="Times New Roman" w:hint="eastAsia"/>
+          <w:sz w:val="28"/>
+          <w:szCs w:val="28"/>
+        </w:rPr>
+        <w:t>Vscode</w:t>
+      </w:r>
+      <w:r>
+        <w:rPr>
+          <w:rFonts w:ascii="Times New Roman" w:hAnsi="Times New Roman"/>
+          <w:sz w:val="28"/>
+          <w:szCs w:val="28"/>
+        </w:rPr>
+        <w:t xml:space="preserve"> + </w:t>
+      </w:r>
+      <w:r>
+        <w:rPr>
+          <w:rFonts w:ascii="Times New Roman" w:hAnsi="Times New Roman" w:hint="eastAsia"/>
+          <w:sz w:val="28"/>
+          <w:szCs w:val="28"/>
+        </w:rPr>
+        <w:t>GitHub</w:t>
+      </w:r>
+      <w:r>
+        <w:rPr>
+          <w:rFonts w:ascii="Times New Roman" w:hAnsi="Times New Roman" w:hint="eastAsia"/>
+          <w:sz w:val="28"/>
+          <w:szCs w:val="28"/>
+        </w:rPr>
+        <w:t>代码托管的形式，从而同步推进工作流。</w:t>
+      </w:r>
+    </w:p>
+    <w:p>
+      <w:pPr>
+        <w:ind w:firstLine="570"/>
+        <w:rPr>
+          <w:rFonts w:ascii="Times New Roman" w:hAnsi="Times New Roman" w:hint="eastAsia"/>
+          <w:sz w:val="28"/>
+          <w:szCs w:val="28"/>
+        </w:rPr>
+      </w:pPr>
+      <w:r>
+        <w:rPr>
+          <w:rFonts w:ascii="Times New Roman" w:hAnsi="Times New Roman" w:hint="eastAsia"/>
+          <w:sz w:val="28"/>
+          <w:szCs w:val="28"/>
+        </w:rPr>
+        <w:t>并且，在构建整个项目的全部过程中，我们在线下多次交流和研讨，团结协作，解决了诸多问题。可以说，没有良好的协作与开发模式，就没有如今性能和表现良好的项目。</w:t>
+      </w:r>
+    </w:p>
+    <w:p>
+      <w:pPr>
+        <w:rPr>
+          <w:rFonts w:ascii="Times New Roman" w:hAnsi="Times New Roman"/>
+          <w:sz w:val="28"/>
+          <w:szCs w:val="28"/>
+        </w:rPr>
+      </w:pPr>
+    </w:p>
+    <w:p>
+      <w:pPr>
+        <w:rPr>
+          <w:rFonts w:ascii="Times New Roman" w:hAnsi="Times New Roman"/>
+          <w:sz w:val="28"/>
+          <w:szCs w:val="28"/>
+        </w:rPr>
+      </w:pPr>
+    </w:p>
+    <w:p>
+      <w:pPr>
+        <w:rPr>
+          <w:rFonts w:ascii="Times New Roman" w:hAnsi="Times New Roman"/>
+          <w:sz w:val="28"/>
+          <w:szCs w:val="28"/>
+        </w:rPr>
+      </w:pPr>
+      <w:r>
+        <w:rPr>
+          <w:rFonts w:ascii="Times New Roman" w:hAnsi="Times New Roman" w:hint="eastAsia"/>
+          <w:sz w:val="28"/>
+          <w:szCs w:val="28"/>
+        </w:rPr>
+        <w:t>4</w:t>
+      </w:r>
+      <w:r>
+        <w:rPr>
+          <w:rFonts w:ascii="Times New Roman" w:hAnsi="Times New Roman"/>
+          <w:sz w:val="28"/>
+          <w:szCs w:val="28"/>
+        </w:rPr>
+        <w:t xml:space="preserve">.2 </w:t>
+      </w:r>
+      <w:r>
+        <w:rPr>
+          <w:rFonts w:ascii="Times New Roman" w:hAnsi="Times New Roman" w:hint="eastAsia"/>
+          <w:sz w:val="28"/>
+          <w:szCs w:val="28"/>
+        </w:rPr>
+        <w:t>对本程序的评价与反思</w:t>
+      </w:r>
       <w:r>
         <w:rPr>
           <w:rFonts w:ascii="Times New Roman" w:hAnsi="Times New Roman" w:hint="eastAsia"/>
@@ -14317,7 +13247,7 @@
           <w:sz w:val="28"/>
           <w:szCs w:val="28"/>
         </w:rPr>
-        <w:t>待补充</w:t>
+        <w:t>待修改</w:t>
       </w:r>
       <w:r>
         <w:rPr>
@@ -14330,106 +13260,6 @@
     </w:p>
     <w:p>
       <w:pPr>
-        <w:rPr>
-          <w:rFonts w:ascii="Times New Roman" w:hAnsi="Times New Roman"/>
-          <w:sz w:val="28"/>
-          <w:szCs w:val="28"/>
-        </w:rPr>
-      </w:pPr>
-      <w:r>
-        <w:rPr>
-          <w:rFonts w:ascii="Times New Roman" w:hAnsi="Times New Roman"/>
-          <w:sz w:val="28"/>
-          <w:szCs w:val="28"/>
-        </w:rPr>
-        <w:t xml:space="preserve">    </w:t>
-      </w:r>
-      <w:r>
-        <w:rPr>
-          <w:rFonts w:ascii="Times New Roman" w:hAnsi="Times New Roman" w:hint="eastAsia"/>
-          <w:sz w:val="28"/>
-          <w:szCs w:val="28"/>
-        </w:rPr>
-        <w:t>在编写项目的过程中，</w:t>
-      </w:r>
-    </w:p>
-    <w:p>
-      <w:pPr>
-        <w:rPr>
-          <w:rFonts w:ascii="Times New Roman" w:hAnsi="Times New Roman"/>
-          <w:sz w:val="28"/>
-          <w:szCs w:val="28"/>
-        </w:rPr>
-      </w:pPr>
-    </w:p>
-    <w:p>
-      <w:pPr>
-        <w:rPr>
-          <w:rFonts w:ascii="Times New Roman" w:hAnsi="Times New Roman"/>
-          <w:sz w:val="28"/>
-          <w:szCs w:val="28"/>
-        </w:rPr>
-      </w:pPr>
-    </w:p>
-    <w:p>
-      <w:pPr>
-        <w:rPr>
-          <w:rFonts w:ascii="Times New Roman" w:hAnsi="Times New Roman"/>
-          <w:sz w:val="28"/>
-          <w:szCs w:val="28"/>
-        </w:rPr>
-      </w:pPr>
-      <w:r>
-        <w:rPr>
-          <w:rFonts w:ascii="Times New Roman" w:hAnsi="Times New Roman" w:hint="eastAsia"/>
-          <w:sz w:val="28"/>
-          <w:szCs w:val="28"/>
-        </w:rPr>
-        <w:t>4</w:t>
-      </w:r>
-      <w:r>
-        <w:rPr>
-          <w:rFonts w:ascii="Times New Roman" w:hAnsi="Times New Roman"/>
-          <w:sz w:val="28"/>
-          <w:szCs w:val="28"/>
-        </w:rPr>
-        <w:t xml:space="preserve">.2 </w:t>
-      </w:r>
-      <w:r>
-        <w:rPr>
-          <w:rFonts w:ascii="Times New Roman" w:hAnsi="Times New Roman" w:hint="eastAsia"/>
-          <w:sz w:val="28"/>
-          <w:szCs w:val="28"/>
-        </w:rPr>
-        <w:t>对本程序的评价与反思</w:t>
-      </w:r>
-      <w:r>
-        <w:rPr>
-          <w:rFonts w:ascii="Times New Roman" w:hAnsi="Times New Roman" w:hint="eastAsia"/>
-          <w:sz w:val="28"/>
-          <w:szCs w:val="28"/>
-        </w:rPr>
-        <w:t>(</w:t>
-      </w:r>
-      <w:r>
-        <w:rPr>
-          <w:rFonts w:ascii="Times New Roman" w:hAnsi="Times New Roman" w:hint="eastAsia"/>
-          <w:sz w:val="28"/>
-          <w:szCs w:val="28"/>
-        </w:rPr>
-        <w:t>待修改</w:t>
-      </w:r>
-      <w:r>
-        <w:rPr>
-          <w:rFonts w:ascii="Times New Roman" w:hAnsi="Times New Roman"/>
-          <w:sz w:val="28"/>
-          <w:szCs w:val="28"/>
-        </w:rPr>
-        <w:t>)</w:t>
-      </w:r>
-    </w:p>
-    <w:p>
-      <w:pPr>
         <w:ind w:firstLineChars="200" w:firstLine="560"/>
         <w:rPr>
           <w:rFonts w:ascii="Times New Roman" w:hAnsi="Times New Roman"/>
@@ -14467,25 +13297,7 @@
           <w:sz w:val="28"/>
           <w:szCs w:val="28"/>
         </w:rPr>
-        <w:t xml:space="preserve"> </w:t>
-      </w:r>
-      <w:proofErr w:type="spellStart"/>
-      <w:r>
-        <w:rPr>
-          <w:rFonts w:ascii="Times New Roman" w:hAnsi="Times New Roman"/>
-          <w:sz w:val="28"/>
-          <w:szCs w:val="28"/>
-        </w:rPr>
-        <w:t>Botzone</w:t>
-      </w:r>
-      <w:proofErr w:type="spellEnd"/>
-      <w:r>
-        <w:rPr>
-          <w:rFonts w:ascii="Times New Roman" w:hAnsi="Times New Roman"/>
-          <w:sz w:val="28"/>
-          <w:szCs w:val="28"/>
-        </w:rPr>
-        <w:t xml:space="preserve"> </w:t>
+        <w:t xml:space="preserve"> Botzone </w:t>
       </w:r>
       <w:r>
         <w:rPr>
@@ -14511,23 +13323,13 @@
         </w:rPr>
         <w:t>类负责棋盘状态、规则判断、合法着法生成和落子回溯；</w:t>
       </w:r>
-      <w:proofErr w:type="spellStart"/>
-      <w:r>
-        <w:rPr>
-          <w:rFonts w:ascii="Times New Roman" w:hAnsi="Times New Roman"/>
-          <w:sz w:val="28"/>
-          <w:szCs w:val="28"/>
-        </w:rPr>
-        <w:t>EvalRecord</w:t>
-      </w:r>
-      <w:proofErr w:type="spellEnd"/>
-      <w:r>
-        <w:rPr>
-          <w:rFonts w:ascii="Times New Roman" w:hAnsi="Times New Roman"/>
-          <w:sz w:val="28"/>
-          <w:szCs w:val="28"/>
-        </w:rPr>
-        <w:t xml:space="preserve"> </w:t>
+      <w:r>
+        <w:rPr>
+          <w:rFonts w:ascii="Times New Roman" w:hAnsi="Times New Roman"/>
+          <w:sz w:val="28"/>
+          <w:szCs w:val="28"/>
+        </w:rPr>
+        <w:t xml:space="preserve">EvalRecord </w:t>
       </w:r>
       <w:r>
         <w:rPr>
@@ -14537,23 +13339,13 @@
         </w:rPr>
         <w:t>类集中完成中残局阶段权重、静态局面评估、动态控制力评估、特殊棋型惩罚和着法初步评分；</w:t>
       </w:r>
-      <w:proofErr w:type="spellStart"/>
-      <w:r>
-        <w:rPr>
-          <w:rFonts w:ascii="Times New Roman" w:hAnsi="Times New Roman"/>
-          <w:sz w:val="28"/>
-          <w:szCs w:val="28"/>
-        </w:rPr>
-        <w:t>ChessAI</w:t>
-      </w:r>
-      <w:proofErr w:type="spellEnd"/>
-      <w:r>
-        <w:rPr>
-          <w:rFonts w:ascii="Times New Roman" w:hAnsi="Times New Roman"/>
-          <w:sz w:val="28"/>
-          <w:szCs w:val="28"/>
-        </w:rPr>
-        <w:t xml:space="preserve"> </w:t>
+      <w:r>
+        <w:rPr>
+          <w:rFonts w:ascii="Times New Roman" w:hAnsi="Times New Roman"/>
+          <w:sz w:val="28"/>
+          <w:szCs w:val="28"/>
+        </w:rPr>
+        <w:t xml:space="preserve">ChessAI </w:t>
       </w:r>
       <w:r>
         <w:rPr>
@@ -14681,25 +13473,7 @@
           <w:sz w:val="28"/>
           <w:szCs w:val="28"/>
         </w:rPr>
-        <w:t xml:space="preserve"> </w:t>
-      </w:r>
-      <w:proofErr w:type="spellStart"/>
-      <w:r>
-        <w:rPr>
-          <w:rFonts w:ascii="Times New Roman" w:hAnsi="Times New Roman"/>
-          <w:sz w:val="28"/>
-          <w:szCs w:val="28"/>
-        </w:rPr>
-        <w:t>Botzone</w:t>
-      </w:r>
-      <w:proofErr w:type="spellEnd"/>
-      <w:r>
-        <w:rPr>
-          <w:rFonts w:ascii="Times New Roman" w:hAnsi="Times New Roman"/>
-          <w:sz w:val="28"/>
-          <w:szCs w:val="28"/>
-        </w:rPr>
-        <w:t xml:space="preserve"> </w:t>
+        <w:t xml:space="preserve"> Botzone </w:t>
       </w:r>
       <w:r>
         <w:rPr>
@@ -14725,25 +13499,25 @@
           <w:sz w:val="28"/>
           <w:szCs w:val="28"/>
         </w:rPr>
+        <w:t>与此同时，程序也存在一些不足和可以改进的地方。首先，评价函数虽然已经综合了多种因素，但各项权重、棋子位置表、动态控制力奖励和特殊棋型惩罚仍主要依赖人工经验调参，缺少大量对局数据或自动化调参结果支撑，因此在不同局面下可能出现过度重视某类特征或低估长期战略价值的问题。</w:t>
+      </w:r>
+    </w:p>
+    <w:p>
+      <w:pPr>
+        <w:ind w:firstLineChars="200" w:firstLine="560"/>
+        <w:rPr>
+          <w:rFonts w:ascii="Times New Roman" w:hAnsi="Times New Roman"/>
+          <w:sz w:val="28"/>
+          <w:szCs w:val="28"/>
+        </w:rPr>
+      </w:pPr>
+      <w:r>
+        <w:rPr>
+          <w:rFonts w:ascii="Times New Roman" w:hAnsi="Times New Roman"/>
+          <w:sz w:val="28"/>
+          <w:szCs w:val="28"/>
+        </w:rPr>
         <w:lastRenderedPageBreak/>
-        <w:t>与此同时，程序也存在一些不足和可以改进的地方。首先，评价函数虽然已经综合了多种因素，但各项权重、棋子位置表、动态控制力奖励和特殊棋型惩罚仍主要依赖人工经验调参，缺少大量对局数据或自动化调参结果支撑，因此在不同局面下可能出现过度重视某类特征或低估长期战略价值的问题。</w:t>
-      </w:r>
-    </w:p>
-    <w:p>
-      <w:pPr>
-        <w:ind w:firstLineChars="200" w:firstLine="560"/>
-        <w:rPr>
-          <w:rFonts w:ascii="Times New Roman" w:hAnsi="Times New Roman"/>
-          <w:sz w:val="28"/>
-          <w:szCs w:val="28"/>
-        </w:rPr>
-      </w:pPr>
-      <w:r>
-        <w:rPr>
-          <w:rFonts w:ascii="Times New Roman" w:hAnsi="Times New Roman"/>
-          <w:sz w:val="28"/>
-          <w:szCs w:val="28"/>
-        </w:rPr>
         <w:t>其次，搜索算法虽然加入了多种剪枝优化，但整体复杂度仍然较高，面对分支数较大的中盘复杂局面时，搜索深度和稳定性仍受时间限制影响明显；空步裁剪、</w:t>
       </w:r>
       <w:r>
@@ -15063,7 +13837,6 @@
           <w:sz w:val="28"/>
           <w:szCs w:val="28"/>
         </w:rPr>
-        <w:lastRenderedPageBreak/>
         <w:t>具体内容为：</w:t>
       </w:r>
     </w:p>
@@ -15575,7 +14348,6 @@
         </w:rPr>
         <w:t>辅助下增加了在</w:t>
       </w:r>
-      <w:proofErr w:type="spellStart"/>
       <w:r>
         <w:rPr>
           <w:rFonts w:ascii="Times New Roman" w:hAnsi="Times New Roman" w:hint="eastAsia"/>
@@ -15584,7 +14356,6 @@
         </w:rPr>
         <w:t>Botzone</w:t>
       </w:r>
-      <w:proofErr w:type="spellEnd"/>
       <w:r>
         <w:rPr>
           <w:rFonts w:ascii="Times New Roman" w:hAnsi="Times New Roman" w:hint="eastAsia"/>
@@ -15593,7 +14364,6 @@
         </w:rPr>
         <w:t>上输出调试信息的语句，完善在</w:t>
       </w:r>
-      <w:proofErr w:type="spellStart"/>
       <w:r>
         <w:rPr>
           <w:rFonts w:ascii="Times New Roman" w:hAnsi="Times New Roman" w:hint="eastAsia"/>
@@ -15602,7 +14372,6 @@
         </w:rPr>
         <w:t>Botzone</w:t>
       </w:r>
-      <w:proofErr w:type="spellEnd"/>
       <w:r>
         <w:rPr>
           <w:rFonts w:ascii="Times New Roman" w:hAnsi="Times New Roman" w:hint="eastAsia"/>
@@ -15626,34 +14395,217 @@
           <w:sz w:val="28"/>
           <w:szCs w:val="28"/>
         </w:rPr>
+        <w:t>5.4 AI</w:t>
+      </w:r>
+      <w:r>
+        <w:rPr>
+          <w:rFonts w:ascii="Times New Roman" w:hAnsi="Times New Roman" w:hint="eastAsia"/>
+          <w:sz w:val="28"/>
+          <w:szCs w:val="28"/>
+        </w:rPr>
+        <w:t>辅助代码审查</w:t>
+      </w:r>
+    </w:p>
+    <w:p>
+      <w:pPr>
+        <w:ind w:firstLineChars="200" w:firstLine="560"/>
+        <w:rPr>
+          <w:rFonts w:ascii="Times New Roman" w:hAnsi="Times New Roman"/>
+          <w:sz w:val="28"/>
+          <w:szCs w:val="28"/>
+        </w:rPr>
+      </w:pPr>
+      <w:r>
+        <w:rPr>
+          <w:rFonts w:ascii="Times New Roman" w:hAnsi="Times New Roman" w:hint="eastAsia"/>
+          <w:sz w:val="28"/>
+          <w:szCs w:val="28"/>
+        </w:rPr>
+        <w:t>本程序在程序采用</w:t>
+      </w:r>
+      <w:r>
+        <w:rPr>
+          <w:rFonts w:ascii="Times New Roman" w:hAnsi="Times New Roman" w:hint="eastAsia"/>
+          <w:sz w:val="28"/>
+          <w:szCs w:val="28"/>
+        </w:rPr>
+        <w:t>AI</w:t>
+      </w:r>
+      <w:r>
+        <w:rPr>
+          <w:rFonts w:ascii="Times New Roman" w:hAnsi="Times New Roman" w:hint="eastAsia"/>
+          <w:sz w:val="28"/>
+          <w:szCs w:val="28"/>
+        </w:rPr>
+        <w:t>辅助纠错审查。</w:t>
+      </w:r>
+    </w:p>
+    <w:p>
+      <w:pPr>
+        <w:rPr>
+          <w:rFonts w:ascii="Times New Roman" w:hAnsi="Times New Roman"/>
+          <w:sz w:val="28"/>
+          <w:szCs w:val="28"/>
+        </w:rPr>
+      </w:pPr>
+      <w:r>
+        <w:rPr>
+          <w:rFonts w:ascii="Times New Roman" w:hAnsi="Times New Roman" w:hint="eastAsia"/>
+          <w:sz w:val="28"/>
+          <w:szCs w:val="28"/>
+        </w:rPr>
+        <w:t>具体表现为：</w:t>
+      </w:r>
+    </w:p>
+    <w:p>
+      <w:pPr>
+        <w:rPr>
+          <w:rFonts w:ascii="Times New Roman" w:hAnsi="Times New Roman"/>
+          <w:sz w:val="28"/>
+          <w:szCs w:val="28"/>
+        </w:rPr>
+      </w:pPr>
+      <w:r>
+        <w:rPr>
+          <w:rFonts w:ascii="Times New Roman" w:hAnsi="Times New Roman"/>
+          <w:sz w:val="28"/>
+          <w:szCs w:val="28"/>
+        </w:rPr>
+        <w:tab/>
+      </w:r>
+      <w:r>
+        <w:rPr>
+          <w:rFonts w:ascii="Times New Roman" w:hAnsi="Times New Roman" w:hint="eastAsia"/>
+          <w:sz w:val="28"/>
+          <w:szCs w:val="28"/>
+        </w:rPr>
+        <w:t>在程序运行遇到较为隐蔽问题（如搜索排序异常）且未被人工识别导致程序未能正确将搜索结果排序，在使用</w:t>
+      </w:r>
+      <w:r>
+        <w:rPr>
+          <w:rFonts w:ascii="Times New Roman" w:hAnsi="Times New Roman" w:hint="eastAsia"/>
+          <w:sz w:val="28"/>
+          <w:szCs w:val="28"/>
+        </w:rPr>
+        <w:t>AI</w:t>
+      </w:r>
+      <w:r>
+        <w:rPr>
+          <w:rFonts w:ascii="Times New Roman" w:hAnsi="Times New Roman" w:hint="eastAsia"/>
+          <w:sz w:val="28"/>
+          <w:szCs w:val="28"/>
+        </w:rPr>
+        <w:t>审查代码找出致命</w:t>
+      </w:r>
+      <w:r>
+        <w:rPr>
+          <w:rFonts w:ascii="Times New Roman" w:hAnsi="Times New Roman" w:hint="eastAsia"/>
+          <w:sz w:val="28"/>
+          <w:szCs w:val="28"/>
+        </w:rPr>
         <w:lastRenderedPageBreak/>
-        <w:t>5.4 AI</w:t>
-      </w:r>
-      <w:r>
-        <w:rPr>
-          <w:rFonts w:ascii="Times New Roman" w:hAnsi="Times New Roman" w:hint="eastAsia"/>
-          <w:sz w:val="28"/>
-          <w:szCs w:val="28"/>
-        </w:rPr>
-        <w:t>辅助代码审查</w:t>
-      </w:r>
-    </w:p>
-    <w:p>
-      <w:pPr>
-        <w:ind w:firstLineChars="200" w:firstLine="560"/>
-        <w:rPr>
-          <w:rFonts w:ascii="Times New Roman" w:hAnsi="Times New Roman"/>
-          <w:sz w:val="28"/>
-          <w:szCs w:val="28"/>
-        </w:rPr>
-      </w:pPr>
-      <w:r>
-        <w:rPr>
-          <w:rFonts w:ascii="Times New Roman" w:hAnsi="Times New Roman" w:hint="eastAsia"/>
-          <w:sz w:val="28"/>
-          <w:szCs w:val="28"/>
-        </w:rPr>
-        <w:t>本程序在程序采用</w:t>
+        <w:t>问题并辅助修正，解决错误使程序正确运行。</w:t>
+      </w:r>
+    </w:p>
+    <w:p>
+      <w:pPr>
+        <w:rPr>
+          <w:rFonts w:ascii="Times New Roman" w:hAnsi="Times New Roman"/>
+          <w:sz w:val="28"/>
+          <w:szCs w:val="28"/>
+        </w:rPr>
+      </w:pPr>
+    </w:p>
+    <w:p>
+      <w:pPr>
+        <w:rPr>
+          <w:rFonts w:ascii="Times New Roman" w:hAnsi="Times New Roman"/>
+          <w:sz w:val="28"/>
+          <w:szCs w:val="28"/>
+        </w:rPr>
+      </w:pPr>
+      <w:r>
+        <w:rPr>
+          <w:rFonts w:ascii="Times New Roman" w:hAnsi="Times New Roman" w:hint="eastAsia"/>
+          <w:sz w:val="28"/>
+          <w:szCs w:val="28"/>
+        </w:rPr>
+        <w:t>5.5 AI</w:t>
+      </w:r>
+      <w:r>
+        <w:rPr>
+          <w:rFonts w:ascii="Times New Roman" w:hAnsi="Times New Roman" w:hint="eastAsia"/>
+          <w:sz w:val="28"/>
+          <w:szCs w:val="28"/>
+        </w:rPr>
+        <w:t>辅助资料查阅与解析</w:t>
+      </w:r>
+    </w:p>
+    <w:p>
+      <w:pPr>
+        <w:rPr>
+          <w:rFonts w:ascii="Times New Roman" w:hAnsi="Times New Roman"/>
+          <w:sz w:val="28"/>
+          <w:szCs w:val="28"/>
+        </w:rPr>
+      </w:pPr>
+      <w:r>
+        <w:rPr>
+          <w:rFonts w:ascii="Times New Roman" w:hAnsi="Times New Roman"/>
+          <w:sz w:val="28"/>
+          <w:szCs w:val="28"/>
+        </w:rPr>
+        <w:tab/>
+      </w:r>
+      <w:r>
+        <w:rPr>
+          <w:rFonts w:ascii="Times New Roman" w:hAnsi="Times New Roman" w:hint="eastAsia"/>
+          <w:sz w:val="28"/>
+          <w:szCs w:val="28"/>
+        </w:rPr>
+        <w:t>本程序在早期资料查询与思路构建期间提供辅助搜索与解析</w:t>
+      </w:r>
+    </w:p>
+    <w:p>
+      <w:pPr>
+        <w:rPr>
+          <w:rFonts w:ascii="Times New Roman" w:hAnsi="Times New Roman"/>
+          <w:sz w:val="28"/>
+          <w:szCs w:val="28"/>
+        </w:rPr>
+      </w:pPr>
+      <w:r>
+        <w:rPr>
+          <w:rFonts w:ascii="Times New Roman" w:hAnsi="Times New Roman" w:hint="eastAsia"/>
+          <w:sz w:val="28"/>
+          <w:szCs w:val="28"/>
+        </w:rPr>
+        <w:t>具体表现为：</w:t>
+      </w:r>
+    </w:p>
+    <w:p>
+      <w:pPr>
+        <w:rPr>
+          <w:rFonts w:ascii="Times New Roman" w:hAnsi="Times New Roman"/>
+          <w:sz w:val="28"/>
+          <w:szCs w:val="28"/>
+        </w:rPr>
+      </w:pPr>
+      <w:r>
+        <w:rPr>
+          <w:rFonts w:ascii="Times New Roman" w:hAnsi="Times New Roman"/>
+          <w:sz w:val="28"/>
+          <w:szCs w:val="28"/>
+        </w:rPr>
+        <w:tab/>
+      </w:r>
+      <w:r>
+        <w:rPr>
+          <w:rFonts w:ascii="Times New Roman" w:hAnsi="Times New Roman" w:hint="eastAsia"/>
+          <w:sz w:val="28"/>
+          <w:szCs w:val="28"/>
+        </w:rPr>
+        <w:t>部分文献与算法思路由</w:t>
       </w:r>
       <w:r>
         <w:rPr>
@@ -15669,49 +14621,7 @@
           <w:sz w:val="28"/>
           <w:szCs w:val="28"/>
         </w:rPr>
-        <w:t>辅助纠错审查。</w:t>
-      </w:r>
-    </w:p>
-    <w:p>
-      <w:pPr>
-        <w:rPr>
-          <w:rFonts w:ascii="Times New Roman" w:hAnsi="Times New Roman"/>
-          <w:sz w:val="28"/>
-          <w:szCs w:val="28"/>
-        </w:rPr>
-      </w:pPr>
-      <w:r>
-        <w:rPr>
-          <w:rFonts w:ascii="Times New Roman" w:hAnsi="Times New Roman" w:hint="eastAsia"/>
-          <w:sz w:val="28"/>
-          <w:szCs w:val="28"/>
-        </w:rPr>
-        <w:t>具体表现为：</w:t>
-      </w:r>
-    </w:p>
-    <w:p>
-      <w:pPr>
-        <w:rPr>
-          <w:rFonts w:ascii="Times New Roman" w:hAnsi="Times New Roman"/>
-          <w:sz w:val="28"/>
-          <w:szCs w:val="28"/>
-        </w:rPr>
-      </w:pPr>
-      <w:r>
-        <w:rPr>
-          <w:rFonts w:ascii="Times New Roman" w:hAnsi="Times New Roman"/>
-          <w:sz w:val="28"/>
-          <w:szCs w:val="28"/>
-        </w:rPr>
-        <w:tab/>
-      </w:r>
-      <w:r>
-        <w:rPr>
-          <w:rFonts w:ascii="Times New Roman" w:hAnsi="Times New Roman" w:hint="eastAsia"/>
-          <w:sz w:val="28"/>
-          <w:szCs w:val="28"/>
-        </w:rPr>
-        <w:t>在程序运行遇到较为隐蔽问题（如搜索排序异常）且未被人工识别导致程序未能正确将搜索结果排序，在使用</w:t>
+        <w:t>辅助整理并提出构建意见（如在静态搜索中的不良剪枝相关资料），在</w:t>
       </w:r>
       <w:r>
         <w:rPr>
@@ -15727,139 +14637,6 @@
           <w:sz w:val="28"/>
           <w:szCs w:val="28"/>
         </w:rPr>
-        <w:t>审查代码找出致命问题并辅助修正，解决错误使程序正确运行。</w:t>
-      </w:r>
-    </w:p>
-    <w:p>
-      <w:pPr>
-        <w:rPr>
-          <w:rFonts w:ascii="Times New Roman" w:hAnsi="Times New Roman"/>
-          <w:sz w:val="28"/>
-          <w:szCs w:val="28"/>
-        </w:rPr>
-      </w:pPr>
-    </w:p>
-    <w:p>
-      <w:pPr>
-        <w:rPr>
-          <w:rFonts w:ascii="Times New Roman" w:hAnsi="Times New Roman"/>
-          <w:sz w:val="28"/>
-          <w:szCs w:val="28"/>
-        </w:rPr>
-      </w:pPr>
-      <w:r>
-        <w:rPr>
-          <w:rFonts w:ascii="Times New Roman" w:hAnsi="Times New Roman" w:hint="eastAsia"/>
-          <w:sz w:val="28"/>
-          <w:szCs w:val="28"/>
-        </w:rPr>
-        <w:t>5.5 AI</w:t>
-      </w:r>
-      <w:r>
-        <w:rPr>
-          <w:rFonts w:ascii="Times New Roman" w:hAnsi="Times New Roman" w:hint="eastAsia"/>
-          <w:sz w:val="28"/>
-          <w:szCs w:val="28"/>
-        </w:rPr>
-        <w:t>辅助资料查阅与解析</w:t>
-      </w:r>
-    </w:p>
-    <w:p>
-      <w:pPr>
-        <w:rPr>
-          <w:rFonts w:ascii="Times New Roman" w:hAnsi="Times New Roman"/>
-          <w:sz w:val="28"/>
-          <w:szCs w:val="28"/>
-        </w:rPr>
-      </w:pPr>
-      <w:r>
-        <w:rPr>
-          <w:rFonts w:ascii="Times New Roman" w:hAnsi="Times New Roman"/>
-          <w:sz w:val="28"/>
-          <w:szCs w:val="28"/>
-        </w:rPr>
-        <w:tab/>
-      </w:r>
-      <w:r>
-        <w:rPr>
-          <w:rFonts w:ascii="Times New Roman" w:hAnsi="Times New Roman" w:hint="eastAsia"/>
-          <w:sz w:val="28"/>
-          <w:szCs w:val="28"/>
-        </w:rPr>
-        <w:t>本程序在早期资料查询与思路构建期间提供辅助搜索与解析</w:t>
-      </w:r>
-    </w:p>
-    <w:p>
-      <w:pPr>
-        <w:rPr>
-          <w:rFonts w:ascii="Times New Roman" w:hAnsi="Times New Roman"/>
-          <w:sz w:val="28"/>
-          <w:szCs w:val="28"/>
-        </w:rPr>
-      </w:pPr>
-      <w:r>
-        <w:rPr>
-          <w:rFonts w:ascii="Times New Roman" w:hAnsi="Times New Roman" w:hint="eastAsia"/>
-          <w:sz w:val="28"/>
-          <w:szCs w:val="28"/>
-        </w:rPr>
-        <w:t>具体表现为：</w:t>
-      </w:r>
-    </w:p>
-    <w:p>
-      <w:pPr>
-        <w:rPr>
-          <w:rFonts w:ascii="Times New Roman" w:hAnsi="Times New Roman"/>
-          <w:sz w:val="28"/>
-          <w:szCs w:val="28"/>
-        </w:rPr>
-      </w:pPr>
-      <w:r>
-        <w:rPr>
-          <w:rFonts w:ascii="Times New Roman" w:hAnsi="Times New Roman"/>
-          <w:sz w:val="28"/>
-          <w:szCs w:val="28"/>
-        </w:rPr>
-        <w:tab/>
-      </w:r>
-      <w:r>
-        <w:rPr>
-          <w:rFonts w:ascii="Times New Roman" w:hAnsi="Times New Roman" w:hint="eastAsia"/>
-          <w:sz w:val="28"/>
-          <w:szCs w:val="28"/>
-        </w:rPr>
-        <w:t>部分文献与算法思路由</w:t>
-      </w:r>
-      <w:r>
-        <w:rPr>
-          <w:rFonts w:ascii="Times New Roman" w:hAnsi="Times New Roman" w:hint="eastAsia"/>
-          <w:sz w:val="28"/>
-          <w:szCs w:val="28"/>
-        </w:rPr>
-        <w:t>AI</w:t>
-      </w:r>
-      <w:r>
-        <w:rPr>
-          <w:rFonts w:ascii="Times New Roman" w:hAnsi="Times New Roman" w:hint="eastAsia"/>
-          <w:sz w:val="28"/>
-          <w:szCs w:val="28"/>
-        </w:rPr>
-        <w:t>辅助整理并提出构建意见（如在静态搜索中的不良剪枝相关资料），在</w:t>
-      </w:r>
-      <w:r>
-        <w:rPr>
-          <w:rFonts w:ascii="Times New Roman" w:hAnsi="Times New Roman" w:hint="eastAsia"/>
-          <w:sz w:val="28"/>
-          <w:szCs w:val="28"/>
-        </w:rPr>
-        <w:t>AI</w:t>
-      </w:r>
-      <w:r>
-        <w:rPr>
-          <w:rFonts w:ascii="Times New Roman" w:hAnsi="Times New Roman" w:hint="eastAsia"/>
-          <w:sz w:val="28"/>
-          <w:szCs w:val="28"/>
-        </w:rPr>
         <w:t>辅助下综合了多种思路并选取优解</w:t>
       </w:r>
       <w:r>
@@ -15946,25 +14723,7 @@
     <w:p>
       <w:pPr>
         <w:rPr>
-          <w:rFonts w:ascii="Times New Roman" w:hAnsi="Times New Roman"/>
-          <w:sz w:val="28"/>
-          <w:szCs w:val="28"/>
-        </w:rPr>
-      </w:pPr>
-    </w:p>
-    <w:p>
-      <w:pPr>
-        <w:rPr>
-          <w:rFonts w:ascii="Times New Roman" w:hAnsi="Times New Roman"/>
-          <w:sz w:val="28"/>
-          <w:szCs w:val="28"/>
-        </w:rPr>
-      </w:pPr>
-    </w:p>
-    <w:p>
-      <w:pPr>
-        <w:rPr>
-          <w:rFonts w:ascii="Times New Roman" w:hAnsi="Times New Roman"/>
+          <w:rFonts w:ascii="Times New Roman" w:hAnsi="Times New Roman" w:hint="eastAsia"/>
           <w:sz w:val="28"/>
           <w:szCs w:val="28"/>
         </w:rPr>
@@ -16432,7 +15191,6 @@
           <w:sz w:val="28"/>
           <w:szCs w:val="28"/>
         </w:rPr>
-        <w:lastRenderedPageBreak/>
         <w:t>中国象棋的部分实现代码</w:t>
       </w:r>
     </w:p>
@@ -16601,6 +15359,7 @@
           <w:sz w:val="28"/>
           <w:szCs w:val="28"/>
         </w:rPr>
+        <w:lastRenderedPageBreak/>
         <w:t>6</w:t>
       </w:r>
       <w:r>
@@ -16765,7 +15524,6 @@
           <w:szCs w:val="28"/>
         </w:rPr>
       </w:pPr>
-      <w:proofErr w:type="spellStart"/>
       <w:r>
         <w:rPr>
           <w:rFonts w:ascii="Times New Roman" w:hAnsi="Times New Roman" w:hint="eastAsia"/>
@@ -16780,16 +15538,7 @@
           <w:sz w:val="28"/>
           <w:szCs w:val="28"/>
         </w:rPr>
-        <w:t>.s</w:t>
-      </w:r>
-      <w:proofErr w:type="spellEnd"/>
-      <w:r>
-        <w:rPr>
-          <w:rFonts w:ascii="Times New Roman" w:hAnsi="Times New Roman"/>
-          <w:sz w:val="28"/>
-          <w:szCs w:val="28"/>
-        </w:rPr>
-        <w:t xml:space="preserve">: </w:t>
+        <w:t xml:space="preserve">.s: </w:t>
       </w:r>
       <w:r>
         <w:rPr>
@@ -17168,16 +15917,7 @@
           <w:sz w:val="28"/>
           <w:szCs w:val="28"/>
         </w:rPr>
-        <w:t>《中国象棋博弈——局面评估研究》，南昌大学，硕士学位论文，罗</w:t>
-      </w:r>
-      <w:r>
-        <w:rPr>
-          <w:rFonts w:ascii="Times New Roman" w:hAnsi="Times New Roman" w:hint="eastAsia"/>
-          <w:sz w:val="28"/>
-          <w:szCs w:val="28"/>
-        </w:rPr>
-        <w:lastRenderedPageBreak/>
-        <w:t>涛、白似雪，</w:t>
+        <w:t>《中国象棋博弈——局面评估研究》，南昌大学，硕士学位论文，罗涛、白似雪，</w:t>
       </w:r>
       <w:r>
         <w:rPr>
@@ -17332,7 +16072,7 @@
 </file>
 
 <file path=word/endnotes.xml><?xml version="1.0" encoding="utf-8"?>
-<w:endnotes xmlns:wpc="http://schemas.microsoft.com/office/word/2010/wordprocessingCanvas" xmlns:cx="http://schemas.microsoft.com/office/drawing/2014/chartex" xmlns:cx1="http://schemas.microsoft.com/office/drawing/2015/9/8/chartex" xmlns:cx2="http://schemas.microsoft.com/office/drawing/2015/10/21/chartex" xmlns:cx3="http://schemas.microsoft.com/office/drawing/2016/5/9/chartex" xmlns:cx4="http://schemas.microsoft.com/office/drawing/2016/5/10/chartex" xmlns:cx5="http://schemas.microsoft.com/office/drawing/2016/5/11/chartex" xmlns:cx6="http://schemas.microsoft.com/office/drawing/2016/5/12/chartex" xmlns:cx7="http://schemas.microsoft.com/office/drawing/2016/5/13/chartex" xmlns:cx8="http://schemas.microsoft.com/office/drawing/2016/5/14/chartex" xmlns:mc="http://schemas.openxmlformats.org/markup-compatibility/2006" xmlns:aink="http://schemas.microsoft.com/office/drawing/2016/ink" xmlns:am3d="http://schemas.microsoft.com/office/drawing/2017/model3d" xmlns:o="urn:schemas-microsoft-com:office:office" xmlns:oel="http://schemas.microsoft.com/office/2019/extlst" xmlns:r="http://schemas.openxmlformats.org/officeDocument/2006/relationships" xmlns:m="http://schemas.openxmlformats.org/officeDocument/2006/math" xmlns:v="urn:schemas-microsoft-com:vml" xmlns:wp14="http://schemas.microsoft.com/office/word/2010/wordprocessingDrawing" xmlns:wp="http://schemas.openxmlformats.org/drawingml/2006/wordprocessingDrawing" xmlns:w10="urn:schemas-microsoft-com:office:word" xmlns:w="http://schemas.openxmlformats.org/wordprocessingml/2006/main" xmlns:w14="http://schemas.microsoft.com/office/word/2010/wordml" xmlns:w15="http://schemas.microsoft.com/office/word/2012/wordml" xmlns:w16cex="http://schemas.microsoft.com/office/word/2018/wordml/cex" xmlns:w16cid="http://schemas.microsoft.com/office/word/2016/wordml/cid" xmlns:w16="http://schemas.microsoft.com/office/word/2018/wordml" xmlns:w16du="http://schemas.microsoft.com/office/word/2023/wordml/word16du" xmlns:w16sdtdh="http://schemas.microsoft.com/office/word/2020/wordml/sdtdatahash" xmlns:w16sdtfl="http://schemas.microsoft.com/office/word/2024/wordml/sdtformatlock" xmlns:w16se="http://schemas.microsoft.com/office/word/2015/wordml/symex" xmlns:wpg="http://schemas.microsoft.com/office/word/2010/wordprocessingGroup" xmlns:wpi="http://schemas.microsoft.com/office/word/2010/wordprocessingInk" xmlns:wne="http://schemas.microsoft.com/office/word/2006/wordml" xmlns:wps="http://schemas.microsoft.com/office/word/2010/wordprocessingShape" mc:Ignorable="w14 w15 w16se w16cid w16 w16cex w16sdtdh w16sdtfl w16du wp14">
+<w:endnotes xmlns:wpc="http://schemas.microsoft.com/office/word/2010/wordprocessingCanvas" xmlns:cx="http://schemas.microsoft.com/office/drawing/2014/chartex" xmlns:cx1="http://schemas.microsoft.com/office/drawing/2015/9/8/chartex" xmlns:cx2="http://schemas.microsoft.com/office/drawing/2015/10/21/chartex" xmlns:cx3="http://schemas.microsoft.com/office/drawing/2016/5/9/chartex" xmlns:cx4="http://schemas.microsoft.com/office/drawing/2016/5/10/chartex" xmlns:cx5="http://schemas.microsoft.com/office/drawing/2016/5/11/chartex" xmlns:cx6="http://schemas.microsoft.com/office/drawing/2016/5/12/chartex" xmlns:cx7="http://schemas.microsoft.com/office/drawing/2016/5/13/chartex" xmlns:cx8="http://schemas.microsoft.com/office/drawing/2016/5/14/chartex" xmlns:mc="http://schemas.openxmlformats.org/markup-compatibility/2006" xmlns:aink="http://schemas.microsoft.com/office/drawing/2016/ink" xmlns:am3d="http://schemas.microsoft.com/office/drawing/2017/model3d" xmlns:o="urn:schemas-microsoft-com:office:office" xmlns:r="http://schemas.openxmlformats.org/officeDocument/2006/relationships" xmlns:m="http://schemas.openxmlformats.org/officeDocument/2006/math" xmlns:v="urn:schemas-microsoft-com:vml" xmlns:wp14="http://schemas.microsoft.com/office/word/2010/wordprocessingDrawing" xmlns:wp="http://schemas.openxmlformats.org/drawingml/2006/wordprocessingDrawing" xmlns:w10="urn:schemas-microsoft-com:office:word" xmlns:w="http://schemas.openxmlformats.org/wordprocessingml/2006/main" xmlns:w14="http://schemas.microsoft.com/office/word/2010/wordml" xmlns:w15="http://schemas.microsoft.com/office/word/2012/wordml" xmlns:w16cex="http://schemas.microsoft.com/office/word/2018/wordml/cex" xmlns:w16cid="http://schemas.microsoft.com/office/word/2016/wordml/cid" xmlns:w16="http://schemas.microsoft.com/office/word/2018/wordml" xmlns:w16sdtdh="http://schemas.microsoft.com/office/word/2020/wordml/sdtdatahash" xmlns:w16se="http://schemas.microsoft.com/office/word/2015/wordml/symex" xmlns:wpg="http://schemas.microsoft.com/office/word/2010/wordprocessingGroup" xmlns:wpi="http://schemas.microsoft.com/office/word/2010/wordprocessingInk" xmlns:wne="http://schemas.microsoft.com/office/word/2006/wordml" xmlns:wps="http://schemas.microsoft.com/office/word/2010/wordprocessingShape" mc:Ignorable="w14 w15 w16se w16cid w16 w16cex w16sdtdh wp14">
   <w:endnote w:type="separator" w:id="-1">
     <w:p>
       <w:r>
@@ -17354,7 +16094,7 @@
 </file>
 
 <file path=word/footer1.xml><?xml version="1.0" encoding="utf-8"?>
-<w:ftr xmlns:wpc="http://schemas.microsoft.com/office/word/2010/wordprocessingCanvas" xmlns:cx="http://schemas.microsoft.com/office/drawing/2014/chartex" xmlns:cx1="http://schemas.microsoft.com/office/drawing/2015/9/8/chartex" xmlns:cx2="http://schemas.microsoft.com/office/drawing/2015/10/21/chartex" xmlns:cx3="http://schemas.microsoft.com/office/drawing/2016/5/9/chartex" xmlns:cx4="http://schemas.microsoft.com/office/drawing/2016/5/10/chartex" xmlns:cx5="http://schemas.microsoft.com/office/drawing/2016/5/11/chartex" xmlns:cx6="http://schemas.microsoft.com/office/drawing/2016/5/12/chartex" xmlns:cx7="http://schemas.microsoft.com/office/drawing/2016/5/13/chartex" xmlns:cx8="http://schemas.microsoft.com/office/drawing/2016/5/14/chartex" xmlns:mc="http://schemas.openxmlformats.org/markup-compatibility/2006" xmlns:aink="http://schemas.microsoft.com/office/drawing/2016/ink" xmlns:am3d="http://schemas.microsoft.com/office/drawing/2017/model3d" xmlns:o="urn:schemas-microsoft-com:office:office" xmlns:oel="http://schemas.microsoft.com/office/2019/extlst" xmlns:r="http://schemas.openxmlformats.org/officeDocument/2006/relationships" xmlns:m="http://schemas.openxmlformats.org/officeDocument/2006/math" xmlns:v="urn:schemas-microsoft-com:vml" xmlns:wp14="http://schemas.microsoft.com/office/word/2010/wordprocessingDrawing" xmlns:wp="http://schemas.openxmlformats.org/drawingml/2006/wordprocessingDrawing" xmlns:w10="urn:schemas-microsoft-com:office:word" xmlns:w="http://schemas.openxmlformats.org/wordprocessingml/2006/main" xmlns:w14="http://schemas.microsoft.com/office/word/2010/wordml" xmlns:w15="http://schemas.microsoft.com/office/word/2012/wordml" xmlns:w16cex="http://schemas.microsoft.com/office/word/2018/wordml/cex" xmlns:w16cid="http://schemas.microsoft.com/office/word/2016/wordml/cid" xmlns:w16="http://schemas.microsoft.com/office/word/2018/wordml" xmlns:w16du="http://schemas.microsoft.com/office/word/2023/wordml/word16du" xmlns:w16sdtdh="http://schemas.microsoft.com/office/word/2020/wordml/sdtdatahash" xmlns:w16sdtfl="http://schemas.microsoft.com/office/word/2024/wordml/sdtformatlock" xmlns:w16se="http://schemas.microsoft.com/office/word/2015/wordml/symex" xmlns:wpg="http://schemas.microsoft.com/office/word/2010/wordprocessingGroup" xmlns:wpi="http://schemas.microsoft.com/office/word/2010/wordprocessingInk" xmlns:wne="http://schemas.microsoft.com/office/word/2006/wordml" xmlns:wps="http://schemas.microsoft.com/office/word/2010/wordprocessingShape" mc:Ignorable="w14 w15 w16se w16cid w16 w16cex w16sdtdh w16sdtfl w16du wp14">
+<w:ftr xmlns:wpc="http://schemas.microsoft.com/office/word/2010/wordprocessingCanvas" xmlns:cx="http://schemas.microsoft.com/office/drawing/2014/chartex" xmlns:cx1="http://schemas.microsoft.com/office/drawing/2015/9/8/chartex" xmlns:cx2="http://schemas.microsoft.com/office/drawing/2015/10/21/chartex" xmlns:cx3="http://schemas.microsoft.com/office/drawing/2016/5/9/chartex" xmlns:cx4="http://schemas.microsoft.com/office/drawing/2016/5/10/chartex" xmlns:cx5="http://schemas.microsoft.com/office/drawing/2016/5/11/chartex" xmlns:cx6="http://schemas.microsoft.com/office/drawing/2016/5/12/chartex" xmlns:cx7="http://schemas.microsoft.com/office/drawing/2016/5/13/chartex" xmlns:cx8="http://schemas.microsoft.com/office/drawing/2016/5/14/chartex" xmlns:mc="http://schemas.openxmlformats.org/markup-compatibility/2006" xmlns:aink="http://schemas.microsoft.com/office/drawing/2016/ink" xmlns:am3d="http://schemas.microsoft.com/office/drawing/2017/model3d" xmlns:o="urn:schemas-microsoft-com:office:office" xmlns:r="http://schemas.openxmlformats.org/officeDocument/2006/relationships" xmlns:m="http://schemas.openxmlformats.org/officeDocument/2006/math" xmlns:v="urn:schemas-microsoft-com:vml" xmlns:wp14="http://schemas.microsoft.com/office/word/2010/wordprocessingDrawing" xmlns:wp="http://schemas.openxmlformats.org/drawingml/2006/wordprocessingDrawing" xmlns:w10="urn:schemas-microsoft-com:office:word" xmlns:w="http://schemas.openxmlformats.org/wordprocessingml/2006/main" xmlns:w14="http://schemas.microsoft.com/office/word/2010/wordml" xmlns:w15="http://schemas.microsoft.com/office/word/2012/wordml" xmlns:w16cex="http://schemas.microsoft.com/office/word/2018/wordml/cex" xmlns:w16cid="http://schemas.microsoft.com/office/word/2016/wordml/cid" xmlns:w16="http://schemas.microsoft.com/office/word/2018/wordml" xmlns:w16sdtdh="http://schemas.microsoft.com/office/word/2020/wordml/sdtdatahash" xmlns:w16se="http://schemas.microsoft.com/office/word/2015/wordml/symex" xmlns:wpg="http://schemas.microsoft.com/office/word/2010/wordprocessingGroup" xmlns:wpi="http://schemas.microsoft.com/office/word/2010/wordprocessingInk" xmlns:wne="http://schemas.microsoft.com/office/word/2006/wordml" xmlns:wps="http://schemas.microsoft.com/office/word/2010/wordprocessingShape" mc:Ignorable="w14 w15 w16se w16cid w16 w16cex w16sdtdh wp14">
   <w:p>
     <w:pPr>
       <w:pStyle w:val="a3"/>
@@ -17412,13 +16152,7 @@
       <w:rPr>
         <w:lang w:val="zh-CN"/>
       </w:rPr>
-      <w:t xml:space="preserve"> </w:t>
-    </w:r>
-    <w:r>
-      <w:rPr>
-        <w:lang w:val="zh-CN"/>
-      </w:rPr>
-      <w:t xml:space="preserve">/ </w:t>
+      <w:t xml:space="preserve"> / </w:t>
     </w:r>
     <w:r>
       <w:rPr>
@@ -17472,7 +16206,7 @@
 </file>
 
 <file path=word/footnotes.xml><?xml version="1.0" encoding="utf-8"?>
-<w:footnotes xmlns:wpc="http://schemas.microsoft.com/office/word/2010/wordprocessingCanvas" xmlns:cx="http://schemas.microsoft.com/office/drawing/2014/chartex" xmlns:cx1="http://schemas.microsoft.com/office/drawing/2015/9/8/chartex" xmlns:cx2="http://schemas.microsoft.com/office/drawing/2015/10/21/chartex" xmlns:cx3="http://schemas.microsoft.com/office/drawing/2016/5/9/chartex" xmlns:cx4="http://schemas.microsoft.com/office/drawing/2016/5/10/chartex" xmlns:cx5="http://schemas.microsoft.com/office/drawing/2016/5/11/chartex" xmlns:cx6="http://schemas.microsoft.com/office/drawing/2016/5/12/chartex" xmlns:cx7="http://schemas.microsoft.com/office/drawing/2016/5/13/chartex" xmlns:cx8="http://schemas.microsoft.com/office/drawing/2016/5/14/chartex" xmlns:mc="http://schemas.openxmlformats.org/markup-compatibility/2006" xmlns:aink="http://schemas.microsoft.com/office/drawing/2016/ink" xmlns:am3d="http://schemas.microsoft.com/office/drawing/2017/model3d" xmlns:o="urn:schemas-microsoft-com:office:office" xmlns:oel="http://schemas.microsoft.com/office/2019/extlst" xmlns:r="http://schemas.openxmlformats.org/officeDocument/2006/relationships" xmlns:m="http://schemas.openxmlformats.org/officeDocument/2006/math" xmlns:v="urn:schemas-microsoft-com:vml" xmlns:wp14="http://schemas.microsoft.com/office/word/2010/wordprocessingDrawing" xmlns:wp="http://schemas.openxmlformats.org/drawingml/2006/wordprocessingDrawing" xmlns:w10="urn:schemas-microsoft-com:office:word" xmlns:w="http://schemas.openxmlformats.org/wordprocessingml/2006/main" xmlns:w14="http://schemas.microsoft.com/office/word/2010/wordml" xmlns:w15="http://schemas.microsoft.com/office/word/2012/wordml" xmlns:w16cex="http://schemas.microsoft.com/office/word/2018/wordml/cex" xmlns:w16cid="http://schemas.microsoft.com/office/word/2016/wordml/cid" xmlns:w16="http://schemas.microsoft.com/office/word/2018/wordml" xmlns:w16du="http://schemas.microsoft.com/office/word/2023/wordml/word16du" xmlns:w16sdtdh="http://schemas.microsoft.com/office/word/2020/wordml/sdtdatahash" xmlns:w16sdtfl="http://schemas.microsoft.com/office/word/2024/wordml/sdtformatlock" xmlns:w16se="http://schemas.microsoft.com/office/word/2015/wordml/symex" xmlns:wpg="http://schemas.microsoft.com/office/word/2010/wordprocessingGroup" xmlns:wpi="http://schemas.microsoft.com/office/word/2010/wordprocessingInk" xmlns:wne="http://schemas.microsoft.com/office/word/2006/wordml" xmlns:wps="http://schemas.microsoft.com/office/word/2010/wordprocessingShape" mc:Ignorable="w14 w15 w16se w16cid w16 w16cex w16sdtdh w16sdtfl w16du wp14">
+<w:footnotes xmlns:wpc="http://schemas.microsoft.com/office/word/2010/wordprocessingCanvas" xmlns:cx="http://schemas.microsoft.com/office/drawing/2014/chartex" xmlns:cx1="http://schemas.microsoft.com/office/drawing/2015/9/8/chartex" xmlns:cx2="http://schemas.microsoft.com/office/drawing/2015/10/21/chartex" xmlns:cx3="http://schemas.microsoft.com/office/drawing/2016/5/9/chartex" xmlns:cx4="http://schemas.microsoft.com/office/drawing/2016/5/10/chartex" xmlns:cx5="http://schemas.microsoft.com/office/drawing/2016/5/11/chartex" xmlns:cx6="http://schemas.microsoft.com/office/drawing/2016/5/12/chartex" xmlns:cx7="http://schemas.microsoft.com/office/drawing/2016/5/13/chartex" xmlns:cx8="http://schemas.microsoft.com/office/drawing/2016/5/14/chartex" xmlns:mc="http://schemas.openxmlformats.org/markup-compatibility/2006" xmlns:aink="http://schemas.microsoft.com/office/drawing/2016/ink" xmlns:am3d="http://schemas.microsoft.com/office/drawing/2017/model3d" xmlns:o="urn:schemas-microsoft-com:office:office" xmlns:r="http://schemas.openxmlformats.org/officeDocument/2006/relationships" xmlns:m="http://schemas.openxmlformats.org/officeDocument/2006/math" xmlns:v="urn:schemas-microsoft-com:vml" xmlns:wp14="http://schemas.microsoft.com/office/word/2010/wordprocessingDrawing" xmlns:wp="http://schemas.openxmlformats.org/drawingml/2006/wordprocessingDrawing" xmlns:w10="urn:schemas-microsoft-com:office:word" xmlns:w="http://schemas.openxmlformats.org/wordprocessingml/2006/main" xmlns:w14="http://schemas.microsoft.com/office/word/2010/wordml" xmlns:w15="http://schemas.microsoft.com/office/word/2012/wordml" xmlns:w16cex="http://schemas.microsoft.com/office/word/2018/wordml/cex" xmlns:w16cid="http://schemas.microsoft.com/office/word/2016/wordml/cid" xmlns:w16="http://schemas.microsoft.com/office/word/2018/wordml" xmlns:w16sdtdh="http://schemas.microsoft.com/office/word/2020/wordml/sdtdatahash" xmlns:w16se="http://schemas.microsoft.com/office/word/2015/wordml/symex" xmlns:wpg="http://schemas.microsoft.com/office/word/2010/wordprocessingGroup" xmlns:wpi="http://schemas.microsoft.com/office/word/2010/wordprocessingInk" xmlns:wne="http://schemas.microsoft.com/office/word/2006/wordml" xmlns:wps="http://schemas.microsoft.com/office/word/2010/wordprocessingShape" mc:Ignorable="w14 w15 w16se w16cid w16 w16cex w16sdtdh wp14">
   <w:footnote w:type="separator" w:id="-1">
     <w:p>
       <w:r>
@@ -17494,7 +16228,7 @@
 </file>
 
 <file path=word/header1.xml><?xml version="1.0" encoding="utf-8"?>
-<w:hdr xmlns:wpc="http://schemas.microsoft.com/office/word/2010/wordprocessingCanvas" xmlns:cx="http://schemas.microsoft.com/office/drawing/2014/chartex" xmlns:cx1="http://schemas.microsoft.com/office/drawing/2015/9/8/chartex" xmlns:cx2="http://schemas.microsoft.com/office/drawing/2015/10/21/chartex" xmlns:cx3="http://schemas.microsoft.com/office/drawing/2016/5/9/chartex" xmlns:cx4="http://schemas.microsoft.com/office/drawing/2016/5/10/chartex" xmlns:cx5="http://schemas.microsoft.com/office/drawing/2016/5/11/chartex" xmlns:cx6="http://schemas.microsoft.com/office/drawing/2016/5/12/chartex" xmlns:cx7="http://schemas.microsoft.com/office/drawing/2016/5/13/chartex" xmlns:cx8="http://schemas.microsoft.com/office/drawing/2016/5/14/chartex" xmlns:mc="http://schemas.openxmlformats.org/markup-compatibility/2006" xmlns:aink="http://schemas.microsoft.com/office/drawing/2016/ink" xmlns:am3d="http://schemas.microsoft.com/office/drawing/2017/model3d" xmlns:o="urn:schemas-microsoft-com:office:office" xmlns:oel="http://schemas.microsoft.com/office/2019/extlst" xmlns:r="http://schemas.openxmlformats.org/officeDocument/2006/relationships" xmlns:m="http://schemas.openxmlformats.org/officeDocument/2006/math" xmlns:v="urn:schemas-microsoft-com:vml" xmlns:wp14="http://schemas.microsoft.com/office/word/2010/wordprocessingDrawing" xmlns:wp="http://schemas.openxmlformats.org/drawingml/2006/wordprocessingDrawing" xmlns:w10="urn:schemas-microsoft-com:office:word" xmlns:w="http://schemas.openxmlformats.org/wordprocessingml/2006/main" xmlns:w14="http://schemas.microsoft.com/office/word/2010/wordml" xmlns:w15="http://schemas.microsoft.com/office/word/2012/wordml" xmlns:w16cex="http://schemas.microsoft.com/office/word/2018/wordml/cex" xmlns:w16cid="http://schemas.microsoft.com/office/word/2016/wordml/cid" xmlns:w16="http://schemas.microsoft.com/office/word/2018/wordml" xmlns:w16du="http://schemas.microsoft.com/office/word/2023/wordml/word16du" xmlns:w16sdtdh="http://schemas.microsoft.com/office/word/2020/wordml/sdtdatahash" xmlns:w16sdtfl="http://schemas.microsoft.com/office/word/2024/wordml/sdtformatlock" xmlns:w16se="http://schemas.microsoft.com/office/word/2015/wordml/symex" xmlns:wpg="http://schemas.microsoft.com/office/word/2010/wordprocessingGroup" xmlns:wpi="http://schemas.microsoft.com/office/word/2010/wordprocessingInk" xmlns:wne="http://schemas.microsoft.com/office/word/2006/wordml" xmlns:wps="http://schemas.microsoft.com/office/word/2010/wordprocessingShape" mc:Ignorable="w14 w15 w16se w16cid w16 w16cex w16sdtdh w16sdtfl w16du wp14">
+<w:hdr xmlns:wpc="http://schemas.microsoft.com/office/word/2010/wordprocessingCanvas" xmlns:cx="http://schemas.microsoft.com/office/drawing/2014/chartex" xmlns:cx1="http://schemas.microsoft.com/office/drawing/2015/9/8/chartex" xmlns:cx2="http://schemas.microsoft.com/office/drawing/2015/10/21/chartex" xmlns:cx3="http://schemas.microsoft.com/office/drawing/2016/5/9/chartex" xmlns:cx4="http://schemas.microsoft.com/office/drawing/2016/5/10/chartex" xmlns:cx5="http://schemas.microsoft.com/office/drawing/2016/5/11/chartex" xmlns:cx6="http://schemas.microsoft.com/office/drawing/2016/5/12/chartex" xmlns:cx7="http://schemas.microsoft.com/office/drawing/2016/5/13/chartex" xmlns:cx8="http://schemas.microsoft.com/office/drawing/2016/5/14/chartex" xmlns:mc="http://schemas.openxmlformats.org/markup-compatibility/2006" xmlns:aink="http://schemas.microsoft.com/office/drawing/2016/ink" xmlns:am3d="http://schemas.microsoft.com/office/drawing/2017/model3d" xmlns:o="urn:schemas-microsoft-com:office:office" xmlns:r="http://schemas.openxmlformats.org/officeDocument/2006/relationships" xmlns:m="http://schemas.openxmlformats.org/officeDocument/2006/math" xmlns:v="urn:schemas-microsoft-com:vml" xmlns:wp14="http://schemas.microsoft.com/office/word/2010/wordprocessingDrawing" xmlns:wp="http://schemas.openxmlformats.org/drawingml/2006/wordprocessingDrawing" xmlns:w10="urn:schemas-microsoft-com:office:word" xmlns:w="http://schemas.openxmlformats.org/wordprocessingml/2006/main" xmlns:w14="http://schemas.microsoft.com/office/word/2010/wordml" xmlns:w15="http://schemas.microsoft.com/office/word/2012/wordml" xmlns:w16cex="http://schemas.microsoft.com/office/word/2018/wordml/cex" xmlns:w16cid="http://schemas.microsoft.com/office/word/2016/wordml/cid" xmlns:w16="http://schemas.microsoft.com/office/word/2018/wordml" xmlns:w16sdtdh="http://schemas.microsoft.com/office/word/2020/wordml/sdtdatahash" xmlns:w16se="http://schemas.microsoft.com/office/word/2015/wordml/symex" xmlns:wpg="http://schemas.microsoft.com/office/word/2010/wordprocessingGroup" xmlns:wpi="http://schemas.microsoft.com/office/word/2010/wordprocessingInk" xmlns:wne="http://schemas.microsoft.com/office/word/2006/wordml" xmlns:wps="http://schemas.microsoft.com/office/word/2010/wordprocessingShape" mc:Ignorable="w14 w15 w16se w16cid w16 w16cex w16sdtdh wp14">
   <w:p>
     <w:pPr>
       <w:pStyle w:val="a5"/>
@@ -17513,7 +16247,7 @@
 </file>
 
 <file path=word/numbering.xml><?xml version="1.0" encoding="utf-8"?>
-<w:numbering xmlns:wpc="http://schemas.microsoft.com/office/word/2010/wordprocessingCanvas" xmlns:cx="http://schemas.microsoft.com/office/drawing/2014/chartex" xmlns:cx1="http://schemas.microsoft.com/office/drawing/2015/9/8/chartex" xmlns:cx2="http://schemas.microsoft.com/office/drawing/2015/10/21/chartex" xmlns:cx3="http://schemas.microsoft.com/office/drawing/2016/5/9/chartex" xmlns:cx4="http://schemas.microsoft.com/office/drawing/2016/5/10/chartex" xmlns:cx5="http://schemas.microsoft.com/office/drawing/2016/5/11/chartex" xmlns:cx6="http://schemas.microsoft.com/office/drawing/2016/5/12/chartex" xmlns:cx7="http://schemas.microsoft.com/office/drawing/2016/5/13/chartex" xmlns:cx8="http://schemas.microsoft.com/office/drawing/2016/5/14/chartex" xmlns:mc="http://schemas.openxmlformats.org/markup-compatibility/2006" xmlns:aink="http://schemas.microsoft.com/office/drawing/2016/ink" xmlns:am3d="http://schemas.microsoft.com/office/drawing/2017/model3d" xmlns:o="urn:schemas-microsoft-com:office:office" xmlns:oel="http://schemas.microsoft.com/office/2019/extlst" xmlns:r="http://schemas.openxmlformats.org/officeDocument/2006/relationships" xmlns:m="http://schemas.openxmlformats.org/officeDocument/2006/math" xmlns:v="urn:schemas-microsoft-com:vml" xmlns:wp14="http://schemas.microsoft.com/office/word/2010/wordprocessingDrawing" xmlns:wp="http://schemas.openxmlformats.org/drawingml/2006/wordprocessingDrawing" xmlns:w10="urn:schemas-microsoft-com:office:word" xmlns:w="http://schemas.openxmlformats.org/wordprocessingml/2006/main" xmlns:w14="http://schemas.microsoft.com/office/word/2010/wordml" xmlns:w15="http://schemas.microsoft.com/office/word/2012/wordml" xmlns:w16cex="http://schemas.microsoft.com/office/word/2018/wordml/cex" xmlns:w16cid="http://schemas.microsoft.com/office/word/2016/wordml/cid" xmlns:w16="http://schemas.microsoft.com/office/word/2018/wordml" xmlns:w16du="http://schemas.microsoft.com/office/word/2023/wordml/word16du" xmlns:w16sdtdh="http://schemas.microsoft.com/office/word/2020/wordml/sdtdatahash" xmlns:w16sdtfl="http://schemas.microsoft.com/office/word/2024/wordml/sdtformatlock" xmlns:w16se="http://schemas.microsoft.com/office/word/2015/wordml/symex" xmlns:wpg="http://schemas.microsoft.com/office/word/2010/wordprocessingGroup" xmlns:wpi="http://schemas.microsoft.com/office/word/2010/wordprocessingInk" xmlns:wne="http://schemas.microsoft.com/office/word/2006/wordml" xmlns:wps="http://schemas.microsoft.com/office/word/2010/wordprocessingShape" mc:Ignorable="w14 w15 w16se w16cid w16 w16cex w16sdtdh w16sdtfl w16du wp14">
+<w:numbering xmlns:wpc="http://schemas.microsoft.com/office/word/2010/wordprocessingCanvas" xmlns:cx="http://schemas.microsoft.com/office/drawing/2014/chartex" xmlns:cx1="http://schemas.microsoft.com/office/drawing/2015/9/8/chartex" xmlns:cx2="http://schemas.microsoft.com/office/drawing/2015/10/21/chartex" xmlns:cx3="http://schemas.microsoft.com/office/drawing/2016/5/9/chartex" xmlns:cx4="http://schemas.microsoft.com/office/drawing/2016/5/10/chartex" xmlns:cx5="http://schemas.microsoft.com/office/drawing/2016/5/11/chartex" xmlns:cx6="http://schemas.microsoft.com/office/drawing/2016/5/12/chartex" xmlns:cx7="http://schemas.microsoft.com/office/drawing/2016/5/13/chartex" xmlns:cx8="http://schemas.microsoft.com/office/drawing/2016/5/14/chartex" xmlns:mc="http://schemas.openxmlformats.org/markup-compatibility/2006" xmlns:aink="http://schemas.microsoft.com/office/drawing/2016/ink" xmlns:am3d="http://schemas.microsoft.com/office/drawing/2017/model3d" xmlns:o="urn:schemas-microsoft-com:office:office" xmlns:r="http://schemas.openxmlformats.org/officeDocument/2006/relationships" xmlns:m="http://schemas.openxmlformats.org/officeDocument/2006/math" xmlns:v="urn:schemas-microsoft-com:vml" xmlns:wp14="http://schemas.microsoft.com/office/word/2010/wordprocessingDrawing" xmlns:wp="http://schemas.openxmlformats.org/drawingml/2006/wordprocessingDrawing" xmlns:w10="urn:schemas-microsoft-com:office:word" xmlns:w="http://schemas.openxmlformats.org/wordprocessingml/2006/main" xmlns:w14="http://schemas.microsoft.com/office/word/2010/wordml" xmlns:w15="http://schemas.microsoft.com/office/word/2012/wordml" xmlns:w16cex="http://schemas.microsoft.com/office/word/2018/wordml/cex" xmlns:w16cid="http://schemas.microsoft.com/office/word/2016/wordml/cid" xmlns:w16="http://schemas.microsoft.com/office/word/2018/wordml" xmlns:w16sdtdh="http://schemas.microsoft.com/office/word/2020/wordml/sdtdatahash" xmlns:w16se="http://schemas.microsoft.com/office/word/2015/wordml/symex" xmlns:wpg="http://schemas.microsoft.com/office/word/2010/wordprocessingGroup" xmlns:wpi="http://schemas.microsoft.com/office/word/2010/wordprocessingInk" xmlns:wne="http://schemas.microsoft.com/office/word/2006/wordml" xmlns:wps="http://schemas.microsoft.com/office/word/2010/wordprocessingShape" mc:Ignorable="w14 w15 w16se w16cid w16 w16cex w16sdtdh wp14">
   <w:abstractNum w:abstractNumId="0" w15:restartNumberingAfterBreak="0">
     <w:nsid w:val="105A6F4A"/>
     <w:multiLevelType w:val="multilevel"/>
@@ -18585,41 +17319,41 @@
       </w:pPr>
     </w:lvl>
   </w:abstractNum>
-  <w:num w:numId="1" w16cid:durableId="1510490422">
+  <w:num w:numId="1">
     <w:abstractNumId w:val="4"/>
   </w:num>
-  <w:num w:numId="2" w16cid:durableId="1103644982">
+  <w:num w:numId="2">
     <w:abstractNumId w:val="5"/>
   </w:num>
-  <w:num w:numId="3" w16cid:durableId="1856964115">
+  <w:num w:numId="3">
     <w:abstractNumId w:val="4"/>
   </w:num>
-  <w:num w:numId="4" w16cid:durableId="8530466">
+  <w:num w:numId="4">
     <w:abstractNumId w:val="2"/>
   </w:num>
-  <w:num w:numId="5" w16cid:durableId="1272737775">
+  <w:num w:numId="5">
     <w:abstractNumId w:val="0"/>
   </w:num>
-  <w:num w:numId="6" w16cid:durableId="804350358">
+  <w:num w:numId="6">
     <w:abstractNumId w:val="1"/>
   </w:num>
-  <w:num w:numId="7" w16cid:durableId="729037832">
+  <w:num w:numId="7">
     <w:abstractNumId w:val="7"/>
   </w:num>
-  <w:num w:numId="8" w16cid:durableId="1536695875">
+  <w:num w:numId="8">
     <w:abstractNumId w:val="6"/>
   </w:num>
-  <w:num w:numId="9" w16cid:durableId="759642444">
+  <w:num w:numId="9">
     <w:abstractNumId w:val="3"/>
   </w:num>
-  <w:num w:numId="10" w16cid:durableId="827792195">
+  <w:num w:numId="10">
     <w:abstractNumId w:val="8"/>
   </w:num>
 </w:numbering>
 </file>
 
 <file path=word/people.xml><?xml version="1.0" encoding="utf-8"?>
-<w15:people xmlns:wpc="http://schemas.microsoft.com/office/word/2010/wordprocessingCanvas" xmlns:cx="http://schemas.microsoft.com/office/drawing/2014/chartex" xmlns:cx1="http://schemas.microsoft.com/office/drawing/2015/9/8/chartex" xmlns:cx2="http://schemas.microsoft.com/office/drawing/2015/10/21/chartex" xmlns:cx3="http://schemas.microsoft.com/office/drawing/2016/5/9/chartex" xmlns:cx4="http://schemas.microsoft.com/office/drawing/2016/5/10/chartex" xmlns:cx5="http://schemas.microsoft.com/office/drawing/2016/5/11/chartex" xmlns:cx6="http://schemas.microsoft.com/office/drawing/2016/5/12/chartex" xmlns:cx7="http://schemas.microsoft.com/office/drawing/2016/5/13/chartex" xmlns:cx8="http://schemas.microsoft.com/office/drawing/2016/5/14/chartex" xmlns:mc="http://schemas.openxmlformats.org/markup-compatibility/2006" xmlns:aink="http://schemas.microsoft.com/office/drawing/2016/ink" xmlns:am3d="http://schemas.microsoft.com/office/drawing/2017/model3d" xmlns:o="urn:schemas-microsoft-com:office:office" xmlns:oel="http://schemas.microsoft.com/office/2019/extlst" xmlns:r="http://schemas.openxmlformats.org/officeDocument/2006/relationships" xmlns:m="http://schemas.openxmlformats.org/officeDocument/2006/math" xmlns:v="urn:schemas-microsoft-com:vml" xmlns:wp14="http://schemas.microsoft.com/office/word/2010/wordprocessingDrawing" xmlns:wp="http://schemas.openxmlformats.org/drawingml/2006/wordprocessingDrawing" xmlns:w10="urn:schemas-microsoft-com:office:word" xmlns:w="http://schemas.openxmlformats.org/wordprocessingml/2006/main" xmlns:w14="http://schemas.microsoft.com/office/word/2010/wordml" xmlns:w15="http://schemas.microsoft.com/office/word/2012/wordml" xmlns:w16cex="http://schemas.microsoft.com/office/word/2018/wordml/cex" xmlns:w16cid="http://schemas.microsoft.com/office/word/2016/wordml/cid" xmlns:w16="http://schemas.microsoft.com/office/word/2018/wordml" xmlns:w16du="http://schemas.microsoft.com/office/word/2023/wordml/word16du" xmlns:w16sdtdh="http://schemas.microsoft.com/office/word/2020/wordml/sdtdatahash" xmlns:w16sdtfl="http://schemas.microsoft.com/office/word/2024/wordml/sdtformatlock" xmlns:w16se="http://schemas.microsoft.com/office/word/2015/wordml/symex" xmlns:wpg="http://schemas.microsoft.com/office/word/2010/wordprocessingGroup" xmlns:wpi="http://schemas.microsoft.com/office/word/2010/wordprocessingInk" xmlns:wne="http://schemas.microsoft.com/office/word/2006/wordml" xmlns:wps="http://schemas.microsoft.com/office/word/2010/wordprocessingShape" mc:Ignorable="w14 w15 w16se w16cid w16 w16cex w16sdtdh w16sdtfl w16du wp14">
+<w15:people xmlns:wpc="http://schemas.microsoft.com/office/word/2010/wordprocessingCanvas" xmlns:cx="http://schemas.microsoft.com/office/drawing/2014/chartex" xmlns:cx1="http://schemas.microsoft.com/office/drawing/2015/9/8/chartex" xmlns:cx2="http://schemas.microsoft.com/office/drawing/2015/10/21/chartex" xmlns:cx3="http://schemas.microsoft.com/office/drawing/2016/5/9/chartex" xmlns:cx4="http://schemas.microsoft.com/office/drawing/2016/5/10/chartex" xmlns:cx5="http://schemas.microsoft.com/office/drawing/2016/5/11/chartex" xmlns:cx6="http://schemas.microsoft.com/office/drawing/2016/5/12/chartex" xmlns:cx7="http://schemas.microsoft.com/office/drawing/2016/5/13/chartex" xmlns:cx8="http://schemas.microsoft.com/office/drawing/2016/5/14/chartex" xmlns:mc="http://schemas.openxmlformats.org/markup-compatibility/2006" xmlns:aink="http://schemas.microsoft.com/office/drawing/2016/ink" xmlns:am3d="http://schemas.microsoft.com/office/drawing/2017/model3d" xmlns:o="urn:schemas-microsoft-com:office:office" xmlns:r="http://schemas.openxmlformats.org/officeDocument/2006/relationships" xmlns:m="http://schemas.openxmlformats.org/officeDocument/2006/math" xmlns:v="urn:schemas-microsoft-com:vml" xmlns:wp14="http://schemas.microsoft.com/office/word/2010/wordprocessingDrawing" xmlns:wp="http://schemas.openxmlformats.org/drawingml/2006/wordprocessingDrawing" xmlns:w10="urn:schemas-microsoft-com:office:word" xmlns:w="http://schemas.openxmlformats.org/wordprocessingml/2006/main" xmlns:w14="http://schemas.microsoft.com/office/word/2010/wordml" xmlns:w15="http://schemas.microsoft.com/office/word/2012/wordml" xmlns:w16cex="http://schemas.microsoft.com/office/word/2018/wordml/cex" xmlns:w16cid="http://schemas.microsoft.com/office/word/2016/wordml/cid" xmlns:w16="http://schemas.microsoft.com/office/word/2018/wordml" xmlns:w16sdtdh="http://schemas.microsoft.com/office/word/2020/wordml/sdtdatahash" xmlns:w16se="http://schemas.microsoft.com/office/word/2015/wordml/symex" xmlns:wpg="http://schemas.microsoft.com/office/word/2010/wordprocessingGroup" xmlns:wpi="http://schemas.microsoft.com/office/word/2010/wordprocessingInk" xmlns:wne="http://schemas.microsoft.com/office/word/2006/wordml" xmlns:wps="http://schemas.microsoft.com/office/word/2010/wordprocessingShape" mc:Ignorable="w14 w15 w16se w16cid w16 w16cex w16sdtdh wp14">
   <w15:person w15:author="阳 万">
     <w15:presenceInfo w15:providerId="Windows Live" w15:userId="cf685795c5b8302f"/>
   </w15:person>
@@ -18627,7 +17361,7 @@
 </file>
 
 <file path=word/styles.xml><?xml version="1.0" encoding="utf-8"?>
-<w:styles xmlns:mc="http://schemas.openxmlformats.org/markup-compatibility/2006" xmlns:r="http://schemas.openxmlformats.org/officeDocument/2006/relationships" xmlns:w="http://schemas.openxmlformats.org/wordprocessingml/2006/main" xmlns:w14="http://schemas.microsoft.com/office/word/2010/wordml" xmlns:w15="http://schemas.microsoft.com/office/word/2012/wordml" xmlns:w16cex="http://schemas.microsoft.com/office/word/2018/wordml/cex" xmlns:w16cid="http://schemas.microsoft.com/office/word/2016/wordml/cid" xmlns:w16="http://schemas.microsoft.com/office/word/2018/wordml" xmlns:w16du="http://schemas.microsoft.com/office/word/2023/wordml/word16du" xmlns:w16sdtdh="http://schemas.microsoft.com/office/word/2020/wordml/sdtdatahash" xmlns:w16sdtfl="http://schemas.microsoft.com/office/word/2024/wordml/sdtformatlock" xmlns:w16se="http://schemas.microsoft.com/office/word/2015/wordml/symex" mc:Ignorable="w14 w15 w16se w16cid w16 w16cex w16sdtdh w16sdtfl w16du">
+<w:styles xmlns:mc="http://schemas.openxmlformats.org/markup-compatibility/2006" xmlns:r="http://schemas.openxmlformats.org/officeDocument/2006/relationships" xmlns:w="http://schemas.openxmlformats.org/wordprocessingml/2006/main" xmlns:w14="http://schemas.microsoft.com/office/word/2010/wordml" xmlns:w15="http://schemas.microsoft.com/office/word/2012/wordml" xmlns:w16cex="http://schemas.microsoft.com/office/word/2018/wordml/cex" xmlns:w16cid="http://schemas.microsoft.com/office/word/2016/wordml/cid" xmlns:w16="http://schemas.microsoft.com/office/word/2018/wordml" xmlns:w16sdtdh="http://schemas.microsoft.com/office/word/2020/wordml/sdtdatahash" xmlns:w16se="http://schemas.microsoft.com/office/word/2015/wordml/symex" mc:Ignorable="w14 w15 w16se w16cid w16 w16cex w16sdtdh">
   <w:docDefaults>
     <w:rPrDefault>
       <w:rPr>

--- a/报告/实验报告.docx
+++ b/报告/实验报告.docx
@@ -13052,7 +13052,7 @@
     <w:p>
       <w:pPr>
         <w:rPr>
-          <w:rFonts w:ascii="Times New Roman" w:hAnsi="Times New Roman" w:hint="eastAsia"/>
+          <w:rFonts w:ascii="Times New Roman" w:hAnsi="Times New Roman"/>
           <w:sz w:val="28"/>
           <w:szCs w:val="28"/>
         </w:rPr>
@@ -13169,7 +13169,7 @@
       <w:pPr>
         <w:ind w:firstLine="570"/>
         <w:rPr>
-          <w:rFonts w:ascii="Times New Roman" w:hAnsi="Times New Roman" w:hint="eastAsia"/>
+          <w:rFonts w:ascii="Times New Roman" w:hAnsi="Times New Roman"/>
           <w:sz w:val="28"/>
           <w:szCs w:val="28"/>
         </w:rPr>
@@ -13575,6 +13575,160 @@
     </w:p>
     <w:p>
       <w:pPr>
+        <w:rPr>
+          <w:rFonts w:ascii="Times New Roman" w:hAnsi="Times New Roman" w:hint="eastAsia"/>
+          <w:sz w:val="28"/>
+          <w:szCs w:val="28"/>
+        </w:rPr>
+      </w:pPr>
+    </w:p>
+    <w:p>
+      <w:pPr>
+        <w:rPr>
+          <w:rFonts w:ascii="Times New Roman" w:hAnsi="Times New Roman"/>
+          <w:sz w:val="28"/>
+          <w:szCs w:val="28"/>
+        </w:rPr>
+      </w:pPr>
+      <w:r>
+        <w:rPr>
+          <w:rFonts w:ascii="Times New Roman" w:hAnsi="Times New Roman" w:hint="eastAsia"/>
+          <w:sz w:val="28"/>
+          <w:szCs w:val="28"/>
+        </w:rPr>
+        <w:t>4</w:t>
+      </w:r>
+      <w:r>
+        <w:rPr>
+          <w:rFonts w:ascii="Times New Roman" w:hAnsi="Times New Roman"/>
+          <w:sz w:val="28"/>
+          <w:szCs w:val="28"/>
+        </w:rPr>
+        <w:t xml:space="preserve">.3 </w:t>
+      </w:r>
+      <w:r>
+        <w:rPr>
+          <w:rFonts w:ascii="Times New Roman" w:hAnsi="Times New Roman" w:hint="eastAsia"/>
+          <w:sz w:val="28"/>
+          <w:szCs w:val="28"/>
+        </w:rPr>
+        <w:t>项目收获与经验教训</w:t>
+      </w:r>
+      <w:bookmarkStart w:id="31" w:name="_Toc69548519"/>
+    </w:p>
+    <w:p>
+      <w:pPr>
+        <w:ind w:firstLine="570"/>
+        <w:rPr>
+          <w:rFonts w:ascii="Times New Roman" w:hAnsi="Times New Roman"/>
+          <w:sz w:val="28"/>
+          <w:szCs w:val="28"/>
+        </w:rPr>
+      </w:pPr>
+      <w:r>
+        <w:rPr>
+          <w:rFonts w:ascii="Times New Roman" w:hAnsi="Times New Roman" w:hint="eastAsia"/>
+          <w:sz w:val="28"/>
+          <w:szCs w:val="28"/>
+        </w:rPr>
+        <w:t>在经过三周紧张的设计、编码和调试，以及经过一个五一假期的调整和润色，在此期间，我们收获颇多——和</w:t>
+      </w:r>
+      <w:r>
+        <w:rPr>
+          <w:rFonts w:ascii="Times New Roman" w:hAnsi="Times New Roman" w:hint="eastAsia"/>
+          <w:sz w:val="28"/>
+          <w:szCs w:val="28"/>
+        </w:rPr>
+        <w:t>OJ</w:t>
+      </w:r>
+      <w:r>
+        <w:rPr>
+          <w:rFonts w:ascii="Times New Roman" w:hAnsi="Times New Roman" w:hint="eastAsia"/>
+          <w:sz w:val="28"/>
+          <w:szCs w:val="28"/>
+        </w:rPr>
+        <w:t>算法题目或是先前的课设项目不同，本程序重在算法和数据结构的设计、分析、构建、优化、调试的全过程。</w:t>
+      </w:r>
+    </w:p>
+    <w:p>
+      <w:pPr>
+        <w:ind w:firstLine="570"/>
+        <w:rPr>
+          <w:rFonts w:ascii="Times New Roman" w:hAnsi="Times New Roman"/>
+          <w:sz w:val="28"/>
+          <w:szCs w:val="28"/>
+        </w:rPr>
+      </w:pPr>
+      <w:r>
+        <w:rPr>
+          <w:rFonts w:ascii="Times New Roman" w:hAnsi="Times New Roman" w:hint="eastAsia"/>
+          <w:sz w:val="28"/>
+          <w:szCs w:val="28"/>
+        </w:rPr>
+        <w:t>对我们而言，使用如此繁多的算法，从无到有解决这样一个复杂的问题是前所未有的。我们通过研究网络、学术资源，</w:t>
+      </w:r>
+      <w:r>
+        <w:rPr>
+          <w:rFonts w:ascii="Times New Roman" w:hAnsi="Times New Roman" w:hint="eastAsia"/>
+          <w:sz w:val="28"/>
+          <w:szCs w:val="28"/>
+        </w:rPr>
+        <w:t>使用大量的算法完成整个问题的解决过程。诚然，现在的程序的确还不够完美，但我们在解决问题的整个过程，尝试了足够丰富的方法，收获了算法和数据结构分析问题、解决问题的能力，让我们对算法和数据结构有更加深入而全面的认识。</w:t>
+      </w:r>
+    </w:p>
+    <w:p>
+      <w:pPr>
+        <w:ind w:firstLine="570"/>
+        <w:rPr>
+          <w:rFonts w:ascii="Times New Roman" w:hAnsi="Times New Roman" w:hint="eastAsia"/>
+          <w:sz w:val="28"/>
+          <w:szCs w:val="28"/>
+        </w:rPr>
+      </w:pPr>
+      <w:r>
+        <w:rPr>
+          <w:rFonts w:ascii="Times New Roman" w:hAnsi="Times New Roman" w:hint="eastAsia"/>
+          <w:sz w:val="28"/>
+          <w:szCs w:val="28"/>
+        </w:rPr>
+        <w:t>千变万化、思绪飞扬，我想这不仅仅是本次课设项目“中国象棋”的特点，更是计算机博弈的魅力所在。</w:t>
+      </w:r>
+      <w:r>
+        <w:rPr>
+          <w:rFonts w:ascii="Times New Roman" w:hAnsi="Times New Roman" w:hint="eastAsia"/>
+          <w:sz w:val="28"/>
+          <w:szCs w:val="28"/>
+        </w:rPr>
+        <w:t>本次课设更让我们入门和初步</w:t>
+      </w:r>
+      <w:r>
+        <w:rPr>
+          <w:rFonts w:ascii="Times New Roman" w:hAnsi="Times New Roman" w:hint="eastAsia"/>
+          <w:sz w:val="28"/>
+          <w:szCs w:val="28"/>
+        </w:rPr>
+        <w:lastRenderedPageBreak/>
+        <w:t>探索计算机博弈相关的实践和理论，让我们看到抽象的数据结构和算法是如何构筑成计算机博弈程序的血肉和灵魂的；本次课设也激发了我们的求知和探索兴趣，拉近了我们所学理论与现实之间的距离——算法和数据结构不是</w:t>
+      </w:r>
+      <w:r>
+        <w:rPr>
+          <w:rFonts w:ascii="Times New Roman" w:hAnsi="Times New Roman" w:hint="eastAsia"/>
+          <w:sz w:val="28"/>
+          <w:szCs w:val="28"/>
+        </w:rPr>
+        <w:t>OJ</w:t>
+      </w:r>
+      <w:r>
+        <w:rPr>
+          <w:rFonts w:ascii="Times New Roman" w:hAnsi="Times New Roman" w:hint="eastAsia"/>
+          <w:sz w:val="28"/>
+          <w:szCs w:val="28"/>
+        </w:rPr>
+        <w:t>上冰冷的评测试题，而是应用于具体程序之中的引擎；在今天的计算机理论发展中，算法和数据结构更是构成高性能计算方法的根基。</w:t>
+      </w:r>
+    </w:p>
+    <w:p>
+      <w:pPr>
         <w:ind w:firstLineChars="200" w:firstLine="560"/>
         <w:rPr>
           <w:rFonts w:ascii="Times New Roman" w:hAnsi="Times New Roman"/>
@@ -13582,83 +13736,47 @@
           <w:szCs w:val="28"/>
         </w:rPr>
       </w:pPr>
+      <w:r>
+        <w:rPr>
+          <w:rFonts w:ascii="Times New Roman" w:hAnsi="Times New Roman" w:hint="eastAsia"/>
+          <w:sz w:val="28"/>
+          <w:szCs w:val="28"/>
+        </w:rPr>
+        <w:t>考虑到自身水平问题、课程设计限制、时间要求，本程序避开机器学习及神经网络相关算法，也没有使用</w:t>
+      </w:r>
+      <w:r>
+        <w:rPr>
+          <w:rFonts w:ascii="Times New Roman" w:hAnsi="Times New Roman" w:hint="eastAsia"/>
+          <w:sz w:val="28"/>
+          <w:szCs w:val="28"/>
+        </w:rPr>
+        <w:t>MCTS</w:t>
+      </w:r>
+      <w:r>
+        <w:rPr>
+          <w:rFonts w:ascii="Times New Roman" w:hAnsi="Times New Roman" w:hint="eastAsia"/>
+          <w:sz w:val="28"/>
+          <w:szCs w:val="28"/>
+        </w:rPr>
+        <w:t>。这也是对本次课程设计的一种遗憾。</w:t>
+      </w:r>
     </w:p>
     <w:p>
       <w:pPr>
         <w:ind w:firstLineChars="200" w:firstLine="560"/>
         <w:rPr>
-          <w:rFonts w:ascii="Times New Roman" w:hAnsi="Times New Roman"/>
-          <w:sz w:val="28"/>
-          <w:szCs w:val="28"/>
-        </w:rPr>
-      </w:pPr>
-    </w:p>
-    <w:p>
-      <w:pPr>
-        <w:ind w:firstLineChars="200" w:firstLine="560"/>
-        <w:rPr>
-          <w:rFonts w:ascii="Times New Roman" w:hAnsi="Times New Roman"/>
-          <w:sz w:val="28"/>
-          <w:szCs w:val="28"/>
-        </w:rPr>
-      </w:pPr>
-    </w:p>
-    <w:p>
-      <w:pPr>
-        <w:rPr>
-          <w:rFonts w:ascii="Times New Roman" w:hAnsi="Times New Roman"/>
-          <w:sz w:val="28"/>
-          <w:szCs w:val="28"/>
-        </w:rPr>
-      </w:pPr>
-      <w:r>
-        <w:rPr>
-          <w:rFonts w:ascii="Times New Roman" w:hAnsi="Times New Roman" w:hint="eastAsia"/>
-          <w:sz w:val="28"/>
-          <w:szCs w:val="28"/>
-        </w:rPr>
-        <w:t>4</w:t>
-      </w:r>
-      <w:r>
-        <w:rPr>
-          <w:rFonts w:ascii="Times New Roman" w:hAnsi="Times New Roman"/>
-          <w:sz w:val="28"/>
-          <w:szCs w:val="28"/>
-        </w:rPr>
-        <w:t xml:space="preserve">.3 </w:t>
-      </w:r>
-      <w:r>
-        <w:rPr>
-          <w:rFonts w:ascii="Times New Roman" w:hAnsi="Times New Roman" w:hint="eastAsia"/>
-          <w:sz w:val="28"/>
-          <w:szCs w:val="28"/>
-        </w:rPr>
-        <w:t>项目收获与经验教训</w:t>
-      </w:r>
-      <w:bookmarkStart w:id="31" w:name="_Toc69548519"/>
-      <w:r>
-        <w:rPr>
-          <w:rFonts w:ascii="Times New Roman" w:hAnsi="Times New Roman" w:hint="eastAsia"/>
-          <w:sz w:val="28"/>
-          <w:szCs w:val="28"/>
-        </w:rPr>
-        <w:t>(</w:t>
-      </w:r>
-      <w:r>
-        <w:rPr>
-          <w:rFonts w:ascii="Times New Roman" w:hAnsi="Times New Roman" w:hint="eastAsia"/>
-          <w:sz w:val="28"/>
-          <w:szCs w:val="28"/>
-        </w:rPr>
-        <w:t>待补充</w:t>
-      </w:r>
-      <w:r>
-        <w:rPr>
-          <w:rFonts w:ascii="Times New Roman" w:hAnsi="Times New Roman"/>
-          <w:sz w:val="28"/>
-          <w:szCs w:val="28"/>
-        </w:rPr>
-        <w:t>)</w:t>
+          <w:rFonts w:ascii="Times New Roman" w:hAnsi="Times New Roman" w:hint="eastAsia"/>
+          <w:sz w:val="28"/>
+          <w:szCs w:val="28"/>
+        </w:rPr>
+      </w:pPr>
+      <w:r>
+        <w:rPr>
+          <w:rFonts w:ascii="Times New Roman" w:hAnsi="Times New Roman" w:hint="eastAsia"/>
+          <w:sz w:val="28"/>
+          <w:szCs w:val="28"/>
+        </w:rPr>
+        <w:t>本项目终于迎来了她的尾声。最后，感谢虞强源老师、朱允刚老师的鼓励和指点、感谢组员之间的一致协作。</w:t>
       </w:r>
     </w:p>
     <w:p>
@@ -14495,16 +14613,7 @@
           <w:sz w:val="28"/>
           <w:szCs w:val="28"/>
         </w:rPr>
-        <w:t>审查代码找出致命</w:t>
-      </w:r>
-      <w:r>
-        <w:rPr>
-          <w:rFonts w:ascii="Times New Roman" w:hAnsi="Times New Roman" w:hint="eastAsia"/>
-          <w:sz w:val="28"/>
-          <w:szCs w:val="28"/>
-        </w:rPr>
-        <w:lastRenderedPageBreak/>
-        <w:t>问题并辅助修正，解决错误使程序正确运行。</w:t>
+        <w:t>审查代码找出致命问题并辅助修正，解决错误使程序正确运行。</w:t>
       </w:r>
     </w:p>
     <w:p>
@@ -14723,7 +14832,7 @@
     <w:p>
       <w:pPr>
         <w:rPr>
-          <w:rFonts w:ascii="Times New Roman" w:hAnsi="Times New Roman" w:hint="eastAsia"/>
+          <w:rFonts w:ascii="Times New Roman" w:hAnsi="Times New Roman"/>
           <w:sz w:val="28"/>
           <w:szCs w:val="28"/>
         </w:rPr>
@@ -14878,6 +14987,7 @@
           <w:sz w:val="28"/>
           <w:szCs w:val="28"/>
         </w:rPr>
+        <w:lastRenderedPageBreak/>
         <w:t>《</w:t>
       </w:r>
       <w:r>
@@ -15359,40 +15469,40 @@
           <w:sz w:val="28"/>
           <w:szCs w:val="28"/>
         </w:rPr>
+        <w:t>6</w:t>
+      </w:r>
+      <w:r>
+        <w:rPr>
+          <w:rFonts w:ascii="Times New Roman" w:hAnsi="Times New Roman"/>
+          <w:sz w:val="28"/>
+          <w:szCs w:val="28"/>
+        </w:rPr>
+        <w:t xml:space="preserve">.2 </w:t>
+      </w:r>
+      <w:r>
+        <w:rPr>
+          <w:rFonts w:ascii="Times New Roman" w:hAnsi="Times New Roman" w:hint="eastAsia"/>
+          <w:sz w:val="28"/>
+          <w:szCs w:val="28"/>
+        </w:rPr>
+        <w:t>参考文献资料</w:t>
+      </w:r>
+    </w:p>
+    <w:p>
+      <w:pPr>
+        <w:rPr>
+          <w:rFonts w:ascii="Times New Roman" w:hAnsi="Times New Roman"/>
+          <w:sz w:val="28"/>
+          <w:szCs w:val="28"/>
+        </w:rPr>
+      </w:pPr>
+      <w:r>
+        <w:rPr>
+          <w:rFonts w:ascii="Times New Roman" w:hAnsi="Times New Roman" w:hint="eastAsia"/>
+          <w:sz w:val="28"/>
+          <w:szCs w:val="28"/>
+        </w:rPr>
         <w:lastRenderedPageBreak/>
-        <w:t>6</w:t>
-      </w:r>
-      <w:r>
-        <w:rPr>
-          <w:rFonts w:ascii="Times New Roman" w:hAnsi="Times New Roman"/>
-          <w:sz w:val="28"/>
-          <w:szCs w:val="28"/>
-        </w:rPr>
-        <w:t xml:space="preserve">.2 </w:t>
-      </w:r>
-      <w:r>
-        <w:rPr>
-          <w:rFonts w:ascii="Times New Roman" w:hAnsi="Times New Roman" w:hint="eastAsia"/>
-          <w:sz w:val="28"/>
-          <w:szCs w:val="28"/>
-        </w:rPr>
-        <w:t>参考文献资料</w:t>
-      </w:r>
-    </w:p>
-    <w:p>
-      <w:pPr>
-        <w:rPr>
-          <w:rFonts w:ascii="Times New Roman" w:hAnsi="Times New Roman"/>
-          <w:sz w:val="28"/>
-          <w:szCs w:val="28"/>
-        </w:rPr>
-      </w:pPr>
-      <w:r>
-        <w:rPr>
-          <w:rFonts w:ascii="Times New Roman" w:hAnsi="Times New Roman" w:hint="eastAsia"/>
-          <w:sz w:val="28"/>
-          <w:szCs w:val="28"/>
-        </w:rPr>
         <w:t>1</w:t>
       </w:r>
       <w:r>

--- a/报告/实验报告.docx
+++ b/报告/实验报告.docx
@@ -1,6 +1,6 @@
 
 <file path=word/document.xml><?xml version="1.0" encoding="utf-8"?>
-<w:document xmlns:wpc="http://schemas.microsoft.com/office/word/2010/wordprocessingCanvas" xmlns:cx="http://schemas.microsoft.com/office/drawing/2014/chartex" xmlns:cx1="http://schemas.microsoft.com/office/drawing/2015/9/8/chartex" xmlns:cx2="http://schemas.microsoft.com/office/drawing/2015/10/21/chartex" xmlns:cx3="http://schemas.microsoft.com/office/drawing/2016/5/9/chartex" xmlns:cx4="http://schemas.microsoft.com/office/drawing/2016/5/10/chartex" xmlns:cx5="http://schemas.microsoft.com/office/drawing/2016/5/11/chartex" xmlns:cx6="http://schemas.microsoft.com/office/drawing/2016/5/12/chartex" xmlns:cx7="http://schemas.microsoft.com/office/drawing/2016/5/13/chartex" xmlns:cx8="http://schemas.microsoft.com/office/drawing/2016/5/14/chartex" xmlns:mc="http://schemas.openxmlformats.org/markup-compatibility/2006" xmlns:aink="http://schemas.microsoft.com/office/drawing/2016/ink" xmlns:am3d="http://schemas.microsoft.com/office/drawing/2017/model3d" xmlns:o="urn:schemas-microsoft-com:office:office" xmlns:r="http://schemas.openxmlformats.org/officeDocument/2006/relationships" xmlns:m="http://schemas.openxmlformats.org/officeDocument/2006/math" xmlns:v="urn:schemas-microsoft-com:vml" xmlns:wp14="http://schemas.microsoft.com/office/word/2010/wordprocessingDrawing" xmlns:wp="http://schemas.openxmlformats.org/drawingml/2006/wordprocessingDrawing" xmlns:w10="urn:schemas-microsoft-com:office:word" xmlns:w="http://schemas.openxmlformats.org/wordprocessingml/2006/main" xmlns:w14="http://schemas.microsoft.com/office/word/2010/wordml" xmlns:w15="http://schemas.microsoft.com/office/word/2012/wordml" xmlns:w16cex="http://schemas.microsoft.com/office/word/2018/wordml/cex" xmlns:w16cid="http://schemas.microsoft.com/office/word/2016/wordml/cid" xmlns:w16="http://schemas.microsoft.com/office/word/2018/wordml" xmlns:w16sdtdh="http://schemas.microsoft.com/office/word/2020/wordml/sdtdatahash" xmlns:w16se="http://schemas.microsoft.com/office/word/2015/wordml/symex" xmlns:wpg="http://schemas.microsoft.com/office/word/2010/wordprocessingGroup" xmlns:wpi="http://schemas.microsoft.com/office/word/2010/wordprocessingInk" xmlns:wne="http://schemas.microsoft.com/office/word/2006/wordml" xmlns:wps="http://schemas.microsoft.com/office/word/2010/wordprocessingShape" mc:Ignorable="w14 w15 w16se w16cid w16 w16cex w16sdtdh wp14">
+<w:document xmlns:wpc="http://schemas.microsoft.com/office/word/2010/wordprocessingCanvas" xmlns:cx="http://schemas.microsoft.com/office/drawing/2014/chartex" xmlns:cx1="http://schemas.microsoft.com/office/drawing/2015/9/8/chartex" xmlns:cx2="http://schemas.microsoft.com/office/drawing/2015/10/21/chartex" xmlns:cx3="http://schemas.microsoft.com/office/drawing/2016/5/9/chartex" xmlns:cx4="http://schemas.microsoft.com/office/drawing/2016/5/10/chartex" xmlns:cx5="http://schemas.microsoft.com/office/drawing/2016/5/11/chartex" xmlns:cx6="http://schemas.microsoft.com/office/drawing/2016/5/12/chartex" xmlns:cx7="http://schemas.microsoft.com/office/drawing/2016/5/13/chartex" xmlns:cx8="http://schemas.microsoft.com/office/drawing/2016/5/14/chartex" xmlns:mc="http://schemas.openxmlformats.org/markup-compatibility/2006" xmlns:aink="http://schemas.microsoft.com/office/drawing/2016/ink" xmlns:am3d="http://schemas.microsoft.com/office/drawing/2017/model3d" xmlns:o="urn:schemas-microsoft-com:office:office" xmlns:oel="http://schemas.microsoft.com/office/2019/extlst" xmlns:r="http://schemas.openxmlformats.org/officeDocument/2006/relationships" xmlns:m="http://schemas.openxmlformats.org/officeDocument/2006/math" xmlns:v="urn:schemas-microsoft-com:vml" xmlns:wp14="http://schemas.microsoft.com/office/word/2010/wordprocessingDrawing" xmlns:wp="http://schemas.openxmlformats.org/drawingml/2006/wordprocessingDrawing" xmlns:w10="urn:schemas-microsoft-com:office:word" xmlns:w="http://schemas.openxmlformats.org/wordprocessingml/2006/main" xmlns:w14="http://schemas.microsoft.com/office/word/2010/wordml" xmlns:w15="http://schemas.microsoft.com/office/word/2012/wordml" xmlns:w16cex="http://schemas.microsoft.com/office/word/2018/wordml/cex" xmlns:w16cid="http://schemas.microsoft.com/office/word/2016/wordml/cid" xmlns:w16="http://schemas.microsoft.com/office/word/2018/wordml" xmlns:w16du="http://schemas.microsoft.com/office/word/2023/wordml/word16du" xmlns:w16sdtdh="http://schemas.microsoft.com/office/word/2020/wordml/sdtdatahash" xmlns:w16sdtfl="http://schemas.microsoft.com/office/word/2024/wordml/sdtformatlock" xmlns:w16se="http://schemas.microsoft.com/office/word/2015/wordml/symex" xmlns:wpg="http://schemas.microsoft.com/office/word/2010/wordprocessingGroup" xmlns:wpi="http://schemas.microsoft.com/office/word/2010/wordprocessingInk" xmlns:wne="http://schemas.microsoft.com/office/word/2006/wordml" xmlns:wps="http://schemas.microsoft.com/office/word/2010/wordprocessingShape" mc:Ignorable="w14 w15 w16se w16cid w16 w16cex w16sdtdh w16sdtfl w16du wp14">
   <w:body>
     <w:p>
       <w:pPr>
@@ -1229,6 +1229,40 @@
           <w:szCs w:val="24"/>
         </w:rPr>
         <w:t>将军状态的特殊处理</w:t>
+      </w:r>
+      <w:r>
+        <w:rPr>
+          <w:rFonts w:ascii="Times New Roman" w:hAnsi="Times New Roman" w:hint="eastAsia"/>
+          <w:sz w:val="24"/>
+          <w:szCs w:val="24"/>
+        </w:rPr>
+        <w:t>；</w:t>
+      </w:r>
+    </w:p>
+    <w:p>
+      <w:pPr>
+        <w:ind w:firstLine="420"/>
+        <w:rPr>
+          <w:rFonts w:ascii="Times New Roman" w:hAnsi="Times New Roman" w:hint="eastAsia"/>
+          <w:sz w:val="24"/>
+          <w:szCs w:val="24"/>
+        </w:rPr>
+      </w:pPr>
+      <w:r>
+        <w:rPr>
+          <w:rFonts w:ascii="Times New Roman" w:hAnsi="Times New Roman" w:hint="eastAsia"/>
+          <w:sz w:val="24"/>
+          <w:szCs w:val="24"/>
+        </w:rPr>
+        <w:t>将程序转换为</w:t>
+      </w:r>
+      <w:r>
+        <w:rPr>
+          <w:rFonts w:ascii="Times New Roman" w:hAnsi="Times New Roman" w:hint="eastAsia"/>
+          <w:sz w:val="24"/>
+          <w:szCs w:val="24"/>
+        </w:rPr>
+        <w:t>rust</w:t>
       </w:r>
       <w:r>
         <w:rPr>
@@ -1520,7 +1554,6 @@
           <w:sz w:val="28"/>
           <w:szCs w:val="28"/>
         </w:rPr>
-        <w:lastRenderedPageBreak/>
         <w:t>程序首先根据评测平台输入的历史走法恢复当前棋局状态，然后在当前局面下生成所有满足中国象棋规则的合法着法；在此基础上，对每个候选着法产生的新局面进行评估，并通过搜索算法向后推演若干层博弈树，最终选择在当前搜索深度和时间限制内评估值最高的着法作为输出。</w:t>
       </w:r>
     </w:p>
@@ -1902,7 +1935,6 @@
           <w:sz w:val="28"/>
           <w:szCs w:val="28"/>
         </w:rPr>
-        <w:lastRenderedPageBreak/>
         <w:t>程序第三部分</w:t>
       </w:r>
       <w:r>
@@ -2368,16 +2400,8 @@
           <w:sz w:val="28"/>
           <w:szCs w:val="28"/>
         </w:rPr>
-        <w:t>本程序的总体框架可以概括为：先由规则层保证着法合法，再由</w:t>
-      </w:r>
-      <w:r>
-        <w:rPr>
-          <w:rFonts w:ascii="Times New Roman" w:hAnsi="Times New Roman"/>
-          <w:sz w:val="28"/>
-          <w:szCs w:val="28"/>
-        </w:rPr>
         <w:lastRenderedPageBreak/>
-        <w:t>评价层估计局面优劣，最后由搜索层在候选着法中选择收益最大的方案。开局阶段尽量利用开局库快速落子；中后盘阶段则依赖局面评估函数和多种剪枝优化后的博弈树搜索，在搜索质量与运行时间之间取得平衡。</w:t>
+        <w:t>本程序的总体框架可以概括为：先由规则层保证着法合法，再由评价层估计局面优劣，最后由搜索层在候选着法中选择收益最大的方案。开局阶段尽量利用开局库快速落子；中后盘阶段则依赖局面评估函数和多种剪枝优化后的博弈树搜索，在搜索质量与运行时间之间取得平衡。</w:t>
       </w:r>
     </w:p>
     <w:p>
@@ -2839,7 +2863,16 @@
           <w:sz w:val="28"/>
           <w:szCs w:val="28"/>
         </w:rPr>
-        <w:t>、相位置表</w:t>
+        <w:t>、</w:t>
+      </w:r>
+      <w:r>
+        <w:rPr>
+          <w:rFonts w:ascii="Times New Roman" w:hAnsi="Times New Roman" w:hint="eastAsia"/>
+          <w:sz w:val="28"/>
+          <w:szCs w:val="28"/>
+        </w:rPr>
+        <w:lastRenderedPageBreak/>
+        <w:t>相位置表</w:t>
       </w:r>
       <w:r>
         <w:rPr>
@@ -2887,7 +2920,6 @@
           <w:sz w:val="28"/>
           <w:szCs w:val="28"/>
         </w:rPr>
-        <w:lastRenderedPageBreak/>
         <w:t>PawnMidPtable</w:t>
       </w:r>
       <w:r>
@@ -3390,7 +3422,6 @@
           <w:sz w:val="28"/>
           <w:szCs w:val="28"/>
         </w:rPr>
-        <w:lastRenderedPageBreak/>
         <w:t xml:space="preserve">2.5 </w:t>
       </w:r>
       <w:r>
@@ -3874,7 +3905,16 @@
           <w:sz w:val="28"/>
           <w:szCs w:val="28"/>
         </w:rPr>
-        <w:t>统计炮与将帅之间的阻挡子数量，分别识别空头炮或以窝心马为炮架的危险形态，并根据距离查表加入罚分。最终在</w:t>
+        <w:t>统计炮与将帅之间的阻挡子数量，分别识别空头炮或以窝心马为炮架的危险形态，并根据距离查表加入罚分。</w:t>
+      </w:r>
+      <w:r>
+        <w:rPr>
+          <w:rFonts w:ascii="Times New Roman" w:hAnsi="Times New Roman"/>
+          <w:sz w:val="28"/>
+          <w:szCs w:val="28"/>
+        </w:rPr>
+        <w:lastRenderedPageBreak/>
+        <w:t>最终在</w:t>
       </w:r>
       <w:r>
         <w:rPr>
@@ -3931,7 +3971,6 @@
           <w:sz w:val="28"/>
           <w:szCs w:val="28"/>
         </w:rPr>
-        <w:lastRenderedPageBreak/>
         <w:t>2</w:t>
       </w:r>
       <w:r>
@@ -4671,6 +4710,7 @@
           <w:sz w:val="28"/>
           <w:szCs w:val="28"/>
         </w:rPr>
+        <w:lastRenderedPageBreak/>
         <w:t xml:space="preserve">getchessbook </w:t>
       </w:r>
       <w:r>
@@ -4692,15 +4732,7 @@
           <w:sz w:val="28"/>
           <w:szCs w:val="28"/>
         </w:rPr>
-        <w:t>，在命中开局库时选取出现次数最高的候选着法；若多个着法出现次数</w:t>
-      </w:r>
-      <w:r>
-        <w:rPr>
-          <w:sz w:val="28"/>
-          <w:szCs w:val="28"/>
-        </w:rPr>
-        <w:lastRenderedPageBreak/>
-        <w:t>相同，则随机选择其中之一，并在输出前再次调用</w:t>
+        <w:t>，在命中开局库时选取出现次数最高的候选着法；若多个着法出现次数相同，则随机选择其中之一，并在输出前再次调用</w:t>
       </w:r>
       <w:r>
         <w:rPr>
@@ -5361,7 +5393,16 @@
           <w:sz w:val="28"/>
           <w:szCs w:val="28"/>
         </w:rPr>
-        <w:t>截断时写入置换表，并优先保留更深层的搜索结果。同时，命中的</w:t>
+        <w:t>截断时写入置换</w:t>
+      </w:r>
+      <w:r>
+        <w:rPr>
+          <w:rFonts w:ascii="Times New Roman" w:hAnsi="Times New Roman"/>
+          <w:sz w:val="28"/>
+          <w:szCs w:val="28"/>
+        </w:rPr>
+        <w:lastRenderedPageBreak/>
+        <w:t>表，并优先保留更深层的搜索结果。同时，命中的</w:t>
       </w:r>
       <w:r>
         <w:rPr>
@@ -5394,7 +5435,6 @@
           <w:sz w:val="28"/>
           <w:szCs w:val="28"/>
         </w:rPr>
-        <w:lastRenderedPageBreak/>
         <w:t>3</w:t>
       </w:r>
       <w:r>
@@ -5978,7 +6018,16 @@
           <w:sz w:val="28"/>
           <w:szCs w:val="28"/>
         </w:rPr>
-        <w:t xml:space="preserve"> original_alpha </w:t>
+        <w:t xml:space="preserve"> </w:t>
+      </w:r>
+      <w:r>
+        <w:rPr>
+          <w:rFonts w:ascii="Times New Roman" w:hAnsi="Times New Roman"/>
+          <w:sz w:val="28"/>
+          <w:szCs w:val="28"/>
+        </w:rPr>
+        <w:lastRenderedPageBreak/>
+        <w:t xml:space="preserve">original_alpha </w:t>
       </w:r>
       <w:r>
         <w:rPr>
@@ -6068,7 +6117,6 @@
           <w:sz w:val="28"/>
           <w:szCs w:val="28"/>
         </w:rPr>
-        <w:lastRenderedPageBreak/>
         <w:t>3</w:t>
       </w:r>
       <w:r>
@@ -6617,6 +6665,7 @@
           <w:sz w:val="28"/>
           <w:szCs w:val="28"/>
         </w:rPr>
+        <w:lastRenderedPageBreak/>
         <w:t>在后续着法生成时，如果不被将军，只搜索吃子着法（</w:t>
       </w:r>
       <w:r>
@@ -6641,16 +6690,7 @@
           <w:sz w:val="28"/>
           <w:szCs w:val="28"/>
         </w:rPr>
-        <w:t xml:space="preserve"> </w:t>
-      </w:r>
-      <w:r>
-        <w:rPr>
-          <w:rFonts w:ascii="Times New Roman" w:hAnsi="Times New Roman"/>
-          <w:sz w:val="28"/>
-          <w:szCs w:val="28"/>
-        </w:rPr>
-        <w:lastRenderedPageBreak/>
-        <w:t xml:space="preserve">AttackerValue[attacker] </w:t>
+        <w:t xml:space="preserve"> AttackerValue[attacker] </w:t>
       </w:r>
       <w:r>
         <w:rPr>
@@ -7343,7 +7383,16 @@
           <w:sz w:val="28"/>
           <w:szCs w:val="28"/>
         </w:rPr>
-        <w:t>只有在需要挑出好着法时才进行排序操作，避免使用全局</w:t>
+        <w:t>只有在需要挑出好着</w:t>
+      </w:r>
+      <w:r>
+        <w:rPr>
+          <w:rFonts w:ascii="Times New Roman" w:hAnsi="Times New Roman" w:hint="eastAsia"/>
+          <w:sz w:val="28"/>
+          <w:szCs w:val="28"/>
+        </w:rPr>
+        <w:lastRenderedPageBreak/>
+        <w:t>法时才进行排序操作，避免使用全局</w:t>
       </w:r>
       <w:r>
         <w:rPr>
@@ -7966,7 +8015,6 @@
           <w:sz w:val="28"/>
           <w:szCs w:val="28"/>
         </w:rPr>
-        <w:lastRenderedPageBreak/>
         <w:t>方法描述：</w:t>
       </w:r>
       <w:r>
@@ -8281,6 +8329,7 @@
           <w:sz w:val="28"/>
           <w:szCs w:val="28"/>
         </w:rPr>
+        <w:lastRenderedPageBreak/>
         <w:t>3</w:t>
       </w:r>
       <w:r>
@@ -8389,16 +8438,7 @@
           <w:sz w:val="28"/>
           <w:szCs w:val="28"/>
         </w:rPr>
-        <w:t>博弈树搜索的单步</w:t>
-      </w:r>
-      <w:r>
-        <w:rPr>
-          <w:rFonts w:ascii="Times New Roman" w:hAnsi="Times New Roman"/>
-          <w:sz w:val="28"/>
-          <w:szCs w:val="28"/>
-        </w:rPr>
-        <w:lastRenderedPageBreak/>
-        <w:t>耗时进行控制与阻断，主要防止引擎超时。程序在搜索起步时通过</w:t>
+        <w:t>博弈树搜索的单步耗时进行控制与阻断，主要防止引擎超时。程序在搜索起步时通过</w:t>
       </w:r>
       <w:r>
         <w:rPr>
@@ -9517,7 +9557,6 @@
           <w:sz w:val="28"/>
           <w:szCs w:val="28"/>
         </w:rPr>
-        <w:lastRenderedPageBreak/>
         <w:t>程序空间复杂度与内存开销分析如下：</w:t>
       </w:r>
     </w:p>
@@ -10189,7 +10228,6 @@
           <w:sz w:val="28"/>
           <w:szCs w:val="28"/>
         </w:rPr>
-        <w:lastRenderedPageBreak/>
         <w:t>递归搜素局部向量</w:t>
       </w:r>
     </w:p>
@@ -10657,6 +10695,7 @@
           <w:sz w:val="28"/>
           <w:szCs w:val="28"/>
         </w:rPr>
+        <w:lastRenderedPageBreak/>
         <w:drawing>
           <wp:inline distT="0" distB="0" distL="0" distR="0" wp14:anchorId="0F6A71B0" wp14:editId="5575C1A2">
             <wp:extent cx="5270500" cy="3371850"/>
@@ -10713,9 +10752,8 @@
           <w:sz w:val="28"/>
           <w:szCs w:val="28"/>
         </w:rPr>
-        <w:lastRenderedPageBreak/>
         <w:drawing>
-          <wp:inline distT="0" distB="0" distL="0" distR="0" wp14:anchorId="03098B2F" wp14:editId="6B7DD588">
+          <wp:inline distT="0" distB="0" distL="0" distR="0" wp14:anchorId="03098B2F" wp14:editId="75F8E54F">
             <wp:extent cx="5264150" cy="3340100"/>
             <wp:effectExtent l="0" t="0" r="0" b="0"/>
             <wp:docPr id="1255453387" name="图片 2"/>
@@ -10770,6 +10808,7 @@
           <w:sz w:val="28"/>
           <w:szCs w:val="28"/>
         </w:rPr>
+        <w:lastRenderedPageBreak/>
         <w:drawing>
           <wp:inline distT="0" distB="0" distL="0" distR="0" wp14:anchorId="51D0EEFD" wp14:editId="2295E4F8">
             <wp:extent cx="5264150" cy="3365500"/>
@@ -10826,7 +10865,6 @@
           <w:sz w:val="28"/>
           <w:szCs w:val="28"/>
         </w:rPr>
-        <w:lastRenderedPageBreak/>
         <w:drawing>
           <wp:inline distT="0" distB="0" distL="0" distR="0" wp14:anchorId="3FB7A739" wp14:editId="13619B77">
             <wp:extent cx="5270500" cy="3371850"/>
@@ -10883,6 +10921,7 @@
           <w:sz w:val="28"/>
           <w:szCs w:val="28"/>
         </w:rPr>
+        <w:lastRenderedPageBreak/>
         <w:drawing>
           <wp:inline distT="0" distB="0" distL="0" distR="0" wp14:anchorId="1993B784" wp14:editId="56DDBB27">
             <wp:extent cx="5264150" cy="3302000"/>
@@ -11100,16 +11139,7 @@
           <w:sz w:val="28"/>
           <w:szCs w:val="28"/>
         </w:rPr>
-        <w:t>具有较为的进攻欲望，擅长于使用少数棋子牵制对方大量棋子，这与我们构建的分数评估体系密切相关，</w:t>
-      </w:r>
-      <w:r>
-        <w:rPr>
-          <w:rFonts w:ascii="Times New Roman" w:hAnsi="Times New Roman" w:hint="eastAsia"/>
-          <w:sz w:val="28"/>
-          <w:szCs w:val="28"/>
-        </w:rPr>
-        <w:lastRenderedPageBreak/>
-        <w:t>另外</w:t>
+        <w:t>具有较为的进攻欲望，擅长于使用少数棋子牵制对方大量棋子，这与我们构建的分数评估体系密切相关，另外</w:t>
       </w:r>
       <w:r>
         <w:rPr>
@@ -11358,6 +11388,7 @@
           <w:sz w:val="28"/>
           <w:szCs w:val="28"/>
         </w:rPr>
+        <w:lastRenderedPageBreak/>
         <w:t>遭遇问题、分析与思考问题、直至解决问题的过程贯穿算法与程序的设计、编写过程的始终。回顾本项目从零到完备的构建过程，大致，出现大大小小许多问题，大致可以分为算法问题与程序问题，</w:t>
       </w:r>
       <w:r>
@@ -11603,7 +11634,228 @@
           <w:sz w:val="28"/>
           <w:szCs w:val="28"/>
         </w:rPr>
-        <w:t>我们也仅仅是在课下折腾过大模型和数据分析，相应理论和算法能力并不算过</w:t>
+        <w:t>我们也仅仅是在课下折腾过大模型和数据分析，相应理论和算法能力并不算过硬。就三四周的紧张项目编写过程来说，肯定是不如使用经典搜素算法</w:t>
+      </w:r>
+      <w:r>
+        <w:rPr>
+          <w:rFonts w:ascii="Times New Roman" w:hAnsi="Times New Roman" w:hint="eastAsia"/>
+          <w:sz w:val="28"/>
+          <w:szCs w:val="28"/>
+        </w:rPr>
+        <w:t xml:space="preserve"> </w:t>
+      </w:r>
+      <w:r>
+        <w:rPr>
+          <w:rFonts w:ascii="Times New Roman" w:hAnsi="Times New Roman" w:hint="eastAsia"/>
+          <w:sz w:val="28"/>
+          <w:szCs w:val="28"/>
+        </w:rPr>
+        <w:t>——</w:t>
+      </w:r>
+      <w:r>
+        <w:rPr>
+          <w:rFonts w:ascii="Times New Roman" w:hAnsi="Times New Roman"/>
+          <w:sz w:val="28"/>
+          <w:szCs w:val="28"/>
+        </w:rPr>
+        <w:t xml:space="preserve"> </w:t>
+      </w:r>
+      <w:r>
+        <w:rPr>
+          <w:rFonts w:ascii="Times New Roman" w:hAnsi="Times New Roman" w:hint="eastAsia"/>
+          <w:sz w:val="28"/>
+          <w:szCs w:val="28"/>
+        </w:rPr>
+        <w:t>它内容全面，已经成熟和完善，</w:t>
+      </w:r>
+      <w:r>
+        <w:rPr>
+          <w:rFonts w:ascii="Times New Roman" w:hAnsi="Times New Roman" w:hint="eastAsia"/>
+          <w:sz w:val="28"/>
+          <w:szCs w:val="28"/>
+        </w:rPr>
+        <w:t>足以完成本课程设计的完整任务。</w:t>
+      </w:r>
+    </w:p>
+    <w:p>
+      <w:pPr>
+        <w:rPr>
+          <w:rFonts w:ascii="Times New Roman" w:hAnsi="Times New Roman"/>
+          <w:sz w:val="28"/>
+          <w:szCs w:val="28"/>
+        </w:rPr>
+      </w:pPr>
+      <w:r>
+        <w:rPr>
+          <w:rFonts w:ascii="Times New Roman" w:hAnsi="Times New Roman"/>
+          <w:sz w:val="28"/>
+          <w:szCs w:val="28"/>
+        </w:rPr>
+        <w:t>4.1.</w:t>
+      </w:r>
+      <w:r>
+        <w:rPr>
+          <w:rFonts w:ascii="Times New Roman" w:hAnsi="Times New Roman" w:hint="eastAsia"/>
+          <w:sz w:val="28"/>
+          <w:szCs w:val="28"/>
+        </w:rPr>
+        <w:t>2</w:t>
+      </w:r>
+      <w:r>
+        <w:rPr>
+          <w:rFonts w:ascii="Times New Roman" w:hAnsi="Times New Roman"/>
+          <w:sz w:val="28"/>
+          <w:szCs w:val="28"/>
+        </w:rPr>
+        <w:t xml:space="preserve"> </w:t>
+      </w:r>
+      <w:r>
+        <w:rPr>
+          <w:rFonts w:ascii="Times New Roman" w:hAnsi="Times New Roman" w:hint="eastAsia"/>
+          <w:sz w:val="28"/>
+          <w:szCs w:val="28"/>
+        </w:rPr>
+        <w:t>算法优化问题</w:t>
+      </w:r>
+    </w:p>
+    <w:p>
+      <w:pPr>
+        <w:ind w:firstLineChars="200" w:firstLine="560"/>
+        <w:rPr>
+          <w:rFonts w:ascii="Times New Roman" w:hAnsi="Times New Roman"/>
+          <w:sz w:val="28"/>
+          <w:szCs w:val="28"/>
+        </w:rPr>
+      </w:pPr>
+      <w:r>
+        <w:rPr>
+          <w:rFonts w:ascii="Times New Roman" w:hAnsi="Times New Roman" w:hint="eastAsia"/>
+          <w:sz w:val="28"/>
+          <w:szCs w:val="28"/>
+        </w:rPr>
+        <w:t>如何优化当前算法？</w:t>
+      </w:r>
+      <w:r>
+        <w:rPr>
+          <w:rFonts w:ascii="Times New Roman" w:hAnsi="Times New Roman" w:hint="eastAsia"/>
+          <w:sz w:val="28"/>
+          <w:szCs w:val="28"/>
+        </w:rPr>
+        <w:t>仅仅使用</w:t>
+      </w:r>
+      <w:r>
+        <w:rPr>
+          <w:rFonts w:ascii="Times New Roman" w:hAnsi="Times New Roman" w:hint="eastAsia"/>
+          <w:sz w:val="28"/>
+          <w:szCs w:val="28"/>
+        </w:rPr>
+        <w:t>alpha</w:t>
+      </w:r>
+      <w:r>
+        <w:rPr>
+          <w:rFonts w:ascii="Times New Roman" w:hAnsi="Times New Roman"/>
+          <w:sz w:val="28"/>
+          <w:szCs w:val="28"/>
+        </w:rPr>
+        <w:t>-</w:t>
+      </w:r>
+      <w:r>
+        <w:rPr>
+          <w:rFonts w:ascii="Times New Roman" w:hAnsi="Times New Roman" w:hint="eastAsia"/>
+          <w:sz w:val="28"/>
+          <w:szCs w:val="28"/>
+        </w:rPr>
+        <w:t>beta</w:t>
+      </w:r>
+      <w:r>
+        <w:rPr>
+          <w:rFonts w:ascii="Times New Roman" w:hAnsi="Times New Roman" w:hint="eastAsia"/>
+          <w:sz w:val="28"/>
+          <w:szCs w:val="28"/>
+        </w:rPr>
+        <w:t>算法当然是不够的。</w:t>
+      </w:r>
+    </w:p>
+    <w:p>
+      <w:pPr>
+        <w:ind w:firstLineChars="200" w:firstLine="560"/>
+        <w:rPr>
+          <w:rFonts w:ascii="Times New Roman" w:hAnsi="Times New Roman"/>
+          <w:sz w:val="28"/>
+          <w:szCs w:val="28"/>
+        </w:rPr>
+      </w:pPr>
+      <w:r>
+        <w:rPr>
+          <w:rFonts w:ascii="Times New Roman" w:hAnsi="Times New Roman" w:hint="eastAsia"/>
+          <w:sz w:val="28"/>
+          <w:szCs w:val="28"/>
+        </w:rPr>
+        <w:t>首先，本程序</w:t>
+      </w:r>
+      <w:r>
+        <w:rPr>
+          <w:rFonts w:ascii="Times New Roman" w:hAnsi="Times New Roman"/>
+          <w:sz w:val="28"/>
+          <w:szCs w:val="28"/>
+        </w:rPr>
+        <w:t>使用</w:t>
+      </w:r>
+      <w:r>
+        <w:rPr>
+          <w:rFonts w:ascii="Times New Roman" w:hAnsi="Times New Roman"/>
+          <w:sz w:val="28"/>
+          <w:szCs w:val="28"/>
+        </w:rPr>
+        <w:t xml:space="preserve"> PVS </w:t>
+      </w:r>
+      <w:r>
+        <w:rPr>
+          <w:rFonts w:ascii="Times New Roman" w:hAnsi="Times New Roman"/>
+          <w:sz w:val="28"/>
+          <w:szCs w:val="28"/>
+        </w:rPr>
+        <w:t>主变例搜索。第一个着法使用全窗口搜索，后续着法先用零窗口</w:t>
+      </w:r>
+      <w:r>
+        <w:rPr>
+          <w:rFonts w:ascii="Times New Roman" w:hAnsi="Times New Roman"/>
+          <w:sz w:val="28"/>
+          <w:szCs w:val="28"/>
+        </w:rPr>
+        <w:t xml:space="preserve"> [-alpha-1, -alpha] </w:t>
+      </w:r>
+      <w:r>
+        <w:rPr>
+          <w:rFonts w:ascii="Times New Roman" w:hAnsi="Times New Roman"/>
+          <w:sz w:val="28"/>
+          <w:szCs w:val="28"/>
+        </w:rPr>
+        <w:t>试探，若发现可能超过</w:t>
+      </w:r>
+      <w:r>
+        <w:rPr>
+          <w:rFonts w:ascii="Times New Roman" w:hAnsi="Times New Roman"/>
+          <w:sz w:val="28"/>
+          <w:szCs w:val="28"/>
+        </w:rPr>
+        <w:t xml:space="preserve"> alpha</w:t>
+      </w:r>
+      <w:r>
+        <w:rPr>
+          <w:rFonts w:ascii="Times New Roman" w:hAnsi="Times New Roman"/>
+          <w:sz w:val="28"/>
+          <w:szCs w:val="28"/>
+        </w:rPr>
+        <w:t>，再重新全窗口搜索。这能在着法排序较好时显著减少节点数</w:t>
+      </w:r>
+      <w:r>
+        <w:rPr>
+          <w:rFonts w:ascii="Times New Roman" w:hAnsi="Times New Roman" w:hint="eastAsia"/>
+          <w:sz w:val="28"/>
+          <w:szCs w:val="28"/>
+        </w:rPr>
+        <w:t>，</w:t>
       </w:r>
       <w:r>
         <w:rPr>
@@ -11612,228 +11864,7 @@
           <w:szCs w:val="28"/>
         </w:rPr>
         <w:lastRenderedPageBreak/>
-        <w:t>硬。就三四周的紧张项目编写过程来说，肯定是不如使用经典搜素算法</w:t>
-      </w:r>
-      <w:r>
-        <w:rPr>
-          <w:rFonts w:ascii="Times New Roman" w:hAnsi="Times New Roman" w:hint="eastAsia"/>
-          <w:sz w:val="28"/>
-          <w:szCs w:val="28"/>
-        </w:rPr>
-        <w:t xml:space="preserve"> </w:t>
-      </w:r>
-      <w:r>
-        <w:rPr>
-          <w:rFonts w:ascii="Times New Roman" w:hAnsi="Times New Roman" w:hint="eastAsia"/>
-          <w:sz w:val="28"/>
-          <w:szCs w:val="28"/>
-        </w:rPr>
-        <w:t>——</w:t>
-      </w:r>
-      <w:r>
-        <w:rPr>
-          <w:rFonts w:ascii="Times New Roman" w:hAnsi="Times New Roman"/>
-          <w:sz w:val="28"/>
-          <w:szCs w:val="28"/>
-        </w:rPr>
-        <w:t xml:space="preserve"> </w:t>
-      </w:r>
-      <w:r>
-        <w:rPr>
-          <w:rFonts w:ascii="Times New Roman" w:hAnsi="Times New Roman" w:hint="eastAsia"/>
-          <w:sz w:val="28"/>
-          <w:szCs w:val="28"/>
-        </w:rPr>
-        <w:t>它内容全面，已经成熟和完善，</w:t>
-      </w:r>
-      <w:r>
-        <w:rPr>
-          <w:rFonts w:ascii="Times New Roman" w:hAnsi="Times New Roman" w:hint="eastAsia"/>
-          <w:sz w:val="28"/>
-          <w:szCs w:val="28"/>
-        </w:rPr>
-        <w:t>足以完成本课程设计的完整任务。</w:t>
-      </w:r>
-    </w:p>
-    <w:p>
-      <w:pPr>
-        <w:rPr>
-          <w:rFonts w:ascii="Times New Roman" w:hAnsi="Times New Roman"/>
-          <w:sz w:val="28"/>
-          <w:szCs w:val="28"/>
-        </w:rPr>
-      </w:pPr>
-      <w:r>
-        <w:rPr>
-          <w:rFonts w:ascii="Times New Roman" w:hAnsi="Times New Roman"/>
-          <w:sz w:val="28"/>
-          <w:szCs w:val="28"/>
-        </w:rPr>
-        <w:t>4.1.</w:t>
-      </w:r>
-      <w:r>
-        <w:rPr>
-          <w:rFonts w:ascii="Times New Roman" w:hAnsi="Times New Roman" w:hint="eastAsia"/>
-          <w:sz w:val="28"/>
-          <w:szCs w:val="28"/>
-        </w:rPr>
-        <w:t>2</w:t>
-      </w:r>
-      <w:r>
-        <w:rPr>
-          <w:rFonts w:ascii="Times New Roman" w:hAnsi="Times New Roman"/>
-          <w:sz w:val="28"/>
-          <w:szCs w:val="28"/>
-        </w:rPr>
-        <w:t xml:space="preserve"> </w:t>
-      </w:r>
-      <w:r>
-        <w:rPr>
-          <w:rFonts w:ascii="Times New Roman" w:hAnsi="Times New Roman" w:hint="eastAsia"/>
-          <w:sz w:val="28"/>
-          <w:szCs w:val="28"/>
-        </w:rPr>
-        <w:t>算法优化问题</w:t>
-      </w:r>
-    </w:p>
-    <w:p>
-      <w:pPr>
-        <w:ind w:firstLineChars="200" w:firstLine="560"/>
-        <w:rPr>
-          <w:rFonts w:ascii="Times New Roman" w:hAnsi="Times New Roman"/>
-          <w:sz w:val="28"/>
-          <w:szCs w:val="28"/>
-        </w:rPr>
-      </w:pPr>
-      <w:r>
-        <w:rPr>
-          <w:rFonts w:ascii="Times New Roman" w:hAnsi="Times New Roman" w:hint="eastAsia"/>
-          <w:sz w:val="28"/>
-          <w:szCs w:val="28"/>
-        </w:rPr>
-        <w:t>如何优化当前算法？</w:t>
-      </w:r>
-      <w:r>
-        <w:rPr>
-          <w:rFonts w:ascii="Times New Roman" w:hAnsi="Times New Roman" w:hint="eastAsia"/>
-          <w:sz w:val="28"/>
-          <w:szCs w:val="28"/>
-        </w:rPr>
-        <w:t>仅仅使用</w:t>
-      </w:r>
-      <w:r>
-        <w:rPr>
-          <w:rFonts w:ascii="Times New Roman" w:hAnsi="Times New Roman" w:hint="eastAsia"/>
-          <w:sz w:val="28"/>
-          <w:szCs w:val="28"/>
-        </w:rPr>
-        <w:t>alpha</w:t>
-      </w:r>
-      <w:r>
-        <w:rPr>
-          <w:rFonts w:ascii="Times New Roman" w:hAnsi="Times New Roman"/>
-          <w:sz w:val="28"/>
-          <w:szCs w:val="28"/>
-        </w:rPr>
-        <w:t>-</w:t>
-      </w:r>
-      <w:r>
-        <w:rPr>
-          <w:rFonts w:ascii="Times New Roman" w:hAnsi="Times New Roman" w:hint="eastAsia"/>
-          <w:sz w:val="28"/>
-          <w:szCs w:val="28"/>
-        </w:rPr>
-        <w:t>beta</w:t>
-      </w:r>
-      <w:r>
-        <w:rPr>
-          <w:rFonts w:ascii="Times New Roman" w:hAnsi="Times New Roman" w:hint="eastAsia"/>
-          <w:sz w:val="28"/>
-          <w:szCs w:val="28"/>
-        </w:rPr>
-        <w:t>算法当然是不够的。</w:t>
-      </w:r>
-    </w:p>
-    <w:p>
-      <w:pPr>
-        <w:ind w:firstLineChars="200" w:firstLine="560"/>
-        <w:rPr>
-          <w:rFonts w:ascii="Times New Roman" w:hAnsi="Times New Roman"/>
-          <w:sz w:val="28"/>
-          <w:szCs w:val="28"/>
-        </w:rPr>
-      </w:pPr>
-      <w:r>
-        <w:rPr>
-          <w:rFonts w:ascii="Times New Roman" w:hAnsi="Times New Roman" w:hint="eastAsia"/>
-          <w:sz w:val="28"/>
-          <w:szCs w:val="28"/>
-        </w:rPr>
-        <w:t>首先，本程序</w:t>
-      </w:r>
-      <w:r>
-        <w:rPr>
-          <w:rFonts w:ascii="Times New Roman" w:hAnsi="Times New Roman"/>
-          <w:sz w:val="28"/>
-          <w:szCs w:val="28"/>
-        </w:rPr>
-        <w:t>使用</w:t>
-      </w:r>
-      <w:r>
-        <w:rPr>
-          <w:rFonts w:ascii="Times New Roman" w:hAnsi="Times New Roman"/>
-          <w:sz w:val="28"/>
-          <w:szCs w:val="28"/>
-        </w:rPr>
-        <w:t xml:space="preserve"> PVS </w:t>
-      </w:r>
-      <w:r>
-        <w:rPr>
-          <w:rFonts w:ascii="Times New Roman" w:hAnsi="Times New Roman"/>
-          <w:sz w:val="28"/>
-          <w:szCs w:val="28"/>
-        </w:rPr>
-        <w:t>主变例搜索。第一个着法使用全窗口搜索，后续着法先用零窗口</w:t>
-      </w:r>
-      <w:r>
-        <w:rPr>
-          <w:rFonts w:ascii="Times New Roman" w:hAnsi="Times New Roman"/>
-          <w:sz w:val="28"/>
-          <w:szCs w:val="28"/>
-        </w:rPr>
-        <w:t xml:space="preserve"> [-alpha-1, -alpha] </w:t>
-      </w:r>
-      <w:r>
-        <w:rPr>
-          <w:rFonts w:ascii="Times New Roman" w:hAnsi="Times New Roman"/>
-          <w:sz w:val="28"/>
-          <w:szCs w:val="28"/>
-        </w:rPr>
-        <w:t>试探，若发现可能超过</w:t>
-      </w:r>
-      <w:r>
-        <w:rPr>
-          <w:rFonts w:ascii="Times New Roman" w:hAnsi="Times New Roman"/>
-          <w:sz w:val="28"/>
-          <w:szCs w:val="28"/>
-        </w:rPr>
-        <w:t xml:space="preserve"> alpha</w:t>
-      </w:r>
-      <w:r>
-        <w:rPr>
-          <w:rFonts w:ascii="Times New Roman" w:hAnsi="Times New Roman"/>
-          <w:sz w:val="28"/>
-          <w:szCs w:val="28"/>
-        </w:rPr>
-        <w:t>，再重新全窗口搜索。这能在着法排序较好时显著减少节点数</w:t>
-      </w:r>
-      <w:r>
-        <w:rPr>
-          <w:rFonts w:ascii="Times New Roman" w:hAnsi="Times New Roman" w:hint="eastAsia"/>
-          <w:sz w:val="28"/>
-          <w:szCs w:val="28"/>
-        </w:rPr>
-        <w:t>，将朴素</w:t>
+        <w:t>将朴素</w:t>
       </w:r>
       <w:r>
         <w:rPr>
@@ -12239,7 +12270,6 @@
           <w:sz w:val="28"/>
           <w:szCs w:val="28"/>
         </w:rPr>
-        <w:lastRenderedPageBreak/>
         <w:t>根据启发式搜素的思路，博弈树的搜素不应该是盲目的在每个分支中完整搜素，当前的状态必须对搜素行为本身有所反馈。</w:t>
       </w:r>
       <w:r>
@@ -12397,7 +12427,16 @@
           <w:sz w:val="28"/>
           <w:szCs w:val="28"/>
         </w:rPr>
-        <w:t>等算法也同样</w:t>
+        <w:t>等算法</w:t>
+      </w:r>
+      <w:r>
+        <w:rPr>
+          <w:rFonts w:ascii="Times New Roman" w:hAnsi="Times New Roman" w:hint="eastAsia"/>
+          <w:sz w:val="28"/>
+          <w:szCs w:val="28"/>
+        </w:rPr>
+        <w:lastRenderedPageBreak/>
+        <w:t>也同样</w:t>
       </w:r>
       <w:r>
         <w:rPr>
@@ -12632,7 +12671,338 @@
           <w:sz w:val="28"/>
           <w:szCs w:val="28"/>
         </w:rPr>
-        <w:t>，以便于我们进行进一步调试。此外，我们在部分调试修</w:t>
+        <w:t>，以便于我们进行进一步调试。此外，我们在部分调试修改的过程中使用了</w:t>
+      </w:r>
+      <w:r>
+        <w:rPr>
+          <w:rFonts w:ascii="Times New Roman" w:hAnsi="Times New Roman" w:hint="eastAsia"/>
+          <w:sz w:val="28"/>
+          <w:szCs w:val="28"/>
+        </w:rPr>
+        <w:t>AI</w:t>
+      </w:r>
+      <w:r>
+        <w:rPr>
+          <w:rFonts w:ascii="Times New Roman" w:hAnsi="Times New Roman" w:hint="eastAsia"/>
+          <w:sz w:val="28"/>
+          <w:szCs w:val="28"/>
+        </w:rPr>
+        <w:t>辅助，在此基础上进一步纠错审查。</w:t>
+      </w:r>
+    </w:p>
+    <w:p>
+      <w:pPr>
+        <w:rPr>
+          <w:rFonts w:ascii="Times New Roman" w:hAnsi="Times New Roman"/>
+          <w:sz w:val="28"/>
+          <w:szCs w:val="28"/>
+        </w:rPr>
+      </w:pPr>
+      <w:r>
+        <w:rPr>
+          <w:rFonts w:ascii="Times New Roman" w:hAnsi="Times New Roman"/>
+          <w:sz w:val="28"/>
+          <w:szCs w:val="28"/>
+        </w:rPr>
+        <w:t>4</w:t>
+      </w:r>
+      <w:r>
+        <w:rPr>
+          <w:rFonts w:ascii="Times New Roman" w:hAnsi="Times New Roman" w:hint="eastAsia"/>
+          <w:sz w:val="28"/>
+          <w:szCs w:val="28"/>
+        </w:rPr>
+        <w:t>.1</w:t>
+      </w:r>
+      <w:r>
+        <w:rPr>
+          <w:rFonts w:ascii="Times New Roman" w:hAnsi="Times New Roman"/>
+          <w:sz w:val="28"/>
+          <w:szCs w:val="28"/>
+        </w:rPr>
+        <w:t xml:space="preserve">.4 </w:t>
+      </w:r>
+      <w:r>
+        <w:rPr>
+          <w:rFonts w:ascii="Times New Roman" w:hAnsi="Times New Roman" w:hint="eastAsia"/>
+          <w:sz w:val="28"/>
+          <w:szCs w:val="28"/>
+        </w:rPr>
+        <w:t>数据结构</w:t>
+      </w:r>
+      <w:r>
+        <w:rPr>
+          <w:rFonts w:ascii="Times New Roman" w:hAnsi="Times New Roman" w:hint="eastAsia"/>
+          <w:sz w:val="28"/>
+          <w:szCs w:val="28"/>
+        </w:rPr>
+        <w:t>问题</w:t>
+      </w:r>
+    </w:p>
+    <w:p>
+      <w:pPr>
+        <w:ind w:firstLine="570"/>
+        <w:rPr>
+          <w:rFonts w:ascii="Times New Roman" w:hAnsi="Times New Roman"/>
+          <w:sz w:val="28"/>
+          <w:szCs w:val="28"/>
+        </w:rPr>
+      </w:pPr>
+      <w:r>
+        <w:rPr>
+          <w:rFonts w:ascii="Times New Roman" w:hAnsi="Times New Roman" w:hint="eastAsia"/>
+          <w:sz w:val="28"/>
+          <w:szCs w:val="28"/>
+        </w:rPr>
+        <w:t>“程序</w:t>
+      </w:r>
+      <w:r>
+        <w:rPr>
+          <w:rFonts w:ascii="Times New Roman" w:hAnsi="Times New Roman" w:hint="eastAsia"/>
+          <w:sz w:val="28"/>
+          <w:szCs w:val="28"/>
+        </w:rPr>
+        <w:t xml:space="preserve"> </w:t>
+      </w:r>
+      <w:r>
+        <w:rPr>
+          <w:rFonts w:ascii="Times New Roman" w:hAnsi="Times New Roman"/>
+          <w:sz w:val="28"/>
+          <w:szCs w:val="28"/>
+        </w:rPr>
+        <w:t xml:space="preserve">= </w:t>
+      </w:r>
+      <w:r>
+        <w:rPr>
+          <w:rFonts w:ascii="Times New Roman" w:hAnsi="Times New Roman" w:hint="eastAsia"/>
+          <w:sz w:val="28"/>
+          <w:szCs w:val="28"/>
+        </w:rPr>
+        <w:t>算法</w:t>
+      </w:r>
+      <w:r>
+        <w:rPr>
+          <w:rFonts w:ascii="Times New Roman" w:hAnsi="Times New Roman" w:hint="eastAsia"/>
+          <w:sz w:val="28"/>
+          <w:szCs w:val="28"/>
+        </w:rPr>
+        <w:t xml:space="preserve"> </w:t>
+      </w:r>
+      <w:r>
+        <w:rPr>
+          <w:rFonts w:ascii="Times New Roman" w:hAnsi="Times New Roman"/>
+          <w:sz w:val="28"/>
+          <w:szCs w:val="28"/>
+        </w:rPr>
+        <w:t xml:space="preserve">+ </w:t>
+      </w:r>
+      <w:r>
+        <w:rPr>
+          <w:rFonts w:ascii="Times New Roman" w:hAnsi="Times New Roman" w:hint="eastAsia"/>
+          <w:sz w:val="28"/>
+          <w:szCs w:val="28"/>
+        </w:rPr>
+        <w:t>数据结构”，</w:t>
+      </w:r>
+      <w:r>
+        <w:rPr>
+          <w:rFonts w:ascii="Times New Roman" w:hAnsi="Times New Roman" w:hint="eastAsia"/>
+          <w:sz w:val="28"/>
+          <w:szCs w:val="28"/>
+        </w:rPr>
+        <w:t>Nikilaus</w:t>
+      </w:r>
+      <w:r>
+        <w:rPr>
+          <w:rFonts w:ascii="Times New Roman" w:hAnsi="Times New Roman"/>
+          <w:sz w:val="28"/>
+          <w:szCs w:val="28"/>
+        </w:rPr>
+        <w:t xml:space="preserve"> </w:t>
+      </w:r>
+      <w:r>
+        <w:rPr>
+          <w:rFonts w:ascii="Times New Roman" w:hAnsi="Times New Roman" w:hint="eastAsia"/>
+          <w:sz w:val="28"/>
+          <w:szCs w:val="28"/>
+        </w:rPr>
+        <w:t>Wirth</w:t>
+      </w:r>
+      <w:r>
+        <w:rPr>
+          <w:rFonts w:ascii="Times New Roman" w:hAnsi="Times New Roman" w:hint="eastAsia"/>
+          <w:sz w:val="28"/>
+          <w:szCs w:val="28"/>
+        </w:rPr>
+        <w:t>的名言指明，在程序构建中，数据结构同样起到举足轻重的作用。</w:t>
+      </w:r>
+      <w:r>
+        <w:rPr>
+          <w:rFonts w:ascii="Times New Roman" w:hAnsi="Times New Roman" w:hint="eastAsia"/>
+          <w:sz w:val="28"/>
+          <w:szCs w:val="28"/>
+        </w:rPr>
+        <w:t>那么，应该如何使用合理的数据结构？本程序又是如何使用数据结构的？</w:t>
+      </w:r>
+      <w:r>
+        <w:rPr>
+          <w:rFonts w:ascii="Times New Roman" w:hAnsi="Times New Roman" w:hint="eastAsia"/>
+          <w:sz w:val="28"/>
+          <w:szCs w:val="28"/>
+        </w:rPr>
+        <w:t>本程序使用哈希表、键值对</w:t>
+      </w:r>
+      <w:r>
+        <w:rPr>
+          <w:rFonts w:ascii="Times New Roman" w:hAnsi="Times New Roman" w:hint="eastAsia"/>
+          <w:sz w:val="28"/>
+          <w:szCs w:val="28"/>
+        </w:rPr>
+        <w:t>(</w:t>
+      </w:r>
+      <w:r>
+        <w:rPr>
+          <w:rFonts w:ascii="Times New Roman" w:hAnsi="Times New Roman"/>
+          <w:sz w:val="28"/>
+          <w:szCs w:val="28"/>
+        </w:rPr>
+        <w:t>C++ STL map</w:t>
+      </w:r>
+      <w:r>
+        <w:rPr>
+          <w:rFonts w:ascii="Times New Roman" w:hAnsi="Times New Roman"/>
+          <w:sz w:val="28"/>
+          <w:szCs w:val="28"/>
+        </w:rPr>
+        <w:t xml:space="preserve"> </w:t>
+      </w:r>
+      <w:r>
+        <w:rPr>
+          <w:rFonts w:ascii="Times New Roman" w:hAnsi="Times New Roman" w:hint="eastAsia"/>
+          <w:sz w:val="28"/>
+          <w:szCs w:val="28"/>
+        </w:rPr>
+        <w:t>字符到棋子的映射</w:t>
+      </w:r>
+      <w:r>
+        <w:rPr>
+          <w:rFonts w:ascii="Times New Roman" w:hAnsi="Times New Roman"/>
+          <w:sz w:val="28"/>
+          <w:szCs w:val="28"/>
+        </w:rPr>
+        <w:t>)</w:t>
+      </w:r>
+      <w:r>
+        <w:rPr>
+          <w:rFonts w:ascii="Times New Roman" w:hAnsi="Times New Roman" w:hint="eastAsia"/>
+          <w:sz w:val="28"/>
+          <w:szCs w:val="28"/>
+        </w:rPr>
+        <w:t>、队列</w:t>
+      </w:r>
+      <w:r>
+        <w:rPr>
+          <w:rFonts w:ascii="Times New Roman" w:hAnsi="Times New Roman"/>
+          <w:sz w:val="28"/>
+          <w:szCs w:val="28"/>
+        </w:rPr>
+        <w:t>(C++ STL vector</w:t>
+      </w:r>
+      <w:r>
+        <w:rPr>
+          <w:rFonts w:ascii="Times New Roman" w:hAnsi="Times New Roman" w:hint="eastAsia"/>
+          <w:sz w:val="28"/>
+          <w:szCs w:val="28"/>
+        </w:rPr>
+        <w:t>模拟</w:t>
+      </w:r>
+      <w:r>
+        <w:rPr>
+          <w:rFonts w:ascii="Times New Roman" w:hAnsi="Times New Roman" w:hint="eastAsia"/>
+          <w:sz w:val="28"/>
+          <w:szCs w:val="28"/>
+        </w:rPr>
+        <w:t>，如程序中着法排序形成的队列</w:t>
+      </w:r>
+      <w:r>
+        <w:rPr>
+          <w:rFonts w:ascii="Times New Roman" w:hAnsi="Times New Roman"/>
+          <w:sz w:val="28"/>
+          <w:szCs w:val="28"/>
+        </w:rPr>
+        <w:t>)</w:t>
+      </w:r>
+      <w:r>
+        <w:rPr>
+          <w:rFonts w:ascii="Times New Roman" w:hAnsi="Times New Roman" w:hint="eastAsia"/>
+          <w:sz w:val="28"/>
+          <w:szCs w:val="28"/>
+        </w:rPr>
+        <w:t>、栈</w:t>
+      </w:r>
+      <w:r>
+        <w:rPr>
+          <w:rFonts w:ascii="Times New Roman" w:hAnsi="Times New Roman" w:hint="eastAsia"/>
+          <w:sz w:val="28"/>
+          <w:szCs w:val="28"/>
+        </w:rPr>
+        <w:t>(</w:t>
+      </w:r>
+      <w:r>
+        <w:rPr>
+          <w:rFonts w:ascii="Times New Roman" w:hAnsi="Times New Roman"/>
+          <w:sz w:val="28"/>
+          <w:szCs w:val="28"/>
+        </w:rPr>
+        <w:t xml:space="preserve">C++ STL vector </w:t>
+      </w:r>
+      <w:r>
+        <w:rPr>
+          <w:rFonts w:ascii="Times New Roman" w:hAnsi="Times New Roman" w:hint="eastAsia"/>
+          <w:sz w:val="28"/>
+          <w:szCs w:val="28"/>
+        </w:rPr>
+        <w:t>模拟</w:t>
+      </w:r>
+      <w:r>
+        <w:rPr>
+          <w:rFonts w:ascii="Times New Roman" w:hAnsi="Times New Roman" w:hint="eastAsia"/>
+          <w:sz w:val="28"/>
+          <w:szCs w:val="28"/>
+        </w:rPr>
+        <w:t>，如程序中</w:t>
+      </w:r>
+      <w:r>
+        <w:rPr>
+          <w:rFonts w:ascii="Times New Roman" w:hAnsi="Times New Roman" w:hint="eastAsia"/>
+          <w:sz w:val="28"/>
+          <w:szCs w:val="28"/>
+        </w:rPr>
+        <w:t>state</w:t>
+      </w:r>
+      <w:r>
+        <w:rPr>
+          <w:rFonts w:ascii="Times New Roman" w:hAnsi="Times New Roman" w:hint="eastAsia"/>
+          <w:sz w:val="28"/>
+          <w:szCs w:val="28"/>
+        </w:rPr>
+        <w:t>模拟状态栈</w:t>
+      </w:r>
+      <w:r>
+        <w:rPr>
+          <w:rFonts w:ascii="Times New Roman" w:hAnsi="Times New Roman"/>
+          <w:sz w:val="28"/>
+          <w:szCs w:val="28"/>
+        </w:rPr>
+        <w:t>)</w:t>
+      </w:r>
+      <w:r>
+        <w:rPr>
+          <w:rFonts w:ascii="Times New Roman" w:hAnsi="Times New Roman" w:hint="eastAsia"/>
+          <w:sz w:val="28"/>
+          <w:szCs w:val="28"/>
+        </w:rPr>
+        <w:t>，这些结构既让算法易于实现，也提高了程</w:t>
       </w:r>
       <w:r>
         <w:rPr>
@@ -12641,36 +13011,246 @@
           <w:szCs w:val="28"/>
         </w:rPr>
         <w:lastRenderedPageBreak/>
-        <w:t>改的过程中使用了</w:t>
-      </w:r>
-      <w:r>
-        <w:rPr>
-          <w:rFonts w:ascii="Times New Roman" w:hAnsi="Times New Roman" w:hint="eastAsia"/>
-          <w:sz w:val="28"/>
-          <w:szCs w:val="28"/>
-        </w:rPr>
-        <w:t>AI</w:t>
-      </w:r>
-      <w:r>
-        <w:rPr>
-          <w:rFonts w:ascii="Times New Roman" w:hAnsi="Times New Roman" w:hint="eastAsia"/>
-          <w:sz w:val="28"/>
-          <w:szCs w:val="28"/>
-        </w:rPr>
-        <w:t>辅助，在此基础上进一步纠错审查。</w:t>
-      </w:r>
-    </w:p>
-    <w:p>
-      <w:pPr>
-        <w:rPr>
-          <w:rFonts w:ascii="Times New Roman" w:hAnsi="Times New Roman"/>
-          <w:sz w:val="28"/>
-          <w:szCs w:val="28"/>
-        </w:rPr>
-      </w:pPr>
-      <w:r>
-        <w:rPr>
-          <w:rFonts w:ascii="Times New Roman" w:hAnsi="Times New Roman"/>
+        <w:t>序的性能。</w:t>
+      </w:r>
+    </w:p>
+    <w:p>
+      <w:pPr>
+        <w:ind w:firstLine="570"/>
+        <w:rPr>
+          <w:rFonts w:ascii="Times New Roman" w:hAnsi="Times New Roman"/>
+          <w:sz w:val="28"/>
+          <w:szCs w:val="28"/>
+        </w:rPr>
+      </w:pPr>
+      <w:r>
+        <w:rPr>
+          <w:rFonts w:ascii="Times New Roman" w:hAnsi="Times New Roman" w:hint="eastAsia"/>
+          <w:sz w:val="28"/>
+          <w:szCs w:val="28"/>
+        </w:rPr>
+        <w:t>另外，本程序大量使用引用</w:t>
+      </w:r>
+      <w:r>
+        <w:rPr>
+          <w:rFonts w:ascii="Times New Roman" w:hAnsi="Times New Roman" w:hint="eastAsia"/>
+          <w:sz w:val="28"/>
+          <w:szCs w:val="28"/>
+        </w:rPr>
+        <w:t>/</w:t>
+      </w:r>
+      <w:r>
+        <w:rPr>
+          <w:rFonts w:ascii="Times New Roman" w:hAnsi="Times New Roman" w:hint="eastAsia"/>
+          <w:sz w:val="28"/>
+          <w:szCs w:val="28"/>
+        </w:rPr>
+        <w:t>指针传递形参，在数据结构上避免了大量无用的内存拷贝开销。在构建、遍历“搜素树”时，本程序将着法作为向下搜素的边，</w:t>
+      </w:r>
+      <w:r>
+        <w:rPr>
+          <w:rFonts w:ascii="Times New Roman" w:hAnsi="Times New Roman" w:hint="eastAsia"/>
+          <w:sz w:val="28"/>
+          <w:szCs w:val="28"/>
+        </w:rPr>
+        <w:t>(</w:t>
+      </w:r>
+      <w:r>
+        <w:rPr>
+          <w:rFonts w:ascii="Times New Roman" w:hAnsi="Times New Roman" w:hint="eastAsia"/>
+          <w:sz w:val="28"/>
+          <w:szCs w:val="28"/>
+        </w:rPr>
+        <w:t>相应的，每次回溯时</w:t>
+      </w:r>
+      <w:r>
+        <w:rPr>
+          <w:rFonts w:ascii="Times New Roman" w:hAnsi="Times New Roman" w:hint="eastAsia"/>
+          <w:sz w:val="28"/>
+          <w:szCs w:val="28"/>
+        </w:rPr>
+        <w:t>作为向上返回的反向边</w:t>
+      </w:r>
+      <w:r>
+        <w:rPr>
+          <w:rFonts w:ascii="Times New Roman" w:hAnsi="Times New Roman"/>
+          <w:sz w:val="28"/>
+          <w:szCs w:val="28"/>
+        </w:rPr>
+        <w:t>)</w:t>
+      </w:r>
+      <w:r>
+        <w:rPr>
+          <w:rFonts w:ascii="Times New Roman" w:hAnsi="Times New Roman" w:hint="eastAsia"/>
+          <w:sz w:val="28"/>
+          <w:szCs w:val="28"/>
+        </w:rPr>
+        <w:t>，</w:t>
+      </w:r>
+    </w:p>
+    <w:p>
+      <w:pPr>
+        <w:rPr>
+          <w:rFonts w:ascii="Times New Roman" w:hAnsi="Times New Roman"/>
+          <w:sz w:val="28"/>
+          <w:szCs w:val="28"/>
+        </w:rPr>
+      </w:pPr>
+      <w:r>
+        <w:rPr>
+          <w:rFonts w:ascii="Times New Roman" w:hAnsi="Times New Roman" w:hint="eastAsia"/>
+          <w:sz w:val="28"/>
+          <w:szCs w:val="28"/>
+        </w:rPr>
+        <w:t>在单例棋盘状态类的状态栈中运行某一着法和撤销某一着法，使得程序开销极低，不需要每次存储当前棋盘状态造成额外开销。</w:t>
+      </w:r>
+    </w:p>
+    <w:p>
+      <w:pPr>
+        <w:rPr>
+          <w:rFonts w:ascii="Times New Roman" w:hAnsi="Times New Roman"/>
+          <w:sz w:val="28"/>
+          <w:szCs w:val="28"/>
+        </w:rPr>
+      </w:pPr>
+      <w:r>
+        <w:rPr>
+          <w:rFonts w:ascii="Times New Roman" w:hAnsi="Times New Roman"/>
+          <w:sz w:val="28"/>
+          <w:szCs w:val="28"/>
+        </w:rPr>
+        <w:t>4.1.</w:t>
+      </w:r>
+      <w:r>
+        <w:rPr>
+          <w:rFonts w:ascii="Times New Roman" w:hAnsi="Times New Roman" w:hint="eastAsia"/>
+          <w:sz w:val="28"/>
+          <w:szCs w:val="28"/>
+        </w:rPr>
+        <w:t>5</w:t>
+      </w:r>
+      <w:r>
+        <w:rPr>
+          <w:rFonts w:ascii="Times New Roman" w:hAnsi="Times New Roman"/>
+          <w:sz w:val="28"/>
+          <w:szCs w:val="28"/>
+        </w:rPr>
+        <w:t xml:space="preserve"> </w:t>
+      </w:r>
+      <w:r>
+        <w:rPr>
+          <w:rFonts w:ascii="Times New Roman" w:hAnsi="Times New Roman" w:hint="eastAsia"/>
+          <w:sz w:val="28"/>
+          <w:szCs w:val="28"/>
+        </w:rPr>
+        <w:t>项目协作构建问题</w:t>
+      </w:r>
+    </w:p>
+    <w:p>
+      <w:pPr>
+        <w:ind w:firstLine="570"/>
+        <w:rPr>
+          <w:rFonts w:ascii="Times New Roman" w:hAnsi="Times New Roman"/>
+          <w:sz w:val="28"/>
+          <w:szCs w:val="28"/>
+        </w:rPr>
+      </w:pPr>
+      <w:r>
+        <w:rPr>
+          <w:rFonts w:ascii="Times New Roman" w:hAnsi="Times New Roman" w:hint="eastAsia"/>
+          <w:sz w:val="28"/>
+          <w:szCs w:val="28"/>
+        </w:rPr>
+        <w:t>在编写项目的过程中，</w:t>
+      </w:r>
+      <w:r>
+        <w:rPr>
+          <w:rFonts w:ascii="Times New Roman" w:hAnsi="Times New Roman" w:hint="eastAsia"/>
+          <w:sz w:val="28"/>
+          <w:szCs w:val="28"/>
+        </w:rPr>
+        <w:t>如何协调进度？如何对同一工作区内的相同文件进行修改和版本管理？我们使用了</w:t>
+      </w:r>
+      <w:r>
+        <w:rPr>
+          <w:rFonts w:ascii="Times New Roman" w:hAnsi="Times New Roman" w:hint="eastAsia"/>
+          <w:sz w:val="28"/>
+          <w:szCs w:val="28"/>
+        </w:rPr>
+        <w:t>Vscode</w:t>
+      </w:r>
+      <w:r>
+        <w:rPr>
+          <w:rFonts w:ascii="Times New Roman" w:hAnsi="Times New Roman"/>
+          <w:sz w:val="28"/>
+          <w:szCs w:val="28"/>
+        </w:rPr>
+        <w:t xml:space="preserve"> + </w:t>
+      </w:r>
+      <w:r>
+        <w:rPr>
+          <w:rFonts w:ascii="Times New Roman" w:hAnsi="Times New Roman" w:hint="eastAsia"/>
+          <w:sz w:val="28"/>
+          <w:szCs w:val="28"/>
+        </w:rPr>
+        <w:t>GitHub</w:t>
+      </w:r>
+      <w:r>
+        <w:rPr>
+          <w:rFonts w:ascii="Times New Roman" w:hAnsi="Times New Roman" w:hint="eastAsia"/>
+          <w:sz w:val="28"/>
+          <w:szCs w:val="28"/>
+        </w:rPr>
+        <w:t>代码托管的形式，从而同步推进工作流。</w:t>
+      </w:r>
+    </w:p>
+    <w:p>
+      <w:pPr>
+        <w:ind w:firstLine="570"/>
+        <w:rPr>
+          <w:rFonts w:ascii="Times New Roman" w:hAnsi="Times New Roman"/>
+          <w:sz w:val="28"/>
+          <w:szCs w:val="28"/>
+        </w:rPr>
+      </w:pPr>
+      <w:r>
+        <w:rPr>
+          <w:rFonts w:ascii="Times New Roman" w:hAnsi="Times New Roman" w:hint="eastAsia"/>
+          <w:sz w:val="28"/>
+          <w:szCs w:val="28"/>
+        </w:rPr>
+        <w:t>并且，在构建整个项目的全部过程中，我们在线下多次交流和研讨，团结协作，解决了诸多问题。可以说，没有良好的协作与开发模式，就没有如今性能和表现良好的项目。</w:t>
+      </w:r>
+    </w:p>
+    <w:p>
+      <w:pPr>
+        <w:rPr>
+          <w:rFonts w:ascii="Times New Roman" w:hAnsi="Times New Roman"/>
+          <w:sz w:val="28"/>
+          <w:szCs w:val="28"/>
+        </w:rPr>
+      </w:pPr>
+    </w:p>
+    <w:p>
+      <w:pPr>
+        <w:rPr>
+          <w:rFonts w:ascii="Times New Roman" w:hAnsi="Times New Roman"/>
+          <w:sz w:val="28"/>
+          <w:szCs w:val="28"/>
+        </w:rPr>
+      </w:pPr>
+    </w:p>
+    <w:p>
+      <w:pPr>
+        <w:rPr>
+          <w:rFonts w:ascii="Times New Roman" w:hAnsi="Times New Roman"/>
+          <w:sz w:val="28"/>
+          <w:szCs w:val="28"/>
+        </w:rPr>
+      </w:pPr>
+      <w:r>
+        <w:rPr>
+          <w:rFonts w:ascii="Times New Roman" w:hAnsi="Times New Roman" w:hint="eastAsia"/>
           <w:sz w:val="28"/>
           <w:szCs w:val="28"/>
         </w:rPr>
@@ -12678,36 +13258,410 @@
       </w:r>
       <w:r>
         <w:rPr>
-          <w:rFonts w:ascii="Times New Roman" w:hAnsi="Times New Roman" w:hint="eastAsia"/>
-          <w:sz w:val="28"/>
-          <w:szCs w:val="28"/>
-        </w:rPr>
-        <w:t>.1</w:t>
-      </w:r>
-      <w:r>
-        <w:rPr>
-          <w:rFonts w:ascii="Times New Roman" w:hAnsi="Times New Roman"/>
-          <w:sz w:val="28"/>
-          <w:szCs w:val="28"/>
-        </w:rPr>
-        <w:t xml:space="preserve">.4 </w:t>
-      </w:r>
-      <w:r>
-        <w:rPr>
-          <w:rFonts w:ascii="Times New Roman" w:hAnsi="Times New Roman" w:hint="eastAsia"/>
-          <w:sz w:val="28"/>
-          <w:szCs w:val="28"/>
-        </w:rPr>
-        <w:t>数据结构</w:t>
-      </w:r>
-      <w:r>
-        <w:rPr>
-          <w:rFonts w:ascii="Times New Roman" w:hAnsi="Times New Roman" w:hint="eastAsia"/>
-          <w:sz w:val="28"/>
-          <w:szCs w:val="28"/>
-        </w:rPr>
-        <w:t>问题</w:t>
-      </w:r>
+          <w:rFonts w:ascii="Times New Roman" w:hAnsi="Times New Roman"/>
+          <w:sz w:val="28"/>
+          <w:szCs w:val="28"/>
+        </w:rPr>
+        <w:t xml:space="preserve">.2 </w:t>
+      </w:r>
+      <w:r>
+        <w:rPr>
+          <w:rFonts w:ascii="Times New Roman" w:hAnsi="Times New Roman" w:hint="eastAsia"/>
+          <w:sz w:val="28"/>
+          <w:szCs w:val="28"/>
+        </w:rPr>
+        <w:t>对本程序的评价与反思</w:t>
+      </w:r>
+      <w:r>
+        <w:rPr>
+          <w:rFonts w:ascii="Times New Roman" w:hAnsi="Times New Roman" w:hint="eastAsia"/>
+          <w:sz w:val="28"/>
+          <w:szCs w:val="28"/>
+        </w:rPr>
+        <w:t>(</w:t>
+      </w:r>
+      <w:r>
+        <w:rPr>
+          <w:rFonts w:ascii="Times New Roman" w:hAnsi="Times New Roman" w:hint="eastAsia"/>
+          <w:sz w:val="28"/>
+          <w:szCs w:val="28"/>
+        </w:rPr>
+        <w:t>待修改</w:t>
+      </w:r>
+      <w:r>
+        <w:rPr>
+          <w:rFonts w:ascii="Times New Roman" w:hAnsi="Times New Roman"/>
+          <w:sz w:val="28"/>
+          <w:szCs w:val="28"/>
+        </w:rPr>
+        <w:t>)</w:t>
+      </w:r>
+    </w:p>
+    <w:p>
+      <w:pPr>
+        <w:ind w:firstLineChars="200" w:firstLine="560"/>
+        <w:rPr>
+          <w:rFonts w:ascii="Times New Roman" w:hAnsi="Times New Roman"/>
+          <w:sz w:val="28"/>
+          <w:szCs w:val="28"/>
+        </w:rPr>
+      </w:pPr>
+      <w:r>
+        <w:rPr>
+          <w:rFonts w:ascii="Times New Roman" w:hAnsi="Times New Roman"/>
+          <w:sz w:val="28"/>
+          <w:szCs w:val="28"/>
+        </w:rPr>
+        <w:t>本程序整体上已经形成了较为完整的中国象棋博弈</w:t>
+      </w:r>
+      <w:r>
+        <w:rPr>
+          <w:rFonts w:ascii="Times New Roman" w:hAnsi="Times New Roman"/>
+          <w:sz w:val="28"/>
+          <w:szCs w:val="28"/>
+        </w:rPr>
+        <w:t xml:space="preserve"> AI </w:t>
+      </w:r>
+      <w:r>
+        <w:rPr>
+          <w:rFonts w:ascii="Times New Roman" w:hAnsi="Times New Roman"/>
+          <w:sz w:val="28"/>
+          <w:szCs w:val="28"/>
+        </w:rPr>
+        <w:t>框架，能够将</w:t>
+      </w:r>
+      <w:r>
+        <w:rPr>
+          <w:rFonts w:ascii="Times New Roman" w:hAnsi="Times New Roman"/>
+          <w:sz w:val="28"/>
+          <w:szCs w:val="28"/>
+        </w:rPr>
+        <w:t xml:space="preserve"> Botzone </w:t>
+      </w:r>
+      <w:r>
+        <w:rPr>
+          <w:rFonts w:ascii="Times New Roman" w:hAnsi="Times New Roman"/>
+          <w:sz w:val="28"/>
+          <w:szCs w:val="28"/>
+        </w:rPr>
+        <w:t>平台输入的历史走法恢复为当前棋局，再通过合法着法生成、局面价值评估、博弈树搜索和最优着法筛选完成自动走棋决策。程序的优点在于结构分层比较清晰：</w:t>
+      </w:r>
+      <w:r>
+        <w:rPr>
+          <w:rFonts w:ascii="Times New Roman" w:hAnsi="Times New Roman"/>
+          <w:sz w:val="28"/>
+          <w:szCs w:val="28"/>
+        </w:rPr>
+        <w:t xml:space="preserve">Chess </w:t>
+      </w:r>
+      <w:r>
+        <w:rPr>
+          <w:rFonts w:ascii="Times New Roman" w:hAnsi="Times New Roman"/>
+          <w:sz w:val="28"/>
+          <w:szCs w:val="28"/>
+        </w:rPr>
+        <w:t>类负责棋盘状态、规则判断、合法着法生成和落子回溯；</w:t>
+      </w:r>
+      <w:r>
+        <w:rPr>
+          <w:rFonts w:ascii="Times New Roman" w:hAnsi="Times New Roman"/>
+          <w:sz w:val="28"/>
+          <w:szCs w:val="28"/>
+        </w:rPr>
+        <w:t xml:space="preserve">EvalRecord </w:t>
+      </w:r>
+      <w:r>
+        <w:rPr>
+          <w:rFonts w:ascii="Times New Roman" w:hAnsi="Times New Roman"/>
+          <w:sz w:val="28"/>
+          <w:szCs w:val="28"/>
+        </w:rPr>
+        <w:t>类集中完成中残局阶段权重、静态局面评估、动态控制力评估、特殊棋型惩罚和着法初步</w:t>
+      </w:r>
+      <w:r>
+        <w:rPr>
+          <w:rFonts w:ascii="Times New Roman" w:hAnsi="Times New Roman"/>
+          <w:sz w:val="28"/>
+          <w:szCs w:val="28"/>
+        </w:rPr>
+        <w:lastRenderedPageBreak/>
+        <w:t>评分；</w:t>
+      </w:r>
+      <w:r>
+        <w:rPr>
+          <w:rFonts w:ascii="Times New Roman" w:hAnsi="Times New Roman"/>
+          <w:sz w:val="28"/>
+          <w:szCs w:val="28"/>
+        </w:rPr>
+        <w:t xml:space="preserve">ChessAI </w:t>
+      </w:r>
+      <w:r>
+        <w:rPr>
+          <w:rFonts w:ascii="Times New Roman" w:hAnsi="Times New Roman"/>
+          <w:sz w:val="28"/>
+          <w:szCs w:val="28"/>
+        </w:rPr>
+        <w:t>类则负责</w:t>
+      </w:r>
+      <w:r>
+        <w:rPr>
+          <w:rFonts w:ascii="Times New Roman" w:hAnsi="Times New Roman"/>
+          <w:sz w:val="28"/>
+          <w:szCs w:val="28"/>
+        </w:rPr>
+        <w:t xml:space="preserve"> PVS</w:t>
+      </w:r>
+      <w:r>
+        <w:rPr>
+          <w:rFonts w:ascii="Times New Roman" w:hAnsi="Times New Roman"/>
+          <w:sz w:val="28"/>
+          <w:szCs w:val="28"/>
+        </w:rPr>
+        <w:t>、</w:t>
+      </w:r>
+      <w:r>
+        <w:rPr>
+          <w:rFonts w:ascii="Times New Roman" w:hAnsi="Times New Roman"/>
+          <w:sz w:val="28"/>
+          <w:szCs w:val="28"/>
+        </w:rPr>
+        <w:t>Alpha-Beta</w:t>
+      </w:r>
+      <w:r>
+        <w:rPr>
+          <w:rFonts w:ascii="Times New Roman" w:hAnsi="Times New Roman"/>
+          <w:sz w:val="28"/>
+          <w:szCs w:val="28"/>
+        </w:rPr>
+        <w:t>、置换表、静态搜索、空步裁剪、</w:t>
+      </w:r>
+      <w:r>
+        <w:rPr>
+          <w:rFonts w:ascii="Times New Roman" w:hAnsi="Times New Roman"/>
+          <w:sz w:val="28"/>
+          <w:szCs w:val="28"/>
+        </w:rPr>
+        <w:t>LMR</w:t>
+      </w:r>
+      <w:r>
+        <w:rPr>
+          <w:rFonts w:ascii="Times New Roman" w:hAnsi="Times New Roman"/>
+          <w:sz w:val="28"/>
+          <w:szCs w:val="28"/>
+        </w:rPr>
+        <w:t>、杀手着法、迭代加深和时间控制等搜索优化。这种设计使程序不仅能依靠子力价值判断局面，还能进一步考虑棋子位置、控制力、攻防关系、受威胁状态和特殊危险棋型，因此相比简单的随机走棋或纯子力评估程序，具有更强的实战针对性和更高的搜索效率。尤其是开局库、</w:t>
+      </w:r>
+      <w:r>
+        <w:rPr>
+          <w:rFonts w:ascii="Times New Roman" w:hAnsi="Times New Roman"/>
+          <w:sz w:val="28"/>
+          <w:szCs w:val="28"/>
+        </w:rPr>
+        <w:t>Zobrist Hash</w:t>
+      </w:r>
+      <w:r>
+        <w:rPr>
+          <w:rFonts w:ascii="Times New Roman" w:hAnsi="Times New Roman"/>
+          <w:sz w:val="28"/>
+          <w:szCs w:val="28"/>
+        </w:rPr>
+        <w:t>、</w:t>
+      </w:r>
+      <w:r>
+        <w:rPr>
+          <w:rFonts w:ascii="Times New Roman" w:hAnsi="Times New Roman"/>
+          <w:sz w:val="28"/>
+          <w:szCs w:val="28"/>
+        </w:rPr>
+        <w:t>Transposition Table</w:t>
+      </w:r>
+      <w:r>
+        <w:rPr>
+          <w:rFonts w:ascii="Times New Roman" w:hAnsi="Times New Roman"/>
+          <w:sz w:val="28"/>
+          <w:szCs w:val="28"/>
+        </w:rPr>
+        <w:t>、</w:t>
+      </w:r>
+      <w:r>
+        <w:rPr>
+          <w:rFonts w:ascii="Times New Roman" w:hAnsi="Times New Roman"/>
+          <w:sz w:val="28"/>
+          <w:szCs w:val="28"/>
+        </w:rPr>
+        <w:t>Fail-Soft PVS</w:t>
+      </w:r>
+      <w:r>
+        <w:rPr>
+          <w:rFonts w:ascii="Times New Roman" w:hAnsi="Times New Roman"/>
+          <w:sz w:val="28"/>
+          <w:szCs w:val="28"/>
+        </w:rPr>
+        <w:t>、</w:t>
+      </w:r>
+      <w:r>
+        <w:rPr>
+          <w:rFonts w:ascii="Times New Roman" w:hAnsi="Times New Roman"/>
+          <w:sz w:val="28"/>
+          <w:szCs w:val="28"/>
+        </w:rPr>
+        <w:t xml:space="preserve">Quiescence Search </w:t>
+      </w:r>
+      <w:r>
+        <w:rPr>
+          <w:rFonts w:ascii="Times New Roman" w:hAnsi="Times New Roman"/>
+          <w:sz w:val="28"/>
+          <w:szCs w:val="28"/>
+        </w:rPr>
+        <w:t>等技术的加入，使程序能够在</w:t>
+      </w:r>
+      <w:r>
+        <w:rPr>
+          <w:rFonts w:ascii="Times New Roman" w:hAnsi="Times New Roman"/>
+          <w:sz w:val="28"/>
+          <w:szCs w:val="28"/>
+        </w:rPr>
+        <w:t xml:space="preserve"> Botzone </w:t>
+      </w:r>
+      <w:r>
+        <w:rPr>
+          <w:rFonts w:ascii="Times New Roman" w:hAnsi="Times New Roman"/>
+          <w:sz w:val="28"/>
+          <w:szCs w:val="28"/>
+        </w:rPr>
+        <w:t>有限时间内尽可能减少重复搜索、降低无效分支数量，并提高候选着法排序质量，从而更快找到较优走法。</w:t>
+      </w:r>
+    </w:p>
+    <w:p>
+      <w:pPr>
+        <w:ind w:firstLineChars="200" w:firstLine="560"/>
+        <w:rPr>
+          <w:rFonts w:ascii="Times New Roman" w:hAnsi="Times New Roman"/>
+          <w:sz w:val="28"/>
+          <w:szCs w:val="28"/>
+        </w:rPr>
+      </w:pPr>
+      <w:r>
+        <w:rPr>
+          <w:rFonts w:ascii="Times New Roman" w:hAnsi="Times New Roman"/>
+          <w:sz w:val="28"/>
+          <w:szCs w:val="28"/>
+        </w:rPr>
+        <w:t>与此同时，程序也存在一些不足和可以改进的地方。首先，评价函数虽然已经综合了多种因素，但各项权重、棋子位置表、动态控制力奖励和特殊棋型惩罚仍主要依赖人工经验调参，缺少大量对局数据或自动化调参结果支撑，因此在不同局面下可能出现过度重视某类特征或低估长期战略价值的问题。</w:t>
+      </w:r>
+    </w:p>
+    <w:p>
+      <w:pPr>
+        <w:ind w:firstLineChars="200" w:firstLine="560"/>
+        <w:rPr>
+          <w:rFonts w:ascii="Times New Roman" w:hAnsi="Times New Roman"/>
+          <w:sz w:val="28"/>
+          <w:szCs w:val="28"/>
+        </w:rPr>
+      </w:pPr>
+      <w:r>
+        <w:rPr>
+          <w:rFonts w:ascii="Times New Roman" w:hAnsi="Times New Roman"/>
+          <w:sz w:val="28"/>
+          <w:szCs w:val="28"/>
+        </w:rPr>
+        <w:t>其次，搜索算法虽然加入了多种剪枝优化，但整体复杂度仍然较高，面对分支数较大的中盘复杂局面时，搜索深度和稳定性仍受时间限制影响明显；空步裁剪、</w:t>
+      </w:r>
+      <w:r>
+        <w:rPr>
+          <w:rFonts w:ascii="Times New Roman" w:hAnsi="Times New Roman"/>
+          <w:sz w:val="28"/>
+          <w:szCs w:val="28"/>
+        </w:rPr>
+        <w:t xml:space="preserve">LMR </w:t>
+      </w:r>
+      <w:r>
+        <w:rPr>
+          <w:rFonts w:ascii="Times New Roman" w:hAnsi="Times New Roman"/>
+          <w:sz w:val="28"/>
+          <w:szCs w:val="28"/>
+        </w:rPr>
+        <w:t>等激进剪枝技术如果条件设置不够精细，也可能在战术局面中误剪关键变化。</w:t>
+      </w:r>
+    </w:p>
+    <w:p>
+      <w:pPr>
+        <w:ind w:firstLineChars="200" w:firstLine="560"/>
+        <w:rPr>
+          <w:rFonts w:ascii="Times New Roman" w:hAnsi="Times New Roman"/>
+          <w:sz w:val="28"/>
+          <w:szCs w:val="28"/>
+        </w:rPr>
+      </w:pPr>
+      <w:r>
+        <w:rPr>
+          <w:rFonts w:ascii="Times New Roman" w:hAnsi="Times New Roman" w:hint="eastAsia"/>
+          <w:sz w:val="28"/>
+          <w:szCs w:val="28"/>
+        </w:rPr>
+        <w:t>最后</w:t>
+      </w:r>
+      <w:r>
+        <w:rPr>
+          <w:rFonts w:ascii="Times New Roman" w:hAnsi="Times New Roman"/>
+          <w:sz w:val="28"/>
+          <w:szCs w:val="28"/>
+        </w:rPr>
+        <w:t>，当前程序的开局库和评估体系更多服务于规则型搜索，并未结合机器学习、蒙特卡罗搜索或自对弈优化，因此程序棋力提升仍依赖人工经验和局部调试。</w:t>
+      </w:r>
+    </w:p>
+    <w:p>
+      <w:pPr>
+        <w:ind w:firstLineChars="200" w:firstLine="560"/>
+        <w:rPr>
+          <w:rFonts w:ascii="Times New Roman" w:hAnsi="Times New Roman"/>
+          <w:sz w:val="28"/>
+          <w:szCs w:val="28"/>
+        </w:rPr>
+      </w:pPr>
+    </w:p>
+    <w:p>
+      <w:pPr>
+        <w:rPr>
+          <w:rFonts w:ascii="Times New Roman" w:hAnsi="Times New Roman"/>
+          <w:sz w:val="28"/>
+          <w:szCs w:val="28"/>
+        </w:rPr>
+      </w:pPr>
+    </w:p>
+    <w:p>
+      <w:pPr>
+        <w:rPr>
+          <w:rFonts w:ascii="Times New Roman" w:hAnsi="Times New Roman"/>
+          <w:sz w:val="28"/>
+          <w:szCs w:val="28"/>
+        </w:rPr>
+      </w:pPr>
+      <w:r>
+        <w:rPr>
+          <w:rFonts w:ascii="Times New Roman" w:hAnsi="Times New Roman" w:hint="eastAsia"/>
+          <w:sz w:val="28"/>
+          <w:szCs w:val="28"/>
+        </w:rPr>
+        <w:t>4</w:t>
+      </w:r>
+      <w:r>
+        <w:rPr>
+          <w:rFonts w:ascii="Times New Roman" w:hAnsi="Times New Roman"/>
+          <w:sz w:val="28"/>
+          <w:szCs w:val="28"/>
+        </w:rPr>
+        <w:t xml:space="preserve">.3 </w:t>
+      </w:r>
+      <w:r>
+        <w:rPr>
+          <w:rFonts w:ascii="Times New Roman" w:hAnsi="Times New Roman" w:hint="eastAsia"/>
+          <w:sz w:val="28"/>
+          <w:szCs w:val="28"/>
+        </w:rPr>
+        <w:t>项目收获与经验教训</w:t>
+      </w:r>
+      <w:bookmarkStart w:id="31" w:name="_Toc69548519"/>
     </w:p>
     <w:p>
       <w:pPr>
@@ -12724,255 +13678,23 @@
           <w:sz w:val="28"/>
           <w:szCs w:val="28"/>
         </w:rPr>
-        <w:t>“程序</w:t>
-      </w:r>
-      <w:r>
-        <w:rPr>
-          <w:rFonts w:ascii="Times New Roman" w:hAnsi="Times New Roman" w:hint="eastAsia"/>
-          <w:sz w:val="28"/>
-          <w:szCs w:val="28"/>
-        </w:rPr>
-        <w:t xml:space="preserve"> </w:t>
-      </w:r>
-      <w:r>
-        <w:rPr>
-          <w:rFonts w:ascii="Times New Roman" w:hAnsi="Times New Roman"/>
-          <w:sz w:val="28"/>
-          <w:szCs w:val="28"/>
-        </w:rPr>
-        <w:t xml:space="preserve">= </w:t>
-      </w:r>
-      <w:r>
-        <w:rPr>
-          <w:rFonts w:ascii="Times New Roman" w:hAnsi="Times New Roman" w:hint="eastAsia"/>
-          <w:sz w:val="28"/>
-          <w:szCs w:val="28"/>
-        </w:rPr>
-        <w:t>算法</w:t>
-      </w:r>
-      <w:r>
-        <w:rPr>
-          <w:rFonts w:ascii="Times New Roman" w:hAnsi="Times New Roman" w:hint="eastAsia"/>
-          <w:sz w:val="28"/>
-          <w:szCs w:val="28"/>
-        </w:rPr>
-        <w:t xml:space="preserve"> </w:t>
-      </w:r>
-      <w:r>
-        <w:rPr>
-          <w:rFonts w:ascii="Times New Roman" w:hAnsi="Times New Roman"/>
-          <w:sz w:val="28"/>
-          <w:szCs w:val="28"/>
-        </w:rPr>
-        <w:t xml:space="preserve">+ </w:t>
-      </w:r>
-      <w:r>
-        <w:rPr>
-          <w:rFonts w:ascii="Times New Roman" w:hAnsi="Times New Roman" w:hint="eastAsia"/>
-          <w:sz w:val="28"/>
-          <w:szCs w:val="28"/>
-        </w:rPr>
-        <w:t>数据结构”，</w:t>
-      </w:r>
-      <w:r>
-        <w:rPr>
-          <w:rFonts w:ascii="Times New Roman" w:hAnsi="Times New Roman" w:hint="eastAsia"/>
-          <w:sz w:val="28"/>
-          <w:szCs w:val="28"/>
-        </w:rPr>
-        <w:t>Nikilaus</w:t>
-      </w:r>
-      <w:r>
-        <w:rPr>
-          <w:rFonts w:ascii="Times New Roman" w:hAnsi="Times New Roman"/>
-          <w:sz w:val="28"/>
-          <w:szCs w:val="28"/>
-        </w:rPr>
-        <w:t xml:space="preserve"> </w:t>
-      </w:r>
-      <w:r>
-        <w:rPr>
-          <w:rFonts w:ascii="Times New Roman" w:hAnsi="Times New Roman" w:hint="eastAsia"/>
-          <w:sz w:val="28"/>
-          <w:szCs w:val="28"/>
-        </w:rPr>
-        <w:t>Wirth</w:t>
-      </w:r>
-      <w:r>
-        <w:rPr>
-          <w:rFonts w:ascii="Times New Roman" w:hAnsi="Times New Roman" w:hint="eastAsia"/>
-          <w:sz w:val="28"/>
-          <w:szCs w:val="28"/>
-        </w:rPr>
-        <w:t>的名言指明，在程序构建中，数据结构同样起到举足轻重的作用。</w:t>
-      </w:r>
-      <w:r>
-        <w:rPr>
-          <w:rFonts w:ascii="Times New Roman" w:hAnsi="Times New Roman" w:hint="eastAsia"/>
-          <w:sz w:val="28"/>
-          <w:szCs w:val="28"/>
-        </w:rPr>
-        <w:t>那么，应该如何使用合理的数据结构？本程序又是如何使用数据结构的？</w:t>
-      </w:r>
-      <w:r>
-        <w:rPr>
-          <w:rFonts w:ascii="Times New Roman" w:hAnsi="Times New Roman" w:hint="eastAsia"/>
-          <w:sz w:val="28"/>
-          <w:szCs w:val="28"/>
-        </w:rPr>
-        <w:t>本程序使用哈希表、键值对</w:t>
-      </w:r>
-      <w:r>
-        <w:rPr>
-          <w:rFonts w:ascii="Times New Roman" w:hAnsi="Times New Roman" w:hint="eastAsia"/>
-          <w:sz w:val="28"/>
-          <w:szCs w:val="28"/>
-        </w:rPr>
-        <w:t>(</w:t>
-      </w:r>
-      <w:r>
-        <w:rPr>
-          <w:rFonts w:ascii="Times New Roman" w:hAnsi="Times New Roman"/>
-          <w:sz w:val="28"/>
-          <w:szCs w:val="28"/>
-        </w:rPr>
-        <w:t>C++ STL map</w:t>
-      </w:r>
-      <w:r>
-        <w:rPr>
-          <w:rFonts w:ascii="Times New Roman" w:hAnsi="Times New Roman"/>
-          <w:sz w:val="28"/>
-          <w:szCs w:val="28"/>
-        </w:rPr>
-        <w:t xml:space="preserve"> </w:t>
-      </w:r>
-      <w:r>
-        <w:rPr>
-          <w:rFonts w:ascii="Times New Roman" w:hAnsi="Times New Roman" w:hint="eastAsia"/>
-          <w:sz w:val="28"/>
-          <w:szCs w:val="28"/>
-        </w:rPr>
-        <w:t>字符到棋子的映射</w:t>
-      </w:r>
-      <w:r>
-        <w:rPr>
-          <w:rFonts w:ascii="Times New Roman" w:hAnsi="Times New Roman"/>
-          <w:sz w:val="28"/>
-          <w:szCs w:val="28"/>
-        </w:rPr>
-        <w:t>)</w:t>
-      </w:r>
-      <w:r>
-        <w:rPr>
-          <w:rFonts w:ascii="Times New Roman" w:hAnsi="Times New Roman" w:hint="eastAsia"/>
-          <w:sz w:val="28"/>
-          <w:szCs w:val="28"/>
-        </w:rPr>
-        <w:t>、队列</w:t>
-      </w:r>
-      <w:r>
-        <w:rPr>
-          <w:rFonts w:ascii="Times New Roman" w:hAnsi="Times New Roman"/>
-          <w:sz w:val="28"/>
-          <w:szCs w:val="28"/>
-        </w:rPr>
-        <w:t>(C++ STL vector</w:t>
-      </w:r>
-      <w:r>
-        <w:rPr>
-          <w:rFonts w:ascii="Times New Roman" w:hAnsi="Times New Roman" w:hint="eastAsia"/>
-          <w:sz w:val="28"/>
-          <w:szCs w:val="28"/>
-        </w:rPr>
-        <w:t>模拟</w:t>
-      </w:r>
-      <w:r>
-        <w:rPr>
-          <w:rFonts w:ascii="Times New Roman" w:hAnsi="Times New Roman" w:hint="eastAsia"/>
-          <w:sz w:val="28"/>
-          <w:szCs w:val="28"/>
-        </w:rPr>
-        <w:t>，如程序中着法排序形成的队列</w:t>
-      </w:r>
-      <w:r>
-        <w:rPr>
-          <w:rFonts w:ascii="Times New Roman" w:hAnsi="Times New Roman"/>
-          <w:sz w:val="28"/>
-          <w:szCs w:val="28"/>
-        </w:rPr>
-        <w:t>)</w:t>
-      </w:r>
-      <w:r>
-        <w:rPr>
-          <w:rFonts w:ascii="Times New Roman" w:hAnsi="Times New Roman" w:hint="eastAsia"/>
-          <w:sz w:val="28"/>
-          <w:szCs w:val="28"/>
-        </w:rPr>
-        <w:t>、栈</w:t>
-      </w:r>
-      <w:r>
-        <w:rPr>
-          <w:rFonts w:ascii="Times New Roman" w:hAnsi="Times New Roman" w:hint="eastAsia"/>
-          <w:sz w:val="28"/>
-          <w:szCs w:val="28"/>
-        </w:rPr>
-        <w:t>(</w:t>
-      </w:r>
-      <w:r>
-        <w:rPr>
-          <w:rFonts w:ascii="Times New Roman" w:hAnsi="Times New Roman"/>
-          <w:sz w:val="28"/>
-          <w:szCs w:val="28"/>
-        </w:rPr>
-        <w:t xml:space="preserve">C++ STL vector </w:t>
-      </w:r>
-      <w:r>
-        <w:rPr>
-          <w:rFonts w:ascii="Times New Roman" w:hAnsi="Times New Roman" w:hint="eastAsia"/>
-          <w:sz w:val="28"/>
-          <w:szCs w:val="28"/>
-        </w:rPr>
-        <w:t>模拟</w:t>
-      </w:r>
-      <w:r>
-        <w:rPr>
-          <w:rFonts w:ascii="Times New Roman" w:hAnsi="Times New Roman" w:hint="eastAsia"/>
-          <w:sz w:val="28"/>
-          <w:szCs w:val="28"/>
-        </w:rPr>
-        <w:t>，如程序中</w:t>
-      </w:r>
-      <w:r>
-        <w:rPr>
-          <w:rFonts w:ascii="Times New Roman" w:hAnsi="Times New Roman" w:hint="eastAsia"/>
-          <w:sz w:val="28"/>
-          <w:szCs w:val="28"/>
-        </w:rPr>
-        <w:t>state</w:t>
-      </w:r>
-      <w:r>
-        <w:rPr>
-          <w:rFonts w:ascii="Times New Roman" w:hAnsi="Times New Roman" w:hint="eastAsia"/>
-          <w:sz w:val="28"/>
-          <w:szCs w:val="28"/>
-        </w:rPr>
-        <w:t>模拟状态栈</w:t>
-      </w:r>
-      <w:r>
-        <w:rPr>
-          <w:rFonts w:ascii="Times New Roman" w:hAnsi="Times New Roman"/>
-          <w:sz w:val="28"/>
-          <w:szCs w:val="28"/>
-        </w:rPr>
-        <w:t>)</w:t>
-      </w:r>
-      <w:r>
-        <w:rPr>
-          <w:rFonts w:ascii="Times New Roman" w:hAnsi="Times New Roman" w:hint="eastAsia"/>
-          <w:sz w:val="28"/>
-          <w:szCs w:val="28"/>
-        </w:rPr>
-        <w:t>，这些结构既让算法易于实现，也提高了程序的性能。</w:t>
+        <w:t>在经过三周紧张的设计、编码和调试，以及经过一个五一假期的调整和润色，在此期间，我们收获颇多——和</w:t>
+      </w:r>
+      <w:r>
+        <w:rPr>
+          <w:rFonts w:ascii="Times New Roman" w:hAnsi="Times New Roman" w:hint="eastAsia"/>
+          <w:sz w:val="28"/>
+          <w:szCs w:val="28"/>
+        </w:rPr>
+        <w:t>OJ</w:t>
+      </w:r>
+      <w:r>
+        <w:rPr>
+          <w:rFonts w:ascii="Times New Roman" w:hAnsi="Times New Roman" w:hint="eastAsia"/>
+          <w:sz w:val="28"/>
+          <w:szCs w:val="28"/>
+        </w:rPr>
+        <w:t>算法题目或是先前的课设项目不同，本程序重在算法和数据结构的设计、分析、构建、优化、调试的全过程。</w:t>
       </w:r>
     </w:p>
     <w:p>
@@ -12990,121 +13712,15 @@
           <w:sz w:val="28"/>
           <w:szCs w:val="28"/>
         </w:rPr>
-        <w:t>另外，本程序大量使用引用</w:t>
-      </w:r>
-      <w:r>
-        <w:rPr>
-          <w:rFonts w:ascii="Times New Roman" w:hAnsi="Times New Roman" w:hint="eastAsia"/>
-          <w:sz w:val="28"/>
-          <w:szCs w:val="28"/>
-        </w:rPr>
-        <w:t>/</w:t>
-      </w:r>
-      <w:r>
-        <w:rPr>
-          <w:rFonts w:ascii="Times New Roman" w:hAnsi="Times New Roman" w:hint="eastAsia"/>
-          <w:sz w:val="28"/>
-          <w:szCs w:val="28"/>
-        </w:rPr>
-        <w:t>指针传递形参，在数据结构上避免了大量无用的内存拷贝开销。在构建、遍历“搜素树”时，本程序将着法作为向下搜素的边，</w:t>
-      </w:r>
-      <w:r>
-        <w:rPr>
-          <w:rFonts w:ascii="Times New Roman" w:hAnsi="Times New Roman" w:hint="eastAsia"/>
-          <w:sz w:val="28"/>
-          <w:szCs w:val="28"/>
-        </w:rPr>
-        <w:t>(</w:t>
-      </w:r>
-      <w:r>
-        <w:rPr>
-          <w:rFonts w:ascii="Times New Roman" w:hAnsi="Times New Roman" w:hint="eastAsia"/>
-          <w:sz w:val="28"/>
-          <w:szCs w:val="28"/>
-        </w:rPr>
-        <w:t>相应的，每次回溯时</w:t>
-      </w:r>
-      <w:r>
-        <w:rPr>
-          <w:rFonts w:ascii="Times New Roman" w:hAnsi="Times New Roman" w:hint="eastAsia"/>
-          <w:sz w:val="28"/>
-          <w:szCs w:val="28"/>
-        </w:rPr>
-        <w:t>作为向上返回的反向边</w:t>
-      </w:r>
-      <w:r>
-        <w:rPr>
-          <w:rFonts w:ascii="Times New Roman" w:hAnsi="Times New Roman"/>
-          <w:sz w:val="28"/>
-          <w:szCs w:val="28"/>
-        </w:rPr>
-        <w:t>)</w:t>
-      </w:r>
-      <w:r>
-        <w:rPr>
-          <w:rFonts w:ascii="Times New Roman" w:hAnsi="Times New Roman" w:hint="eastAsia"/>
-          <w:sz w:val="28"/>
-          <w:szCs w:val="28"/>
-        </w:rPr>
-        <w:t>，</w:t>
-      </w:r>
-    </w:p>
-    <w:p>
-      <w:pPr>
-        <w:rPr>
-          <w:rFonts w:ascii="Times New Roman" w:hAnsi="Times New Roman"/>
-          <w:sz w:val="28"/>
-          <w:szCs w:val="28"/>
-        </w:rPr>
-      </w:pPr>
-      <w:r>
-        <w:rPr>
-          <w:rFonts w:ascii="Times New Roman" w:hAnsi="Times New Roman" w:hint="eastAsia"/>
-          <w:sz w:val="28"/>
-          <w:szCs w:val="28"/>
-        </w:rPr>
-        <w:t>在单例棋盘状态类的状态栈中运行某一着法和撤销某一着法，使得程序开销极低，不需要每次存储当前棋盘状态造成额外开销。</w:t>
-      </w:r>
-    </w:p>
-    <w:p>
-      <w:pPr>
-        <w:rPr>
-          <w:rFonts w:ascii="Times New Roman" w:hAnsi="Times New Roman"/>
-          <w:sz w:val="28"/>
-          <w:szCs w:val="28"/>
-        </w:rPr>
-      </w:pPr>
-      <w:r>
-        <w:rPr>
-          <w:rFonts w:ascii="Times New Roman" w:hAnsi="Times New Roman"/>
-          <w:sz w:val="28"/>
-          <w:szCs w:val="28"/>
-        </w:rPr>
-        <w:t>4.1.</w:t>
-      </w:r>
-      <w:r>
-        <w:rPr>
-          <w:rFonts w:ascii="Times New Roman" w:hAnsi="Times New Roman" w:hint="eastAsia"/>
-          <w:sz w:val="28"/>
-          <w:szCs w:val="28"/>
-        </w:rPr>
-        <w:t>5</w:t>
-      </w:r>
-      <w:r>
-        <w:rPr>
-          <w:rFonts w:ascii="Times New Roman" w:hAnsi="Times New Roman"/>
-          <w:sz w:val="28"/>
-          <w:szCs w:val="28"/>
-        </w:rPr>
-        <w:t xml:space="preserve"> </w:t>
-      </w:r>
-      <w:r>
-        <w:rPr>
-          <w:rFonts w:ascii="Times New Roman" w:hAnsi="Times New Roman" w:hint="eastAsia"/>
-          <w:sz w:val="28"/>
-          <w:szCs w:val="28"/>
-        </w:rPr>
-        <w:t>项目协作构建问题</w:t>
+        <w:t>对我们而言，使用如此繁多的算法，从无到有解决这样一个复杂的问题是前所未有的。我们通过研究网络、学术资源，</w:t>
+      </w:r>
+      <w:r>
+        <w:rPr>
+          <w:rFonts w:ascii="Times New Roman" w:hAnsi="Times New Roman" w:hint="eastAsia"/>
+          <w:sz w:val="28"/>
+          <w:szCs w:val="28"/>
+        </w:rPr>
+        <w:t>使用大量的算法完成整个问题的解决过程。诚然，现在的程序的确还不够完美，但我们在解决问题的整个过程，尝试了足够丰富的方法，收获了算法和数据结构分析问题、解决问题的能力，让我们对算法和数据结构有更加深入而全面的认识。</w:t>
       </w:r>
     </w:p>
     <w:p>
@@ -13122,140 +13738,31 @@
           <w:sz w:val="28"/>
           <w:szCs w:val="28"/>
         </w:rPr>
-        <w:t>在编写项目的过程中，</w:t>
-      </w:r>
-      <w:r>
-        <w:rPr>
-          <w:rFonts w:ascii="Times New Roman" w:hAnsi="Times New Roman" w:hint="eastAsia"/>
-          <w:sz w:val="28"/>
-          <w:szCs w:val="28"/>
-        </w:rPr>
-        <w:t>如何协调进度？如何对同一工作区内的相同文件进行修改和版本管理？我们使用了</w:t>
-      </w:r>
-      <w:r>
-        <w:rPr>
-          <w:rFonts w:ascii="Times New Roman" w:hAnsi="Times New Roman" w:hint="eastAsia"/>
-          <w:sz w:val="28"/>
-          <w:szCs w:val="28"/>
-        </w:rPr>
-        <w:t>Vscode</w:t>
-      </w:r>
-      <w:r>
-        <w:rPr>
-          <w:rFonts w:ascii="Times New Roman" w:hAnsi="Times New Roman"/>
-          <w:sz w:val="28"/>
-          <w:szCs w:val="28"/>
-        </w:rPr>
-        <w:t xml:space="preserve"> + </w:t>
-      </w:r>
-      <w:r>
-        <w:rPr>
-          <w:rFonts w:ascii="Times New Roman" w:hAnsi="Times New Roman" w:hint="eastAsia"/>
-          <w:sz w:val="28"/>
-          <w:szCs w:val="28"/>
-        </w:rPr>
-        <w:t>GitHub</w:t>
-      </w:r>
-      <w:r>
-        <w:rPr>
-          <w:rFonts w:ascii="Times New Roman" w:hAnsi="Times New Roman" w:hint="eastAsia"/>
-          <w:sz w:val="28"/>
-          <w:szCs w:val="28"/>
-        </w:rPr>
-        <w:t>代码托管的形式，从而同步推进工作流。</w:t>
-      </w:r>
-    </w:p>
-    <w:p>
-      <w:pPr>
-        <w:ind w:firstLine="570"/>
-        <w:rPr>
-          <w:rFonts w:ascii="Times New Roman" w:hAnsi="Times New Roman"/>
-          <w:sz w:val="28"/>
-          <w:szCs w:val="28"/>
-        </w:rPr>
-      </w:pPr>
-      <w:r>
-        <w:rPr>
-          <w:rFonts w:ascii="Times New Roman" w:hAnsi="Times New Roman" w:hint="eastAsia"/>
-          <w:sz w:val="28"/>
-          <w:szCs w:val="28"/>
-        </w:rPr>
-        <w:t>并且，在构建整个项目的全部过程中，我们在线下多次交流和研讨，团结协作，解决了诸多问题。可以说，没有良好的协作与开发模式，就没有如今性能和表现良好的项目。</w:t>
-      </w:r>
-    </w:p>
-    <w:p>
-      <w:pPr>
-        <w:rPr>
-          <w:rFonts w:ascii="Times New Roman" w:hAnsi="Times New Roman"/>
-          <w:sz w:val="28"/>
-          <w:szCs w:val="28"/>
-        </w:rPr>
-      </w:pPr>
-    </w:p>
-    <w:p>
-      <w:pPr>
-        <w:rPr>
-          <w:rFonts w:ascii="Times New Roman" w:hAnsi="Times New Roman"/>
-          <w:sz w:val="28"/>
-          <w:szCs w:val="28"/>
-        </w:rPr>
-      </w:pPr>
-    </w:p>
-    <w:p>
-      <w:pPr>
-        <w:rPr>
-          <w:rFonts w:ascii="Times New Roman" w:hAnsi="Times New Roman"/>
-          <w:sz w:val="28"/>
-          <w:szCs w:val="28"/>
-        </w:rPr>
-      </w:pPr>
-      <w:r>
-        <w:rPr>
-          <w:rFonts w:ascii="Times New Roman" w:hAnsi="Times New Roman" w:hint="eastAsia"/>
-          <w:sz w:val="28"/>
-          <w:szCs w:val="28"/>
-        </w:rPr>
-        <w:t>4</w:t>
-      </w:r>
-      <w:r>
-        <w:rPr>
-          <w:rFonts w:ascii="Times New Roman" w:hAnsi="Times New Roman"/>
-          <w:sz w:val="28"/>
-          <w:szCs w:val="28"/>
-        </w:rPr>
-        <w:t xml:space="preserve">.2 </w:t>
-      </w:r>
-      <w:r>
-        <w:rPr>
-          <w:rFonts w:ascii="Times New Roman" w:hAnsi="Times New Roman" w:hint="eastAsia"/>
-          <w:sz w:val="28"/>
-          <w:szCs w:val="28"/>
-        </w:rPr>
-        <w:t>对本程序的评价与反思</w:t>
-      </w:r>
-      <w:r>
-        <w:rPr>
-          <w:rFonts w:ascii="Times New Roman" w:hAnsi="Times New Roman" w:hint="eastAsia"/>
-          <w:sz w:val="28"/>
-          <w:szCs w:val="28"/>
-        </w:rPr>
-        <w:t>(</w:t>
-      </w:r>
-      <w:r>
-        <w:rPr>
-          <w:rFonts w:ascii="Times New Roman" w:hAnsi="Times New Roman" w:hint="eastAsia"/>
-          <w:sz w:val="28"/>
-          <w:szCs w:val="28"/>
-        </w:rPr>
-        <w:t>待修改</w:t>
-      </w:r>
-      <w:r>
-        <w:rPr>
-          <w:rFonts w:ascii="Times New Roman" w:hAnsi="Times New Roman"/>
-          <w:sz w:val="28"/>
-          <w:szCs w:val="28"/>
-        </w:rPr>
-        <w:t>)</w:t>
+        <w:t>千变万化、思绪飞扬，我想这不仅仅是本次课设项目“中国象棋”的特点，更是计算机博弈的魅力所在。</w:t>
+      </w:r>
+      <w:r>
+        <w:rPr>
+          <w:rFonts w:ascii="Times New Roman" w:hAnsi="Times New Roman" w:hint="eastAsia"/>
+          <w:sz w:val="28"/>
+          <w:szCs w:val="28"/>
+        </w:rPr>
+        <w:t>本次课设更让我们入门和初步探索计算机博弈相关的实践和理论，让我们看到抽象的数据结构和算法是如何构筑成计算机博弈程序的血肉和灵魂的；本次课设也激发了我们的求知和探索兴趣，拉近了我们所学理论与现实之间的距离——算法和数据结构不是</w:t>
+      </w:r>
+      <w:r>
+        <w:rPr>
+          <w:rFonts w:ascii="Times New Roman" w:hAnsi="Times New Roman" w:hint="eastAsia"/>
+          <w:sz w:val="28"/>
+          <w:szCs w:val="28"/>
+        </w:rPr>
+        <w:t>OJ</w:t>
+      </w:r>
+      <w:r>
+        <w:rPr>
+          <w:rFonts w:ascii="Times New Roman" w:hAnsi="Times New Roman" w:hint="eastAsia"/>
+          <w:sz w:val="28"/>
+          <w:szCs w:val="28"/>
+        </w:rPr>
+        <w:t>上冰冷的评测试题，而是应用于具体程序之中的引擎；在今天的计算机理论发展中，算法和数据结构更是构成高性能计算方法的根基。</w:t>
       </w:r>
     </w:p>
     <w:p>
@@ -13269,219 +13776,36 @@
       </w:pPr>
       <w:r>
         <w:rPr>
-          <w:rFonts w:ascii="Times New Roman" w:hAnsi="Times New Roman"/>
-          <w:sz w:val="28"/>
-          <w:szCs w:val="28"/>
-        </w:rPr>
-        <w:t>本程序整体上已经形成了较为完整的中国象棋博弈</w:t>
-      </w:r>
-      <w:r>
-        <w:rPr>
-          <w:rFonts w:ascii="Times New Roman" w:hAnsi="Times New Roman"/>
-          <w:sz w:val="28"/>
-          <w:szCs w:val="28"/>
-        </w:rPr>
-        <w:t xml:space="preserve"> AI </w:t>
-      </w:r>
-      <w:r>
-        <w:rPr>
-          <w:rFonts w:ascii="Times New Roman" w:hAnsi="Times New Roman"/>
-          <w:sz w:val="28"/>
-          <w:szCs w:val="28"/>
-        </w:rPr>
-        <w:t>框架，能够将</w:t>
-      </w:r>
-      <w:r>
-        <w:rPr>
-          <w:rFonts w:ascii="Times New Roman" w:hAnsi="Times New Roman"/>
-          <w:sz w:val="28"/>
-          <w:szCs w:val="28"/>
-        </w:rPr>
-        <w:t xml:space="preserve"> Botzone </w:t>
-      </w:r>
-      <w:r>
-        <w:rPr>
-          <w:rFonts w:ascii="Times New Roman" w:hAnsi="Times New Roman"/>
-          <w:sz w:val="28"/>
-          <w:szCs w:val="28"/>
-        </w:rPr>
-        <w:t>平台输入的历史走法恢复为当前棋局，再通过合法着法生成、局面价值评估、博弈树搜索和最优着法筛选完成自动走棋决策。程序的优点在于结构分层比较清晰：</w:t>
-      </w:r>
-      <w:r>
-        <w:rPr>
-          <w:rFonts w:ascii="Times New Roman" w:hAnsi="Times New Roman"/>
-          <w:sz w:val="28"/>
-          <w:szCs w:val="28"/>
-        </w:rPr>
-        <w:t xml:space="preserve">Chess </w:t>
-      </w:r>
-      <w:r>
-        <w:rPr>
-          <w:rFonts w:ascii="Times New Roman" w:hAnsi="Times New Roman"/>
-          <w:sz w:val="28"/>
-          <w:szCs w:val="28"/>
-        </w:rPr>
-        <w:t>类负责棋盘状态、规则判断、合法着法生成和落子回溯；</w:t>
-      </w:r>
-      <w:r>
-        <w:rPr>
-          <w:rFonts w:ascii="Times New Roman" w:hAnsi="Times New Roman"/>
-          <w:sz w:val="28"/>
-          <w:szCs w:val="28"/>
-        </w:rPr>
-        <w:t xml:space="preserve">EvalRecord </w:t>
-      </w:r>
-      <w:r>
-        <w:rPr>
-          <w:rFonts w:ascii="Times New Roman" w:hAnsi="Times New Roman"/>
-          <w:sz w:val="28"/>
-          <w:szCs w:val="28"/>
-        </w:rPr>
-        <w:t>类集中完成中残局阶段权重、静态局面评估、动态控制力评估、特殊棋型惩罚和着法初步评分；</w:t>
-      </w:r>
-      <w:r>
-        <w:rPr>
-          <w:rFonts w:ascii="Times New Roman" w:hAnsi="Times New Roman"/>
-          <w:sz w:val="28"/>
-          <w:szCs w:val="28"/>
-        </w:rPr>
-        <w:t xml:space="preserve">ChessAI </w:t>
-      </w:r>
-      <w:r>
-        <w:rPr>
-          <w:rFonts w:ascii="Times New Roman" w:hAnsi="Times New Roman"/>
-          <w:sz w:val="28"/>
-          <w:szCs w:val="28"/>
-        </w:rPr>
-        <w:t>类则负责</w:t>
-      </w:r>
-      <w:r>
-        <w:rPr>
-          <w:rFonts w:ascii="Times New Roman" w:hAnsi="Times New Roman"/>
-          <w:sz w:val="28"/>
-          <w:szCs w:val="28"/>
-        </w:rPr>
-        <w:t xml:space="preserve"> PVS</w:t>
-      </w:r>
-      <w:r>
-        <w:rPr>
-          <w:rFonts w:ascii="Times New Roman" w:hAnsi="Times New Roman"/>
-          <w:sz w:val="28"/>
-          <w:szCs w:val="28"/>
-        </w:rPr>
-        <w:t>、</w:t>
-      </w:r>
-      <w:r>
-        <w:rPr>
-          <w:rFonts w:ascii="Times New Roman" w:hAnsi="Times New Roman"/>
-          <w:sz w:val="28"/>
-          <w:szCs w:val="28"/>
-        </w:rPr>
-        <w:t>Alpha-Beta</w:t>
-      </w:r>
-      <w:r>
-        <w:rPr>
-          <w:rFonts w:ascii="Times New Roman" w:hAnsi="Times New Roman"/>
-          <w:sz w:val="28"/>
-          <w:szCs w:val="28"/>
-        </w:rPr>
-        <w:t>、置换表、静态搜索、空步裁剪、</w:t>
-      </w:r>
-      <w:r>
-        <w:rPr>
-          <w:rFonts w:ascii="Times New Roman" w:hAnsi="Times New Roman"/>
-          <w:sz w:val="28"/>
-          <w:szCs w:val="28"/>
-        </w:rPr>
-        <w:t>LMR</w:t>
-      </w:r>
-      <w:r>
-        <w:rPr>
-          <w:rFonts w:ascii="Times New Roman" w:hAnsi="Times New Roman"/>
-          <w:sz w:val="28"/>
-          <w:szCs w:val="28"/>
-        </w:rPr>
-        <w:t>、杀手着法、迭代加深和时间控制等搜索优化。这种设计使程序不仅能依靠子力价值判断局面，还能进一步考虑棋子位置、控制力、攻防关系、受威胁状态和特殊危险棋型，因此相比简单的随机走棋或纯子力评估程序，具有更强的实战针对性和更高的搜索效率。尤其是开局库、</w:t>
-      </w:r>
-      <w:r>
-        <w:rPr>
-          <w:rFonts w:ascii="Times New Roman" w:hAnsi="Times New Roman"/>
-          <w:sz w:val="28"/>
-          <w:szCs w:val="28"/>
-        </w:rPr>
-        <w:t>Zobrist Hash</w:t>
-      </w:r>
-      <w:r>
-        <w:rPr>
-          <w:rFonts w:ascii="Times New Roman" w:hAnsi="Times New Roman"/>
-          <w:sz w:val="28"/>
-          <w:szCs w:val="28"/>
-        </w:rPr>
-        <w:t>、</w:t>
-      </w:r>
-      <w:r>
-        <w:rPr>
-          <w:rFonts w:ascii="Times New Roman" w:hAnsi="Times New Roman"/>
-          <w:sz w:val="28"/>
-          <w:szCs w:val="28"/>
-        </w:rPr>
-        <w:t>Transposition Table</w:t>
-      </w:r>
-      <w:r>
-        <w:rPr>
-          <w:rFonts w:ascii="Times New Roman" w:hAnsi="Times New Roman"/>
-          <w:sz w:val="28"/>
-          <w:szCs w:val="28"/>
-        </w:rPr>
-        <w:t>、</w:t>
-      </w:r>
-      <w:r>
-        <w:rPr>
-          <w:rFonts w:ascii="Times New Roman" w:hAnsi="Times New Roman"/>
-          <w:sz w:val="28"/>
-          <w:szCs w:val="28"/>
-        </w:rPr>
-        <w:t>Fail-Soft PVS</w:t>
-      </w:r>
-      <w:r>
-        <w:rPr>
-          <w:rFonts w:ascii="Times New Roman" w:hAnsi="Times New Roman"/>
-          <w:sz w:val="28"/>
-          <w:szCs w:val="28"/>
-        </w:rPr>
-        <w:t>、</w:t>
-      </w:r>
-      <w:r>
-        <w:rPr>
-          <w:rFonts w:ascii="Times New Roman" w:hAnsi="Times New Roman"/>
-          <w:sz w:val="28"/>
-          <w:szCs w:val="28"/>
-        </w:rPr>
-        <w:t xml:space="preserve">Quiescence Search </w:t>
-      </w:r>
-      <w:r>
-        <w:rPr>
-          <w:rFonts w:ascii="Times New Roman" w:hAnsi="Times New Roman"/>
-          <w:sz w:val="28"/>
-          <w:szCs w:val="28"/>
-        </w:rPr>
-        <w:t>等技术的加入，使程序能够在</w:t>
-      </w:r>
-      <w:r>
-        <w:rPr>
-          <w:rFonts w:ascii="Times New Roman" w:hAnsi="Times New Roman"/>
-          <w:sz w:val="28"/>
-          <w:szCs w:val="28"/>
-        </w:rPr>
-        <w:t xml:space="preserve"> Botzone </w:t>
-      </w:r>
-      <w:r>
-        <w:rPr>
-          <w:rFonts w:ascii="Times New Roman" w:hAnsi="Times New Roman"/>
-          <w:sz w:val="28"/>
-          <w:szCs w:val="28"/>
-        </w:rPr>
-        <w:t>有限时间内尽可能减少重复搜索、降低无效分支数量，并提高候选着法排序质量，从而更快找到较优走法。</w:t>
+          <w:rFonts w:ascii="Times New Roman" w:hAnsi="Times New Roman" w:hint="eastAsia"/>
+          <w:sz w:val="28"/>
+          <w:szCs w:val="28"/>
+        </w:rPr>
+        <w:t>考虑到自身水平问题、课程设计限制、时间要求，本程序避开机器学习及神经网络相关算法，也没有使用</w:t>
+      </w:r>
+      <w:r>
+        <w:rPr>
+          <w:rFonts w:ascii="Times New Roman" w:hAnsi="Times New Roman" w:hint="eastAsia"/>
+          <w:sz w:val="28"/>
+          <w:szCs w:val="28"/>
+        </w:rPr>
+        <w:t>MCTS</w:t>
+      </w:r>
+      <w:r>
+        <w:rPr>
+          <w:rFonts w:ascii="Times New Roman" w:hAnsi="Times New Roman" w:hint="eastAsia"/>
+          <w:sz w:val="28"/>
+          <w:szCs w:val="28"/>
+        </w:rPr>
+        <w:t>。这也是对本次课程</w:t>
+      </w:r>
+      <w:r>
+        <w:rPr>
+          <w:rFonts w:ascii="Times New Roman" w:hAnsi="Times New Roman" w:hint="eastAsia"/>
+          <w:sz w:val="28"/>
+          <w:szCs w:val="28"/>
+        </w:rPr>
+        <w:lastRenderedPageBreak/>
+        <w:t>设计的一种遗憾。</w:t>
       </w:r>
     </w:p>
     <w:p>
@@ -13489,283 +13813,6 @@
         <w:ind w:firstLineChars="200" w:firstLine="560"/>
         <w:rPr>
           <w:rFonts w:ascii="Times New Roman" w:hAnsi="Times New Roman"/>
-          <w:sz w:val="28"/>
-          <w:szCs w:val="28"/>
-        </w:rPr>
-      </w:pPr>
-      <w:r>
-        <w:rPr>
-          <w:rFonts w:ascii="Times New Roman" w:hAnsi="Times New Roman"/>
-          <w:sz w:val="28"/>
-          <w:szCs w:val="28"/>
-        </w:rPr>
-        <w:t>与此同时，程序也存在一些不足和可以改进的地方。首先，评价函数虽然已经综合了多种因素，但各项权重、棋子位置表、动态控制力奖励和特殊棋型惩罚仍主要依赖人工经验调参，缺少大量对局数据或自动化调参结果支撑，因此在不同局面下可能出现过度重视某类特征或低估长期战略价值的问题。</w:t>
-      </w:r>
-    </w:p>
-    <w:p>
-      <w:pPr>
-        <w:ind w:firstLineChars="200" w:firstLine="560"/>
-        <w:rPr>
-          <w:rFonts w:ascii="Times New Roman" w:hAnsi="Times New Roman"/>
-          <w:sz w:val="28"/>
-          <w:szCs w:val="28"/>
-        </w:rPr>
-      </w:pPr>
-      <w:r>
-        <w:rPr>
-          <w:rFonts w:ascii="Times New Roman" w:hAnsi="Times New Roman"/>
-          <w:sz w:val="28"/>
-          <w:szCs w:val="28"/>
-        </w:rPr>
-        <w:lastRenderedPageBreak/>
-        <w:t>其次，搜索算法虽然加入了多种剪枝优化，但整体复杂度仍然较高，面对分支数较大的中盘复杂局面时，搜索深度和稳定性仍受时间限制影响明显；空步裁剪、</w:t>
-      </w:r>
-      <w:r>
-        <w:rPr>
-          <w:rFonts w:ascii="Times New Roman" w:hAnsi="Times New Roman"/>
-          <w:sz w:val="28"/>
-          <w:szCs w:val="28"/>
-        </w:rPr>
-        <w:t xml:space="preserve">LMR </w:t>
-      </w:r>
-      <w:r>
-        <w:rPr>
-          <w:rFonts w:ascii="Times New Roman" w:hAnsi="Times New Roman"/>
-          <w:sz w:val="28"/>
-          <w:szCs w:val="28"/>
-        </w:rPr>
-        <w:t>等激进剪枝技术如果条件设置不够精细，也可能在战术局面中误剪关键变化。</w:t>
-      </w:r>
-    </w:p>
-    <w:p>
-      <w:pPr>
-        <w:ind w:firstLineChars="200" w:firstLine="560"/>
-        <w:rPr>
-          <w:rFonts w:ascii="Times New Roman" w:hAnsi="Times New Roman"/>
-          <w:sz w:val="28"/>
-          <w:szCs w:val="28"/>
-        </w:rPr>
-      </w:pPr>
-      <w:r>
-        <w:rPr>
-          <w:rFonts w:ascii="Times New Roman" w:hAnsi="Times New Roman" w:hint="eastAsia"/>
-          <w:sz w:val="28"/>
-          <w:szCs w:val="28"/>
-        </w:rPr>
-        <w:t>最后</w:t>
-      </w:r>
-      <w:r>
-        <w:rPr>
-          <w:rFonts w:ascii="Times New Roman" w:hAnsi="Times New Roman"/>
-          <w:sz w:val="28"/>
-          <w:szCs w:val="28"/>
-        </w:rPr>
-        <w:t>，当前程序的开局库和评估体系更多服务于规则型搜索，并未结合机器学习、蒙特卡罗搜索或自对弈优化，因此程序棋力提升仍依赖人工经验和局部调试。</w:t>
-      </w:r>
-    </w:p>
-    <w:p>
-      <w:pPr>
-        <w:ind w:firstLineChars="200" w:firstLine="560"/>
-        <w:rPr>
-          <w:rFonts w:ascii="Times New Roman" w:hAnsi="Times New Roman"/>
-          <w:sz w:val="28"/>
-          <w:szCs w:val="28"/>
-        </w:rPr>
-      </w:pPr>
-    </w:p>
-    <w:p>
-      <w:pPr>
-        <w:rPr>
-          <w:rFonts w:ascii="Times New Roman" w:hAnsi="Times New Roman" w:hint="eastAsia"/>
-          <w:sz w:val="28"/>
-          <w:szCs w:val="28"/>
-        </w:rPr>
-      </w:pPr>
-    </w:p>
-    <w:p>
-      <w:pPr>
-        <w:rPr>
-          <w:rFonts w:ascii="Times New Roman" w:hAnsi="Times New Roman"/>
-          <w:sz w:val="28"/>
-          <w:szCs w:val="28"/>
-        </w:rPr>
-      </w:pPr>
-      <w:r>
-        <w:rPr>
-          <w:rFonts w:ascii="Times New Roman" w:hAnsi="Times New Roman" w:hint="eastAsia"/>
-          <w:sz w:val="28"/>
-          <w:szCs w:val="28"/>
-        </w:rPr>
-        <w:t>4</w:t>
-      </w:r>
-      <w:r>
-        <w:rPr>
-          <w:rFonts w:ascii="Times New Roman" w:hAnsi="Times New Roman"/>
-          <w:sz w:val="28"/>
-          <w:szCs w:val="28"/>
-        </w:rPr>
-        <w:t xml:space="preserve">.3 </w:t>
-      </w:r>
-      <w:r>
-        <w:rPr>
-          <w:rFonts w:ascii="Times New Roman" w:hAnsi="Times New Roman" w:hint="eastAsia"/>
-          <w:sz w:val="28"/>
-          <w:szCs w:val="28"/>
-        </w:rPr>
-        <w:t>项目收获与经验教训</w:t>
-      </w:r>
-      <w:bookmarkStart w:id="31" w:name="_Toc69548519"/>
-    </w:p>
-    <w:p>
-      <w:pPr>
-        <w:ind w:firstLine="570"/>
-        <w:rPr>
-          <w:rFonts w:ascii="Times New Roman" w:hAnsi="Times New Roman"/>
-          <w:sz w:val="28"/>
-          <w:szCs w:val="28"/>
-        </w:rPr>
-      </w:pPr>
-      <w:r>
-        <w:rPr>
-          <w:rFonts w:ascii="Times New Roman" w:hAnsi="Times New Roman" w:hint="eastAsia"/>
-          <w:sz w:val="28"/>
-          <w:szCs w:val="28"/>
-        </w:rPr>
-        <w:t>在经过三周紧张的设计、编码和调试，以及经过一个五一假期的调整和润色，在此期间，我们收获颇多——和</w:t>
-      </w:r>
-      <w:r>
-        <w:rPr>
-          <w:rFonts w:ascii="Times New Roman" w:hAnsi="Times New Roman" w:hint="eastAsia"/>
-          <w:sz w:val="28"/>
-          <w:szCs w:val="28"/>
-        </w:rPr>
-        <w:t>OJ</w:t>
-      </w:r>
-      <w:r>
-        <w:rPr>
-          <w:rFonts w:ascii="Times New Roman" w:hAnsi="Times New Roman" w:hint="eastAsia"/>
-          <w:sz w:val="28"/>
-          <w:szCs w:val="28"/>
-        </w:rPr>
-        <w:t>算法题目或是先前的课设项目不同，本程序重在算法和数据结构的设计、分析、构建、优化、调试的全过程。</w:t>
-      </w:r>
-    </w:p>
-    <w:p>
-      <w:pPr>
-        <w:ind w:firstLine="570"/>
-        <w:rPr>
-          <w:rFonts w:ascii="Times New Roman" w:hAnsi="Times New Roman"/>
-          <w:sz w:val="28"/>
-          <w:szCs w:val="28"/>
-        </w:rPr>
-      </w:pPr>
-      <w:r>
-        <w:rPr>
-          <w:rFonts w:ascii="Times New Roman" w:hAnsi="Times New Roman" w:hint="eastAsia"/>
-          <w:sz w:val="28"/>
-          <w:szCs w:val="28"/>
-        </w:rPr>
-        <w:t>对我们而言，使用如此繁多的算法，从无到有解决这样一个复杂的问题是前所未有的。我们通过研究网络、学术资源，</w:t>
-      </w:r>
-      <w:r>
-        <w:rPr>
-          <w:rFonts w:ascii="Times New Roman" w:hAnsi="Times New Roman" w:hint="eastAsia"/>
-          <w:sz w:val="28"/>
-          <w:szCs w:val="28"/>
-        </w:rPr>
-        <w:t>使用大量的算法完成整个问题的解决过程。诚然，现在的程序的确还不够完美，但我们在解决问题的整个过程，尝试了足够丰富的方法，收获了算法和数据结构分析问题、解决问题的能力，让我们对算法和数据结构有更加深入而全面的认识。</w:t>
-      </w:r>
-    </w:p>
-    <w:p>
-      <w:pPr>
-        <w:ind w:firstLine="570"/>
-        <w:rPr>
-          <w:rFonts w:ascii="Times New Roman" w:hAnsi="Times New Roman" w:hint="eastAsia"/>
-          <w:sz w:val="28"/>
-          <w:szCs w:val="28"/>
-        </w:rPr>
-      </w:pPr>
-      <w:r>
-        <w:rPr>
-          <w:rFonts w:ascii="Times New Roman" w:hAnsi="Times New Roman" w:hint="eastAsia"/>
-          <w:sz w:val="28"/>
-          <w:szCs w:val="28"/>
-        </w:rPr>
-        <w:t>千变万化、思绪飞扬，我想这不仅仅是本次课设项目“中国象棋”的特点，更是计算机博弈的魅力所在。</w:t>
-      </w:r>
-      <w:r>
-        <w:rPr>
-          <w:rFonts w:ascii="Times New Roman" w:hAnsi="Times New Roman" w:hint="eastAsia"/>
-          <w:sz w:val="28"/>
-          <w:szCs w:val="28"/>
-        </w:rPr>
-        <w:t>本次课设更让我们入门和初步</w:t>
-      </w:r>
-      <w:r>
-        <w:rPr>
-          <w:rFonts w:ascii="Times New Roman" w:hAnsi="Times New Roman" w:hint="eastAsia"/>
-          <w:sz w:val="28"/>
-          <w:szCs w:val="28"/>
-        </w:rPr>
-        <w:lastRenderedPageBreak/>
-        <w:t>探索计算机博弈相关的实践和理论，让我们看到抽象的数据结构和算法是如何构筑成计算机博弈程序的血肉和灵魂的；本次课设也激发了我们的求知和探索兴趣，拉近了我们所学理论与现实之间的距离——算法和数据结构不是</w:t>
-      </w:r>
-      <w:r>
-        <w:rPr>
-          <w:rFonts w:ascii="Times New Roman" w:hAnsi="Times New Roman" w:hint="eastAsia"/>
-          <w:sz w:val="28"/>
-          <w:szCs w:val="28"/>
-        </w:rPr>
-        <w:t>OJ</w:t>
-      </w:r>
-      <w:r>
-        <w:rPr>
-          <w:rFonts w:ascii="Times New Roman" w:hAnsi="Times New Roman" w:hint="eastAsia"/>
-          <w:sz w:val="28"/>
-          <w:szCs w:val="28"/>
-        </w:rPr>
-        <w:t>上冰冷的评测试题，而是应用于具体程序之中的引擎；在今天的计算机理论发展中，算法和数据结构更是构成高性能计算方法的根基。</w:t>
-      </w:r>
-    </w:p>
-    <w:p>
-      <w:pPr>
-        <w:ind w:firstLineChars="200" w:firstLine="560"/>
-        <w:rPr>
-          <w:rFonts w:ascii="Times New Roman" w:hAnsi="Times New Roman"/>
-          <w:sz w:val="28"/>
-          <w:szCs w:val="28"/>
-        </w:rPr>
-      </w:pPr>
-      <w:r>
-        <w:rPr>
-          <w:rFonts w:ascii="Times New Roman" w:hAnsi="Times New Roman" w:hint="eastAsia"/>
-          <w:sz w:val="28"/>
-          <w:szCs w:val="28"/>
-        </w:rPr>
-        <w:t>考虑到自身水平问题、课程设计限制、时间要求，本程序避开机器学习及神经网络相关算法，也没有使用</w:t>
-      </w:r>
-      <w:r>
-        <w:rPr>
-          <w:rFonts w:ascii="Times New Roman" w:hAnsi="Times New Roman" w:hint="eastAsia"/>
-          <w:sz w:val="28"/>
-          <w:szCs w:val="28"/>
-        </w:rPr>
-        <w:t>MCTS</w:t>
-      </w:r>
-      <w:r>
-        <w:rPr>
-          <w:rFonts w:ascii="Times New Roman" w:hAnsi="Times New Roman" w:hint="eastAsia"/>
-          <w:sz w:val="28"/>
-          <w:szCs w:val="28"/>
-        </w:rPr>
-        <w:t>。这也是对本次课程设计的一种遗憾。</w:t>
-      </w:r>
-    </w:p>
-    <w:p>
-      <w:pPr>
-        <w:ind w:firstLineChars="200" w:firstLine="560"/>
-        <w:rPr>
-          <w:rFonts w:ascii="Times New Roman" w:hAnsi="Times New Roman" w:hint="eastAsia"/>
           <w:sz w:val="28"/>
           <w:szCs w:val="28"/>
         </w:rPr>
@@ -14297,7 +14344,16 @@
           <w:sz w:val="28"/>
           <w:szCs w:val="28"/>
         </w:rPr>
-        <w:t>的建议，在已有代码的基础上对算法进行进一步细致优化，例如</w:t>
+        <w:t>的建议，在已有代码的基</w:t>
+      </w:r>
+      <w:r>
+        <w:rPr>
+          <w:rFonts w:ascii="Times New Roman" w:hAnsi="Times New Roman" w:hint="eastAsia"/>
+          <w:sz w:val="28"/>
+          <w:szCs w:val="28"/>
+        </w:rPr>
+        <w:lastRenderedPageBreak/>
+        <w:t>础上对算法进行进一步细致优化，例如</w:t>
       </w:r>
       <w:r>
         <w:rPr>
@@ -14760,20 +14816,165 @@
     <w:p>
       <w:pPr>
         <w:rPr>
-          <w:rFonts w:ascii="Times New Roman" w:hAnsi="Times New Roman"/>
-          <w:sz w:val="28"/>
-          <w:szCs w:val="28"/>
-        </w:rPr>
-      </w:pPr>
-    </w:p>
-    <w:p>
-      <w:pPr>
-        <w:rPr>
-          <w:rFonts w:ascii="Times New Roman" w:hAnsi="Times New Roman"/>
-          <w:sz w:val="28"/>
-          <w:szCs w:val="28"/>
-        </w:rPr>
-      </w:pPr>
+          <w:rFonts w:ascii="Times New Roman" w:hAnsi="Times New Roman" w:hint="eastAsia"/>
+          <w:sz w:val="28"/>
+          <w:szCs w:val="28"/>
+        </w:rPr>
+      </w:pPr>
+      <w:r>
+        <w:rPr>
+          <w:rFonts w:ascii="Times New Roman" w:hAnsi="Times New Roman" w:hint="eastAsia"/>
+          <w:sz w:val="28"/>
+          <w:szCs w:val="28"/>
+        </w:rPr>
+        <w:t>5.6 AI</w:t>
+      </w:r>
+      <w:r>
+        <w:rPr>
+          <w:rFonts w:ascii="Times New Roman" w:hAnsi="Times New Roman" w:hint="eastAsia"/>
+          <w:sz w:val="28"/>
+          <w:szCs w:val="28"/>
+        </w:rPr>
+        <w:t>辅助将程序转换为</w:t>
+      </w:r>
+      <w:r>
+        <w:rPr>
+          <w:rFonts w:ascii="Times New Roman" w:hAnsi="Times New Roman" w:hint="eastAsia"/>
+          <w:sz w:val="28"/>
+          <w:szCs w:val="28"/>
+        </w:rPr>
+        <w:t>rust</w:t>
+      </w:r>
+      <w:r>
+        <w:rPr>
+          <w:rFonts w:ascii="Times New Roman" w:hAnsi="Times New Roman" w:hint="eastAsia"/>
+          <w:sz w:val="28"/>
+          <w:szCs w:val="28"/>
+        </w:rPr>
+        <w:t>语言，结果如下</w:t>
+      </w:r>
+      <w:r>
+        <w:rPr>
+          <w:rFonts w:ascii="Times New Roman" w:hAnsi="Times New Roman" w:hint="eastAsia"/>
+          <w:noProof/>
+          <w:sz w:val="28"/>
+          <w:szCs w:val="28"/>
+        </w:rPr>
+        <w:lastRenderedPageBreak/>
+        <w:drawing>
+          <wp:inline distT="0" distB="0" distL="0" distR="0" wp14:anchorId="50AB6CE8" wp14:editId="78587E79">
+            <wp:extent cx="5270500" cy="3371850"/>
+            <wp:effectExtent l="0" t="0" r="6350" b="0"/>
+            <wp:docPr id="494070240" name="图片 1"/>
+            <wp:cNvGraphicFramePr>
+              <a:graphicFrameLocks xmlns:a="http://schemas.openxmlformats.org/drawingml/2006/main" noChangeAspect="1"/>
+            </wp:cNvGraphicFramePr>
+            <a:graphic xmlns:a="http://schemas.openxmlformats.org/drawingml/2006/main">
+              <a:graphicData uri="http://schemas.openxmlformats.org/drawingml/2006/picture">
+                <pic:pic xmlns:pic="http://schemas.openxmlformats.org/drawingml/2006/picture">
+                  <pic:nvPicPr>
+                    <pic:cNvPr id="0" name="Picture 1"/>
+                    <pic:cNvPicPr>
+                      <a:picLocks noChangeAspect="1" noChangeArrowheads="1"/>
+                    </pic:cNvPicPr>
+                  </pic:nvPicPr>
+                  <pic:blipFill>
+                    <a:blip r:embed="rId27" cstate="print">
+                      <a:extLst>
+                        <a:ext uri="{28A0092B-C50C-407E-A947-70E740481C1C}">
+                          <a14:useLocalDpi xmlns:a14="http://schemas.microsoft.com/office/drawing/2010/main" val="0"/>
+                        </a:ext>
+                      </a:extLst>
+                    </a:blip>
+                    <a:srcRect/>
+                    <a:stretch>
+                      <a:fillRect/>
+                    </a:stretch>
+                  </pic:blipFill>
+                  <pic:spPr bwMode="auto">
+                    <a:xfrm>
+                      <a:off x="0" y="0"/>
+                      <a:ext cx="5270500" cy="3371850"/>
+                    </a:xfrm>
+                    <a:prstGeom prst="rect">
+                      <a:avLst/>
+                    </a:prstGeom>
+                    <a:noFill/>
+                    <a:ln>
+                      <a:noFill/>
+                    </a:ln>
+                  </pic:spPr>
+                </pic:pic>
+              </a:graphicData>
+            </a:graphic>
+          </wp:inline>
+        </w:drawing>
+      </w:r>
+    </w:p>
+    <w:p>
+      <w:pPr>
+        <w:rPr>
+          <w:rFonts w:ascii="Times New Roman" w:hAnsi="Times New Roman" w:hint="eastAsia"/>
+          <w:sz w:val="28"/>
+          <w:szCs w:val="28"/>
+        </w:rPr>
+      </w:pPr>
+      <w:r>
+        <w:rPr>
+          <w:rFonts w:ascii="Times New Roman" w:hAnsi="Times New Roman" w:hint="eastAsia"/>
+          <w:sz w:val="28"/>
+          <w:szCs w:val="28"/>
+        </w:rPr>
+        <w:t>认为该</w:t>
+      </w:r>
+      <w:r>
+        <w:rPr>
+          <w:rFonts w:ascii="Times New Roman" w:hAnsi="Times New Roman" w:hint="eastAsia"/>
+          <w:sz w:val="28"/>
+          <w:szCs w:val="28"/>
+        </w:rPr>
+        <w:t>rust</w:t>
+      </w:r>
+      <w:r>
+        <w:rPr>
+          <w:rFonts w:ascii="Times New Roman" w:hAnsi="Times New Roman" w:hint="eastAsia"/>
+          <w:sz w:val="28"/>
+          <w:szCs w:val="28"/>
+        </w:rPr>
+        <w:t>转换后的</w:t>
+      </w:r>
+      <w:r>
+        <w:rPr>
+          <w:rFonts w:ascii="Times New Roman" w:hAnsi="Times New Roman" w:hint="eastAsia"/>
+          <w:sz w:val="28"/>
+          <w:szCs w:val="28"/>
+        </w:rPr>
+        <w:t>bot</w:t>
+      </w:r>
+      <w:r>
+        <w:rPr>
+          <w:rFonts w:ascii="Times New Roman" w:hAnsi="Times New Roman" w:hint="eastAsia"/>
+          <w:sz w:val="28"/>
+          <w:szCs w:val="28"/>
+        </w:rPr>
+        <w:t>具备原有</w:t>
+      </w:r>
+      <w:r>
+        <w:rPr>
+          <w:rFonts w:ascii="Times New Roman" w:hAnsi="Times New Roman" w:hint="eastAsia"/>
+          <w:sz w:val="28"/>
+          <w:szCs w:val="28"/>
+        </w:rPr>
+        <w:t>bot</w:t>
+      </w:r>
+      <w:r>
+        <w:rPr>
+          <w:rFonts w:ascii="Times New Roman" w:hAnsi="Times New Roman" w:hint="eastAsia"/>
+          <w:sz w:val="28"/>
+          <w:szCs w:val="28"/>
+        </w:rPr>
+        <w:t>的几乎全部特性</w:t>
+      </w:r>
     </w:p>
     <w:p>
       <w:pPr>
@@ -14917,7 +15118,7 @@
           <w:szCs w:val="28"/>
         </w:rPr>
       </w:pPr>
-      <w:hyperlink r:id="rId27" w:history="1">
+      <w:hyperlink r:id="rId28" w:history="1">
         <w:r>
           <w:rPr>
             <w:rStyle w:val="a8"/>
@@ -14953,7 +15154,7 @@
           <w:szCs w:val="28"/>
         </w:rPr>
       </w:pPr>
-      <w:hyperlink r:id="rId28" w:history="1">
+      <w:hyperlink r:id="rId29" w:history="1">
         <w:r>
           <w:rPr>
             <w:rStyle w:val="a8"/>
@@ -14987,7 +15188,6 @@
           <w:sz w:val="28"/>
           <w:szCs w:val="28"/>
         </w:rPr>
-        <w:lastRenderedPageBreak/>
         <w:t>《</w:t>
       </w:r>
       <w:r>
@@ -15015,7 +15215,7 @@
           <w:szCs w:val="28"/>
         </w:rPr>
       </w:pPr>
-      <w:hyperlink r:id="rId29" w:history="1">
+      <w:hyperlink r:id="rId30" w:history="1">
         <w:r>
           <w:rPr>
             <w:rStyle w:val="a8"/>
@@ -15068,7 +15268,7 @@
           <w:szCs w:val="28"/>
         </w:rPr>
       </w:pPr>
-      <w:hyperlink r:id="rId30" w:anchor="resources" w:history="1">
+      <w:hyperlink r:id="rId31" w:anchor="resources" w:history="1">
         <w:r>
           <w:rPr>
             <w:rStyle w:val="a8"/>
@@ -15104,7 +15304,7 @@
           <w:szCs w:val="28"/>
         </w:rPr>
       </w:pPr>
-      <w:hyperlink r:id="rId31" w:history="1">
+      <w:hyperlink r:id="rId32" w:history="1">
         <w:r>
           <w:rPr>
             <w:rStyle w:val="a8"/>
@@ -15140,7 +15340,7 @@
           <w:szCs w:val="28"/>
         </w:rPr>
       </w:pPr>
-      <w:hyperlink r:id="rId32" w:history="1">
+      <w:hyperlink r:id="rId33" w:history="1">
         <w:r>
           <w:rPr>
             <w:rStyle w:val="a8"/>
@@ -15185,7 +15385,7 @@
           <w:szCs w:val="28"/>
         </w:rPr>
       </w:pPr>
-      <w:hyperlink r:id="rId33" w:history="1">
+      <w:hyperlink r:id="rId34" w:history="1">
         <w:r>
           <w:rPr>
             <w:rStyle w:val="a8"/>
@@ -15229,7 +15429,7 @@
           <w:szCs w:val="28"/>
         </w:rPr>
       </w:pPr>
-      <w:hyperlink r:id="rId34" w:history="1">
+      <w:hyperlink r:id="rId35" w:history="1">
         <w:r>
           <w:rPr>
             <w:rStyle w:val="a8"/>
@@ -15275,7 +15475,7 @@
           <w:szCs w:val="28"/>
         </w:rPr>
       </w:pPr>
-      <w:hyperlink r:id="rId35" w:history="1">
+      <w:hyperlink r:id="rId36" w:history="1">
         <w:r>
           <w:rPr>
             <w:rStyle w:val="a8"/>
@@ -15312,7 +15512,7 @@
           <w:szCs w:val="28"/>
         </w:rPr>
       </w:pPr>
-      <w:hyperlink r:id="rId36" w:history="1">
+      <w:hyperlink r:id="rId37" w:history="1">
         <w:r>
           <w:rPr>
             <w:rStyle w:val="a8"/>
@@ -15357,7 +15557,7 @@
           <w:szCs w:val="28"/>
         </w:rPr>
       </w:pPr>
-      <w:hyperlink r:id="rId37" w:history="1">
+      <w:hyperlink r:id="rId38" w:history="1">
         <w:r>
           <w:rPr>
             <w:rStyle w:val="a8"/>
@@ -15401,7 +15601,7 @@
           <w:szCs w:val="28"/>
         </w:rPr>
       </w:pPr>
-      <w:hyperlink r:id="rId38" w:history="1">
+      <w:hyperlink r:id="rId39" w:history="1">
         <w:r>
           <w:rPr>
             <w:rStyle w:val="a8"/>
@@ -15469,6 +15669,7 @@
           <w:sz w:val="28"/>
           <w:szCs w:val="28"/>
         </w:rPr>
+        <w:lastRenderedPageBreak/>
         <w:t>6</w:t>
       </w:r>
       <w:r>
@@ -15502,7 +15703,6 @@
           <w:sz w:val="28"/>
           <w:szCs w:val="28"/>
         </w:rPr>
-        <w:lastRenderedPageBreak/>
         <w:t>1</w:t>
       </w:r>
       <w:r>
@@ -15763,7 +15963,7 @@
         </w:rPr>
         <w:t xml:space="preserve"> </w:t>
       </w:r>
-      <w:hyperlink r:id="rId39" w:tgtFrame="_blank" w:history="1">
+      <w:hyperlink r:id="rId40" w:tgtFrame="_blank" w:history="1">
         <w:r>
           <w:rPr>
             <w:rFonts w:ascii="Times New Roman" w:hAnsi="Times New Roman" w:hint="eastAsia"/>
@@ -15781,7 +15981,7 @@
         </w:rPr>
         <w:t>，</w:t>
       </w:r>
-      <w:hyperlink r:id="rId40" w:tgtFrame="_blank" w:history="1">
+      <w:hyperlink r:id="rId41" w:tgtFrame="_blank" w:history="1">
         <w:r>
           <w:rPr>
             <w:rFonts w:ascii="Times New Roman" w:hAnsi="Times New Roman" w:hint="eastAsia"/>
@@ -15799,7 +15999,7 @@
         </w:rPr>
         <w:t>，</w:t>
       </w:r>
-      <w:hyperlink r:id="rId41" w:tgtFrame="_blank" w:history="1">
+      <w:hyperlink r:id="rId42" w:tgtFrame="_blank" w:history="1">
         <w:r>
           <w:rPr>
             <w:rFonts w:ascii="Times New Roman" w:hAnsi="Times New Roman" w:hint="eastAsia"/>
@@ -15817,7 +16017,7 @@
         </w:rPr>
         <w:t>，</w:t>
       </w:r>
-      <w:hyperlink r:id="rId42" w:tgtFrame="_blank" w:history="1">
+      <w:hyperlink r:id="rId43" w:tgtFrame="_blank" w:history="1">
         <w:r>
           <w:rPr>
             <w:rFonts w:ascii="Times New Roman" w:hAnsi="Times New Roman" w:hint="eastAsia"/>
@@ -15835,7 +16035,7 @@
         </w:rPr>
         <w:t>，</w:t>
       </w:r>
-      <w:hyperlink r:id="rId43" w:tgtFrame="_blank" w:history="1">
+      <w:hyperlink r:id="rId44" w:tgtFrame="_blank" w:history="1">
         <w:r>
           <w:rPr>
             <w:rFonts w:ascii="Times New Roman" w:hAnsi="Times New Roman" w:hint="eastAsia"/>
@@ -15894,7 +16094,7 @@
         </w:rPr>
         <w:t>《人与机器人象棋对弈系统的设计与实现》，中北大学，硕士学位论文，</w:t>
       </w:r>
-      <w:hyperlink r:id="rId44" w:tgtFrame="_blank" w:history="1">
+      <w:hyperlink r:id="rId45" w:tgtFrame="_blank" w:history="1">
         <w:r>
           <w:rPr>
             <w:rFonts w:ascii="Times New Roman" w:hAnsi="Times New Roman" w:hint="eastAsia"/>
@@ -15912,7 +16112,7 @@
         </w:rPr>
         <w:t>、</w:t>
       </w:r>
-      <w:hyperlink r:id="rId45" w:tgtFrame="_blank" w:history="1">
+      <w:hyperlink r:id="rId46" w:tgtFrame="_blank" w:history="1">
         <w:r>
           <w:rPr>
             <w:rFonts w:ascii="Times New Roman" w:hAnsi="Times New Roman" w:hint="eastAsia"/>
@@ -16170,8 +16370,8 @@
       </w:pPr>
     </w:p>
     <w:sectPr>
-      <w:headerReference w:type="default" r:id="rId46"/>
-      <w:footerReference w:type="default" r:id="rId47"/>
+      <w:headerReference w:type="default" r:id="rId47"/>
+      <w:footerReference w:type="default" r:id="rId48"/>
       <w:pgSz w:w="11906" w:h="16838"/>
       <w:pgMar w:top="1440" w:right="1800" w:bottom="1440" w:left="1800" w:header="851" w:footer="992" w:gutter="0"/>
       <w:cols w:space="425"/>
@@ -16182,7 +16382,7 @@
 </file>
 
 <file path=word/endnotes.xml><?xml version="1.0" encoding="utf-8"?>
-<w:endnotes xmlns:wpc="http://schemas.microsoft.com/office/word/2010/wordprocessingCanvas" xmlns:cx="http://schemas.microsoft.com/office/drawing/2014/chartex" xmlns:cx1="http://schemas.microsoft.com/office/drawing/2015/9/8/chartex" xmlns:cx2="http://schemas.microsoft.com/office/drawing/2015/10/21/chartex" xmlns:cx3="http://schemas.microsoft.com/office/drawing/2016/5/9/chartex" xmlns:cx4="http://schemas.microsoft.com/office/drawing/2016/5/10/chartex" xmlns:cx5="http://schemas.microsoft.com/office/drawing/2016/5/11/chartex" xmlns:cx6="http://schemas.microsoft.com/office/drawing/2016/5/12/chartex" xmlns:cx7="http://schemas.microsoft.com/office/drawing/2016/5/13/chartex" xmlns:cx8="http://schemas.microsoft.com/office/drawing/2016/5/14/chartex" xmlns:mc="http://schemas.openxmlformats.org/markup-compatibility/2006" xmlns:aink="http://schemas.microsoft.com/office/drawing/2016/ink" xmlns:am3d="http://schemas.microsoft.com/office/drawing/2017/model3d" xmlns:o="urn:schemas-microsoft-com:office:office" xmlns:r="http://schemas.openxmlformats.org/officeDocument/2006/relationships" xmlns:m="http://schemas.openxmlformats.org/officeDocument/2006/math" xmlns:v="urn:schemas-microsoft-com:vml" xmlns:wp14="http://schemas.microsoft.com/office/word/2010/wordprocessingDrawing" xmlns:wp="http://schemas.openxmlformats.org/drawingml/2006/wordprocessingDrawing" xmlns:w10="urn:schemas-microsoft-com:office:word" xmlns:w="http://schemas.openxmlformats.org/wordprocessingml/2006/main" xmlns:w14="http://schemas.microsoft.com/office/word/2010/wordml" xmlns:w15="http://schemas.microsoft.com/office/word/2012/wordml" xmlns:w16cex="http://schemas.microsoft.com/office/word/2018/wordml/cex" xmlns:w16cid="http://schemas.microsoft.com/office/word/2016/wordml/cid" xmlns:w16="http://schemas.microsoft.com/office/word/2018/wordml" xmlns:w16sdtdh="http://schemas.microsoft.com/office/word/2020/wordml/sdtdatahash" xmlns:w16se="http://schemas.microsoft.com/office/word/2015/wordml/symex" xmlns:wpg="http://schemas.microsoft.com/office/word/2010/wordprocessingGroup" xmlns:wpi="http://schemas.microsoft.com/office/word/2010/wordprocessingInk" xmlns:wne="http://schemas.microsoft.com/office/word/2006/wordml" xmlns:wps="http://schemas.microsoft.com/office/word/2010/wordprocessingShape" mc:Ignorable="w14 w15 w16se w16cid w16 w16cex w16sdtdh wp14">
+<w:endnotes xmlns:wpc="http://schemas.microsoft.com/office/word/2010/wordprocessingCanvas" xmlns:cx="http://schemas.microsoft.com/office/drawing/2014/chartex" xmlns:cx1="http://schemas.microsoft.com/office/drawing/2015/9/8/chartex" xmlns:cx2="http://schemas.microsoft.com/office/drawing/2015/10/21/chartex" xmlns:cx3="http://schemas.microsoft.com/office/drawing/2016/5/9/chartex" xmlns:cx4="http://schemas.microsoft.com/office/drawing/2016/5/10/chartex" xmlns:cx5="http://schemas.microsoft.com/office/drawing/2016/5/11/chartex" xmlns:cx6="http://schemas.microsoft.com/office/drawing/2016/5/12/chartex" xmlns:cx7="http://schemas.microsoft.com/office/drawing/2016/5/13/chartex" xmlns:cx8="http://schemas.microsoft.com/office/drawing/2016/5/14/chartex" xmlns:mc="http://schemas.openxmlformats.org/markup-compatibility/2006" xmlns:aink="http://schemas.microsoft.com/office/drawing/2016/ink" xmlns:am3d="http://schemas.microsoft.com/office/drawing/2017/model3d" xmlns:o="urn:schemas-microsoft-com:office:office" xmlns:oel="http://schemas.microsoft.com/office/2019/extlst" xmlns:r="http://schemas.openxmlformats.org/officeDocument/2006/relationships" xmlns:m="http://schemas.openxmlformats.org/officeDocument/2006/math" xmlns:v="urn:schemas-microsoft-com:vml" xmlns:wp14="http://schemas.microsoft.com/office/word/2010/wordprocessingDrawing" xmlns:wp="http://schemas.openxmlformats.org/drawingml/2006/wordprocessingDrawing" xmlns:w10="urn:schemas-microsoft-com:office:word" xmlns:w="http://schemas.openxmlformats.org/wordprocessingml/2006/main" xmlns:w14="http://schemas.microsoft.com/office/word/2010/wordml" xmlns:w15="http://schemas.microsoft.com/office/word/2012/wordml" xmlns:w16cex="http://schemas.microsoft.com/office/word/2018/wordml/cex" xmlns:w16cid="http://schemas.microsoft.com/office/word/2016/wordml/cid" xmlns:w16="http://schemas.microsoft.com/office/word/2018/wordml" xmlns:w16du="http://schemas.microsoft.com/office/word/2023/wordml/word16du" xmlns:w16sdtdh="http://schemas.microsoft.com/office/word/2020/wordml/sdtdatahash" xmlns:w16sdtfl="http://schemas.microsoft.com/office/word/2024/wordml/sdtformatlock" xmlns:w16se="http://schemas.microsoft.com/office/word/2015/wordml/symex" xmlns:wpg="http://schemas.microsoft.com/office/word/2010/wordprocessingGroup" xmlns:wpi="http://schemas.microsoft.com/office/word/2010/wordprocessingInk" xmlns:wne="http://schemas.microsoft.com/office/word/2006/wordml" xmlns:wps="http://schemas.microsoft.com/office/word/2010/wordprocessingShape" mc:Ignorable="w14 w15 w16se w16cid w16 w16cex w16sdtdh w16sdtfl w16du wp14">
   <w:endnote w:type="separator" w:id="-1">
     <w:p>
       <w:r>
@@ -16204,7 +16404,7 @@
 </file>
 
 <file path=word/footer1.xml><?xml version="1.0" encoding="utf-8"?>
-<w:ftr xmlns:wpc="http://schemas.microsoft.com/office/word/2010/wordprocessingCanvas" xmlns:cx="http://schemas.microsoft.com/office/drawing/2014/chartex" xmlns:cx1="http://schemas.microsoft.com/office/drawing/2015/9/8/chartex" xmlns:cx2="http://schemas.microsoft.com/office/drawing/2015/10/21/chartex" xmlns:cx3="http://schemas.microsoft.com/office/drawing/2016/5/9/chartex" xmlns:cx4="http://schemas.microsoft.com/office/drawing/2016/5/10/chartex" xmlns:cx5="http://schemas.microsoft.com/office/drawing/2016/5/11/chartex" xmlns:cx6="http://schemas.microsoft.com/office/drawing/2016/5/12/chartex" xmlns:cx7="http://schemas.microsoft.com/office/drawing/2016/5/13/chartex" xmlns:cx8="http://schemas.microsoft.com/office/drawing/2016/5/14/chartex" xmlns:mc="http://schemas.openxmlformats.org/markup-compatibility/2006" xmlns:aink="http://schemas.microsoft.com/office/drawing/2016/ink" xmlns:am3d="http://schemas.microsoft.com/office/drawing/2017/model3d" xmlns:o="urn:schemas-microsoft-com:office:office" xmlns:r="http://schemas.openxmlformats.org/officeDocument/2006/relationships" xmlns:m="http://schemas.openxmlformats.org/officeDocument/2006/math" xmlns:v="urn:schemas-microsoft-com:vml" xmlns:wp14="http://schemas.microsoft.com/office/word/2010/wordprocessingDrawing" xmlns:wp="http://schemas.openxmlformats.org/drawingml/2006/wordprocessingDrawing" xmlns:w10="urn:schemas-microsoft-com:office:word" xmlns:w="http://schemas.openxmlformats.org/wordprocessingml/2006/main" xmlns:w14="http://schemas.microsoft.com/office/word/2010/wordml" xmlns:w15="http://schemas.microsoft.com/office/word/2012/wordml" xmlns:w16cex="http://schemas.microsoft.com/office/word/2018/wordml/cex" xmlns:w16cid="http://schemas.microsoft.com/office/word/2016/wordml/cid" xmlns:w16="http://schemas.microsoft.com/office/word/2018/wordml" xmlns:w16sdtdh="http://schemas.microsoft.com/office/word/2020/wordml/sdtdatahash" xmlns:w16se="http://schemas.microsoft.com/office/word/2015/wordml/symex" xmlns:wpg="http://schemas.microsoft.com/office/word/2010/wordprocessingGroup" xmlns:wpi="http://schemas.microsoft.com/office/word/2010/wordprocessingInk" xmlns:wne="http://schemas.microsoft.com/office/word/2006/wordml" xmlns:wps="http://schemas.microsoft.com/office/word/2010/wordprocessingShape" mc:Ignorable="w14 w15 w16se w16cid w16 w16cex w16sdtdh wp14">
+<w:ftr xmlns:wpc="http://schemas.microsoft.com/office/word/2010/wordprocessingCanvas" xmlns:cx="http://schemas.microsoft.com/office/drawing/2014/chartex" xmlns:cx1="http://schemas.microsoft.com/office/drawing/2015/9/8/chartex" xmlns:cx2="http://schemas.microsoft.com/office/drawing/2015/10/21/chartex" xmlns:cx3="http://schemas.microsoft.com/office/drawing/2016/5/9/chartex" xmlns:cx4="http://schemas.microsoft.com/office/drawing/2016/5/10/chartex" xmlns:cx5="http://schemas.microsoft.com/office/drawing/2016/5/11/chartex" xmlns:cx6="http://schemas.microsoft.com/office/drawing/2016/5/12/chartex" xmlns:cx7="http://schemas.microsoft.com/office/drawing/2016/5/13/chartex" xmlns:cx8="http://schemas.microsoft.com/office/drawing/2016/5/14/chartex" xmlns:mc="http://schemas.openxmlformats.org/markup-compatibility/2006" xmlns:aink="http://schemas.microsoft.com/office/drawing/2016/ink" xmlns:am3d="http://schemas.microsoft.com/office/drawing/2017/model3d" xmlns:o="urn:schemas-microsoft-com:office:office" xmlns:oel="http://schemas.microsoft.com/office/2019/extlst" xmlns:r="http://schemas.openxmlformats.org/officeDocument/2006/relationships" xmlns:m="http://schemas.openxmlformats.org/officeDocument/2006/math" xmlns:v="urn:schemas-microsoft-com:vml" xmlns:wp14="http://schemas.microsoft.com/office/word/2010/wordprocessingDrawing" xmlns:wp="http://schemas.openxmlformats.org/drawingml/2006/wordprocessingDrawing" xmlns:w10="urn:schemas-microsoft-com:office:word" xmlns:w="http://schemas.openxmlformats.org/wordprocessingml/2006/main" xmlns:w14="http://schemas.microsoft.com/office/word/2010/wordml" xmlns:w15="http://schemas.microsoft.com/office/word/2012/wordml" xmlns:w16cex="http://schemas.microsoft.com/office/word/2018/wordml/cex" xmlns:w16cid="http://schemas.microsoft.com/office/word/2016/wordml/cid" xmlns:w16="http://schemas.microsoft.com/office/word/2018/wordml" xmlns:w16du="http://schemas.microsoft.com/office/word/2023/wordml/word16du" xmlns:w16sdtdh="http://schemas.microsoft.com/office/word/2020/wordml/sdtdatahash" xmlns:w16sdtfl="http://schemas.microsoft.com/office/word/2024/wordml/sdtformatlock" xmlns:w16se="http://schemas.microsoft.com/office/word/2015/wordml/symex" xmlns:wpg="http://schemas.microsoft.com/office/word/2010/wordprocessingGroup" xmlns:wpi="http://schemas.microsoft.com/office/word/2010/wordprocessingInk" xmlns:wne="http://schemas.microsoft.com/office/word/2006/wordml" xmlns:wps="http://schemas.microsoft.com/office/word/2010/wordprocessingShape" mc:Ignorable="w14 w15 w16se w16cid w16 w16cex w16sdtdh w16sdtfl w16du wp14">
   <w:p>
     <w:pPr>
       <w:pStyle w:val="a3"/>
@@ -16316,7 +16516,7 @@
 </file>
 
 <file path=word/footnotes.xml><?xml version="1.0" encoding="utf-8"?>
-<w:footnotes xmlns:wpc="http://schemas.microsoft.com/office/word/2010/wordprocessingCanvas" xmlns:cx="http://schemas.microsoft.com/office/drawing/2014/chartex" xmlns:cx1="http://schemas.microsoft.com/office/drawing/2015/9/8/chartex" xmlns:cx2="http://schemas.microsoft.com/office/drawing/2015/10/21/chartex" xmlns:cx3="http://schemas.microsoft.com/office/drawing/2016/5/9/chartex" xmlns:cx4="http://schemas.microsoft.com/office/drawing/2016/5/10/chartex" xmlns:cx5="http://schemas.microsoft.com/office/drawing/2016/5/11/chartex" xmlns:cx6="http://schemas.microsoft.com/office/drawing/2016/5/12/chartex" xmlns:cx7="http://schemas.microsoft.com/office/drawing/2016/5/13/chartex" xmlns:cx8="http://schemas.microsoft.com/office/drawing/2016/5/14/chartex" xmlns:mc="http://schemas.openxmlformats.org/markup-compatibility/2006" xmlns:aink="http://schemas.microsoft.com/office/drawing/2016/ink" xmlns:am3d="http://schemas.microsoft.com/office/drawing/2017/model3d" xmlns:o="urn:schemas-microsoft-com:office:office" xmlns:r="http://schemas.openxmlformats.org/officeDocument/2006/relationships" xmlns:m="http://schemas.openxmlformats.org/officeDocument/2006/math" xmlns:v="urn:schemas-microsoft-com:vml" xmlns:wp14="http://schemas.microsoft.com/office/word/2010/wordprocessingDrawing" xmlns:wp="http://schemas.openxmlformats.org/drawingml/2006/wordprocessingDrawing" xmlns:w10="urn:schemas-microsoft-com:office:word" xmlns:w="http://schemas.openxmlformats.org/wordprocessingml/2006/main" xmlns:w14="http://schemas.microsoft.com/office/word/2010/wordml" xmlns:w15="http://schemas.microsoft.com/office/word/2012/wordml" xmlns:w16cex="http://schemas.microsoft.com/office/word/2018/wordml/cex" xmlns:w16cid="http://schemas.microsoft.com/office/word/2016/wordml/cid" xmlns:w16="http://schemas.microsoft.com/office/word/2018/wordml" xmlns:w16sdtdh="http://schemas.microsoft.com/office/word/2020/wordml/sdtdatahash" xmlns:w16se="http://schemas.microsoft.com/office/word/2015/wordml/symex" xmlns:wpg="http://schemas.microsoft.com/office/word/2010/wordprocessingGroup" xmlns:wpi="http://schemas.microsoft.com/office/word/2010/wordprocessingInk" xmlns:wne="http://schemas.microsoft.com/office/word/2006/wordml" xmlns:wps="http://schemas.microsoft.com/office/word/2010/wordprocessingShape" mc:Ignorable="w14 w15 w16se w16cid w16 w16cex w16sdtdh wp14">
+<w:footnotes xmlns:wpc="http://schemas.microsoft.com/office/word/2010/wordprocessingCanvas" xmlns:cx="http://schemas.microsoft.com/office/drawing/2014/chartex" xmlns:cx1="http://schemas.microsoft.com/office/drawing/2015/9/8/chartex" xmlns:cx2="http://schemas.microsoft.com/office/drawing/2015/10/21/chartex" xmlns:cx3="http://schemas.microsoft.com/office/drawing/2016/5/9/chartex" xmlns:cx4="http://schemas.microsoft.com/office/drawing/2016/5/10/chartex" xmlns:cx5="http://schemas.microsoft.com/office/drawing/2016/5/11/chartex" xmlns:cx6="http://schemas.microsoft.com/office/drawing/2016/5/12/chartex" xmlns:cx7="http://schemas.microsoft.com/office/drawing/2016/5/13/chartex" xmlns:cx8="http://schemas.microsoft.com/office/drawing/2016/5/14/chartex" xmlns:mc="http://schemas.openxmlformats.org/markup-compatibility/2006" xmlns:aink="http://schemas.microsoft.com/office/drawing/2016/ink" xmlns:am3d="http://schemas.microsoft.com/office/drawing/2017/model3d" xmlns:o="urn:schemas-microsoft-com:office:office" xmlns:oel="http://schemas.microsoft.com/office/2019/extlst" xmlns:r="http://schemas.openxmlformats.org/officeDocument/2006/relationships" xmlns:m="http://schemas.openxmlformats.org/officeDocument/2006/math" xmlns:v="urn:schemas-microsoft-com:vml" xmlns:wp14="http://schemas.microsoft.com/office/word/2010/wordprocessingDrawing" xmlns:wp="http://schemas.openxmlformats.org/drawingml/2006/wordprocessingDrawing" xmlns:w10="urn:schemas-microsoft-com:office:word" xmlns:w="http://schemas.openxmlformats.org/wordprocessingml/2006/main" xmlns:w14="http://schemas.microsoft.com/office/word/2010/wordml" xmlns:w15="http://schemas.microsoft.com/office/word/2012/wordml" xmlns:w16cex="http://schemas.microsoft.com/office/word/2018/wordml/cex" xmlns:w16cid="http://schemas.microsoft.com/office/word/2016/wordml/cid" xmlns:w16="http://schemas.microsoft.com/office/word/2018/wordml" xmlns:w16du="http://schemas.microsoft.com/office/word/2023/wordml/word16du" xmlns:w16sdtdh="http://schemas.microsoft.com/office/word/2020/wordml/sdtdatahash" xmlns:w16sdtfl="http://schemas.microsoft.com/office/word/2024/wordml/sdtformatlock" xmlns:w16se="http://schemas.microsoft.com/office/word/2015/wordml/symex" xmlns:wpg="http://schemas.microsoft.com/office/word/2010/wordprocessingGroup" xmlns:wpi="http://schemas.microsoft.com/office/word/2010/wordprocessingInk" xmlns:wne="http://schemas.microsoft.com/office/word/2006/wordml" xmlns:wps="http://schemas.microsoft.com/office/word/2010/wordprocessingShape" mc:Ignorable="w14 w15 w16se w16cid w16 w16cex w16sdtdh w16sdtfl w16du wp14">
   <w:footnote w:type="separator" w:id="-1">
     <w:p>
       <w:r>
@@ -16338,7 +16538,7 @@
 </file>
 
 <file path=word/header1.xml><?xml version="1.0" encoding="utf-8"?>
-<w:hdr xmlns:wpc="http://schemas.microsoft.com/office/word/2010/wordprocessingCanvas" xmlns:cx="http://schemas.microsoft.com/office/drawing/2014/chartex" xmlns:cx1="http://schemas.microsoft.com/office/drawing/2015/9/8/chartex" xmlns:cx2="http://schemas.microsoft.com/office/drawing/2015/10/21/chartex" xmlns:cx3="http://schemas.microsoft.com/office/drawing/2016/5/9/chartex" xmlns:cx4="http://schemas.microsoft.com/office/drawing/2016/5/10/chartex" xmlns:cx5="http://schemas.microsoft.com/office/drawing/2016/5/11/chartex" xmlns:cx6="http://schemas.microsoft.com/office/drawing/2016/5/12/chartex" xmlns:cx7="http://schemas.microsoft.com/office/drawing/2016/5/13/chartex" xmlns:cx8="http://schemas.microsoft.com/office/drawing/2016/5/14/chartex" xmlns:mc="http://schemas.openxmlformats.org/markup-compatibility/2006" xmlns:aink="http://schemas.microsoft.com/office/drawing/2016/ink" xmlns:am3d="http://schemas.microsoft.com/office/drawing/2017/model3d" xmlns:o="urn:schemas-microsoft-com:office:office" xmlns:r="http://schemas.openxmlformats.org/officeDocument/2006/relationships" xmlns:m="http://schemas.openxmlformats.org/officeDocument/2006/math" xmlns:v="urn:schemas-microsoft-com:vml" xmlns:wp14="http://schemas.microsoft.com/office/word/2010/wordprocessingDrawing" xmlns:wp="http://schemas.openxmlformats.org/drawingml/2006/wordprocessingDrawing" xmlns:w10="urn:schemas-microsoft-com:office:word" xmlns:w="http://schemas.openxmlformats.org/wordprocessingml/2006/main" xmlns:w14="http://schemas.microsoft.com/office/word/2010/wordml" xmlns:w15="http://schemas.microsoft.com/office/word/2012/wordml" xmlns:w16cex="http://schemas.microsoft.com/office/word/2018/wordml/cex" xmlns:w16cid="http://schemas.microsoft.com/office/word/2016/wordml/cid" xmlns:w16="http://schemas.microsoft.com/office/word/2018/wordml" xmlns:w16sdtdh="http://schemas.microsoft.com/office/word/2020/wordml/sdtdatahash" xmlns:w16se="http://schemas.microsoft.com/office/word/2015/wordml/symex" xmlns:wpg="http://schemas.microsoft.com/office/word/2010/wordprocessingGroup" xmlns:wpi="http://schemas.microsoft.com/office/word/2010/wordprocessingInk" xmlns:wne="http://schemas.microsoft.com/office/word/2006/wordml" xmlns:wps="http://schemas.microsoft.com/office/word/2010/wordprocessingShape" mc:Ignorable="w14 w15 w16se w16cid w16 w16cex w16sdtdh wp14">
+<w:hdr xmlns:wpc="http://schemas.microsoft.com/office/word/2010/wordprocessingCanvas" xmlns:cx="http://schemas.microsoft.com/office/drawing/2014/chartex" xmlns:cx1="http://schemas.microsoft.com/office/drawing/2015/9/8/chartex" xmlns:cx2="http://schemas.microsoft.com/office/drawing/2015/10/21/chartex" xmlns:cx3="http://schemas.microsoft.com/office/drawing/2016/5/9/chartex" xmlns:cx4="http://schemas.microsoft.com/office/drawing/2016/5/10/chartex" xmlns:cx5="http://schemas.microsoft.com/office/drawing/2016/5/11/chartex" xmlns:cx6="http://schemas.microsoft.com/office/drawing/2016/5/12/chartex" xmlns:cx7="http://schemas.microsoft.com/office/drawing/2016/5/13/chartex" xmlns:cx8="http://schemas.microsoft.com/office/drawing/2016/5/14/chartex" xmlns:mc="http://schemas.openxmlformats.org/markup-compatibility/2006" xmlns:aink="http://schemas.microsoft.com/office/drawing/2016/ink" xmlns:am3d="http://schemas.microsoft.com/office/drawing/2017/model3d" xmlns:o="urn:schemas-microsoft-com:office:office" xmlns:oel="http://schemas.microsoft.com/office/2019/extlst" xmlns:r="http://schemas.openxmlformats.org/officeDocument/2006/relationships" xmlns:m="http://schemas.openxmlformats.org/officeDocument/2006/math" xmlns:v="urn:schemas-microsoft-com:vml" xmlns:wp14="http://schemas.microsoft.com/office/word/2010/wordprocessingDrawing" xmlns:wp="http://schemas.openxmlformats.org/drawingml/2006/wordprocessingDrawing" xmlns:w10="urn:schemas-microsoft-com:office:word" xmlns:w="http://schemas.openxmlformats.org/wordprocessingml/2006/main" xmlns:w14="http://schemas.microsoft.com/office/word/2010/wordml" xmlns:w15="http://schemas.microsoft.com/office/word/2012/wordml" xmlns:w16cex="http://schemas.microsoft.com/office/word/2018/wordml/cex" xmlns:w16cid="http://schemas.microsoft.com/office/word/2016/wordml/cid" xmlns:w16="http://schemas.microsoft.com/office/word/2018/wordml" xmlns:w16du="http://schemas.microsoft.com/office/word/2023/wordml/word16du" xmlns:w16sdtdh="http://schemas.microsoft.com/office/word/2020/wordml/sdtdatahash" xmlns:w16sdtfl="http://schemas.microsoft.com/office/word/2024/wordml/sdtformatlock" xmlns:w16se="http://schemas.microsoft.com/office/word/2015/wordml/symex" xmlns:wpg="http://schemas.microsoft.com/office/word/2010/wordprocessingGroup" xmlns:wpi="http://schemas.microsoft.com/office/word/2010/wordprocessingInk" xmlns:wne="http://schemas.microsoft.com/office/word/2006/wordml" xmlns:wps="http://schemas.microsoft.com/office/word/2010/wordprocessingShape" mc:Ignorable="w14 w15 w16se w16cid w16 w16cex w16sdtdh w16sdtfl w16du wp14">
   <w:p>
     <w:pPr>
       <w:pStyle w:val="a5"/>
@@ -16357,7 +16557,7 @@
 </file>
 
 <file path=word/numbering.xml><?xml version="1.0" encoding="utf-8"?>
-<w:numbering xmlns:wpc="http://schemas.microsoft.com/office/word/2010/wordprocessingCanvas" xmlns:cx="http://schemas.microsoft.com/office/drawing/2014/chartex" xmlns:cx1="http://schemas.microsoft.com/office/drawing/2015/9/8/chartex" xmlns:cx2="http://schemas.microsoft.com/office/drawing/2015/10/21/chartex" xmlns:cx3="http://schemas.microsoft.com/office/drawing/2016/5/9/chartex" xmlns:cx4="http://schemas.microsoft.com/office/drawing/2016/5/10/chartex" xmlns:cx5="http://schemas.microsoft.com/office/drawing/2016/5/11/chartex" xmlns:cx6="http://schemas.microsoft.com/office/drawing/2016/5/12/chartex" xmlns:cx7="http://schemas.microsoft.com/office/drawing/2016/5/13/chartex" xmlns:cx8="http://schemas.microsoft.com/office/drawing/2016/5/14/chartex" xmlns:mc="http://schemas.openxmlformats.org/markup-compatibility/2006" xmlns:aink="http://schemas.microsoft.com/office/drawing/2016/ink" xmlns:am3d="http://schemas.microsoft.com/office/drawing/2017/model3d" xmlns:o="urn:schemas-microsoft-com:office:office" xmlns:r="http://schemas.openxmlformats.org/officeDocument/2006/relationships" xmlns:m="http://schemas.openxmlformats.org/officeDocument/2006/math" xmlns:v="urn:schemas-microsoft-com:vml" xmlns:wp14="http://schemas.microsoft.com/office/word/2010/wordprocessingDrawing" xmlns:wp="http://schemas.openxmlformats.org/drawingml/2006/wordprocessingDrawing" xmlns:w10="urn:schemas-microsoft-com:office:word" xmlns:w="http://schemas.openxmlformats.org/wordprocessingml/2006/main" xmlns:w14="http://schemas.microsoft.com/office/word/2010/wordml" xmlns:w15="http://schemas.microsoft.com/office/word/2012/wordml" xmlns:w16cex="http://schemas.microsoft.com/office/word/2018/wordml/cex" xmlns:w16cid="http://schemas.microsoft.com/office/word/2016/wordml/cid" xmlns:w16="http://schemas.microsoft.com/office/word/2018/wordml" xmlns:w16sdtdh="http://schemas.microsoft.com/office/word/2020/wordml/sdtdatahash" xmlns:w16se="http://schemas.microsoft.com/office/word/2015/wordml/symex" xmlns:wpg="http://schemas.microsoft.com/office/word/2010/wordprocessingGroup" xmlns:wpi="http://schemas.microsoft.com/office/word/2010/wordprocessingInk" xmlns:wne="http://schemas.microsoft.com/office/word/2006/wordml" xmlns:wps="http://schemas.microsoft.com/office/word/2010/wordprocessingShape" mc:Ignorable="w14 w15 w16se w16cid w16 w16cex w16sdtdh wp14">
+<w:numbering xmlns:wpc="http://schemas.microsoft.com/office/word/2010/wordprocessingCanvas" xmlns:cx="http://schemas.microsoft.com/office/drawing/2014/chartex" xmlns:cx1="http://schemas.microsoft.com/office/drawing/2015/9/8/chartex" xmlns:cx2="http://schemas.microsoft.com/office/drawing/2015/10/21/chartex" xmlns:cx3="http://schemas.microsoft.com/office/drawing/2016/5/9/chartex" xmlns:cx4="http://schemas.microsoft.com/office/drawing/2016/5/10/chartex" xmlns:cx5="http://schemas.microsoft.com/office/drawing/2016/5/11/chartex" xmlns:cx6="http://schemas.microsoft.com/office/drawing/2016/5/12/chartex" xmlns:cx7="http://schemas.microsoft.com/office/drawing/2016/5/13/chartex" xmlns:cx8="http://schemas.microsoft.com/office/drawing/2016/5/14/chartex" xmlns:mc="http://schemas.openxmlformats.org/markup-compatibility/2006" xmlns:aink="http://schemas.microsoft.com/office/drawing/2016/ink" xmlns:am3d="http://schemas.microsoft.com/office/drawing/2017/model3d" xmlns:o="urn:schemas-microsoft-com:office:office" xmlns:oel="http://schemas.microsoft.com/office/2019/extlst" xmlns:r="http://schemas.openxmlformats.org/officeDocument/2006/relationships" xmlns:m="http://schemas.openxmlformats.org/officeDocument/2006/math" xmlns:v="urn:schemas-microsoft-com:vml" xmlns:wp14="http://schemas.microsoft.com/office/word/2010/wordprocessingDrawing" xmlns:wp="http://schemas.openxmlformats.org/drawingml/2006/wordprocessingDrawing" xmlns:w10="urn:schemas-microsoft-com:office:word" xmlns:w="http://schemas.openxmlformats.org/wordprocessingml/2006/main" xmlns:w14="http://schemas.microsoft.com/office/word/2010/wordml" xmlns:w15="http://schemas.microsoft.com/office/word/2012/wordml" xmlns:w16cex="http://schemas.microsoft.com/office/word/2018/wordml/cex" xmlns:w16cid="http://schemas.microsoft.com/office/word/2016/wordml/cid" xmlns:w16="http://schemas.microsoft.com/office/word/2018/wordml" xmlns:w16du="http://schemas.microsoft.com/office/word/2023/wordml/word16du" xmlns:w16sdtdh="http://schemas.microsoft.com/office/word/2020/wordml/sdtdatahash" xmlns:w16sdtfl="http://schemas.microsoft.com/office/word/2024/wordml/sdtformatlock" xmlns:w16se="http://schemas.microsoft.com/office/word/2015/wordml/symex" xmlns:wpg="http://schemas.microsoft.com/office/word/2010/wordprocessingGroup" xmlns:wpi="http://schemas.microsoft.com/office/word/2010/wordprocessingInk" xmlns:wne="http://schemas.microsoft.com/office/word/2006/wordml" xmlns:wps="http://schemas.microsoft.com/office/word/2010/wordprocessingShape" mc:Ignorable="w14 w15 w16se w16cid w16 w16cex w16sdtdh w16sdtfl w16du wp14">
   <w:abstractNum w:abstractNumId="0" w15:restartNumberingAfterBreak="0">
     <w:nsid w:val="105A6F4A"/>
     <w:multiLevelType w:val="multilevel"/>
@@ -17429,41 +17629,41 @@
       </w:pPr>
     </w:lvl>
   </w:abstractNum>
-  <w:num w:numId="1">
+  <w:num w:numId="1" w16cid:durableId="1953241963">
     <w:abstractNumId w:val="4"/>
   </w:num>
-  <w:num w:numId="2">
+  <w:num w:numId="2" w16cid:durableId="2144039707">
     <w:abstractNumId w:val="5"/>
   </w:num>
-  <w:num w:numId="3">
+  <w:num w:numId="3" w16cid:durableId="1375547244">
     <w:abstractNumId w:val="4"/>
   </w:num>
-  <w:num w:numId="4">
+  <w:num w:numId="4" w16cid:durableId="563755095">
     <w:abstractNumId w:val="2"/>
   </w:num>
-  <w:num w:numId="5">
+  <w:num w:numId="5" w16cid:durableId="1801798031">
     <w:abstractNumId w:val="0"/>
   </w:num>
-  <w:num w:numId="6">
+  <w:num w:numId="6" w16cid:durableId="449252602">
     <w:abstractNumId w:val="1"/>
   </w:num>
-  <w:num w:numId="7">
+  <w:num w:numId="7" w16cid:durableId="99030890">
     <w:abstractNumId w:val="7"/>
   </w:num>
-  <w:num w:numId="8">
+  <w:num w:numId="8" w16cid:durableId="283073395">
     <w:abstractNumId w:val="6"/>
   </w:num>
-  <w:num w:numId="9">
+  <w:num w:numId="9" w16cid:durableId="1312758697">
     <w:abstractNumId w:val="3"/>
   </w:num>
-  <w:num w:numId="10">
+  <w:num w:numId="10" w16cid:durableId="1216501403">
     <w:abstractNumId w:val="8"/>
   </w:num>
 </w:numbering>
 </file>
 
 <file path=word/people.xml><?xml version="1.0" encoding="utf-8"?>
-<w15:people xmlns:wpc="http://schemas.microsoft.com/office/word/2010/wordprocessingCanvas" xmlns:cx="http://schemas.microsoft.com/office/drawing/2014/chartex" xmlns:cx1="http://schemas.microsoft.com/office/drawing/2015/9/8/chartex" xmlns:cx2="http://schemas.microsoft.com/office/drawing/2015/10/21/chartex" xmlns:cx3="http://schemas.microsoft.com/office/drawing/2016/5/9/chartex" xmlns:cx4="http://schemas.microsoft.com/office/drawing/2016/5/10/chartex" xmlns:cx5="http://schemas.microsoft.com/office/drawing/2016/5/11/chartex" xmlns:cx6="http://schemas.microsoft.com/office/drawing/2016/5/12/chartex" xmlns:cx7="http://schemas.microsoft.com/office/drawing/2016/5/13/chartex" xmlns:cx8="http://schemas.microsoft.com/office/drawing/2016/5/14/chartex" xmlns:mc="http://schemas.openxmlformats.org/markup-compatibility/2006" xmlns:aink="http://schemas.microsoft.com/office/drawing/2016/ink" xmlns:am3d="http://schemas.microsoft.com/office/drawing/2017/model3d" xmlns:o="urn:schemas-microsoft-com:office:office" xmlns:r="http://schemas.openxmlformats.org/officeDocument/2006/relationships" xmlns:m="http://schemas.openxmlformats.org/officeDocument/2006/math" xmlns:v="urn:schemas-microsoft-com:vml" xmlns:wp14="http://schemas.microsoft.com/office/word/2010/wordprocessingDrawing" xmlns:wp="http://schemas.openxmlformats.org/drawingml/2006/wordprocessingDrawing" xmlns:w10="urn:schemas-microsoft-com:office:word" xmlns:w="http://schemas.openxmlformats.org/wordprocessingml/2006/main" xmlns:w14="http://schemas.microsoft.com/office/word/2010/wordml" xmlns:w15="http://schemas.microsoft.com/office/word/2012/wordml" xmlns:w16cex="http://schemas.microsoft.com/office/word/2018/wordml/cex" xmlns:w16cid="http://schemas.microsoft.com/office/word/2016/wordml/cid" xmlns:w16="http://schemas.microsoft.com/office/word/2018/wordml" xmlns:w16sdtdh="http://schemas.microsoft.com/office/word/2020/wordml/sdtdatahash" xmlns:w16se="http://schemas.microsoft.com/office/word/2015/wordml/symex" xmlns:wpg="http://schemas.microsoft.com/office/word/2010/wordprocessingGroup" xmlns:wpi="http://schemas.microsoft.com/office/word/2010/wordprocessingInk" xmlns:wne="http://schemas.microsoft.com/office/word/2006/wordml" xmlns:wps="http://schemas.microsoft.com/office/word/2010/wordprocessingShape" mc:Ignorable="w14 w15 w16se w16cid w16 w16cex w16sdtdh wp14">
+<w15:people xmlns:wpc="http://schemas.microsoft.com/office/word/2010/wordprocessingCanvas" xmlns:cx="http://schemas.microsoft.com/office/drawing/2014/chartex" xmlns:cx1="http://schemas.microsoft.com/office/drawing/2015/9/8/chartex" xmlns:cx2="http://schemas.microsoft.com/office/drawing/2015/10/21/chartex" xmlns:cx3="http://schemas.microsoft.com/office/drawing/2016/5/9/chartex" xmlns:cx4="http://schemas.microsoft.com/office/drawing/2016/5/10/chartex" xmlns:cx5="http://schemas.microsoft.com/office/drawing/2016/5/11/chartex" xmlns:cx6="http://schemas.microsoft.com/office/drawing/2016/5/12/chartex" xmlns:cx7="http://schemas.microsoft.com/office/drawing/2016/5/13/chartex" xmlns:cx8="http://schemas.microsoft.com/office/drawing/2016/5/14/chartex" xmlns:mc="http://schemas.openxmlformats.org/markup-compatibility/2006" xmlns:aink="http://schemas.microsoft.com/office/drawing/2016/ink" xmlns:am3d="http://schemas.microsoft.com/office/drawing/2017/model3d" xmlns:o="urn:schemas-microsoft-com:office:office" xmlns:oel="http://schemas.microsoft.com/office/2019/extlst" xmlns:r="http://schemas.openxmlformats.org/officeDocument/2006/relationships" xmlns:m="http://schemas.openxmlformats.org/officeDocument/2006/math" xmlns:v="urn:schemas-microsoft-com:vml" xmlns:wp14="http://schemas.microsoft.com/office/word/2010/wordprocessingDrawing" xmlns:wp="http://schemas.openxmlformats.org/drawingml/2006/wordprocessingDrawing" xmlns:w10="urn:schemas-microsoft-com:office:word" xmlns:w="http://schemas.openxmlformats.org/wordprocessingml/2006/main" xmlns:w14="http://schemas.microsoft.com/office/word/2010/wordml" xmlns:w15="http://schemas.microsoft.com/office/word/2012/wordml" xmlns:w16cex="http://schemas.microsoft.com/office/word/2018/wordml/cex" xmlns:w16cid="http://schemas.microsoft.com/office/word/2016/wordml/cid" xmlns:w16="http://schemas.microsoft.com/office/word/2018/wordml" xmlns:w16du="http://schemas.microsoft.com/office/word/2023/wordml/word16du" xmlns:w16sdtdh="http://schemas.microsoft.com/office/word/2020/wordml/sdtdatahash" xmlns:w16sdtfl="http://schemas.microsoft.com/office/word/2024/wordml/sdtformatlock" xmlns:w16se="http://schemas.microsoft.com/office/word/2015/wordml/symex" xmlns:wpg="http://schemas.microsoft.com/office/word/2010/wordprocessingGroup" xmlns:wpi="http://schemas.microsoft.com/office/word/2010/wordprocessingInk" xmlns:wne="http://schemas.microsoft.com/office/word/2006/wordml" xmlns:wps="http://schemas.microsoft.com/office/word/2010/wordprocessingShape" mc:Ignorable="w14 w15 w16se w16cid w16 w16cex w16sdtdh w16sdtfl w16du wp14">
   <w15:person w15:author="阳 万">
     <w15:presenceInfo w15:providerId="Windows Live" w15:userId="cf685795c5b8302f"/>
   </w15:person>
@@ -17471,7 +17671,7 @@
 </file>
 
 <file path=word/styles.xml><?xml version="1.0" encoding="utf-8"?>
-<w:styles xmlns:mc="http://schemas.openxmlformats.org/markup-compatibility/2006" xmlns:r="http://schemas.openxmlformats.org/officeDocument/2006/relationships" xmlns:w="http://schemas.openxmlformats.org/wordprocessingml/2006/main" xmlns:w14="http://schemas.microsoft.com/office/word/2010/wordml" xmlns:w15="http://schemas.microsoft.com/office/word/2012/wordml" xmlns:w16cex="http://schemas.microsoft.com/office/word/2018/wordml/cex" xmlns:w16cid="http://schemas.microsoft.com/office/word/2016/wordml/cid" xmlns:w16="http://schemas.microsoft.com/office/word/2018/wordml" xmlns:w16sdtdh="http://schemas.microsoft.com/office/word/2020/wordml/sdtdatahash" xmlns:w16se="http://schemas.microsoft.com/office/word/2015/wordml/symex" mc:Ignorable="w14 w15 w16se w16cid w16 w16cex w16sdtdh">
+<w:styles xmlns:mc="http://schemas.openxmlformats.org/markup-compatibility/2006" xmlns:r="http://schemas.openxmlformats.org/officeDocument/2006/relationships" xmlns:w="http://schemas.openxmlformats.org/wordprocessingml/2006/main" xmlns:w14="http://schemas.microsoft.com/office/word/2010/wordml" xmlns:w15="http://schemas.microsoft.com/office/word/2012/wordml" xmlns:w16cex="http://schemas.microsoft.com/office/word/2018/wordml/cex" xmlns:w16cid="http://schemas.microsoft.com/office/word/2016/wordml/cid" xmlns:w16="http://schemas.microsoft.com/office/word/2018/wordml" xmlns:w16du="http://schemas.microsoft.com/office/word/2023/wordml/word16du" xmlns:w16sdtdh="http://schemas.microsoft.com/office/word/2020/wordml/sdtdatahash" xmlns:w16sdtfl="http://schemas.microsoft.com/office/word/2024/wordml/sdtformatlock" xmlns:w16se="http://schemas.microsoft.com/office/word/2015/wordml/symex" mc:Ignorable="w14 w15 w16se w16cid w16 w16cex w16sdtdh w16sdtfl w16du">
   <w:docDefaults>
     <w:rPrDefault>
       <w:rPr>
